--- a/Наработки/диздоки/Марокко/Марокко.docx
+++ b/Наработки/диздоки/Марокко/Марокко.docx
@@ -1,6 +1,6 @@
 
 <file path=word/document.xml><?xml version="1.0" encoding="utf-8"?>
-<w:document xmlns:wpc="http://schemas.microsoft.com/office/word/2010/wordprocessingCanvas" xmlns:cx="http://schemas.microsoft.com/office/drawing/2014/chartex" xmlns:cx1="http://schemas.microsoft.com/office/drawing/2015/9/8/chartex" xmlns:cx2="http://schemas.microsoft.com/office/drawing/2015/10/21/chartex" xmlns:cx3="http://schemas.microsoft.com/office/drawing/2016/5/9/chartex" xmlns:cx4="http://schemas.microsoft.com/office/drawing/2016/5/10/chartex" xmlns:cx5="http://schemas.microsoft.com/office/drawing/2016/5/11/chartex" xmlns:cx6="http://schemas.microsoft.com/office/drawing/2016/5/12/chartex" xmlns:cx7="http://schemas.microsoft.com/office/drawing/2016/5/13/chartex" xmlns:cx8="http://schemas.microsoft.com/office/drawing/2016/5/14/chartex" xmlns:mc="http://schemas.openxmlformats.org/markup-compatibility/2006" xmlns:aink="http://schemas.microsoft.com/office/drawing/2016/ink" xmlns:am3d="http://schemas.microsoft.com/office/drawing/2017/model3d" xmlns:o="urn:schemas-microsoft-com:office:office" xmlns:r="http://schemas.openxmlformats.org/officeDocument/2006/relationships" xmlns:m="http://schemas.openxmlformats.org/officeDocument/2006/math" xmlns:v="urn:schemas-microsoft-com:vml" xmlns:wp14="http://schemas.microsoft.com/office/word/2010/wordprocessingDrawing" xmlns:wp="http://schemas.openxmlformats.org/drawingml/2006/wordprocessingDrawing" xmlns:w10="urn:schemas-microsoft-com:office:word" xmlns:w="http://schemas.openxmlformats.org/wordprocessingml/2006/main" xmlns:w14="http://schemas.microsoft.com/office/word/2010/wordml" xmlns:w15="http://schemas.microsoft.com/office/word/2012/wordml" xmlns:w16cid="http://schemas.microsoft.com/office/word/2016/wordml/cid" xmlns:w16se="http://schemas.microsoft.com/office/word/2015/wordml/symex" xmlns:wpg="http://schemas.microsoft.com/office/word/2010/wordprocessingGroup" xmlns:wpi="http://schemas.microsoft.com/office/word/2010/wordprocessingInk" xmlns:wne="http://schemas.microsoft.com/office/word/2006/wordml" xmlns:wps="http://schemas.microsoft.com/office/word/2010/wordprocessingShape" mc:Ignorable="w14 w15 w16se w16cid wp14">
+<w:document xmlns:wpc="http://schemas.microsoft.com/office/word/2010/wordprocessingCanvas" xmlns:cx="http://schemas.microsoft.com/office/drawing/2014/chartex" xmlns:cx1="http://schemas.microsoft.com/office/drawing/2015/9/8/chartex" xmlns:cx2="http://schemas.microsoft.com/office/drawing/2015/10/21/chartex" xmlns:cx3="http://schemas.microsoft.com/office/drawing/2016/5/9/chartex" xmlns:cx4="http://schemas.microsoft.com/office/drawing/2016/5/10/chartex" xmlns:cx5="http://schemas.microsoft.com/office/drawing/2016/5/11/chartex" xmlns:cx6="http://schemas.microsoft.com/office/drawing/2016/5/12/chartex" xmlns:cx7="http://schemas.microsoft.com/office/drawing/2016/5/13/chartex" xmlns:cx8="http://schemas.microsoft.com/office/drawing/2016/5/14/chartex" xmlns:mc="http://schemas.openxmlformats.org/markup-compatibility/2006" xmlns:aink="http://schemas.microsoft.com/office/drawing/2016/ink" xmlns:am3d="http://schemas.microsoft.com/office/drawing/2017/model3d" xmlns:o="urn:schemas-microsoft-com:office:office" xmlns:r="http://schemas.openxmlformats.org/officeDocument/2006/relationships" xmlns:m="http://schemas.openxmlformats.org/officeDocument/2006/math" xmlns:v="urn:schemas-microsoft-com:vml" xmlns:wp14="http://schemas.microsoft.com/office/word/2010/wordprocessingDrawing" xmlns:wp="http://schemas.openxmlformats.org/drawingml/2006/wordprocessingDrawing" xmlns:w10="urn:schemas-microsoft-com:office:word" xmlns:w="http://schemas.openxmlformats.org/wordprocessingml/2006/main" xmlns:w14="http://schemas.microsoft.com/office/word/2010/wordml" xmlns:w15="http://schemas.microsoft.com/office/word/2012/wordml" xmlns:w16cex="http://schemas.microsoft.com/office/word/2018/wordml/cex" xmlns:w16cid="http://schemas.microsoft.com/office/word/2016/wordml/cid" xmlns:w16="http://schemas.microsoft.com/office/word/2018/wordml" xmlns:w16se="http://schemas.microsoft.com/office/word/2015/wordml/symex" xmlns:wpg="http://schemas.microsoft.com/office/word/2010/wordprocessingGroup" xmlns:wpi="http://schemas.microsoft.com/office/word/2010/wordprocessingInk" xmlns:wne="http://schemas.microsoft.com/office/word/2006/wordml" xmlns:wps="http://schemas.microsoft.com/office/word/2010/wordprocessingShape" mc:Ignorable="w14 w15 w16se w16cid w16 w16cex wp14">
   <w:body>
     <w:p>
       <w:pPr>
@@ -266,17 +266,39 @@
           <w:szCs w:val="24"/>
           <w:lang w:eastAsia="ru-RU"/>
         </w:rPr>
-        <w:t>Алауйты</w:t>
+        <w:t>Алау</w:t>
+      </w:r>
+      <w:r>
+        <w:rPr>
+          <w:rFonts w:ascii="Times New Roman" w:eastAsia="Times New Roman" w:hAnsi="Times New Roman" w:cs="Times New Roman"/>
+          <w:color w:val="000000"/>
+          <w:sz w:val="24"/>
+          <w:szCs w:val="24"/>
+          <w:lang w:eastAsia="ru-RU"/>
+        </w:rPr>
+        <w:t>и</w:t>
+      </w:r>
+      <w:r>
+        <w:rPr>
+          <w:rFonts w:ascii="Times New Roman" w:eastAsia="Times New Roman" w:hAnsi="Times New Roman" w:cs="Times New Roman"/>
+          <w:color w:val="000000"/>
+          <w:sz w:val="24"/>
+          <w:szCs w:val="24"/>
+          <w:lang w:eastAsia="ru-RU"/>
+        </w:rPr>
+        <w:t>т</w:t>
+      </w:r>
+      <w:r>
+        <w:rPr>
+          <w:rFonts w:ascii="Times New Roman" w:eastAsia="Times New Roman" w:hAnsi="Times New Roman" w:cs="Times New Roman"/>
+          <w:color w:val="000000"/>
+          <w:sz w:val="24"/>
+          <w:szCs w:val="24"/>
+          <w:lang w:eastAsia="ru-RU"/>
+        </w:rPr>
+        <w:t>ов</w:t>
       </w:r>
       <w:proofErr w:type="spellEnd"/>
-      <w:r>
-        <w:rPr>
-          <w:rFonts w:ascii="Times New Roman" w:hAnsi="Times New Roman" w:cs="Times New Roman"/>
-          <w:sz w:val="24"/>
-          <w:szCs w:val="24"/>
-        </w:rPr>
-        <w:t xml:space="preserve"> </w:t>
-      </w:r>
     </w:p>
     <w:p>
       <w:pPr>
@@ -326,6 +348,23 @@
           <w:szCs w:val="24"/>
         </w:rPr>
         <w:t>40% монархии, 30% авторитаризма, 20% демократии, 10% коммунизма</w:t>
+      </w:r>
+    </w:p>
+    <w:p>
+      <w:pPr>
+        <w:rPr>
+          <w:rFonts w:ascii="Times New Roman" w:hAnsi="Times New Roman" w:cs="Times New Roman"/>
+          <w:sz w:val="24"/>
+          <w:szCs w:val="24"/>
+        </w:rPr>
+      </w:pPr>
+      <w:r>
+        <w:rPr>
+          <w:rFonts w:ascii="Times New Roman" w:hAnsi="Times New Roman" w:cs="Times New Roman"/>
+          <w:sz w:val="24"/>
+          <w:szCs w:val="24"/>
+        </w:rPr>
+        <w:t xml:space="preserve">Марокко имеет статус марионетки </w:t>
       </w:r>
     </w:p>
     <w:p>
@@ -544,29 +583,7 @@
           <w:szCs w:val="24"/>
           <w:lang w:eastAsia="ru-RU"/>
         </w:rPr>
-        <w:t xml:space="preserve">. Также в рамках этой политики закрывались коранические и арабские школы. При этом власти ничего не делали, чтобы открыть взамен </w:t>
-      </w:r>
-      <w:proofErr w:type="spellStart"/>
-      <w:r>
-        <w:rPr>
-          <w:rFonts w:ascii="Times New Roman" w:eastAsia="Times New Roman" w:hAnsi="Times New Roman" w:cs="Times New Roman"/>
-          <w:color w:val="000000"/>
-          <w:sz w:val="24"/>
-          <w:szCs w:val="24"/>
-          <w:lang w:eastAsia="ru-RU"/>
-        </w:rPr>
-        <w:t>пих</w:t>
-      </w:r>
-      <w:proofErr w:type="spellEnd"/>
-      <w:r>
-        <w:rPr>
-          <w:rFonts w:ascii="Times New Roman" w:eastAsia="Times New Roman" w:hAnsi="Times New Roman" w:cs="Times New Roman"/>
-          <w:color w:val="000000"/>
-          <w:sz w:val="24"/>
-          <w:szCs w:val="24"/>
-          <w:lang w:eastAsia="ru-RU"/>
-        </w:rPr>
-        <w:t xml:space="preserve"> французские. В результате к 1936 г. школы посещали не более 2% детей) </w:t>
+        <w:t xml:space="preserve">. Также в рамках этой политики закрывались коранические и арабские школы. При этом власти ничего не делали, чтобы открыть взамен пих французские. В результате к 1936 г. школы посещали не более 2% детей) </w:t>
       </w:r>
       <w:r>
         <w:rPr>
@@ -618,7 +635,19 @@
           <w:szCs w:val="24"/>
           <w:shd w:val="clear" w:color="auto" w:fill="FFFFFF"/>
         </w:rPr>
-        <w:t>Борьба за национальную независимость в Марокко началась в конце 19 в. после создания в стране первых политических партий. В начале 20 в. в стране действовали: Организация за независимость Алжира, Марокко и Туниса) Атака на национальной территории + 5%, акклиматизация в жару +10%, стабильность -5%</w:t>
+        <w:t xml:space="preserve">Борьба за национальную независимость в Марокко началась в конце 19 в. после создания в стране первых политических партий. В начале 20 в. в стране действовали: Организация за независимость Алжира, </w:t>
+      </w:r>
+      <w:r>
+        <w:rPr>
+          <w:rFonts w:ascii="Times New Roman" w:hAnsi="Times New Roman" w:cs="Times New Roman"/>
+          <w:color w:val="000000"/>
+          <w:spacing w:val="4"/>
+          <w:sz w:val="24"/>
+          <w:szCs w:val="24"/>
+          <w:shd w:val="clear" w:color="auto" w:fill="FFFFFF"/>
+        </w:rPr>
+        <w:lastRenderedPageBreak/>
+        <w:t>Марокко и Туниса) Атака на национальной территории + 5%, акклиматизация в жару +10%, стабильность -5%</w:t>
       </w:r>
     </w:p>
     <w:p>
@@ -643,7 +672,6 @@
           <w:sz w:val="24"/>
           <w:szCs w:val="24"/>
         </w:rPr>
-        <w:lastRenderedPageBreak/>
         <w:t xml:space="preserve">Призрак </w:t>
       </w:r>
       <w:proofErr w:type="spellStart"/>
@@ -909,6 +937,22 @@
         </w:rPr>
         <w:t xml:space="preserve">) Прирост политической власти – 0,4 за ход, 30% Фабрик (Гражданских всегда </w:t>
       </w:r>
+      <w:r>
+        <w:rPr>
+          <w:rFonts w:ascii="Times New Roman" w:hAnsi="Times New Roman" w:cs="Times New Roman"/>
+          <w:sz w:val="24"/>
+          <w:szCs w:val="24"/>
+        </w:rPr>
+        <w:t>принадлежат</w:t>
+      </w:r>
+      <w:r>
+        <w:rPr>
+          <w:rFonts w:ascii="Times New Roman" w:hAnsi="Times New Roman" w:cs="Times New Roman"/>
+          <w:sz w:val="24"/>
+          <w:szCs w:val="24"/>
+        </w:rPr>
+        <w:t xml:space="preserve"> Франции, но не меньше 1). </w:t>
+      </w:r>
       <w:proofErr w:type="spellStart"/>
       <w:r>
         <w:rPr>
@@ -916,7 +960,7 @@
           <w:sz w:val="24"/>
           <w:szCs w:val="24"/>
         </w:rPr>
-        <w:t>пренадлежат</w:t>
+        <w:t>Тултип</w:t>
       </w:r>
       <w:proofErr w:type="spellEnd"/>
       <w:r>
@@ -925,36 +969,16 @@
           <w:sz w:val="24"/>
           <w:szCs w:val="24"/>
         </w:rPr>
-        <w:t xml:space="preserve"> Франции, но не меньше 1). </w:t>
-      </w:r>
-      <w:proofErr w:type="spellStart"/>
-      <w:r>
-        <w:rPr>
-          <w:rFonts w:ascii="Times New Roman" w:hAnsi="Times New Roman" w:cs="Times New Roman"/>
-          <w:sz w:val="24"/>
-          <w:szCs w:val="24"/>
-        </w:rPr>
-        <w:t>Тултип</w:t>
-      </w:r>
-      <w:proofErr w:type="spellEnd"/>
-      <w:r>
-        <w:rPr>
-          <w:rFonts w:ascii="Times New Roman" w:hAnsi="Times New Roman" w:cs="Times New Roman"/>
-          <w:sz w:val="24"/>
-          <w:szCs w:val="24"/>
-        </w:rPr>
         <w:t xml:space="preserve"> (Красным) </w:t>
       </w:r>
-      <w:proofErr w:type="gramStart"/>
-      <w:r>
-        <w:rPr>
-          <w:rFonts w:ascii="Times New Roman" w:hAnsi="Times New Roman" w:cs="Times New Roman"/>
-          <w:sz w:val="24"/>
-          <w:szCs w:val="24"/>
-        </w:rPr>
-        <w:t>пропадет</w:t>
-      </w:r>
-      <w:proofErr w:type="gramEnd"/>
+      <w:r>
+        <w:rPr>
+          <w:rFonts w:ascii="Times New Roman" w:hAnsi="Times New Roman" w:cs="Times New Roman"/>
+          <w:sz w:val="24"/>
+          <w:szCs w:val="24"/>
+        </w:rPr>
+        <w:t>пропадет,</w:t>
+      </w:r>
       <w:r>
         <w:rPr>
           <w:rFonts w:ascii="Times New Roman" w:hAnsi="Times New Roman" w:cs="Times New Roman"/>
@@ -1188,7 +1212,7 @@
           <w:sz w:val="24"/>
           <w:szCs w:val="24"/>
         </w:rPr>
-        <w:t xml:space="preserve">Со старта будет отображаться правителем лидер монархии, монархи будет правящей силой, но </w:t>
+        <w:t xml:space="preserve">Со старта будет отображаться правителем лидер монархии, монархи будет правящей силой, </w:t>
       </w:r>
       <w:proofErr w:type="gramStart"/>
       <w:r>
@@ -1197,7 +1221,7 @@
           <w:sz w:val="24"/>
           <w:szCs w:val="24"/>
         </w:rPr>
-        <w:t>так же</w:t>
+        <w:t>но так же как</w:t>
       </w:r>
       <w:proofErr w:type="gramEnd"/>
       <w:r>
@@ -1206,7 +1230,41 @@
           <w:sz w:val="24"/>
           <w:szCs w:val="24"/>
         </w:rPr>
-        <w:t xml:space="preserve"> как в Манчжурии будет кнопка переключения на лидера авторитаризма.</w:t>
+        <w:t xml:space="preserve"> в Манчжурии будет кнопка переключения на лидера авторитаризма</w:t>
+      </w:r>
+      <w:r>
+        <w:rPr>
+          <w:rFonts w:ascii="Times New Roman" w:hAnsi="Times New Roman" w:cs="Times New Roman"/>
+          <w:sz w:val="24"/>
+          <w:szCs w:val="24"/>
+        </w:rPr>
+        <w:t xml:space="preserve">, чьи </w:t>
+      </w:r>
+      <w:proofErr w:type="spellStart"/>
+      <w:r>
+        <w:rPr>
+          <w:rFonts w:ascii="Times New Roman" w:hAnsi="Times New Roman" w:cs="Times New Roman"/>
+          <w:sz w:val="24"/>
+          <w:szCs w:val="24"/>
+        </w:rPr>
+        <w:t>трейты</w:t>
+      </w:r>
+      <w:proofErr w:type="spellEnd"/>
+      <w:r>
+        <w:rPr>
+          <w:rFonts w:ascii="Times New Roman" w:hAnsi="Times New Roman" w:cs="Times New Roman"/>
+          <w:sz w:val="24"/>
+          <w:szCs w:val="24"/>
+        </w:rPr>
+        <w:t xml:space="preserve"> так же будут работать на государство</w:t>
+      </w:r>
+      <w:r>
+        <w:rPr>
+          <w:rFonts w:ascii="Times New Roman" w:hAnsi="Times New Roman" w:cs="Times New Roman"/>
+          <w:sz w:val="24"/>
+          <w:szCs w:val="24"/>
+        </w:rPr>
+        <w:t>.</w:t>
       </w:r>
     </w:p>
     <w:p>
@@ -1223,7 +1281,15 @@
           <w:sz w:val="24"/>
           <w:szCs w:val="24"/>
         </w:rPr>
-        <w:t>Правитель при авторитаризме и протекторате</w:t>
+        <w:t xml:space="preserve">Правитель при авторитаризме и </w:t>
+      </w:r>
+      <w:r>
+        <w:rPr>
+          <w:rFonts w:ascii="Times New Roman" w:hAnsi="Times New Roman" w:cs="Times New Roman"/>
+          <w:sz w:val="24"/>
+          <w:szCs w:val="24"/>
+        </w:rPr>
+        <w:t>статусе субъекта</w:t>
       </w:r>
       <w:r>
         <w:rPr>
@@ -1250,6 +1316,7 @@
           <w:sz w:val="24"/>
           <w:szCs w:val="24"/>
         </w:rPr>
+        <w:lastRenderedPageBreak/>
         <w:t>Правитель со старта</w:t>
       </w:r>
       <w:r>
@@ -1381,16 +1448,7 @@
           <w:sz w:val="24"/>
           <w:szCs w:val="24"/>
         </w:rPr>
-        <w:t xml:space="preserve"> – французский дипломат, а не военный, тем не менее, ему доверили столь важный пост. Свою карьеру он начал в Бангкоке, после стал посланником при правительстве Сиама. С </w:t>
-      </w:r>
-      <w:r>
-        <w:rPr>
-          <w:rFonts w:ascii="Times New Roman" w:hAnsi="Times New Roman" w:cs="Times New Roman"/>
-          <w:sz w:val="24"/>
-          <w:szCs w:val="24"/>
-        </w:rPr>
-        <w:lastRenderedPageBreak/>
-        <w:t xml:space="preserve">1926 по 1933 год, он занимал пост Верховного комиссара мандата Лиги Наций по Сирии и Ливану, где полностью поддерживал Французскую власть, игнорируя требования местных повстанцев. Покинув этот пост, с 14 сентября 1933 года, </w:t>
+        <w:t xml:space="preserve"> – французский дипломат, а не военный, тем не менее, ему доверили столь важный пост. Свою карьеру он начал в Бангкоке, после стал посланником при правительстве Сиама. С 1926 по 1933 год, он занимал пост Верховного комиссара мандата Лиги Наций по Сирии и Ливану, где полностью поддерживал Французскую власть, игнорируя требования местных повстанцев. Покинув этот пост, с 14 сентября 1933 года, </w:t>
       </w:r>
       <w:proofErr w:type="spellStart"/>
       <w:r>
@@ -1570,25 +1628,7 @@
           <w:sz w:val="24"/>
           <w:szCs w:val="24"/>
         </w:rPr>
-        <w:t xml:space="preserve"> Имеющий докторскую степень по праву, и отслужив военную службу, Марсель сдал конкурсный экзамен в Министерство колоний, после чего получил своё первое назначение на Таити в качестве начальника штаба губернатора. </w:t>
-      </w:r>
-      <w:proofErr w:type="gramStart"/>
-      <w:r>
-        <w:rPr>
-          <w:rFonts w:ascii="Times New Roman" w:hAnsi="Times New Roman" w:cs="Times New Roman"/>
-          <w:sz w:val="24"/>
-          <w:szCs w:val="24"/>
-        </w:rPr>
-        <w:t>Во время</w:t>
-      </w:r>
-      <w:proofErr w:type="gramEnd"/>
-      <w:r>
-        <w:rPr>
-          <w:rFonts w:ascii="Times New Roman" w:hAnsi="Times New Roman" w:cs="Times New Roman"/>
-          <w:sz w:val="24"/>
-          <w:szCs w:val="24"/>
-        </w:rPr>
-        <w:t xml:space="preserve"> первое мировой, он успел получить ранение и послужить на Дарданеллах, после чего успел послужить в ряде колониальных владений Северной Африке, пока его не назначили генерал-резидентом в Марокко.</w:t>
+        <w:t xml:space="preserve"> Имеющий докторскую степень по праву, и отслужив военную службу, Марсель сдал конкурсный экзамен в Министерство колоний, после чего получил своё первое назначение на Таити в качестве начальника штаба губернатора. Во время первое мировой, он успел получить ранение и послужить на Дарданеллах, после чего успел послужить в ряде колониальных владений Северной Африке, пока его не назначили генерал-резидентом в Марокко.</w:t>
       </w:r>
       <w:r>
         <w:rPr>
@@ -3026,6 +3066,7 @@
           <w:sz w:val="24"/>
           <w:szCs w:val="24"/>
         </w:rPr>
+        <w:lastRenderedPageBreak/>
         <w:t>Маати</w:t>
       </w:r>
       <w:proofErr w:type="spellEnd"/>
@@ -3125,7 +3166,6 @@
           <w:sz w:val="24"/>
           <w:szCs w:val="24"/>
         </w:rPr>
-        <w:lastRenderedPageBreak/>
         <w:t xml:space="preserve">Али </w:t>
       </w:r>
       <w:proofErr w:type="spellStart"/>
@@ -3655,29 +3695,7 @@
           <w:szCs w:val="24"/>
           <w:shd w:val="clear" w:color="auto" w:fill="FFFFFF"/>
         </w:rPr>
-        <w:t xml:space="preserve"> Эль-</w:t>
-      </w:r>
-      <w:proofErr w:type="spellStart"/>
-      <w:r>
-        <w:rPr>
-          <w:rFonts w:ascii="Times New Roman" w:hAnsi="Times New Roman" w:cs="Times New Roman"/>
-          <w:color w:val="4D4D4D"/>
-          <w:sz w:val="24"/>
-          <w:szCs w:val="24"/>
-          <w:shd w:val="clear" w:color="auto" w:fill="FFFFFF"/>
-        </w:rPr>
-        <w:t>Хашем</w:t>
-      </w:r>
-      <w:proofErr w:type="spellEnd"/>
-      <w:r>
-        <w:rPr>
-          <w:rFonts w:ascii="Times New Roman" w:hAnsi="Times New Roman" w:cs="Times New Roman"/>
-          <w:color w:val="4D4D4D"/>
-          <w:sz w:val="24"/>
-          <w:szCs w:val="24"/>
-          <w:shd w:val="clear" w:color="auto" w:fill="FFFFFF"/>
-        </w:rPr>
-        <w:t xml:space="preserve"> (</w:t>
+        <w:t xml:space="preserve"> Эль-Хашем (</w:t>
       </w:r>
       <w:proofErr w:type="spellStart"/>
       <w:r>
@@ -4140,29 +4158,7 @@
           <w:szCs w:val="24"/>
           <w:shd w:val="clear" w:color="auto" w:fill="FFFFFF"/>
         </w:rPr>
-        <w:t xml:space="preserve">Чарльз Альфред Парой </w:t>
-      </w:r>
-      <w:proofErr w:type="spellStart"/>
-      <w:r>
-        <w:rPr>
-          <w:rFonts w:ascii="Times New Roman" w:hAnsi="Times New Roman" w:cs="Times New Roman"/>
-          <w:color w:val="202122"/>
-          <w:sz w:val="24"/>
-          <w:szCs w:val="24"/>
-          <w:shd w:val="clear" w:color="auto" w:fill="FFFFFF"/>
-        </w:rPr>
-        <w:t>Гардинер</w:t>
-      </w:r>
-      <w:proofErr w:type="spellEnd"/>
-      <w:r>
-        <w:rPr>
-          <w:rFonts w:ascii="Times New Roman" w:hAnsi="Times New Roman" w:cs="Times New Roman"/>
-          <w:color w:val="202122"/>
-          <w:sz w:val="24"/>
-          <w:szCs w:val="24"/>
-          <w:shd w:val="clear" w:color="auto" w:fill="FFFFFF"/>
-        </w:rPr>
-        <w:t xml:space="preserve"> (</w:t>
+        <w:t>Чарльз Альфред Парой Гардинер (</w:t>
       </w:r>
       <w:r>
         <w:rPr>
@@ -4308,29 +4304,7 @@
           <w:szCs w:val="24"/>
           <w:shd w:val="clear" w:color="auto" w:fill="F3F3F3"/>
         </w:rPr>
-        <w:t xml:space="preserve"> Огюстен </w:t>
-      </w:r>
-      <w:proofErr w:type="spellStart"/>
-      <w:r>
-        <w:rPr>
-          <w:rFonts w:ascii="Times New Roman" w:hAnsi="Times New Roman" w:cs="Times New Roman"/>
-          <w:color w:val="202122"/>
-          <w:sz w:val="24"/>
-          <w:szCs w:val="24"/>
-          <w:shd w:val="clear" w:color="auto" w:fill="F3F3F3"/>
-        </w:rPr>
-        <w:t>Гийом</w:t>
-      </w:r>
-      <w:proofErr w:type="spellEnd"/>
-      <w:r>
-        <w:rPr>
-          <w:rFonts w:ascii="Times New Roman" w:hAnsi="Times New Roman" w:cs="Times New Roman"/>
-          <w:color w:val="202122"/>
-          <w:sz w:val="24"/>
-          <w:szCs w:val="24"/>
-          <w:shd w:val="clear" w:color="auto" w:fill="F3F3F3"/>
-        </w:rPr>
-        <w:t xml:space="preserve"> (</w:t>
+        <w:t xml:space="preserve"> Огюстен Гийом (</w:t>
       </w:r>
       <w:proofErr w:type="spellStart"/>
       <w:r>
@@ -4874,18 +4848,8 @@
           <w:sz w:val="24"/>
           <w:szCs w:val="24"/>
         </w:rPr>
-        <w:t xml:space="preserve"> </w:t>
-      </w:r>
-      <w:proofErr w:type="spellStart"/>
-      <w:r>
-        <w:rPr>
-          <w:rFonts w:ascii="Times New Roman" w:hAnsi="Times New Roman" w:cs="Times New Roman"/>
-          <w:sz w:val="24"/>
-          <w:szCs w:val="24"/>
-        </w:rPr>
-        <w:t>Мулен</w:t>
-      </w:r>
-      <w:proofErr w:type="spellEnd"/>
+        <w:t xml:space="preserve"> Мулен</w:t>
+      </w:r>
       <w:r>
         <w:rPr>
           <w:rFonts w:ascii="Times New Roman" w:hAnsi="Times New Roman" w:cs="Times New Roman"/>
@@ -5175,6 +5139,7 @@
           <w:sz w:val="24"/>
           <w:szCs w:val="24"/>
         </w:rPr>
+        <w:lastRenderedPageBreak/>
         <w:t xml:space="preserve">1. </w:t>
       </w:r>
       <w:r>
@@ -5266,7 +5231,6 @@
           <w:sz w:val="24"/>
           <w:szCs w:val="24"/>
         </w:rPr>
-        <w:lastRenderedPageBreak/>
         <w:t xml:space="preserve">2. </w:t>
       </w:r>
       <w:r>
@@ -5636,7 +5600,23 @@
           <w:sz w:val="24"/>
           <w:szCs w:val="24"/>
         </w:rPr>
-        <w:t xml:space="preserve"> власть оказалась разделенной между султаном и генеральным резидентом. Последний ничего не мог сделать без согласия султана, а тот, в свою очередь, также ничего не мог предпринять без санкции резидента. Недоставленное таким образом султану право вето было, по сути дела, главным элементом марокканского суверенитета. Подобная двойственность делала крайне затруднительным однозначное толкование понятия протектората. Но несмотря даже на такой относительно мягкий вариант толкования понятия протекторат</w:t>
+        <w:t xml:space="preserve"> власть оказалась разделенной между султаном и генеральным резидентом. Последний ничего не мо</w:t>
+      </w:r>
+      <w:r>
+        <w:rPr>
+          <w:rFonts w:ascii="Times New Roman" w:hAnsi="Times New Roman" w:cs="Times New Roman"/>
+          <w:sz w:val="24"/>
+          <w:szCs w:val="24"/>
+        </w:rPr>
+        <w:t>жет</w:t>
+      </w:r>
+      <w:r>
+        <w:rPr>
+          <w:rFonts w:ascii="Times New Roman" w:hAnsi="Times New Roman" w:cs="Times New Roman"/>
+          <w:sz w:val="24"/>
+          <w:szCs w:val="24"/>
+        </w:rPr>
+        <w:t xml:space="preserve"> сделать без согласия султана, а тот, в свою очередь, также ничего не мог предпринять без санкции резидента. Недоставленное таким образом султану право вето было, по сути дела, главным элементом марокканского суверенитета. Подобная двойственность делала крайне затруднительным однозначное толкование понятия протектората. Но несмотря даже на такой относительно мягкий вариант толкования понятия протекторат</w:t>
       </w:r>
       <w:r>
         <w:rPr>
@@ -5685,7 +5665,24 @@
           <w:sz w:val="24"/>
           <w:szCs w:val="24"/>
         </w:rPr>
-        <w:t>Будут доступны вехи:</w:t>
+        <w:t xml:space="preserve">Будет сторона Мухаммеда </w:t>
+      </w:r>
+      <w:r>
+        <w:rPr>
+          <w:rFonts w:ascii="Times New Roman" w:hAnsi="Times New Roman" w:cs="Times New Roman"/>
+          <w:sz w:val="24"/>
+          <w:szCs w:val="24"/>
+          <w:lang w:val="en-US"/>
+        </w:rPr>
+        <w:t>V</w:t>
+      </w:r>
+      <w:r>
+        <w:rPr>
+          <w:rFonts w:ascii="Times New Roman" w:hAnsi="Times New Roman" w:cs="Times New Roman"/>
+          <w:sz w:val="24"/>
+          <w:szCs w:val="24"/>
+        </w:rPr>
+        <w:t xml:space="preserve"> и генерал-резидента. Изначально баланс сил будет на 50% в сторону генерал-резидента.</w:t>
       </w:r>
     </w:p>
     <w:p>
@@ -5702,6 +5699,23 @@
           <w:sz w:val="24"/>
           <w:szCs w:val="24"/>
         </w:rPr>
+        <w:t>Будут доступны вехи:</w:t>
+      </w:r>
+    </w:p>
+    <w:p>
+      <w:pPr>
+        <w:rPr>
+          <w:rFonts w:ascii="Times New Roman" w:hAnsi="Times New Roman" w:cs="Times New Roman"/>
+          <w:sz w:val="24"/>
+          <w:szCs w:val="24"/>
+        </w:rPr>
+      </w:pPr>
+      <w:r>
+        <w:rPr>
+          <w:rFonts w:ascii="Times New Roman" w:hAnsi="Times New Roman" w:cs="Times New Roman"/>
+          <w:sz w:val="24"/>
+          <w:szCs w:val="24"/>
+        </w:rPr>
         <w:t xml:space="preserve">Эффект при 100% на стороне </w:t>
       </w:r>
       <w:r>
@@ -5710,1603 +5724,7317 @@
           <w:sz w:val="24"/>
           <w:szCs w:val="24"/>
         </w:rPr>
-        <w:t>Мухам</w:t>
-      </w:r>
+        <w:t xml:space="preserve">Мухаммеда </w:t>
+      </w:r>
+      <w:r>
+        <w:rPr>
+          <w:rFonts w:ascii="Times New Roman" w:hAnsi="Times New Roman" w:cs="Times New Roman"/>
+          <w:sz w:val="24"/>
+          <w:szCs w:val="24"/>
+          <w:lang w:val="en-US"/>
+        </w:rPr>
+        <w:t>V</w:t>
+      </w:r>
+      <w:r>
+        <w:rPr>
+          <w:rFonts w:ascii="Times New Roman" w:hAnsi="Times New Roman" w:cs="Times New Roman"/>
+          <w:sz w:val="24"/>
+          <w:szCs w:val="24"/>
+        </w:rPr>
+        <w:t>:</w:t>
+      </w:r>
+      <w:r>
+        <w:rPr>
+          <w:rFonts w:ascii="Times New Roman" w:hAnsi="Times New Roman" w:cs="Times New Roman"/>
+          <w:sz w:val="24"/>
+          <w:szCs w:val="24"/>
+        </w:rPr>
+        <w:t xml:space="preserve"> +1 прирост автономии</w:t>
+      </w:r>
+      <w:r>
+        <w:rPr>
+          <w:rFonts w:ascii="Times New Roman" w:hAnsi="Times New Roman" w:cs="Times New Roman"/>
+          <w:sz w:val="24"/>
+          <w:szCs w:val="24"/>
+        </w:rPr>
+        <w:t>. Име</w:t>
+      </w:r>
+      <w:r>
+        <w:rPr>
+          <w:rFonts w:ascii="Times New Roman" w:hAnsi="Times New Roman" w:cs="Times New Roman"/>
+          <w:sz w:val="24"/>
+          <w:szCs w:val="24"/>
+        </w:rPr>
+        <w:t>я</w:t>
+      </w:r>
+      <w:r>
+        <w:rPr>
+          <w:rFonts w:ascii="Times New Roman" w:hAnsi="Times New Roman" w:cs="Times New Roman"/>
+          <w:sz w:val="24"/>
+          <w:szCs w:val="24"/>
+        </w:rPr>
+        <w:t xml:space="preserve"> все </w:t>
+      </w:r>
+      <w:proofErr w:type="spellStart"/>
+      <w:r>
+        <w:rPr>
+          <w:rFonts w:ascii="Times New Roman" w:hAnsi="Times New Roman" w:cs="Times New Roman"/>
+          <w:sz w:val="24"/>
+          <w:szCs w:val="24"/>
+        </w:rPr>
+        <w:t>тултипы</w:t>
+      </w:r>
+      <w:proofErr w:type="spellEnd"/>
+      <w:r>
+        <w:rPr>
+          <w:rFonts w:ascii="Times New Roman" w:hAnsi="Times New Roman" w:cs="Times New Roman"/>
+          <w:sz w:val="24"/>
+          <w:szCs w:val="24"/>
+        </w:rPr>
+        <w:t xml:space="preserve"> </w:t>
+      </w:r>
+      <w:r>
+        <w:rPr>
+          <w:rFonts w:ascii="Times New Roman" w:hAnsi="Times New Roman" w:cs="Times New Roman"/>
+          <w:sz w:val="24"/>
+          <w:szCs w:val="24"/>
+        </w:rPr>
+        <w:t>власти</w:t>
+      </w:r>
+      <w:r>
+        <w:rPr>
+          <w:rFonts w:ascii="Times New Roman" w:hAnsi="Times New Roman" w:cs="Times New Roman"/>
+          <w:sz w:val="24"/>
+          <w:szCs w:val="24"/>
+        </w:rPr>
+        <w:t xml:space="preserve"> короля, достижение 100% открывает доступ к получению свободы</w:t>
+      </w:r>
+      <w:r>
+        <w:rPr>
+          <w:rFonts w:ascii="Times New Roman" w:hAnsi="Times New Roman" w:cs="Times New Roman"/>
+          <w:sz w:val="24"/>
+          <w:szCs w:val="24"/>
+        </w:rPr>
+        <w:t>.</w:t>
+      </w:r>
+    </w:p>
+    <w:p>
+      <w:pPr>
+        <w:rPr>
+          <w:rFonts w:ascii="Times New Roman" w:hAnsi="Times New Roman" w:cs="Times New Roman"/>
+          <w:sz w:val="24"/>
+          <w:szCs w:val="24"/>
+        </w:rPr>
+      </w:pPr>
+      <w:r>
+        <w:rPr>
+          <w:rFonts w:ascii="Times New Roman" w:hAnsi="Times New Roman" w:cs="Times New Roman"/>
+          <w:sz w:val="24"/>
+          <w:szCs w:val="24"/>
+        </w:rPr>
+        <w:t xml:space="preserve">Эффект при </w:t>
+      </w:r>
+      <w:r>
+        <w:rPr>
+          <w:rFonts w:ascii="Times New Roman" w:hAnsi="Times New Roman" w:cs="Times New Roman"/>
+          <w:sz w:val="24"/>
+          <w:szCs w:val="24"/>
+        </w:rPr>
+        <w:t>75</w:t>
+      </w:r>
+      <w:r>
+        <w:rPr>
+          <w:rFonts w:ascii="Times New Roman" w:hAnsi="Times New Roman" w:cs="Times New Roman"/>
+          <w:sz w:val="24"/>
+          <w:szCs w:val="24"/>
+        </w:rPr>
+        <w:t>% в сторону</w:t>
+      </w:r>
+      <w:r>
+        <w:rPr>
+          <w:rFonts w:ascii="Times New Roman" w:hAnsi="Times New Roman" w:cs="Times New Roman"/>
+          <w:sz w:val="24"/>
+          <w:szCs w:val="24"/>
+        </w:rPr>
+        <w:t xml:space="preserve"> </w:t>
+      </w:r>
+      <w:r>
+        <w:rPr>
+          <w:rFonts w:ascii="Times New Roman" w:hAnsi="Times New Roman" w:cs="Times New Roman"/>
+          <w:sz w:val="24"/>
+          <w:szCs w:val="24"/>
+        </w:rPr>
+        <w:t xml:space="preserve">Мухаммеда </w:t>
+      </w:r>
+      <w:r>
+        <w:rPr>
+          <w:rFonts w:ascii="Times New Roman" w:hAnsi="Times New Roman" w:cs="Times New Roman"/>
+          <w:sz w:val="24"/>
+          <w:szCs w:val="24"/>
+          <w:lang w:val="en-US"/>
+        </w:rPr>
+        <w:t>V</w:t>
+      </w:r>
+      <w:r>
+        <w:rPr>
+          <w:rFonts w:ascii="Times New Roman" w:hAnsi="Times New Roman" w:cs="Times New Roman"/>
+          <w:sz w:val="24"/>
+          <w:szCs w:val="24"/>
+        </w:rPr>
+        <w:t xml:space="preserve">: </w:t>
+      </w:r>
+      <w:r>
+        <w:rPr>
+          <w:rFonts w:ascii="Times New Roman" w:hAnsi="Times New Roman" w:cs="Times New Roman"/>
+          <w:sz w:val="24"/>
+          <w:szCs w:val="24"/>
+        </w:rPr>
+        <w:t>+0,75 прирост автономии</w:t>
+      </w:r>
+      <w:r>
+        <w:rPr>
+          <w:rFonts w:ascii="Times New Roman" w:hAnsi="Times New Roman" w:cs="Times New Roman"/>
+          <w:sz w:val="24"/>
+          <w:szCs w:val="24"/>
+        </w:rPr>
+        <w:t xml:space="preserve">. </w:t>
+      </w:r>
+      <w:r>
+        <w:rPr>
+          <w:rFonts w:ascii="Times New Roman" w:hAnsi="Times New Roman" w:cs="Times New Roman"/>
+          <w:sz w:val="24"/>
+          <w:szCs w:val="24"/>
+        </w:rPr>
+        <w:t xml:space="preserve">Имея </w:t>
+      </w:r>
+      <w:r>
+        <w:rPr>
+          <w:rFonts w:ascii="Times New Roman" w:hAnsi="Times New Roman" w:cs="Times New Roman"/>
+          <w:sz w:val="24"/>
+          <w:szCs w:val="24"/>
+        </w:rPr>
+        <w:t>все</w:t>
+      </w:r>
+      <w:r>
+        <w:rPr>
+          <w:rFonts w:ascii="Times New Roman" w:hAnsi="Times New Roman" w:cs="Times New Roman"/>
+          <w:sz w:val="24"/>
+          <w:szCs w:val="24"/>
+        </w:rPr>
+        <w:t xml:space="preserve"> </w:t>
+      </w:r>
+      <w:proofErr w:type="spellStart"/>
+      <w:r>
+        <w:rPr>
+          <w:rFonts w:ascii="Times New Roman" w:hAnsi="Times New Roman" w:cs="Times New Roman"/>
+          <w:sz w:val="24"/>
+          <w:szCs w:val="24"/>
+        </w:rPr>
+        <w:t>тултипы</w:t>
+      </w:r>
+      <w:proofErr w:type="spellEnd"/>
+      <w:r>
+        <w:rPr>
+          <w:rFonts w:ascii="Times New Roman" w:hAnsi="Times New Roman" w:cs="Times New Roman"/>
+          <w:sz w:val="24"/>
+          <w:szCs w:val="24"/>
+        </w:rPr>
+        <w:t xml:space="preserve"> </w:t>
+      </w:r>
+      <w:r>
+        <w:rPr>
+          <w:rFonts w:ascii="Times New Roman" w:hAnsi="Times New Roman" w:cs="Times New Roman"/>
+          <w:sz w:val="24"/>
+          <w:szCs w:val="24"/>
+        </w:rPr>
+        <w:t>власти</w:t>
+      </w:r>
+      <w:r>
+        <w:rPr>
+          <w:rFonts w:ascii="Times New Roman" w:hAnsi="Times New Roman" w:cs="Times New Roman"/>
+          <w:sz w:val="24"/>
+          <w:szCs w:val="24"/>
+        </w:rPr>
+        <w:t xml:space="preserve"> короля</w:t>
+      </w:r>
+      <w:r>
+        <w:rPr>
+          <w:rFonts w:ascii="Times New Roman" w:hAnsi="Times New Roman" w:cs="Times New Roman"/>
+          <w:sz w:val="24"/>
+          <w:szCs w:val="24"/>
+        </w:rPr>
+        <w:t xml:space="preserve"> кроме «</w:t>
+      </w:r>
+      <w:r>
+        <w:rPr>
+          <w:rFonts w:ascii="Times New Roman" w:hAnsi="Times New Roman" w:cs="Times New Roman"/>
+          <w:i/>
+          <w:iCs/>
+          <w:color w:val="7030A0"/>
+          <w:sz w:val="24"/>
+          <w:szCs w:val="24"/>
+        </w:rPr>
+        <w:t>Король контролирует внешние связи</w:t>
+      </w:r>
+      <w:r>
+        <w:rPr>
+          <w:rFonts w:ascii="Times New Roman" w:hAnsi="Times New Roman" w:cs="Times New Roman"/>
+          <w:color w:val="000000" w:themeColor="text1"/>
+          <w:sz w:val="24"/>
+          <w:szCs w:val="24"/>
+        </w:rPr>
+        <w:t>»</w:t>
+      </w:r>
+      <w:r>
+        <w:rPr>
+          <w:rFonts w:ascii="Times New Roman" w:hAnsi="Times New Roman" w:cs="Times New Roman"/>
+          <w:sz w:val="24"/>
+          <w:szCs w:val="24"/>
+        </w:rPr>
+        <w:t>, достижение 75% открывает доступ к получению статуса доминиона.</w:t>
+      </w:r>
+    </w:p>
+    <w:p>
+      <w:r>
+        <w:rPr>
+          <w:rFonts w:ascii="Times New Roman" w:hAnsi="Times New Roman" w:cs="Times New Roman"/>
+          <w:sz w:val="24"/>
+          <w:szCs w:val="24"/>
+        </w:rPr>
+        <w:t xml:space="preserve">Эффект при </w:t>
+      </w:r>
+      <w:r>
+        <w:rPr>
+          <w:rFonts w:ascii="Times New Roman" w:hAnsi="Times New Roman" w:cs="Times New Roman"/>
+          <w:sz w:val="24"/>
+          <w:szCs w:val="24"/>
+        </w:rPr>
+        <w:t>50</w:t>
+      </w:r>
+      <w:r>
+        <w:rPr>
+          <w:rFonts w:ascii="Times New Roman" w:hAnsi="Times New Roman" w:cs="Times New Roman"/>
+          <w:sz w:val="24"/>
+          <w:szCs w:val="24"/>
+        </w:rPr>
+        <w:t>% в сторону</w:t>
+      </w:r>
+      <w:r>
+        <w:rPr>
+          <w:rFonts w:ascii="Times New Roman" w:hAnsi="Times New Roman" w:cs="Times New Roman"/>
+          <w:sz w:val="24"/>
+          <w:szCs w:val="24"/>
+        </w:rPr>
+        <w:t xml:space="preserve"> </w:t>
+      </w:r>
+      <w:r>
+        <w:rPr>
+          <w:rFonts w:ascii="Times New Roman" w:hAnsi="Times New Roman" w:cs="Times New Roman"/>
+          <w:sz w:val="24"/>
+          <w:szCs w:val="24"/>
+        </w:rPr>
+        <w:t xml:space="preserve">Мухаммеда </w:t>
+      </w:r>
+      <w:r>
+        <w:rPr>
+          <w:rFonts w:ascii="Times New Roman" w:hAnsi="Times New Roman" w:cs="Times New Roman"/>
+          <w:sz w:val="24"/>
+          <w:szCs w:val="24"/>
+          <w:lang w:val="en-US"/>
+        </w:rPr>
+        <w:t>V</w:t>
+      </w:r>
+      <w:r>
+        <w:rPr>
+          <w:rFonts w:ascii="Times New Roman" w:hAnsi="Times New Roman" w:cs="Times New Roman"/>
+          <w:sz w:val="24"/>
+          <w:szCs w:val="24"/>
+        </w:rPr>
+        <w:t xml:space="preserve">: </w:t>
+      </w:r>
+      <w:r>
+        <w:rPr>
+          <w:rFonts w:ascii="Times New Roman" w:hAnsi="Times New Roman" w:cs="Times New Roman"/>
+          <w:sz w:val="24"/>
+          <w:szCs w:val="24"/>
+        </w:rPr>
+        <w:t>+0,5 прирост автономии</w:t>
+      </w:r>
+      <w:r>
+        <w:rPr>
+          <w:rFonts w:ascii="Times New Roman" w:hAnsi="Times New Roman" w:cs="Times New Roman"/>
+          <w:sz w:val="24"/>
+          <w:szCs w:val="24"/>
+        </w:rPr>
+        <w:t xml:space="preserve">. </w:t>
+      </w:r>
+      <w:r>
+        <w:rPr>
+          <w:rFonts w:ascii="Times New Roman" w:hAnsi="Times New Roman" w:cs="Times New Roman"/>
+          <w:sz w:val="24"/>
+          <w:szCs w:val="24"/>
+        </w:rPr>
+        <w:t>Имея</w:t>
+      </w:r>
+      <w:r>
+        <w:rPr>
+          <w:rFonts w:ascii="Times New Roman" w:hAnsi="Times New Roman" w:cs="Times New Roman"/>
+          <w:sz w:val="24"/>
+          <w:szCs w:val="24"/>
+        </w:rPr>
+        <w:t xml:space="preserve"> стартовые </w:t>
+      </w:r>
+      <w:proofErr w:type="spellStart"/>
+      <w:r>
+        <w:rPr>
+          <w:rFonts w:ascii="Times New Roman" w:hAnsi="Times New Roman" w:cs="Times New Roman"/>
+          <w:sz w:val="24"/>
+          <w:szCs w:val="24"/>
+        </w:rPr>
+        <w:t>тултипы</w:t>
+      </w:r>
+      <w:proofErr w:type="spellEnd"/>
+      <w:r>
+        <w:rPr>
+          <w:rFonts w:ascii="Times New Roman" w:hAnsi="Times New Roman" w:cs="Times New Roman"/>
+          <w:sz w:val="24"/>
+          <w:szCs w:val="24"/>
+        </w:rPr>
+        <w:t xml:space="preserve"> и</w:t>
+      </w:r>
+      <w:r>
+        <w:rPr>
+          <w:rFonts w:ascii="Times New Roman" w:hAnsi="Times New Roman" w:cs="Times New Roman"/>
+          <w:sz w:val="24"/>
+          <w:szCs w:val="24"/>
+        </w:rPr>
+        <w:t xml:space="preserve"> </w:t>
+      </w:r>
+      <w:proofErr w:type="spellStart"/>
+      <w:proofErr w:type="gramStart"/>
+      <w:r>
+        <w:rPr>
+          <w:rFonts w:ascii="Times New Roman" w:hAnsi="Times New Roman" w:cs="Times New Roman"/>
+          <w:sz w:val="24"/>
+          <w:szCs w:val="24"/>
+        </w:rPr>
+        <w:t>тултипы</w:t>
+      </w:r>
+      <w:proofErr w:type="spellEnd"/>
+      <w:proofErr w:type="gramEnd"/>
+      <w:r>
+        <w:rPr>
+          <w:rFonts w:ascii="Times New Roman" w:hAnsi="Times New Roman" w:cs="Times New Roman"/>
+          <w:sz w:val="24"/>
+          <w:szCs w:val="24"/>
+        </w:rPr>
+        <w:t xml:space="preserve"> </w:t>
+      </w:r>
+      <w:r>
+        <w:rPr>
+          <w:rFonts w:ascii="Times New Roman" w:hAnsi="Times New Roman" w:cs="Times New Roman"/>
+          <w:i/>
+          <w:iCs/>
+          <w:color w:val="7030A0"/>
+          <w:sz w:val="24"/>
+          <w:szCs w:val="24"/>
+        </w:rPr>
+        <w:t xml:space="preserve">Король </w:t>
+      </w:r>
+      <w:r>
+        <w:rPr>
+          <w:rFonts w:ascii="Times New Roman" w:hAnsi="Times New Roman" w:cs="Times New Roman"/>
+          <w:i/>
+          <w:iCs/>
+          <w:color w:val="7030A0"/>
+          <w:sz w:val="24"/>
+          <w:szCs w:val="24"/>
+        </w:rPr>
+        <w:t>обладает правом законодательных инициатив,</w:t>
+      </w:r>
+      <w:r>
+        <w:rPr>
+          <w:rFonts w:ascii="Times New Roman" w:hAnsi="Times New Roman" w:cs="Times New Roman"/>
+          <w:sz w:val="24"/>
+          <w:szCs w:val="24"/>
+        </w:rPr>
+        <w:t xml:space="preserve"> </w:t>
+      </w:r>
+      <w:r>
+        <w:rPr>
+          <w:rFonts w:ascii="Times New Roman" w:hAnsi="Times New Roman" w:cs="Times New Roman"/>
+          <w:i/>
+          <w:iCs/>
+          <w:color w:val="7030A0"/>
+          <w:sz w:val="24"/>
+          <w:szCs w:val="24"/>
+        </w:rPr>
+        <w:t xml:space="preserve">Король контролирует </w:t>
+      </w:r>
+      <w:r>
+        <w:rPr>
+          <w:rFonts w:ascii="Times New Roman" w:hAnsi="Times New Roman" w:cs="Times New Roman"/>
+          <w:i/>
+          <w:iCs/>
+          <w:color w:val="7030A0"/>
+          <w:sz w:val="24"/>
+          <w:szCs w:val="24"/>
+        </w:rPr>
+        <w:t>экономику</w:t>
+      </w:r>
+      <w:r>
+        <w:t xml:space="preserve"> и </w:t>
+      </w:r>
+      <w:r>
+        <w:rPr>
+          <w:rFonts w:ascii="Times New Roman" w:hAnsi="Times New Roman" w:cs="Times New Roman"/>
+          <w:i/>
+          <w:iCs/>
+          <w:color w:val="7030A0"/>
+          <w:sz w:val="24"/>
+          <w:szCs w:val="24"/>
+        </w:rPr>
+        <w:t xml:space="preserve">Король контролирует </w:t>
+      </w:r>
+      <w:r>
+        <w:rPr>
+          <w:rFonts w:ascii="Times New Roman" w:hAnsi="Times New Roman" w:cs="Times New Roman"/>
+          <w:i/>
+          <w:iCs/>
+          <w:color w:val="7030A0"/>
+          <w:sz w:val="24"/>
+          <w:szCs w:val="24"/>
+        </w:rPr>
+        <w:t>внутренний порядок Марокко,</w:t>
+      </w:r>
+      <w:r>
+        <w:t xml:space="preserve"> </w:t>
+      </w:r>
+      <w:r>
+        <w:rPr>
+          <w:rFonts w:ascii="Times New Roman" w:hAnsi="Times New Roman" w:cs="Times New Roman"/>
+          <w:sz w:val="24"/>
+          <w:szCs w:val="24"/>
+        </w:rPr>
+        <w:t xml:space="preserve">достижение 50% открывает доступ к получению статуса </w:t>
+      </w:r>
+      <w:r>
+        <w:rPr>
+          <w:rFonts w:ascii="Times New Roman" w:hAnsi="Times New Roman" w:cs="Times New Roman"/>
+          <w:sz w:val="24"/>
+          <w:szCs w:val="24"/>
+        </w:rPr>
+        <w:t>колонии</w:t>
+      </w:r>
+      <w:r>
+        <w:rPr>
+          <w:rFonts w:ascii="Times New Roman" w:hAnsi="Times New Roman" w:cs="Times New Roman"/>
+          <w:sz w:val="24"/>
+          <w:szCs w:val="24"/>
+        </w:rPr>
+        <w:t>.</w:t>
+      </w:r>
+    </w:p>
+    <w:p>
+      <w:pPr>
+        <w:rPr>
+          <w:rFonts w:ascii="Times New Roman" w:hAnsi="Times New Roman" w:cs="Times New Roman"/>
+          <w:sz w:val="24"/>
+          <w:szCs w:val="24"/>
+        </w:rPr>
+      </w:pPr>
+      <w:r>
+        <w:rPr>
+          <w:rFonts w:ascii="Times New Roman" w:hAnsi="Times New Roman" w:cs="Times New Roman"/>
+          <w:sz w:val="24"/>
+          <w:szCs w:val="24"/>
+        </w:rPr>
+        <w:t xml:space="preserve">Эффект при </w:t>
+      </w:r>
+      <w:r>
+        <w:rPr>
+          <w:rFonts w:ascii="Times New Roman" w:hAnsi="Times New Roman" w:cs="Times New Roman"/>
+          <w:sz w:val="24"/>
+          <w:szCs w:val="24"/>
+        </w:rPr>
+        <w:t>25</w:t>
+      </w:r>
+      <w:r>
+        <w:rPr>
+          <w:rFonts w:ascii="Times New Roman" w:hAnsi="Times New Roman" w:cs="Times New Roman"/>
+          <w:sz w:val="24"/>
+          <w:szCs w:val="24"/>
+        </w:rPr>
+        <w:t>% в сторону</w:t>
+      </w:r>
+      <w:r>
+        <w:rPr>
+          <w:rFonts w:ascii="Times New Roman" w:hAnsi="Times New Roman" w:cs="Times New Roman"/>
+          <w:sz w:val="24"/>
+          <w:szCs w:val="24"/>
+        </w:rPr>
+        <w:t xml:space="preserve"> </w:t>
+      </w:r>
+      <w:r>
+        <w:rPr>
+          <w:rFonts w:ascii="Times New Roman" w:hAnsi="Times New Roman" w:cs="Times New Roman"/>
+          <w:sz w:val="24"/>
+          <w:szCs w:val="24"/>
+        </w:rPr>
+        <w:t xml:space="preserve">Мухаммеда </w:t>
+      </w:r>
+      <w:r>
+        <w:rPr>
+          <w:rFonts w:ascii="Times New Roman" w:hAnsi="Times New Roman" w:cs="Times New Roman"/>
+          <w:sz w:val="24"/>
+          <w:szCs w:val="24"/>
+          <w:lang w:val="en-US"/>
+        </w:rPr>
+        <w:t>V</w:t>
+      </w:r>
+      <w:r>
+        <w:rPr>
+          <w:rFonts w:ascii="Times New Roman" w:hAnsi="Times New Roman" w:cs="Times New Roman"/>
+          <w:sz w:val="24"/>
+          <w:szCs w:val="24"/>
+        </w:rPr>
+        <w:t xml:space="preserve">: </w:t>
+      </w:r>
+      <w:r>
+        <w:rPr>
+          <w:rFonts w:ascii="Times New Roman" w:hAnsi="Times New Roman" w:cs="Times New Roman"/>
+          <w:sz w:val="24"/>
+          <w:szCs w:val="24"/>
+        </w:rPr>
+        <w:t>+0,</w:t>
+      </w:r>
+      <w:r>
+        <w:rPr>
+          <w:rFonts w:ascii="Times New Roman" w:hAnsi="Times New Roman" w:cs="Times New Roman"/>
+          <w:sz w:val="24"/>
+          <w:szCs w:val="24"/>
+        </w:rPr>
+        <w:t>2</w:t>
+      </w:r>
+      <w:r>
+        <w:rPr>
+          <w:rFonts w:ascii="Times New Roman" w:hAnsi="Times New Roman" w:cs="Times New Roman"/>
+          <w:sz w:val="24"/>
+          <w:szCs w:val="24"/>
+        </w:rPr>
+        <w:t>5 прирост автономии</w:t>
+      </w:r>
+      <w:r>
+        <w:rPr>
+          <w:rFonts w:ascii="Times New Roman" w:hAnsi="Times New Roman" w:cs="Times New Roman"/>
+          <w:sz w:val="24"/>
+          <w:szCs w:val="24"/>
+        </w:rPr>
+        <w:t xml:space="preserve">. </w:t>
+      </w:r>
+      <w:r>
+        <w:rPr>
+          <w:rFonts w:ascii="Times New Roman" w:hAnsi="Times New Roman" w:cs="Times New Roman"/>
+          <w:sz w:val="24"/>
+          <w:szCs w:val="24"/>
+        </w:rPr>
+        <w:t xml:space="preserve">Имея стартовые </w:t>
+      </w:r>
+      <w:proofErr w:type="spellStart"/>
+      <w:r>
+        <w:rPr>
+          <w:rFonts w:ascii="Times New Roman" w:hAnsi="Times New Roman" w:cs="Times New Roman"/>
+          <w:sz w:val="24"/>
+          <w:szCs w:val="24"/>
+        </w:rPr>
+        <w:t>тултипы</w:t>
+      </w:r>
+      <w:proofErr w:type="spellEnd"/>
+      <w:r>
+        <w:rPr>
+          <w:rFonts w:ascii="Times New Roman" w:hAnsi="Times New Roman" w:cs="Times New Roman"/>
+          <w:sz w:val="24"/>
+          <w:szCs w:val="24"/>
+        </w:rPr>
+        <w:t xml:space="preserve"> и </w:t>
+      </w:r>
+      <w:proofErr w:type="spellStart"/>
+      <w:proofErr w:type="gramStart"/>
+      <w:r>
+        <w:rPr>
+          <w:rFonts w:ascii="Times New Roman" w:hAnsi="Times New Roman" w:cs="Times New Roman"/>
+          <w:sz w:val="24"/>
+          <w:szCs w:val="24"/>
+        </w:rPr>
+        <w:t>тултип</w:t>
+      </w:r>
+      <w:proofErr w:type="spellEnd"/>
+      <w:proofErr w:type="gramEnd"/>
+      <w:r>
+        <w:rPr>
+          <w:rFonts w:ascii="Times New Roman" w:hAnsi="Times New Roman" w:cs="Times New Roman"/>
+          <w:sz w:val="24"/>
+          <w:szCs w:val="24"/>
+        </w:rPr>
+        <w:t xml:space="preserve"> </w:t>
+      </w:r>
+      <w:r>
+        <w:rPr>
+          <w:rFonts w:ascii="Times New Roman" w:hAnsi="Times New Roman" w:cs="Times New Roman"/>
+          <w:i/>
+          <w:iCs/>
+          <w:color w:val="7030A0"/>
+          <w:sz w:val="24"/>
+          <w:szCs w:val="24"/>
+        </w:rPr>
+        <w:t xml:space="preserve">Король </w:t>
+      </w:r>
+      <w:r>
+        <w:rPr>
+          <w:rFonts w:ascii="Times New Roman" w:hAnsi="Times New Roman" w:cs="Times New Roman"/>
+          <w:i/>
+          <w:iCs/>
+          <w:color w:val="7030A0"/>
+          <w:sz w:val="24"/>
+          <w:szCs w:val="24"/>
+        </w:rPr>
+        <w:t>обладает правом законодательных инициатив</w:t>
+      </w:r>
+      <w:r>
+        <w:rPr>
+          <w:rFonts w:ascii="Times New Roman" w:hAnsi="Times New Roman" w:cs="Times New Roman"/>
+          <w:sz w:val="24"/>
+          <w:szCs w:val="24"/>
+        </w:rPr>
+        <w:t xml:space="preserve">, достижение </w:t>
+      </w:r>
+      <w:r>
+        <w:rPr>
+          <w:rFonts w:ascii="Times New Roman" w:hAnsi="Times New Roman" w:cs="Times New Roman"/>
+          <w:sz w:val="24"/>
+          <w:szCs w:val="24"/>
+        </w:rPr>
+        <w:t>25</w:t>
+      </w:r>
+      <w:r>
+        <w:rPr>
+          <w:rFonts w:ascii="Times New Roman" w:hAnsi="Times New Roman" w:cs="Times New Roman"/>
+          <w:sz w:val="24"/>
+          <w:szCs w:val="24"/>
+        </w:rPr>
+        <w:t>% открывает доступ к получению статуса марионетки.</w:t>
+      </w:r>
+    </w:p>
+    <w:p>
+      <w:pPr>
+        <w:rPr>
+          <w:rFonts w:ascii="Times New Roman" w:hAnsi="Times New Roman" w:cs="Times New Roman"/>
+          <w:sz w:val="24"/>
+          <w:szCs w:val="24"/>
+        </w:rPr>
+      </w:pPr>
+      <w:r>
+        <w:rPr>
+          <w:rFonts w:ascii="Times New Roman" w:hAnsi="Times New Roman" w:cs="Times New Roman"/>
+          <w:sz w:val="24"/>
+          <w:szCs w:val="24"/>
+        </w:rPr>
+        <w:t xml:space="preserve">Эффект при 0% и до 25% в любую сторону: </w:t>
+      </w:r>
+      <w:r>
+        <w:rPr>
+          <w:rFonts w:ascii="Times New Roman" w:hAnsi="Times New Roman" w:cs="Times New Roman"/>
+          <w:sz w:val="24"/>
+          <w:szCs w:val="24"/>
+        </w:rPr>
+        <w:t xml:space="preserve">равновесие на даёт </w:t>
+      </w:r>
+      <w:proofErr w:type="spellStart"/>
+      <w:r>
+        <w:rPr>
+          <w:rFonts w:ascii="Times New Roman" w:hAnsi="Times New Roman" w:cs="Times New Roman"/>
+          <w:sz w:val="24"/>
+          <w:szCs w:val="24"/>
+        </w:rPr>
+        <w:t>бафов</w:t>
+      </w:r>
+      <w:proofErr w:type="spellEnd"/>
+      <w:r>
+        <w:rPr>
+          <w:rFonts w:ascii="Times New Roman" w:hAnsi="Times New Roman" w:cs="Times New Roman"/>
+          <w:sz w:val="24"/>
+          <w:szCs w:val="24"/>
+        </w:rPr>
+        <w:t xml:space="preserve"> или </w:t>
+      </w:r>
+      <w:proofErr w:type="spellStart"/>
+      <w:r>
+        <w:rPr>
+          <w:rFonts w:ascii="Times New Roman" w:hAnsi="Times New Roman" w:cs="Times New Roman"/>
+          <w:sz w:val="24"/>
+          <w:szCs w:val="24"/>
+        </w:rPr>
+        <w:t>дебафов</w:t>
+      </w:r>
+      <w:proofErr w:type="spellEnd"/>
+      <w:r>
+        <w:rPr>
+          <w:rFonts w:ascii="Times New Roman" w:hAnsi="Times New Roman" w:cs="Times New Roman"/>
+          <w:sz w:val="24"/>
+          <w:szCs w:val="24"/>
+        </w:rPr>
+        <w:t>.</w:t>
+      </w:r>
+    </w:p>
+    <w:p>
+      <w:pPr>
+        <w:rPr>
+          <w:rFonts w:ascii="Times New Roman" w:hAnsi="Times New Roman" w:cs="Times New Roman"/>
+          <w:sz w:val="24"/>
+          <w:szCs w:val="24"/>
+        </w:rPr>
+      </w:pPr>
+      <w:r>
+        <w:rPr>
+          <w:rFonts w:ascii="Times New Roman" w:hAnsi="Times New Roman" w:cs="Times New Roman"/>
+          <w:sz w:val="24"/>
+          <w:szCs w:val="24"/>
+        </w:rPr>
+        <w:lastRenderedPageBreak/>
+        <w:t xml:space="preserve">Эффект при </w:t>
+      </w:r>
+      <w:r>
+        <w:rPr>
+          <w:rFonts w:ascii="Times New Roman" w:hAnsi="Times New Roman" w:cs="Times New Roman"/>
+          <w:sz w:val="24"/>
+          <w:szCs w:val="24"/>
+        </w:rPr>
+        <w:t>25</w:t>
+      </w:r>
+      <w:r>
+        <w:rPr>
+          <w:rFonts w:ascii="Times New Roman" w:hAnsi="Times New Roman" w:cs="Times New Roman"/>
+          <w:sz w:val="24"/>
+          <w:szCs w:val="24"/>
+        </w:rPr>
+        <w:t>% в сторону</w:t>
+      </w:r>
+      <w:r>
+        <w:rPr>
+          <w:rFonts w:ascii="Times New Roman" w:hAnsi="Times New Roman" w:cs="Times New Roman"/>
+          <w:sz w:val="24"/>
+          <w:szCs w:val="24"/>
+        </w:rPr>
+        <w:t xml:space="preserve"> </w:t>
+      </w:r>
+      <w:r>
+        <w:rPr>
+          <w:rFonts w:ascii="Times New Roman" w:hAnsi="Times New Roman" w:cs="Times New Roman"/>
+          <w:sz w:val="24"/>
+          <w:szCs w:val="24"/>
+        </w:rPr>
+        <w:t>генерал-резидента</w:t>
+      </w:r>
+      <w:r>
+        <w:rPr>
+          <w:rFonts w:ascii="Times New Roman" w:hAnsi="Times New Roman" w:cs="Times New Roman"/>
+          <w:sz w:val="24"/>
+          <w:szCs w:val="24"/>
+        </w:rPr>
+        <w:t xml:space="preserve">: </w:t>
+      </w:r>
+      <w:r>
+        <w:rPr>
+          <w:rFonts w:ascii="Times New Roman" w:hAnsi="Times New Roman" w:cs="Times New Roman"/>
+          <w:sz w:val="24"/>
+          <w:szCs w:val="24"/>
+        </w:rPr>
+        <w:t xml:space="preserve">-0,25 прирост автономии. </w:t>
+      </w:r>
+      <w:r>
+        <w:rPr>
+          <w:rFonts w:ascii="Times New Roman" w:hAnsi="Times New Roman" w:cs="Times New Roman"/>
+          <w:sz w:val="24"/>
+          <w:szCs w:val="24"/>
+        </w:rPr>
+        <w:t xml:space="preserve">Имея стартовые </w:t>
+      </w:r>
+      <w:proofErr w:type="spellStart"/>
+      <w:r>
+        <w:rPr>
+          <w:rFonts w:ascii="Times New Roman" w:hAnsi="Times New Roman" w:cs="Times New Roman"/>
+          <w:sz w:val="24"/>
+          <w:szCs w:val="24"/>
+        </w:rPr>
+        <w:t>тултипы</w:t>
+      </w:r>
+      <w:proofErr w:type="spellEnd"/>
+      <w:r>
+        <w:rPr>
+          <w:rFonts w:ascii="Times New Roman" w:hAnsi="Times New Roman" w:cs="Times New Roman"/>
+          <w:sz w:val="24"/>
+          <w:szCs w:val="24"/>
+        </w:rPr>
+        <w:t xml:space="preserve"> и </w:t>
+      </w:r>
+      <w:proofErr w:type="spellStart"/>
+      <w:proofErr w:type="gramStart"/>
+      <w:r>
+        <w:rPr>
+          <w:rFonts w:ascii="Times New Roman" w:hAnsi="Times New Roman" w:cs="Times New Roman"/>
+          <w:sz w:val="24"/>
+          <w:szCs w:val="24"/>
+        </w:rPr>
+        <w:t>тултип</w:t>
+      </w:r>
+      <w:proofErr w:type="spellEnd"/>
+      <w:proofErr w:type="gramEnd"/>
+      <w:r>
+        <w:rPr>
+          <w:rFonts w:ascii="Times New Roman" w:hAnsi="Times New Roman" w:cs="Times New Roman"/>
+          <w:sz w:val="24"/>
+          <w:szCs w:val="24"/>
+        </w:rPr>
+        <w:t xml:space="preserve"> </w:t>
+      </w:r>
+      <w:r>
+        <w:rPr>
+          <w:rFonts w:ascii="Times New Roman" w:hAnsi="Times New Roman" w:cs="Times New Roman"/>
+          <w:i/>
+          <w:iCs/>
+          <w:color w:val="FF0000"/>
+          <w:sz w:val="24"/>
+          <w:szCs w:val="24"/>
+        </w:rPr>
+        <w:t xml:space="preserve">Генерал-резидент </w:t>
+      </w:r>
+      <w:r>
+        <w:rPr>
+          <w:rFonts w:ascii="Times New Roman" w:hAnsi="Times New Roman" w:cs="Times New Roman"/>
+          <w:i/>
+          <w:iCs/>
+          <w:color w:val="FF0000"/>
+          <w:sz w:val="24"/>
+          <w:szCs w:val="24"/>
+        </w:rPr>
+        <w:t>обладает исполнительной властью</w:t>
+      </w:r>
+      <w:r>
+        <w:rPr>
+          <w:rFonts w:ascii="Times New Roman" w:hAnsi="Times New Roman" w:cs="Times New Roman"/>
+          <w:sz w:val="24"/>
+          <w:szCs w:val="24"/>
+        </w:rPr>
+        <w:t xml:space="preserve">, </w:t>
+      </w:r>
+      <w:r>
+        <w:rPr>
+          <w:rFonts w:ascii="Times New Roman" w:hAnsi="Times New Roman" w:cs="Times New Roman"/>
+          <w:sz w:val="24"/>
+          <w:szCs w:val="24"/>
+        </w:rPr>
+        <w:t>достижение 25% открывает</w:t>
+      </w:r>
+      <w:r>
+        <w:rPr>
+          <w:rFonts w:ascii="Times New Roman" w:hAnsi="Times New Roman" w:cs="Times New Roman"/>
+          <w:sz w:val="24"/>
+          <w:szCs w:val="24"/>
+        </w:rPr>
+        <w:t xml:space="preserve"> Франции</w:t>
+      </w:r>
+      <w:r>
+        <w:rPr>
+          <w:rFonts w:ascii="Times New Roman" w:hAnsi="Times New Roman" w:cs="Times New Roman"/>
+          <w:sz w:val="24"/>
+          <w:szCs w:val="24"/>
+        </w:rPr>
+        <w:t xml:space="preserve"> доступ к </w:t>
+      </w:r>
+      <w:r>
+        <w:rPr>
+          <w:rFonts w:ascii="Times New Roman" w:hAnsi="Times New Roman" w:cs="Times New Roman"/>
+          <w:sz w:val="24"/>
+          <w:szCs w:val="24"/>
+        </w:rPr>
+        <w:t>понижению</w:t>
+      </w:r>
+      <w:r>
+        <w:rPr>
+          <w:rFonts w:ascii="Times New Roman" w:hAnsi="Times New Roman" w:cs="Times New Roman"/>
+          <w:sz w:val="24"/>
+          <w:szCs w:val="24"/>
+        </w:rPr>
+        <w:t xml:space="preserve"> статуса</w:t>
+      </w:r>
+      <w:r>
+        <w:rPr>
+          <w:rFonts w:ascii="Times New Roman" w:hAnsi="Times New Roman" w:cs="Times New Roman"/>
+          <w:sz w:val="24"/>
+          <w:szCs w:val="24"/>
+        </w:rPr>
+        <w:t xml:space="preserve"> до</w:t>
+      </w:r>
+      <w:r>
+        <w:rPr>
+          <w:rFonts w:ascii="Times New Roman" w:hAnsi="Times New Roman" w:cs="Times New Roman"/>
+          <w:sz w:val="24"/>
+          <w:szCs w:val="24"/>
+        </w:rPr>
+        <w:t xml:space="preserve"> </w:t>
+      </w:r>
+      <w:r>
+        <w:rPr>
+          <w:rFonts w:ascii="Times New Roman" w:hAnsi="Times New Roman" w:cs="Times New Roman"/>
+          <w:sz w:val="24"/>
+          <w:szCs w:val="24"/>
+        </w:rPr>
+        <w:t>колонии</w:t>
+      </w:r>
+      <w:r>
+        <w:rPr>
+          <w:rFonts w:ascii="Times New Roman" w:hAnsi="Times New Roman" w:cs="Times New Roman"/>
+          <w:sz w:val="24"/>
+          <w:szCs w:val="24"/>
+        </w:rPr>
+        <w:t>.</w:t>
+      </w:r>
+    </w:p>
+    <w:p>
+      <w:pPr>
+        <w:rPr>
+          <w:rFonts w:ascii="Times New Roman" w:hAnsi="Times New Roman" w:cs="Times New Roman"/>
+          <w:sz w:val="24"/>
+          <w:szCs w:val="24"/>
+        </w:rPr>
+      </w:pPr>
+      <w:r>
+        <w:rPr>
+          <w:rFonts w:ascii="Times New Roman" w:hAnsi="Times New Roman" w:cs="Times New Roman"/>
+          <w:sz w:val="24"/>
+          <w:szCs w:val="24"/>
+        </w:rPr>
+        <w:t xml:space="preserve">Эффект при </w:t>
+      </w:r>
+      <w:r>
+        <w:rPr>
+          <w:rFonts w:ascii="Times New Roman" w:hAnsi="Times New Roman" w:cs="Times New Roman"/>
+          <w:sz w:val="24"/>
+          <w:szCs w:val="24"/>
+        </w:rPr>
+        <w:t>50</w:t>
+      </w:r>
+      <w:r>
+        <w:rPr>
+          <w:rFonts w:ascii="Times New Roman" w:hAnsi="Times New Roman" w:cs="Times New Roman"/>
+          <w:sz w:val="24"/>
+          <w:szCs w:val="24"/>
+        </w:rPr>
+        <w:t>% в сторону</w:t>
+      </w:r>
+      <w:r>
+        <w:rPr>
+          <w:rFonts w:ascii="Times New Roman" w:hAnsi="Times New Roman" w:cs="Times New Roman"/>
+          <w:sz w:val="24"/>
+          <w:szCs w:val="24"/>
+        </w:rPr>
+        <w:t xml:space="preserve"> генерал-резидента</w:t>
+      </w:r>
+      <w:r>
+        <w:rPr>
+          <w:rFonts w:ascii="Times New Roman" w:hAnsi="Times New Roman" w:cs="Times New Roman"/>
+          <w:sz w:val="24"/>
+          <w:szCs w:val="24"/>
+        </w:rPr>
+        <w:t xml:space="preserve">: </w:t>
+      </w:r>
+      <w:r>
+        <w:rPr>
+          <w:rFonts w:ascii="Times New Roman" w:hAnsi="Times New Roman" w:cs="Times New Roman"/>
+          <w:sz w:val="24"/>
+          <w:szCs w:val="24"/>
+        </w:rPr>
+        <w:t xml:space="preserve">-0,5 прирост автономии. </w:t>
+      </w:r>
+      <w:r>
+        <w:rPr>
+          <w:rFonts w:ascii="Times New Roman" w:hAnsi="Times New Roman" w:cs="Times New Roman"/>
+          <w:sz w:val="24"/>
+          <w:szCs w:val="24"/>
+        </w:rPr>
+        <w:t xml:space="preserve">Имея стартовые </w:t>
+      </w:r>
+      <w:proofErr w:type="spellStart"/>
+      <w:r>
+        <w:rPr>
+          <w:rFonts w:ascii="Times New Roman" w:hAnsi="Times New Roman" w:cs="Times New Roman"/>
+          <w:sz w:val="24"/>
+          <w:szCs w:val="24"/>
+        </w:rPr>
+        <w:t>тултипы</w:t>
+      </w:r>
+      <w:proofErr w:type="spellEnd"/>
+      <w:r>
+        <w:rPr>
+          <w:rFonts w:ascii="Times New Roman" w:hAnsi="Times New Roman" w:cs="Times New Roman"/>
+          <w:sz w:val="24"/>
+          <w:szCs w:val="24"/>
+        </w:rPr>
+        <w:t xml:space="preserve"> и </w:t>
+      </w:r>
+      <w:proofErr w:type="spellStart"/>
+      <w:r>
+        <w:rPr>
+          <w:rFonts w:ascii="Times New Roman" w:hAnsi="Times New Roman" w:cs="Times New Roman"/>
+          <w:sz w:val="24"/>
+          <w:szCs w:val="24"/>
+        </w:rPr>
+        <w:t>тултипы</w:t>
+      </w:r>
+      <w:proofErr w:type="spellEnd"/>
+      <w:proofErr w:type="gramStart"/>
+      <w:r>
+        <w:rPr>
+          <w:rFonts w:ascii="Times New Roman" w:hAnsi="Times New Roman" w:cs="Times New Roman"/>
+          <w:sz w:val="24"/>
+          <w:szCs w:val="24"/>
+        </w:rPr>
+        <w:t>:</w:t>
+      </w:r>
+      <w:proofErr w:type="gramEnd"/>
+      <w:r>
+        <w:rPr>
+          <w:rFonts w:ascii="Times New Roman" w:hAnsi="Times New Roman" w:cs="Times New Roman"/>
+          <w:i/>
+          <w:iCs/>
+          <w:color w:val="FF0000"/>
+          <w:sz w:val="24"/>
+          <w:szCs w:val="24"/>
+        </w:rPr>
+        <w:t xml:space="preserve"> </w:t>
+      </w:r>
+      <w:r>
+        <w:rPr>
+          <w:rFonts w:ascii="Times New Roman" w:hAnsi="Times New Roman" w:cs="Times New Roman"/>
+          <w:i/>
+          <w:iCs/>
+          <w:color w:val="FF0000"/>
+          <w:sz w:val="24"/>
+          <w:szCs w:val="24"/>
+        </w:rPr>
+        <w:t xml:space="preserve">Генерал-резидент </w:t>
+      </w:r>
+      <w:r>
+        <w:rPr>
+          <w:rFonts w:ascii="Times New Roman" w:hAnsi="Times New Roman" w:cs="Times New Roman"/>
+          <w:i/>
+          <w:iCs/>
+          <w:color w:val="FF0000"/>
+          <w:sz w:val="24"/>
+          <w:szCs w:val="24"/>
+        </w:rPr>
+        <w:t>обладает исполнительной властью</w:t>
+      </w:r>
+      <w:r>
+        <w:t xml:space="preserve"> и </w:t>
+      </w:r>
+      <w:r>
+        <w:rPr>
+          <w:rFonts w:ascii="Times New Roman" w:hAnsi="Times New Roman" w:cs="Times New Roman"/>
+          <w:i/>
+          <w:iCs/>
+          <w:color w:val="FF0000"/>
+          <w:sz w:val="24"/>
+          <w:szCs w:val="24"/>
+        </w:rPr>
+        <w:t xml:space="preserve">Генерал-резидент </w:t>
+      </w:r>
+      <w:r>
+        <w:rPr>
+          <w:rFonts w:ascii="Times New Roman" w:hAnsi="Times New Roman" w:cs="Times New Roman"/>
+          <w:i/>
+          <w:iCs/>
+          <w:color w:val="FF0000"/>
+          <w:sz w:val="24"/>
+          <w:szCs w:val="24"/>
+        </w:rPr>
+        <w:t>обладает законодательной властью</w:t>
+      </w:r>
+      <w:r>
+        <w:t xml:space="preserve">, </w:t>
+      </w:r>
+      <w:r>
+        <w:rPr>
+          <w:rFonts w:ascii="Times New Roman" w:hAnsi="Times New Roman" w:cs="Times New Roman"/>
+          <w:sz w:val="24"/>
+          <w:szCs w:val="24"/>
+        </w:rPr>
+        <w:t>достижение 50% открывает Франции доступ к понижению статуса до марионетки.</w:t>
+      </w:r>
+    </w:p>
+    <w:p>
+      <w:r>
+        <w:rPr>
+          <w:rFonts w:ascii="Times New Roman" w:hAnsi="Times New Roman" w:cs="Times New Roman"/>
+          <w:sz w:val="24"/>
+          <w:szCs w:val="24"/>
+        </w:rPr>
+        <w:t xml:space="preserve">Эффект при </w:t>
+      </w:r>
+      <w:r>
+        <w:rPr>
+          <w:rFonts w:ascii="Times New Roman" w:hAnsi="Times New Roman" w:cs="Times New Roman"/>
+          <w:sz w:val="24"/>
+          <w:szCs w:val="24"/>
+        </w:rPr>
+        <w:t>75</w:t>
+      </w:r>
+      <w:r>
+        <w:rPr>
+          <w:rFonts w:ascii="Times New Roman" w:hAnsi="Times New Roman" w:cs="Times New Roman"/>
+          <w:sz w:val="24"/>
+          <w:szCs w:val="24"/>
+        </w:rPr>
+        <w:t>% в сторону</w:t>
+      </w:r>
+      <w:r>
+        <w:rPr>
+          <w:rFonts w:ascii="Times New Roman" w:hAnsi="Times New Roman" w:cs="Times New Roman"/>
+          <w:sz w:val="24"/>
+          <w:szCs w:val="24"/>
+        </w:rPr>
+        <w:t xml:space="preserve"> генерал-резидента</w:t>
+      </w:r>
+      <w:r>
+        <w:rPr>
+          <w:rFonts w:ascii="Times New Roman" w:hAnsi="Times New Roman" w:cs="Times New Roman"/>
+          <w:sz w:val="24"/>
+          <w:szCs w:val="24"/>
+        </w:rPr>
+        <w:t xml:space="preserve">: </w:t>
+      </w:r>
+      <w:r>
+        <w:rPr>
+          <w:rFonts w:ascii="Times New Roman" w:hAnsi="Times New Roman" w:cs="Times New Roman"/>
+          <w:sz w:val="24"/>
+          <w:szCs w:val="24"/>
+        </w:rPr>
+        <w:t xml:space="preserve">-0,75 прирост автономии. </w:t>
+      </w:r>
+      <w:r>
+        <w:rPr>
+          <w:rFonts w:ascii="Times New Roman" w:hAnsi="Times New Roman" w:cs="Times New Roman"/>
+          <w:sz w:val="24"/>
+          <w:szCs w:val="24"/>
+        </w:rPr>
+        <w:t xml:space="preserve">Имея стартовые </w:t>
+      </w:r>
+      <w:proofErr w:type="spellStart"/>
+      <w:r>
+        <w:rPr>
+          <w:rFonts w:ascii="Times New Roman" w:hAnsi="Times New Roman" w:cs="Times New Roman"/>
+          <w:sz w:val="24"/>
+          <w:szCs w:val="24"/>
+        </w:rPr>
+        <w:t>тултипы</w:t>
+      </w:r>
+      <w:proofErr w:type="spellEnd"/>
+      <w:r>
+        <w:rPr>
+          <w:rFonts w:ascii="Times New Roman" w:hAnsi="Times New Roman" w:cs="Times New Roman"/>
+          <w:sz w:val="24"/>
+          <w:szCs w:val="24"/>
+        </w:rPr>
+        <w:t xml:space="preserve"> и </w:t>
+      </w:r>
+      <w:proofErr w:type="spellStart"/>
+      <w:r>
+        <w:rPr>
+          <w:rFonts w:ascii="Times New Roman" w:hAnsi="Times New Roman" w:cs="Times New Roman"/>
+          <w:sz w:val="24"/>
+          <w:szCs w:val="24"/>
+        </w:rPr>
+        <w:t>тултип</w:t>
+      </w:r>
+      <w:r>
+        <w:rPr>
+          <w:rFonts w:ascii="Times New Roman" w:hAnsi="Times New Roman" w:cs="Times New Roman"/>
+          <w:sz w:val="24"/>
+          <w:szCs w:val="24"/>
+        </w:rPr>
+        <w:t>ы</w:t>
+      </w:r>
+      <w:proofErr w:type="spellEnd"/>
+      <w:proofErr w:type="gramStart"/>
+      <w:r>
+        <w:rPr>
+          <w:rFonts w:ascii="Times New Roman" w:hAnsi="Times New Roman" w:cs="Times New Roman"/>
+          <w:sz w:val="24"/>
+          <w:szCs w:val="24"/>
+        </w:rPr>
+        <w:t>:</w:t>
+      </w:r>
+      <w:proofErr w:type="gramEnd"/>
+      <w:r>
+        <w:rPr>
+          <w:rFonts w:ascii="Times New Roman" w:hAnsi="Times New Roman" w:cs="Times New Roman"/>
+          <w:i/>
+          <w:iCs/>
+          <w:color w:val="FF0000"/>
+          <w:sz w:val="24"/>
+          <w:szCs w:val="24"/>
+        </w:rPr>
+        <w:t xml:space="preserve"> </w:t>
+      </w:r>
+      <w:r>
+        <w:rPr>
+          <w:rFonts w:ascii="Times New Roman" w:hAnsi="Times New Roman" w:cs="Times New Roman"/>
+          <w:i/>
+          <w:iCs/>
+          <w:color w:val="FF0000"/>
+          <w:sz w:val="24"/>
+          <w:szCs w:val="24"/>
+        </w:rPr>
+        <w:t xml:space="preserve">Генерал-резидент </w:t>
+      </w:r>
+      <w:r>
+        <w:rPr>
+          <w:rFonts w:ascii="Times New Roman" w:hAnsi="Times New Roman" w:cs="Times New Roman"/>
+          <w:i/>
+          <w:iCs/>
+          <w:color w:val="FF0000"/>
+          <w:sz w:val="24"/>
+          <w:szCs w:val="24"/>
+        </w:rPr>
+        <w:t>обладает исполнительной властью</w:t>
+      </w:r>
+      <w:r>
+        <w:t xml:space="preserve">, </w:t>
+      </w:r>
+      <w:r>
+        <w:rPr>
+          <w:rFonts w:ascii="Times New Roman" w:hAnsi="Times New Roman" w:cs="Times New Roman"/>
+          <w:i/>
+          <w:iCs/>
+          <w:color w:val="FF0000"/>
+          <w:sz w:val="24"/>
+          <w:szCs w:val="24"/>
+        </w:rPr>
+        <w:t xml:space="preserve">Генерал-резидент </w:t>
+      </w:r>
+      <w:r>
+        <w:rPr>
+          <w:rFonts w:ascii="Times New Roman" w:hAnsi="Times New Roman" w:cs="Times New Roman"/>
+          <w:i/>
+          <w:iCs/>
+          <w:color w:val="FF0000"/>
+          <w:sz w:val="24"/>
+          <w:szCs w:val="24"/>
+        </w:rPr>
+        <w:t>обладает законодательной властью</w:t>
+      </w:r>
+      <w:r>
+        <w:t xml:space="preserve"> и </w:t>
+      </w:r>
+      <w:r>
+        <w:rPr>
+          <w:rFonts w:ascii="Times New Roman" w:hAnsi="Times New Roman" w:cs="Times New Roman"/>
+          <w:i/>
+          <w:iCs/>
+          <w:color w:val="FF0000"/>
+          <w:sz w:val="24"/>
+          <w:szCs w:val="24"/>
+        </w:rPr>
+        <w:t xml:space="preserve">Генерал-резидент </w:t>
+      </w:r>
+      <w:r>
+        <w:rPr>
+          <w:rFonts w:ascii="Times New Roman" w:hAnsi="Times New Roman" w:cs="Times New Roman"/>
+          <w:i/>
+          <w:iCs/>
+          <w:color w:val="FF0000"/>
+          <w:sz w:val="24"/>
+          <w:szCs w:val="24"/>
+        </w:rPr>
+        <w:t>обладает судебной властью</w:t>
+      </w:r>
+      <w:r>
+        <w:rPr>
+          <w:rFonts w:ascii="Times New Roman" w:hAnsi="Times New Roman" w:cs="Times New Roman"/>
+          <w:sz w:val="24"/>
+          <w:szCs w:val="24"/>
+        </w:rPr>
+        <w:t>, достижение 75% открывает Франции доступ к понижению статуса до интегрированной марионетки.</w:t>
+      </w:r>
+    </w:p>
+    <w:p>
+      <w:r>
+        <w:rPr>
+          <w:rFonts w:ascii="Times New Roman" w:hAnsi="Times New Roman" w:cs="Times New Roman"/>
+          <w:sz w:val="24"/>
+          <w:szCs w:val="24"/>
+        </w:rPr>
+        <w:t xml:space="preserve">Эффект при 100% на стороне </w:t>
+      </w:r>
+      <w:r>
+        <w:rPr>
+          <w:rFonts w:ascii="Times New Roman" w:hAnsi="Times New Roman" w:cs="Times New Roman"/>
+          <w:sz w:val="24"/>
+          <w:szCs w:val="24"/>
+        </w:rPr>
+        <w:t>генерал-резидента</w:t>
+      </w:r>
+      <w:r>
+        <w:rPr>
+          <w:rFonts w:ascii="Times New Roman" w:hAnsi="Times New Roman" w:cs="Times New Roman"/>
+          <w:sz w:val="24"/>
+          <w:szCs w:val="24"/>
+        </w:rPr>
+        <w:t xml:space="preserve">: </w:t>
+      </w:r>
+      <w:r>
+        <w:rPr>
+          <w:rFonts w:ascii="Times New Roman" w:hAnsi="Times New Roman" w:cs="Times New Roman"/>
+          <w:sz w:val="24"/>
+          <w:szCs w:val="24"/>
+        </w:rPr>
+        <w:t xml:space="preserve">-1 прирост автономии. </w:t>
+      </w:r>
+      <w:r>
+        <w:rPr>
+          <w:rFonts w:ascii="Times New Roman" w:hAnsi="Times New Roman" w:cs="Times New Roman"/>
+          <w:sz w:val="24"/>
+          <w:szCs w:val="24"/>
+        </w:rPr>
+        <w:t xml:space="preserve">При обладании всеми </w:t>
+      </w:r>
+      <w:proofErr w:type="spellStart"/>
+      <w:r>
+        <w:rPr>
+          <w:rFonts w:ascii="Times New Roman" w:hAnsi="Times New Roman" w:cs="Times New Roman"/>
+          <w:sz w:val="24"/>
+          <w:szCs w:val="24"/>
+        </w:rPr>
+        <w:t>тултипами</w:t>
+      </w:r>
+      <w:proofErr w:type="spellEnd"/>
+      <w:r>
+        <w:rPr>
+          <w:rFonts w:ascii="Times New Roman" w:hAnsi="Times New Roman" w:cs="Times New Roman"/>
+          <w:sz w:val="24"/>
+          <w:szCs w:val="24"/>
+        </w:rPr>
+        <w:t xml:space="preserve"> власти генерал-резидента</w:t>
+      </w:r>
+      <w:r>
+        <w:rPr>
+          <w:rFonts w:ascii="Times New Roman" w:hAnsi="Times New Roman" w:cs="Times New Roman"/>
+          <w:sz w:val="24"/>
+          <w:szCs w:val="24"/>
+        </w:rPr>
+        <w:t>, достижение 100% открывает Франции доступ к поглощению страны.</w:t>
+      </w:r>
+    </w:p>
+    <w:p>
+      <w:pPr>
+        <w:rPr>
+          <w:rFonts w:ascii="Times New Roman" w:hAnsi="Times New Roman" w:cs="Times New Roman"/>
+          <w:sz w:val="24"/>
+          <w:szCs w:val="24"/>
+        </w:rPr>
+      </w:pPr>
+    </w:p>
+    <w:p>
+      <w:pPr>
+        <w:rPr>
+          <w:rFonts w:ascii="Times New Roman" w:hAnsi="Times New Roman" w:cs="Times New Roman"/>
+          <w:sz w:val="24"/>
+          <w:szCs w:val="24"/>
+        </w:rPr>
+      </w:pPr>
+      <w:r>
+        <w:rPr>
+          <w:rFonts w:ascii="Times New Roman" w:hAnsi="Times New Roman" w:cs="Times New Roman"/>
+          <w:sz w:val="24"/>
+          <w:szCs w:val="24"/>
+        </w:rPr>
+        <w:t xml:space="preserve">Со старта Марокко будет иметь следующие </w:t>
+      </w:r>
+      <w:proofErr w:type="spellStart"/>
+      <w:r>
+        <w:rPr>
+          <w:rFonts w:ascii="Times New Roman" w:hAnsi="Times New Roman" w:cs="Times New Roman"/>
+          <w:sz w:val="24"/>
+          <w:szCs w:val="24"/>
+        </w:rPr>
+        <w:t>тултипы</w:t>
+      </w:r>
+      <w:proofErr w:type="spellEnd"/>
+      <w:r>
+        <w:rPr>
+          <w:rFonts w:ascii="Times New Roman" w:hAnsi="Times New Roman" w:cs="Times New Roman"/>
+          <w:sz w:val="24"/>
+          <w:szCs w:val="24"/>
+        </w:rPr>
+        <w:t xml:space="preserve"> Г-Р</w:t>
+      </w:r>
+      <w:r>
+        <w:rPr>
+          <w:rFonts w:ascii="Times New Roman" w:hAnsi="Times New Roman" w:cs="Times New Roman"/>
+          <w:sz w:val="24"/>
+          <w:szCs w:val="24"/>
+        </w:rPr>
+        <w:t>:</w:t>
+      </w:r>
+      <w:r>
+        <w:rPr>
+          <w:rFonts w:ascii="Times New Roman" w:hAnsi="Times New Roman" w:cs="Times New Roman"/>
+          <w:sz w:val="24"/>
+          <w:szCs w:val="24"/>
+        </w:rPr>
+        <w:t xml:space="preserve"> </w:t>
+      </w:r>
+      <w:r>
+        <w:rPr>
+          <w:rFonts w:ascii="Times New Roman" w:hAnsi="Times New Roman" w:cs="Times New Roman"/>
+          <w:i/>
+          <w:iCs/>
+          <w:color w:val="FF0000"/>
+          <w:sz w:val="24"/>
+          <w:szCs w:val="24"/>
+        </w:rPr>
+        <w:t>Генерал-резидент обладает правом законодательных инициатив</w:t>
+      </w:r>
+      <w:r>
+        <w:rPr>
+          <w:rFonts w:ascii="Times New Roman" w:hAnsi="Times New Roman" w:cs="Times New Roman"/>
+          <w:sz w:val="24"/>
+          <w:szCs w:val="24"/>
+        </w:rPr>
+        <w:t xml:space="preserve">, </w:t>
+      </w:r>
+      <w:r>
+        <w:rPr>
+          <w:rFonts w:ascii="Times New Roman" w:hAnsi="Times New Roman" w:cs="Times New Roman"/>
+          <w:i/>
+          <w:iCs/>
+          <w:color w:val="FF0000"/>
+          <w:sz w:val="24"/>
+          <w:szCs w:val="24"/>
+        </w:rPr>
+        <w:t xml:space="preserve">Генерал-резидент </w:t>
+      </w:r>
+      <w:r>
+        <w:rPr>
+          <w:rFonts w:ascii="Times New Roman" w:hAnsi="Times New Roman" w:cs="Times New Roman"/>
+          <w:i/>
+          <w:iCs/>
+          <w:color w:val="FF0000"/>
+          <w:sz w:val="24"/>
+          <w:szCs w:val="24"/>
+        </w:rPr>
+        <w:t>контролирует экономику</w:t>
+      </w:r>
+      <w:r>
+        <w:rPr>
+          <w:rFonts w:ascii="Times New Roman" w:hAnsi="Times New Roman" w:cs="Times New Roman"/>
+          <w:sz w:val="24"/>
+          <w:szCs w:val="24"/>
+        </w:rPr>
+        <w:t xml:space="preserve">, </w:t>
+      </w:r>
+      <w:r>
+        <w:rPr>
+          <w:rFonts w:ascii="Times New Roman" w:hAnsi="Times New Roman" w:cs="Times New Roman"/>
+          <w:i/>
+          <w:iCs/>
+          <w:color w:val="FF0000"/>
+          <w:sz w:val="24"/>
+          <w:szCs w:val="24"/>
+        </w:rPr>
+        <w:t xml:space="preserve">Генерал-резидент </w:t>
+      </w:r>
+      <w:r>
+        <w:rPr>
+          <w:rFonts w:ascii="Times New Roman" w:hAnsi="Times New Roman" w:cs="Times New Roman"/>
+          <w:i/>
+          <w:iCs/>
+          <w:color w:val="FF0000"/>
+          <w:sz w:val="24"/>
+          <w:szCs w:val="24"/>
+        </w:rPr>
+        <w:t>контролирует внутренний порядок Марокко</w:t>
+      </w:r>
+      <w:r>
+        <w:rPr>
+          <w:rFonts w:ascii="Times New Roman" w:hAnsi="Times New Roman" w:cs="Times New Roman"/>
+          <w:sz w:val="24"/>
+          <w:szCs w:val="24"/>
+        </w:rPr>
+        <w:t xml:space="preserve">, </w:t>
+      </w:r>
+      <w:r>
+        <w:rPr>
+          <w:rFonts w:ascii="Times New Roman" w:hAnsi="Times New Roman" w:cs="Times New Roman"/>
+          <w:i/>
+          <w:iCs/>
+          <w:color w:val="FF0000"/>
+          <w:sz w:val="24"/>
+          <w:szCs w:val="24"/>
+        </w:rPr>
+        <w:t xml:space="preserve">Генерал-резидент </w:t>
+      </w:r>
+      <w:r>
+        <w:rPr>
+          <w:rFonts w:ascii="Times New Roman" w:hAnsi="Times New Roman" w:cs="Times New Roman"/>
+          <w:i/>
+          <w:iCs/>
+          <w:color w:val="FF0000"/>
+          <w:sz w:val="24"/>
+          <w:szCs w:val="24"/>
+        </w:rPr>
+        <w:t>контролирует армию</w:t>
+      </w:r>
+      <w:r>
+        <w:rPr>
+          <w:rFonts w:ascii="Times New Roman" w:hAnsi="Times New Roman" w:cs="Times New Roman"/>
+          <w:sz w:val="24"/>
+          <w:szCs w:val="24"/>
+        </w:rPr>
+        <w:t xml:space="preserve">, </w:t>
+      </w:r>
+      <w:r>
+        <w:rPr>
+          <w:rFonts w:ascii="Times New Roman" w:hAnsi="Times New Roman" w:cs="Times New Roman"/>
+          <w:i/>
+          <w:iCs/>
+          <w:color w:val="FF0000"/>
+          <w:sz w:val="24"/>
+          <w:szCs w:val="24"/>
+        </w:rPr>
+        <w:t xml:space="preserve">Генерал-резидент </w:t>
+      </w:r>
+      <w:r>
+        <w:rPr>
+          <w:rFonts w:ascii="Times New Roman" w:hAnsi="Times New Roman" w:cs="Times New Roman"/>
+          <w:i/>
+          <w:iCs/>
+          <w:color w:val="FF0000"/>
+          <w:sz w:val="24"/>
+          <w:szCs w:val="24"/>
+        </w:rPr>
+        <w:t>контролирует в</w:t>
+      </w:r>
+      <w:r>
+        <w:rPr>
+          <w:rFonts w:ascii="Times New Roman" w:hAnsi="Times New Roman" w:cs="Times New Roman"/>
+          <w:i/>
+          <w:iCs/>
+          <w:color w:val="FF0000"/>
+          <w:sz w:val="24"/>
+          <w:szCs w:val="24"/>
+        </w:rPr>
+        <w:t>нешние связи страны</w:t>
+      </w:r>
+      <w:r>
+        <w:rPr>
+          <w:rFonts w:ascii="Times New Roman" w:hAnsi="Times New Roman" w:cs="Times New Roman"/>
+          <w:sz w:val="24"/>
+          <w:szCs w:val="24"/>
+        </w:rPr>
+        <w:t>.</w:t>
+      </w:r>
+    </w:p>
+    <w:p>
+      <w:pPr>
+        <w:rPr>
+          <w:rFonts w:ascii="Times New Roman" w:hAnsi="Times New Roman" w:cs="Times New Roman"/>
+          <w:sz w:val="24"/>
+          <w:szCs w:val="24"/>
+        </w:rPr>
+      </w:pPr>
+      <w:r>
+        <w:rPr>
+          <w:rFonts w:ascii="Times New Roman" w:hAnsi="Times New Roman" w:cs="Times New Roman"/>
+          <w:sz w:val="24"/>
+          <w:szCs w:val="24"/>
+        </w:rPr>
+        <w:t xml:space="preserve">Со старта Марокко будет иметь следующие </w:t>
+      </w:r>
+      <w:proofErr w:type="spellStart"/>
+      <w:r>
+        <w:rPr>
+          <w:rFonts w:ascii="Times New Roman" w:hAnsi="Times New Roman" w:cs="Times New Roman"/>
+          <w:sz w:val="24"/>
+          <w:szCs w:val="24"/>
+        </w:rPr>
+        <w:t>тултипы</w:t>
+      </w:r>
+      <w:proofErr w:type="spellEnd"/>
+      <w:r>
+        <w:rPr>
+          <w:rFonts w:ascii="Times New Roman" w:hAnsi="Times New Roman" w:cs="Times New Roman"/>
+          <w:sz w:val="24"/>
+          <w:szCs w:val="24"/>
+        </w:rPr>
+        <w:t xml:space="preserve"> короля</w:t>
+      </w:r>
+      <w:r>
+        <w:rPr>
+          <w:rFonts w:ascii="Times New Roman" w:hAnsi="Times New Roman" w:cs="Times New Roman"/>
+          <w:sz w:val="24"/>
+          <w:szCs w:val="24"/>
+        </w:rPr>
+        <w:t>:</w:t>
+      </w:r>
+      <w:r>
+        <w:rPr>
+          <w:rFonts w:ascii="Times New Roman" w:hAnsi="Times New Roman" w:cs="Times New Roman"/>
+          <w:sz w:val="24"/>
+          <w:szCs w:val="24"/>
+        </w:rPr>
+        <w:t xml:space="preserve"> </w:t>
+      </w:r>
+      <w:r>
+        <w:rPr>
+          <w:rFonts w:ascii="Times New Roman" w:hAnsi="Times New Roman" w:cs="Times New Roman"/>
+          <w:i/>
+          <w:iCs/>
+          <w:color w:val="7030A0"/>
+          <w:sz w:val="24"/>
+          <w:szCs w:val="24"/>
+        </w:rPr>
+        <w:t>Король обладает исполнительной властью</w:t>
+      </w:r>
+      <w:r>
+        <w:rPr>
+          <w:rFonts w:ascii="Times New Roman" w:hAnsi="Times New Roman" w:cs="Times New Roman"/>
+          <w:sz w:val="24"/>
+          <w:szCs w:val="24"/>
+        </w:rPr>
+        <w:t xml:space="preserve">, </w:t>
+      </w:r>
+      <w:r>
+        <w:rPr>
+          <w:rFonts w:ascii="Times New Roman" w:hAnsi="Times New Roman" w:cs="Times New Roman"/>
+          <w:i/>
+          <w:iCs/>
+          <w:color w:val="7030A0"/>
+          <w:sz w:val="24"/>
+          <w:szCs w:val="24"/>
+        </w:rPr>
+        <w:t xml:space="preserve">Король обладает </w:t>
+      </w:r>
+      <w:r>
+        <w:rPr>
+          <w:rFonts w:ascii="Times New Roman" w:hAnsi="Times New Roman" w:cs="Times New Roman"/>
+          <w:i/>
+          <w:iCs/>
+          <w:color w:val="7030A0"/>
+          <w:sz w:val="24"/>
+          <w:szCs w:val="24"/>
+        </w:rPr>
+        <w:t>судебной</w:t>
+      </w:r>
+      <w:r>
+        <w:rPr>
+          <w:rFonts w:ascii="Times New Roman" w:hAnsi="Times New Roman" w:cs="Times New Roman"/>
+          <w:i/>
+          <w:iCs/>
+          <w:color w:val="7030A0"/>
+          <w:sz w:val="24"/>
+          <w:szCs w:val="24"/>
+        </w:rPr>
+        <w:t xml:space="preserve"> властью</w:t>
+      </w:r>
+      <w:r>
+        <w:rPr>
+          <w:rFonts w:ascii="Times New Roman" w:hAnsi="Times New Roman" w:cs="Times New Roman"/>
+          <w:sz w:val="24"/>
+          <w:szCs w:val="24"/>
+        </w:rPr>
+        <w:t xml:space="preserve">, </w:t>
+      </w:r>
+      <w:r>
+        <w:rPr>
+          <w:rFonts w:ascii="Times New Roman" w:hAnsi="Times New Roman" w:cs="Times New Roman"/>
+          <w:i/>
+          <w:iCs/>
+          <w:color w:val="7030A0"/>
+          <w:sz w:val="24"/>
+          <w:szCs w:val="24"/>
+        </w:rPr>
+        <w:t xml:space="preserve">Король обладает </w:t>
+      </w:r>
+      <w:r>
+        <w:rPr>
+          <w:rFonts w:ascii="Times New Roman" w:hAnsi="Times New Roman" w:cs="Times New Roman"/>
+          <w:i/>
+          <w:iCs/>
+          <w:color w:val="7030A0"/>
+          <w:sz w:val="24"/>
+          <w:szCs w:val="24"/>
+        </w:rPr>
+        <w:t>законодательной</w:t>
+      </w:r>
+      <w:r>
+        <w:rPr>
+          <w:rFonts w:ascii="Times New Roman" w:hAnsi="Times New Roman" w:cs="Times New Roman"/>
+          <w:i/>
+          <w:iCs/>
+          <w:color w:val="7030A0"/>
+          <w:sz w:val="24"/>
+          <w:szCs w:val="24"/>
+        </w:rPr>
+        <w:t xml:space="preserve"> властью</w:t>
+      </w:r>
+      <w:r>
+        <w:rPr>
+          <w:rFonts w:ascii="Times New Roman" w:hAnsi="Times New Roman" w:cs="Times New Roman"/>
+          <w:sz w:val="24"/>
+          <w:szCs w:val="24"/>
+        </w:rPr>
+        <w:t xml:space="preserve">, </w:t>
+      </w:r>
+      <w:r>
+        <w:rPr>
+          <w:rFonts w:ascii="Times New Roman" w:hAnsi="Times New Roman" w:cs="Times New Roman"/>
+          <w:i/>
+          <w:iCs/>
+          <w:color w:val="7030A0"/>
+          <w:sz w:val="24"/>
+          <w:szCs w:val="24"/>
+        </w:rPr>
+        <w:t xml:space="preserve">Король </w:t>
+      </w:r>
+      <w:r>
+        <w:rPr>
+          <w:rFonts w:ascii="Times New Roman" w:hAnsi="Times New Roman" w:cs="Times New Roman"/>
+          <w:i/>
+          <w:iCs/>
+          <w:color w:val="7030A0"/>
+          <w:sz w:val="24"/>
+          <w:szCs w:val="24"/>
+        </w:rPr>
+        <w:t>является духовным лидером Марокко</w:t>
+      </w:r>
+      <w:r>
+        <w:rPr>
+          <w:rFonts w:ascii="Times New Roman" w:hAnsi="Times New Roman" w:cs="Times New Roman"/>
+          <w:sz w:val="24"/>
+          <w:szCs w:val="24"/>
+        </w:rPr>
+        <w:t>.</w:t>
+      </w:r>
+    </w:p>
+    <w:p>
+      <w:pPr>
+        <w:rPr>
+          <w:rFonts w:ascii="Times New Roman" w:hAnsi="Times New Roman" w:cs="Times New Roman"/>
+          <w:sz w:val="24"/>
+          <w:szCs w:val="24"/>
+        </w:rPr>
+      </w:pPr>
+    </w:p>
+    <w:p>
+      <w:pPr>
+        <w:rPr>
+          <w:rFonts w:ascii="Times New Roman" w:hAnsi="Times New Roman" w:cs="Times New Roman"/>
+          <w:sz w:val="24"/>
+          <w:szCs w:val="24"/>
+        </w:rPr>
+      </w:pPr>
+      <w:r>
+        <w:rPr>
+          <w:rFonts w:ascii="Times New Roman" w:hAnsi="Times New Roman" w:cs="Times New Roman"/>
+          <w:sz w:val="24"/>
+          <w:szCs w:val="24"/>
+        </w:rPr>
+        <w:t xml:space="preserve">По решениям ниже </w:t>
+      </w:r>
+      <w:proofErr w:type="spellStart"/>
+      <w:r>
+        <w:rPr>
+          <w:rFonts w:ascii="Times New Roman" w:hAnsi="Times New Roman" w:cs="Times New Roman"/>
+          <w:sz w:val="24"/>
+          <w:szCs w:val="24"/>
+        </w:rPr>
+        <w:t>тултипы</w:t>
+      </w:r>
+      <w:proofErr w:type="spellEnd"/>
+      <w:r>
+        <w:rPr>
+          <w:rFonts w:ascii="Times New Roman" w:hAnsi="Times New Roman" w:cs="Times New Roman"/>
+          <w:sz w:val="24"/>
+          <w:szCs w:val="24"/>
+        </w:rPr>
+        <w:t xml:space="preserve"> будут сменять друг друга</w:t>
+      </w:r>
+      <w:r>
+        <w:rPr>
+          <w:rFonts w:ascii="Times New Roman" w:hAnsi="Times New Roman" w:cs="Times New Roman"/>
+          <w:sz w:val="24"/>
+          <w:szCs w:val="24"/>
+        </w:rPr>
+        <w:t>:</w:t>
+      </w:r>
+    </w:p>
+    <w:p>
+      <w:pPr>
+        <w:rPr>
+          <w:rFonts w:ascii="Times New Roman" w:hAnsi="Times New Roman" w:cs="Times New Roman"/>
+          <w:sz w:val="24"/>
+          <w:szCs w:val="24"/>
+        </w:rPr>
+      </w:pPr>
+      <w:r>
+        <w:rPr>
+          <w:rFonts w:ascii="Times New Roman" w:hAnsi="Times New Roman" w:cs="Times New Roman"/>
+          <w:sz w:val="24"/>
+          <w:szCs w:val="24"/>
+        </w:rPr>
+        <w:t>Р</w:t>
+      </w:r>
+      <w:r>
+        <w:rPr>
+          <w:rFonts w:ascii="Times New Roman" w:hAnsi="Times New Roman" w:cs="Times New Roman"/>
+          <w:sz w:val="24"/>
+          <w:szCs w:val="24"/>
+        </w:rPr>
+        <w:t>ешения</w:t>
+      </w:r>
+      <w:r>
+        <w:rPr>
+          <w:rFonts w:ascii="Times New Roman" w:hAnsi="Times New Roman" w:cs="Times New Roman"/>
+          <w:sz w:val="24"/>
+          <w:szCs w:val="24"/>
+        </w:rPr>
+        <w:t xml:space="preserve"> короля</w:t>
+      </w:r>
+      <w:r>
+        <w:rPr>
+          <w:rFonts w:ascii="Times New Roman" w:hAnsi="Times New Roman" w:cs="Times New Roman"/>
+          <w:sz w:val="24"/>
+          <w:szCs w:val="24"/>
+        </w:rPr>
+        <w:t xml:space="preserve"> СО СТАРТА</w:t>
+      </w:r>
+      <w:r>
+        <w:rPr>
+          <w:rFonts w:ascii="Times New Roman" w:hAnsi="Times New Roman" w:cs="Times New Roman"/>
+          <w:sz w:val="24"/>
+          <w:szCs w:val="24"/>
+        </w:rPr>
+        <w:t>:</w:t>
+      </w:r>
+    </w:p>
+    <w:p>
+      <w:pPr>
+        <w:rPr>
+          <w:rFonts w:ascii="Times New Roman" w:hAnsi="Times New Roman" w:cs="Times New Roman"/>
+          <w:sz w:val="24"/>
+          <w:szCs w:val="24"/>
+        </w:rPr>
+      </w:pPr>
+      <w:r>
+        <w:rPr>
+          <w:rFonts w:ascii="Times New Roman" w:hAnsi="Times New Roman" w:cs="Times New Roman"/>
+          <w:sz w:val="24"/>
+          <w:szCs w:val="24"/>
+        </w:rPr>
+        <w:t>1</w:t>
+      </w:r>
+      <w:r>
+        <w:rPr>
+          <w:rFonts w:ascii="Times New Roman" w:hAnsi="Times New Roman" w:cs="Times New Roman"/>
+          <w:sz w:val="24"/>
+          <w:szCs w:val="24"/>
+        </w:rPr>
+        <w:t xml:space="preserve">. </w:t>
+      </w:r>
+      <w:r>
+        <w:rPr>
+          <w:rFonts w:ascii="Times New Roman" w:hAnsi="Times New Roman" w:cs="Times New Roman"/>
+          <w:sz w:val="24"/>
+          <w:szCs w:val="24"/>
+        </w:rPr>
+        <w:t>Вернуть королю право законодательной инициативы</w:t>
+      </w:r>
+    </w:p>
+    <w:p>
+      <w:pPr>
+        <w:rPr>
+          <w:rFonts w:ascii="Times New Roman" w:hAnsi="Times New Roman" w:cs="Times New Roman"/>
+          <w:sz w:val="24"/>
+          <w:szCs w:val="24"/>
+        </w:rPr>
+      </w:pPr>
+      <w:r>
+        <w:rPr>
+          <w:rFonts w:ascii="Times New Roman" w:hAnsi="Times New Roman" w:cs="Times New Roman"/>
+          <w:sz w:val="24"/>
+          <w:szCs w:val="24"/>
+        </w:rPr>
+        <w:t>Требования:</w:t>
+      </w:r>
+      <w:r>
+        <w:rPr>
+          <w:rFonts w:ascii="Times New Roman" w:hAnsi="Times New Roman" w:cs="Times New Roman"/>
+          <w:sz w:val="24"/>
+          <w:szCs w:val="24"/>
+        </w:rPr>
+        <w:t xml:space="preserve"> </w:t>
+      </w:r>
+      <w:r>
+        <w:rPr>
+          <w:rFonts w:ascii="Times New Roman" w:hAnsi="Times New Roman" w:cs="Times New Roman"/>
+          <w:sz w:val="24"/>
+          <w:szCs w:val="24"/>
+        </w:rPr>
+        <w:t>Влияние на стороне короля и составляет более 25%</w:t>
+      </w:r>
+    </w:p>
+    <w:p>
+      <w:pPr>
+        <w:rPr>
+          <w:rFonts w:ascii="Times New Roman" w:hAnsi="Times New Roman" w:cs="Times New Roman"/>
+          <w:sz w:val="24"/>
+          <w:szCs w:val="24"/>
+        </w:rPr>
+      </w:pPr>
+      <w:r>
+        <w:rPr>
+          <w:rFonts w:ascii="Times New Roman" w:hAnsi="Times New Roman" w:cs="Times New Roman"/>
+          <w:sz w:val="24"/>
+          <w:szCs w:val="24"/>
+        </w:rPr>
+        <w:t xml:space="preserve">Стоимость: </w:t>
+      </w:r>
+      <w:r>
+        <w:rPr>
+          <w:rFonts w:ascii="Times New Roman" w:hAnsi="Times New Roman" w:cs="Times New Roman"/>
+          <w:sz w:val="24"/>
+          <w:szCs w:val="24"/>
+        </w:rPr>
+        <w:t>50 полит власти</w:t>
+      </w:r>
+    </w:p>
+    <w:p>
+      <w:pPr>
+        <w:rPr>
+          <w:rFonts w:ascii="Times New Roman" w:hAnsi="Times New Roman" w:cs="Times New Roman"/>
+          <w:sz w:val="24"/>
+          <w:szCs w:val="24"/>
+        </w:rPr>
+      </w:pPr>
+      <w:r>
+        <w:rPr>
+          <w:rFonts w:ascii="Times New Roman" w:hAnsi="Times New Roman" w:cs="Times New Roman"/>
+          <w:sz w:val="24"/>
+          <w:szCs w:val="24"/>
+        </w:rPr>
+        <w:t xml:space="preserve">Результат: </w:t>
+      </w:r>
+      <w:r>
+        <w:rPr>
+          <w:rFonts w:ascii="Times New Roman" w:hAnsi="Times New Roman" w:cs="Times New Roman"/>
+          <w:sz w:val="24"/>
+          <w:szCs w:val="24"/>
+        </w:rPr>
+        <w:t xml:space="preserve">-20% влияния короля. </w:t>
+      </w:r>
+      <w:r>
+        <w:rPr>
+          <w:rFonts w:ascii="Times New Roman" w:hAnsi="Times New Roman" w:cs="Times New Roman"/>
+          <w:sz w:val="24"/>
+          <w:szCs w:val="24"/>
+        </w:rPr>
+        <w:t xml:space="preserve">Открывает доступ </w:t>
+      </w:r>
+      <w:r>
+        <w:rPr>
+          <w:rFonts w:ascii="Times New Roman" w:hAnsi="Times New Roman" w:cs="Times New Roman"/>
+          <w:sz w:val="24"/>
+          <w:szCs w:val="24"/>
+        </w:rPr>
+        <w:t>к политикам, усиливающим поддержку демократии и монархии</w:t>
+      </w:r>
+      <w:r>
+        <w:rPr>
+          <w:rFonts w:ascii="Times New Roman" w:hAnsi="Times New Roman" w:cs="Times New Roman"/>
+          <w:sz w:val="24"/>
+          <w:szCs w:val="24"/>
+        </w:rPr>
+        <w:t>. Открывает часть фокусов политического древа связанных с поддерж</w:t>
+      </w:r>
+      <w:r>
+        <w:rPr>
+          <w:rFonts w:ascii="Times New Roman" w:hAnsi="Times New Roman" w:cs="Times New Roman"/>
+          <w:sz w:val="24"/>
+          <w:szCs w:val="24"/>
+        </w:rPr>
+        <w:t>кой лояльных движений и укреплением позиций монарха</w:t>
+      </w:r>
+      <w:r>
+        <w:rPr>
+          <w:rFonts w:ascii="Times New Roman" w:hAnsi="Times New Roman" w:cs="Times New Roman"/>
+          <w:sz w:val="24"/>
+          <w:szCs w:val="24"/>
+        </w:rPr>
+        <w:t xml:space="preserve">, связанного с самостоятельным развитием. Вы получаете </w:t>
+      </w:r>
+      <w:proofErr w:type="spellStart"/>
+      <w:r>
+        <w:rPr>
+          <w:rFonts w:ascii="Times New Roman" w:hAnsi="Times New Roman" w:cs="Times New Roman"/>
+          <w:sz w:val="24"/>
+          <w:szCs w:val="24"/>
+        </w:rPr>
+        <w:t>тултип</w:t>
+      </w:r>
+      <w:proofErr w:type="spellEnd"/>
+      <w:r>
+        <w:rPr>
+          <w:rFonts w:ascii="Times New Roman" w:hAnsi="Times New Roman" w:cs="Times New Roman"/>
+          <w:sz w:val="24"/>
+          <w:szCs w:val="24"/>
+        </w:rPr>
+        <w:t xml:space="preserve"> </w:t>
+      </w:r>
+      <w:r>
+        <w:rPr>
+          <w:rFonts w:ascii="Times New Roman" w:hAnsi="Times New Roman" w:cs="Times New Roman"/>
+          <w:i/>
+          <w:iCs/>
+          <w:color w:val="7030A0"/>
+          <w:sz w:val="24"/>
+          <w:szCs w:val="24"/>
+        </w:rPr>
+        <w:t xml:space="preserve">Король </w:t>
+      </w:r>
+      <w:r>
+        <w:rPr>
+          <w:rFonts w:ascii="Times New Roman" w:hAnsi="Times New Roman" w:cs="Times New Roman"/>
+          <w:i/>
+          <w:iCs/>
+          <w:color w:val="7030A0"/>
+          <w:sz w:val="24"/>
+          <w:szCs w:val="24"/>
+        </w:rPr>
+        <w:t>обладает правом законодательных инициатив</w:t>
+      </w:r>
+      <w:r>
+        <w:rPr>
+          <w:rFonts w:ascii="Times New Roman" w:hAnsi="Times New Roman" w:cs="Times New Roman"/>
+          <w:sz w:val="24"/>
+          <w:szCs w:val="24"/>
+        </w:rPr>
+        <w:t>.</w:t>
+      </w:r>
+      <w:r>
+        <w:rPr>
+          <w:rFonts w:ascii="Times New Roman" w:hAnsi="Times New Roman" w:cs="Times New Roman"/>
+          <w:sz w:val="24"/>
+          <w:szCs w:val="24"/>
+        </w:rPr>
+        <w:t xml:space="preserve"> Вы теряете </w:t>
+      </w:r>
+      <w:proofErr w:type="spellStart"/>
+      <w:r>
+        <w:rPr>
+          <w:rFonts w:ascii="Times New Roman" w:hAnsi="Times New Roman" w:cs="Times New Roman"/>
+          <w:sz w:val="24"/>
+          <w:szCs w:val="24"/>
+        </w:rPr>
+        <w:t>тултип</w:t>
+      </w:r>
+      <w:proofErr w:type="spellEnd"/>
+      <w:r>
+        <w:rPr>
+          <w:rFonts w:ascii="Times New Roman" w:hAnsi="Times New Roman" w:cs="Times New Roman"/>
+          <w:sz w:val="24"/>
+          <w:szCs w:val="24"/>
+        </w:rPr>
+        <w:t xml:space="preserve"> </w:t>
+      </w:r>
+      <w:r>
+        <w:rPr>
+          <w:rFonts w:ascii="Times New Roman" w:hAnsi="Times New Roman" w:cs="Times New Roman"/>
+          <w:i/>
+          <w:iCs/>
+          <w:color w:val="FF0000"/>
+          <w:sz w:val="24"/>
+          <w:szCs w:val="24"/>
+        </w:rPr>
+        <w:t>Генерал-резидент обладает правом законодательных инициатив</w:t>
+      </w:r>
+      <w:r>
+        <w:rPr>
+          <w:rFonts w:ascii="Times New Roman" w:hAnsi="Times New Roman" w:cs="Times New Roman"/>
+          <w:i/>
+          <w:iCs/>
+          <w:color w:val="FF0000"/>
+          <w:sz w:val="24"/>
+          <w:szCs w:val="24"/>
+        </w:rPr>
+        <w:t>.</w:t>
+      </w:r>
+    </w:p>
+    <w:p>
+      <w:pPr>
+        <w:rPr>
+          <w:rFonts w:ascii="Times New Roman" w:hAnsi="Times New Roman" w:cs="Times New Roman"/>
+          <w:sz w:val="24"/>
+          <w:szCs w:val="24"/>
+        </w:rPr>
+      </w:pPr>
+      <w:r>
+        <w:rPr>
+          <w:rFonts w:ascii="Times New Roman" w:hAnsi="Times New Roman" w:cs="Times New Roman"/>
+          <w:sz w:val="24"/>
+          <w:szCs w:val="24"/>
+        </w:rPr>
+        <w:t>2</w:t>
+      </w:r>
+      <w:r>
+        <w:rPr>
+          <w:rFonts w:ascii="Times New Roman" w:hAnsi="Times New Roman" w:cs="Times New Roman"/>
+          <w:sz w:val="24"/>
+          <w:szCs w:val="24"/>
+        </w:rPr>
+        <w:t xml:space="preserve">. </w:t>
+      </w:r>
+      <w:r>
+        <w:rPr>
+          <w:rFonts w:ascii="Times New Roman" w:hAnsi="Times New Roman" w:cs="Times New Roman"/>
+          <w:sz w:val="24"/>
+          <w:szCs w:val="24"/>
+        </w:rPr>
+        <w:t>Вернуть королю контроль над экономикой</w:t>
+      </w:r>
+    </w:p>
+    <w:p>
+      <w:pPr>
+        <w:rPr>
+          <w:rFonts w:ascii="Times New Roman" w:hAnsi="Times New Roman" w:cs="Times New Roman"/>
+          <w:sz w:val="24"/>
+          <w:szCs w:val="24"/>
+        </w:rPr>
+      </w:pPr>
+      <w:r>
+        <w:rPr>
+          <w:rFonts w:ascii="Times New Roman" w:hAnsi="Times New Roman" w:cs="Times New Roman"/>
+          <w:sz w:val="24"/>
+          <w:szCs w:val="24"/>
+        </w:rPr>
+        <w:t>Требования:</w:t>
+      </w:r>
+      <w:r>
+        <w:rPr>
+          <w:rFonts w:ascii="Times New Roman" w:hAnsi="Times New Roman" w:cs="Times New Roman"/>
+          <w:sz w:val="24"/>
+          <w:szCs w:val="24"/>
+        </w:rPr>
+        <w:t xml:space="preserve"> </w:t>
+      </w:r>
+      <w:r>
+        <w:rPr>
+          <w:rFonts w:ascii="Times New Roman" w:hAnsi="Times New Roman" w:cs="Times New Roman"/>
+          <w:sz w:val="24"/>
+          <w:szCs w:val="24"/>
+        </w:rPr>
+        <w:t>Влияние на стороне короля и составляет более 50%</w:t>
+      </w:r>
+    </w:p>
+    <w:p>
+      <w:pPr>
+        <w:rPr>
+          <w:rFonts w:ascii="Times New Roman" w:hAnsi="Times New Roman" w:cs="Times New Roman"/>
+          <w:sz w:val="24"/>
+          <w:szCs w:val="24"/>
+        </w:rPr>
+      </w:pPr>
+      <w:r>
+        <w:rPr>
+          <w:rFonts w:ascii="Times New Roman" w:hAnsi="Times New Roman" w:cs="Times New Roman"/>
+          <w:sz w:val="24"/>
+          <w:szCs w:val="24"/>
+        </w:rPr>
+        <w:t xml:space="preserve">Стоимость: </w:t>
+      </w:r>
+      <w:r>
+        <w:rPr>
+          <w:rFonts w:ascii="Times New Roman" w:hAnsi="Times New Roman" w:cs="Times New Roman"/>
+          <w:sz w:val="24"/>
+          <w:szCs w:val="24"/>
+        </w:rPr>
+        <w:t>50 полит власти</w:t>
+      </w:r>
+    </w:p>
+    <w:p>
+      <w:pPr>
+        <w:rPr>
+          <w:rFonts w:ascii="Times New Roman" w:hAnsi="Times New Roman" w:cs="Times New Roman"/>
+          <w:sz w:val="24"/>
+          <w:szCs w:val="24"/>
+        </w:rPr>
+      </w:pPr>
+      <w:r>
+        <w:rPr>
+          <w:rFonts w:ascii="Times New Roman" w:hAnsi="Times New Roman" w:cs="Times New Roman"/>
+          <w:sz w:val="24"/>
+          <w:szCs w:val="24"/>
+        </w:rPr>
+        <w:lastRenderedPageBreak/>
+        <w:t xml:space="preserve">Результат: </w:t>
+      </w:r>
+      <w:r>
+        <w:rPr>
+          <w:rFonts w:ascii="Times New Roman" w:hAnsi="Times New Roman" w:cs="Times New Roman"/>
+          <w:sz w:val="24"/>
+          <w:szCs w:val="24"/>
+        </w:rPr>
+        <w:t xml:space="preserve">-20% влияния короля. </w:t>
+      </w:r>
+      <w:proofErr w:type="gramStart"/>
+      <w:r>
+        <w:rPr>
+          <w:rFonts w:ascii="Times New Roman" w:hAnsi="Times New Roman" w:cs="Times New Roman"/>
+          <w:sz w:val="24"/>
+          <w:szCs w:val="24"/>
+        </w:rPr>
+        <w:t>Открывает</w:t>
+      </w:r>
+      <w:proofErr w:type="gramEnd"/>
+      <w:r>
+        <w:rPr>
+          <w:rFonts w:ascii="Times New Roman" w:hAnsi="Times New Roman" w:cs="Times New Roman"/>
+          <w:sz w:val="24"/>
+          <w:szCs w:val="24"/>
+        </w:rPr>
+        <w:t xml:space="preserve"> доступ к редактированию экономических законов. Открывает часть фокусов экономического древа, связанного с самостоятельным развитием. Вы получаете </w:t>
+      </w:r>
+      <w:proofErr w:type="spellStart"/>
+      <w:r>
+        <w:rPr>
+          <w:rFonts w:ascii="Times New Roman" w:hAnsi="Times New Roman" w:cs="Times New Roman"/>
+          <w:sz w:val="24"/>
+          <w:szCs w:val="24"/>
+        </w:rPr>
+        <w:t>тултип</w:t>
+      </w:r>
+      <w:proofErr w:type="spellEnd"/>
+      <w:r>
+        <w:rPr>
+          <w:rFonts w:ascii="Times New Roman" w:hAnsi="Times New Roman" w:cs="Times New Roman"/>
+          <w:sz w:val="24"/>
+          <w:szCs w:val="24"/>
+        </w:rPr>
+        <w:t xml:space="preserve"> </w:t>
+      </w:r>
+      <w:r>
+        <w:rPr>
+          <w:rFonts w:ascii="Times New Roman" w:hAnsi="Times New Roman" w:cs="Times New Roman"/>
+          <w:i/>
+          <w:iCs/>
+          <w:color w:val="7030A0"/>
+          <w:sz w:val="24"/>
+          <w:szCs w:val="24"/>
+        </w:rPr>
+        <w:t xml:space="preserve">Король контролирует </w:t>
+      </w:r>
+      <w:r>
+        <w:rPr>
+          <w:rFonts w:ascii="Times New Roman" w:hAnsi="Times New Roman" w:cs="Times New Roman"/>
+          <w:i/>
+          <w:iCs/>
+          <w:color w:val="7030A0"/>
+          <w:sz w:val="24"/>
+          <w:szCs w:val="24"/>
+        </w:rPr>
+        <w:t>экономику</w:t>
+      </w:r>
+      <w:r>
+        <w:rPr>
+          <w:rFonts w:ascii="Times New Roman" w:hAnsi="Times New Roman" w:cs="Times New Roman"/>
+          <w:sz w:val="24"/>
+          <w:szCs w:val="24"/>
+        </w:rPr>
+        <w:t>.</w:t>
+      </w:r>
+      <w:r>
+        <w:rPr>
+          <w:rFonts w:ascii="Times New Roman" w:hAnsi="Times New Roman" w:cs="Times New Roman"/>
+          <w:sz w:val="24"/>
+          <w:szCs w:val="24"/>
+        </w:rPr>
+        <w:t xml:space="preserve"> </w:t>
+      </w:r>
+      <w:r>
+        <w:rPr>
+          <w:rFonts w:ascii="Times New Roman" w:hAnsi="Times New Roman" w:cs="Times New Roman"/>
+          <w:sz w:val="24"/>
+          <w:szCs w:val="24"/>
+        </w:rPr>
+        <w:t xml:space="preserve">Вы теряете </w:t>
+      </w:r>
+      <w:proofErr w:type="spellStart"/>
+      <w:r>
+        <w:rPr>
+          <w:rFonts w:ascii="Times New Roman" w:hAnsi="Times New Roman" w:cs="Times New Roman"/>
+          <w:sz w:val="24"/>
+          <w:szCs w:val="24"/>
+        </w:rPr>
+        <w:t>тултип</w:t>
+      </w:r>
+      <w:proofErr w:type="spellEnd"/>
+      <w:r>
+        <w:rPr>
+          <w:rFonts w:ascii="Times New Roman" w:hAnsi="Times New Roman" w:cs="Times New Roman"/>
+          <w:sz w:val="24"/>
+          <w:szCs w:val="24"/>
+        </w:rPr>
+        <w:t xml:space="preserve"> </w:t>
+      </w:r>
+      <w:r>
+        <w:rPr>
+          <w:rFonts w:ascii="Times New Roman" w:hAnsi="Times New Roman" w:cs="Times New Roman"/>
+          <w:i/>
+          <w:iCs/>
+          <w:color w:val="FF0000"/>
+          <w:sz w:val="24"/>
+          <w:szCs w:val="24"/>
+        </w:rPr>
+        <w:t xml:space="preserve">Генерал-резидент </w:t>
+      </w:r>
+      <w:r>
+        <w:rPr>
+          <w:rFonts w:ascii="Times New Roman" w:hAnsi="Times New Roman" w:cs="Times New Roman"/>
+          <w:i/>
+          <w:iCs/>
+          <w:color w:val="FF0000"/>
+          <w:sz w:val="24"/>
+          <w:szCs w:val="24"/>
+        </w:rPr>
+        <w:t>контролирует экономику.</w:t>
+      </w:r>
+    </w:p>
+    <w:p>
+      <w:pPr>
+        <w:rPr>
+          <w:rFonts w:ascii="Times New Roman" w:hAnsi="Times New Roman" w:cs="Times New Roman"/>
+          <w:sz w:val="24"/>
+          <w:szCs w:val="24"/>
+        </w:rPr>
+      </w:pPr>
+      <w:r>
+        <w:rPr>
+          <w:rFonts w:ascii="Times New Roman" w:hAnsi="Times New Roman" w:cs="Times New Roman"/>
+          <w:sz w:val="24"/>
+          <w:szCs w:val="24"/>
+        </w:rPr>
+        <w:t>3</w:t>
+      </w:r>
+      <w:r>
+        <w:rPr>
+          <w:rFonts w:ascii="Times New Roman" w:hAnsi="Times New Roman" w:cs="Times New Roman"/>
+          <w:sz w:val="24"/>
+          <w:szCs w:val="24"/>
+        </w:rPr>
+        <w:t xml:space="preserve">. </w:t>
+      </w:r>
+      <w:r>
+        <w:rPr>
+          <w:rFonts w:ascii="Times New Roman" w:hAnsi="Times New Roman" w:cs="Times New Roman"/>
+          <w:sz w:val="24"/>
+          <w:szCs w:val="24"/>
+        </w:rPr>
+        <w:t>Вернуть</w:t>
+      </w:r>
+      <w:r>
+        <w:rPr>
+          <w:rFonts w:ascii="Times New Roman" w:hAnsi="Times New Roman" w:cs="Times New Roman"/>
+          <w:sz w:val="24"/>
+          <w:szCs w:val="24"/>
+        </w:rPr>
+        <w:t xml:space="preserve"> королю</w:t>
+      </w:r>
+      <w:r>
+        <w:rPr>
+          <w:rFonts w:ascii="Times New Roman" w:hAnsi="Times New Roman" w:cs="Times New Roman"/>
+          <w:sz w:val="24"/>
+          <w:szCs w:val="24"/>
+        </w:rPr>
+        <w:t xml:space="preserve"> контроль над внутренним порядком в стране</w:t>
+      </w:r>
+    </w:p>
+    <w:p>
+      <w:pPr>
+        <w:rPr>
+          <w:rFonts w:ascii="Times New Roman" w:hAnsi="Times New Roman" w:cs="Times New Roman"/>
+          <w:sz w:val="24"/>
+          <w:szCs w:val="24"/>
+        </w:rPr>
+      </w:pPr>
+      <w:r>
+        <w:rPr>
+          <w:rFonts w:ascii="Times New Roman" w:hAnsi="Times New Roman" w:cs="Times New Roman"/>
+          <w:sz w:val="24"/>
+          <w:szCs w:val="24"/>
+        </w:rPr>
+        <w:t>Требования:</w:t>
+      </w:r>
+      <w:r>
+        <w:rPr>
+          <w:rFonts w:ascii="Times New Roman" w:hAnsi="Times New Roman" w:cs="Times New Roman"/>
+          <w:sz w:val="24"/>
+          <w:szCs w:val="24"/>
+        </w:rPr>
+        <w:t xml:space="preserve"> </w:t>
+      </w:r>
+      <w:r>
+        <w:rPr>
+          <w:rFonts w:ascii="Times New Roman" w:hAnsi="Times New Roman" w:cs="Times New Roman"/>
+          <w:sz w:val="24"/>
+          <w:szCs w:val="24"/>
+        </w:rPr>
+        <w:t>Влияние на стороне короля и составляет более 50%</w:t>
+      </w:r>
+    </w:p>
+    <w:p>
+      <w:pPr>
+        <w:rPr>
+          <w:rFonts w:ascii="Times New Roman" w:hAnsi="Times New Roman" w:cs="Times New Roman"/>
+          <w:sz w:val="24"/>
+          <w:szCs w:val="24"/>
+        </w:rPr>
+      </w:pPr>
+      <w:r>
+        <w:rPr>
+          <w:rFonts w:ascii="Times New Roman" w:hAnsi="Times New Roman" w:cs="Times New Roman"/>
+          <w:sz w:val="24"/>
+          <w:szCs w:val="24"/>
+        </w:rPr>
+        <w:t xml:space="preserve">Стоимость: </w:t>
+      </w:r>
+      <w:r>
+        <w:rPr>
+          <w:rFonts w:ascii="Times New Roman" w:hAnsi="Times New Roman" w:cs="Times New Roman"/>
+          <w:sz w:val="24"/>
+          <w:szCs w:val="24"/>
+        </w:rPr>
+        <w:t>50 полит власти</w:t>
+      </w:r>
+    </w:p>
+    <w:p>
+      <w:pPr>
+        <w:rPr>
+          <w:rFonts w:ascii="Times New Roman" w:hAnsi="Times New Roman" w:cs="Times New Roman"/>
+          <w:sz w:val="24"/>
+          <w:szCs w:val="24"/>
+        </w:rPr>
+      </w:pPr>
+      <w:r>
+        <w:rPr>
+          <w:rFonts w:ascii="Times New Roman" w:hAnsi="Times New Roman" w:cs="Times New Roman"/>
+          <w:sz w:val="24"/>
+          <w:szCs w:val="24"/>
+        </w:rPr>
+        <w:t xml:space="preserve">Результат: </w:t>
+      </w:r>
+      <w:r>
+        <w:rPr>
+          <w:rFonts w:ascii="Times New Roman" w:hAnsi="Times New Roman" w:cs="Times New Roman"/>
+          <w:sz w:val="24"/>
+          <w:szCs w:val="24"/>
+        </w:rPr>
+        <w:t xml:space="preserve">-20% влияния короля. </w:t>
+      </w:r>
+      <w:proofErr w:type="gramStart"/>
+      <w:r>
+        <w:rPr>
+          <w:rFonts w:ascii="Times New Roman" w:hAnsi="Times New Roman" w:cs="Times New Roman"/>
+          <w:sz w:val="24"/>
+          <w:szCs w:val="24"/>
+        </w:rPr>
+        <w:t>Открывает</w:t>
+      </w:r>
+      <w:proofErr w:type="gramEnd"/>
+      <w:r>
+        <w:rPr>
+          <w:rFonts w:ascii="Times New Roman" w:hAnsi="Times New Roman" w:cs="Times New Roman"/>
+          <w:sz w:val="24"/>
+          <w:szCs w:val="24"/>
+        </w:rPr>
+        <w:t xml:space="preserve"> доступ к редактированию оккупационных законов. Открывает часть фокусов военного древа, связанного с полицией и оккупацией. Вы получаете </w:t>
+      </w:r>
+      <w:proofErr w:type="spellStart"/>
+      <w:r>
+        <w:rPr>
+          <w:rFonts w:ascii="Times New Roman" w:hAnsi="Times New Roman" w:cs="Times New Roman"/>
+          <w:sz w:val="24"/>
+          <w:szCs w:val="24"/>
+        </w:rPr>
+        <w:t>тултип</w:t>
+      </w:r>
+      <w:proofErr w:type="spellEnd"/>
+      <w:r>
+        <w:rPr>
+          <w:rFonts w:ascii="Times New Roman" w:hAnsi="Times New Roman" w:cs="Times New Roman"/>
+          <w:sz w:val="24"/>
+          <w:szCs w:val="24"/>
+        </w:rPr>
+        <w:t xml:space="preserve"> </w:t>
+      </w:r>
+      <w:r>
+        <w:rPr>
+          <w:rFonts w:ascii="Times New Roman" w:hAnsi="Times New Roman" w:cs="Times New Roman"/>
+          <w:i/>
+          <w:iCs/>
+          <w:color w:val="7030A0"/>
+          <w:sz w:val="24"/>
+          <w:szCs w:val="24"/>
+        </w:rPr>
+        <w:t xml:space="preserve">Король контролирует </w:t>
+      </w:r>
+      <w:r>
+        <w:rPr>
+          <w:rFonts w:ascii="Times New Roman" w:hAnsi="Times New Roman" w:cs="Times New Roman"/>
+          <w:i/>
+          <w:iCs/>
+          <w:color w:val="7030A0"/>
+          <w:sz w:val="24"/>
+          <w:szCs w:val="24"/>
+        </w:rPr>
+        <w:t>внутренний порядок Марокко</w:t>
+      </w:r>
+      <w:r>
+        <w:rPr>
+          <w:rFonts w:ascii="Times New Roman" w:hAnsi="Times New Roman" w:cs="Times New Roman"/>
+          <w:sz w:val="24"/>
+          <w:szCs w:val="24"/>
+        </w:rPr>
+        <w:t>.</w:t>
+      </w:r>
+      <w:r>
+        <w:rPr>
+          <w:rFonts w:ascii="Times New Roman" w:hAnsi="Times New Roman" w:cs="Times New Roman"/>
+          <w:sz w:val="24"/>
+          <w:szCs w:val="24"/>
+        </w:rPr>
+        <w:t xml:space="preserve"> </w:t>
+      </w:r>
+      <w:r>
+        <w:rPr>
+          <w:rFonts w:ascii="Times New Roman" w:hAnsi="Times New Roman" w:cs="Times New Roman"/>
+          <w:sz w:val="24"/>
+          <w:szCs w:val="24"/>
+        </w:rPr>
+        <w:t xml:space="preserve">Вы теряете </w:t>
+      </w:r>
+      <w:proofErr w:type="spellStart"/>
+      <w:r>
+        <w:rPr>
+          <w:rFonts w:ascii="Times New Roman" w:hAnsi="Times New Roman" w:cs="Times New Roman"/>
+          <w:sz w:val="24"/>
+          <w:szCs w:val="24"/>
+        </w:rPr>
+        <w:t>тултип</w:t>
+      </w:r>
+      <w:proofErr w:type="spellEnd"/>
+      <w:r>
+        <w:rPr>
+          <w:rFonts w:ascii="Times New Roman" w:hAnsi="Times New Roman" w:cs="Times New Roman"/>
+          <w:sz w:val="24"/>
+          <w:szCs w:val="24"/>
+        </w:rPr>
+        <w:t xml:space="preserve"> </w:t>
+      </w:r>
+      <w:r>
+        <w:rPr>
+          <w:rFonts w:ascii="Times New Roman" w:hAnsi="Times New Roman" w:cs="Times New Roman"/>
+          <w:i/>
+          <w:iCs/>
+          <w:color w:val="FF0000"/>
+          <w:sz w:val="24"/>
+          <w:szCs w:val="24"/>
+        </w:rPr>
+        <w:t xml:space="preserve">Генерал-резидент </w:t>
+      </w:r>
+      <w:r>
+        <w:rPr>
+          <w:rFonts w:ascii="Times New Roman" w:hAnsi="Times New Roman" w:cs="Times New Roman"/>
+          <w:i/>
+          <w:iCs/>
+          <w:color w:val="FF0000"/>
+          <w:sz w:val="24"/>
+          <w:szCs w:val="24"/>
+        </w:rPr>
+        <w:t>контролирует внутренний порядок Марокко.</w:t>
+      </w:r>
+    </w:p>
+    <w:p>
+      <w:pPr>
+        <w:rPr>
+          <w:rFonts w:ascii="Times New Roman" w:hAnsi="Times New Roman" w:cs="Times New Roman"/>
+          <w:sz w:val="24"/>
+          <w:szCs w:val="24"/>
+        </w:rPr>
+      </w:pPr>
+      <w:r>
+        <w:rPr>
+          <w:rFonts w:ascii="Times New Roman" w:hAnsi="Times New Roman" w:cs="Times New Roman"/>
+          <w:sz w:val="24"/>
+          <w:szCs w:val="24"/>
+        </w:rPr>
+        <w:t>4</w:t>
+      </w:r>
+      <w:r>
+        <w:rPr>
+          <w:rFonts w:ascii="Times New Roman" w:hAnsi="Times New Roman" w:cs="Times New Roman"/>
+          <w:sz w:val="24"/>
+          <w:szCs w:val="24"/>
+        </w:rPr>
+        <w:t xml:space="preserve">. </w:t>
+      </w:r>
+      <w:r>
+        <w:rPr>
+          <w:rFonts w:ascii="Times New Roman" w:hAnsi="Times New Roman" w:cs="Times New Roman"/>
+          <w:sz w:val="24"/>
+          <w:szCs w:val="24"/>
+        </w:rPr>
+        <w:t>Вернуть</w:t>
+      </w:r>
+      <w:r>
+        <w:rPr>
+          <w:rFonts w:ascii="Times New Roman" w:hAnsi="Times New Roman" w:cs="Times New Roman"/>
+          <w:sz w:val="24"/>
+          <w:szCs w:val="24"/>
+        </w:rPr>
+        <w:t xml:space="preserve"> королю</w:t>
+      </w:r>
+      <w:r>
+        <w:rPr>
+          <w:rFonts w:ascii="Times New Roman" w:hAnsi="Times New Roman" w:cs="Times New Roman"/>
+          <w:sz w:val="24"/>
+          <w:szCs w:val="24"/>
+        </w:rPr>
+        <w:t xml:space="preserve"> контроль над армией</w:t>
+      </w:r>
+    </w:p>
+    <w:p>
+      <w:pPr>
+        <w:rPr>
+          <w:rFonts w:ascii="Times New Roman" w:hAnsi="Times New Roman" w:cs="Times New Roman"/>
+          <w:sz w:val="24"/>
+          <w:szCs w:val="24"/>
+        </w:rPr>
+      </w:pPr>
+      <w:r>
+        <w:rPr>
+          <w:rFonts w:ascii="Times New Roman" w:hAnsi="Times New Roman" w:cs="Times New Roman"/>
+          <w:sz w:val="24"/>
+          <w:szCs w:val="24"/>
+        </w:rPr>
+        <w:t>Требования:</w:t>
+      </w:r>
+      <w:r>
+        <w:rPr>
+          <w:rFonts w:ascii="Times New Roman" w:hAnsi="Times New Roman" w:cs="Times New Roman"/>
+          <w:sz w:val="24"/>
+          <w:szCs w:val="24"/>
+        </w:rPr>
+        <w:t xml:space="preserve"> </w:t>
+      </w:r>
+      <w:r>
+        <w:rPr>
+          <w:rFonts w:ascii="Times New Roman" w:hAnsi="Times New Roman" w:cs="Times New Roman"/>
+          <w:sz w:val="24"/>
+          <w:szCs w:val="24"/>
+        </w:rPr>
+        <w:t>Влияние на стороне короля и составляет более 75%</w:t>
+      </w:r>
+    </w:p>
+    <w:p>
+      <w:pPr>
+        <w:rPr>
+          <w:rFonts w:ascii="Times New Roman" w:hAnsi="Times New Roman" w:cs="Times New Roman"/>
+          <w:sz w:val="24"/>
+          <w:szCs w:val="24"/>
+        </w:rPr>
+      </w:pPr>
+      <w:r>
+        <w:rPr>
+          <w:rFonts w:ascii="Times New Roman" w:hAnsi="Times New Roman" w:cs="Times New Roman"/>
+          <w:sz w:val="24"/>
+          <w:szCs w:val="24"/>
+        </w:rPr>
+        <w:t xml:space="preserve">Стоимость: </w:t>
+      </w:r>
+      <w:r>
+        <w:rPr>
+          <w:rFonts w:ascii="Times New Roman" w:hAnsi="Times New Roman" w:cs="Times New Roman"/>
+          <w:sz w:val="24"/>
+          <w:szCs w:val="24"/>
+        </w:rPr>
+        <w:t>50 полит власти</w:t>
+      </w:r>
+    </w:p>
+    <w:p>
+      <w:pPr>
+        <w:rPr>
+          <w:rFonts w:ascii="Times New Roman" w:hAnsi="Times New Roman" w:cs="Times New Roman"/>
+          <w:sz w:val="24"/>
+          <w:szCs w:val="24"/>
+        </w:rPr>
+      </w:pPr>
+      <w:r>
+        <w:rPr>
+          <w:rFonts w:ascii="Times New Roman" w:hAnsi="Times New Roman" w:cs="Times New Roman"/>
+          <w:sz w:val="24"/>
+          <w:szCs w:val="24"/>
+        </w:rPr>
+        <w:t xml:space="preserve">Результат: </w:t>
+      </w:r>
+      <w:r>
+        <w:rPr>
+          <w:rFonts w:ascii="Times New Roman" w:hAnsi="Times New Roman" w:cs="Times New Roman"/>
+          <w:sz w:val="24"/>
+          <w:szCs w:val="24"/>
+        </w:rPr>
+        <w:t xml:space="preserve">-20% влияния короля. </w:t>
+      </w:r>
+      <w:proofErr w:type="gramStart"/>
+      <w:r>
+        <w:rPr>
+          <w:rFonts w:ascii="Times New Roman" w:hAnsi="Times New Roman" w:cs="Times New Roman"/>
+          <w:sz w:val="24"/>
+          <w:szCs w:val="24"/>
+        </w:rPr>
+        <w:t>Открывает</w:t>
+      </w:r>
+      <w:proofErr w:type="gramEnd"/>
+      <w:r>
+        <w:rPr>
+          <w:rFonts w:ascii="Times New Roman" w:hAnsi="Times New Roman" w:cs="Times New Roman"/>
+          <w:sz w:val="24"/>
+          <w:szCs w:val="24"/>
+        </w:rPr>
+        <w:t xml:space="preserve"> доступ к редактированию законов о призыве. Открывает </w:t>
+      </w:r>
+      <w:r>
+        <w:rPr>
+          <w:rFonts w:ascii="Times New Roman" w:hAnsi="Times New Roman" w:cs="Times New Roman"/>
+          <w:sz w:val="24"/>
+          <w:szCs w:val="24"/>
+        </w:rPr>
+        <w:t>часть фокусов военного древа, связанного с реформированием армии</w:t>
+      </w:r>
+      <w:r>
+        <w:rPr>
+          <w:rFonts w:ascii="Times New Roman" w:hAnsi="Times New Roman" w:cs="Times New Roman"/>
+          <w:sz w:val="24"/>
+          <w:szCs w:val="24"/>
+        </w:rPr>
+        <w:t>.</w:t>
+      </w:r>
+      <w:r>
+        <w:rPr>
+          <w:rFonts w:ascii="Times New Roman" w:hAnsi="Times New Roman" w:cs="Times New Roman"/>
+          <w:sz w:val="24"/>
+          <w:szCs w:val="24"/>
+        </w:rPr>
+        <w:t xml:space="preserve"> Вы получаете </w:t>
+      </w:r>
+      <w:proofErr w:type="spellStart"/>
+      <w:r>
+        <w:rPr>
+          <w:rFonts w:ascii="Times New Roman" w:hAnsi="Times New Roman" w:cs="Times New Roman"/>
+          <w:sz w:val="24"/>
+          <w:szCs w:val="24"/>
+        </w:rPr>
+        <w:t>тултип</w:t>
+      </w:r>
+      <w:proofErr w:type="spellEnd"/>
+      <w:r>
+        <w:rPr>
+          <w:rFonts w:ascii="Times New Roman" w:hAnsi="Times New Roman" w:cs="Times New Roman"/>
+          <w:sz w:val="24"/>
+          <w:szCs w:val="24"/>
+        </w:rPr>
+        <w:t xml:space="preserve"> </w:t>
+      </w:r>
+      <w:r>
+        <w:rPr>
+          <w:rFonts w:ascii="Times New Roman" w:hAnsi="Times New Roman" w:cs="Times New Roman"/>
+          <w:i/>
+          <w:iCs/>
+          <w:color w:val="7030A0"/>
+          <w:sz w:val="24"/>
+          <w:szCs w:val="24"/>
+        </w:rPr>
+        <w:t xml:space="preserve">Король контролирует </w:t>
+      </w:r>
+      <w:r>
+        <w:rPr>
+          <w:rFonts w:ascii="Times New Roman" w:hAnsi="Times New Roman" w:cs="Times New Roman"/>
+          <w:i/>
+          <w:iCs/>
+          <w:color w:val="7030A0"/>
+          <w:sz w:val="24"/>
+          <w:szCs w:val="24"/>
+        </w:rPr>
+        <w:t>армию</w:t>
+      </w:r>
+      <w:r>
+        <w:rPr>
+          <w:rFonts w:ascii="Times New Roman" w:hAnsi="Times New Roman" w:cs="Times New Roman"/>
+          <w:sz w:val="24"/>
+          <w:szCs w:val="24"/>
+        </w:rPr>
+        <w:t>.</w:t>
+      </w:r>
+      <w:r>
+        <w:rPr>
+          <w:rFonts w:ascii="Times New Roman" w:hAnsi="Times New Roman" w:cs="Times New Roman"/>
+          <w:sz w:val="24"/>
+          <w:szCs w:val="24"/>
+        </w:rPr>
+        <w:t xml:space="preserve"> </w:t>
+      </w:r>
+      <w:r>
+        <w:rPr>
+          <w:rFonts w:ascii="Times New Roman" w:hAnsi="Times New Roman" w:cs="Times New Roman"/>
+          <w:sz w:val="24"/>
+          <w:szCs w:val="24"/>
+        </w:rPr>
+        <w:t xml:space="preserve">Вы теряете </w:t>
+      </w:r>
+      <w:proofErr w:type="spellStart"/>
+      <w:r>
+        <w:rPr>
+          <w:rFonts w:ascii="Times New Roman" w:hAnsi="Times New Roman" w:cs="Times New Roman"/>
+          <w:sz w:val="24"/>
+          <w:szCs w:val="24"/>
+        </w:rPr>
+        <w:t>тултип</w:t>
+      </w:r>
+      <w:proofErr w:type="spellEnd"/>
+      <w:r>
+        <w:rPr>
+          <w:rFonts w:ascii="Times New Roman" w:hAnsi="Times New Roman" w:cs="Times New Roman"/>
+          <w:sz w:val="24"/>
+          <w:szCs w:val="24"/>
+        </w:rPr>
+        <w:t xml:space="preserve"> </w:t>
+      </w:r>
+      <w:r>
+        <w:rPr>
+          <w:rFonts w:ascii="Times New Roman" w:hAnsi="Times New Roman" w:cs="Times New Roman"/>
+          <w:i/>
+          <w:iCs/>
+          <w:color w:val="FF0000"/>
+          <w:sz w:val="24"/>
+          <w:szCs w:val="24"/>
+        </w:rPr>
+        <w:t xml:space="preserve">Генерал-резидент </w:t>
+      </w:r>
+      <w:r>
+        <w:rPr>
+          <w:rFonts w:ascii="Times New Roman" w:hAnsi="Times New Roman" w:cs="Times New Roman"/>
+          <w:i/>
+          <w:iCs/>
+          <w:color w:val="FF0000"/>
+          <w:sz w:val="24"/>
+          <w:szCs w:val="24"/>
+        </w:rPr>
+        <w:t>контролирует армию.</w:t>
+      </w:r>
+    </w:p>
+    <w:p>
+      <w:pPr>
+        <w:rPr>
+          <w:rFonts w:ascii="Times New Roman" w:hAnsi="Times New Roman" w:cs="Times New Roman"/>
+          <w:sz w:val="24"/>
+          <w:szCs w:val="24"/>
+        </w:rPr>
+      </w:pPr>
+      <w:r>
+        <w:rPr>
+          <w:rFonts w:ascii="Times New Roman" w:hAnsi="Times New Roman" w:cs="Times New Roman"/>
+          <w:sz w:val="24"/>
+          <w:szCs w:val="24"/>
+        </w:rPr>
+        <w:t>5</w:t>
+      </w:r>
+      <w:r>
+        <w:rPr>
+          <w:rFonts w:ascii="Times New Roman" w:hAnsi="Times New Roman" w:cs="Times New Roman"/>
+          <w:sz w:val="24"/>
+          <w:szCs w:val="24"/>
+        </w:rPr>
+        <w:t xml:space="preserve">. </w:t>
+      </w:r>
+      <w:r>
+        <w:rPr>
+          <w:rFonts w:ascii="Times New Roman" w:hAnsi="Times New Roman" w:cs="Times New Roman"/>
+          <w:sz w:val="24"/>
+          <w:szCs w:val="24"/>
+        </w:rPr>
+        <w:t>Вернуть королю контроль над внешними связями</w:t>
+      </w:r>
+    </w:p>
+    <w:p>
+      <w:pPr>
+        <w:rPr>
+          <w:rFonts w:ascii="Times New Roman" w:hAnsi="Times New Roman" w:cs="Times New Roman"/>
+          <w:sz w:val="24"/>
+          <w:szCs w:val="24"/>
+        </w:rPr>
+      </w:pPr>
+      <w:r>
+        <w:rPr>
+          <w:rFonts w:ascii="Times New Roman" w:hAnsi="Times New Roman" w:cs="Times New Roman"/>
+          <w:sz w:val="24"/>
+          <w:szCs w:val="24"/>
+        </w:rPr>
+        <w:t>Требования:</w:t>
+      </w:r>
+      <w:r>
+        <w:rPr>
+          <w:rFonts w:ascii="Times New Roman" w:hAnsi="Times New Roman" w:cs="Times New Roman"/>
+          <w:sz w:val="24"/>
+          <w:szCs w:val="24"/>
+        </w:rPr>
+        <w:t xml:space="preserve"> </w:t>
+      </w:r>
+      <w:r>
+        <w:rPr>
+          <w:rFonts w:ascii="Times New Roman" w:hAnsi="Times New Roman" w:cs="Times New Roman"/>
+          <w:sz w:val="24"/>
+          <w:szCs w:val="24"/>
+        </w:rPr>
+        <w:t>Влияние на стороне короля и составляет более 100%</w:t>
+      </w:r>
+    </w:p>
+    <w:p>
+      <w:pPr>
+        <w:rPr>
+          <w:rFonts w:ascii="Times New Roman" w:hAnsi="Times New Roman" w:cs="Times New Roman"/>
+          <w:sz w:val="24"/>
+          <w:szCs w:val="24"/>
+        </w:rPr>
+      </w:pPr>
+      <w:r>
+        <w:rPr>
+          <w:rFonts w:ascii="Times New Roman" w:hAnsi="Times New Roman" w:cs="Times New Roman"/>
+          <w:sz w:val="24"/>
+          <w:szCs w:val="24"/>
+        </w:rPr>
+        <w:t xml:space="preserve">Стоимость: </w:t>
+      </w:r>
+      <w:r>
+        <w:rPr>
+          <w:rFonts w:ascii="Times New Roman" w:hAnsi="Times New Roman" w:cs="Times New Roman"/>
+          <w:sz w:val="24"/>
+          <w:szCs w:val="24"/>
+        </w:rPr>
+        <w:t>50 полит власти</w:t>
+      </w:r>
+    </w:p>
+    <w:p>
+      <w:pPr>
+        <w:rPr>
+          <w:rFonts w:ascii="Times New Roman" w:hAnsi="Times New Roman" w:cs="Times New Roman"/>
+          <w:sz w:val="24"/>
+          <w:szCs w:val="24"/>
+        </w:rPr>
+      </w:pPr>
+      <w:r>
+        <w:rPr>
+          <w:rFonts w:ascii="Times New Roman" w:hAnsi="Times New Roman" w:cs="Times New Roman"/>
+          <w:sz w:val="24"/>
+          <w:szCs w:val="24"/>
+        </w:rPr>
+        <w:t xml:space="preserve">Результат: </w:t>
+      </w:r>
+      <w:r>
+        <w:rPr>
+          <w:rFonts w:ascii="Times New Roman" w:hAnsi="Times New Roman" w:cs="Times New Roman"/>
+          <w:sz w:val="24"/>
+          <w:szCs w:val="24"/>
+        </w:rPr>
+        <w:t xml:space="preserve">-20% влияния короля. </w:t>
+      </w:r>
+      <w:proofErr w:type="gramStart"/>
+      <w:r>
+        <w:rPr>
+          <w:rFonts w:ascii="Times New Roman" w:hAnsi="Times New Roman" w:cs="Times New Roman"/>
+          <w:sz w:val="24"/>
+          <w:szCs w:val="24"/>
+        </w:rPr>
+        <w:t>Открывает</w:t>
+      </w:r>
+      <w:proofErr w:type="gramEnd"/>
+      <w:r>
+        <w:rPr>
+          <w:rFonts w:ascii="Times New Roman" w:hAnsi="Times New Roman" w:cs="Times New Roman"/>
+          <w:sz w:val="24"/>
+          <w:szCs w:val="24"/>
+        </w:rPr>
+        <w:t xml:space="preserve"> доступ к редактированию законов о торговле. Открывает часть фокусов экономического древа</w:t>
+      </w:r>
+      <w:r>
+        <w:rPr>
+          <w:rFonts w:ascii="Times New Roman" w:hAnsi="Times New Roman" w:cs="Times New Roman"/>
+          <w:sz w:val="24"/>
+          <w:szCs w:val="24"/>
+        </w:rPr>
+        <w:t>, связанного с взаимодействием с иностранными державами</w:t>
+      </w:r>
+      <w:r>
+        <w:rPr>
+          <w:rFonts w:ascii="Times New Roman" w:hAnsi="Times New Roman" w:cs="Times New Roman"/>
+          <w:sz w:val="24"/>
+          <w:szCs w:val="24"/>
+        </w:rPr>
+        <w:t xml:space="preserve">. Вы получаете </w:t>
+      </w:r>
+      <w:proofErr w:type="spellStart"/>
+      <w:r>
+        <w:rPr>
+          <w:rFonts w:ascii="Times New Roman" w:hAnsi="Times New Roman" w:cs="Times New Roman"/>
+          <w:sz w:val="24"/>
+          <w:szCs w:val="24"/>
+        </w:rPr>
+        <w:t>тултип</w:t>
+      </w:r>
+      <w:proofErr w:type="spellEnd"/>
+      <w:r>
+        <w:rPr>
+          <w:rFonts w:ascii="Times New Roman" w:hAnsi="Times New Roman" w:cs="Times New Roman"/>
+          <w:sz w:val="24"/>
+          <w:szCs w:val="24"/>
+        </w:rPr>
+        <w:t xml:space="preserve"> </w:t>
+      </w:r>
+      <w:r>
+        <w:rPr>
+          <w:rFonts w:ascii="Times New Roman" w:hAnsi="Times New Roman" w:cs="Times New Roman"/>
+          <w:i/>
+          <w:iCs/>
+          <w:color w:val="7030A0"/>
+          <w:sz w:val="24"/>
+          <w:szCs w:val="24"/>
+        </w:rPr>
+        <w:t>Король контролирует внешние связи</w:t>
+      </w:r>
+      <w:r>
+        <w:rPr>
+          <w:rFonts w:ascii="Times New Roman" w:hAnsi="Times New Roman" w:cs="Times New Roman"/>
+          <w:sz w:val="24"/>
+          <w:szCs w:val="24"/>
+        </w:rPr>
+        <w:t>.</w:t>
+      </w:r>
+      <w:r>
+        <w:rPr>
+          <w:rFonts w:ascii="Times New Roman" w:hAnsi="Times New Roman" w:cs="Times New Roman"/>
+          <w:sz w:val="24"/>
+          <w:szCs w:val="24"/>
+        </w:rPr>
+        <w:t xml:space="preserve"> </w:t>
+      </w:r>
+      <w:r>
+        <w:rPr>
+          <w:rFonts w:ascii="Times New Roman" w:hAnsi="Times New Roman" w:cs="Times New Roman"/>
+          <w:sz w:val="24"/>
+          <w:szCs w:val="24"/>
+        </w:rPr>
+        <w:t xml:space="preserve">Вы теряете </w:t>
+      </w:r>
+      <w:proofErr w:type="spellStart"/>
+      <w:r>
+        <w:rPr>
+          <w:rFonts w:ascii="Times New Roman" w:hAnsi="Times New Roman" w:cs="Times New Roman"/>
+          <w:sz w:val="24"/>
+          <w:szCs w:val="24"/>
+        </w:rPr>
+        <w:t>тултип</w:t>
+      </w:r>
+      <w:proofErr w:type="spellEnd"/>
+      <w:r>
+        <w:rPr>
+          <w:rFonts w:ascii="Times New Roman" w:hAnsi="Times New Roman" w:cs="Times New Roman"/>
+          <w:sz w:val="24"/>
+          <w:szCs w:val="24"/>
+        </w:rPr>
+        <w:t xml:space="preserve"> </w:t>
+      </w:r>
+      <w:r>
+        <w:rPr>
+          <w:rFonts w:ascii="Times New Roman" w:hAnsi="Times New Roman" w:cs="Times New Roman"/>
+          <w:i/>
+          <w:iCs/>
+          <w:color w:val="FF0000"/>
+          <w:sz w:val="24"/>
+          <w:szCs w:val="24"/>
+        </w:rPr>
+        <w:t xml:space="preserve">Генерал-резидент </w:t>
+      </w:r>
+      <w:r>
+        <w:rPr>
+          <w:rFonts w:ascii="Times New Roman" w:hAnsi="Times New Roman" w:cs="Times New Roman"/>
+          <w:i/>
+          <w:iCs/>
+          <w:color w:val="FF0000"/>
+          <w:sz w:val="24"/>
+          <w:szCs w:val="24"/>
+        </w:rPr>
+        <w:t>контролирует внешние связи страны.</w:t>
+      </w:r>
+    </w:p>
+    <w:p>
+      <w:pPr>
+        <w:rPr>
+          <w:rFonts w:ascii="Times New Roman" w:hAnsi="Times New Roman" w:cs="Times New Roman"/>
+          <w:sz w:val="24"/>
+          <w:szCs w:val="24"/>
+        </w:rPr>
+      </w:pPr>
+      <w:r>
+        <w:rPr>
+          <w:rFonts w:ascii="Times New Roman" w:hAnsi="Times New Roman" w:cs="Times New Roman"/>
+          <w:sz w:val="24"/>
+          <w:szCs w:val="24"/>
+        </w:rPr>
+        <w:t>Р</w:t>
+      </w:r>
+      <w:r>
+        <w:rPr>
+          <w:rFonts w:ascii="Times New Roman" w:hAnsi="Times New Roman" w:cs="Times New Roman"/>
+          <w:sz w:val="24"/>
+          <w:szCs w:val="24"/>
+        </w:rPr>
+        <w:t>ешения</w:t>
+      </w:r>
+      <w:r>
+        <w:rPr>
+          <w:rFonts w:ascii="Times New Roman" w:hAnsi="Times New Roman" w:cs="Times New Roman"/>
+          <w:sz w:val="24"/>
+          <w:szCs w:val="24"/>
+        </w:rPr>
+        <w:t xml:space="preserve"> </w:t>
+      </w:r>
+      <w:r>
+        <w:rPr>
+          <w:rFonts w:ascii="Times New Roman" w:hAnsi="Times New Roman" w:cs="Times New Roman"/>
+          <w:sz w:val="24"/>
+          <w:szCs w:val="24"/>
+        </w:rPr>
+        <w:t>короля</w:t>
+      </w:r>
+      <w:r>
+        <w:rPr>
+          <w:rFonts w:ascii="Times New Roman" w:hAnsi="Times New Roman" w:cs="Times New Roman"/>
+          <w:sz w:val="24"/>
+          <w:szCs w:val="24"/>
+        </w:rPr>
+        <w:t xml:space="preserve"> открывающиеся по факту игры</w:t>
+      </w:r>
+      <w:r>
+        <w:rPr>
+          <w:rFonts w:ascii="Times New Roman" w:hAnsi="Times New Roman" w:cs="Times New Roman"/>
+          <w:sz w:val="24"/>
+          <w:szCs w:val="24"/>
+        </w:rPr>
+        <w:t>:</w:t>
+      </w:r>
+    </w:p>
+    <w:p>
+      <w:pPr>
+        <w:rPr>
+          <w:rFonts w:ascii="Times New Roman" w:hAnsi="Times New Roman" w:cs="Times New Roman"/>
+          <w:sz w:val="24"/>
+          <w:szCs w:val="24"/>
+        </w:rPr>
+      </w:pPr>
+      <w:r>
+        <w:rPr>
+          <w:rFonts w:ascii="Times New Roman" w:hAnsi="Times New Roman" w:cs="Times New Roman"/>
+          <w:sz w:val="24"/>
+          <w:szCs w:val="24"/>
+        </w:rPr>
+        <w:t xml:space="preserve">1. </w:t>
+      </w:r>
+      <w:r>
+        <w:rPr>
+          <w:rFonts w:ascii="Times New Roman" w:hAnsi="Times New Roman" w:cs="Times New Roman"/>
+          <w:sz w:val="24"/>
+          <w:szCs w:val="24"/>
+        </w:rPr>
+        <w:t xml:space="preserve">Лишить </w:t>
+      </w:r>
+      <w:r>
+        <w:rPr>
+          <w:rFonts w:ascii="Times New Roman" w:hAnsi="Times New Roman" w:cs="Times New Roman"/>
+          <w:sz w:val="24"/>
+          <w:szCs w:val="24"/>
+        </w:rPr>
+        <w:t>генерал-резидента</w:t>
+      </w:r>
+      <w:r>
+        <w:rPr>
+          <w:rFonts w:ascii="Times New Roman" w:hAnsi="Times New Roman" w:cs="Times New Roman"/>
+          <w:sz w:val="24"/>
+          <w:szCs w:val="24"/>
+        </w:rPr>
+        <w:t xml:space="preserve"> исполнительной власти</w:t>
+      </w:r>
+    </w:p>
+    <w:p>
+      <w:pPr>
+        <w:rPr>
+          <w:rFonts w:ascii="Times New Roman" w:hAnsi="Times New Roman" w:cs="Times New Roman"/>
+          <w:sz w:val="24"/>
+          <w:szCs w:val="24"/>
+        </w:rPr>
+      </w:pPr>
+      <w:r>
+        <w:rPr>
+          <w:rFonts w:ascii="Times New Roman" w:hAnsi="Times New Roman" w:cs="Times New Roman"/>
+          <w:sz w:val="24"/>
+          <w:szCs w:val="24"/>
+        </w:rPr>
+        <w:t>Требования:</w:t>
+      </w:r>
+      <w:r>
+        <w:rPr>
+          <w:rFonts w:ascii="Times New Roman" w:hAnsi="Times New Roman" w:cs="Times New Roman"/>
+          <w:sz w:val="24"/>
+          <w:szCs w:val="24"/>
+        </w:rPr>
+        <w:t xml:space="preserve"> Влияние на стороне короля</w:t>
+      </w:r>
+      <w:r>
+        <w:rPr>
+          <w:rFonts w:ascii="Times New Roman" w:hAnsi="Times New Roman" w:cs="Times New Roman"/>
+          <w:sz w:val="24"/>
+          <w:szCs w:val="24"/>
+        </w:rPr>
+        <w:t xml:space="preserve"> </w:t>
+      </w:r>
+      <w:r>
+        <w:rPr>
+          <w:rFonts w:ascii="Times New Roman" w:hAnsi="Times New Roman" w:cs="Times New Roman"/>
+          <w:sz w:val="24"/>
+          <w:szCs w:val="24"/>
+        </w:rPr>
+        <w:t>и составляет более 25%</w:t>
+      </w:r>
+    </w:p>
+    <w:p>
+      <w:pPr>
+        <w:rPr>
+          <w:rFonts w:ascii="Times New Roman" w:hAnsi="Times New Roman" w:cs="Times New Roman"/>
+          <w:sz w:val="24"/>
+          <w:szCs w:val="24"/>
+        </w:rPr>
+      </w:pPr>
+      <w:r>
+        <w:rPr>
+          <w:rFonts w:ascii="Times New Roman" w:hAnsi="Times New Roman" w:cs="Times New Roman"/>
+          <w:sz w:val="24"/>
+          <w:szCs w:val="24"/>
+        </w:rPr>
+        <w:t xml:space="preserve">Стоимость: </w:t>
+      </w:r>
+      <w:r>
+        <w:rPr>
+          <w:rFonts w:ascii="Times New Roman" w:hAnsi="Times New Roman" w:cs="Times New Roman"/>
+          <w:sz w:val="24"/>
+          <w:szCs w:val="24"/>
+        </w:rPr>
+        <w:t>50 полит власти</w:t>
+      </w:r>
+    </w:p>
+    <w:p>
+      <w:pPr>
+        <w:rPr>
+          <w:rFonts w:ascii="Times New Roman" w:hAnsi="Times New Roman" w:cs="Times New Roman"/>
+          <w:sz w:val="24"/>
+          <w:szCs w:val="24"/>
+        </w:rPr>
+      </w:pPr>
+      <w:r>
+        <w:rPr>
+          <w:rFonts w:ascii="Times New Roman" w:hAnsi="Times New Roman" w:cs="Times New Roman"/>
+          <w:sz w:val="24"/>
+          <w:szCs w:val="24"/>
+        </w:rPr>
+        <w:t xml:space="preserve">Результат: </w:t>
+      </w:r>
+      <w:r>
+        <w:rPr>
+          <w:rFonts w:ascii="Times New Roman" w:hAnsi="Times New Roman" w:cs="Times New Roman"/>
+          <w:sz w:val="24"/>
+          <w:szCs w:val="24"/>
+        </w:rPr>
+        <w:t xml:space="preserve">-20% влияния короля. Открывает часть фокусов связанных с </w:t>
+      </w:r>
+      <w:r>
+        <w:rPr>
+          <w:rFonts w:ascii="Times New Roman" w:hAnsi="Times New Roman" w:cs="Times New Roman"/>
+          <w:sz w:val="24"/>
+          <w:szCs w:val="24"/>
+        </w:rPr>
+        <w:t>самостоятельной политикой</w:t>
+      </w:r>
+      <w:r>
+        <w:rPr>
+          <w:rFonts w:ascii="Times New Roman" w:hAnsi="Times New Roman" w:cs="Times New Roman"/>
+          <w:sz w:val="24"/>
+          <w:szCs w:val="24"/>
+        </w:rPr>
+        <w:t>. Вы</w:t>
+      </w:r>
+      <w:r>
+        <w:rPr>
+          <w:rFonts w:ascii="Times New Roman" w:hAnsi="Times New Roman" w:cs="Times New Roman"/>
+          <w:sz w:val="24"/>
+          <w:szCs w:val="24"/>
+        </w:rPr>
+        <w:t xml:space="preserve"> </w:t>
+      </w:r>
+      <w:r>
+        <w:rPr>
+          <w:rFonts w:ascii="Times New Roman" w:hAnsi="Times New Roman" w:cs="Times New Roman"/>
+          <w:sz w:val="24"/>
+          <w:szCs w:val="24"/>
+        </w:rPr>
+        <w:t xml:space="preserve">теряете </w:t>
+      </w:r>
+      <w:proofErr w:type="spellStart"/>
+      <w:r>
+        <w:rPr>
+          <w:rFonts w:ascii="Times New Roman" w:hAnsi="Times New Roman" w:cs="Times New Roman"/>
+          <w:sz w:val="24"/>
+          <w:szCs w:val="24"/>
+        </w:rPr>
+        <w:t>тултип</w:t>
+      </w:r>
+      <w:proofErr w:type="spellEnd"/>
+      <w:r>
+        <w:rPr>
+          <w:rFonts w:ascii="Times New Roman" w:hAnsi="Times New Roman" w:cs="Times New Roman"/>
+          <w:sz w:val="24"/>
+          <w:szCs w:val="24"/>
+        </w:rPr>
+        <w:t xml:space="preserve"> </w:t>
+      </w:r>
+      <w:r>
+        <w:rPr>
+          <w:rFonts w:ascii="Times New Roman" w:hAnsi="Times New Roman" w:cs="Times New Roman"/>
+          <w:i/>
+          <w:iCs/>
+          <w:color w:val="FF0000"/>
+          <w:sz w:val="24"/>
+          <w:szCs w:val="24"/>
+        </w:rPr>
+        <w:t xml:space="preserve">Генерал-резидент </w:t>
+      </w:r>
+      <w:r>
+        <w:rPr>
+          <w:rFonts w:ascii="Times New Roman" w:hAnsi="Times New Roman" w:cs="Times New Roman"/>
+          <w:i/>
+          <w:iCs/>
+          <w:color w:val="FF0000"/>
+          <w:sz w:val="24"/>
+          <w:szCs w:val="24"/>
+        </w:rPr>
+        <w:t xml:space="preserve">обладает </w:t>
+      </w:r>
+      <w:r>
+        <w:rPr>
+          <w:rFonts w:ascii="Times New Roman" w:hAnsi="Times New Roman" w:cs="Times New Roman"/>
+          <w:i/>
+          <w:iCs/>
+          <w:color w:val="FF0000"/>
+          <w:sz w:val="24"/>
+          <w:szCs w:val="24"/>
+        </w:rPr>
+        <w:t>исполнительной</w:t>
+      </w:r>
+      <w:r>
+        <w:rPr>
+          <w:rFonts w:ascii="Times New Roman" w:hAnsi="Times New Roman" w:cs="Times New Roman"/>
+          <w:i/>
+          <w:iCs/>
+          <w:color w:val="FF0000"/>
+          <w:sz w:val="24"/>
+          <w:szCs w:val="24"/>
+        </w:rPr>
+        <w:t xml:space="preserve"> властью</w:t>
+      </w:r>
+      <w:r>
+        <w:rPr>
+          <w:rFonts w:ascii="Times New Roman" w:hAnsi="Times New Roman" w:cs="Times New Roman"/>
+          <w:sz w:val="24"/>
+          <w:szCs w:val="24"/>
+        </w:rPr>
+        <w:t>.</w:t>
+      </w:r>
+      <w:r>
+        <w:rPr>
+          <w:rFonts w:ascii="Times New Roman" w:hAnsi="Times New Roman" w:cs="Times New Roman"/>
+          <w:sz w:val="24"/>
+          <w:szCs w:val="24"/>
+        </w:rPr>
+        <w:t xml:space="preserve"> </w:t>
+      </w:r>
+      <w:r>
+        <w:rPr>
+          <w:rFonts w:ascii="Times New Roman" w:hAnsi="Times New Roman" w:cs="Times New Roman"/>
+          <w:sz w:val="24"/>
+          <w:szCs w:val="24"/>
+        </w:rPr>
+        <w:t xml:space="preserve">Вы получаете </w:t>
+      </w:r>
+      <w:proofErr w:type="spellStart"/>
+      <w:r>
+        <w:rPr>
+          <w:rFonts w:ascii="Times New Roman" w:hAnsi="Times New Roman" w:cs="Times New Roman"/>
+          <w:sz w:val="24"/>
+          <w:szCs w:val="24"/>
+        </w:rPr>
+        <w:t>тултип</w:t>
+      </w:r>
+      <w:proofErr w:type="spellEnd"/>
+      <w:r>
+        <w:rPr>
+          <w:rFonts w:ascii="Times New Roman" w:hAnsi="Times New Roman" w:cs="Times New Roman"/>
+          <w:sz w:val="24"/>
+          <w:szCs w:val="24"/>
+        </w:rPr>
+        <w:t xml:space="preserve"> </w:t>
+      </w:r>
+      <w:r>
+        <w:rPr>
+          <w:rFonts w:ascii="Times New Roman" w:hAnsi="Times New Roman" w:cs="Times New Roman"/>
+          <w:i/>
+          <w:iCs/>
+          <w:color w:val="7030A0"/>
+          <w:sz w:val="24"/>
+          <w:szCs w:val="24"/>
+        </w:rPr>
+        <w:t xml:space="preserve">Король обладает </w:t>
+      </w:r>
+      <w:r>
+        <w:rPr>
+          <w:rFonts w:ascii="Times New Roman" w:hAnsi="Times New Roman" w:cs="Times New Roman"/>
+          <w:i/>
+          <w:iCs/>
+          <w:color w:val="7030A0"/>
+          <w:sz w:val="24"/>
+          <w:szCs w:val="24"/>
+        </w:rPr>
+        <w:t>исполнительной</w:t>
+      </w:r>
+      <w:r>
+        <w:rPr>
+          <w:rFonts w:ascii="Times New Roman" w:hAnsi="Times New Roman" w:cs="Times New Roman"/>
+          <w:i/>
+          <w:iCs/>
+          <w:color w:val="7030A0"/>
+          <w:sz w:val="24"/>
+          <w:szCs w:val="24"/>
+        </w:rPr>
+        <w:t xml:space="preserve"> властью</w:t>
+      </w:r>
+      <w:r>
+        <w:rPr>
+          <w:rFonts w:ascii="Times New Roman" w:hAnsi="Times New Roman" w:cs="Times New Roman"/>
+          <w:i/>
+          <w:iCs/>
+          <w:color w:val="7030A0"/>
+          <w:sz w:val="24"/>
+          <w:szCs w:val="24"/>
+        </w:rPr>
+        <w:t>.</w:t>
+      </w:r>
+    </w:p>
+    <w:p>
+      <w:pPr>
+        <w:rPr>
+          <w:rFonts w:ascii="Times New Roman" w:hAnsi="Times New Roman" w:cs="Times New Roman"/>
+          <w:sz w:val="24"/>
+          <w:szCs w:val="24"/>
+        </w:rPr>
+      </w:pPr>
+      <w:r>
+        <w:rPr>
+          <w:rFonts w:ascii="Times New Roman" w:hAnsi="Times New Roman" w:cs="Times New Roman"/>
+          <w:sz w:val="24"/>
+          <w:szCs w:val="24"/>
+        </w:rPr>
+        <w:t>2</w:t>
+      </w:r>
+      <w:r>
+        <w:rPr>
+          <w:rFonts w:ascii="Times New Roman" w:hAnsi="Times New Roman" w:cs="Times New Roman"/>
+          <w:sz w:val="24"/>
+          <w:szCs w:val="24"/>
+        </w:rPr>
+        <w:t xml:space="preserve">. </w:t>
+      </w:r>
+      <w:r>
+        <w:rPr>
+          <w:rFonts w:ascii="Times New Roman" w:hAnsi="Times New Roman" w:cs="Times New Roman"/>
+          <w:sz w:val="24"/>
+          <w:szCs w:val="24"/>
+        </w:rPr>
+        <w:t>Лишить генерал-резидента законодательной власти</w:t>
+      </w:r>
+    </w:p>
+    <w:p>
+      <w:pPr>
+        <w:rPr>
+          <w:rFonts w:ascii="Times New Roman" w:hAnsi="Times New Roman" w:cs="Times New Roman"/>
+          <w:sz w:val="24"/>
+          <w:szCs w:val="24"/>
+        </w:rPr>
+      </w:pPr>
+      <w:r>
+        <w:rPr>
+          <w:rFonts w:ascii="Times New Roman" w:hAnsi="Times New Roman" w:cs="Times New Roman"/>
+          <w:sz w:val="24"/>
+          <w:szCs w:val="24"/>
+        </w:rPr>
+        <w:t>Требования:</w:t>
+      </w:r>
+      <w:r>
+        <w:rPr>
+          <w:rFonts w:ascii="Times New Roman" w:hAnsi="Times New Roman" w:cs="Times New Roman"/>
+          <w:sz w:val="24"/>
+          <w:szCs w:val="24"/>
+        </w:rPr>
+        <w:t xml:space="preserve"> Влияние на стороне короля</w:t>
+      </w:r>
+      <w:r>
+        <w:rPr>
+          <w:rFonts w:ascii="Times New Roman" w:hAnsi="Times New Roman" w:cs="Times New Roman"/>
+          <w:sz w:val="24"/>
+          <w:szCs w:val="24"/>
+        </w:rPr>
+        <w:t xml:space="preserve"> </w:t>
+      </w:r>
+      <w:r>
+        <w:rPr>
+          <w:rFonts w:ascii="Times New Roman" w:hAnsi="Times New Roman" w:cs="Times New Roman"/>
+          <w:sz w:val="24"/>
+          <w:szCs w:val="24"/>
+        </w:rPr>
+        <w:t>и составляет более 25%</w:t>
+      </w:r>
+    </w:p>
+    <w:p>
+      <w:pPr>
+        <w:rPr>
+          <w:rFonts w:ascii="Times New Roman" w:hAnsi="Times New Roman" w:cs="Times New Roman"/>
+          <w:sz w:val="24"/>
+          <w:szCs w:val="24"/>
+        </w:rPr>
+      </w:pPr>
+      <w:r>
+        <w:rPr>
+          <w:rFonts w:ascii="Times New Roman" w:hAnsi="Times New Roman" w:cs="Times New Roman"/>
+          <w:sz w:val="24"/>
+          <w:szCs w:val="24"/>
+        </w:rPr>
+        <w:t xml:space="preserve">Стоимость: </w:t>
+      </w:r>
+      <w:r>
+        <w:rPr>
+          <w:rFonts w:ascii="Times New Roman" w:hAnsi="Times New Roman" w:cs="Times New Roman"/>
+          <w:sz w:val="24"/>
+          <w:szCs w:val="24"/>
+        </w:rPr>
+        <w:t>50 полит власти</w:t>
+      </w:r>
+    </w:p>
+    <w:p>
+      <w:pPr>
+        <w:rPr>
+          <w:rFonts w:ascii="Times New Roman" w:hAnsi="Times New Roman" w:cs="Times New Roman"/>
+          <w:sz w:val="24"/>
+          <w:szCs w:val="24"/>
+        </w:rPr>
+      </w:pPr>
+      <w:r>
+        <w:rPr>
+          <w:rFonts w:ascii="Times New Roman" w:hAnsi="Times New Roman" w:cs="Times New Roman"/>
+          <w:sz w:val="24"/>
+          <w:szCs w:val="24"/>
+        </w:rPr>
+        <w:lastRenderedPageBreak/>
+        <w:t xml:space="preserve">Результат: </w:t>
+      </w:r>
+      <w:r>
+        <w:rPr>
+          <w:rFonts w:ascii="Times New Roman" w:hAnsi="Times New Roman" w:cs="Times New Roman"/>
+          <w:sz w:val="24"/>
+          <w:szCs w:val="24"/>
+        </w:rPr>
+        <w:t xml:space="preserve">-20% влияния короля. Открывает часть фокусов связанных с самостоятельной политикой. Вы теряете </w:t>
+      </w:r>
+      <w:proofErr w:type="spellStart"/>
+      <w:r>
+        <w:rPr>
+          <w:rFonts w:ascii="Times New Roman" w:hAnsi="Times New Roman" w:cs="Times New Roman"/>
+          <w:sz w:val="24"/>
+          <w:szCs w:val="24"/>
+        </w:rPr>
+        <w:t>тултип</w:t>
+      </w:r>
+      <w:proofErr w:type="spellEnd"/>
+      <w:r>
+        <w:rPr>
+          <w:rFonts w:ascii="Times New Roman" w:hAnsi="Times New Roman" w:cs="Times New Roman"/>
+          <w:sz w:val="24"/>
+          <w:szCs w:val="24"/>
+        </w:rPr>
+        <w:t xml:space="preserve"> </w:t>
+      </w:r>
+      <w:r>
+        <w:rPr>
+          <w:rFonts w:ascii="Times New Roman" w:hAnsi="Times New Roman" w:cs="Times New Roman"/>
+          <w:i/>
+          <w:iCs/>
+          <w:color w:val="FF0000"/>
+          <w:sz w:val="24"/>
+          <w:szCs w:val="24"/>
+        </w:rPr>
+        <w:t xml:space="preserve">Генерал-резидент </w:t>
+      </w:r>
+      <w:r>
+        <w:rPr>
+          <w:rFonts w:ascii="Times New Roman" w:hAnsi="Times New Roman" w:cs="Times New Roman"/>
+          <w:i/>
+          <w:iCs/>
+          <w:color w:val="FF0000"/>
+          <w:sz w:val="24"/>
+          <w:szCs w:val="24"/>
+        </w:rPr>
+        <w:t>обладает законодательной властью</w:t>
+      </w:r>
+      <w:r>
+        <w:rPr>
+          <w:rFonts w:ascii="Times New Roman" w:hAnsi="Times New Roman" w:cs="Times New Roman"/>
+          <w:sz w:val="24"/>
+          <w:szCs w:val="24"/>
+        </w:rPr>
+        <w:t>.</w:t>
+      </w:r>
+      <w:r>
+        <w:rPr>
+          <w:rFonts w:ascii="Times New Roman" w:hAnsi="Times New Roman" w:cs="Times New Roman"/>
+          <w:sz w:val="24"/>
+          <w:szCs w:val="24"/>
+        </w:rPr>
+        <w:t xml:space="preserve"> </w:t>
+      </w:r>
+      <w:r>
+        <w:rPr>
+          <w:rFonts w:ascii="Times New Roman" w:hAnsi="Times New Roman" w:cs="Times New Roman"/>
+          <w:sz w:val="24"/>
+          <w:szCs w:val="24"/>
+        </w:rPr>
+        <w:t xml:space="preserve">Вы получаете </w:t>
+      </w:r>
+      <w:proofErr w:type="spellStart"/>
+      <w:r>
+        <w:rPr>
+          <w:rFonts w:ascii="Times New Roman" w:hAnsi="Times New Roman" w:cs="Times New Roman"/>
+          <w:sz w:val="24"/>
+          <w:szCs w:val="24"/>
+        </w:rPr>
+        <w:t>тултип</w:t>
+      </w:r>
+      <w:proofErr w:type="spellEnd"/>
+      <w:r>
+        <w:rPr>
+          <w:rFonts w:ascii="Times New Roman" w:hAnsi="Times New Roman" w:cs="Times New Roman"/>
+          <w:sz w:val="24"/>
+          <w:szCs w:val="24"/>
+        </w:rPr>
+        <w:t xml:space="preserve"> </w:t>
+      </w:r>
+      <w:r>
+        <w:rPr>
+          <w:rFonts w:ascii="Times New Roman" w:hAnsi="Times New Roman" w:cs="Times New Roman"/>
+          <w:i/>
+          <w:iCs/>
+          <w:color w:val="7030A0"/>
+          <w:sz w:val="24"/>
+          <w:szCs w:val="24"/>
+        </w:rPr>
+        <w:t xml:space="preserve">Король обладает </w:t>
+      </w:r>
+      <w:r>
+        <w:rPr>
+          <w:rFonts w:ascii="Times New Roman" w:hAnsi="Times New Roman" w:cs="Times New Roman"/>
+          <w:i/>
+          <w:iCs/>
+          <w:color w:val="7030A0"/>
+          <w:sz w:val="24"/>
+          <w:szCs w:val="24"/>
+        </w:rPr>
+        <w:t>законодательной</w:t>
+      </w:r>
+      <w:r>
+        <w:rPr>
+          <w:rFonts w:ascii="Times New Roman" w:hAnsi="Times New Roman" w:cs="Times New Roman"/>
+          <w:i/>
+          <w:iCs/>
+          <w:color w:val="7030A0"/>
+          <w:sz w:val="24"/>
+          <w:szCs w:val="24"/>
+        </w:rPr>
+        <w:t xml:space="preserve"> властью</w:t>
+      </w:r>
+      <w:r>
+        <w:rPr>
+          <w:rFonts w:ascii="Times New Roman" w:hAnsi="Times New Roman" w:cs="Times New Roman"/>
+          <w:i/>
+          <w:iCs/>
+          <w:color w:val="7030A0"/>
+          <w:sz w:val="24"/>
+          <w:szCs w:val="24"/>
+        </w:rPr>
+        <w:t>.</w:t>
+      </w:r>
+    </w:p>
+    <w:p>
+      <w:pPr>
+        <w:rPr>
+          <w:rFonts w:ascii="Times New Roman" w:hAnsi="Times New Roman" w:cs="Times New Roman"/>
+          <w:sz w:val="24"/>
+          <w:szCs w:val="24"/>
+        </w:rPr>
+      </w:pPr>
+      <w:r>
+        <w:rPr>
+          <w:rFonts w:ascii="Times New Roman" w:hAnsi="Times New Roman" w:cs="Times New Roman"/>
+          <w:sz w:val="24"/>
+          <w:szCs w:val="24"/>
+        </w:rPr>
+        <w:t>3</w:t>
+      </w:r>
+      <w:r>
+        <w:rPr>
+          <w:rFonts w:ascii="Times New Roman" w:hAnsi="Times New Roman" w:cs="Times New Roman"/>
+          <w:sz w:val="24"/>
+          <w:szCs w:val="24"/>
+        </w:rPr>
+        <w:t xml:space="preserve">. </w:t>
+      </w:r>
+      <w:r>
+        <w:rPr>
+          <w:rFonts w:ascii="Times New Roman" w:hAnsi="Times New Roman" w:cs="Times New Roman"/>
+          <w:sz w:val="24"/>
+          <w:szCs w:val="24"/>
+        </w:rPr>
+        <w:t>Лишить генерал-резидента судебной власти</w:t>
+      </w:r>
+    </w:p>
+    <w:p>
+      <w:pPr>
+        <w:rPr>
+          <w:rFonts w:ascii="Times New Roman" w:hAnsi="Times New Roman" w:cs="Times New Roman"/>
+          <w:sz w:val="24"/>
+          <w:szCs w:val="24"/>
+        </w:rPr>
+      </w:pPr>
+      <w:r>
+        <w:rPr>
+          <w:rFonts w:ascii="Times New Roman" w:hAnsi="Times New Roman" w:cs="Times New Roman"/>
+          <w:sz w:val="24"/>
+          <w:szCs w:val="24"/>
+        </w:rPr>
+        <w:t>Требования:</w:t>
+      </w:r>
+      <w:r>
+        <w:rPr>
+          <w:rFonts w:ascii="Times New Roman" w:hAnsi="Times New Roman" w:cs="Times New Roman"/>
+          <w:sz w:val="24"/>
+          <w:szCs w:val="24"/>
+        </w:rPr>
+        <w:t xml:space="preserve"> Влияние на стороне короля</w:t>
+      </w:r>
+      <w:r>
+        <w:rPr>
+          <w:rFonts w:ascii="Times New Roman" w:hAnsi="Times New Roman" w:cs="Times New Roman"/>
+          <w:sz w:val="24"/>
+          <w:szCs w:val="24"/>
+        </w:rPr>
+        <w:t xml:space="preserve"> </w:t>
+      </w:r>
+      <w:r>
+        <w:rPr>
+          <w:rFonts w:ascii="Times New Roman" w:hAnsi="Times New Roman" w:cs="Times New Roman"/>
+          <w:sz w:val="24"/>
+          <w:szCs w:val="24"/>
+        </w:rPr>
+        <w:t>и составляет более 25%</w:t>
+      </w:r>
+    </w:p>
+    <w:p>
+      <w:pPr>
+        <w:rPr>
+          <w:rFonts w:ascii="Times New Roman" w:hAnsi="Times New Roman" w:cs="Times New Roman"/>
+          <w:sz w:val="24"/>
+          <w:szCs w:val="24"/>
+        </w:rPr>
+      </w:pPr>
+      <w:r>
+        <w:rPr>
+          <w:rFonts w:ascii="Times New Roman" w:hAnsi="Times New Roman" w:cs="Times New Roman"/>
+          <w:sz w:val="24"/>
+          <w:szCs w:val="24"/>
+        </w:rPr>
+        <w:t xml:space="preserve">Стоимость: </w:t>
+      </w:r>
+      <w:r>
+        <w:rPr>
+          <w:rFonts w:ascii="Times New Roman" w:hAnsi="Times New Roman" w:cs="Times New Roman"/>
+          <w:sz w:val="24"/>
+          <w:szCs w:val="24"/>
+        </w:rPr>
+        <w:t>50 полит власти</w:t>
+      </w:r>
+    </w:p>
+    <w:p>
+      <w:pPr>
+        <w:rPr>
+          <w:rFonts w:ascii="Times New Roman" w:hAnsi="Times New Roman" w:cs="Times New Roman"/>
+          <w:sz w:val="24"/>
+          <w:szCs w:val="24"/>
+        </w:rPr>
+      </w:pPr>
+      <w:r>
+        <w:rPr>
+          <w:rFonts w:ascii="Times New Roman" w:hAnsi="Times New Roman" w:cs="Times New Roman"/>
+          <w:sz w:val="24"/>
+          <w:szCs w:val="24"/>
+        </w:rPr>
+        <w:t xml:space="preserve">Результат: </w:t>
+      </w:r>
+      <w:r>
+        <w:rPr>
+          <w:rFonts w:ascii="Times New Roman" w:hAnsi="Times New Roman" w:cs="Times New Roman"/>
+          <w:sz w:val="24"/>
+          <w:szCs w:val="24"/>
+        </w:rPr>
+        <w:t xml:space="preserve">-20% влияния короля. Открывает часть фокусов связанных с судебными процессами против </w:t>
+      </w:r>
+      <w:r>
+        <w:rPr>
+          <w:rFonts w:ascii="Times New Roman" w:hAnsi="Times New Roman" w:cs="Times New Roman"/>
+          <w:sz w:val="24"/>
+          <w:szCs w:val="24"/>
+        </w:rPr>
+        <w:t>ярых сторонников</w:t>
+      </w:r>
+      <w:r>
+        <w:rPr>
+          <w:rFonts w:ascii="Times New Roman" w:hAnsi="Times New Roman" w:cs="Times New Roman"/>
+          <w:sz w:val="24"/>
+          <w:szCs w:val="24"/>
+        </w:rPr>
+        <w:t xml:space="preserve"> Французской власти</w:t>
+      </w:r>
+      <w:r>
+        <w:rPr>
+          <w:rFonts w:ascii="Times New Roman" w:hAnsi="Times New Roman" w:cs="Times New Roman"/>
+          <w:sz w:val="24"/>
+          <w:szCs w:val="24"/>
+        </w:rPr>
+        <w:t xml:space="preserve"> и тех, кто брал от них взятки</w:t>
+      </w:r>
+      <w:r>
+        <w:rPr>
+          <w:rFonts w:ascii="Times New Roman" w:hAnsi="Times New Roman" w:cs="Times New Roman"/>
+          <w:sz w:val="24"/>
+          <w:szCs w:val="24"/>
+        </w:rPr>
+        <w:t xml:space="preserve">. Вы теряете </w:t>
+      </w:r>
+      <w:proofErr w:type="spellStart"/>
+      <w:r>
+        <w:rPr>
+          <w:rFonts w:ascii="Times New Roman" w:hAnsi="Times New Roman" w:cs="Times New Roman"/>
+          <w:sz w:val="24"/>
+          <w:szCs w:val="24"/>
+        </w:rPr>
+        <w:t>тултип</w:t>
+      </w:r>
+      <w:proofErr w:type="spellEnd"/>
+      <w:r>
+        <w:rPr>
+          <w:rFonts w:ascii="Times New Roman" w:hAnsi="Times New Roman" w:cs="Times New Roman"/>
+          <w:sz w:val="24"/>
+          <w:szCs w:val="24"/>
+        </w:rPr>
+        <w:t xml:space="preserve"> </w:t>
+      </w:r>
+      <w:r>
+        <w:rPr>
+          <w:rFonts w:ascii="Times New Roman" w:hAnsi="Times New Roman" w:cs="Times New Roman"/>
+          <w:i/>
+          <w:iCs/>
+          <w:color w:val="FF0000"/>
+          <w:sz w:val="24"/>
+          <w:szCs w:val="24"/>
+        </w:rPr>
+        <w:t xml:space="preserve">Генерал-резидент </w:t>
+      </w:r>
+      <w:r>
+        <w:rPr>
+          <w:rFonts w:ascii="Times New Roman" w:hAnsi="Times New Roman" w:cs="Times New Roman"/>
+          <w:i/>
+          <w:iCs/>
+          <w:color w:val="FF0000"/>
+          <w:sz w:val="24"/>
+          <w:szCs w:val="24"/>
+        </w:rPr>
+        <w:t>обладает судебной властью</w:t>
+      </w:r>
+      <w:r>
+        <w:rPr>
+          <w:rFonts w:ascii="Times New Roman" w:hAnsi="Times New Roman" w:cs="Times New Roman"/>
+          <w:sz w:val="24"/>
+          <w:szCs w:val="24"/>
+        </w:rPr>
+        <w:t>.</w:t>
+      </w:r>
+      <w:r>
+        <w:rPr>
+          <w:rFonts w:ascii="Times New Roman" w:hAnsi="Times New Roman" w:cs="Times New Roman"/>
+          <w:sz w:val="24"/>
+          <w:szCs w:val="24"/>
+        </w:rPr>
+        <w:t xml:space="preserve"> </w:t>
+      </w:r>
+      <w:r>
+        <w:rPr>
+          <w:rFonts w:ascii="Times New Roman" w:hAnsi="Times New Roman" w:cs="Times New Roman"/>
+          <w:sz w:val="24"/>
+          <w:szCs w:val="24"/>
+        </w:rPr>
+        <w:t xml:space="preserve">Вы получаете </w:t>
+      </w:r>
+      <w:proofErr w:type="spellStart"/>
+      <w:r>
+        <w:rPr>
+          <w:rFonts w:ascii="Times New Roman" w:hAnsi="Times New Roman" w:cs="Times New Roman"/>
+          <w:sz w:val="24"/>
+          <w:szCs w:val="24"/>
+        </w:rPr>
+        <w:t>тултип</w:t>
+      </w:r>
+      <w:proofErr w:type="spellEnd"/>
+      <w:r>
+        <w:rPr>
+          <w:rFonts w:ascii="Times New Roman" w:hAnsi="Times New Roman" w:cs="Times New Roman"/>
+          <w:sz w:val="24"/>
+          <w:szCs w:val="24"/>
+        </w:rPr>
+        <w:t xml:space="preserve"> </w:t>
+      </w:r>
+      <w:r>
+        <w:rPr>
+          <w:rFonts w:ascii="Times New Roman" w:hAnsi="Times New Roman" w:cs="Times New Roman"/>
+          <w:i/>
+          <w:iCs/>
+          <w:color w:val="7030A0"/>
+          <w:sz w:val="24"/>
+          <w:szCs w:val="24"/>
+        </w:rPr>
+        <w:t>К</w:t>
+      </w:r>
+      <w:r>
+        <w:rPr>
+          <w:rFonts w:ascii="Times New Roman" w:hAnsi="Times New Roman" w:cs="Times New Roman"/>
+          <w:i/>
+          <w:iCs/>
+          <w:color w:val="7030A0"/>
+          <w:sz w:val="24"/>
+          <w:szCs w:val="24"/>
+        </w:rPr>
+        <w:t xml:space="preserve"> </w:t>
+      </w:r>
+      <w:r>
+        <w:rPr>
+          <w:rFonts w:ascii="Times New Roman" w:hAnsi="Times New Roman" w:cs="Times New Roman"/>
+          <w:i/>
+          <w:iCs/>
+          <w:color w:val="7030A0"/>
+          <w:sz w:val="24"/>
+          <w:szCs w:val="24"/>
+        </w:rPr>
+        <w:t xml:space="preserve">Король обладает </w:t>
+      </w:r>
+      <w:r>
+        <w:rPr>
+          <w:rFonts w:ascii="Times New Roman" w:hAnsi="Times New Roman" w:cs="Times New Roman"/>
+          <w:i/>
+          <w:iCs/>
+          <w:color w:val="7030A0"/>
+          <w:sz w:val="24"/>
+          <w:szCs w:val="24"/>
+        </w:rPr>
+        <w:t>судебной</w:t>
+      </w:r>
+      <w:r>
+        <w:rPr>
+          <w:rFonts w:ascii="Times New Roman" w:hAnsi="Times New Roman" w:cs="Times New Roman"/>
+          <w:i/>
+          <w:iCs/>
+          <w:color w:val="7030A0"/>
+          <w:sz w:val="24"/>
+          <w:szCs w:val="24"/>
+        </w:rPr>
+        <w:t xml:space="preserve"> властью</w:t>
+      </w:r>
+      <w:r>
+        <w:rPr>
+          <w:rFonts w:ascii="Times New Roman" w:hAnsi="Times New Roman" w:cs="Times New Roman"/>
+          <w:i/>
+          <w:iCs/>
+          <w:color w:val="7030A0"/>
+          <w:sz w:val="24"/>
+          <w:szCs w:val="24"/>
+        </w:rPr>
+        <w:t>.</w:t>
+      </w:r>
+    </w:p>
+    <w:p>
+      <w:pPr>
+        <w:rPr>
+          <w:rFonts w:ascii="Times New Roman" w:hAnsi="Times New Roman" w:cs="Times New Roman"/>
+          <w:sz w:val="24"/>
+          <w:szCs w:val="24"/>
+        </w:rPr>
+      </w:pPr>
+      <w:r>
+        <w:rPr>
+          <w:rFonts w:ascii="Times New Roman" w:hAnsi="Times New Roman" w:cs="Times New Roman"/>
+          <w:sz w:val="24"/>
+          <w:szCs w:val="24"/>
+        </w:rPr>
+        <w:t>4</w:t>
+      </w:r>
+      <w:r>
+        <w:rPr>
+          <w:rFonts w:ascii="Times New Roman" w:hAnsi="Times New Roman" w:cs="Times New Roman"/>
+          <w:sz w:val="24"/>
+          <w:szCs w:val="24"/>
+        </w:rPr>
+        <w:t xml:space="preserve">. </w:t>
+      </w:r>
+      <w:r>
+        <w:rPr>
+          <w:rFonts w:ascii="Times New Roman" w:hAnsi="Times New Roman" w:cs="Times New Roman"/>
+          <w:sz w:val="24"/>
+          <w:szCs w:val="24"/>
+        </w:rPr>
+        <w:t>Вернуть титул</w:t>
+      </w:r>
+      <w:r>
+        <w:rPr>
+          <w:rFonts w:ascii="Times New Roman" w:hAnsi="Times New Roman" w:cs="Times New Roman"/>
+          <w:sz w:val="24"/>
+          <w:szCs w:val="24"/>
+        </w:rPr>
+        <w:t xml:space="preserve"> духовного лидера</w:t>
+      </w:r>
+    </w:p>
+    <w:p>
+      <w:pPr>
+        <w:rPr>
+          <w:rFonts w:ascii="Times New Roman" w:hAnsi="Times New Roman" w:cs="Times New Roman"/>
+          <w:sz w:val="24"/>
+          <w:szCs w:val="24"/>
+        </w:rPr>
+      </w:pPr>
+      <w:r>
+        <w:rPr>
+          <w:rFonts w:ascii="Times New Roman" w:hAnsi="Times New Roman" w:cs="Times New Roman"/>
+          <w:sz w:val="24"/>
+          <w:szCs w:val="24"/>
+        </w:rPr>
+        <w:t>Требования:</w:t>
+      </w:r>
+      <w:r>
+        <w:rPr>
+          <w:rFonts w:ascii="Times New Roman" w:hAnsi="Times New Roman" w:cs="Times New Roman"/>
+          <w:sz w:val="24"/>
+          <w:szCs w:val="24"/>
+        </w:rPr>
+        <w:t xml:space="preserve"> Влияние на стороне короля</w:t>
+      </w:r>
+      <w:r>
+        <w:rPr>
+          <w:rFonts w:ascii="Times New Roman" w:hAnsi="Times New Roman" w:cs="Times New Roman"/>
+          <w:sz w:val="24"/>
+          <w:szCs w:val="24"/>
+        </w:rPr>
+        <w:t xml:space="preserve"> </w:t>
+      </w:r>
+      <w:r>
+        <w:rPr>
+          <w:rFonts w:ascii="Times New Roman" w:hAnsi="Times New Roman" w:cs="Times New Roman"/>
+          <w:sz w:val="24"/>
+          <w:szCs w:val="24"/>
+        </w:rPr>
+        <w:t>и составляет более 25%</w:t>
+      </w:r>
+    </w:p>
+    <w:p>
+      <w:pPr>
+        <w:rPr>
+          <w:rFonts w:ascii="Times New Roman" w:hAnsi="Times New Roman" w:cs="Times New Roman"/>
+          <w:sz w:val="24"/>
+          <w:szCs w:val="24"/>
+        </w:rPr>
+      </w:pPr>
+      <w:r>
+        <w:rPr>
+          <w:rFonts w:ascii="Times New Roman" w:hAnsi="Times New Roman" w:cs="Times New Roman"/>
+          <w:sz w:val="24"/>
+          <w:szCs w:val="24"/>
+        </w:rPr>
+        <w:t xml:space="preserve">Стоимость: </w:t>
+      </w:r>
+      <w:r>
+        <w:rPr>
+          <w:rFonts w:ascii="Times New Roman" w:hAnsi="Times New Roman" w:cs="Times New Roman"/>
+          <w:sz w:val="24"/>
+          <w:szCs w:val="24"/>
+        </w:rPr>
+        <w:t>50 полит власти</w:t>
+      </w:r>
+    </w:p>
+    <w:p>
+      <w:pPr>
+        <w:rPr>
+          <w:rFonts w:ascii="Times New Roman" w:hAnsi="Times New Roman" w:cs="Times New Roman"/>
+          <w:sz w:val="24"/>
+          <w:szCs w:val="24"/>
+        </w:rPr>
+      </w:pPr>
+      <w:r>
+        <w:rPr>
+          <w:rFonts w:ascii="Times New Roman" w:hAnsi="Times New Roman" w:cs="Times New Roman"/>
+          <w:sz w:val="24"/>
+          <w:szCs w:val="24"/>
+        </w:rPr>
+        <w:t xml:space="preserve">Результат: </w:t>
+      </w:r>
+      <w:r>
+        <w:rPr>
+          <w:rFonts w:ascii="Times New Roman" w:hAnsi="Times New Roman" w:cs="Times New Roman"/>
+          <w:sz w:val="24"/>
+          <w:szCs w:val="24"/>
+        </w:rPr>
+        <w:t xml:space="preserve">-20% влияния короля. Открывает часть фокусов экономического древа, связанного с </w:t>
+      </w:r>
+      <w:r>
+        <w:rPr>
+          <w:rFonts w:ascii="Times New Roman" w:hAnsi="Times New Roman" w:cs="Times New Roman"/>
+          <w:sz w:val="24"/>
+          <w:szCs w:val="24"/>
+        </w:rPr>
+        <w:t>укреплением религии вокруг монарха</w:t>
+      </w:r>
+      <w:r>
+        <w:rPr>
+          <w:rFonts w:ascii="Times New Roman" w:hAnsi="Times New Roman" w:cs="Times New Roman"/>
+          <w:sz w:val="24"/>
+          <w:szCs w:val="24"/>
+        </w:rPr>
+        <w:t xml:space="preserve">. Вы теряете </w:t>
+      </w:r>
+      <w:proofErr w:type="spellStart"/>
+      <w:r>
+        <w:rPr>
+          <w:rFonts w:ascii="Times New Roman" w:hAnsi="Times New Roman" w:cs="Times New Roman"/>
+          <w:sz w:val="24"/>
+          <w:szCs w:val="24"/>
+        </w:rPr>
+        <w:t>тултип</w:t>
+      </w:r>
+      <w:proofErr w:type="spellEnd"/>
+      <w:r>
+        <w:rPr>
+          <w:rFonts w:ascii="Times New Roman" w:hAnsi="Times New Roman" w:cs="Times New Roman"/>
+          <w:sz w:val="24"/>
+          <w:szCs w:val="24"/>
+        </w:rPr>
+        <w:t xml:space="preserve"> </w:t>
+      </w:r>
+      <w:r>
+        <w:rPr>
+          <w:rFonts w:ascii="Times New Roman" w:hAnsi="Times New Roman" w:cs="Times New Roman"/>
+          <w:i/>
+          <w:iCs/>
+          <w:color w:val="FF0000"/>
+          <w:sz w:val="24"/>
+          <w:szCs w:val="24"/>
+        </w:rPr>
+        <w:t xml:space="preserve">Генерал-резидент </w:t>
+      </w:r>
+      <w:r>
+        <w:rPr>
+          <w:rFonts w:ascii="Times New Roman" w:hAnsi="Times New Roman" w:cs="Times New Roman"/>
+          <w:i/>
+          <w:iCs/>
+          <w:color w:val="FF0000"/>
+          <w:sz w:val="24"/>
+          <w:szCs w:val="24"/>
+        </w:rPr>
+        <w:t>установил подконтрольного духовного лидера</w:t>
+      </w:r>
+      <w:r>
+        <w:rPr>
+          <w:rFonts w:ascii="Times New Roman" w:hAnsi="Times New Roman" w:cs="Times New Roman"/>
+          <w:sz w:val="24"/>
+          <w:szCs w:val="24"/>
+        </w:rPr>
+        <w:t>.</w:t>
+      </w:r>
+      <w:r>
+        <w:rPr>
+          <w:rFonts w:ascii="Times New Roman" w:hAnsi="Times New Roman" w:cs="Times New Roman"/>
+          <w:sz w:val="24"/>
+          <w:szCs w:val="24"/>
+        </w:rPr>
+        <w:t xml:space="preserve"> </w:t>
+      </w:r>
+      <w:r>
+        <w:rPr>
+          <w:rFonts w:ascii="Times New Roman" w:hAnsi="Times New Roman" w:cs="Times New Roman"/>
+          <w:sz w:val="24"/>
+          <w:szCs w:val="24"/>
+        </w:rPr>
+        <w:t>Вы</w:t>
+      </w:r>
+      <w:r>
+        <w:rPr>
+          <w:rFonts w:ascii="Times New Roman" w:hAnsi="Times New Roman" w:cs="Times New Roman"/>
+          <w:sz w:val="24"/>
+          <w:szCs w:val="24"/>
+        </w:rPr>
+        <w:t xml:space="preserve"> </w:t>
+      </w:r>
+      <w:r>
+        <w:rPr>
+          <w:rFonts w:ascii="Times New Roman" w:hAnsi="Times New Roman" w:cs="Times New Roman"/>
+          <w:sz w:val="24"/>
+          <w:szCs w:val="24"/>
+        </w:rPr>
+        <w:t xml:space="preserve">получаете </w:t>
+      </w:r>
+      <w:proofErr w:type="spellStart"/>
+      <w:r>
+        <w:rPr>
+          <w:rFonts w:ascii="Times New Roman" w:hAnsi="Times New Roman" w:cs="Times New Roman"/>
+          <w:sz w:val="24"/>
+          <w:szCs w:val="24"/>
+        </w:rPr>
+        <w:t>тултип</w:t>
+      </w:r>
+      <w:proofErr w:type="spellEnd"/>
+      <w:r>
+        <w:rPr>
+          <w:rFonts w:ascii="Times New Roman" w:hAnsi="Times New Roman" w:cs="Times New Roman"/>
+          <w:sz w:val="24"/>
+          <w:szCs w:val="24"/>
+        </w:rPr>
+        <w:t xml:space="preserve"> </w:t>
+      </w:r>
+      <w:r>
+        <w:rPr>
+          <w:rFonts w:ascii="Times New Roman" w:hAnsi="Times New Roman" w:cs="Times New Roman"/>
+          <w:i/>
+          <w:iCs/>
+          <w:color w:val="7030A0"/>
+          <w:sz w:val="24"/>
+          <w:szCs w:val="24"/>
+        </w:rPr>
+        <w:t xml:space="preserve">Король </w:t>
+      </w:r>
+      <w:r>
+        <w:rPr>
+          <w:rFonts w:ascii="Times New Roman" w:hAnsi="Times New Roman" w:cs="Times New Roman"/>
+          <w:i/>
+          <w:iCs/>
+          <w:color w:val="7030A0"/>
+          <w:sz w:val="24"/>
+          <w:szCs w:val="24"/>
+        </w:rPr>
+        <w:t>является духовным лидером Марокко</w:t>
+      </w:r>
+      <w:r>
+        <w:rPr>
+          <w:rFonts w:ascii="Times New Roman" w:hAnsi="Times New Roman" w:cs="Times New Roman"/>
+          <w:i/>
+          <w:iCs/>
+          <w:color w:val="7030A0"/>
+          <w:sz w:val="24"/>
+          <w:szCs w:val="24"/>
+        </w:rPr>
+        <w:t>.</w:t>
+      </w:r>
+    </w:p>
+    <w:p>
+      <w:pPr>
+        <w:rPr>
+          <w:rFonts w:ascii="Times New Roman" w:hAnsi="Times New Roman" w:cs="Times New Roman"/>
+          <w:sz w:val="24"/>
+          <w:szCs w:val="24"/>
+        </w:rPr>
+      </w:pPr>
+    </w:p>
+    <w:p>
+      <w:pPr>
+        <w:rPr>
+          <w:rFonts w:ascii="Times New Roman" w:hAnsi="Times New Roman" w:cs="Times New Roman"/>
+          <w:sz w:val="24"/>
+          <w:szCs w:val="24"/>
+        </w:rPr>
+      </w:pPr>
+      <w:r>
+        <w:rPr>
+          <w:rFonts w:ascii="Times New Roman" w:hAnsi="Times New Roman" w:cs="Times New Roman"/>
+          <w:sz w:val="24"/>
+          <w:szCs w:val="24"/>
+        </w:rPr>
+        <w:t>Р</w:t>
+      </w:r>
+      <w:r>
+        <w:rPr>
+          <w:rFonts w:ascii="Times New Roman" w:hAnsi="Times New Roman" w:cs="Times New Roman"/>
+          <w:sz w:val="24"/>
+          <w:szCs w:val="24"/>
+        </w:rPr>
+        <w:t>ешения</w:t>
+      </w:r>
+      <w:r>
+        <w:rPr>
+          <w:rFonts w:ascii="Times New Roman" w:hAnsi="Times New Roman" w:cs="Times New Roman"/>
+          <w:sz w:val="24"/>
+          <w:szCs w:val="24"/>
+        </w:rPr>
+        <w:t xml:space="preserve"> генерал-резидента</w:t>
+      </w:r>
+      <w:r>
+        <w:rPr>
+          <w:rFonts w:ascii="Times New Roman" w:hAnsi="Times New Roman" w:cs="Times New Roman"/>
+          <w:sz w:val="24"/>
+          <w:szCs w:val="24"/>
+        </w:rPr>
+        <w:t xml:space="preserve"> СО СТАРТА</w:t>
+      </w:r>
+      <w:r>
+        <w:rPr>
+          <w:rFonts w:ascii="Times New Roman" w:hAnsi="Times New Roman" w:cs="Times New Roman"/>
+          <w:sz w:val="24"/>
+          <w:szCs w:val="24"/>
+        </w:rPr>
+        <w:t>:</w:t>
+      </w:r>
+    </w:p>
+    <w:p>
+      <w:pPr>
+        <w:rPr>
+          <w:rFonts w:ascii="Times New Roman" w:hAnsi="Times New Roman" w:cs="Times New Roman"/>
+          <w:sz w:val="24"/>
+          <w:szCs w:val="24"/>
+        </w:rPr>
+      </w:pPr>
+      <w:r>
+        <w:rPr>
+          <w:rFonts w:ascii="Times New Roman" w:hAnsi="Times New Roman" w:cs="Times New Roman"/>
+          <w:sz w:val="24"/>
+          <w:szCs w:val="24"/>
+        </w:rPr>
+        <w:t xml:space="preserve">1. </w:t>
+      </w:r>
+      <w:r>
+        <w:rPr>
+          <w:rFonts w:ascii="Times New Roman" w:hAnsi="Times New Roman" w:cs="Times New Roman"/>
+          <w:sz w:val="24"/>
+          <w:szCs w:val="24"/>
+        </w:rPr>
+        <w:t>Лишить короля исполнительной власти</w:t>
+      </w:r>
+    </w:p>
+    <w:p>
+      <w:pPr>
+        <w:rPr>
+          <w:rFonts w:ascii="Times New Roman" w:hAnsi="Times New Roman" w:cs="Times New Roman"/>
+          <w:sz w:val="24"/>
+          <w:szCs w:val="24"/>
+        </w:rPr>
+      </w:pPr>
+      <w:r>
+        <w:rPr>
+          <w:rFonts w:ascii="Times New Roman" w:hAnsi="Times New Roman" w:cs="Times New Roman"/>
+          <w:sz w:val="24"/>
+          <w:szCs w:val="24"/>
+        </w:rPr>
+        <w:t>Требования:</w:t>
+      </w:r>
+      <w:r>
+        <w:rPr>
+          <w:rFonts w:ascii="Times New Roman" w:hAnsi="Times New Roman" w:cs="Times New Roman"/>
+          <w:sz w:val="24"/>
+          <w:szCs w:val="24"/>
+        </w:rPr>
+        <w:t xml:space="preserve"> </w:t>
+      </w:r>
+      <w:r>
+        <w:rPr>
+          <w:rFonts w:ascii="Times New Roman" w:hAnsi="Times New Roman" w:cs="Times New Roman"/>
+          <w:sz w:val="24"/>
+          <w:szCs w:val="24"/>
+        </w:rPr>
+        <w:t>Влияние на стороне генерал-резидента и составляет более 25%</w:t>
+      </w:r>
+    </w:p>
+    <w:p>
+      <w:pPr>
+        <w:rPr>
+          <w:rFonts w:ascii="Times New Roman" w:hAnsi="Times New Roman" w:cs="Times New Roman"/>
+          <w:sz w:val="24"/>
+          <w:szCs w:val="24"/>
+        </w:rPr>
+      </w:pPr>
+      <w:r>
+        <w:rPr>
+          <w:rFonts w:ascii="Times New Roman" w:hAnsi="Times New Roman" w:cs="Times New Roman"/>
+          <w:sz w:val="24"/>
+          <w:szCs w:val="24"/>
+        </w:rPr>
+        <w:t xml:space="preserve">Стоимость: </w:t>
+      </w:r>
+      <w:r>
+        <w:rPr>
+          <w:rFonts w:ascii="Times New Roman" w:hAnsi="Times New Roman" w:cs="Times New Roman"/>
+          <w:sz w:val="24"/>
+          <w:szCs w:val="24"/>
+        </w:rPr>
+        <w:t>50 полит власти</w:t>
+      </w:r>
+    </w:p>
+    <w:p>
+      <w:pPr>
+        <w:rPr>
+          <w:rFonts w:ascii="Times New Roman" w:hAnsi="Times New Roman" w:cs="Times New Roman"/>
+          <w:sz w:val="24"/>
+          <w:szCs w:val="24"/>
+        </w:rPr>
+      </w:pPr>
+      <w:r>
+        <w:rPr>
+          <w:rFonts w:ascii="Times New Roman" w:hAnsi="Times New Roman" w:cs="Times New Roman"/>
+          <w:sz w:val="24"/>
+          <w:szCs w:val="24"/>
+        </w:rPr>
+        <w:t xml:space="preserve">Результат: </w:t>
+      </w:r>
+      <w:r>
+        <w:rPr>
+          <w:rFonts w:ascii="Times New Roman" w:hAnsi="Times New Roman" w:cs="Times New Roman"/>
+          <w:sz w:val="24"/>
+          <w:szCs w:val="24"/>
+        </w:rPr>
+        <w:t xml:space="preserve">-20% влияния генерал-резидента. Открывает часть фокусов связанных с </w:t>
+      </w:r>
+      <w:proofErr w:type="spellStart"/>
+      <w:r>
+        <w:rPr>
+          <w:rFonts w:ascii="Times New Roman" w:hAnsi="Times New Roman" w:cs="Times New Roman"/>
+          <w:sz w:val="24"/>
+          <w:szCs w:val="24"/>
+        </w:rPr>
+        <w:t>профранцузскими</w:t>
+      </w:r>
+      <w:proofErr w:type="spellEnd"/>
+      <w:r>
+        <w:rPr>
+          <w:rFonts w:ascii="Times New Roman" w:hAnsi="Times New Roman" w:cs="Times New Roman"/>
+          <w:sz w:val="24"/>
+          <w:szCs w:val="24"/>
+        </w:rPr>
+        <w:t xml:space="preserve"> фокусами. Вы получаете </w:t>
+      </w:r>
+      <w:proofErr w:type="spellStart"/>
+      <w:r>
+        <w:rPr>
+          <w:rFonts w:ascii="Times New Roman" w:hAnsi="Times New Roman" w:cs="Times New Roman"/>
+          <w:sz w:val="24"/>
+          <w:szCs w:val="24"/>
+        </w:rPr>
+        <w:t>тултип</w:t>
+      </w:r>
+      <w:proofErr w:type="spellEnd"/>
+      <w:r>
+        <w:rPr>
+          <w:rFonts w:ascii="Times New Roman" w:hAnsi="Times New Roman" w:cs="Times New Roman"/>
+          <w:sz w:val="24"/>
+          <w:szCs w:val="24"/>
+        </w:rPr>
+        <w:t xml:space="preserve"> </w:t>
+      </w:r>
+      <w:r>
+        <w:rPr>
+          <w:rFonts w:ascii="Times New Roman" w:hAnsi="Times New Roman" w:cs="Times New Roman"/>
+          <w:i/>
+          <w:iCs/>
+          <w:color w:val="FF0000"/>
+          <w:sz w:val="24"/>
+          <w:szCs w:val="24"/>
+        </w:rPr>
+        <w:t xml:space="preserve">Генерал-резидент </w:t>
+      </w:r>
+      <w:r>
+        <w:rPr>
+          <w:rFonts w:ascii="Times New Roman" w:hAnsi="Times New Roman" w:cs="Times New Roman"/>
+          <w:i/>
+          <w:iCs/>
+          <w:color w:val="FF0000"/>
+          <w:sz w:val="24"/>
+          <w:szCs w:val="24"/>
+        </w:rPr>
+        <w:t xml:space="preserve">обладает </w:t>
+      </w:r>
+      <w:r>
+        <w:rPr>
+          <w:rFonts w:ascii="Times New Roman" w:hAnsi="Times New Roman" w:cs="Times New Roman"/>
+          <w:i/>
+          <w:iCs/>
+          <w:color w:val="FF0000"/>
+          <w:sz w:val="24"/>
+          <w:szCs w:val="24"/>
+        </w:rPr>
+        <w:t>исполнительной</w:t>
+      </w:r>
+      <w:r>
+        <w:rPr>
+          <w:rFonts w:ascii="Times New Roman" w:hAnsi="Times New Roman" w:cs="Times New Roman"/>
+          <w:i/>
+          <w:iCs/>
+          <w:color w:val="FF0000"/>
+          <w:sz w:val="24"/>
+          <w:szCs w:val="24"/>
+        </w:rPr>
+        <w:t xml:space="preserve"> властью</w:t>
+      </w:r>
+      <w:r>
+        <w:rPr>
+          <w:rFonts w:ascii="Times New Roman" w:hAnsi="Times New Roman" w:cs="Times New Roman"/>
+          <w:sz w:val="24"/>
+          <w:szCs w:val="24"/>
+        </w:rPr>
+        <w:t>.</w:t>
+      </w:r>
+      <w:r>
+        <w:rPr>
+          <w:rFonts w:ascii="Times New Roman" w:hAnsi="Times New Roman" w:cs="Times New Roman"/>
+          <w:sz w:val="24"/>
+          <w:szCs w:val="24"/>
+        </w:rPr>
+        <w:t xml:space="preserve"> </w:t>
+      </w:r>
+      <w:r>
+        <w:rPr>
+          <w:rFonts w:ascii="Times New Roman" w:hAnsi="Times New Roman" w:cs="Times New Roman"/>
+          <w:sz w:val="24"/>
+          <w:szCs w:val="24"/>
+        </w:rPr>
+        <w:t xml:space="preserve">Вы теряете </w:t>
+      </w:r>
+      <w:proofErr w:type="spellStart"/>
+      <w:r>
+        <w:rPr>
+          <w:rFonts w:ascii="Times New Roman" w:hAnsi="Times New Roman" w:cs="Times New Roman"/>
+          <w:sz w:val="24"/>
+          <w:szCs w:val="24"/>
+        </w:rPr>
+        <w:t>тултип</w:t>
+      </w:r>
+      <w:proofErr w:type="spellEnd"/>
+      <w:r>
+        <w:rPr>
+          <w:rFonts w:ascii="Times New Roman" w:hAnsi="Times New Roman" w:cs="Times New Roman"/>
+          <w:sz w:val="24"/>
+          <w:szCs w:val="24"/>
+        </w:rPr>
+        <w:t xml:space="preserve"> </w:t>
+      </w:r>
+      <w:r>
+        <w:rPr>
+          <w:rFonts w:ascii="Times New Roman" w:hAnsi="Times New Roman" w:cs="Times New Roman"/>
+          <w:i/>
+          <w:iCs/>
+          <w:color w:val="7030A0"/>
+          <w:sz w:val="24"/>
+          <w:szCs w:val="24"/>
+        </w:rPr>
+        <w:t xml:space="preserve">Король обладает </w:t>
+      </w:r>
+      <w:r>
+        <w:rPr>
+          <w:rFonts w:ascii="Times New Roman" w:hAnsi="Times New Roman" w:cs="Times New Roman"/>
+          <w:i/>
+          <w:iCs/>
+          <w:color w:val="7030A0"/>
+          <w:sz w:val="24"/>
+          <w:szCs w:val="24"/>
+        </w:rPr>
+        <w:t>исполнительной</w:t>
+      </w:r>
+      <w:r>
+        <w:rPr>
+          <w:rFonts w:ascii="Times New Roman" w:hAnsi="Times New Roman" w:cs="Times New Roman"/>
+          <w:i/>
+          <w:iCs/>
+          <w:color w:val="7030A0"/>
+          <w:sz w:val="24"/>
+          <w:szCs w:val="24"/>
+        </w:rPr>
+        <w:t xml:space="preserve"> властью</w:t>
+      </w:r>
+      <w:r>
+        <w:rPr>
+          <w:rFonts w:ascii="Times New Roman" w:hAnsi="Times New Roman" w:cs="Times New Roman"/>
+          <w:i/>
+          <w:iCs/>
+          <w:color w:val="7030A0"/>
+          <w:sz w:val="24"/>
+          <w:szCs w:val="24"/>
+        </w:rPr>
+        <w:t>.</w:t>
+      </w:r>
+    </w:p>
+    <w:p>
+      <w:pPr>
+        <w:rPr>
+          <w:rFonts w:ascii="Times New Roman" w:hAnsi="Times New Roman" w:cs="Times New Roman"/>
+          <w:sz w:val="24"/>
+          <w:szCs w:val="24"/>
+        </w:rPr>
+      </w:pPr>
+      <w:r>
+        <w:rPr>
+          <w:rFonts w:ascii="Times New Roman" w:hAnsi="Times New Roman" w:cs="Times New Roman"/>
+          <w:sz w:val="24"/>
+          <w:szCs w:val="24"/>
+        </w:rPr>
+        <w:t>2</w:t>
+      </w:r>
+      <w:r>
+        <w:rPr>
+          <w:rFonts w:ascii="Times New Roman" w:hAnsi="Times New Roman" w:cs="Times New Roman"/>
+          <w:sz w:val="24"/>
+          <w:szCs w:val="24"/>
+        </w:rPr>
+        <w:t xml:space="preserve">. </w:t>
+      </w:r>
+      <w:r>
+        <w:rPr>
+          <w:rFonts w:ascii="Times New Roman" w:hAnsi="Times New Roman" w:cs="Times New Roman"/>
+          <w:sz w:val="24"/>
+          <w:szCs w:val="24"/>
+        </w:rPr>
+        <w:t>Лишить короля законодательной власти</w:t>
+      </w:r>
+    </w:p>
+    <w:p>
+      <w:pPr>
+        <w:rPr>
+          <w:rFonts w:ascii="Times New Roman" w:hAnsi="Times New Roman" w:cs="Times New Roman"/>
+          <w:sz w:val="24"/>
+          <w:szCs w:val="24"/>
+        </w:rPr>
+      </w:pPr>
+      <w:r>
+        <w:rPr>
+          <w:rFonts w:ascii="Times New Roman" w:hAnsi="Times New Roman" w:cs="Times New Roman"/>
+          <w:sz w:val="24"/>
+          <w:szCs w:val="24"/>
+        </w:rPr>
+        <w:t>Требования:</w:t>
+      </w:r>
+      <w:r>
+        <w:rPr>
+          <w:rFonts w:ascii="Times New Roman" w:hAnsi="Times New Roman" w:cs="Times New Roman"/>
+          <w:sz w:val="24"/>
+          <w:szCs w:val="24"/>
+        </w:rPr>
+        <w:t xml:space="preserve"> Влияние на стороне генерал-резидента и составляет более 50%</w:t>
+      </w:r>
+    </w:p>
+    <w:p>
+      <w:pPr>
+        <w:rPr>
+          <w:rFonts w:ascii="Times New Roman" w:hAnsi="Times New Roman" w:cs="Times New Roman"/>
+          <w:sz w:val="24"/>
+          <w:szCs w:val="24"/>
+        </w:rPr>
+      </w:pPr>
+      <w:r>
+        <w:rPr>
+          <w:rFonts w:ascii="Times New Roman" w:hAnsi="Times New Roman" w:cs="Times New Roman"/>
+          <w:sz w:val="24"/>
+          <w:szCs w:val="24"/>
+        </w:rPr>
+        <w:t xml:space="preserve">Стоимость: </w:t>
+      </w:r>
+      <w:r>
+        <w:rPr>
+          <w:rFonts w:ascii="Times New Roman" w:hAnsi="Times New Roman" w:cs="Times New Roman"/>
+          <w:sz w:val="24"/>
+          <w:szCs w:val="24"/>
+        </w:rPr>
+        <w:t>50 полит власти</w:t>
+      </w:r>
+    </w:p>
+    <w:p>
+      <w:pPr>
+        <w:rPr>
+          <w:rFonts w:ascii="Times New Roman" w:hAnsi="Times New Roman" w:cs="Times New Roman"/>
+          <w:sz w:val="24"/>
+          <w:szCs w:val="24"/>
+        </w:rPr>
+      </w:pPr>
+      <w:r>
+        <w:rPr>
+          <w:rFonts w:ascii="Times New Roman" w:hAnsi="Times New Roman" w:cs="Times New Roman"/>
+          <w:sz w:val="24"/>
+          <w:szCs w:val="24"/>
+        </w:rPr>
+        <w:t xml:space="preserve">Результат: </w:t>
+      </w:r>
+      <w:r>
+        <w:rPr>
+          <w:rFonts w:ascii="Times New Roman" w:hAnsi="Times New Roman" w:cs="Times New Roman"/>
+          <w:sz w:val="24"/>
+          <w:szCs w:val="24"/>
+        </w:rPr>
+        <w:t xml:space="preserve">-20% влияния генерал-резидента. Открывает часть фокусов связанных с </w:t>
+      </w:r>
+      <w:proofErr w:type="spellStart"/>
+      <w:r>
+        <w:rPr>
+          <w:rFonts w:ascii="Times New Roman" w:hAnsi="Times New Roman" w:cs="Times New Roman"/>
+          <w:sz w:val="24"/>
+          <w:szCs w:val="24"/>
+        </w:rPr>
+        <w:t>профранцузскими</w:t>
+      </w:r>
+      <w:proofErr w:type="spellEnd"/>
+      <w:r>
+        <w:rPr>
+          <w:rFonts w:ascii="Times New Roman" w:hAnsi="Times New Roman" w:cs="Times New Roman"/>
+          <w:sz w:val="24"/>
+          <w:szCs w:val="24"/>
+        </w:rPr>
+        <w:t xml:space="preserve"> фокусами. Вы получаете </w:t>
+      </w:r>
+      <w:proofErr w:type="spellStart"/>
+      <w:r>
+        <w:rPr>
+          <w:rFonts w:ascii="Times New Roman" w:hAnsi="Times New Roman" w:cs="Times New Roman"/>
+          <w:sz w:val="24"/>
+          <w:szCs w:val="24"/>
+        </w:rPr>
+        <w:t>тултип</w:t>
+      </w:r>
+      <w:proofErr w:type="spellEnd"/>
+      <w:r>
+        <w:rPr>
+          <w:rFonts w:ascii="Times New Roman" w:hAnsi="Times New Roman" w:cs="Times New Roman"/>
+          <w:sz w:val="24"/>
+          <w:szCs w:val="24"/>
+        </w:rPr>
+        <w:t xml:space="preserve"> </w:t>
+      </w:r>
+      <w:r>
+        <w:rPr>
+          <w:rFonts w:ascii="Times New Roman" w:hAnsi="Times New Roman" w:cs="Times New Roman"/>
+          <w:i/>
+          <w:iCs/>
+          <w:color w:val="FF0000"/>
+          <w:sz w:val="24"/>
+          <w:szCs w:val="24"/>
+        </w:rPr>
+        <w:t xml:space="preserve">Генерал-резидент </w:t>
+      </w:r>
+      <w:r>
+        <w:rPr>
+          <w:rFonts w:ascii="Times New Roman" w:hAnsi="Times New Roman" w:cs="Times New Roman"/>
+          <w:i/>
+          <w:iCs/>
+          <w:color w:val="FF0000"/>
+          <w:sz w:val="24"/>
+          <w:szCs w:val="24"/>
+        </w:rPr>
+        <w:t>обладает законодательной властью</w:t>
+      </w:r>
+      <w:r>
+        <w:rPr>
+          <w:rFonts w:ascii="Times New Roman" w:hAnsi="Times New Roman" w:cs="Times New Roman"/>
+          <w:sz w:val="24"/>
+          <w:szCs w:val="24"/>
+        </w:rPr>
+        <w:t>.</w:t>
+      </w:r>
+      <w:r>
+        <w:rPr>
+          <w:rFonts w:ascii="Times New Roman" w:hAnsi="Times New Roman" w:cs="Times New Roman"/>
+          <w:sz w:val="24"/>
+          <w:szCs w:val="24"/>
+        </w:rPr>
+        <w:t xml:space="preserve"> </w:t>
+      </w:r>
+      <w:r>
+        <w:rPr>
+          <w:rFonts w:ascii="Times New Roman" w:hAnsi="Times New Roman" w:cs="Times New Roman"/>
+          <w:sz w:val="24"/>
+          <w:szCs w:val="24"/>
+        </w:rPr>
+        <w:t xml:space="preserve">Вы теряете </w:t>
+      </w:r>
+      <w:proofErr w:type="spellStart"/>
+      <w:r>
+        <w:rPr>
+          <w:rFonts w:ascii="Times New Roman" w:hAnsi="Times New Roman" w:cs="Times New Roman"/>
+          <w:sz w:val="24"/>
+          <w:szCs w:val="24"/>
+        </w:rPr>
+        <w:t>тултип</w:t>
+      </w:r>
+      <w:proofErr w:type="spellEnd"/>
+      <w:r>
+        <w:rPr>
+          <w:rFonts w:ascii="Times New Roman" w:hAnsi="Times New Roman" w:cs="Times New Roman"/>
+          <w:sz w:val="24"/>
+          <w:szCs w:val="24"/>
+        </w:rPr>
+        <w:t xml:space="preserve"> </w:t>
+      </w:r>
+      <w:r>
+        <w:rPr>
+          <w:rFonts w:ascii="Times New Roman" w:hAnsi="Times New Roman" w:cs="Times New Roman"/>
+          <w:i/>
+          <w:iCs/>
+          <w:color w:val="7030A0"/>
+          <w:sz w:val="24"/>
+          <w:szCs w:val="24"/>
+        </w:rPr>
+        <w:t xml:space="preserve">Король обладает </w:t>
+      </w:r>
+      <w:r>
+        <w:rPr>
+          <w:rFonts w:ascii="Times New Roman" w:hAnsi="Times New Roman" w:cs="Times New Roman"/>
+          <w:i/>
+          <w:iCs/>
+          <w:color w:val="7030A0"/>
+          <w:sz w:val="24"/>
+          <w:szCs w:val="24"/>
+        </w:rPr>
+        <w:t>законодательной</w:t>
+      </w:r>
+      <w:r>
+        <w:rPr>
+          <w:rFonts w:ascii="Times New Roman" w:hAnsi="Times New Roman" w:cs="Times New Roman"/>
+          <w:i/>
+          <w:iCs/>
+          <w:color w:val="7030A0"/>
+          <w:sz w:val="24"/>
+          <w:szCs w:val="24"/>
+        </w:rPr>
+        <w:t xml:space="preserve"> властью</w:t>
+      </w:r>
+      <w:r>
+        <w:rPr>
+          <w:rFonts w:ascii="Times New Roman" w:hAnsi="Times New Roman" w:cs="Times New Roman"/>
+          <w:i/>
+          <w:iCs/>
+          <w:color w:val="7030A0"/>
+          <w:sz w:val="24"/>
+          <w:szCs w:val="24"/>
+        </w:rPr>
+        <w:t>.</w:t>
+      </w:r>
+    </w:p>
+    <w:p>
+      <w:pPr>
+        <w:rPr>
+          <w:rFonts w:ascii="Times New Roman" w:hAnsi="Times New Roman" w:cs="Times New Roman"/>
+          <w:sz w:val="24"/>
+          <w:szCs w:val="24"/>
+        </w:rPr>
+      </w:pPr>
+      <w:r>
+        <w:rPr>
+          <w:rFonts w:ascii="Times New Roman" w:hAnsi="Times New Roman" w:cs="Times New Roman"/>
+          <w:sz w:val="24"/>
+          <w:szCs w:val="24"/>
+        </w:rPr>
+        <w:t>3</w:t>
+      </w:r>
+      <w:r>
+        <w:rPr>
+          <w:rFonts w:ascii="Times New Roman" w:hAnsi="Times New Roman" w:cs="Times New Roman"/>
+          <w:sz w:val="24"/>
+          <w:szCs w:val="24"/>
+        </w:rPr>
+        <w:t xml:space="preserve">. </w:t>
+      </w:r>
+      <w:r>
+        <w:rPr>
+          <w:rFonts w:ascii="Times New Roman" w:hAnsi="Times New Roman" w:cs="Times New Roman"/>
+          <w:sz w:val="24"/>
+          <w:szCs w:val="24"/>
+        </w:rPr>
+        <w:t>Лишить короля судебной власти</w:t>
+      </w:r>
+    </w:p>
+    <w:p>
+      <w:pPr>
+        <w:rPr>
+          <w:rFonts w:ascii="Times New Roman" w:hAnsi="Times New Roman" w:cs="Times New Roman"/>
+          <w:sz w:val="24"/>
+          <w:szCs w:val="24"/>
+        </w:rPr>
+      </w:pPr>
+      <w:r>
+        <w:rPr>
+          <w:rFonts w:ascii="Times New Roman" w:hAnsi="Times New Roman" w:cs="Times New Roman"/>
+          <w:sz w:val="24"/>
+          <w:szCs w:val="24"/>
+        </w:rPr>
+        <w:t>Требования:</w:t>
+      </w:r>
+      <w:r>
+        <w:rPr>
+          <w:rFonts w:ascii="Times New Roman" w:hAnsi="Times New Roman" w:cs="Times New Roman"/>
+          <w:sz w:val="24"/>
+          <w:szCs w:val="24"/>
+        </w:rPr>
+        <w:t xml:space="preserve"> </w:t>
+      </w:r>
+      <w:r>
+        <w:rPr>
+          <w:rFonts w:ascii="Times New Roman" w:hAnsi="Times New Roman" w:cs="Times New Roman"/>
+          <w:sz w:val="24"/>
+          <w:szCs w:val="24"/>
+        </w:rPr>
+        <w:t>Влияние на стороне генерал-резидента и составляет более 75%</w:t>
+      </w:r>
+    </w:p>
+    <w:p>
+      <w:pPr>
+        <w:rPr>
+          <w:rFonts w:ascii="Times New Roman" w:hAnsi="Times New Roman" w:cs="Times New Roman"/>
+          <w:sz w:val="24"/>
+          <w:szCs w:val="24"/>
+        </w:rPr>
+      </w:pPr>
+      <w:r>
+        <w:rPr>
+          <w:rFonts w:ascii="Times New Roman" w:hAnsi="Times New Roman" w:cs="Times New Roman"/>
+          <w:sz w:val="24"/>
+          <w:szCs w:val="24"/>
+        </w:rPr>
+        <w:t xml:space="preserve">Стоимость: </w:t>
+      </w:r>
+      <w:r>
+        <w:rPr>
+          <w:rFonts w:ascii="Times New Roman" w:hAnsi="Times New Roman" w:cs="Times New Roman"/>
+          <w:sz w:val="24"/>
+          <w:szCs w:val="24"/>
+        </w:rPr>
+        <w:t>50 полит власти</w:t>
+      </w:r>
+    </w:p>
+    <w:p>
+      <w:pPr>
+        <w:rPr>
+          <w:rFonts w:ascii="Times New Roman" w:hAnsi="Times New Roman" w:cs="Times New Roman"/>
+          <w:sz w:val="24"/>
+          <w:szCs w:val="24"/>
+        </w:rPr>
+      </w:pPr>
+      <w:r>
+        <w:rPr>
+          <w:rFonts w:ascii="Times New Roman" w:hAnsi="Times New Roman" w:cs="Times New Roman"/>
+          <w:sz w:val="24"/>
+          <w:szCs w:val="24"/>
+        </w:rPr>
+        <w:t xml:space="preserve">Результат: </w:t>
+      </w:r>
+      <w:r>
+        <w:rPr>
+          <w:rFonts w:ascii="Times New Roman" w:hAnsi="Times New Roman" w:cs="Times New Roman"/>
+          <w:sz w:val="24"/>
+          <w:szCs w:val="24"/>
+        </w:rPr>
+        <w:t xml:space="preserve">-20% влияния генерал-резидента. Открывает часть фокусов связанных с судебными процессами против оппозиции Французской власти. Вы получаете </w:t>
+      </w:r>
+      <w:proofErr w:type="spellStart"/>
+      <w:r>
+        <w:rPr>
+          <w:rFonts w:ascii="Times New Roman" w:hAnsi="Times New Roman" w:cs="Times New Roman"/>
+          <w:sz w:val="24"/>
+          <w:szCs w:val="24"/>
+        </w:rPr>
+        <w:t>тултип</w:t>
+      </w:r>
+      <w:proofErr w:type="spellEnd"/>
+      <w:r>
+        <w:rPr>
+          <w:rFonts w:ascii="Times New Roman" w:hAnsi="Times New Roman" w:cs="Times New Roman"/>
+          <w:sz w:val="24"/>
+          <w:szCs w:val="24"/>
+        </w:rPr>
+        <w:t xml:space="preserve"> </w:t>
+      </w:r>
+      <w:r>
+        <w:rPr>
+          <w:rFonts w:ascii="Times New Roman" w:hAnsi="Times New Roman" w:cs="Times New Roman"/>
+          <w:i/>
+          <w:iCs/>
+          <w:color w:val="FF0000"/>
+          <w:sz w:val="24"/>
+          <w:szCs w:val="24"/>
+        </w:rPr>
+        <w:lastRenderedPageBreak/>
+        <w:t xml:space="preserve">Генерал-резидент </w:t>
+      </w:r>
+      <w:r>
+        <w:rPr>
+          <w:rFonts w:ascii="Times New Roman" w:hAnsi="Times New Roman" w:cs="Times New Roman"/>
+          <w:i/>
+          <w:iCs/>
+          <w:color w:val="FF0000"/>
+          <w:sz w:val="24"/>
+          <w:szCs w:val="24"/>
+        </w:rPr>
+        <w:t>обладает судебной властью</w:t>
+      </w:r>
+      <w:r>
+        <w:rPr>
+          <w:rFonts w:ascii="Times New Roman" w:hAnsi="Times New Roman" w:cs="Times New Roman"/>
+          <w:sz w:val="24"/>
+          <w:szCs w:val="24"/>
+        </w:rPr>
+        <w:t>.</w:t>
+      </w:r>
+      <w:r>
+        <w:rPr>
+          <w:rFonts w:ascii="Times New Roman" w:hAnsi="Times New Roman" w:cs="Times New Roman"/>
+          <w:sz w:val="24"/>
+          <w:szCs w:val="24"/>
+        </w:rPr>
+        <w:t xml:space="preserve"> </w:t>
+      </w:r>
+      <w:r>
+        <w:rPr>
+          <w:rFonts w:ascii="Times New Roman" w:hAnsi="Times New Roman" w:cs="Times New Roman"/>
+          <w:sz w:val="24"/>
+          <w:szCs w:val="24"/>
+        </w:rPr>
+        <w:t xml:space="preserve">Вы теряете </w:t>
+      </w:r>
+      <w:proofErr w:type="spellStart"/>
+      <w:r>
+        <w:rPr>
+          <w:rFonts w:ascii="Times New Roman" w:hAnsi="Times New Roman" w:cs="Times New Roman"/>
+          <w:sz w:val="24"/>
+          <w:szCs w:val="24"/>
+        </w:rPr>
+        <w:t>тултип</w:t>
+      </w:r>
+      <w:proofErr w:type="spellEnd"/>
+      <w:r>
+        <w:rPr>
+          <w:rFonts w:ascii="Times New Roman" w:hAnsi="Times New Roman" w:cs="Times New Roman"/>
+          <w:sz w:val="24"/>
+          <w:szCs w:val="24"/>
+        </w:rPr>
+        <w:t xml:space="preserve"> </w:t>
+      </w:r>
+      <w:r>
+        <w:rPr>
+          <w:rFonts w:ascii="Times New Roman" w:hAnsi="Times New Roman" w:cs="Times New Roman"/>
+          <w:i/>
+          <w:iCs/>
+          <w:color w:val="7030A0"/>
+          <w:sz w:val="24"/>
+          <w:szCs w:val="24"/>
+        </w:rPr>
+        <w:t>К</w:t>
+      </w:r>
+      <w:r>
+        <w:rPr>
+          <w:rFonts w:ascii="Times New Roman" w:hAnsi="Times New Roman" w:cs="Times New Roman"/>
+          <w:i/>
+          <w:iCs/>
+          <w:color w:val="7030A0"/>
+          <w:sz w:val="24"/>
+          <w:szCs w:val="24"/>
+        </w:rPr>
+        <w:t xml:space="preserve"> </w:t>
+      </w:r>
+      <w:r>
+        <w:rPr>
+          <w:rFonts w:ascii="Times New Roman" w:hAnsi="Times New Roman" w:cs="Times New Roman"/>
+          <w:i/>
+          <w:iCs/>
+          <w:color w:val="7030A0"/>
+          <w:sz w:val="24"/>
+          <w:szCs w:val="24"/>
+        </w:rPr>
+        <w:t xml:space="preserve">Король обладает </w:t>
+      </w:r>
+      <w:r>
+        <w:rPr>
+          <w:rFonts w:ascii="Times New Roman" w:hAnsi="Times New Roman" w:cs="Times New Roman"/>
+          <w:i/>
+          <w:iCs/>
+          <w:color w:val="7030A0"/>
+          <w:sz w:val="24"/>
+          <w:szCs w:val="24"/>
+        </w:rPr>
+        <w:t>судебной</w:t>
+      </w:r>
+      <w:r>
+        <w:rPr>
+          <w:rFonts w:ascii="Times New Roman" w:hAnsi="Times New Roman" w:cs="Times New Roman"/>
+          <w:i/>
+          <w:iCs/>
+          <w:color w:val="7030A0"/>
+          <w:sz w:val="24"/>
+          <w:szCs w:val="24"/>
+        </w:rPr>
+        <w:t xml:space="preserve"> властью</w:t>
+      </w:r>
+      <w:r>
+        <w:rPr>
+          <w:rFonts w:ascii="Times New Roman" w:hAnsi="Times New Roman" w:cs="Times New Roman"/>
+          <w:i/>
+          <w:iCs/>
+          <w:color w:val="7030A0"/>
+          <w:sz w:val="24"/>
+          <w:szCs w:val="24"/>
+        </w:rPr>
+        <w:t>.</w:t>
+      </w:r>
+    </w:p>
+    <w:p>
+      <w:pPr>
+        <w:rPr>
+          <w:rFonts w:ascii="Times New Roman" w:hAnsi="Times New Roman" w:cs="Times New Roman"/>
+          <w:sz w:val="24"/>
+          <w:szCs w:val="24"/>
+        </w:rPr>
+      </w:pPr>
+      <w:r>
+        <w:rPr>
+          <w:rFonts w:ascii="Times New Roman" w:hAnsi="Times New Roman" w:cs="Times New Roman"/>
+          <w:sz w:val="24"/>
+          <w:szCs w:val="24"/>
+        </w:rPr>
+        <w:t>4</w:t>
+      </w:r>
+      <w:r>
+        <w:rPr>
+          <w:rFonts w:ascii="Times New Roman" w:hAnsi="Times New Roman" w:cs="Times New Roman"/>
+          <w:sz w:val="24"/>
+          <w:szCs w:val="24"/>
+        </w:rPr>
+        <w:t xml:space="preserve">. </w:t>
+      </w:r>
+      <w:r>
+        <w:rPr>
+          <w:rFonts w:ascii="Times New Roman" w:hAnsi="Times New Roman" w:cs="Times New Roman"/>
+          <w:sz w:val="24"/>
+          <w:szCs w:val="24"/>
+        </w:rPr>
+        <w:t>Назначить нового духовного лидера</w:t>
+      </w:r>
+    </w:p>
+    <w:p>
+      <w:pPr>
+        <w:rPr>
+          <w:rFonts w:ascii="Times New Roman" w:hAnsi="Times New Roman" w:cs="Times New Roman"/>
+          <w:sz w:val="24"/>
+          <w:szCs w:val="24"/>
+        </w:rPr>
+      </w:pPr>
+      <w:r>
+        <w:rPr>
+          <w:rFonts w:ascii="Times New Roman" w:hAnsi="Times New Roman" w:cs="Times New Roman"/>
+          <w:sz w:val="24"/>
+          <w:szCs w:val="24"/>
+        </w:rPr>
+        <w:t>Требования:</w:t>
+      </w:r>
+      <w:r>
+        <w:rPr>
+          <w:rFonts w:ascii="Times New Roman" w:hAnsi="Times New Roman" w:cs="Times New Roman"/>
+          <w:sz w:val="24"/>
+          <w:szCs w:val="24"/>
+        </w:rPr>
+        <w:t xml:space="preserve"> </w:t>
+      </w:r>
+      <w:r>
+        <w:rPr>
+          <w:rFonts w:ascii="Times New Roman" w:hAnsi="Times New Roman" w:cs="Times New Roman"/>
+          <w:sz w:val="24"/>
+          <w:szCs w:val="24"/>
+        </w:rPr>
+        <w:t>Влияние на стороне генерал-резидента и составляет более 100%</w:t>
+      </w:r>
+    </w:p>
+    <w:p>
+      <w:pPr>
+        <w:rPr>
+          <w:rFonts w:ascii="Times New Roman" w:hAnsi="Times New Roman" w:cs="Times New Roman"/>
+          <w:sz w:val="24"/>
+          <w:szCs w:val="24"/>
+        </w:rPr>
+      </w:pPr>
+      <w:r>
+        <w:rPr>
+          <w:rFonts w:ascii="Times New Roman" w:hAnsi="Times New Roman" w:cs="Times New Roman"/>
+          <w:sz w:val="24"/>
+          <w:szCs w:val="24"/>
+        </w:rPr>
+        <w:t xml:space="preserve">Стоимость: </w:t>
+      </w:r>
+      <w:r>
+        <w:rPr>
+          <w:rFonts w:ascii="Times New Roman" w:hAnsi="Times New Roman" w:cs="Times New Roman"/>
+          <w:sz w:val="24"/>
+          <w:szCs w:val="24"/>
+        </w:rPr>
+        <w:t>50 полит власти</w:t>
+      </w:r>
+    </w:p>
+    <w:p>
+      <w:pPr>
+        <w:rPr>
+          <w:rFonts w:ascii="Times New Roman" w:hAnsi="Times New Roman" w:cs="Times New Roman"/>
+          <w:sz w:val="24"/>
+          <w:szCs w:val="24"/>
+        </w:rPr>
+      </w:pPr>
+      <w:r>
+        <w:rPr>
+          <w:rFonts w:ascii="Times New Roman" w:hAnsi="Times New Roman" w:cs="Times New Roman"/>
+          <w:sz w:val="24"/>
+          <w:szCs w:val="24"/>
+        </w:rPr>
+        <w:t xml:space="preserve">Результат: </w:t>
+      </w:r>
+      <w:r>
+        <w:rPr>
+          <w:rFonts w:ascii="Times New Roman" w:hAnsi="Times New Roman" w:cs="Times New Roman"/>
+          <w:sz w:val="24"/>
+          <w:szCs w:val="24"/>
+        </w:rPr>
+        <w:t xml:space="preserve">-20% влияния генерал-резидента. Открывает часть фокусов экономического древа, связанного с </w:t>
+      </w:r>
+      <w:r>
+        <w:rPr>
+          <w:rFonts w:ascii="Times New Roman" w:hAnsi="Times New Roman" w:cs="Times New Roman"/>
+          <w:sz w:val="24"/>
+          <w:szCs w:val="24"/>
+        </w:rPr>
+        <w:t>религиозными альтернативами</w:t>
+      </w:r>
+      <w:r>
+        <w:rPr>
+          <w:rFonts w:ascii="Times New Roman" w:hAnsi="Times New Roman" w:cs="Times New Roman"/>
+          <w:sz w:val="24"/>
+          <w:szCs w:val="24"/>
+        </w:rPr>
+        <w:t xml:space="preserve">. Вы получаете </w:t>
+      </w:r>
+      <w:proofErr w:type="spellStart"/>
+      <w:r>
+        <w:rPr>
+          <w:rFonts w:ascii="Times New Roman" w:hAnsi="Times New Roman" w:cs="Times New Roman"/>
+          <w:sz w:val="24"/>
+          <w:szCs w:val="24"/>
+        </w:rPr>
+        <w:t>тултип</w:t>
+      </w:r>
+      <w:proofErr w:type="spellEnd"/>
+      <w:r>
+        <w:rPr>
+          <w:rFonts w:ascii="Times New Roman" w:hAnsi="Times New Roman" w:cs="Times New Roman"/>
+          <w:sz w:val="24"/>
+          <w:szCs w:val="24"/>
+        </w:rPr>
+        <w:t xml:space="preserve"> </w:t>
+      </w:r>
+      <w:r>
+        <w:rPr>
+          <w:rFonts w:ascii="Times New Roman" w:hAnsi="Times New Roman" w:cs="Times New Roman"/>
+          <w:i/>
+          <w:iCs/>
+          <w:color w:val="FF0000"/>
+          <w:sz w:val="24"/>
+          <w:szCs w:val="24"/>
+        </w:rPr>
+        <w:t xml:space="preserve">Генерал-резидент </w:t>
+      </w:r>
+      <w:r>
+        <w:rPr>
+          <w:rFonts w:ascii="Times New Roman" w:hAnsi="Times New Roman" w:cs="Times New Roman"/>
+          <w:i/>
+          <w:iCs/>
+          <w:color w:val="FF0000"/>
+          <w:sz w:val="24"/>
+          <w:szCs w:val="24"/>
+        </w:rPr>
+        <w:t>установил подконтрольного духовного лидера</w:t>
+      </w:r>
+      <w:r>
+        <w:rPr>
+          <w:rFonts w:ascii="Times New Roman" w:hAnsi="Times New Roman" w:cs="Times New Roman"/>
+          <w:sz w:val="24"/>
+          <w:szCs w:val="24"/>
+        </w:rPr>
+        <w:t>.</w:t>
+      </w:r>
+      <w:r>
+        <w:rPr>
+          <w:rFonts w:ascii="Times New Roman" w:hAnsi="Times New Roman" w:cs="Times New Roman"/>
+          <w:sz w:val="24"/>
+          <w:szCs w:val="24"/>
+        </w:rPr>
+        <w:t xml:space="preserve"> </w:t>
+      </w:r>
+      <w:r>
+        <w:rPr>
+          <w:rFonts w:ascii="Times New Roman" w:hAnsi="Times New Roman" w:cs="Times New Roman"/>
+          <w:sz w:val="24"/>
+          <w:szCs w:val="24"/>
+        </w:rPr>
+        <w:t xml:space="preserve">Вы теряете </w:t>
+      </w:r>
+      <w:proofErr w:type="spellStart"/>
+      <w:r>
+        <w:rPr>
+          <w:rFonts w:ascii="Times New Roman" w:hAnsi="Times New Roman" w:cs="Times New Roman"/>
+          <w:sz w:val="24"/>
+          <w:szCs w:val="24"/>
+        </w:rPr>
+        <w:t>тултип</w:t>
+      </w:r>
+      <w:proofErr w:type="spellEnd"/>
+      <w:r>
+        <w:rPr>
+          <w:rFonts w:ascii="Times New Roman" w:hAnsi="Times New Roman" w:cs="Times New Roman"/>
+          <w:sz w:val="24"/>
+          <w:szCs w:val="24"/>
+        </w:rPr>
+        <w:t xml:space="preserve"> </w:t>
+      </w:r>
+      <w:r>
+        <w:rPr>
+          <w:rFonts w:ascii="Times New Roman" w:hAnsi="Times New Roman" w:cs="Times New Roman"/>
+          <w:i/>
+          <w:iCs/>
+          <w:color w:val="7030A0"/>
+          <w:sz w:val="24"/>
+          <w:szCs w:val="24"/>
+        </w:rPr>
+        <w:t xml:space="preserve">Король </w:t>
+      </w:r>
+      <w:r>
+        <w:rPr>
+          <w:rFonts w:ascii="Times New Roman" w:hAnsi="Times New Roman" w:cs="Times New Roman"/>
+          <w:i/>
+          <w:iCs/>
+          <w:color w:val="7030A0"/>
+          <w:sz w:val="24"/>
+          <w:szCs w:val="24"/>
+        </w:rPr>
+        <w:t>является духовным лидером Марокко</w:t>
+      </w:r>
+      <w:r>
+        <w:rPr>
+          <w:rFonts w:ascii="Times New Roman" w:hAnsi="Times New Roman" w:cs="Times New Roman"/>
+          <w:i/>
+          <w:iCs/>
+          <w:color w:val="7030A0"/>
+          <w:sz w:val="24"/>
+          <w:szCs w:val="24"/>
+        </w:rPr>
+        <w:t>.</w:t>
+      </w:r>
+    </w:p>
+    <w:p>
+      <w:pPr>
+        <w:rPr>
+          <w:rFonts w:ascii="Times New Roman" w:hAnsi="Times New Roman" w:cs="Times New Roman"/>
+          <w:sz w:val="24"/>
+          <w:szCs w:val="24"/>
+        </w:rPr>
+      </w:pPr>
+      <w:r>
+        <w:rPr>
+          <w:rFonts w:ascii="Times New Roman" w:hAnsi="Times New Roman" w:cs="Times New Roman"/>
+          <w:sz w:val="24"/>
+          <w:szCs w:val="24"/>
+        </w:rPr>
+        <w:t>Р</w:t>
+      </w:r>
+      <w:r>
+        <w:rPr>
+          <w:rFonts w:ascii="Times New Roman" w:hAnsi="Times New Roman" w:cs="Times New Roman"/>
+          <w:sz w:val="24"/>
+          <w:szCs w:val="24"/>
+        </w:rPr>
+        <w:t>ешения</w:t>
+      </w:r>
+      <w:r>
+        <w:rPr>
+          <w:rFonts w:ascii="Times New Roman" w:hAnsi="Times New Roman" w:cs="Times New Roman"/>
+          <w:sz w:val="24"/>
+          <w:szCs w:val="24"/>
+        </w:rPr>
+        <w:t xml:space="preserve"> генерал-резидента открывающиеся по факту игры</w:t>
+      </w:r>
+      <w:r>
+        <w:rPr>
+          <w:rFonts w:ascii="Times New Roman" w:hAnsi="Times New Roman" w:cs="Times New Roman"/>
+          <w:sz w:val="24"/>
+          <w:szCs w:val="24"/>
+        </w:rPr>
+        <w:t>:</w:t>
+      </w:r>
+    </w:p>
+    <w:p>
+      <w:pPr>
+        <w:rPr>
+          <w:rFonts w:ascii="Times New Roman" w:hAnsi="Times New Roman" w:cs="Times New Roman"/>
+          <w:sz w:val="24"/>
+          <w:szCs w:val="24"/>
+        </w:rPr>
+      </w:pPr>
+      <w:r>
+        <w:rPr>
+          <w:rFonts w:ascii="Times New Roman" w:hAnsi="Times New Roman" w:cs="Times New Roman"/>
+          <w:sz w:val="24"/>
+          <w:szCs w:val="24"/>
+        </w:rPr>
+        <w:t>1</w:t>
+      </w:r>
+      <w:r>
+        <w:rPr>
+          <w:rFonts w:ascii="Times New Roman" w:hAnsi="Times New Roman" w:cs="Times New Roman"/>
+          <w:sz w:val="24"/>
+          <w:szCs w:val="24"/>
+        </w:rPr>
+        <w:t xml:space="preserve">. </w:t>
+      </w:r>
+      <w:r>
+        <w:rPr>
+          <w:rFonts w:ascii="Times New Roman" w:hAnsi="Times New Roman" w:cs="Times New Roman"/>
+          <w:sz w:val="24"/>
+          <w:szCs w:val="24"/>
+        </w:rPr>
+        <w:t>Лишить короля права законодательной инициативы</w:t>
+      </w:r>
+    </w:p>
+    <w:p>
+      <w:pPr>
+        <w:rPr>
+          <w:rFonts w:ascii="Times New Roman" w:hAnsi="Times New Roman" w:cs="Times New Roman"/>
+          <w:sz w:val="24"/>
+          <w:szCs w:val="24"/>
+        </w:rPr>
+      </w:pPr>
+      <w:r>
+        <w:rPr>
+          <w:rFonts w:ascii="Times New Roman" w:hAnsi="Times New Roman" w:cs="Times New Roman"/>
+          <w:sz w:val="24"/>
+          <w:szCs w:val="24"/>
+        </w:rPr>
+        <w:t>Требования:</w:t>
+      </w:r>
+      <w:r>
+        <w:rPr>
+          <w:rFonts w:ascii="Times New Roman" w:hAnsi="Times New Roman" w:cs="Times New Roman"/>
+          <w:sz w:val="24"/>
+          <w:szCs w:val="24"/>
+        </w:rPr>
+        <w:t xml:space="preserve"> Влияние на стороне генерал-резидента и составляет более 25%</w:t>
+      </w:r>
+      <w:r>
+        <w:rPr>
+          <w:rFonts w:ascii="Times New Roman" w:hAnsi="Times New Roman" w:cs="Times New Roman"/>
+          <w:sz w:val="24"/>
+          <w:szCs w:val="24"/>
+        </w:rPr>
+        <w:t xml:space="preserve">, имеется </w:t>
+      </w:r>
+      <w:proofErr w:type="spellStart"/>
+      <w:r>
+        <w:rPr>
+          <w:rFonts w:ascii="Times New Roman" w:hAnsi="Times New Roman" w:cs="Times New Roman"/>
+          <w:sz w:val="24"/>
+          <w:szCs w:val="24"/>
+        </w:rPr>
+        <w:t>тултип</w:t>
+      </w:r>
+      <w:proofErr w:type="spellEnd"/>
+      <w:r>
+        <w:rPr>
+          <w:rFonts w:ascii="Times New Roman" w:hAnsi="Times New Roman" w:cs="Times New Roman"/>
+          <w:sz w:val="24"/>
+          <w:szCs w:val="24"/>
+        </w:rPr>
+        <w:t xml:space="preserve"> </w:t>
+      </w:r>
+      <w:r>
+        <w:rPr>
+          <w:rFonts w:ascii="Times New Roman" w:hAnsi="Times New Roman" w:cs="Times New Roman"/>
+          <w:i/>
+          <w:iCs/>
+          <w:color w:val="7030A0"/>
+          <w:sz w:val="24"/>
+          <w:szCs w:val="24"/>
+        </w:rPr>
+        <w:t xml:space="preserve">Король </w:t>
+      </w:r>
+      <w:r>
+        <w:rPr>
+          <w:rFonts w:ascii="Times New Roman" w:hAnsi="Times New Roman" w:cs="Times New Roman"/>
+          <w:i/>
+          <w:iCs/>
+          <w:color w:val="7030A0"/>
+          <w:sz w:val="24"/>
+          <w:szCs w:val="24"/>
+        </w:rPr>
+        <w:t>обладает правом законодательных инициатив</w:t>
+      </w:r>
+      <w:r>
+        <w:rPr>
+          <w:rFonts w:ascii="Times New Roman" w:hAnsi="Times New Roman" w:cs="Times New Roman"/>
+          <w:sz w:val="24"/>
+          <w:szCs w:val="24"/>
+        </w:rPr>
+        <w:t>.</w:t>
+      </w:r>
+    </w:p>
+    <w:p>
+      <w:pPr>
+        <w:rPr>
+          <w:rFonts w:ascii="Times New Roman" w:hAnsi="Times New Roman" w:cs="Times New Roman"/>
+          <w:sz w:val="24"/>
+          <w:szCs w:val="24"/>
+        </w:rPr>
+      </w:pPr>
+      <w:r>
+        <w:rPr>
+          <w:rFonts w:ascii="Times New Roman" w:hAnsi="Times New Roman" w:cs="Times New Roman"/>
+          <w:sz w:val="24"/>
+          <w:szCs w:val="24"/>
+        </w:rPr>
+        <w:t xml:space="preserve">Стоимость: </w:t>
+      </w:r>
+      <w:r>
+        <w:rPr>
+          <w:rFonts w:ascii="Times New Roman" w:hAnsi="Times New Roman" w:cs="Times New Roman"/>
+          <w:sz w:val="24"/>
+          <w:szCs w:val="24"/>
+        </w:rPr>
+        <w:t>50 полит власти</w:t>
+      </w:r>
+    </w:p>
+    <w:p>
+      <w:pPr>
+        <w:rPr>
+          <w:rFonts w:ascii="Times New Roman" w:hAnsi="Times New Roman" w:cs="Times New Roman"/>
+          <w:sz w:val="24"/>
+          <w:szCs w:val="24"/>
+        </w:rPr>
+      </w:pPr>
+      <w:r>
+        <w:rPr>
+          <w:rFonts w:ascii="Times New Roman" w:hAnsi="Times New Roman" w:cs="Times New Roman"/>
+          <w:sz w:val="24"/>
+          <w:szCs w:val="24"/>
+        </w:rPr>
+        <w:t xml:space="preserve">Результат: </w:t>
+      </w:r>
+      <w:r>
+        <w:rPr>
+          <w:rFonts w:ascii="Times New Roman" w:hAnsi="Times New Roman" w:cs="Times New Roman"/>
+          <w:sz w:val="24"/>
+          <w:szCs w:val="24"/>
+        </w:rPr>
+        <w:t xml:space="preserve">-20% влияния </w:t>
+      </w:r>
+      <w:r>
+        <w:rPr>
+          <w:rFonts w:ascii="Times New Roman" w:hAnsi="Times New Roman" w:cs="Times New Roman"/>
+          <w:sz w:val="24"/>
+          <w:szCs w:val="24"/>
+        </w:rPr>
+        <w:t>генерал-резидента</w:t>
+      </w:r>
+      <w:r>
+        <w:rPr>
+          <w:rFonts w:ascii="Times New Roman" w:hAnsi="Times New Roman" w:cs="Times New Roman"/>
+          <w:sz w:val="24"/>
+          <w:szCs w:val="24"/>
+        </w:rPr>
+        <w:t xml:space="preserve">. Открывает доступ к политикам, усиливающим поддержку </w:t>
+      </w:r>
+      <w:r>
+        <w:rPr>
+          <w:rFonts w:ascii="Times New Roman" w:hAnsi="Times New Roman" w:cs="Times New Roman"/>
+          <w:sz w:val="24"/>
+          <w:szCs w:val="24"/>
+        </w:rPr>
+        <w:t>авторитаризма и снижения автономии</w:t>
+      </w:r>
+      <w:r>
+        <w:rPr>
+          <w:rFonts w:ascii="Times New Roman" w:hAnsi="Times New Roman" w:cs="Times New Roman"/>
+          <w:sz w:val="24"/>
+          <w:szCs w:val="24"/>
+        </w:rPr>
+        <w:t xml:space="preserve">. Открывает часть фокусов политического древа связанных с поддержкой </w:t>
+      </w:r>
+      <w:r>
+        <w:rPr>
+          <w:rFonts w:ascii="Times New Roman" w:hAnsi="Times New Roman" w:cs="Times New Roman"/>
+          <w:sz w:val="24"/>
+          <w:szCs w:val="24"/>
+        </w:rPr>
+        <w:t>Франции</w:t>
+      </w:r>
+      <w:r>
+        <w:rPr>
+          <w:rFonts w:ascii="Times New Roman" w:hAnsi="Times New Roman" w:cs="Times New Roman"/>
+          <w:sz w:val="24"/>
+          <w:szCs w:val="24"/>
+        </w:rPr>
+        <w:t>.</w:t>
+      </w:r>
+      <w:r>
+        <w:rPr>
+          <w:rFonts w:ascii="Times New Roman" w:hAnsi="Times New Roman" w:cs="Times New Roman"/>
+          <w:sz w:val="24"/>
+          <w:szCs w:val="24"/>
+        </w:rPr>
+        <w:t xml:space="preserve"> </w:t>
+      </w:r>
+      <w:r>
+        <w:rPr>
+          <w:rFonts w:ascii="Times New Roman" w:hAnsi="Times New Roman" w:cs="Times New Roman"/>
+          <w:sz w:val="24"/>
+          <w:szCs w:val="24"/>
+        </w:rPr>
+        <w:t>Вы</w:t>
+      </w:r>
+      <w:r>
+        <w:rPr>
+          <w:rFonts w:ascii="Times New Roman" w:hAnsi="Times New Roman" w:cs="Times New Roman"/>
+          <w:sz w:val="24"/>
+          <w:szCs w:val="24"/>
+        </w:rPr>
+        <w:t xml:space="preserve"> </w:t>
+      </w:r>
+      <w:r>
+        <w:rPr>
+          <w:rFonts w:ascii="Times New Roman" w:hAnsi="Times New Roman" w:cs="Times New Roman"/>
+          <w:sz w:val="24"/>
+          <w:szCs w:val="24"/>
+        </w:rPr>
+        <w:t xml:space="preserve">получаете </w:t>
+      </w:r>
+      <w:proofErr w:type="spellStart"/>
+      <w:r>
+        <w:rPr>
+          <w:rFonts w:ascii="Times New Roman" w:hAnsi="Times New Roman" w:cs="Times New Roman"/>
+          <w:sz w:val="24"/>
+          <w:szCs w:val="24"/>
+        </w:rPr>
+        <w:t>тултип</w:t>
+      </w:r>
+      <w:proofErr w:type="spellEnd"/>
+      <w:r>
+        <w:rPr>
+          <w:rFonts w:ascii="Times New Roman" w:hAnsi="Times New Roman" w:cs="Times New Roman"/>
+          <w:sz w:val="24"/>
+          <w:szCs w:val="24"/>
+        </w:rPr>
+        <w:t xml:space="preserve"> </w:t>
+      </w:r>
+      <w:r>
+        <w:rPr>
+          <w:rFonts w:ascii="Times New Roman" w:hAnsi="Times New Roman" w:cs="Times New Roman"/>
+          <w:i/>
+          <w:iCs/>
+          <w:color w:val="FF0000"/>
+          <w:sz w:val="24"/>
+          <w:szCs w:val="24"/>
+        </w:rPr>
+        <w:t>Генерал-резидент обладает правом законодательных инициатив</w:t>
+      </w:r>
+      <w:r>
+        <w:rPr>
+          <w:rFonts w:ascii="Times New Roman" w:hAnsi="Times New Roman" w:cs="Times New Roman"/>
+          <w:i/>
+          <w:iCs/>
+          <w:color w:val="FF0000"/>
+          <w:sz w:val="24"/>
+          <w:szCs w:val="24"/>
+        </w:rPr>
+        <w:t>.</w:t>
+      </w:r>
+      <w:r>
+        <w:rPr>
+          <w:rFonts w:ascii="Times New Roman" w:hAnsi="Times New Roman" w:cs="Times New Roman"/>
+          <w:sz w:val="24"/>
+          <w:szCs w:val="24"/>
+        </w:rPr>
+        <w:t xml:space="preserve"> Вы </w:t>
+      </w:r>
+      <w:r>
+        <w:rPr>
+          <w:rFonts w:ascii="Times New Roman" w:hAnsi="Times New Roman" w:cs="Times New Roman"/>
+          <w:sz w:val="24"/>
+          <w:szCs w:val="24"/>
+        </w:rPr>
+        <w:t xml:space="preserve">теряете </w:t>
+      </w:r>
+      <w:proofErr w:type="spellStart"/>
+      <w:r>
+        <w:rPr>
+          <w:rFonts w:ascii="Times New Roman" w:hAnsi="Times New Roman" w:cs="Times New Roman"/>
+          <w:sz w:val="24"/>
+          <w:szCs w:val="24"/>
+        </w:rPr>
+        <w:t>тултип</w:t>
+      </w:r>
+      <w:proofErr w:type="spellEnd"/>
+      <w:r>
+        <w:rPr>
+          <w:rFonts w:ascii="Times New Roman" w:hAnsi="Times New Roman" w:cs="Times New Roman"/>
+          <w:sz w:val="24"/>
+          <w:szCs w:val="24"/>
+        </w:rPr>
+        <w:t xml:space="preserve"> </w:t>
+      </w:r>
+      <w:r>
+        <w:rPr>
+          <w:rFonts w:ascii="Times New Roman" w:hAnsi="Times New Roman" w:cs="Times New Roman"/>
+          <w:i/>
+          <w:iCs/>
+          <w:color w:val="7030A0"/>
+          <w:sz w:val="24"/>
+          <w:szCs w:val="24"/>
+        </w:rPr>
+        <w:t xml:space="preserve">Король </w:t>
+      </w:r>
+      <w:r>
+        <w:rPr>
+          <w:rFonts w:ascii="Times New Roman" w:hAnsi="Times New Roman" w:cs="Times New Roman"/>
+          <w:i/>
+          <w:iCs/>
+          <w:color w:val="7030A0"/>
+          <w:sz w:val="24"/>
+          <w:szCs w:val="24"/>
+        </w:rPr>
+        <w:t>обладает правом законодательных инициатив</w:t>
+      </w:r>
+      <w:r>
+        <w:rPr>
+          <w:rFonts w:ascii="Times New Roman" w:hAnsi="Times New Roman" w:cs="Times New Roman"/>
+          <w:sz w:val="24"/>
+          <w:szCs w:val="24"/>
+        </w:rPr>
+        <w:t>.</w:t>
+      </w:r>
+    </w:p>
+    <w:p>
+      <w:pPr>
+        <w:rPr>
+          <w:rFonts w:ascii="Times New Roman" w:hAnsi="Times New Roman" w:cs="Times New Roman"/>
+          <w:sz w:val="24"/>
+          <w:szCs w:val="24"/>
+        </w:rPr>
+      </w:pPr>
+      <w:r>
+        <w:rPr>
+          <w:rFonts w:ascii="Times New Roman" w:hAnsi="Times New Roman" w:cs="Times New Roman"/>
+          <w:sz w:val="24"/>
+          <w:szCs w:val="24"/>
+        </w:rPr>
+        <w:t>2</w:t>
+      </w:r>
+      <w:r>
+        <w:rPr>
+          <w:rFonts w:ascii="Times New Roman" w:hAnsi="Times New Roman" w:cs="Times New Roman"/>
+          <w:sz w:val="24"/>
+          <w:szCs w:val="24"/>
+        </w:rPr>
+        <w:t xml:space="preserve">. </w:t>
+      </w:r>
+      <w:r>
+        <w:rPr>
+          <w:rFonts w:ascii="Times New Roman" w:hAnsi="Times New Roman" w:cs="Times New Roman"/>
+          <w:sz w:val="24"/>
+          <w:szCs w:val="24"/>
+        </w:rPr>
+        <w:t>Лишить короля контроля над экономикой</w:t>
+      </w:r>
+    </w:p>
+    <w:p>
+      <w:pPr>
+        <w:rPr>
+          <w:rFonts w:ascii="Times New Roman" w:hAnsi="Times New Roman" w:cs="Times New Roman"/>
+          <w:sz w:val="24"/>
+          <w:szCs w:val="24"/>
+        </w:rPr>
+      </w:pPr>
+      <w:r>
+        <w:rPr>
+          <w:rFonts w:ascii="Times New Roman" w:hAnsi="Times New Roman" w:cs="Times New Roman"/>
+          <w:sz w:val="24"/>
+          <w:szCs w:val="24"/>
+        </w:rPr>
+        <w:t>Требования:</w:t>
+      </w:r>
+      <w:r>
+        <w:rPr>
+          <w:rFonts w:ascii="Times New Roman" w:hAnsi="Times New Roman" w:cs="Times New Roman"/>
+          <w:sz w:val="24"/>
+          <w:szCs w:val="24"/>
+        </w:rPr>
+        <w:t xml:space="preserve"> Влияние на стороне генерал-резидента и составляет более 25%</w:t>
+      </w:r>
+      <w:r>
+        <w:rPr>
+          <w:rFonts w:ascii="Times New Roman" w:hAnsi="Times New Roman" w:cs="Times New Roman"/>
+          <w:sz w:val="24"/>
+          <w:szCs w:val="24"/>
+        </w:rPr>
+        <w:t xml:space="preserve">, имеется </w:t>
+      </w:r>
+      <w:proofErr w:type="spellStart"/>
+      <w:r>
+        <w:rPr>
+          <w:rFonts w:ascii="Times New Roman" w:hAnsi="Times New Roman" w:cs="Times New Roman"/>
+          <w:sz w:val="24"/>
+          <w:szCs w:val="24"/>
+        </w:rPr>
+        <w:t>тултип</w:t>
+      </w:r>
+      <w:proofErr w:type="spellEnd"/>
+      <w:r>
+        <w:rPr>
+          <w:rFonts w:ascii="Times New Roman" w:hAnsi="Times New Roman" w:cs="Times New Roman"/>
+          <w:sz w:val="24"/>
+          <w:szCs w:val="24"/>
+        </w:rPr>
+        <w:t xml:space="preserve"> </w:t>
+      </w:r>
+      <w:r>
+        <w:rPr>
+          <w:rFonts w:ascii="Times New Roman" w:hAnsi="Times New Roman" w:cs="Times New Roman"/>
+          <w:i/>
+          <w:iCs/>
+          <w:color w:val="7030A0"/>
+          <w:sz w:val="24"/>
+          <w:szCs w:val="24"/>
+        </w:rPr>
+        <w:t xml:space="preserve">Король контролирует </w:t>
+      </w:r>
+      <w:r>
+        <w:rPr>
+          <w:rFonts w:ascii="Times New Roman" w:hAnsi="Times New Roman" w:cs="Times New Roman"/>
+          <w:i/>
+          <w:iCs/>
+          <w:color w:val="7030A0"/>
+          <w:sz w:val="24"/>
+          <w:szCs w:val="24"/>
+        </w:rPr>
+        <w:t>экономику</w:t>
+      </w:r>
+      <w:r>
+        <w:rPr>
+          <w:rFonts w:ascii="Times New Roman" w:hAnsi="Times New Roman" w:cs="Times New Roman"/>
+          <w:sz w:val="24"/>
+          <w:szCs w:val="24"/>
+        </w:rPr>
+        <w:t>.</w:t>
+      </w:r>
+    </w:p>
+    <w:p>
+      <w:pPr>
+        <w:rPr>
+          <w:rFonts w:ascii="Times New Roman" w:hAnsi="Times New Roman" w:cs="Times New Roman"/>
+          <w:sz w:val="24"/>
+          <w:szCs w:val="24"/>
+        </w:rPr>
+      </w:pPr>
+      <w:r>
+        <w:rPr>
+          <w:rFonts w:ascii="Times New Roman" w:hAnsi="Times New Roman" w:cs="Times New Roman"/>
+          <w:sz w:val="24"/>
+          <w:szCs w:val="24"/>
+        </w:rPr>
+        <w:t xml:space="preserve">Стоимость: </w:t>
+      </w:r>
+      <w:r>
+        <w:rPr>
+          <w:rFonts w:ascii="Times New Roman" w:hAnsi="Times New Roman" w:cs="Times New Roman"/>
+          <w:sz w:val="24"/>
+          <w:szCs w:val="24"/>
+        </w:rPr>
+        <w:t>50 полит власти</w:t>
+      </w:r>
+    </w:p>
+    <w:p>
+      <w:pPr>
+        <w:rPr>
+          <w:rFonts w:ascii="Times New Roman" w:hAnsi="Times New Roman" w:cs="Times New Roman"/>
+          <w:sz w:val="24"/>
+          <w:szCs w:val="24"/>
+        </w:rPr>
+      </w:pPr>
+      <w:r>
+        <w:rPr>
+          <w:rFonts w:ascii="Times New Roman" w:hAnsi="Times New Roman" w:cs="Times New Roman"/>
+          <w:sz w:val="24"/>
+          <w:szCs w:val="24"/>
+        </w:rPr>
+        <w:t xml:space="preserve">Результат: </w:t>
+      </w:r>
+      <w:r>
+        <w:rPr>
+          <w:rFonts w:ascii="Times New Roman" w:hAnsi="Times New Roman" w:cs="Times New Roman"/>
+          <w:sz w:val="24"/>
+          <w:szCs w:val="24"/>
+        </w:rPr>
+        <w:t xml:space="preserve">-20% влияния </w:t>
+      </w:r>
+      <w:r>
+        <w:rPr>
+          <w:rFonts w:ascii="Times New Roman" w:hAnsi="Times New Roman" w:cs="Times New Roman"/>
+          <w:sz w:val="24"/>
+          <w:szCs w:val="24"/>
+        </w:rPr>
+        <w:t>генерал-резидента</w:t>
+      </w:r>
+      <w:r>
+        <w:rPr>
+          <w:rFonts w:ascii="Times New Roman" w:hAnsi="Times New Roman" w:cs="Times New Roman"/>
+          <w:sz w:val="24"/>
+          <w:szCs w:val="24"/>
+        </w:rPr>
+        <w:t xml:space="preserve">. </w:t>
+      </w:r>
+      <w:r>
+        <w:rPr>
+          <w:rFonts w:ascii="Times New Roman" w:hAnsi="Times New Roman" w:cs="Times New Roman"/>
+          <w:sz w:val="24"/>
+          <w:szCs w:val="24"/>
+        </w:rPr>
+        <w:t>Закрывает</w:t>
+      </w:r>
+      <w:r>
+        <w:rPr>
+          <w:rFonts w:ascii="Times New Roman" w:hAnsi="Times New Roman" w:cs="Times New Roman"/>
+          <w:sz w:val="24"/>
+          <w:szCs w:val="24"/>
+        </w:rPr>
+        <w:t xml:space="preserve"> доступ к редактированию экономических законов. Открывает часть фокусов экономического древа, связанного с </w:t>
+      </w:r>
+      <w:r>
+        <w:rPr>
+          <w:rFonts w:ascii="Times New Roman" w:hAnsi="Times New Roman" w:cs="Times New Roman"/>
+          <w:sz w:val="24"/>
+          <w:szCs w:val="24"/>
+        </w:rPr>
+        <w:t>зависимым от Франции путём</w:t>
+      </w:r>
+      <w:r>
+        <w:rPr>
+          <w:rFonts w:ascii="Times New Roman" w:hAnsi="Times New Roman" w:cs="Times New Roman"/>
+          <w:sz w:val="24"/>
+          <w:szCs w:val="24"/>
+        </w:rPr>
+        <w:t>. Вы</w:t>
+      </w:r>
+      <w:r>
+        <w:rPr>
+          <w:rFonts w:ascii="Times New Roman" w:hAnsi="Times New Roman" w:cs="Times New Roman"/>
+          <w:sz w:val="24"/>
+          <w:szCs w:val="24"/>
+        </w:rPr>
+        <w:t xml:space="preserve"> </w:t>
+      </w:r>
+      <w:r>
+        <w:rPr>
+          <w:rFonts w:ascii="Times New Roman" w:hAnsi="Times New Roman" w:cs="Times New Roman"/>
+          <w:sz w:val="24"/>
+          <w:szCs w:val="24"/>
+        </w:rPr>
+        <w:t>теряете</w:t>
+      </w:r>
+      <w:r>
+        <w:rPr>
+          <w:rFonts w:ascii="Times New Roman" w:hAnsi="Times New Roman" w:cs="Times New Roman"/>
+          <w:sz w:val="24"/>
+          <w:szCs w:val="24"/>
+        </w:rPr>
+        <w:t xml:space="preserve"> </w:t>
+      </w:r>
+      <w:proofErr w:type="spellStart"/>
+      <w:r>
+        <w:rPr>
+          <w:rFonts w:ascii="Times New Roman" w:hAnsi="Times New Roman" w:cs="Times New Roman"/>
+          <w:sz w:val="24"/>
+          <w:szCs w:val="24"/>
+        </w:rPr>
+        <w:t>тултип</w:t>
+      </w:r>
+      <w:proofErr w:type="spellEnd"/>
+      <w:r>
+        <w:rPr>
+          <w:rFonts w:ascii="Times New Roman" w:hAnsi="Times New Roman" w:cs="Times New Roman"/>
+          <w:sz w:val="24"/>
+          <w:szCs w:val="24"/>
+        </w:rPr>
+        <w:t xml:space="preserve"> </w:t>
+      </w:r>
+      <w:r>
+        <w:rPr>
+          <w:rFonts w:ascii="Times New Roman" w:hAnsi="Times New Roman" w:cs="Times New Roman"/>
+          <w:i/>
+          <w:iCs/>
+          <w:color w:val="7030A0"/>
+          <w:sz w:val="24"/>
+          <w:szCs w:val="24"/>
+        </w:rPr>
+        <w:t xml:space="preserve">Король контролирует </w:t>
+      </w:r>
+      <w:r>
+        <w:rPr>
+          <w:rFonts w:ascii="Times New Roman" w:hAnsi="Times New Roman" w:cs="Times New Roman"/>
+          <w:i/>
+          <w:iCs/>
+          <w:color w:val="7030A0"/>
+          <w:sz w:val="24"/>
+          <w:szCs w:val="24"/>
+        </w:rPr>
+        <w:t>экономику</w:t>
+      </w:r>
+      <w:r>
+        <w:rPr>
+          <w:rFonts w:ascii="Times New Roman" w:hAnsi="Times New Roman" w:cs="Times New Roman"/>
+          <w:sz w:val="24"/>
+          <w:szCs w:val="24"/>
+        </w:rPr>
+        <w:t>.</w:t>
+      </w:r>
+      <w:r>
+        <w:rPr>
+          <w:rFonts w:ascii="Times New Roman" w:hAnsi="Times New Roman" w:cs="Times New Roman"/>
+          <w:sz w:val="24"/>
+          <w:szCs w:val="24"/>
+        </w:rPr>
+        <w:t xml:space="preserve"> </w:t>
+      </w:r>
+      <w:r>
+        <w:rPr>
+          <w:rFonts w:ascii="Times New Roman" w:hAnsi="Times New Roman" w:cs="Times New Roman"/>
+          <w:sz w:val="24"/>
+          <w:szCs w:val="24"/>
+        </w:rPr>
+        <w:t xml:space="preserve">Вы </w:t>
+      </w:r>
+      <w:r>
+        <w:rPr>
+          <w:rFonts w:ascii="Times New Roman" w:hAnsi="Times New Roman" w:cs="Times New Roman"/>
+          <w:sz w:val="24"/>
+          <w:szCs w:val="24"/>
+        </w:rPr>
+        <w:t xml:space="preserve">получаете </w:t>
+      </w:r>
+      <w:proofErr w:type="spellStart"/>
+      <w:r>
+        <w:rPr>
+          <w:rFonts w:ascii="Times New Roman" w:hAnsi="Times New Roman" w:cs="Times New Roman"/>
+          <w:sz w:val="24"/>
+          <w:szCs w:val="24"/>
+        </w:rPr>
+        <w:t>тултип</w:t>
+      </w:r>
+      <w:proofErr w:type="spellEnd"/>
+      <w:r>
+        <w:rPr>
+          <w:rFonts w:ascii="Times New Roman" w:hAnsi="Times New Roman" w:cs="Times New Roman"/>
+          <w:sz w:val="24"/>
+          <w:szCs w:val="24"/>
+        </w:rPr>
+        <w:t xml:space="preserve"> </w:t>
+      </w:r>
+      <w:r>
+        <w:rPr>
+          <w:rFonts w:ascii="Times New Roman" w:hAnsi="Times New Roman" w:cs="Times New Roman"/>
+          <w:i/>
+          <w:iCs/>
+          <w:color w:val="FF0000"/>
+          <w:sz w:val="24"/>
+          <w:szCs w:val="24"/>
+        </w:rPr>
+        <w:t xml:space="preserve">Генерал-резидент </w:t>
+      </w:r>
+      <w:r>
+        <w:rPr>
+          <w:rFonts w:ascii="Times New Roman" w:hAnsi="Times New Roman" w:cs="Times New Roman"/>
+          <w:i/>
+          <w:iCs/>
+          <w:color w:val="FF0000"/>
+          <w:sz w:val="24"/>
+          <w:szCs w:val="24"/>
+        </w:rPr>
+        <w:t>контролирует экономику.</w:t>
+      </w:r>
+    </w:p>
+    <w:p>
+      <w:pPr>
+        <w:rPr>
+          <w:rFonts w:ascii="Times New Roman" w:hAnsi="Times New Roman" w:cs="Times New Roman"/>
+          <w:sz w:val="24"/>
+          <w:szCs w:val="24"/>
+        </w:rPr>
+      </w:pPr>
+      <w:r>
+        <w:rPr>
+          <w:rFonts w:ascii="Times New Roman" w:hAnsi="Times New Roman" w:cs="Times New Roman"/>
+          <w:sz w:val="24"/>
+          <w:szCs w:val="24"/>
+        </w:rPr>
+        <w:t>3</w:t>
+      </w:r>
+      <w:r>
+        <w:rPr>
+          <w:rFonts w:ascii="Times New Roman" w:hAnsi="Times New Roman" w:cs="Times New Roman"/>
+          <w:sz w:val="24"/>
+          <w:szCs w:val="24"/>
+        </w:rPr>
+        <w:t xml:space="preserve">. </w:t>
+      </w:r>
+      <w:r>
+        <w:rPr>
+          <w:rFonts w:ascii="Times New Roman" w:hAnsi="Times New Roman" w:cs="Times New Roman"/>
+          <w:sz w:val="24"/>
+          <w:szCs w:val="24"/>
+        </w:rPr>
+        <w:t>Лишить короля контроля над внутренним порядком в стране</w:t>
+      </w:r>
+    </w:p>
+    <w:p>
+      <w:pPr>
+        <w:rPr>
+          <w:rFonts w:ascii="Times New Roman" w:hAnsi="Times New Roman" w:cs="Times New Roman"/>
+          <w:sz w:val="24"/>
+          <w:szCs w:val="24"/>
+        </w:rPr>
+      </w:pPr>
+      <w:r>
+        <w:rPr>
+          <w:rFonts w:ascii="Times New Roman" w:hAnsi="Times New Roman" w:cs="Times New Roman"/>
+          <w:sz w:val="24"/>
+          <w:szCs w:val="24"/>
+        </w:rPr>
+        <w:t>Требования:</w:t>
+      </w:r>
+      <w:r>
+        <w:rPr>
+          <w:rFonts w:ascii="Times New Roman" w:hAnsi="Times New Roman" w:cs="Times New Roman"/>
+          <w:sz w:val="24"/>
+          <w:szCs w:val="24"/>
+        </w:rPr>
+        <w:t xml:space="preserve"> Влияние на стороне генерал-резидента и составляет более 25%</w:t>
+      </w:r>
+      <w:r>
+        <w:rPr>
+          <w:rFonts w:ascii="Times New Roman" w:hAnsi="Times New Roman" w:cs="Times New Roman"/>
+          <w:sz w:val="24"/>
+          <w:szCs w:val="24"/>
+        </w:rPr>
+        <w:t xml:space="preserve">, имеется </w:t>
+      </w:r>
+      <w:proofErr w:type="spellStart"/>
+      <w:r>
+        <w:rPr>
+          <w:rFonts w:ascii="Times New Roman" w:hAnsi="Times New Roman" w:cs="Times New Roman"/>
+          <w:sz w:val="24"/>
+          <w:szCs w:val="24"/>
+        </w:rPr>
+        <w:t>тултип</w:t>
+      </w:r>
+      <w:proofErr w:type="spellEnd"/>
+      <w:r>
+        <w:rPr>
+          <w:rFonts w:ascii="Times New Roman" w:hAnsi="Times New Roman" w:cs="Times New Roman"/>
+          <w:sz w:val="24"/>
+          <w:szCs w:val="24"/>
+        </w:rPr>
+        <w:t xml:space="preserve"> </w:t>
+      </w:r>
+      <w:r>
+        <w:rPr>
+          <w:rFonts w:ascii="Times New Roman" w:hAnsi="Times New Roman" w:cs="Times New Roman"/>
+          <w:i/>
+          <w:iCs/>
+          <w:color w:val="7030A0"/>
+          <w:sz w:val="24"/>
+          <w:szCs w:val="24"/>
+        </w:rPr>
+        <w:t xml:space="preserve">Король контролирует </w:t>
+      </w:r>
+      <w:r>
+        <w:rPr>
+          <w:rFonts w:ascii="Times New Roman" w:hAnsi="Times New Roman" w:cs="Times New Roman"/>
+          <w:i/>
+          <w:iCs/>
+          <w:color w:val="7030A0"/>
+          <w:sz w:val="24"/>
+          <w:szCs w:val="24"/>
+        </w:rPr>
+        <w:t>внутренний порядок Марокко</w:t>
+      </w:r>
+      <w:r>
+        <w:rPr>
+          <w:rFonts w:ascii="Times New Roman" w:hAnsi="Times New Roman" w:cs="Times New Roman"/>
+          <w:sz w:val="24"/>
+          <w:szCs w:val="24"/>
+        </w:rPr>
+        <w:t>.</w:t>
+      </w:r>
+    </w:p>
+    <w:p>
+      <w:pPr>
+        <w:rPr>
+          <w:rFonts w:ascii="Times New Roman" w:hAnsi="Times New Roman" w:cs="Times New Roman"/>
+          <w:sz w:val="24"/>
+          <w:szCs w:val="24"/>
+        </w:rPr>
+      </w:pPr>
+      <w:r>
+        <w:rPr>
+          <w:rFonts w:ascii="Times New Roman" w:hAnsi="Times New Roman" w:cs="Times New Roman"/>
+          <w:sz w:val="24"/>
+          <w:szCs w:val="24"/>
+        </w:rPr>
+        <w:t xml:space="preserve">Стоимость: </w:t>
+      </w:r>
+      <w:r>
+        <w:rPr>
+          <w:rFonts w:ascii="Times New Roman" w:hAnsi="Times New Roman" w:cs="Times New Roman"/>
+          <w:sz w:val="24"/>
+          <w:szCs w:val="24"/>
+        </w:rPr>
+        <w:t>50 полит власти</w:t>
+      </w:r>
+    </w:p>
+    <w:p>
+      <w:pPr>
+        <w:rPr>
+          <w:rFonts w:ascii="Times New Roman" w:hAnsi="Times New Roman" w:cs="Times New Roman"/>
+          <w:sz w:val="24"/>
+          <w:szCs w:val="24"/>
+        </w:rPr>
+      </w:pPr>
+      <w:r>
+        <w:rPr>
+          <w:rFonts w:ascii="Times New Roman" w:hAnsi="Times New Roman" w:cs="Times New Roman"/>
+          <w:sz w:val="24"/>
+          <w:szCs w:val="24"/>
+        </w:rPr>
+        <w:t xml:space="preserve">Результат: </w:t>
+      </w:r>
+      <w:r>
+        <w:rPr>
+          <w:rFonts w:ascii="Times New Roman" w:hAnsi="Times New Roman" w:cs="Times New Roman"/>
+          <w:sz w:val="24"/>
+          <w:szCs w:val="24"/>
+        </w:rPr>
+        <w:t xml:space="preserve">-20% влияния </w:t>
+      </w:r>
+      <w:r>
+        <w:rPr>
+          <w:rFonts w:ascii="Times New Roman" w:hAnsi="Times New Roman" w:cs="Times New Roman"/>
+          <w:sz w:val="24"/>
+          <w:szCs w:val="24"/>
+        </w:rPr>
+        <w:t>генерал-резидента</w:t>
+      </w:r>
+      <w:r>
+        <w:rPr>
+          <w:rFonts w:ascii="Times New Roman" w:hAnsi="Times New Roman" w:cs="Times New Roman"/>
+          <w:sz w:val="24"/>
+          <w:szCs w:val="24"/>
+        </w:rPr>
+        <w:t xml:space="preserve">. </w:t>
+      </w:r>
+      <w:r>
+        <w:rPr>
+          <w:rFonts w:ascii="Times New Roman" w:hAnsi="Times New Roman" w:cs="Times New Roman"/>
+          <w:sz w:val="24"/>
+          <w:szCs w:val="24"/>
+        </w:rPr>
+        <w:t xml:space="preserve">Закрывает </w:t>
+      </w:r>
+      <w:r>
+        <w:rPr>
+          <w:rFonts w:ascii="Times New Roman" w:hAnsi="Times New Roman" w:cs="Times New Roman"/>
+          <w:sz w:val="24"/>
+          <w:szCs w:val="24"/>
+        </w:rPr>
+        <w:t xml:space="preserve">доступ к редактированию оккупационных законов. Открывает часть фокусов военного древа, связанного с </w:t>
+      </w:r>
+      <w:r>
+        <w:rPr>
+          <w:rFonts w:ascii="Times New Roman" w:hAnsi="Times New Roman" w:cs="Times New Roman"/>
+          <w:sz w:val="24"/>
+          <w:szCs w:val="24"/>
+        </w:rPr>
+        <w:t>французской помощью</w:t>
+      </w:r>
+      <w:r>
+        <w:rPr>
+          <w:rFonts w:ascii="Times New Roman" w:hAnsi="Times New Roman" w:cs="Times New Roman"/>
+          <w:sz w:val="24"/>
+          <w:szCs w:val="24"/>
+        </w:rPr>
+        <w:t xml:space="preserve">. Вы </w:t>
+      </w:r>
+      <w:r>
+        <w:rPr>
+          <w:rFonts w:ascii="Times New Roman" w:hAnsi="Times New Roman" w:cs="Times New Roman"/>
+          <w:sz w:val="24"/>
+          <w:szCs w:val="24"/>
+        </w:rPr>
+        <w:t>теряете</w:t>
+      </w:r>
+      <w:r>
+        <w:rPr>
+          <w:rFonts w:ascii="Times New Roman" w:hAnsi="Times New Roman" w:cs="Times New Roman"/>
+          <w:sz w:val="24"/>
+          <w:szCs w:val="24"/>
+        </w:rPr>
+        <w:t xml:space="preserve"> </w:t>
+      </w:r>
+      <w:proofErr w:type="spellStart"/>
+      <w:r>
+        <w:rPr>
+          <w:rFonts w:ascii="Times New Roman" w:hAnsi="Times New Roman" w:cs="Times New Roman"/>
+          <w:sz w:val="24"/>
+          <w:szCs w:val="24"/>
+        </w:rPr>
+        <w:t>тултип</w:t>
+      </w:r>
+      <w:proofErr w:type="spellEnd"/>
+      <w:r>
+        <w:rPr>
+          <w:rFonts w:ascii="Times New Roman" w:hAnsi="Times New Roman" w:cs="Times New Roman"/>
+          <w:sz w:val="24"/>
+          <w:szCs w:val="24"/>
+        </w:rPr>
+        <w:t xml:space="preserve"> </w:t>
+      </w:r>
+      <w:r>
+        <w:rPr>
+          <w:rFonts w:ascii="Times New Roman" w:hAnsi="Times New Roman" w:cs="Times New Roman"/>
+          <w:i/>
+          <w:iCs/>
+          <w:color w:val="7030A0"/>
+          <w:sz w:val="24"/>
+          <w:szCs w:val="24"/>
+        </w:rPr>
+        <w:t xml:space="preserve">Король контролирует </w:t>
+      </w:r>
+      <w:r>
+        <w:rPr>
+          <w:rFonts w:ascii="Times New Roman" w:hAnsi="Times New Roman" w:cs="Times New Roman"/>
+          <w:i/>
+          <w:iCs/>
+          <w:color w:val="7030A0"/>
+          <w:sz w:val="24"/>
+          <w:szCs w:val="24"/>
+        </w:rPr>
+        <w:t>внутренний порядок Марокко</w:t>
+      </w:r>
+      <w:r>
+        <w:rPr>
+          <w:rFonts w:ascii="Times New Roman" w:hAnsi="Times New Roman" w:cs="Times New Roman"/>
+          <w:sz w:val="24"/>
+          <w:szCs w:val="24"/>
+        </w:rPr>
+        <w:t>.</w:t>
+      </w:r>
+      <w:r>
+        <w:rPr>
+          <w:rFonts w:ascii="Times New Roman" w:hAnsi="Times New Roman" w:cs="Times New Roman"/>
+          <w:sz w:val="24"/>
+          <w:szCs w:val="24"/>
+        </w:rPr>
+        <w:t xml:space="preserve"> </w:t>
+      </w:r>
+      <w:r>
+        <w:rPr>
+          <w:rFonts w:ascii="Times New Roman" w:hAnsi="Times New Roman" w:cs="Times New Roman"/>
+          <w:sz w:val="24"/>
+          <w:szCs w:val="24"/>
+        </w:rPr>
+        <w:t>Вы</w:t>
+      </w:r>
+      <w:r>
+        <w:rPr>
+          <w:rFonts w:ascii="Times New Roman" w:hAnsi="Times New Roman" w:cs="Times New Roman"/>
+          <w:sz w:val="24"/>
+          <w:szCs w:val="24"/>
+        </w:rPr>
+        <w:t xml:space="preserve"> </w:t>
+      </w:r>
+      <w:r>
+        <w:rPr>
+          <w:rFonts w:ascii="Times New Roman" w:hAnsi="Times New Roman" w:cs="Times New Roman"/>
+          <w:sz w:val="24"/>
+          <w:szCs w:val="24"/>
+        </w:rPr>
+        <w:t>получаете</w:t>
+      </w:r>
+      <w:r>
+        <w:rPr>
+          <w:rFonts w:ascii="Times New Roman" w:hAnsi="Times New Roman" w:cs="Times New Roman"/>
+          <w:sz w:val="24"/>
+          <w:szCs w:val="24"/>
+        </w:rPr>
+        <w:t xml:space="preserve"> </w:t>
+      </w:r>
+      <w:proofErr w:type="spellStart"/>
+      <w:r>
+        <w:rPr>
+          <w:rFonts w:ascii="Times New Roman" w:hAnsi="Times New Roman" w:cs="Times New Roman"/>
+          <w:sz w:val="24"/>
+          <w:szCs w:val="24"/>
+        </w:rPr>
+        <w:t>тултип</w:t>
+      </w:r>
+      <w:proofErr w:type="spellEnd"/>
+      <w:r>
+        <w:rPr>
+          <w:rFonts w:ascii="Times New Roman" w:hAnsi="Times New Roman" w:cs="Times New Roman"/>
+          <w:sz w:val="24"/>
+          <w:szCs w:val="24"/>
+        </w:rPr>
+        <w:t xml:space="preserve"> </w:t>
+      </w:r>
+      <w:r>
+        <w:rPr>
+          <w:rFonts w:ascii="Times New Roman" w:hAnsi="Times New Roman" w:cs="Times New Roman"/>
+          <w:i/>
+          <w:iCs/>
+          <w:color w:val="FF0000"/>
+          <w:sz w:val="24"/>
+          <w:szCs w:val="24"/>
+        </w:rPr>
+        <w:t xml:space="preserve">Генерал-резидент </w:t>
+      </w:r>
+      <w:r>
+        <w:rPr>
+          <w:rFonts w:ascii="Times New Roman" w:hAnsi="Times New Roman" w:cs="Times New Roman"/>
+          <w:i/>
+          <w:iCs/>
+          <w:color w:val="FF0000"/>
+          <w:sz w:val="24"/>
+          <w:szCs w:val="24"/>
+        </w:rPr>
+        <w:t>контролирует внутренний порядок Марокко.</w:t>
+      </w:r>
+    </w:p>
+    <w:p>
+      <w:pPr>
+        <w:rPr>
+          <w:rFonts w:ascii="Times New Roman" w:hAnsi="Times New Roman" w:cs="Times New Roman"/>
+          <w:sz w:val="24"/>
+          <w:szCs w:val="24"/>
+        </w:rPr>
+      </w:pPr>
+      <w:r>
+        <w:rPr>
+          <w:rFonts w:ascii="Times New Roman" w:hAnsi="Times New Roman" w:cs="Times New Roman"/>
+          <w:sz w:val="24"/>
+          <w:szCs w:val="24"/>
+        </w:rPr>
+        <w:t>4</w:t>
+      </w:r>
+      <w:r>
+        <w:rPr>
+          <w:rFonts w:ascii="Times New Roman" w:hAnsi="Times New Roman" w:cs="Times New Roman"/>
+          <w:sz w:val="24"/>
+          <w:szCs w:val="24"/>
+        </w:rPr>
+        <w:t xml:space="preserve">. </w:t>
+      </w:r>
+      <w:r>
+        <w:rPr>
+          <w:rFonts w:ascii="Times New Roman" w:hAnsi="Times New Roman" w:cs="Times New Roman"/>
+          <w:sz w:val="24"/>
+          <w:szCs w:val="24"/>
+        </w:rPr>
+        <w:t xml:space="preserve">Лишить короля </w:t>
+      </w:r>
+      <w:r>
+        <w:rPr>
+          <w:rFonts w:ascii="Times New Roman" w:hAnsi="Times New Roman" w:cs="Times New Roman"/>
+          <w:sz w:val="24"/>
+          <w:szCs w:val="24"/>
+        </w:rPr>
+        <w:t>контрол</w:t>
+      </w:r>
+      <w:r>
+        <w:rPr>
+          <w:rFonts w:ascii="Times New Roman" w:hAnsi="Times New Roman" w:cs="Times New Roman"/>
+          <w:sz w:val="24"/>
+          <w:szCs w:val="24"/>
+        </w:rPr>
+        <w:t>я</w:t>
+      </w:r>
+      <w:r>
+        <w:rPr>
+          <w:rFonts w:ascii="Times New Roman" w:hAnsi="Times New Roman" w:cs="Times New Roman"/>
+          <w:sz w:val="24"/>
+          <w:szCs w:val="24"/>
+        </w:rPr>
+        <w:t xml:space="preserve"> над армией</w:t>
+      </w:r>
+    </w:p>
+    <w:p>
+      <w:pPr>
+        <w:rPr>
+          <w:rFonts w:ascii="Times New Roman" w:hAnsi="Times New Roman" w:cs="Times New Roman"/>
+          <w:sz w:val="24"/>
+          <w:szCs w:val="24"/>
+        </w:rPr>
+      </w:pPr>
+      <w:r>
+        <w:rPr>
+          <w:rFonts w:ascii="Times New Roman" w:hAnsi="Times New Roman" w:cs="Times New Roman"/>
+          <w:sz w:val="24"/>
+          <w:szCs w:val="24"/>
+        </w:rPr>
+        <w:lastRenderedPageBreak/>
+        <w:t>Требования:</w:t>
+      </w:r>
+      <w:r>
+        <w:rPr>
+          <w:rFonts w:ascii="Times New Roman" w:hAnsi="Times New Roman" w:cs="Times New Roman"/>
+          <w:sz w:val="24"/>
+          <w:szCs w:val="24"/>
+        </w:rPr>
+        <w:t xml:space="preserve"> Влияние на стороне генерал-резидента и составляет более 25%</w:t>
+      </w:r>
+      <w:r>
+        <w:rPr>
+          <w:rFonts w:ascii="Times New Roman" w:hAnsi="Times New Roman" w:cs="Times New Roman"/>
+          <w:sz w:val="24"/>
+          <w:szCs w:val="24"/>
+        </w:rPr>
+        <w:t xml:space="preserve">, имеется </w:t>
+      </w:r>
+      <w:proofErr w:type="spellStart"/>
+      <w:r>
+        <w:rPr>
+          <w:rFonts w:ascii="Times New Roman" w:hAnsi="Times New Roman" w:cs="Times New Roman"/>
+          <w:sz w:val="24"/>
+          <w:szCs w:val="24"/>
+        </w:rPr>
+        <w:t>тултип</w:t>
+      </w:r>
+      <w:proofErr w:type="spellEnd"/>
+      <w:r>
+        <w:rPr>
+          <w:rFonts w:ascii="Times New Roman" w:hAnsi="Times New Roman" w:cs="Times New Roman"/>
+          <w:sz w:val="24"/>
+          <w:szCs w:val="24"/>
+        </w:rPr>
+        <w:t xml:space="preserve"> </w:t>
+      </w:r>
+      <w:r>
+        <w:rPr>
+          <w:rFonts w:ascii="Times New Roman" w:hAnsi="Times New Roman" w:cs="Times New Roman"/>
+          <w:i/>
+          <w:iCs/>
+          <w:color w:val="7030A0"/>
+          <w:sz w:val="24"/>
+          <w:szCs w:val="24"/>
+        </w:rPr>
+        <w:t xml:space="preserve">Король контролирует </w:t>
+      </w:r>
+      <w:r>
+        <w:rPr>
+          <w:rFonts w:ascii="Times New Roman" w:hAnsi="Times New Roman" w:cs="Times New Roman"/>
+          <w:i/>
+          <w:iCs/>
+          <w:color w:val="7030A0"/>
+          <w:sz w:val="24"/>
+          <w:szCs w:val="24"/>
+        </w:rPr>
+        <w:t>армию</w:t>
+      </w:r>
+      <w:r>
+        <w:rPr>
+          <w:rFonts w:ascii="Times New Roman" w:hAnsi="Times New Roman" w:cs="Times New Roman"/>
+          <w:sz w:val="24"/>
+          <w:szCs w:val="24"/>
+        </w:rPr>
+        <w:t>.</w:t>
+      </w:r>
+    </w:p>
+    <w:p>
+      <w:pPr>
+        <w:rPr>
+          <w:rFonts w:ascii="Times New Roman" w:hAnsi="Times New Roman" w:cs="Times New Roman"/>
+          <w:sz w:val="24"/>
+          <w:szCs w:val="24"/>
+        </w:rPr>
+      </w:pPr>
+      <w:r>
+        <w:rPr>
+          <w:rFonts w:ascii="Times New Roman" w:hAnsi="Times New Roman" w:cs="Times New Roman"/>
+          <w:sz w:val="24"/>
+          <w:szCs w:val="24"/>
+        </w:rPr>
+        <w:t xml:space="preserve">Стоимость: </w:t>
+      </w:r>
+      <w:r>
+        <w:rPr>
+          <w:rFonts w:ascii="Times New Roman" w:hAnsi="Times New Roman" w:cs="Times New Roman"/>
+          <w:sz w:val="24"/>
+          <w:szCs w:val="24"/>
+        </w:rPr>
+        <w:t>50 полит власти</w:t>
+      </w:r>
+    </w:p>
+    <w:p>
+      <w:pPr>
+        <w:rPr>
+          <w:rFonts w:ascii="Times New Roman" w:hAnsi="Times New Roman" w:cs="Times New Roman"/>
+          <w:sz w:val="24"/>
+          <w:szCs w:val="24"/>
+        </w:rPr>
+      </w:pPr>
+      <w:r>
+        <w:rPr>
+          <w:rFonts w:ascii="Times New Roman" w:hAnsi="Times New Roman" w:cs="Times New Roman"/>
+          <w:sz w:val="24"/>
+          <w:szCs w:val="24"/>
+        </w:rPr>
+        <w:t xml:space="preserve">Результат: </w:t>
+      </w:r>
+      <w:r>
+        <w:rPr>
+          <w:rFonts w:ascii="Times New Roman" w:hAnsi="Times New Roman" w:cs="Times New Roman"/>
+          <w:sz w:val="24"/>
+          <w:szCs w:val="24"/>
+        </w:rPr>
+        <w:t xml:space="preserve">-20% влияния </w:t>
+      </w:r>
+      <w:r>
+        <w:rPr>
+          <w:rFonts w:ascii="Times New Roman" w:hAnsi="Times New Roman" w:cs="Times New Roman"/>
+          <w:sz w:val="24"/>
+          <w:szCs w:val="24"/>
+        </w:rPr>
+        <w:t>генерал-резидента</w:t>
+      </w:r>
+      <w:r>
+        <w:rPr>
+          <w:rFonts w:ascii="Times New Roman" w:hAnsi="Times New Roman" w:cs="Times New Roman"/>
+          <w:sz w:val="24"/>
+          <w:szCs w:val="24"/>
+        </w:rPr>
+        <w:t xml:space="preserve">. </w:t>
+      </w:r>
+      <w:r>
+        <w:rPr>
+          <w:rFonts w:ascii="Times New Roman" w:hAnsi="Times New Roman" w:cs="Times New Roman"/>
+          <w:sz w:val="24"/>
+          <w:szCs w:val="24"/>
+        </w:rPr>
+        <w:t xml:space="preserve">Закрывает </w:t>
+      </w:r>
+      <w:r>
+        <w:rPr>
+          <w:rFonts w:ascii="Times New Roman" w:hAnsi="Times New Roman" w:cs="Times New Roman"/>
+          <w:sz w:val="24"/>
+          <w:szCs w:val="24"/>
+        </w:rPr>
+        <w:t xml:space="preserve">доступ к редактированию законов о призыве. Открывает часть фокусов военного древа, связанного с </w:t>
+      </w:r>
+      <w:r>
+        <w:rPr>
+          <w:rFonts w:ascii="Times New Roman" w:hAnsi="Times New Roman" w:cs="Times New Roman"/>
+          <w:sz w:val="24"/>
+          <w:szCs w:val="24"/>
+        </w:rPr>
+        <w:t>французский генералитетом</w:t>
+      </w:r>
+      <w:r>
+        <w:rPr>
+          <w:rFonts w:ascii="Times New Roman" w:hAnsi="Times New Roman" w:cs="Times New Roman"/>
+          <w:sz w:val="24"/>
+          <w:szCs w:val="24"/>
+        </w:rPr>
+        <w:t xml:space="preserve">. Вы </w:t>
+      </w:r>
+      <w:r>
+        <w:rPr>
+          <w:rFonts w:ascii="Times New Roman" w:hAnsi="Times New Roman" w:cs="Times New Roman"/>
+          <w:sz w:val="24"/>
+          <w:szCs w:val="24"/>
+        </w:rPr>
+        <w:t>получаете</w:t>
+      </w:r>
+      <w:r>
+        <w:rPr>
+          <w:rFonts w:ascii="Times New Roman" w:hAnsi="Times New Roman" w:cs="Times New Roman"/>
+          <w:sz w:val="24"/>
+          <w:szCs w:val="24"/>
+        </w:rPr>
+        <w:t xml:space="preserve"> </w:t>
+      </w:r>
+      <w:proofErr w:type="spellStart"/>
+      <w:r>
+        <w:rPr>
+          <w:rFonts w:ascii="Times New Roman" w:hAnsi="Times New Roman" w:cs="Times New Roman"/>
+          <w:sz w:val="24"/>
+          <w:szCs w:val="24"/>
+        </w:rPr>
+        <w:t>тултип</w:t>
+      </w:r>
+      <w:proofErr w:type="spellEnd"/>
+      <w:r>
+        <w:rPr>
+          <w:rFonts w:ascii="Times New Roman" w:hAnsi="Times New Roman" w:cs="Times New Roman"/>
+          <w:sz w:val="24"/>
+          <w:szCs w:val="24"/>
+        </w:rPr>
+        <w:t xml:space="preserve"> </w:t>
+      </w:r>
+      <w:r>
+        <w:rPr>
+          <w:rFonts w:ascii="Times New Roman" w:hAnsi="Times New Roman" w:cs="Times New Roman"/>
+          <w:i/>
+          <w:iCs/>
+          <w:color w:val="7030A0"/>
+          <w:sz w:val="24"/>
+          <w:szCs w:val="24"/>
+        </w:rPr>
+        <w:t xml:space="preserve">Король контролирует </w:t>
+      </w:r>
+      <w:r>
+        <w:rPr>
+          <w:rFonts w:ascii="Times New Roman" w:hAnsi="Times New Roman" w:cs="Times New Roman"/>
+          <w:i/>
+          <w:iCs/>
+          <w:color w:val="7030A0"/>
+          <w:sz w:val="24"/>
+          <w:szCs w:val="24"/>
+        </w:rPr>
+        <w:t>армию</w:t>
+      </w:r>
+      <w:r>
+        <w:rPr>
+          <w:rFonts w:ascii="Times New Roman" w:hAnsi="Times New Roman" w:cs="Times New Roman"/>
+          <w:sz w:val="24"/>
+          <w:szCs w:val="24"/>
+        </w:rPr>
+        <w:t>.</w:t>
+      </w:r>
+      <w:r>
+        <w:rPr>
+          <w:rFonts w:ascii="Times New Roman" w:hAnsi="Times New Roman" w:cs="Times New Roman"/>
+          <w:sz w:val="24"/>
+          <w:szCs w:val="24"/>
+        </w:rPr>
+        <w:t xml:space="preserve"> </w:t>
+      </w:r>
+      <w:r>
+        <w:rPr>
+          <w:rFonts w:ascii="Times New Roman" w:hAnsi="Times New Roman" w:cs="Times New Roman"/>
+          <w:sz w:val="24"/>
+          <w:szCs w:val="24"/>
+        </w:rPr>
+        <w:t xml:space="preserve">Вы </w:t>
+      </w:r>
+      <w:r>
+        <w:rPr>
+          <w:rFonts w:ascii="Times New Roman" w:hAnsi="Times New Roman" w:cs="Times New Roman"/>
+          <w:sz w:val="24"/>
+          <w:szCs w:val="24"/>
+        </w:rPr>
+        <w:t>теряете</w:t>
+      </w:r>
+      <w:r>
+        <w:rPr>
+          <w:rFonts w:ascii="Times New Roman" w:hAnsi="Times New Roman" w:cs="Times New Roman"/>
+          <w:sz w:val="24"/>
+          <w:szCs w:val="24"/>
+        </w:rPr>
+        <w:t xml:space="preserve"> </w:t>
+      </w:r>
+      <w:proofErr w:type="spellStart"/>
+      <w:r>
+        <w:rPr>
+          <w:rFonts w:ascii="Times New Roman" w:hAnsi="Times New Roman" w:cs="Times New Roman"/>
+          <w:sz w:val="24"/>
+          <w:szCs w:val="24"/>
+        </w:rPr>
+        <w:t>тултип</w:t>
+      </w:r>
+      <w:proofErr w:type="spellEnd"/>
+      <w:r>
+        <w:rPr>
+          <w:rFonts w:ascii="Times New Roman" w:hAnsi="Times New Roman" w:cs="Times New Roman"/>
+          <w:sz w:val="24"/>
+          <w:szCs w:val="24"/>
+        </w:rPr>
+        <w:t xml:space="preserve"> </w:t>
+      </w:r>
+      <w:r>
+        <w:rPr>
+          <w:rFonts w:ascii="Times New Roman" w:hAnsi="Times New Roman" w:cs="Times New Roman"/>
+          <w:i/>
+          <w:iCs/>
+          <w:color w:val="FF0000"/>
+          <w:sz w:val="24"/>
+          <w:szCs w:val="24"/>
+        </w:rPr>
+        <w:t xml:space="preserve">Генерал-резидент </w:t>
+      </w:r>
+      <w:r>
+        <w:rPr>
+          <w:rFonts w:ascii="Times New Roman" w:hAnsi="Times New Roman" w:cs="Times New Roman"/>
+          <w:i/>
+          <w:iCs/>
+          <w:color w:val="FF0000"/>
+          <w:sz w:val="24"/>
+          <w:szCs w:val="24"/>
+        </w:rPr>
+        <w:t>контролирует армию.</w:t>
+      </w:r>
+    </w:p>
+    <w:p>
+      <w:pPr>
+        <w:rPr>
+          <w:rFonts w:ascii="Times New Roman" w:hAnsi="Times New Roman" w:cs="Times New Roman"/>
+          <w:sz w:val="24"/>
+          <w:szCs w:val="24"/>
+        </w:rPr>
+      </w:pPr>
+      <w:r>
+        <w:rPr>
+          <w:rFonts w:ascii="Times New Roman" w:hAnsi="Times New Roman" w:cs="Times New Roman"/>
+          <w:sz w:val="24"/>
+          <w:szCs w:val="24"/>
+        </w:rPr>
+        <w:t>5</w:t>
+      </w:r>
+      <w:r>
+        <w:rPr>
+          <w:rFonts w:ascii="Times New Roman" w:hAnsi="Times New Roman" w:cs="Times New Roman"/>
+          <w:sz w:val="24"/>
+          <w:szCs w:val="24"/>
+        </w:rPr>
+        <w:t xml:space="preserve">. </w:t>
+      </w:r>
+      <w:r>
+        <w:rPr>
+          <w:rFonts w:ascii="Times New Roman" w:hAnsi="Times New Roman" w:cs="Times New Roman"/>
+          <w:sz w:val="24"/>
+          <w:szCs w:val="24"/>
+        </w:rPr>
+        <w:t xml:space="preserve">Лишить короля </w:t>
+      </w:r>
+      <w:r>
+        <w:rPr>
+          <w:rFonts w:ascii="Times New Roman" w:hAnsi="Times New Roman" w:cs="Times New Roman"/>
+          <w:sz w:val="24"/>
+          <w:szCs w:val="24"/>
+        </w:rPr>
+        <w:t>контрол</w:t>
+      </w:r>
+      <w:r>
+        <w:rPr>
+          <w:rFonts w:ascii="Times New Roman" w:hAnsi="Times New Roman" w:cs="Times New Roman"/>
+          <w:sz w:val="24"/>
+          <w:szCs w:val="24"/>
+        </w:rPr>
+        <w:t>я</w:t>
+      </w:r>
+      <w:r>
+        <w:rPr>
+          <w:rFonts w:ascii="Times New Roman" w:hAnsi="Times New Roman" w:cs="Times New Roman"/>
+          <w:sz w:val="24"/>
+          <w:szCs w:val="24"/>
+        </w:rPr>
+        <w:t xml:space="preserve"> над внешними связями</w:t>
+      </w:r>
+    </w:p>
+    <w:p>
+      <w:pPr>
+        <w:rPr>
+          <w:rFonts w:ascii="Times New Roman" w:hAnsi="Times New Roman" w:cs="Times New Roman"/>
+          <w:sz w:val="24"/>
+          <w:szCs w:val="24"/>
+        </w:rPr>
+      </w:pPr>
+      <w:r>
+        <w:rPr>
+          <w:rFonts w:ascii="Times New Roman" w:hAnsi="Times New Roman" w:cs="Times New Roman"/>
+          <w:sz w:val="24"/>
+          <w:szCs w:val="24"/>
+        </w:rPr>
+        <w:t>Требования:</w:t>
+      </w:r>
+      <w:r>
+        <w:rPr>
+          <w:rFonts w:ascii="Times New Roman" w:hAnsi="Times New Roman" w:cs="Times New Roman"/>
+          <w:sz w:val="24"/>
+          <w:szCs w:val="24"/>
+        </w:rPr>
+        <w:t xml:space="preserve"> Влияние на стороне генерал-резидента и составляет более 25%</w:t>
+      </w:r>
+      <w:r>
+        <w:rPr>
+          <w:rFonts w:ascii="Times New Roman" w:hAnsi="Times New Roman" w:cs="Times New Roman"/>
+          <w:sz w:val="24"/>
+          <w:szCs w:val="24"/>
+        </w:rPr>
+        <w:t xml:space="preserve">, имеется </w:t>
+      </w:r>
+      <w:proofErr w:type="spellStart"/>
+      <w:r>
+        <w:rPr>
+          <w:rFonts w:ascii="Times New Roman" w:hAnsi="Times New Roman" w:cs="Times New Roman"/>
+          <w:sz w:val="24"/>
+          <w:szCs w:val="24"/>
+        </w:rPr>
+        <w:t>тултип</w:t>
+      </w:r>
+      <w:proofErr w:type="spellEnd"/>
+      <w:r>
+        <w:rPr>
+          <w:rFonts w:ascii="Times New Roman" w:hAnsi="Times New Roman" w:cs="Times New Roman"/>
+          <w:sz w:val="24"/>
+          <w:szCs w:val="24"/>
+        </w:rPr>
+        <w:t xml:space="preserve"> </w:t>
+      </w:r>
+      <w:r>
+        <w:rPr>
+          <w:rFonts w:ascii="Times New Roman" w:hAnsi="Times New Roman" w:cs="Times New Roman"/>
+          <w:i/>
+          <w:iCs/>
+          <w:color w:val="7030A0"/>
+          <w:sz w:val="24"/>
+          <w:szCs w:val="24"/>
+        </w:rPr>
+        <w:t>Король контролирует внешние связи</w:t>
+      </w:r>
+      <w:r>
+        <w:rPr>
+          <w:rFonts w:ascii="Times New Roman" w:hAnsi="Times New Roman" w:cs="Times New Roman"/>
+          <w:sz w:val="24"/>
+          <w:szCs w:val="24"/>
+        </w:rPr>
+        <w:t>.</w:t>
+      </w:r>
+    </w:p>
+    <w:p>
+      <w:pPr>
+        <w:rPr>
+          <w:rFonts w:ascii="Times New Roman" w:hAnsi="Times New Roman" w:cs="Times New Roman"/>
+          <w:sz w:val="24"/>
+          <w:szCs w:val="24"/>
+        </w:rPr>
+      </w:pPr>
+      <w:r>
+        <w:rPr>
+          <w:rFonts w:ascii="Times New Roman" w:hAnsi="Times New Roman" w:cs="Times New Roman"/>
+          <w:sz w:val="24"/>
+          <w:szCs w:val="24"/>
+        </w:rPr>
+        <w:t xml:space="preserve">Стоимость: </w:t>
+      </w:r>
+      <w:r>
+        <w:rPr>
+          <w:rFonts w:ascii="Times New Roman" w:hAnsi="Times New Roman" w:cs="Times New Roman"/>
+          <w:sz w:val="24"/>
+          <w:szCs w:val="24"/>
+        </w:rPr>
+        <w:t>50 полит власти</w:t>
+      </w:r>
+    </w:p>
+    <w:p>
+      <w:pPr>
+        <w:rPr>
+          <w:rFonts w:ascii="Times New Roman" w:hAnsi="Times New Roman" w:cs="Times New Roman"/>
+          <w:sz w:val="24"/>
+          <w:szCs w:val="24"/>
+        </w:rPr>
+      </w:pPr>
+      <w:r>
+        <w:rPr>
+          <w:rFonts w:ascii="Times New Roman" w:hAnsi="Times New Roman" w:cs="Times New Roman"/>
+          <w:sz w:val="24"/>
+          <w:szCs w:val="24"/>
+        </w:rPr>
+        <w:t xml:space="preserve">Результат: </w:t>
+      </w:r>
+      <w:r>
+        <w:rPr>
+          <w:rFonts w:ascii="Times New Roman" w:hAnsi="Times New Roman" w:cs="Times New Roman"/>
+          <w:sz w:val="24"/>
+          <w:szCs w:val="24"/>
+        </w:rPr>
+        <w:t xml:space="preserve">-20% влияния </w:t>
+      </w:r>
+      <w:r>
+        <w:rPr>
+          <w:rFonts w:ascii="Times New Roman" w:hAnsi="Times New Roman" w:cs="Times New Roman"/>
+          <w:sz w:val="24"/>
+          <w:szCs w:val="24"/>
+        </w:rPr>
+        <w:t>генерал-резидента</w:t>
+      </w:r>
+      <w:r>
+        <w:rPr>
+          <w:rFonts w:ascii="Times New Roman" w:hAnsi="Times New Roman" w:cs="Times New Roman"/>
+          <w:sz w:val="24"/>
+          <w:szCs w:val="24"/>
+        </w:rPr>
+        <w:t xml:space="preserve">. </w:t>
+      </w:r>
+      <w:r>
+        <w:rPr>
+          <w:rFonts w:ascii="Times New Roman" w:hAnsi="Times New Roman" w:cs="Times New Roman"/>
+          <w:sz w:val="24"/>
+          <w:szCs w:val="24"/>
+        </w:rPr>
+        <w:t xml:space="preserve">Закрывает </w:t>
+      </w:r>
+      <w:r>
+        <w:rPr>
+          <w:rFonts w:ascii="Times New Roman" w:hAnsi="Times New Roman" w:cs="Times New Roman"/>
+          <w:sz w:val="24"/>
+          <w:szCs w:val="24"/>
+        </w:rPr>
+        <w:t xml:space="preserve">доступ к редактированию законов о торговле. Открывает часть фокусов экономического древа, связанного с взаимодействием с </w:t>
+      </w:r>
+      <w:r>
+        <w:rPr>
+          <w:rFonts w:ascii="Times New Roman" w:hAnsi="Times New Roman" w:cs="Times New Roman"/>
+          <w:sz w:val="24"/>
+          <w:szCs w:val="24"/>
+        </w:rPr>
+        <w:t>Францией</w:t>
+      </w:r>
+      <w:r>
+        <w:rPr>
+          <w:rFonts w:ascii="Times New Roman" w:hAnsi="Times New Roman" w:cs="Times New Roman"/>
+          <w:sz w:val="24"/>
+          <w:szCs w:val="24"/>
+        </w:rPr>
+        <w:t>. Вы</w:t>
+      </w:r>
+      <w:r>
+        <w:rPr>
+          <w:rFonts w:ascii="Times New Roman" w:hAnsi="Times New Roman" w:cs="Times New Roman"/>
+          <w:sz w:val="24"/>
+          <w:szCs w:val="24"/>
+        </w:rPr>
+        <w:t xml:space="preserve"> </w:t>
+      </w:r>
+      <w:r>
+        <w:rPr>
+          <w:rFonts w:ascii="Times New Roman" w:hAnsi="Times New Roman" w:cs="Times New Roman"/>
+          <w:sz w:val="24"/>
+          <w:szCs w:val="24"/>
+        </w:rPr>
+        <w:t>теряете</w:t>
+      </w:r>
+      <w:r>
+        <w:rPr>
+          <w:rFonts w:ascii="Times New Roman" w:hAnsi="Times New Roman" w:cs="Times New Roman"/>
+          <w:sz w:val="24"/>
+          <w:szCs w:val="24"/>
+        </w:rPr>
+        <w:t xml:space="preserve"> </w:t>
+      </w:r>
+      <w:proofErr w:type="spellStart"/>
+      <w:r>
+        <w:rPr>
+          <w:rFonts w:ascii="Times New Roman" w:hAnsi="Times New Roman" w:cs="Times New Roman"/>
+          <w:sz w:val="24"/>
+          <w:szCs w:val="24"/>
+        </w:rPr>
+        <w:t>тултип</w:t>
+      </w:r>
+      <w:proofErr w:type="spellEnd"/>
+      <w:r>
+        <w:rPr>
+          <w:rFonts w:ascii="Times New Roman" w:hAnsi="Times New Roman" w:cs="Times New Roman"/>
+          <w:sz w:val="24"/>
+          <w:szCs w:val="24"/>
+        </w:rPr>
+        <w:t xml:space="preserve"> </w:t>
+      </w:r>
+      <w:r>
+        <w:rPr>
+          <w:rFonts w:ascii="Times New Roman" w:hAnsi="Times New Roman" w:cs="Times New Roman"/>
+          <w:i/>
+          <w:iCs/>
+          <w:color w:val="7030A0"/>
+          <w:sz w:val="24"/>
+          <w:szCs w:val="24"/>
+        </w:rPr>
+        <w:t>Король контролирует внешние связи</w:t>
+      </w:r>
+      <w:r>
+        <w:rPr>
+          <w:rFonts w:ascii="Times New Roman" w:hAnsi="Times New Roman" w:cs="Times New Roman"/>
+          <w:sz w:val="24"/>
+          <w:szCs w:val="24"/>
+        </w:rPr>
+        <w:t>.</w:t>
+      </w:r>
+      <w:r>
+        <w:rPr>
+          <w:rFonts w:ascii="Times New Roman" w:hAnsi="Times New Roman" w:cs="Times New Roman"/>
+          <w:sz w:val="24"/>
+          <w:szCs w:val="24"/>
+        </w:rPr>
+        <w:t xml:space="preserve"> </w:t>
+      </w:r>
+      <w:r>
+        <w:rPr>
+          <w:rFonts w:ascii="Times New Roman" w:hAnsi="Times New Roman" w:cs="Times New Roman"/>
+          <w:sz w:val="24"/>
+          <w:szCs w:val="24"/>
+        </w:rPr>
+        <w:t>Вы</w:t>
+      </w:r>
+      <w:r>
+        <w:rPr>
+          <w:rFonts w:ascii="Times New Roman" w:hAnsi="Times New Roman" w:cs="Times New Roman"/>
+          <w:sz w:val="24"/>
+          <w:szCs w:val="24"/>
+        </w:rPr>
+        <w:t xml:space="preserve"> </w:t>
+      </w:r>
+      <w:r>
+        <w:rPr>
+          <w:rFonts w:ascii="Times New Roman" w:hAnsi="Times New Roman" w:cs="Times New Roman"/>
+          <w:sz w:val="24"/>
+          <w:szCs w:val="24"/>
+        </w:rPr>
+        <w:t>получаете</w:t>
+      </w:r>
+      <w:r>
+        <w:rPr>
+          <w:rFonts w:ascii="Times New Roman" w:hAnsi="Times New Roman" w:cs="Times New Roman"/>
+          <w:sz w:val="24"/>
+          <w:szCs w:val="24"/>
+        </w:rPr>
+        <w:t xml:space="preserve"> </w:t>
+      </w:r>
+      <w:proofErr w:type="spellStart"/>
+      <w:r>
+        <w:rPr>
+          <w:rFonts w:ascii="Times New Roman" w:hAnsi="Times New Roman" w:cs="Times New Roman"/>
+          <w:sz w:val="24"/>
+          <w:szCs w:val="24"/>
+        </w:rPr>
+        <w:t>тултип</w:t>
+      </w:r>
+      <w:proofErr w:type="spellEnd"/>
+      <w:r>
+        <w:rPr>
+          <w:rFonts w:ascii="Times New Roman" w:hAnsi="Times New Roman" w:cs="Times New Roman"/>
+          <w:sz w:val="24"/>
+          <w:szCs w:val="24"/>
+        </w:rPr>
+        <w:t xml:space="preserve"> </w:t>
+      </w:r>
+      <w:r>
+        <w:rPr>
+          <w:rFonts w:ascii="Times New Roman" w:hAnsi="Times New Roman" w:cs="Times New Roman"/>
+          <w:i/>
+          <w:iCs/>
+          <w:color w:val="FF0000"/>
+          <w:sz w:val="24"/>
+          <w:szCs w:val="24"/>
+        </w:rPr>
+        <w:t xml:space="preserve">Генерал-резидент </w:t>
+      </w:r>
+      <w:r>
+        <w:rPr>
+          <w:rFonts w:ascii="Times New Roman" w:hAnsi="Times New Roman" w:cs="Times New Roman"/>
+          <w:i/>
+          <w:iCs/>
+          <w:color w:val="FF0000"/>
+          <w:sz w:val="24"/>
+          <w:szCs w:val="24"/>
+        </w:rPr>
+        <w:t>контролирует внешние связи страны.</w:t>
+      </w:r>
+    </w:p>
+    <w:p>
+      <w:pPr>
+        <w:rPr>
+          <w:rFonts w:ascii="Times New Roman" w:hAnsi="Times New Roman" w:cs="Times New Roman"/>
+          <w:sz w:val="24"/>
+          <w:szCs w:val="24"/>
+        </w:rPr>
+      </w:pPr>
       <w:bookmarkStart w:id="2" w:name="_GoBack"/>
       <w:bookmarkEnd w:id="2"/>
-      <w:r>
-        <w:rPr>
-          <w:rFonts w:ascii="Times New Roman" w:hAnsi="Times New Roman" w:cs="Times New Roman"/>
-          <w:sz w:val="24"/>
-          <w:szCs w:val="24"/>
-        </w:rPr>
-        <w:t xml:space="preserve">меда </w:t>
-      </w:r>
-      <w:r>
-        <w:rPr>
-          <w:rFonts w:ascii="Times New Roman" w:hAnsi="Times New Roman" w:cs="Times New Roman"/>
-          <w:sz w:val="24"/>
-          <w:szCs w:val="24"/>
-          <w:lang w:val="en-US"/>
-        </w:rPr>
-        <w:t>V</w:t>
-      </w:r>
-      <w:r>
-        <w:rPr>
-          <w:rFonts w:ascii="Times New Roman" w:hAnsi="Times New Roman" w:cs="Times New Roman"/>
-          <w:sz w:val="24"/>
-          <w:szCs w:val="24"/>
-        </w:rPr>
-        <w:t xml:space="preserve">: </w:t>
-      </w:r>
-    </w:p>
-    <w:p>
-      <w:pPr>
-        <w:rPr>
-          <w:rFonts w:ascii="Times New Roman" w:hAnsi="Times New Roman" w:cs="Times New Roman"/>
-          <w:sz w:val="24"/>
-          <w:szCs w:val="24"/>
-        </w:rPr>
-      </w:pPr>
-      <w:r>
-        <w:rPr>
-          <w:rFonts w:ascii="Times New Roman" w:hAnsi="Times New Roman" w:cs="Times New Roman"/>
-          <w:sz w:val="24"/>
-          <w:szCs w:val="24"/>
-        </w:rPr>
-        <w:t xml:space="preserve">Эффект при </w:t>
-      </w:r>
-      <w:r>
-        <w:rPr>
-          <w:rFonts w:ascii="Times New Roman" w:hAnsi="Times New Roman" w:cs="Times New Roman"/>
-          <w:sz w:val="24"/>
-          <w:szCs w:val="24"/>
-        </w:rPr>
-        <w:t>75</w:t>
-      </w:r>
-      <w:r>
-        <w:rPr>
-          <w:rFonts w:ascii="Times New Roman" w:hAnsi="Times New Roman" w:cs="Times New Roman"/>
-          <w:sz w:val="24"/>
-          <w:szCs w:val="24"/>
-        </w:rPr>
-        <w:t>% в сторону</w:t>
-      </w:r>
-      <w:r>
-        <w:rPr>
-          <w:rFonts w:ascii="Times New Roman" w:hAnsi="Times New Roman" w:cs="Times New Roman"/>
-          <w:sz w:val="24"/>
-          <w:szCs w:val="24"/>
-        </w:rPr>
-        <w:t xml:space="preserve"> </w:t>
-      </w:r>
-      <w:r>
-        <w:rPr>
-          <w:rFonts w:ascii="Times New Roman" w:hAnsi="Times New Roman" w:cs="Times New Roman"/>
-          <w:sz w:val="24"/>
-          <w:szCs w:val="24"/>
-        </w:rPr>
-        <w:t xml:space="preserve">Мухаммеда </w:t>
-      </w:r>
-      <w:r>
-        <w:rPr>
-          <w:rFonts w:ascii="Times New Roman" w:hAnsi="Times New Roman" w:cs="Times New Roman"/>
-          <w:sz w:val="24"/>
-          <w:szCs w:val="24"/>
-          <w:lang w:val="en-US"/>
-        </w:rPr>
-        <w:t>V</w:t>
-      </w:r>
-      <w:r>
-        <w:rPr>
-          <w:rFonts w:ascii="Times New Roman" w:hAnsi="Times New Roman" w:cs="Times New Roman"/>
-          <w:sz w:val="24"/>
-          <w:szCs w:val="24"/>
-        </w:rPr>
-        <w:t xml:space="preserve">: </w:t>
-      </w:r>
-    </w:p>
-    <w:p>
-      <w:pPr>
-        <w:rPr>
-          <w:rFonts w:ascii="Times New Roman" w:hAnsi="Times New Roman" w:cs="Times New Roman"/>
-          <w:sz w:val="24"/>
-          <w:szCs w:val="24"/>
-        </w:rPr>
-      </w:pPr>
-      <w:r>
-        <w:rPr>
-          <w:rFonts w:ascii="Times New Roman" w:hAnsi="Times New Roman" w:cs="Times New Roman"/>
-          <w:sz w:val="24"/>
-          <w:szCs w:val="24"/>
-        </w:rPr>
-        <w:t xml:space="preserve">Эффект при </w:t>
-      </w:r>
-      <w:r>
-        <w:rPr>
-          <w:rFonts w:ascii="Times New Roman" w:hAnsi="Times New Roman" w:cs="Times New Roman"/>
-          <w:sz w:val="24"/>
-          <w:szCs w:val="24"/>
-        </w:rPr>
-        <w:t>50</w:t>
-      </w:r>
-      <w:r>
-        <w:rPr>
-          <w:rFonts w:ascii="Times New Roman" w:hAnsi="Times New Roman" w:cs="Times New Roman"/>
-          <w:sz w:val="24"/>
-          <w:szCs w:val="24"/>
-        </w:rPr>
-        <w:t>% в сторону</w:t>
-      </w:r>
-      <w:r>
-        <w:rPr>
-          <w:rFonts w:ascii="Times New Roman" w:hAnsi="Times New Roman" w:cs="Times New Roman"/>
-          <w:sz w:val="24"/>
-          <w:szCs w:val="24"/>
-        </w:rPr>
-        <w:t xml:space="preserve"> </w:t>
-      </w:r>
-      <w:r>
-        <w:rPr>
-          <w:rFonts w:ascii="Times New Roman" w:hAnsi="Times New Roman" w:cs="Times New Roman"/>
-          <w:sz w:val="24"/>
-          <w:szCs w:val="24"/>
-        </w:rPr>
-        <w:t xml:space="preserve">Мухаммеда </w:t>
-      </w:r>
-      <w:r>
-        <w:rPr>
-          <w:rFonts w:ascii="Times New Roman" w:hAnsi="Times New Roman" w:cs="Times New Roman"/>
-          <w:sz w:val="24"/>
-          <w:szCs w:val="24"/>
-          <w:lang w:val="en-US"/>
-        </w:rPr>
-        <w:t>V</w:t>
-      </w:r>
-      <w:r>
-        <w:rPr>
-          <w:rFonts w:ascii="Times New Roman" w:hAnsi="Times New Roman" w:cs="Times New Roman"/>
-          <w:sz w:val="24"/>
-          <w:szCs w:val="24"/>
-        </w:rPr>
-        <w:t xml:space="preserve">: </w:t>
-      </w:r>
-    </w:p>
-    <w:p>
-      <w:pPr>
-        <w:rPr>
-          <w:rFonts w:ascii="Times New Roman" w:hAnsi="Times New Roman" w:cs="Times New Roman"/>
-          <w:sz w:val="24"/>
-          <w:szCs w:val="24"/>
-        </w:rPr>
-      </w:pPr>
-      <w:r>
-        <w:rPr>
-          <w:rFonts w:ascii="Times New Roman" w:hAnsi="Times New Roman" w:cs="Times New Roman"/>
-          <w:sz w:val="24"/>
-          <w:szCs w:val="24"/>
-        </w:rPr>
-        <w:t xml:space="preserve">Эффект при </w:t>
-      </w:r>
-      <w:r>
-        <w:rPr>
-          <w:rFonts w:ascii="Times New Roman" w:hAnsi="Times New Roman" w:cs="Times New Roman"/>
-          <w:sz w:val="24"/>
-          <w:szCs w:val="24"/>
-        </w:rPr>
-        <w:t>25</w:t>
-      </w:r>
-      <w:r>
-        <w:rPr>
-          <w:rFonts w:ascii="Times New Roman" w:hAnsi="Times New Roman" w:cs="Times New Roman"/>
-          <w:sz w:val="24"/>
-          <w:szCs w:val="24"/>
-        </w:rPr>
-        <w:t>% в сторону</w:t>
-      </w:r>
-      <w:r>
-        <w:rPr>
-          <w:rFonts w:ascii="Times New Roman" w:hAnsi="Times New Roman" w:cs="Times New Roman"/>
-          <w:sz w:val="24"/>
-          <w:szCs w:val="24"/>
-        </w:rPr>
-        <w:t xml:space="preserve"> </w:t>
-      </w:r>
-      <w:r>
-        <w:rPr>
-          <w:rFonts w:ascii="Times New Roman" w:hAnsi="Times New Roman" w:cs="Times New Roman"/>
-          <w:sz w:val="24"/>
-          <w:szCs w:val="24"/>
-        </w:rPr>
-        <w:t xml:space="preserve">Мухаммеда </w:t>
-      </w:r>
-      <w:r>
-        <w:rPr>
-          <w:rFonts w:ascii="Times New Roman" w:hAnsi="Times New Roman" w:cs="Times New Roman"/>
-          <w:sz w:val="24"/>
-          <w:szCs w:val="24"/>
-          <w:lang w:val="en-US"/>
-        </w:rPr>
-        <w:t>V</w:t>
-      </w:r>
-      <w:r>
-        <w:rPr>
-          <w:rFonts w:ascii="Times New Roman" w:hAnsi="Times New Roman" w:cs="Times New Roman"/>
-          <w:sz w:val="24"/>
-          <w:szCs w:val="24"/>
-        </w:rPr>
-        <w:t xml:space="preserve">: </w:t>
-      </w:r>
-    </w:p>
-    <w:p>
-      <w:pPr>
-        <w:rPr>
-          <w:rFonts w:ascii="Times New Roman" w:hAnsi="Times New Roman" w:cs="Times New Roman"/>
-          <w:sz w:val="24"/>
-          <w:szCs w:val="24"/>
-        </w:rPr>
-      </w:pPr>
-      <w:r>
-        <w:rPr>
-          <w:rFonts w:ascii="Times New Roman" w:hAnsi="Times New Roman" w:cs="Times New Roman"/>
-          <w:sz w:val="24"/>
-          <w:szCs w:val="24"/>
-        </w:rPr>
-        <w:t xml:space="preserve">Эффект при 0% и до 25% в любую сторону: </w:t>
-      </w:r>
-    </w:p>
-    <w:p>
-      <w:pPr>
-        <w:rPr>
-          <w:rFonts w:ascii="Times New Roman" w:hAnsi="Times New Roman" w:cs="Times New Roman"/>
-          <w:sz w:val="24"/>
-          <w:szCs w:val="24"/>
-        </w:rPr>
-      </w:pPr>
-      <w:r>
-        <w:rPr>
-          <w:rFonts w:ascii="Times New Roman" w:hAnsi="Times New Roman" w:cs="Times New Roman"/>
-          <w:sz w:val="24"/>
-          <w:szCs w:val="24"/>
-        </w:rPr>
-        <w:t xml:space="preserve">Эффект при 100% на стороне </w:t>
-      </w:r>
-      <w:r>
-        <w:rPr>
-          <w:rFonts w:ascii="Times New Roman" w:hAnsi="Times New Roman" w:cs="Times New Roman"/>
-          <w:sz w:val="24"/>
-          <w:szCs w:val="24"/>
-        </w:rPr>
-        <w:t>генерал-резидента</w:t>
-      </w:r>
-      <w:r>
-        <w:rPr>
-          <w:rFonts w:ascii="Times New Roman" w:hAnsi="Times New Roman" w:cs="Times New Roman"/>
-          <w:sz w:val="24"/>
-          <w:szCs w:val="24"/>
-        </w:rPr>
-        <w:t xml:space="preserve">: </w:t>
-      </w:r>
-    </w:p>
-    <w:p>
-      <w:pPr>
-        <w:rPr>
-          <w:rFonts w:ascii="Times New Roman" w:hAnsi="Times New Roman" w:cs="Times New Roman"/>
-          <w:sz w:val="24"/>
-          <w:szCs w:val="24"/>
-        </w:rPr>
-      </w:pPr>
-      <w:r>
-        <w:rPr>
-          <w:rFonts w:ascii="Times New Roman" w:hAnsi="Times New Roman" w:cs="Times New Roman"/>
-          <w:sz w:val="24"/>
-          <w:szCs w:val="24"/>
-        </w:rPr>
-        <w:t xml:space="preserve">Эффект при </w:t>
-      </w:r>
-      <w:r>
-        <w:rPr>
-          <w:rFonts w:ascii="Times New Roman" w:hAnsi="Times New Roman" w:cs="Times New Roman"/>
-          <w:sz w:val="24"/>
-          <w:szCs w:val="24"/>
-        </w:rPr>
-        <w:t>75</w:t>
-      </w:r>
-      <w:r>
-        <w:rPr>
-          <w:rFonts w:ascii="Times New Roman" w:hAnsi="Times New Roman" w:cs="Times New Roman"/>
-          <w:sz w:val="24"/>
-          <w:szCs w:val="24"/>
-        </w:rPr>
-        <w:t>% в сторону</w:t>
-      </w:r>
-      <w:r>
-        <w:rPr>
-          <w:rFonts w:ascii="Times New Roman" w:hAnsi="Times New Roman" w:cs="Times New Roman"/>
-          <w:sz w:val="24"/>
-          <w:szCs w:val="24"/>
-        </w:rPr>
-        <w:t xml:space="preserve"> </w:t>
-      </w:r>
-      <w:r>
-        <w:rPr>
-          <w:rFonts w:ascii="Times New Roman" w:hAnsi="Times New Roman" w:cs="Times New Roman"/>
-          <w:sz w:val="24"/>
-          <w:szCs w:val="24"/>
-        </w:rPr>
-        <w:t>генерал-резидента</w:t>
-      </w:r>
-      <w:r>
-        <w:rPr>
-          <w:rFonts w:ascii="Times New Roman" w:hAnsi="Times New Roman" w:cs="Times New Roman"/>
-          <w:sz w:val="24"/>
-          <w:szCs w:val="24"/>
-        </w:rPr>
-        <w:t xml:space="preserve">: </w:t>
-      </w:r>
-    </w:p>
-    <w:p>
-      <w:pPr>
-        <w:rPr>
-          <w:rFonts w:ascii="Times New Roman" w:hAnsi="Times New Roman" w:cs="Times New Roman"/>
-          <w:sz w:val="24"/>
-          <w:szCs w:val="24"/>
-        </w:rPr>
-      </w:pPr>
-      <w:r>
-        <w:rPr>
-          <w:rFonts w:ascii="Times New Roman" w:hAnsi="Times New Roman" w:cs="Times New Roman"/>
-          <w:sz w:val="24"/>
-          <w:szCs w:val="24"/>
-        </w:rPr>
-        <w:t xml:space="preserve">Эффект при </w:t>
-      </w:r>
-      <w:r>
-        <w:rPr>
-          <w:rFonts w:ascii="Times New Roman" w:hAnsi="Times New Roman" w:cs="Times New Roman"/>
-          <w:sz w:val="24"/>
-          <w:szCs w:val="24"/>
-        </w:rPr>
-        <w:t>50</w:t>
-      </w:r>
-      <w:r>
-        <w:rPr>
-          <w:rFonts w:ascii="Times New Roman" w:hAnsi="Times New Roman" w:cs="Times New Roman"/>
-          <w:sz w:val="24"/>
-          <w:szCs w:val="24"/>
-        </w:rPr>
-        <w:t>% в сторону</w:t>
-      </w:r>
-      <w:r>
-        <w:rPr>
-          <w:rFonts w:ascii="Times New Roman" w:hAnsi="Times New Roman" w:cs="Times New Roman"/>
-          <w:sz w:val="24"/>
-          <w:szCs w:val="24"/>
-        </w:rPr>
-        <w:t xml:space="preserve"> </w:t>
-      </w:r>
-      <w:r>
-        <w:rPr>
-          <w:rFonts w:ascii="Times New Roman" w:hAnsi="Times New Roman" w:cs="Times New Roman"/>
-          <w:sz w:val="24"/>
-          <w:szCs w:val="24"/>
-        </w:rPr>
-        <w:t>генерал-резидента</w:t>
-      </w:r>
-      <w:r>
-        <w:rPr>
-          <w:rFonts w:ascii="Times New Roman" w:hAnsi="Times New Roman" w:cs="Times New Roman"/>
-          <w:sz w:val="24"/>
-          <w:szCs w:val="24"/>
-        </w:rPr>
-        <w:t xml:space="preserve">: </w:t>
-      </w:r>
-    </w:p>
-    <w:p>
-      <w:pPr>
-        <w:rPr>
-          <w:rFonts w:ascii="Times New Roman" w:hAnsi="Times New Roman" w:cs="Times New Roman"/>
-          <w:sz w:val="24"/>
-          <w:szCs w:val="24"/>
-        </w:rPr>
-      </w:pPr>
-      <w:r>
-        <w:rPr>
-          <w:rFonts w:ascii="Times New Roman" w:hAnsi="Times New Roman" w:cs="Times New Roman"/>
-          <w:sz w:val="24"/>
-          <w:szCs w:val="24"/>
-        </w:rPr>
-        <w:t xml:space="preserve">Эффект при </w:t>
-      </w:r>
-      <w:r>
-        <w:rPr>
-          <w:rFonts w:ascii="Times New Roman" w:hAnsi="Times New Roman" w:cs="Times New Roman"/>
-          <w:sz w:val="24"/>
-          <w:szCs w:val="24"/>
-        </w:rPr>
-        <w:t>25</w:t>
-      </w:r>
-      <w:r>
-        <w:rPr>
-          <w:rFonts w:ascii="Times New Roman" w:hAnsi="Times New Roman" w:cs="Times New Roman"/>
-          <w:sz w:val="24"/>
-          <w:szCs w:val="24"/>
-        </w:rPr>
-        <w:t>% в сторону</w:t>
-      </w:r>
-      <w:r>
-        <w:rPr>
-          <w:rFonts w:ascii="Times New Roman" w:hAnsi="Times New Roman" w:cs="Times New Roman"/>
-          <w:sz w:val="24"/>
-          <w:szCs w:val="24"/>
-        </w:rPr>
-        <w:t xml:space="preserve"> </w:t>
-      </w:r>
-      <w:r>
-        <w:rPr>
-          <w:rFonts w:ascii="Times New Roman" w:hAnsi="Times New Roman" w:cs="Times New Roman"/>
-          <w:sz w:val="24"/>
-          <w:szCs w:val="24"/>
-        </w:rPr>
-        <w:t>генерал-резидента</w:t>
-      </w:r>
-      <w:r>
-        <w:rPr>
-          <w:rFonts w:ascii="Times New Roman" w:hAnsi="Times New Roman" w:cs="Times New Roman"/>
-          <w:sz w:val="24"/>
-          <w:szCs w:val="24"/>
-        </w:rPr>
-        <w:t xml:space="preserve">: </w:t>
-      </w:r>
-    </w:p>
-    <w:p>
-      <w:pPr>
-        <w:rPr>
-          <w:rFonts w:ascii="Times New Roman" w:hAnsi="Times New Roman" w:cs="Times New Roman"/>
-          <w:sz w:val="24"/>
-          <w:szCs w:val="24"/>
-        </w:rPr>
-      </w:pPr>
-    </w:p>
-    <w:p>
-      <w:pPr>
-        <w:rPr>
-          <w:rFonts w:ascii="Times New Roman" w:hAnsi="Times New Roman" w:cs="Times New Roman"/>
-          <w:sz w:val="24"/>
-          <w:szCs w:val="24"/>
-        </w:rPr>
-      </w:pPr>
-      <w:r>
-        <w:rPr>
-          <w:rFonts w:ascii="Times New Roman" w:hAnsi="Times New Roman" w:cs="Times New Roman"/>
-          <w:sz w:val="24"/>
-          <w:szCs w:val="24"/>
-        </w:rPr>
-        <w:t>Р</w:t>
-      </w:r>
-      <w:r>
-        <w:rPr>
-          <w:rFonts w:ascii="Times New Roman" w:hAnsi="Times New Roman" w:cs="Times New Roman"/>
-          <w:sz w:val="24"/>
-          <w:szCs w:val="24"/>
-        </w:rPr>
-        <w:t>ешения</w:t>
-      </w:r>
-      <w:r>
-        <w:rPr>
-          <w:rFonts w:ascii="Times New Roman" w:hAnsi="Times New Roman" w:cs="Times New Roman"/>
-          <w:sz w:val="24"/>
-          <w:szCs w:val="24"/>
-        </w:rPr>
-        <w:t xml:space="preserve"> короля</w:t>
-      </w:r>
-      <w:r>
-        <w:rPr>
-          <w:rFonts w:ascii="Times New Roman" w:hAnsi="Times New Roman" w:cs="Times New Roman"/>
-          <w:sz w:val="24"/>
-          <w:szCs w:val="24"/>
-        </w:rPr>
-        <w:t>:</w:t>
-      </w:r>
-    </w:p>
-    <w:p>
-      <w:pPr>
-        <w:rPr>
-          <w:rFonts w:ascii="Times New Roman" w:hAnsi="Times New Roman" w:cs="Times New Roman"/>
-          <w:sz w:val="24"/>
-          <w:szCs w:val="24"/>
-        </w:rPr>
-      </w:pPr>
-      <w:r>
-        <w:rPr>
-          <w:rFonts w:ascii="Times New Roman" w:hAnsi="Times New Roman" w:cs="Times New Roman"/>
-          <w:sz w:val="24"/>
-          <w:szCs w:val="24"/>
-        </w:rPr>
-        <w:t xml:space="preserve">1. </w:t>
-      </w:r>
-      <w:r>
-        <w:rPr>
-          <w:rFonts w:ascii="Times New Roman" w:hAnsi="Times New Roman" w:cs="Times New Roman"/>
-          <w:sz w:val="24"/>
-          <w:szCs w:val="24"/>
-        </w:rPr>
-        <w:t>Вернуть контроль над внутренним порядком в стране</w:t>
-      </w:r>
-    </w:p>
-    <w:p>
-      <w:pPr>
-        <w:rPr>
-          <w:rFonts w:ascii="Times New Roman" w:hAnsi="Times New Roman" w:cs="Times New Roman"/>
-          <w:sz w:val="24"/>
-          <w:szCs w:val="24"/>
-        </w:rPr>
-      </w:pPr>
-      <w:r>
-        <w:rPr>
-          <w:rFonts w:ascii="Times New Roman" w:hAnsi="Times New Roman" w:cs="Times New Roman"/>
-          <w:sz w:val="24"/>
-          <w:szCs w:val="24"/>
-        </w:rPr>
-        <w:t>Требования</w:t>
-      </w:r>
-      <w:proofErr w:type="gramStart"/>
-      <w:r>
-        <w:rPr>
-          <w:rFonts w:ascii="Times New Roman" w:hAnsi="Times New Roman" w:cs="Times New Roman"/>
-          <w:sz w:val="24"/>
-          <w:szCs w:val="24"/>
-        </w:rPr>
-        <w:t>:</w:t>
-      </w:r>
-      <w:r>
-        <w:rPr>
-          <w:rFonts w:ascii="Times New Roman" w:hAnsi="Times New Roman" w:cs="Times New Roman"/>
-          <w:sz w:val="24"/>
-          <w:szCs w:val="24"/>
-        </w:rPr>
-        <w:t xml:space="preserve"> </w:t>
-      </w:r>
-      <w:r>
-        <w:rPr>
-          <w:rFonts w:ascii="Times New Roman" w:hAnsi="Times New Roman" w:cs="Times New Roman"/>
-          <w:sz w:val="24"/>
-          <w:szCs w:val="24"/>
-        </w:rPr>
-        <w:t>.</w:t>
-      </w:r>
-      <w:proofErr w:type="gramEnd"/>
-    </w:p>
-    <w:p>
-      <w:pPr>
-        <w:rPr>
-          <w:rFonts w:ascii="Times New Roman" w:hAnsi="Times New Roman" w:cs="Times New Roman"/>
-          <w:sz w:val="24"/>
-          <w:szCs w:val="24"/>
-        </w:rPr>
-      </w:pPr>
-      <w:r>
-        <w:rPr>
-          <w:rFonts w:ascii="Times New Roman" w:hAnsi="Times New Roman" w:cs="Times New Roman"/>
-          <w:sz w:val="24"/>
-          <w:szCs w:val="24"/>
-        </w:rPr>
-        <w:t xml:space="preserve">Стоимость: </w:t>
-      </w:r>
-    </w:p>
-    <w:p>
-      <w:pPr>
-        <w:rPr>
-          <w:rFonts w:ascii="Times New Roman" w:hAnsi="Times New Roman" w:cs="Times New Roman"/>
-          <w:sz w:val="24"/>
-          <w:szCs w:val="24"/>
-        </w:rPr>
-      </w:pPr>
-      <w:r>
-        <w:rPr>
-          <w:rFonts w:ascii="Times New Roman" w:hAnsi="Times New Roman" w:cs="Times New Roman"/>
-          <w:sz w:val="24"/>
-          <w:szCs w:val="24"/>
-        </w:rPr>
-        <w:t xml:space="preserve">Результат: </w:t>
-      </w:r>
-    </w:p>
-    <w:p>
-      <w:pPr>
-        <w:rPr>
-          <w:rFonts w:ascii="Times New Roman" w:hAnsi="Times New Roman" w:cs="Times New Roman"/>
-          <w:sz w:val="24"/>
-          <w:szCs w:val="24"/>
-        </w:rPr>
-      </w:pPr>
-      <w:r>
-        <w:rPr>
-          <w:rFonts w:ascii="Times New Roman" w:hAnsi="Times New Roman" w:cs="Times New Roman"/>
-          <w:sz w:val="24"/>
-          <w:szCs w:val="24"/>
-        </w:rPr>
-        <w:lastRenderedPageBreak/>
-        <w:t>2</w:t>
-      </w:r>
-      <w:r>
-        <w:rPr>
-          <w:rFonts w:ascii="Times New Roman" w:hAnsi="Times New Roman" w:cs="Times New Roman"/>
-          <w:sz w:val="24"/>
-          <w:szCs w:val="24"/>
-        </w:rPr>
-        <w:t xml:space="preserve">. </w:t>
-      </w:r>
-      <w:r>
-        <w:rPr>
-          <w:rFonts w:ascii="Times New Roman" w:hAnsi="Times New Roman" w:cs="Times New Roman"/>
-          <w:sz w:val="24"/>
-          <w:szCs w:val="24"/>
-        </w:rPr>
-        <w:t xml:space="preserve">Вернуть контроль над </w:t>
-      </w:r>
-      <w:r>
-        <w:rPr>
-          <w:rFonts w:ascii="Times New Roman" w:hAnsi="Times New Roman" w:cs="Times New Roman"/>
-          <w:sz w:val="24"/>
-          <w:szCs w:val="24"/>
-        </w:rPr>
-        <w:t>внешними связями</w:t>
-      </w:r>
-    </w:p>
-    <w:p>
-      <w:pPr>
-        <w:rPr>
-          <w:rFonts w:ascii="Times New Roman" w:hAnsi="Times New Roman" w:cs="Times New Roman"/>
-          <w:sz w:val="24"/>
-          <w:szCs w:val="24"/>
-        </w:rPr>
-      </w:pPr>
-      <w:r>
-        <w:rPr>
-          <w:rFonts w:ascii="Times New Roman" w:hAnsi="Times New Roman" w:cs="Times New Roman"/>
-          <w:sz w:val="24"/>
-          <w:szCs w:val="24"/>
-        </w:rPr>
-        <w:t>Требования</w:t>
-      </w:r>
-      <w:proofErr w:type="gramStart"/>
-      <w:r>
-        <w:rPr>
-          <w:rFonts w:ascii="Times New Roman" w:hAnsi="Times New Roman" w:cs="Times New Roman"/>
-          <w:sz w:val="24"/>
-          <w:szCs w:val="24"/>
-        </w:rPr>
-        <w:t>:</w:t>
-      </w:r>
-      <w:r>
-        <w:rPr>
-          <w:rFonts w:ascii="Times New Roman" w:hAnsi="Times New Roman" w:cs="Times New Roman"/>
-          <w:sz w:val="24"/>
-          <w:szCs w:val="24"/>
-        </w:rPr>
-        <w:t xml:space="preserve"> </w:t>
-      </w:r>
-      <w:r>
-        <w:rPr>
-          <w:rFonts w:ascii="Times New Roman" w:hAnsi="Times New Roman" w:cs="Times New Roman"/>
-          <w:sz w:val="24"/>
-          <w:szCs w:val="24"/>
-        </w:rPr>
-        <w:t>.</w:t>
-      </w:r>
-      <w:proofErr w:type="gramEnd"/>
-    </w:p>
-    <w:p>
-      <w:pPr>
-        <w:rPr>
-          <w:rFonts w:ascii="Times New Roman" w:hAnsi="Times New Roman" w:cs="Times New Roman"/>
-          <w:sz w:val="24"/>
-          <w:szCs w:val="24"/>
-        </w:rPr>
-      </w:pPr>
-      <w:r>
-        <w:rPr>
-          <w:rFonts w:ascii="Times New Roman" w:hAnsi="Times New Roman" w:cs="Times New Roman"/>
-          <w:sz w:val="24"/>
-          <w:szCs w:val="24"/>
-        </w:rPr>
-        <w:t xml:space="preserve">Стоимость: </w:t>
-      </w:r>
-    </w:p>
-    <w:p>
-      <w:pPr>
-        <w:rPr>
-          <w:rFonts w:ascii="Times New Roman" w:hAnsi="Times New Roman" w:cs="Times New Roman"/>
-          <w:sz w:val="24"/>
-          <w:szCs w:val="24"/>
-        </w:rPr>
-      </w:pPr>
-      <w:r>
-        <w:rPr>
-          <w:rFonts w:ascii="Times New Roman" w:hAnsi="Times New Roman" w:cs="Times New Roman"/>
-          <w:sz w:val="24"/>
-          <w:szCs w:val="24"/>
-        </w:rPr>
-        <w:t xml:space="preserve">Результат: </w:t>
-      </w:r>
-    </w:p>
-    <w:p>
-      <w:pPr>
-        <w:rPr>
-          <w:rFonts w:ascii="Times New Roman" w:hAnsi="Times New Roman" w:cs="Times New Roman"/>
-          <w:sz w:val="24"/>
-          <w:szCs w:val="24"/>
-        </w:rPr>
-      </w:pPr>
-      <w:r>
-        <w:rPr>
-          <w:rFonts w:ascii="Times New Roman" w:hAnsi="Times New Roman" w:cs="Times New Roman"/>
-          <w:sz w:val="24"/>
-          <w:szCs w:val="24"/>
-        </w:rPr>
-        <w:t>3</w:t>
-      </w:r>
-      <w:r>
-        <w:rPr>
-          <w:rFonts w:ascii="Times New Roman" w:hAnsi="Times New Roman" w:cs="Times New Roman"/>
-          <w:sz w:val="24"/>
-          <w:szCs w:val="24"/>
-        </w:rPr>
-        <w:t xml:space="preserve">. </w:t>
-      </w:r>
-      <w:r>
-        <w:rPr>
-          <w:rFonts w:ascii="Times New Roman" w:hAnsi="Times New Roman" w:cs="Times New Roman"/>
-          <w:sz w:val="24"/>
-          <w:szCs w:val="24"/>
-        </w:rPr>
-        <w:t>Вернуть контроль над армией</w:t>
-      </w:r>
-    </w:p>
-    <w:p>
-      <w:pPr>
-        <w:rPr>
-          <w:rFonts w:ascii="Times New Roman" w:hAnsi="Times New Roman" w:cs="Times New Roman"/>
-          <w:sz w:val="24"/>
-          <w:szCs w:val="24"/>
-        </w:rPr>
-      </w:pPr>
-      <w:r>
-        <w:rPr>
-          <w:rFonts w:ascii="Times New Roman" w:hAnsi="Times New Roman" w:cs="Times New Roman"/>
-          <w:sz w:val="24"/>
-          <w:szCs w:val="24"/>
-        </w:rPr>
-        <w:t>Требования</w:t>
-      </w:r>
-      <w:proofErr w:type="gramStart"/>
-      <w:r>
-        <w:rPr>
-          <w:rFonts w:ascii="Times New Roman" w:hAnsi="Times New Roman" w:cs="Times New Roman"/>
-          <w:sz w:val="24"/>
-          <w:szCs w:val="24"/>
-        </w:rPr>
-        <w:t>:</w:t>
-      </w:r>
-      <w:r>
-        <w:rPr>
-          <w:rFonts w:ascii="Times New Roman" w:hAnsi="Times New Roman" w:cs="Times New Roman"/>
-          <w:sz w:val="24"/>
-          <w:szCs w:val="24"/>
-        </w:rPr>
-        <w:t xml:space="preserve"> </w:t>
-      </w:r>
-      <w:r>
-        <w:rPr>
-          <w:rFonts w:ascii="Times New Roman" w:hAnsi="Times New Roman" w:cs="Times New Roman"/>
-          <w:sz w:val="24"/>
-          <w:szCs w:val="24"/>
-        </w:rPr>
-        <w:t>.</w:t>
-      </w:r>
-      <w:proofErr w:type="gramEnd"/>
-    </w:p>
-    <w:p>
-      <w:pPr>
-        <w:rPr>
-          <w:rFonts w:ascii="Times New Roman" w:hAnsi="Times New Roman" w:cs="Times New Roman"/>
-          <w:sz w:val="24"/>
-          <w:szCs w:val="24"/>
-        </w:rPr>
-      </w:pPr>
-      <w:r>
-        <w:rPr>
-          <w:rFonts w:ascii="Times New Roman" w:hAnsi="Times New Roman" w:cs="Times New Roman"/>
-          <w:sz w:val="24"/>
-          <w:szCs w:val="24"/>
-        </w:rPr>
-        <w:t xml:space="preserve">Стоимость: </w:t>
-      </w:r>
-    </w:p>
-    <w:p>
-      <w:pPr>
-        <w:rPr>
-          <w:rFonts w:ascii="Times New Roman" w:hAnsi="Times New Roman" w:cs="Times New Roman"/>
-          <w:sz w:val="24"/>
-          <w:szCs w:val="24"/>
-        </w:rPr>
-      </w:pPr>
-      <w:r>
-        <w:rPr>
-          <w:rFonts w:ascii="Times New Roman" w:hAnsi="Times New Roman" w:cs="Times New Roman"/>
-          <w:sz w:val="24"/>
-          <w:szCs w:val="24"/>
-        </w:rPr>
-        <w:t xml:space="preserve">Результат: </w:t>
-      </w:r>
-    </w:p>
-    <w:p>
-      <w:pPr>
-        <w:rPr>
-          <w:rFonts w:ascii="Times New Roman" w:hAnsi="Times New Roman" w:cs="Times New Roman"/>
-          <w:sz w:val="24"/>
-          <w:szCs w:val="24"/>
-        </w:rPr>
-      </w:pPr>
-      <w:r>
-        <w:rPr>
-          <w:rFonts w:ascii="Times New Roman" w:hAnsi="Times New Roman" w:cs="Times New Roman"/>
-          <w:sz w:val="24"/>
-          <w:szCs w:val="24"/>
-        </w:rPr>
-        <w:t>4</w:t>
-      </w:r>
-      <w:r>
-        <w:rPr>
-          <w:rFonts w:ascii="Times New Roman" w:hAnsi="Times New Roman" w:cs="Times New Roman"/>
-          <w:sz w:val="24"/>
-          <w:szCs w:val="24"/>
-        </w:rPr>
-        <w:t xml:space="preserve">. </w:t>
-      </w:r>
-      <w:r>
-        <w:rPr>
-          <w:rFonts w:ascii="Times New Roman" w:hAnsi="Times New Roman" w:cs="Times New Roman"/>
-          <w:sz w:val="24"/>
-          <w:szCs w:val="24"/>
-        </w:rPr>
-        <w:t xml:space="preserve">Вернуть контроль над </w:t>
-      </w:r>
-      <w:r>
-        <w:rPr>
-          <w:rFonts w:ascii="Times New Roman" w:hAnsi="Times New Roman" w:cs="Times New Roman"/>
-          <w:sz w:val="24"/>
-          <w:szCs w:val="24"/>
-        </w:rPr>
-        <w:t>экономикой</w:t>
-      </w:r>
-    </w:p>
-    <w:p>
-      <w:pPr>
-        <w:rPr>
-          <w:rFonts w:ascii="Times New Roman" w:hAnsi="Times New Roman" w:cs="Times New Roman"/>
-          <w:sz w:val="24"/>
-          <w:szCs w:val="24"/>
-        </w:rPr>
-      </w:pPr>
-      <w:r>
-        <w:rPr>
-          <w:rFonts w:ascii="Times New Roman" w:hAnsi="Times New Roman" w:cs="Times New Roman"/>
-          <w:sz w:val="24"/>
-          <w:szCs w:val="24"/>
-        </w:rPr>
-        <w:t>Требования</w:t>
-      </w:r>
-      <w:proofErr w:type="gramStart"/>
-      <w:r>
-        <w:rPr>
-          <w:rFonts w:ascii="Times New Roman" w:hAnsi="Times New Roman" w:cs="Times New Roman"/>
-          <w:sz w:val="24"/>
-          <w:szCs w:val="24"/>
-        </w:rPr>
-        <w:t>:</w:t>
-      </w:r>
-      <w:r>
-        <w:rPr>
-          <w:rFonts w:ascii="Times New Roman" w:hAnsi="Times New Roman" w:cs="Times New Roman"/>
-          <w:sz w:val="24"/>
-          <w:szCs w:val="24"/>
-        </w:rPr>
-        <w:t xml:space="preserve"> </w:t>
-      </w:r>
-      <w:r>
-        <w:rPr>
-          <w:rFonts w:ascii="Times New Roman" w:hAnsi="Times New Roman" w:cs="Times New Roman"/>
-          <w:sz w:val="24"/>
-          <w:szCs w:val="24"/>
-        </w:rPr>
-        <w:t>.</w:t>
-      </w:r>
-      <w:proofErr w:type="gramEnd"/>
-    </w:p>
-    <w:p>
-      <w:pPr>
-        <w:rPr>
-          <w:rFonts w:ascii="Times New Roman" w:hAnsi="Times New Roman" w:cs="Times New Roman"/>
-          <w:sz w:val="24"/>
-          <w:szCs w:val="24"/>
-        </w:rPr>
-      </w:pPr>
-      <w:r>
-        <w:rPr>
-          <w:rFonts w:ascii="Times New Roman" w:hAnsi="Times New Roman" w:cs="Times New Roman"/>
-          <w:sz w:val="24"/>
-          <w:szCs w:val="24"/>
-        </w:rPr>
-        <w:t xml:space="preserve">Стоимость: </w:t>
-      </w:r>
-    </w:p>
-    <w:p>
-      <w:pPr>
-        <w:rPr>
-          <w:rFonts w:ascii="Times New Roman" w:hAnsi="Times New Roman" w:cs="Times New Roman"/>
-          <w:sz w:val="24"/>
-          <w:szCs w:val="24"/>
-        </w:rPr>
-      </w:pPr>
-      <w:r>
-        <w:rPr>
-          <w:rFonts w:ascii="Times New Roman" w:hAnsi="Times New Roman" w:cs="Times New Roman"/>
-          <w:sz w:val="24"/>
-          <w:szCs w:val="24"/>
-        </w:rPr>
-        <w:t xml:space="preserve">Результат: </w:t>
-      </w:r>
-    </w:p>
-    <w:p>
-      <w:pPr>
-        <w:rPr>
-          <w:rFonts w:ascii="Times New Roman" w:hAnsi="Times New Roman" w:cs="Times New Roman"/>
-          <w:sz w:val="24"/>
-          <w:szCs w:val="24"/>
-        </w:rPr>
-      </w:pPr>
-      <w:r>
-        <w:rPr>
-          <w:rFonts w:ascii="Times New Roman" w:hAnsi="Times New Roman" w:cs="Times New Roman"/>
-          <w:sz w:val="24"/>
-          <w:szCs w:val="24"/>
-        </w:rPr>
-        <w:t>5</w:t>
-      </w:r>
-      <w:r>
-        <w:rPr>
-          <w:rFonts w:ascii="Times New Roman" w:hAnsi="Times New Roman" w:cs="Times New Roman"/>
-          <w:sz w:val="24"/>
-          <w:szCs w:val="24"/>
-        </w:rPr>
-        <w:t xml:space="preserve">. </w:t>
-      </w:r>
-      <w:r>
-        <w:rPr>
-          <w:rFonts w:ascii="Times New Roman" w:hAnsi="Times New Roman" w:cs="Times New Roman"/>
-          <w:sz w:val="24"/>
-          <w:szCs w:val="24"/>
-        </w:rPr>
-        <w:t xml:space="preserve">Вернуть </w:t>
-      </w:r>
-      <w:r>
-        <w:rPr>
-          <w:rFonts w:ascii="Times New Roman" w:hAnsi="Times New Roman" w:cs="Times New Roman"/>
-          <w:sz w:val="24"/>
-          <w:szCs w:val="24"/>
-        </w:rPr>
-        <w:t>право законодательной инициативы</w:t>
-      </w:r>
-    </w:p>
-    <w:p>
-      <w:pPr>
-        <w:rPr>
-          <w:rFonts w:ascii="Times New Roman" w:hAnsi="Times New Roman" w:cs="Times New Roman"/>
-          <w:sz w:val="24"/>
-          <w:szCs w:val="24"/>
-        </w:rPr>
-      </w:pPr>
-      <w:r>
-        <w:rPr>
-          <w:rFonts w:ascii="Times New Roman" w:hAnsi="Times New Roman" w:cs="Times New Roman"/>
-          <w:sz w:val="24"/>
-          <w:szCs w:val="24"/>
-        </w:rPr>
-        <w:t>Требования</w:t>
-      </w:r>
-      <w:proofErr w:type="gramStart"/>
-      <w:r>
-        <w:rPr>
-          <w:rFonts w:ascii="Times New Roman" w:hAnsi="Times New Roman" w:cs="Times New Roman"/>
-          <w:sz w:val="24"/>
-          <w:szCs w:val="24"/>
-        </w:rPr>
-        <w:t>:</w:t>
-      </w:r>
-      <w:r>
-        <w:rPr>
-          <w:rFonts w:ascii="Times New Roman" w:hAnsi="Times New Roman" w:cs="Times New Roman"/>
-          <w:sz w:val="24"/>
-          <w:szCs w:val="24"/>
-        </w:rPr>
-        <w:t xml:space="preserve"> </w:t>
-      </w:r>
-      <w:r>
-        <w:rPr>
-          <w:rFonts w:ascii="Times New Roman" w:hAnsi="Times New Roman" w:cs="Times New Roman"/>
-          <w:sz w:val="24"/>
-          <w:szCs w:val="24"/>
-        </w:rPr>
-        <w:t>.</w:t>
-      </w:r>
-      <w:proofErr w:type="gramEnd"/>
-    </w:p>
-    <w:p>
-      <w:pPr>
-        <w:rPr>
-          <w:rFonts w:ascii="Times New Roman" w:hAnsi="Times New Roman" w:cs="Times New Roman"/>
-          <w:sz w:val="24"/>
-          <w:szCs w:val="24"/>
-        </w:rPr>
-      </w:pPr>
-      <w:r>
-        <w:rPr>
-          <w:rFonts w:ascii="Times New Roman" w:hAnsi="Times New Roman" w:cs="Times New Roman"/>
-          <w:sz w:val="24"/>
-          <w:szCs w:val="24"/>
-        </w:rPr>
-        <w:t xml:space="preserve">Стоимость: </w:t>
-      </w:r>
-    </w:p>
-    <w:p>
-      <w:pPr>
-        <w:rPr>
-          <w:rFonts w:ascii="Times New Roman" w:hAnsi="Times New Roman" w:cs="Times New Roman"/>
-          <w:sz w:val="24"/>
-          <w:szCs w:val="24"/>
-        </w:rPr>
-      </w:pPr>
-      <w:r>
-        <w:rPr>
-          <w:rFonts w:ascii="Times New Roman" w:hAnsi="Times New Roman" w:cs="Times New Roman"/>
-          <w:sz w:val="24"/>
-          <w:szCs w:val="24"/>
-        </w:rPr>
-        <w:t xml:space="preserve">Результат: </w:t>
-      </w:r>
-    </w:p>
-    <w:p>
-      <w:pPr>
-        <w:rPr>
-          <w:rFonts w:ascii="Times New Roman" w:hAnsi="Times New Roman" w:cs="Times New Roman"/>
-          <w:sz w:val="24"/>
-          <w:szCs w:val="24"/>
-        </w:rPr>
-      </w:pPr>
-    </w:p>
-    <w:p>
-      <w:pPr>
-        <w:rPr>
-          <w:rFonts w:ascii="Times New Roman" w:hAnsi="Times New Roman" w:cs="Times New Roman"/>
-          <w:sz w:val="24"/>
-          <w:szCs w:val="24"/>
-        </w:rPr>
-      </w:pPr>
-      <w:r>
-        <w:rPr>
-          <w:rFonts w:ascii="Times New Roman" w:hAnsi="Times New Roman" w:cs="Times New Roman"/>
-          <w:sz w:val="24"/>
-          <w:szCs w:val="24"/>
-        </w:rPr>
-        <w:t>Р</w:t>
-      </w:r>
-      <w:r>
-        <w:rPr>
-          <w:rFonts w:ascii="Times New Roman" w:hAnsi="Times New Roman" w:cs="Times New Roman"/>
-          <w:sz w:val="24"/>
-          <w:szCs w:val="24"/>
-        </w:rPr>
-        <w:t>ешения</w:t>
-      </w:r>
-      <w:r>
-        <w:rPr>
-          <w:rFonts w:ascii="Times New Roman" w:hAnsi="Times New Roman" w:cs="Times New Roman"/>
-          <w:sz w:val="24"/>
-          <w:szCs w:val="24"/>
-        </w:rPr>
-        <w:t xml:space="preserve"> </w:t>
-      </w:r>
-      <w:r>
-        <w:rPr>
-          <w:rFonts w:ascii="Times New Roman" w:hAnsi="Times New Roman" w:cs="Times New Roman"/>
-          <w:sz w:val="24"/>
-          <w:szCs w:val="24"/>
-        </w:rPr>
-        <w:t>генерал-резидента</w:t>
-      </w:r>
-      <w:r>
-        <w:rPr>
-          <w:rFonts w:ascii="Times New Roman" w:hAnsi="Times New Roman" w:cs="Times New Roman"/>
-          <w:sz w:val="24"/>
-          <w:szCs w:val="24"/>
-        </w:rPr>
-        <w:t>:</w:t>
-      </w:r>
-    </w:p>
-    <w:p>
-      <w:pPr>
-        <w:rPr>
-          <w:rFonts w:ascii="Times New Roman" w:hAnsi="Times New Roman" w:cs="Times New Roman"/>
-          <w:sz w:val="24"/>
-          <w:szCs w:val="24"/>
-        </w:rPr>
-      </w:pPr>
-      <w:r>
-        <w:rPr>
-          <w:rFonts w:ascii="Times New Roman" w:hAnsi="Times New Roman" w:cs="Times New Roman"/>
-          <w:sz w:val="24"/>
-          <w:szCs w:val="24"/>
-        </w:rPr>
-        <w:t xml:space="preserve">1. </w:t>
-      </w:r>
-      <w:r>
-        <w:rPr>
-          <w:rFonts w:ascii="Times New Roman" w:hAnsi="Times New Roman" w:cs="Times New Roman"/>
-          <w:sz w:val="24"/>
-          <w:szCs w:val="24"/>
-        </w:rPr>
-        <w:t>Лишить короля исполнительной власти</w:t>
-      </w:r>
-    </w:p>
-    <w:p>
-      <w:pPr>
-        <w:rPr>
-          <w:rFonts w:ascii="Times New Roman" w:hAnsi="Times New Roman" w:cs="Times New Roman"/>
-          <w:sz w:val="24"/>
-          <w:szCs w:val="24"/>
-        </w:rPr>
-      </w:pPr>
-      <w:r>
-        <w:rPr>
-          <w:rFonts w:ascii="Times New Roman" w:hAnsi="Times New Roman" w:cs="Times New Roman"/>
-          <w:sz w:val="24"/>
-          <w:szCs w:val="24"/>
-        </w:rPr>
-        <w:t>Требования</w:t>
-      </w:r>
-      <w:proofErr w:type="gramStart"/>
-      <w:r>
-        <w:rPr>
-          <w:rFonts w:ascii="Times New Roman" w:hAnsi="Times New Roman" w:cs="Times New Roman"/>
-          <w:sz w:val="24"/>
-          <w:szCs w:val="24"/>
-        </w:rPr>
-        <w:t>:</w:t>
-      </w:r>
-      <w:r>
-        <w:rPr>
-          <w:rFonts w:ascii="Times New Roman" w:hAnsi="Times New Roman" w:cs="Times New Roman"/>
-          <w:sz w:val="24"/>
-          <w:szCs w:val="24"/>
-        </w:rPr>
-        <w:t xml:space="preserve"> </w:t>
-      </w:r>
-      <w:r>
-        <w:rPr>
-          <w:rFonts w:ascii="Times New Roman" w:hAnsi="Times New Roman" w:cs="Times New Roman"/>
-          <w:sz w:val="24"/>
-          <w:szCs w:val="24"/>
-        </w:rPr>
-        <w:t>.</w:t>
-      </w:r>
-      <w:proofErr w:type="gramEnd"/>
-    </w:p>
-    <w:p>
-      <w:pPr>
-        <w:rPr>
-          <w:rFonts w:ascii="Times New Roman" w:hAnsi="Times New Roman" w:cs="Times New Roman"/>
-          <w:sz w:val="24"/>
-          <w:szCs w:val="24"/>
-        </w:rPr>
-      </w:pPr>
-      <w:r>
-        <w:rPr>
-          <w:rFonts w:ascii="Times New Roman" w:hAnsi="Times New Roman" w:cs="Times New Roman"/>
-          <w:sz w:val="24"/>
-          <w:szCs w:val="24"/>
-        </w:rPr>
-        <w:t xml:space="preserve">Стоимость: </w:t>
-      </w:r>
-    </w:p>
-    <w:p>
-      <w:pPr>
-        <w:rPr>
-          <w:rFonts w:ascii="Times New Roman" w:hAnsi="Times New Roman" w:cs="Times New Roman"/>
-          <w:sz w:val="24"/>
-          <w:szCs w:val="24"/>
-        </w:rPr>
-      </w:pPr>
-      <w:r>
-        <w:rPr>
-          <w:rFonts w:ascii="Times New Roman" w:hAnsi="Times New Roman" w:cs="Times New Roman"/>
-          <w:sz w:val="24"/>
-          <w:szCs w:val="24"/>
-        </w:rPr>
-        <w:t xml:space="preserve">Результат: </w:t>
-      </w:r>
-    </w:p>
-    <w:p>
-      <w:pPr>
-        <w:rPr>
-          <w:rFonts w:ascii="Times New Roman" w:hAnsi="Times New Roman" w:cs="Times New Roman"/>
-          <w:sz w:val="24"/>
-          <w:szCs w:val="24"/>
-        </w:rPr>
-      </w:pPr>
-      <w:r>
-        <w:rPr>
-          <w:rFonts w:ascii="Times New Roman" w:hAnsi="Times New Roman" w:cs="Times New Roman"/>
-          <w:sz w:val="24"/>
-          <w:szCs w:val="24"/>
-        </w:rPr>
-        <w:t>2</w:t>
-      </w:r>
-      <w:r>
-        <w:rPr>
-          <w:rFonts w:ascii="Times New Roman" w:hAnsi="Times New Roman" w:cs="Times New Roman"/>
-          <w:sz w:val="24"/>
-          <w:szCs w:val="24"/>
-        </w:rPr>
-        <w:t xml:space="preserve">. </w:t>
-      </w:r>
-      <w:r>
-        <w:rPr>
-          <w:rFonts w:ascii="Times New Roman" w:hAnsi="Times New Roman" w:cs="Times New Roman"/>
-          <w:sz w:val="24"/>
-          <w:szCs w:val="24"/>
-        </w:rPr>
-        <w:t xml:space="preserve">Лишить короля </w:t>
-      </w:r>
-      <w:r>
-        <w:rPr>
-          <w:rFonts w:ascii="Times New Roman" w:hAnsi="Times New Roman" w:cs="Times New Roman"/>
-          <w:sz w:val="24"/>
-          <w:szCs w:val="24"/>
-        </w:rPr>
-        <w:t>судебной</w:t>
-      </w:r>
-      <w:r>
-        <w:rPr>
-          <w:rFonts w:ascii="Times New Roman" w:hAnsi="Times New Roman" w:cs="Times New Roman"/>
-          <w:sz w:val="24"/>
-          <w:szCs w:val="24"/>
-        </w:rPr>
-        <w:t xml:space="preserve"> власти</w:t>
-      </w:r>
-    </w:p>
-    <w:p>
-      <w:pPr>
-        <w:rPr>
-          <w:rFonts w:ascii="Times New Roman" w:hAnsi="Times New Roman" w:cs="Times New Roman"/>
-          <w:sz w:val="24"/>
-          <w:szCs w:val="24"/>
-        </w:rPr>
-      </w:pPr>
-      <w:r>
-        <w:rPr>
-          <w:rFonts w:ascii="Times New Roman" w:hAnsi="Times New Roman" w:cs="Times New Roman"/>
-          <w:sz w:val="24"/>
-          <w:szCs w:val="24"/>
-        </w:rPr>
-        <w:t>Требования</w:t>
-      </w:r>
-      <w:proofErr w:type="gramStart"/>
-      <w:r>
-        <w:rPr>
-          <w:rFonts w:ascii="Times New Roman" w:hAnsi="Times New Roman" w:cs="Times New Roman"/>
-          <w:sz w:val="24"/>
-          <w:szCs w:val="24"/>
-        </w:rPr>
-        <w:t>:</w:t>
-      </w:r>
-      <w:r>
-        <w:rPr>
-          <w:rFonts w:ascii="Times New Roman" w:hAnsi="Times New Roman" w:cs="Times New Roman"/>
-          <w:sz w:val="24"/>
-          <w:szCs w:val="24"/>
-        </w:rPr>
-        <w:t xml:space="preserve"> </w:t>
-      </w:r>
-      <w:r>
-        <w:rPr>
-          <w:rFonts w:ascii="Times New Roman" w:hAnsi="Times New Roman" w:cs="Times New Roman"/>
-          <w:sz w:val="24"/>
-          <w:szCs w:val="24"/>
-        </w:rPr>
-        <w:t>.</w:t>
-      </w:r>
-      <w:proofErr w:type="gramEnd"/>
-    </w:p>
-    <w:p>
-      <w:pPr>
-        <w:rPr>
-          <w:rFonts w:ascii="Times New Roman" w:hAnsi="Times New Roman" w:cs="Times New Roman"/>
-          <w:sz w:val="24"/>
-          <w:szCs w:val="24"/>
-        </w:rPr>
-      </w:pPr>
-      <w:r>
-        <w:rPr>
-          <w:rFonts w:ascii="Times New Roman" w:hAnsi="Times New Roman" w:cs="Times New Roman"/>
-          <w:sz w:val="24"/>
-          <w:szCs w:val="24"/>
-        </w:rPr>
-        <w:t xml:space="preserve">Стоимость: </w:t>
-      </w:r>
-    </w:p>
-    <w:p>
-      <w:pPr>
-        <w:rPr>
-          <w:rFonts w:ascii="Times New Roman" w:hAnsi="Times New Roman" w:cs="Times New Roman"/>
-          <w:sz w:val="24"/>
-          <w:szCs w:val="24"/>
-        </w:rPr>
-      </w:pPr>
-      <w:r>
-        <w:rPr>
-          <w:rFonts w:ascii="Times New Roman" w:hAnsi="Times New Roman" w:cs="Times New Roman"/>
-          <w:sz w:val="24"/>
-          <w:szCs w:val="24"/>
-        </w:rPr>
-        <w:t xml:space="preserve">Результат: </w:t>
-      </w:r>
-    </w:p>
-    <w:p>
-      <w:pPr>
-        <w:rPr>
-          <w:rFonts w:ascii="Times New Roman" w:hAnsi="Times New Roman" w:cs="Times New Roman"/>
-          <w:sz w:val="24"/>
-          <w:szCs w:val="24"/>
-        </w:rPr>
-      </w:pPr>
-      <w:r>
-        <w:rPr>
-          <w:rFonts w:ascii="Times New Roman" w:hAnsi="Times New Roman" w:cs="Times New Roman"/>
-          <w:sz w:val="24"/>
-          <w:szCs w:val="24"/>
-        </w:rPr>
-        <w:t>3</w:t>
-      </w:r>
-      <w:r>
-        <w:rPr>
-          <w:rFonts w:ascii="Times New Roman" w:hAnsi="Times New Roman" w:cs="Times New Roman"/>
-          <w:sz w:val="24"/>
-          <w:szCs w:val="24"/>
-        </w:rPr>
-        <w:t xml:space="preserve">. </w:t>
-      </w:r>
-      <w:r>
-        <w:rPr>
-          <w:rFonts w:ascii="Times New Roman" w:hAnsi="Times New Roman" w:cs="Times New Roman"/>
-          <w:sz w:val="24"/>
-          <w:szCs w:val="24"/>
-        </w:rPr>
-        <w:t xml:space="preserve">Лишить короля </w:t>
-      </w:r>
-      <w:r>
-        <w:rPr>
-          <w:rFonts w:ascii="Times New Roman" w:hAnsi="Times New Roman" w:cs="Times New Roman"/>
-          <w:sz w:val="24"/>
-          <w:szCs w:val="24"/>
-        </w:rPr>
-        <w:t>законодательной</w:t>
-      </w:r>
-      <w:r>
-        <w:rPr>
-          <w:rFonts w:ascii="Times New Roman" w:hAnsi="Times New Roman" w:cs="Times New Roman"/>
-          <w:sz w:val="24"/>
-          <w:szCs w:val="24"/>
-        </w:rPr>
-        <w:t xml:space="preserve"> власти</w:t>
-      </w:r>
-    </w:p>
-    <w:p>
-      <w:pPr>
-        <w:rPr>
-          <w:rFonts w:ascii="Times New Roman" w:hAnsi="Times New Roman" w:cs="Times New Roman"/>
-          <w:sz w:val="24"/>
-          <w:szCs w:val="24"/>
-        </w:rPr>
-      </w:pPr>
-      <w:r>
-        <w:rPr>
-          <w:rFonts w:ascii="Times New Roman" w:hAnsi="Times New Roman" w:cs="Times New Roman"/>
-          <w:sz w:val="24"/>
-          <w:szCs w:val="24"/>
-        </w:rPr>
-        <w:t>Требования</w:t>
-      </w:r>
-      <w:proofErr w:type="gramStart"/>
-      <w:r>
-        <w:rPr>
-          <w:rFonts w:ascii="Times New Roman" w:hAnsi="Times New Roman" w:cs="Times New Roman"/>
-          <w:sz w:val="24"/>
-          <w:szCs w:val="24"/>
-        </w:rPr>
-        <w:t>:</w:t>
-      </w:r>
-      <w:r>
-        <w:rPr>
-          <w:rFonts w:ascii="Times New Roman" w:hAnsi="Times New Roman" w:cs="Times New Roman"/>
-          <w:sz w:val="24"/>
-          <w:szCs w:val="24"/>
-        </w:rPr>
-        <w:t xml:space="preserve"> </w:t>
-      </w:r>
-      <w:r>
-        <w:rPr>
-          <w:rFonts w:ascii="Times New Roman" w:hAnsi="Times New Roman" w:cs="Times New Roman"/>
-          <w:sz w:val="24"/>
-          <w:szCs w:val="24"/>
-        </w:rPr>
-        <w:t>.</w:t>
-      </w:r>
-      <w:proofErr w:type="gramEnd"/>
-    </w:p>
-    <w:p>
-      <w:pPr>
-        <w:rPr>
-          <w:rFonts w:ascii="Times New Roman" w:hAnsi="Times New Roman" w:cs="Times New Roman"/>
-          <w:sz w:val="24"/>
-          <w:szCs w:val="24"/>
-        </w:rPr>
-      </w:pPr>
-      <w:r>
-        <w:rPr>
-          <w:rFonts w:ascii="Times New Roman" w:hAnsi="Times New Roman" w:cs="Times New Roman"/>
-          <w:sz w:val="24"/>
-          <w:szCs w:val="24"/>
-        </w:rPr>
-        <w:t xml:space="preserve">Стоимость: </w:t>
-      </w:r>
-    </w:p>
-    <w:p>
-      <w:pPr>
-        <w:rPr>
-          <w:rFonts w:ascii="Times New Roman" w:hAnsi="Times New Roman" w:cs="Times New Roman"/>
-          <w:sz w:val="24"/>
-          <w:szCs w:val="24"/>
-        </w:rPr>
-      </w:pPr>
-      <w:r>
-        <w:rPr>
-          <w:rFonts w:ascii="Times New Roman" w:hAnsi="Times New Roman" w:cs="Times New Roman"/>
-          <w:sz w:val="24"/>
-          <w:szCs w:val="24"/>
-        </w:rPr>
-        <w:t xml:space="preserve">Результат: </w:t>
-      </w:r>
-    </w:p>
-    <w:p>
-      <w:pPr>
-        <w:rPr>
-          <w:rFonts w:ascii="Times New Roman" w:hAnsi="Times New Roman" w:cs="Times New Roman"/>
-          <w:sz w:val="24"/>
-          <w:szCs w:val="24"/>
-        </w:rPr>
-      </w:pPr>
-      <w:r>
-        <w:rPr>
-          <w:rFonts w:ascii="Times New Roman" w:hAnsi="Times New Roman" w:cs="Times New Roman"/>
-          <w:sz w:val="24"/>
-          <w:szCs w:val="24"/>
-        </w:rPr>
-        <w:t>4</w:t>
-      </w:r>
-      <w:r>
-        <w:rPr>
-          <w:rFonts w:ascii="Times New Roman" w:hAnsi="Times New Roman" w:cs="Times New Roman"/>
-          <w:sz w:val="24"/>
-          <w:szCs w:val="24"/>
-        </w:rPr>
-        <w:t xml:space="preserve">. </w:t>
-      </w:r>
-      <w:r>
-        <w:rPr>
-          <w:rFonts w:ascii="Times New Roman" w:hAnsi="Times New Roman" w:cs="Times New Roman"/>
-          <w:sz w:val="24"/>
-          <w:szCs w:val="24"/>
-        </w:rPr>
-        <w:t>Назначить нового духовного лидера</w:t>
-      </w:r>
-    </w:p>
-    <w:p>
-      <w:pPr>
-        <w:rPr>
-          <w:rFonts w:ascii="Times New Roman" w:hAnsi="Times New Roman" w:cs="Times New Roman"/>
-          <w:sz w:val="24"/>
-          <w:szCs w:val="24"/>
-        </w:rPr>
-      </w:pPr>
-      <w:r>
-        <w:rPr>
-          <w:rFonts w:ascii="Times New Roman" w:hAnsi="Times New Roman" w:cs="Times New Roman"/>
-          <w:sz w:val="24"/>
-          <w:szCs w:val="24"/>
-        </w:rPr>
-        <w:t>Требования</w:t>
-      </w:r>
-      <w:proofErr w:type="gramStart"/>
-      <w:r>
-        <w:rPr>
-          <w:rFonts w:ascii="Times New Roman" w:hAnsi="Times New Roman" w:cs="Times New Roman"/>
-          <w:sz w:val="24"/>
-          <w:szCs w:val="24"/>
-        </w:rPr>
-        <w:t>:</w:t>
-      </w:r>
-      <w:r>
-        <w:rPr>
-          <w:rFonts w:ascii="Times New Roman" w:hAnsi="Times New Roman" w:cs="Times New Roman"/>
-          <w:sz w:val="24"/>
-          <w:szCs w:val="24"/>
-        </w:rPr>
-        <w:t xml:space="preserve"> </w:t>
-      </w:r>
-      <w:r>
-        <w:rPr>
-          <w:rFonts w:ascii="Times New Roman" w:hAnsi="Times New Roman" w:cs="Times New Roman"/>
-          <w:sz w:val="24"/>
-          <w:szCs w:val="24"/>
-        </w:rPr>
-        <w:t>.</w:t>
-      </w:r>
-      <w:proofErr w:type="gramEnd"/>
-    </w:p>
-    <w:p>
-      <w:pPr>
-        <w:rPr>
-          <w:rFonts w:ascii="Times New Roman" w:hAnsi="Times New Roman" w:cs="Times New Roman"/>
-          <w:sz w:val="24"/>
-          <w:szCs w:val="24"/>
-        </w:rPr>
-      </w:pPr>
-      <w:r>
-        <w:rPr>
-          <w:rFonts w:ascii="Times New Roman" w:hAnsi="Times New Roman" w:cs="Times New Roman"/>
-          <w:sz w:val="24"/>
-          <w:szCs w:val="24"/>
-        </w:rPr>
-        <w:lastRenderedPageBreak/>
-        <w:t xml:space="preserve">Стоимость: </w:t>
-      </w:r>
-    </w:p>
-    <w:p>
-      <w:pPr>
-        <w:rPr>
-          <w:rFonts w:ascii="Times New Roman" w:hAnsi="Times New Roman" w:cs="Times New Roman"/>
-          <w:sz w:val="24"/>
-          <w:szCs w:val="24"/>
-        </w:rPr>
-      </w:pPr>
-      <w:r>
-        <w:rPr>
-          <w:rFonts w:ascii="Times New Roman" w:hAnsi="Times New Roman" w:cs="Times New Roman"/>
-          <w:sz w:val="24"/>
-          <w:szCs w:val="24"/>
-        </w:rPr>
-        <w:t xml:space="preserve">Результат: </w:t>
-      </w:r>
-    </w:p>
-    <w:p>
-      <w:pPr>
-        <w:rPr>
-          <w:rFonts w:ascii="Times New Roman" w:hAnsi="Times New Roman" w:cs="Times New Roman"/>
-          <w:sz w:val="24"/>
-          <w:szCs w:val="24"/>
-        </w:rPr>
-      </w:pPr>
     </w:p>
     <w:p>
       <w:pPr>
@@ -7771,15 +13499,7 @@
           <w:sz w:val="24"/>
           <w:szCs w:val="24"/>
         </w:rPr>
-        <w:t>На старте игры произойдёт событие «Настоящее протектората Марокко» (</w:t>
-      </w:r>
-      <w:r>
-        <w:rPr>
-          <w:rFonts w:ascii="Times New Roman" w:hAnsi="Times New Roman" w:cs="Times New Roman"/>
-          <w:sz w:val="24"/>
-          <w:szCs w:val="24"/>
-        </w:rPr>
-        <w:t xml:space="preserve">После установления протектората над Марокко, Мухаммед </w:t>
+        <w:t xml:space="preserve">На старте игры произойдёт событие «Настоящее протектората Марокко» (После установления протектората над Марокко, Мухаммед </w:t>
       </w:r>
       <w:r>
         <w:rPr>
@@ -7804,7 +13524,16 @@
           <w:sz w:val="24"/>
           <w:szCs w:val="24"/>
         </w:rPr>
-        <w:t>был поставлен по главе страны как самый младший, изолированный и не обученный отпрыск предыдущего короля. Очевидный выбор для тех, кто хотел с лёгкостью манипулировать молодым правителем. Однако, наш король быстро начал показывать характер, и вовсе не горя желанием безропотно подчиняться приказам неверных!</w:t>
+        <w:t xml:space="preserve">был поставлен по главе страны как самый младший, изолированный и не обученный отпрыск предыдущего короля. Очевидный выбор для тех, кто хотел с лёгкостью манипулировать молодым правителем. </w:t>
+      </w:r>
+      <w:r>
+        <w:rPr>
+          <w:rFonts w:ascii="Times New Roman" w:hAnsi="Times New Roman" w:cs="Times New Roman"/>
+          <w:sz w:val="24"/>
+          <w:szCs w:val="24"/>
+        </w:rPr>
+        <w:lastRenderedPageBreak/>
+        <w:t>Однако, наш король быстро начал показывать характер, и вовсе не горя желанием безропотно подчиняться приказам неверных!</w:t>
       </w:r>
     </w:p>
     <w:p>
@@ -7971,7 +13700,6 @@
           <w:sz w:val="24"/>
           <w:szCs w:val="24"/>
         </w:rPr>
-        <w:lastRenderedPageBreak/>
         <w:t>Согласно соглашению о протекторате, султан формально сохранил свою власть со всеми подобающими ей атрибутами уважения со стороны французов. Он также сохранил всю полноту духовной власти. Что касается исполнительной, законодательной и судебной власти, то он постепенно утрачивал контроль над ними. Фактически султан оказался пленником в своем дворце.</w:t>
       </w:r>
       <w:r>
@@ -8011,7 +13739,7 @@
 </file>
 
 <file path=word/endnotes.xml><?xml version="1.0" encoding="utf-8"?>
-<w:endnotes xmlns:wpc="http://schemas.microsoft.com/office/word/2010/wordprocessingCanvas" xmlns:cx="http://schemas.microsoft.com/office/drawing/2014/chartex" xmlns:cx1="http://schemas.microsoft.com/office/drawing/2015/9/8/chartex" xmlns:cx2="http://schemas.microsoft.com/office/drawing/2015/10/21/chartex" xmlns:cx3="http://schemas.microsoft.com/office/drawing/2016/5/9/chartex" xmlns:cx4="http://schemas.microsoft.com/office/drawing/2016/5/10/chartex" xmlns:cx5="http://schemas.microsoft.com/office/drawing/2016/5/11/chartex" xmlns:cx6="http://schemas.microsoft.com/office/drawing/2016/5/12/chartex" xmlns:cx7="http://schemas.microsoft.com/office/drawing/2016/5/13/chartex" xmlns:cx8="http://schemas.microsoft.com/office/drawing/2016/5/14/chartex" xmlns:mc="http://schemas.openxmlformats.org/markup-compatibility/2006" xmlns:aink="http://schemas.microsoft.com/office/drawing/2016/ink" xmlns:am3d="http://schemas.microsoft.com/office/drawing/2017/model3d" xmlns:o="urn:schemas-microsoft-com:office:office" xmlns:r="http://schemas.openxmlformats.org/officeDocument/2006/relationships" xmlns:m="http://schemas.openxmlformats.org/officeDocument/2006/math" xmlns:v="urn:schemas-microsoft-com:vml" xmlns:wp14="http://schemas.microsoft.com/office/word/2010/wordprocessingDrawing" xmlns:wp="http://schemas.openxmlformats.org/drawingml/2006/wordprocessingDrawing" xmlns:w10="urn:schemas-microsoft-com:office:word" xmlns:w="http://schemas.openxmlformats.org/wordprocessingml/2006/main" xmlns:w14="http://schemas.microsoft.com/office/word/2010/wordml" xmlns:w15="http://schemas.microsoft.com/office/word/2012/wordml" xmlns:w16cid="http://schemas.microsoft.com/office/word/2016/wordml/cid" xmlns:w16se="http://schemas.microsoft.com/office/word/2015/wordml/symex" xmlns:wpg="http://schemas.microsoft.com/office/word/2010/wordprocessingGroup" xmlns:wpi="http://schemas.microsoft.com/office/word/2010/wordprocessingInk" xmlns:wne="http://schemas.microsoft.com/office/word/2006/wordml" xmlns:wps="http://schemas.microsoft.com/office/word/2010/wordprocessingShape" mc:Ignorable="w14 w15 w16se w16cid wp14">
+<w:endnotes xmlns:wpc="http://schemas.microsoft.com/office/word/2010/wordprocessingCanvas" xmlns:cx="http://schemas.microsoft.com/office/drawing/2014/chartex" xmlns:cx1="http://schemas.microsoft.com/office/drawing/2015/9/8/chartex" xmlns:cx2="http://schemas.microsoft.com/office/drawing/2015/10/21/chartex" xmlns:cx3="http://schemas.microsoft.com/office/drawing/2016/5/9/chartex" xmlns:cx4="http://schemas.microsoft.com/office/drawing/2016/5/10/chartex" xmlns:cx5="http://schemas.microsoft.com/office/drawing/2016/5/11/chartex" xmlns:cx6="http://schemas.microsoft.com/office/drawing/2016/5/12/chartex" xmlns:cx7="http://schemas.microsoft.com/office/drawing/2016/5/13/chartex" xmlns:cx8="http://schemas.microsoft.com/office/drawing/2016/5/14/chartex" xmlns:mc="http://schemas.openxmlformats.org/markup-compatibility/2006" xmlns:aink="http://schemas.microsoft.com/office/drawing/2016/ink" xmlns:am3d="http://schemas.microsoft.com/office/drawing/2017/model3d" xmlns:o="urn:schemas-microsoft-com:office:office" xmlns:r="http://schemas.openxmlformats.org/officeDocument/2006/relationships" xmlns:m="http://schemas.openxmlformats.org/officeDocument/2006/math" xmlns:v="urn:schemas-microsoft-com:vml" xmlns:wp14="http://schemas.microsoft.com/office/word/2010/wordprocessingDrawing" xmlns:wp="http://schemas.openxmlformats.org/drawingml/2006/wordprocessingDrawing" xmlns:w10="urn:schemas-microsoft-com:office:word" xmlns:w="http://schemas.openxmlformats.org/wordprocessingml/2006/main" xmlns:w14="http://schemas.microsoft.com/office/word/2010/wordml" xmlns:w15="http://schemas.microsoft.com/office/word/2012/wordml" xmlns:w16cex="http://schemas.microsoft.com/office/word/2018/wordml/cex" xmlns:w16cid="http://schemas.microsoft.com/office/word/2016/wordml/cid" xmlns:w16="http://schemas.microsoft.com/office/word/2018/wordml" xmlns:w16se="http://schemas.microsoft.com/office/word/2015/wordml/symex" xmlns:wpg="http://schemas.microsoft.com/office/word/2010/wordprocessingGroup" xmlns:wpi="http://schemas.microsoft.com/office/word/2010/wordprocessingInk" xmlns:wne="http://schemas.microsoft.com/office/word/2006/wordml" xmlns:wps="http://schemas.microsoft.com/office/word/2010/wordprocessingShape" mc:Ignorable="w14 w15 w16se w16cid w16 w16cex wp14">
   <w:endnote w:type="separator" w:id="-1">
     <w:p>
       <w:pPr>
@@ -8036,7 +13764,7 @@
 </file>
 
 <file path=word/footnotes.xml><?xml version="1.0" encoding="utf-8"?>
-<w:footnotes xmlns:wpc="http://schemas.microsoft.com/office/word/2010/wordprocessingCanvas" xmlns:cx="http://schemas.microsoft.com/office/drawing/2014/chartex" xmlns:cx1="http://schemas.microsoft.com/office/drawing/2015/9/8/chartex" xmlns:cx2="http://schemas.microsoft.com/office/drawing/2015/10/21/chartex" xmlns:cx3="http://schemas.microsoft.com/office/drawing/2016/5/9/chartex" xmlns:cx4="http://schemas.microsoft.com/office/drawing/2016/5/10/chartex" xmlns:cx5="http://schemas.microsoft.com/office/drawing/2016/5/11/chartex" xmlns:cx6="http://schemas.microsoft.com/office/drawing/2016/5/12/chartex" xmlns:cx7="http://schemas.microsoft.com/office/drawing/2016/5/13/chartex" xmlns:cx8="http://schemas.microsoft.com/office/drawing/2016/5/14/chartex" xmlns:mc="http://schemas.openxmlformats.org/markup-compatibility/2006" xmlns:aink="http://schemas.microsoft.com/office/drawing/2016/ink" xmlns:am3d="http://schemas.microsoft.com/office/drawing/2017/model3d" xmlns:o="urn:schemas-microsoft-com:office:office" xmlns:r="http://schemas.openxmlformats.org/officeDocument/2006/relationships" xmlns:m="http://schemas.openxmlformats.org/officeDocument/2006/math" xmlns:v="urn:schemas-microsoft-com:vml" xmlns:wp14="http://schemas.microsoft.com/office/word/2010/wordprocessingDrawing" xmlns:wp="http://schemas.openxmlformats.org/drawingml/2006/wordprocessingDrawing" xmlns:w10="urn:schemas-microsoft-com:office:word" xmlns:w="http://schemas.openxmlformats.org/wordprocessingml/2006/main" xmlns:w14="http://schemas.microsoft.com/office/word/2010/wordml" xmlns:w15="http://schemas.microsoft.com/office/word/2012/wordml" xmlns:w16cid="http://schemas.microsoft.com/office/word/2016/wordml/cid" xmlns:w16se="http://schemas.microsoft.com/office/word/2015/wordml/symex" xmlns:wpg="http://schemas.microsoft.com/office/word/2010/wordprocessingGroup" xmlns:wpi="http://schemas.microsoft.com/office/word/2010/wordprocessingInk" xmlns:wne="http://schemas.microsoft.com/office/word/2006/wordml" xmlns:wps="http://schemas.microsoft.com/office/word/2010/wordprocessingShape" mc:Ignorable="w14 w15 w16se w16cid wp14">
+<w:footnotes xmlns:wpc="http://schemas.microsoft.com/office/word/2010/wordprocessingCanvas" xmlns:cx="http://schemas.microsoft.com/office/drawing/2014/chartex" xmlns:cx1="http://schemas.microsoft.com/office/drawing/2015/9/8/chartex" xmlns:cx2="http://schemas.microsoft.com/office/drawing/2015/10/21/chartex" xmlns:cx3="http://schemas.microsoft.com/office/drawing/2016/5/9/chartex" xmlns:cx4="http://schemas.microsoft.com/office/drawing/2016/5/10/chartex" xmlns:cx5="http://schemas.microsoft.com/office/drawing/2016/5/11/chartex" xmlns:cx6="http://schemas.microsoft.com/office/drawing/2016/5/12/chartex" xmlns:cx7="http://schemas.microsoft.com/office/drawing/2016/5/13/chartex" xmlns:cx8="http://schemas.microsoft.com/office/drawing/2016/5/14/chartex" xmlns:mc="http://schemas.openxmlformats.org/markup-compatibility/2006" xmlns:aink="http://schemas.microsoft.com/office/drawing/2016/ink" xmlns:am3d="http://schemas.microsoft.com/office/drawing/2017/model3d" xmlns:o="urn:schemas-microsoft-com:office:office" xmlns:r="http://schemas.openxmlformats.org/officeDocument/2006/relationships" xmlns:m="http://schemas.openxmlformats.org/officeDocument/2006/math" xmlns:v="urn:schemas-microsoft-com:vml" xmlns:wp14="http://schemas.microsoft.com/office/word/2010/wordprocessingDrawing" xmlns:wp="http://schemas.openxmlformats.org/drawingml/2006/wordprocessingDrawing" xmlns:w10="urn:schemas-microsoft-com:office:word" xmlns:w="http://schemas.openxmlformats.org/wordprocessingml/2006/main" xmlns:w14="http://schemas.microsoft.com/office/word/2010/wordml" xmlns:w15="http://schemas.microsoft.com/office/word/2012/wordml" xmlns:w16cex="http://schemas.microsoft.com/office/word/2018/wordml/cex" xmlns:w16cid="http://schemas.microsoft.com/office/word/2016/wordml/cid" xmlns:w16="http://schemas.microsoft.com/office/word/2018/wordml" xmlns:w16se="http://schemas.microsoft.com/office/word/2015/wordml/symex" xmlns:wpg="http://schemas.microsoft.com/office/word/2010/wordprocessingGroup" xmlns:wpi="http://schemas.microsoft.com/office/word/2010/wordprocessingInk" xmlns:wne="http://schemas.microsoft.com/office/word/2006/wordml" xmlns:wps="http://schemas.microsoft.com/office/word/2010/wordprocessingShape" mc:Ignorable="w14 w15 w16se w16cid w16 w16cex wp14">
   <w:footnote w:type="separator" w:id="-1">
     <w:p>
       <w:pPr>
@@ -8061,7 +13789,7 @@
 </file>
 
 <file path=word/numbering.xml><?xml version="1.0" encoding="utf-8"?>
-<w:numbering xmlns:wpc="http://schemas.microsoft.com/office/word/2010/wordprocessingCanvas" xmlns:cx="http://schemas.microsoft.com/office/drawing/2014/chartex" xmlns:cx1="http://schemas.microsoft.com/office/drawing/2015/9/8/chartex" xmlns:cx2="http://schemas.microsoft.com/office/drawing/2015/10/21/chartex" xmlns:cx3="http://schemas.microsoft.com/office/drawing/2016/5/9/chartex" xmlns:cx4="http://schemas.microsoft.com/office/drawing/2016/5/10/chartex" xmlns:cx5="http://schemas.microsoft.com/office/drawing/2016/5/11/chartex" xmlns:cx6="http://schemas.microsoft.com/office/drawing/2016/5/12/chartex" xmlns:cx7="http://schemas.microsoft.com/office/drawing/2016/5/13/chartex" xmlns:cx8="http://schemas.microsoft.com/office/drawing/2016/5/14/chartex" xmlns:mc="http://schemas.openxmlformats.org/markup-compatibility/2006" xmlns:aink="http://schemas.microsoft.com/office/drawing/2016/ink" xmlns:am3d="http://schemas.microsoft.com/office/drawing/2017/model3d" xmlns:o="urn:schemas-microsoft-com:office:office" xmlns:r="http://schemas.openxmlformats.org/officeDocument/2006/relationships" xmlns:m="http://schemas.openxmlformats.org/officeDocument/2006/math" xmlns:v="urn:schemas-microsoft-com:vml" xmlns:wp14="http://schemas.microsoft.com/office/word/2010/wordprocessingDrawing" xmlns:wp="http://schemas.openxmlformats.org/drawingml/2006/wordprocessingDrawing" xmlns:w10="urn:schemas-microsoft-com:office:word" xmlns:w="http://schemas.openxmlformats.org/wordprocessingml/2006/main" xmlns:w14="http://schemas.microsoft.com/office/word/2010/wordml" xmlns:w15="http://schemas.microsoft.com/office/word/2012/wordml" xmlns:w16cid="http://schemas.microsoft.com/office/word/2016/wordml/cid" xmlns:w16se="http://schemas.microsoft.com/office/word/2015/wordml/symex" xmlns:wpg="http://schemas.microsoft.com/office/word/2010/wordprocessingGroup" xmlns:wpi="http://schemas.microsoft.com/office/word/2010/wordprocessingInk" xmlns:wne="http://schemas.microsoft.com/office/word/2006/wordml" xmlns:wps="http://schemas.microsoft.com/office/word/2010/wordprocessingShape" mc:Ignorable="w14 w15 w16se w16cid wp14">
+<w:numbering xmlns:wpc="http://schemas.microsoft.com/office/word/2010/wordprocessingCanvas" xmlns:cx="http://schemas.microsoft.com/office/drawing/2014/chartex" xmlns:cx1="http://schemas.microsoft.com/office/drawing/2015/9/8/chartex" xmlns:cx2="http://schemas.microsoft.com/office/drawing/2015/10/21/chartex" xmlns:cx3="http://schemas.microsoft.com/office/drawing/2016/5/9/chartex" xmlns:cx4="http://schemas.microsoft.com/office/drawing/2016/5/10/chartex" xmlns:cx5="http://schemas.microsoft.com/office/drawing/2016/5/11/chartex" xmlns:cx6="http://schemas.microsoft.com/office/drawing/2016/5/12/chartex" xmlns:cx7="http://schemas.microsoft.com/office/drawing/2016/5/13/chartex" xmlns:cx8="http://schemas.microsoft.com/office/drawing/2016/5/14/chartex" xmlns:mc="http://schemas.openxmlformats.org/markup-compatibility/2006" xmlns:aink="http://schemas.microsoft.com/office/drawing/2016/ink" xmlns:am3d="http://schemas.microsoft.com/office/drawing/2017/model3d" xmlns:o="urn:schemas-microsoft-com:office:office" xmlns:r="http://schemas.openxmlformats.org/officeDocument/2006/relationships" xmlns:m="http://schemas.openxmlformats.org/officeDocument/2006/math" xmlns:v="urn:schemas-microsoft-com:vml" xmlns:wp14="http://schemas.microsoft.com/office/word/2010/wordprocessingDrawing" xmlns:wp="http://schemas.openxmlformats.org/drawingml/2006/wordprocessingDrawing" xmlns:w10="urn:schemas-microsoft-com:office:word" xmlns:w="http://schemas.openxmlformats.org/wordprocessingml/2006/main" xmlns:w14="http://schemas.microsoft.com/office/word/2010/wordml" xmlns:w15="http://schemas.microsoft.com/office/word/2012/wordml" xmlns:w16cex="http://schemas.microsoft.com/office/word/2018/wordml/cex" xmlns:w16cid="http://schemas.microsoft.com/office/word/2016/wordml/cid" xmlns:w16="http://schemas.microsoft.com/office/word/2018/wordml" xmlns:w16se="http://schemas.microsoft.com/office/word/2015/wordml/symex" xmlns:wpg="http://schemas.microsoft.com/office/word/2010/wordprocessingGroup" xmlns:wpi="http://schemas.microsoft.com/office/word/2010/wordprocessingInk" xmlns:wne="http://schemas.microsoft.com/office/word/2006/wordml" xmlns:wps="http://schemas.microsoft.com/office/word/2010/wordprocessingShape" mc:Ignorable="w14 w15 w16se w16cid w16 w16cex wp14">
   <w:abstractNum w:abstractNumId="0" w15:restartNumberingAfterBreak="0">
     <w:nsid w:val="01624354"/>
     <w:multiLevelType w:val="hybridMultilevel"/>
@@ -12437,7 +18165,7 @@
 </file>
 
 <file path=word/styles.xml><?xml version="1.0" encoding="utf-8"?>
-<w:styles xmlns:mc="http://schemas.openxmlformats.org/markup-compatibility/2006" xmlns:r="http://schemas.openxmlformats.org/officeDocument/2006/relationships" xmlns:w="http://schemas.openxmlformats.org/wordprocessingml/2006/main" xmlns:w14="http://schemas.microsoft.com/office/word/2010/wordml" xmlns:w15="http://schemas.microsoft.com/office/word/2012/wordml" xmlns:w16cid="http://schemas.microsoft.com/office/word/2016/wordml/cid" xmlns:w16se="http://schemas.microsoft.com/office/word/2015/wordml/symex" mc:Ignorable="w14 w15 w16se w16cid">
+<w:styles xmlns:mc="http://schemas.openxmlformats.org/markup-compatibility/2006" xmlns:r="http://schemas.openxmlformats.org/officeDocument/2006/relationships" xmlns:w="http://schemas.openxmlformats.org/wordprocessingml/2006/main" xmlns:w14="http://schemas.microsoft.com/office/word/2010/wordml" xmlns:w15="http://schemas.microsoft.com/office/word/2012/wordml" xmlns:w16cex="http://schemas.microsoft.com/office/word/2018/wordml/cex" xmlns:w16cid="http://schemas.microsoft.com/office/word/2016/wordml/cid" xmlns:w16="http://schemas.microsoft.com/office/word/2018/wordml" xmlns:w16se="http://schemas.microsoft.com/office/word/2015/wordml/symex" mc:Ignorable="w14 w15 w16se w16cid w16 w16cex">
   <w:docDefaults>
     <w:rPrDefault>
       <w:rPr>
@@ -12453,7 +18181,7 @@
       </w:pPr>
     </w:pPrDefault>
   </w:docDefaults>
-  <w:latentStyles w:defLockedState="0" w:defUIPriority="99" w:defSemiHidden="0" w:defUnhideWhenUsed="0" w:defQFormat="0" w:count="375">
+  <w:latentStyles w:defLockedState="0" w:defUIPriority="99" w:defSemiHidden="0" w:defUnhideWhenUsed="0" w:defQFormat="0" w:count="376">
     <w:lsdException w:name="Normal" w:uiPriority="0" w:qFormat="1"/>
     <w:lsdException w:name="heading 1" w:uiPriority="9" w:qFormat="1"/>
     <w:lsdException w:name="heading 2" w:semiHidden="1" w:uiPriority="9" w:unhideWhenUsed="1" w:qFormat="1"/>
@@ -12829,6 +18557,7 @@
     <w:lsdException w:name="Smart Hyperlink" w:semiHidden="1" w:unhideWhenUsed="1"/>
     <w:lsdException w:name="Hashtag" w:semiHidden="1" w:unhideWhenUsed="1"/>
     <w:lsdException w:name="Unresolved Mention" w:semiHidden="1" w:unhideWhenUsed="1"/>
+    <w:lsdException w:name="Smart Link" w:semiHidden="1" w:unhideWhenUsed="1"/>
   </w:latentStyles>
   <w:style w:type="paragraph" w:default="1" w:styleId="a">
     <w:name w:val="Normal"/>
@@ -13671,7 +19400,7 @@
 </file>
 
 <file path=customXml/itemProps1.xml><?xml version="1.0" encoding="utf-8"?>
-<ds:datastoreItem xmlns:ds="http://schemas.openxmlformats.org/officeDocument/2006/customXml" ds:itemID="{157194F7-DCC9-4521-8FFB-991C5DBA6E4E}">
+<ds:datastoreItem xmlns:ds="http://schemas.openxmlformats.org/officeDocument/2006/customXml" ds:itemID="{F262D304-A68E-444E-9DC0-839857F88B73}">
   <ds:schemaRefs>
     <ds:schemaRef ds:uri="http://schemas.openxmlformats.org/officeDocument/2006/bibliography"/>
   </ds:schemaRefs>

--- a/Наработки/диздоки/Марокко/Марокко.docx
+++ b/Наработки/диздоки/Марокко/Марокко.docx
@@ -1,6 +1,6 @@
 
 <file path=word/document.xml><?xml version="1.0" encoding="utf-8"?>
-<w:document xmlns:wpc="http://schemas.microsoft.com/office/word/2010/wordprocessingCanvas" xmlns:cx="http://schemas.microsoft.com/office/drawing/2014/chartex" xmlns:cx1="http://schemas.microsoft.com/office/drawing/2015/9/8/chartex" xmlns:cx2="http://schemas.microsoft.com/office/drawing/2015/10/21/chartex" xmlns:cx3="http://schemas.microsoft.com/office/drawing/2016/5/9/chartex" xmlns:cx4="http://schemas.microsoft.com/office/drawing/2016/5/10/chartex" xmlns:cx5="http://schemas.microsoft.com/office/drawing/2016/5/11/chartex" xmlns:cx6="http://schemas.microsoft.com/office/drawing/2016/5/12/chartex" xmlns:cx7="http://schemas.microsoft.com/office/drawing/2016/5/13/chartex" xmlns:cx8="http://schemas.microsoft.com/office/drawing/2016/5/14/chartex" xmlns:mc="http://schemas.openxmlformats.org/markup-compatibility/2006" xmlns:aink="http://schemas.microsoft.com/office/drawing/2016/ink" xmlns:am3d="http://schemas.microsoft.com/office/drawing/2017/model3d" xmlns:o="urn:schemas-microsoft-com:office:office" xmlns:r="http://schemas.openxmlformats.org/officeDocument/2006/relationships" xmlns:m="http://schemas.openxmlformats.org/officeDocument/2006/math" xmlns:v="urn:schemas-microsoft-com:vml" xmlns:wp14="http://schemas.microsoft.com/office/word/2010/wordprocessingDrawing" xmlns:wp="http://schemas.openxmlformats.org/drawingml/2006/wordprocessingDrawing" xmlns:w10="urn:schemas-microsoft-com:office:word" xmlns:w="http://schemas.openxmlformats.org/wordprocessingml/2006/main" xmlns:w14="http://schemas.microsoft.com/office/word/2010/wordml" xmlns:w15="http://schemas.microsoft.com/office/word/2012/wordml" xmlns:w16cex="http://schemas.microsoft.com/office/word/2018/wordml/cex" xmlns:w16cid="http://schemas.microsoft.com/office/word/2016/wordml/cid" xmlns:w16="http://schemas.microsoft.com/office/word/2018/wordml" xmlns:w16se="http://schemas.microsoft.com/office/word/2015/wordml/symex" xmlns:wpg="http://schemas.microsoft.com/office/word/2010/wordprocessingGroup" xmlns:wpi="http://schemas.microsoft.com/office/word/2010/wordprocessingInk" xmlns:wne="http://schemas.microsoft.com/office/word/2006/wordml" xmlns:wps="http://schemas.microsoft.com/office/word/2010/wordprocessingShape" mc:Ignorable="w14 w15 w16se w16cid w16 w16cex wp14">
+<w:document xmlns:wpc="http://schemas.microsoft.com/office/word/2010/wordprocessingCanvas" xmlns:cx="http://schemas.microsoft.com/office/drawing/2014/chartex" xmlns:cx1="http://schemas.microsoft.com/office/drawing/2015/9/8/chartex" xmlns:cx2="http://schemas.microsoft.com/office/drawing/2015/10/21/chartex" xmlns:cx3="http://schemas.microsoft.com/office/drawing/2016/5/9/chartex" xmlns:cx4="http://schemas.microsoft.com/office/drawing/2016/5/10/chartex" xmlns:cx5="http://schemas.microsoft.com/office/drawing/2016/5/11/chartex" xmlns:cx6="http://schemas.microsoft.com/office/drawing/2016/5/12/chartex" xmlns:cx7="http://schemas.microsoft.com/office/drawing/2016/5/13/chartex" xmlns:cx8="http://schemas.microsoft.com/office/drawing/2016/5/14/chartex" xmlns:mc="http://schemas.openxmlformats.org/markup-compatibility/2006" xmlns:aink="http://schemas.microsoft.com/office/drawing/2016/ink" xmlns:am3d="http://schemas.microsoft.com/office/drawing/2017/model3d" xmlns:o="urn:schemas-microsoft-com:office:office" xmlns:r="http://schemas.openxmlformats.org/officeDocument/2006/relationships" xmlns:m="http://schemas.openxmlformats.org/officeDocument/2006/math" xmlns:v="urn:schemas-microsoft-com:vml" xmlns:wp14="http://schemas.microsoft.com/office/word/2010/wordprocessingDrawing" xmlns:wp="http://schemas.openxmlformats.org/drawingml/2006/wordprocessingDrawing" xmlns:w10="urn:schemas-microsoft-com:office:word" xmlns:w="http://schemas.openxmlformats.org/wordprocessingml/2006/main" xmlns:w14="http://schemas.microsoft.com/office/word/2010/wordml" xmlns:w15="http://schemas.microsoft.com/office/word/2012/wordml" xmlns:w16cid="http://schemas.microsoft.com/office/word/2016/wordml/cid" xmlns:w16se="http://schemas.microsoft.com/office/word/2015/wordml/symex" xmlns:wpg="http://schemas.microsoft.com/office/word/2010/wordprocessingGroup" xmlns:wpi="http://schemas.microsoft.com/office/word/2010/wordprocessingInk" xmlns:wne="http://schemas.microsoft.com/office/word/2006/wordml" xmlns:wps="http://schemas.microsoft.com/office/word/2010/wordprocessingShape" mc:Ignorable="w14 w15 w16se w16cid wp14">
   <w:body>
     <w:p>
       <w:pPr>
@@ -1212,7 +1212,7 @@
           <w:sz w:val="24"/>
           <w:szCs w:val="24"/>
         </w:rPr>
-        <w:t xml:space="preserve">Со старта будет отображаться правителем лидер монархии, монархи будет правящей силой, </w:t>
+        <w:t xml:space="preserve">Со старта будет отображаться правителем лидер монархии, монархи будет правящей силой, но </w:t>
       </w:r>
       <w:proofErr w:type="gramStart"/>
       <w:r>
@@ -1221,7 +1221,7 @@
           <w:sz w:val="24"/>
           <w:szCs w:val="24"/>
         </w:rPr>
-        <w:t>но так же как</w:t>
+        <w:t>так же</w:t>
       </w:r>
       <w:proofErr w:type="gramEnd"/>
       <w:r>
@@ -1230,7 +1230,7 @@
           <w:sz w:val="24"/>
           <w:szCs w:val="24"/>
         </w:rPr>
-        <w:t xml:space="preserve"> в Манчжурии будет кнопка переключения на лидера авторитаризма</w:t>
+        <w:t xml:space="preserve"> как в Манчжурии будет кнопка переключения на лидера авторитаризма</w:t>
       </w:r>
       <w:r>
         <w:rPr>
@@ -3695,7 +3695,29 @@
           <w:szCs w:val="24"/>
           <w:shd w:val="clear" w:color="auto" w:fill="FFFFFF"/>
         </w:rPr>
-        <w:t xml:space="preserve"> Эль-Хашем (</w:t>
+        <w:t xml:space="preserve"> Эль-</w:t>
+      </w:r>
+      <w:proofErr w:type="spellStart"/>
+      <w:r>
+        <w:rPr>
+          <w:rFonts w:ascii="Times New Roman" w:hAnsi="Times New Roman" w:cs="Times New Roman"/>
+          <w:color w:val="4D4D4D"/>
+          <w:sz w:val="24"/>
+          <w:szCs w:val="24"/>
+          <w:shd w:val="clear" w:color="auto" w:fill="FFFFFF"/>
+        </w:rPr>
+        <w:t>Хашем</w:t>
+      </w:r>
+      <w:proofErr w:type="spellEnd"/>
+      <w:r>
+        <w:rPr>
+          <w:rFonts w:ascii="Times New Roman" w:hAnsi="Times New Roman" w:cs="Times New Roman"/>
+          <w:color w:val="4D4D4D"/>
+          <w:sz w:val="24"/>
+          <w:szCs w:val="24"/>
+          <w:shd w:val="clear" w:color="auto" w:fill="FFFFFF"/>
+        </w:rPr>
+        <w:t xml:space="preserve"> (</w:t>
       </w:r>
       <w:proofErr w:type="spellStart"/>
       <w:r>
@@ -4304,7 +4326,29 @@
           <w:szCs w:val="24"/>
           <w:shd w:val="clear" w:color="auto" w:fill="F3F3F3"/>
         </w:rPr>
-        <w:t xml:space="preserve"> Огюстен Гийом (</w:t>
+        <w:t xml:space="preserve"> Огюстен </w:t>
+      </w:r>
+      <w:proofErr w:type="spellStart"/>
+      <w:r>
+        <w:rPr>
+          <w:rFonts w:ascii="Times New Roman" w:hAnsi="Times New Roman" w:cs="Times New Roman"/>
+          <w:color w:val="202122"/>
+          <w:sz w:val="24"/>
+          <w:szCs w:val="24"/>
+          <w:shd w:val="clear" w:color="auto" w:fill="F3F3F3"/>
+        </w:rPr>
+        <w:t>Гийом</w:t>
+      </w:r>
+      <w:proofErr w:type="spellEnd"/>
+      <w:r>
+        <w:rPr>
+          <w:rFonts w:ascii="Times New Roman" w:hAnsi="Times New Roman" w:cs="Times New Roman"/>
+          <w:color w:val="202122"/>
+          <w:sz w:val="24"/>
+          <w:szCs w:val="24"/>
+          <w:shd w:val="clear" w:color="auto" w:fill="F3F3F3"/>
+        </w:rPr>
+        <w:t xml:space="preserve"> (</w:t>
       </w:r>
       <w:proofErr w:type="spellStart"/>
       <w:r>
@@ -6954,15 +6998,7 @@
           <w:sz w:val="24"/>
           <w:szCs w:val="24"/>
         </w:rPr>
-        <w:t>тултип</w:t>
-      </w:r>
-      <w:r>
-        <w:rPr>
-          <w:rFonts w:ascii="Times New Roman" w:hAnsi="Times New Roman" w:cs="Times New Roman"/>
-          <w:sz w:val="24"/>
-          <w:szCs w:val="24"/>
-        </w:rPr>
-        <w:t>ы</w:t>
+        <w:t>тултипы</w:t>
       </w:r>
       <w:proofErr w:type="spellEnd"/>
       <w:proofErr w:type="gramStart"/>
@@ -7996,23 +8032,13 @@
         </w:rPr>
         <w:t xml:space="preserve">-20% влияния короля. </w:t>
       </w:r>
-      <w:proofErr w:type="gramStart"/>
-      <w:r>
-        <w:rPr>
-          <w:rFonts w:ascii="Times New Roman" w:hAnsi="Times New Roman" w:cs="Times New Roman"/>
-          <w:sz w:val="24"/>
-          <w:szCs w:val="24"/>
-        </w:rPr>
-        <w:t>Открывает</w:t>
-      </w:r>
-      <w:proofErr w:type="gramEnd"/>
-      <w:r>
-        <w:rPr>
-          <w:rFonts w:ascii="Times New Roman" w:hAnsi="Times New Roman" w:cs="Times New Roman"/>
-          <w:sz w:val="24"/>
-          <w:szCs w:val="24"/>
-        </w:rPr>
-        <w:t xml:space="preserve"> доступ к редактированию экономических законов. Открывает часть фокусов экономического древа, связанного с самостоятельным развитием. Вы получаете </w:t>
+      <w:r>
+        <w:rPr>
+          <w:rFonts w:ascii="Times New Roman" w:hAnsi="Times New Roman" w:cs="Times New Roman"/>
+          <w:sz w:val="24"/>
+          <w:szCs w:val="24"/>
+        </w:rPr>
+        <w:t xml:space="preserve">Открывает доступ к редактированию экономических законов. Открывает часть фокусов экономического древа, связанного с самостоятельным развитием. Вы получаете </w:t>
       </w:r>
       <w:proofErr w:type="spellStart"/>
       <w:r>
@@ -8250,23 +8276,13 @@
         </w:rPr>
         <w:t xml:space="preserve">-20% влияния короля. </w:t>
       </w:r>
-      <w:proofErr w:type="gramStart"/>
-      <w:r>
-        <w:rPr>
-          <w:rFonts w:ascii="Times New Roman" w:hAnsi="Times New Roman" w:cs="Times New Roman"/>
-          <w:sz w:val="24"/>
-          <w:szCs w:val="24"/>
-        </w:rPr>
-        <w:t>Открывает</w:t>
-      </w:r>
-      <w:proofErr w:type="gramEnd"/>
-      <w:r>
-        <w:rPr>
-          <w:rFonts w:ascii="Times New Roman" w:hAnsi="Times New Roman" w:cs="Times New Roman"/>
-          <w:sz w:val="24"/>
-          <w:szCs w:val="24"/>
-        </w:rPr>
-        <w:t xml:space="preserve"> доступ к редактированию оккупационных законов. Открывает часть фокусов военного древа, связанного с полицией и оккупацией. Вы получаете </w:t>
+      <w:r>
+        <w:rPr>
+          <w:rFonts w:ascii="Times New Roman" w:hAnsi="Times New Roman" w:cs="Times New Roman"/>
+          <w:sz w:val="24"/>
+          <w:szCs w:val="24"/>
+        </w:rPr>
+        <w:t xml:space="preserve">Открывает доступ к редактированию оккупационных законов. Открывает часть фокусов военного древа, связанного с полицией и оккупацией. Вы получаете </w:t>
       </w:r>
       <w:proofErr w:type="spellStart"/>
       <w:r>
@@ -8504,23 +8520,13 @@
         </w:rPr>
         <w:t xml:space="preserve">-20% влияния короля. </w:t>
       </w:r>
-      <w:proofErr w:type="gramStart"/>
-      <w:r>
-        <w:rPr>
-          <w:rFonts w:ascii="Times New Roman" w:hAnsi="Times New Roman" w:cs="Times New Roman"/>
-          <w:sz w:val="24"/>
-          <w:szCs w:val="24"/>
-        </w:rPr>
-        <w:t>Открывает</w:t>
-      </w:r>
-      <w:proofErr w:type="gramEnd"/>
-      <w:r>
-        <w:rPr>
-          <w:rFonts w:ascii="Times New Roman" w:hAnsi="Times New Roman" w:cs="Times New Roman"/>
-          <w:sz w:val="24"/>
-          <w:szCs w:val="24"/>
-        </w:rPr>
-        <w:t xml:space="preserve"> доступ к редактированию законов о призыве. Открывает </w:t>
+      <w:r>
+        <w:rPr>
+          <w:rFonts w:ascii="Times New Roman" w:hAnsi="Times New Roman" w:cs="Times New Roman"/>
+          <w:sz w:val="24"/>
+          <w:szCs w:val="24"/>
+        </w:rPr>
+        <w:t xml:space="preserve">Открывает доступ к редактированию законов о призыве. Открывает </w:t>
       </w:r>
       <w:r>
         <w:rPr>
@@ -8766,23 +8772,13 @@
         </w:rPr>
         <w:t xml:space="preserve">-20% влияния короля. </w:t>
       </w:r>
-      <w:proofErr w:type="gramStart"/>
-      <w:r>
-        <w:rPr>
-          <w:rFonts w:ascii="Times New Roman" w:hAnsi="Times New Roman" w:cs="Times New Roman"/>
-          <w:sz w:val="24"/>
-          <w:szCs w:val="24"/>
-        </w:rPr>
-        <w:t>Открывает</w:t>
-      </w:r>
-      <w:proofErr w:type="gramEnd"/>
-      <w:r>
-        <w:rPr>
-          <w:rFonts w:ascii="Times New Roman" w:hAnsi="Times New Roman" w:cs="Times New Roman"/>
-          <w:sz w:val="24"/>
-          <w:szCs w:val="24"/>
-        </w:rPr>
-        <w:t xml:space="preserve"> доступ к редактированию законов о торговле. Открывает часть фокусов экономического древа</w:t>
+      <w:r>
+        <w:rPr>
+          <w:rFonts w:ascii="Times New Roman" w:hAnsi="Times New Roman" w:cs="Times New Roman"/>
+          <w:sz w:val="24"/>
+          <w:szCs w:val="24"/>
+        </w:rPr>
+        <w:t>Открывает доступ к редактированию законов о торговле. Открывает часть фокусов экономического древа</w:t>
       </w:r>
       <w:r>
         <w:rPr>
@@ -8924,23 +8920,7 @@
           <w:sz w:val="24"/>
           <w:szCs w:val="24"/>
         </w:rPr>
-        <w:t xml:space="preserve"> </w:t>
-      </w:r>
-      <w:r>
-        <w:rPr>
-          <w:rFonts w:ascii="Times New Roman" w:hAnsi="Times New Roman" w:cs="Times New Roman"/>
-          <w:sz w:val="24"/>
-          <w:szCs w:val="24"/>
-        </w:rPr>
-        <w:t>короля</w:t>
-      </w:r>
-      <w:r>
-        <w:rPr>
-          <w:rFonts w:ascii="Times New Roman" w:hAnsi="Times New Roman" w:cs="Times New Roman"/>
-          <w:sz w:val="24"/>
-          <w:szCs w:val="24"/>
-        </w:rPr>
-        <w:t xml:space="preserve"> открывающиеся по факту игры</w:t>
+        <w:t xml:space="preserve"> короля открывающиеся по факту игры</w:t>
       </w:r>
       <w:r>
         <w:rPr>
@@ -8973,23 +8953,7 @@
           <w:sz w:val="24"/>
           <w:szCs w:val="24"/>
         </w:rPr>
-        <w:t xml:space="preserve">Лишить </w:t>
-      </w:r>
-      <w:r>
-        <w:rPr>
-          <w:rFonts w:ascii="Times New Roman" w:hAnsi="Times New Roman" w:cs="Times New Roman"/>
-          <w:sz w:val="24"/>
-          <w:szCs w:val="24"/>
-        </w:rPr>
-        <w:t>генерал-резидента</w:t>
-      </w:r>
-      <w:r>
-        <w:rPr>
-          <w:rFonts w:ascii="Times New Roman" w:hAnsi="Times New Roman" w:cs="Times New Roman"/>
-          <w:sz w:val="24"/>
-          <w:szCs w:val="24"/>
-        </w:rPr>
-        <w:t xml:space="preserve"> исполнительной власти</w:t>
+        <w:t>Лишить генерал-резидента исполнительной власти</w:t>
       </w:r>
     </w:p>
     <w:p>
@@ -9014,23 +8978,7 @@
           <w:sz w:val="24"/>
           <w:szCs w:val="24"/>
         </w:rPr>
-        <w:t xml:space="preserve"> Влияние на стороне короля</w:t>
-      </w:r>
-      <w:r>
-        <w:rPr>
-          <w:rFonts w:ascii="Times New Roman" w:hAnsi="Times New Roman" w:cs="Times New Roman"/>
-          <w:sz w:val="24"/>
-          <w:szCs w:val="24"/>
-        </w:rPr>
-        <w:t xml:space="preserve"> </w:t>
-      </w:r>
-      <w:r>
-        <w:rPr>
-          <w:rFonts w:ascii="Times New Roman" w:hAnsi="Times New Roman" w:cs="Times New Roman"/>
-          <w:sz w:val="24"/>
-          <w:szCs w:val="24"/>
-        </w:rPr>
-        <w:t>и составляет более 25%</w:t>
+        <w:t xml:space="preserve"> Влияние на стороне короля и составляет более 25%</w:t>
       </w:r>
     </w:p>
     <w:p>
@@ -9080,23 +9028,7 @@
           <w:sz w:val="24"/>
           <w:szCs w:val="24"/>
         </w:rPr>
-        <w:t xml:space="preserve">-20% влияния короля. Открывает часть фокусов связанных с </w:t>
-      </w:r>
-      <w:r>
-        <w:rPr>
-          <w:rFonts w:ascii="Times New Roman" w:hAnsi="Times New Roman" w:cs="Times New Roman"/>
-          <w:sz w:val="24"/>
-          <w:szCs w:val="24"/>
-        </w:rPr>
-        <w:t>самостоятельной политикой</w:t>
-      </w:r>
-      <w:r>
-        <w:rPr>
-          <w:rFonts w:ascii="Times New Roman" w:hAnsi="Times New Roman" w:cs="Times New Roman"/>
-          <w:sz w:val="24"/>
-          <w:szCs w:val="24"/>
-        </w:rPr>
-        <w:t>. Вы</w:t>
+        <w:t>-20% влияния короля. Открывает часть фокусов связанных с самостоятельной политикой. Вы</w:t>
       </w:r>
       <w:r>
         <w:rPr>
@@ -9152,7 +9084,220 @@
           <w:sz w:val="24"/>
           <w:szCs w:val="24"/>
         </w:rPr>
-        <w:t xml:space="preserve">обладает </w:t>
+        <w:t>обладает исполнительной властью</w:t>
+      </w:r>
+      <w:r>
+        <w:rPr>
+          <w:rFonts w:ascii="Times New Roman" w:hAnsi="Times New Roman" w:cs="Times New Roman"/>
+          <w:sz w:val="24"/>
+          <w:szCs w:val="24"/>
+        </w:rPr>
+        <w:t>.</w:t>
+      </w:r>
+      <w:r>
+        <w:rPr>
+          <w:rFonts w:ascii="Times New Roman" w:hAnsi="Times New Roman" w:cs="Times New Roman"/>
+          <w:sz w:val="24"/>
+          <w:szCs w:val="24"/>
+        </w:rPr>
+        <w:t xml:space="preserve"> </w:t>
+      </w:r>
+      <w:r>
+        <w:rPr>
+          <w:rFonts w:ascii="Times New Roman" w:hAnsi="Times New Roman" w:cs="Times New Roman"/>
+          <w:sz w:val="24"/>
+          <w:szCs w:val="24"/>
+        </w:rPr>
+        <w:t xml:space="preserve">Вы получаете </w:t>
+      </w:r>
+      <w:proofErr w:type="spellStart"/>
+      <w:r>
+        <w:rPr>
+          <w:rFonts w:ascii="Times New Roman" w:hAnsi="Times New Roman" w:cs="Times New Roman"/>
+          <w:sz w:val="24"/>
+          <w:szCs w:val="24"/>
+        </w:rPr>
+        <w:t>тултип</w:t>
+      </w:r>
+      <w:proofErr w:type="spellEnd"/>
+      <w:r>
+        <w:rPr>
+          <w:rFonts w:ascii="Times New Roman" w:hAnsi="Times New Roman" w:cs="Times New Roman"/>
+          <w:sz w:val="24"/>
+          <w:szCs w:val="24"/>
+        </w:rPr>
+        <w:t xml:space="preserve"> </w:t>
+      </w:r>
+      <w:r>
+        <w:rPr>
+          <w:rFonts w:ascii="Times New Roman" w:hAnsi="Times New Roman" w:cs="Times New Roman"/>
+          <w:i/>
+          <w:iCs/>
+          <w:color w:val="7030A0"/>
+          <w:sz w:val="24"/>
+          <w:szCs w:val="24"/>
+        </w:rPr>
+        <w:t xml:space="preserve">Король обладает </w:t>
+      </w:r>
+      <w:r>
+        <w:rPr>
+          <w:rFonts w:ascii="Times New Roman" w:hAnsi="Times New Roman" w:cs="Times New Roman"/>
+          <w:i/>
+          <w:iCs/>
+          <w:color w:val="7030A0"/>
+          <w:sz w:val="24"/>
+          <w:szCs w:val="24"/>
+        </w:rPr>
+        <w:t>исполнительной</w:t>
+      </w:r>
+      <w:r>
+        <w:rPr>
+          <w:rFonts w:ascii="Times New Roman" w:hAnsi="Times New Roman" w:cs="Times New Roman"/>
+          <w:i/>
+          <w:iCs/>
+          <w:color w:val="7030A0"/>
+          <w:sz w:val="24"/>
+          <w:szCs w:val="24"/>
+        </w:rPr>
+        <w:t xml:space="preserve"> властью</w:t>
+      </w:r>
+      <w:r>
+        <w:rPr>
+          <w:rFonts w:ascii="Times New Roman" w:hAnsi="Times New Roman" w:cs="Times New Roman"/>
+          <w:i/>
+          <w:iCs/>
+          <w:color w:val="7030A0"/>
+          <w:sz w:val="24"/>
+          <w:szCs w:val="24"/>
+        </w:rPr>
+        <w:t>.</w:t>
+      </w:r>
+    </w:p>
+    <w:p>
+      <w:pPr>
+        <w:rPr>
+          <w:rFonts w:ascii="Times New Roman" w:hAnsi="Times New Roman" w:cs="Times New Roman"/>
+          <w:sz w:val="24"/>
+          <w:szCs w:val="24"/>
+        </w:rPr>
+      </w:pPr>
+      <w:r>
+        <w:rPr>
+          <w:rFonts w:ascii="Times New Roman" w:hAnsi="Times New Roman" w:cs="Times New Roman"/>
+          <w:sz w:val="24"/>
+          <w:szCs w:val="24"/>
+        </w:rPr>
+        <w:t>2</w:t>
+      </w:r>
+      <w:r>
+        <w:rPr>
+          <w:rFonts w:ascii="Times New Roman" w:hAnsi="Times New Roman" w:cs="Times New Roman"/>
+          <w:sz w:val="24"/>
+          <w:szCs w:val="24"/>
+        </w:rPr>
+        <w:t xml:space="preserve">. </w:t>
+      </w:r>
+      <w:r>
+        <w:rPr>
+          <w:rFonts w:ascii="Times New Roman" w:hAnsi="Times New Roman" w:cs="Times New Roman"/>
+          <w:sz w:val="24"/>
+          <w:szCs w:val="24"/>
+        </w:rPr>
+        <w:t>Лишить генерал-резидента законодательной власти</w:t>
+      </w:r>
+    </w:p>
+    <w:p>
+      <w:pPr>
+        <w:rPr>
+          <w:rFonts w:ascii="Times New Roman" w:hAnsi="Times New Roman" w:cs="Times New Roman"/>
+          <w:sz w:val="24"/>
+          <w:szCs w:val="24"/>
+        </w:rPr>
+      </w:pPr>
+      <w:r>
+        <w:rPr>
+          <w:rFonts w:ascii="Times New Roman" w:hAnsi="Times New Roman" w:cs="Times New Roman"/>
+          <w:sz w:val="24"/>
+          <w:szCs w:val="24"/>
+        </w:rPr>
+        <w:t>Требования:</w:t>
+      </w:r>
+      <w:r>
+        <w:rPr>
+          <w:rFonts w:ascii="Times New Roman" w:hAnsi="Times New Roman" w:cs="Times New Roman"/>
+          <w:sz w:val="24"/>
+          <w:szCs w:val="24"/>
+        </w:rPr>
+        <w:t xml:space="preserve"> Влияние на стороне короля и составляет более 25%</w:t>
+      </w:r>
+    </w:p>
+    <w:p>
+      <w:pPr>
+        <w:rPr>
+          <w:rFonts w:ascii="Times New Roman" w:hAnsi="Times New Roman" w:cs="Times New Roman"/>
+          <w:sz w:val="24"/>
+          <w:szCs w:val="24"/>
+        </w:rPr>
+      </w:pPr>
+      <w:r>
+        <w:rPr>
+          <w:rFonts w:ascii="Times New Roman" w:hAnsi="Times New Roman" w:cs="Times New Roman"/>
+          <w:sz w:val="24"/>
+          <w:szCs w:val="24"/>
+        </w:rPr>
+        <w:t xml:space="preserve">Стоимость: </w:t>
+      </w:r>
+      <w:r>
+        <w:rPr>
+          <w:rFonts w:ascii="Times New Roman" w:hAnsi="Times New Roman" w:cs="Times New Roman"/>
+          <w:sz w:val="24"/>
+          <w:szCs w:val="24"/>
+        </w:rPr>
+        <w:t>50 полит власти</w:t>
+      </w:r>
+    </w:p>
+    <w:p>
+      <w:pPr>
+        <w:rPr>
+          <w:rFonts w:ascii="Times New Roman" w:hAnsi="Times New Roman" w:cs="Times New Roman"/>
+          <w:sz w:val="24"/>
+          <w:szCs w:val="24"/>
+        </w:rPr>
+      </w:pPr>
+      <w:r>
+        <w:rPr>
+          <w:rFonts w:ascii="Times New Roman" w:hAnsi="Times New Roman" w:cs="Times New Roman"/>
+          <w:sz w:val="24"/>
+          <w:szCs w:val="24"/>
+        </w:rPr>
+        <w:lastRenderedPageBreak/>
+        <w:t xml:space="preserve">Результат: </w:t>
+      </w:r>
+      <w:r>
+        <w:rPr>
+          <w:rFonts w:ascii="Times New Roman" w:hAnsi="Times New Roman" w:cs="Times New Roman"/>
+          <w:sz w:val="24"/>
+          <w:szCs w:val="24"/>
+        </w:rPr>
+        <w:t xml:space="preserve">-20% влияния короля. Открывает часть фокусов связанных с самостоятельной политикой. Вы теряете </w:t>
+      </w:r>
+      <w:proofErr w:type="spellStart"/>
+      <w:r>
+        <w:rPr>
+          <w:rFonts w:ascii="Times New Roman" w:hAnsi="Times New Roman" w:cs="Times New Roman"/>
+          <w:sz w:val="24"/>
+          <w:szCs w:val="24"/>
+        </w:rPr>
+        <w:t>тултип</w:t>
+      </w:r>
+      <w:proofErr w:type="spellEnd"/>
+      <w:r>
+        <w:rPr>
+          <w:rFonts w:ascii="Times New Roman" w:hAnsi="Times New Roman" w:cs="Times New Roman"/>
+          <w:sz w:val="24"/>
+          <w:szCs w:val="24"/>
+        </w:rPr>
+        <w:t xml:space="preserve"> </w:t>
       </w:r>
       <w:r>
         <w:rPr>
@@ -9163,7 +9308,7 @@
           <w:sz w:val="24"/>
           <w:szCs w:val="24"/>
         </w:rPr>
-        <w:t>исполнительной</w:t>
+        <w:t xml:space="preserve">Генерал-резидент </w:t>
       </w:r>
       <w:r>
         <w:rPr>
@@ -9174,7 +9319,7 @@
           <w:sz w:val="24"/>
           <w:szCs w:val="24"/>
         </w:rPr>
-        <w:t xml:space="preserve"> властью</w:t>
+        <w:t>обладает законодательной властью</w:t>
       </w:r>
       <w:r>
         <w:rPr>
@@ -9238,7 +9383,7 @@
           <w:sz w:val="24"/>
           <w:szCs w:val="24"/>
         </w:rPr>
-        <w:t>исполнительной</w:t>
+        <w:t>законодательной</w:t>
       </w:r>
       <w:r>
         <w:rPr>
@@ -9277,7 +9422,7 @@
           <w:sz w:val="24"/>
           <w:szCs w:val="24"/>
         </w:rPr>
-        <w:t>2</w:t>
+        <w:t>3</w:t>
       </w:r>
       <w:r>
         <w:rPr>
@@ -9293,7 +9438,7 @@
           <w:sz w:val="24"/>
           <w:szCs w:val="24"/>
         </w:rPr>
-        <w:t>Лишить генерал-резидента законодательной власти</w:t>
+        <w:t>Лишить генерал-резидента судебной власти</w:t>
       </w:r>
     </w:p>
     <w:p>
@@ -9318,23 +9463,7 @@
           <w:sz w:val="24"/>
           <w:szCs w:val="24"/>
         </w:rPr>
-        <w:t xml:space="preserve"> Влияние на стороне короля</w:t>
-      </w:r>
-      <w:r>
-        <w:rPr>
-          <w:rFonts w:ascii="Times New Roman" w:hAnsi="Times New Roman" w:cs="Times New Roman"/>
-          <w:sz w:val="24"/>
-          <w:szCs w:val="24"/>
-        </w:rPr>
-        <w:t xml:space="preserve"> </w:t>
-      </w:r>
-      <w:r>
-        <w:rPr>
-          <w:rFonts w:ascii="Times New Roman" w:hAnsi="Times New Roman" w:cs="Times New Roman"/>
-          <w:sz w:val="24"/>
-          <w:szCs w:val="24"/>
-        </w:rPr>
-        <w:t>и составляет более 25%</w:t>
+        <w:t xml:space="preserve"> Влияние на стороне короля и составляет более 25%</w:t>
       </w:r>
     </w:p>
     <w:p>
@@ -9376,7 +9505,6 @@
           <w:sz w:val="24"/>
           <w:szCs w:val="24"/>
         </w:rPr>
-        <w:lastRenderedPageBreak/>
         <w:t xml:space="preserve">Результат: </w:t>
       </w:r>
       <w:r>
@@ -9385,7 +9513,7 @@
           <w:sz w:val="24"/>
           <w:szCs w:val="24"/>
         </w:rPr>
-        <w:t xml:space="preserve">-20% влияния короля. Открывает часть фокусов связанных с самостоятельной политикой. Вы теряете </w:t>
+        <w:t xml:space="preserve">-20% влияния короля. Открывает часть фокусов связанных с судебными процессами против ярых сторонников Французской власти и тех, кто брал от них взятки. Вы теряете </w:t>
       </w:r>
       <w:proofErr w:type="spellStart"/>
       <w:r>
@@ -9425,7 +9553,7 @@
           <w:sz w:val="24"/>
           <w:szCs w:val="24"/>
         </w:rPr>
-        <w:t>обладает законодательной властью</w:t>
+        <w:t>обладает судебной властью</w:t>
       </w:r>
       <w:r>
         <w:rPr>
@@ -9478,7 +9606,7 @@
           <w:sz w:val="24"/>
           <w:szCs w:val="24"/>
         </w:rPr>
-        <w:t xml:space="preserve">Король обладает </w:t>
+        <w:t>К</w:t>
       </w:r>
       <w:r>
         <w:rPr>
@@ -9489,7 +9617,7 @@
           <w:sz w:val="24"/>
           <w:szCs w:val="24"/>
         </w:rPr>
-        <w:t>законодательной</w:t>
+        <w:t xml:space="preserve"> </w:t>
       </w:r>
       <w:r>
         <w:rPr>
@@ -9500,7 +9628,7 @@
           <w:sz w:val="24"/>
           <w:szCs w:val="24"/>
         </w:rPr>
-        <w:t xml:space="preserve"> властью</w:t>
+        <w:t xml:space="preserve">Король обладает </w:t>
       </w:r>
       <w:r>
         <w:rPr>
@@ -9511,6 +9639,28 @@
           <w:sz w:val="24"/>
           <w:szCs w:val="24"/>
         </w:rPr>
+        <w:t>судебной</w:t>
+      </w:r>
+      <w:r>
+        <w:rPr>
+          <w:rFonts w:ascii="Times New Roman" w:hAnsi="Times New Roman" w:cs="Times New Roman"/>
+          <w:i/>
+          <w:iCs/>
+          <w:color w:val="7030A0"/>
+          <w:sz w:val="24"/>
+          <w:szCs w:val="24"/>
+        </w:rPr>
+        <w:t xml:space="preserve"> властью</w:t>
+      </w:r>
+      <w:r>
+        <w:rPr>
+          <w:rFonts w:ascii="Times New Roman" w:hAnsi="Times New Roman" w:cs="Times New Roman"/>
+          <w:i/>
+          <w:iCs/>
+          <w:color w:val="7030A0"/>
+          <w:sz w:val="24"/>
+          <w:szCs w:val="24"/>
+        </w:rPr>
         <w:t>.</w:t>
       </w:r>
     </w:p>
@@ -9528,7 +9678,7 @@
           <w:sz w:val="24"/>
           <w:szCs w:val="24"/>
         </w:rPr>
-        <w:t>3</w:t>
+        <w:t>4</w:t>
       </w:r>
       <w:r>
         <w:rPr>
@@ -9544,7 +9694,7 @@
           <w:sz w:val="24"/>
           <w:szCs w:val="24"/>
         </w:rPr>
-        <w:t>Лишить генерал-резидента судебной власти</w:t>
+        <w:t>Вернуть титул духовного лидера</w:t>
       </w:r>
     </w:p>
     <w:p>
@@ -9569,23 +9719,7 @@
           <w:sz w:val="24"/>
           <w:szCs w:val="24"/>
         </w:rPr>
-        <w:t xml:space="preserve"> Влияние на стороне короля</w:t>
-      </w:r>
-      <w:r>
-        <w:rPr>
-          <w:rFonts w:ascii="Times New Roman" w:hAnsi="Times New Roman" w:cs="Times New Roman"/>
-          <w:sz w:val="24"/>
-          <w:szCs w:val="24"/>
-        </w:rPr>
-        <w:t xml:space="preserve"> </w:t>
-      </w:r>
-      <w:r>
-        <w:rPr>
-          <w:rFonts w:ascii="Times New Roman" w:hAnsi="Times New Roman" w:cs="Times New Roman"/>
-          <w:sz w:val="24"/>
-          <w:szCs w:val="24"/>
-        </w:rPr>
-        <w:t>и составляет более 25%</w:t>
+        <w:t xml:space="preserve"> Влияние на стороне короля и составляет более 25%</w:t>
       </w:r>
     </w:p>
     <w:p>
@@ -9635,39 +9769,7 @@
           <w:sz w:val="24"/>
           <w:szCs w:val="24"/>
         </w:rPr>
-        <w:t xml:space="preserve">-20% влияния короля. Открывает часть фокусов связанных с судебными процессами против </w:t>
-      </w:r>
-      <w:r>
-        <w:rPr>
-          <w:rFonts w:ascii="Times New Roman" w:hAnsi="Times New Roman" w:cs="Times New Roman"/>
-          <w:sz w:val="24"/>
-          <w:szCs w:val="24"/>
-        </w:rPr>
-        <w:t>ярых сторонников</w:t>
-      </w:r>
-      <w:r>
-        <w:rPr>
-          <w:rFonts w:ascii="Times New Roman" w:hAnsi="Times New Roman" w:cs="Times New Roman"/>
-          <w:sz w:val="24"/>
-          <w:szCs w:val="24"/>
-        </w:rPr>
-        <w:t xml:space="preserve"> Французской власти</w:t>
-      </w:r>
-      <w:r>
-        <w:rPr>
-          <w:rFonts w:ascii="Times New Roman" w:hAnsi="Times New Roman" w:cs="Times New Roman"/>
-          <w:sz w:val="24"/>
-          <w:szCs w:val="24"/>
-        </w:rPr>
-        <w:t xml:space="preserve"> и тех, кто брал от них взятки</w:t>
-      </w:r>
-      <w:r>
-        <w:rPr>
-          <w:rFonts w:ascii="Times New Roman" w:hAnsi="Times New Roman" w:cs="Times New Roman"/>
-          <w:sz w:val="24"/>
-          <w:szCs w:val="24"/>
-        </w:rPr>
-        <w:t xml:space="preserve">. Вы теряете </w:t>
+        <w:t xml:space="preserve">-20% влияния короля. Открывает часть фокусов экономического древа, связанного с укреплением религии вокруг монарха. Вы теряете </w:t>
       </w:r>
       <w:proofErr w:type="spellStart"/>
       <w:r>
@@ -9707,7 +9809,7 @@
           <w:sz w:val="24"/>
           <w:szCs w:val="24"/>
         </w:rPr>
-        <w:t>обладает судебной властью</w:t>
+        <w:t>установил подконтрольного духовного лидера</w:t>
       </w:r>
       <w:r>
         <w:rPr>
@@ -9731,7 +9833,23 @@
           <w:sz w:val="24"/>
           <w:szCs w:val="24"/>
         </w:rPr>
-        <w:t xml:space="preserve">Вы получаете </w:t>
+        <w:t>Вы</w:t>
+      </w:r>
+      <w:r>
+        <w:rPr>
+          <w:rFonts w:ascii="Times New Roman" w:hAnsi="Times New Roman" w:cs="Times New Roman"/>
+          <w:sz w:val="24"/>
+          <w:szCs w:val="24"/>
+        </w:rPr>
+        <w:t xml:space="preserve"> </w:t>
+      </w:r>
+      <w:r>
+        <w:rPr>
+          <w:rFonts w:ascii="Times New Roman" w:hAnsi="Times New Roman" w:cs="Times New Roman"/>
+          <w:sz w:val="24"/>
+          <w:szCs w:val="24"/>
+        </w:rPr>
+        <w:t xml:space="preserve">получаете </w:t>
       </w:r>
       <w:proofErr w:type="spellStart"/>
       <w:r>
@@ -9760,7 +9878,7 @@
           <w:sz w:val="24"/>
           <w:szCs w:val="24"/>
         </w:rPr>
-        <w:t>К</w:t>
+        <w:t xml:space="preserve">Король </w:t>
       </w:r>
       <w:r>
         <w:rPr>
@@ -9771,7 +9889,7 @@
           <w:sz w:val="24"/>
           <w:szCs w:val="24"/>
         </w:rPr>
-        <w:t xml:space="preserve"> </w:t>
+        <w:t>является духовным лидером Марокко</w:t>
       </w:r>
       <w:r>
         <w:rPr>
@@ -9782,7 +9900,295 @@
           <w:sz w:val="24"/>
           <w:szCs w:val="24"/>
         </w:rPr>
-        <w:t xml:space="preserve">Король обладает </w:t>
+        <w:t>.</w:t>
+      </w:r>
+    </w:p>
+    <w:p>
+      <w:pPr>
+        <w:rPr>
+          <w:rFonts w:ascii="Times New Roman" w:hAnsi="Times New Roman" w:cs="Times New Roman"/>
+          <w:sz w:val="24"/>
+          <w:szCs w:val="24"/>
+        </w:rPr>
+      </w:pPr>
+    </w:p>
+    <w:p>
+      <w:pPr>
+        <w:rPr>
+          <w:rFonts w:ascii="Times New Roman" w:hAnsi="Times New Roman" w:cs="Times New Roman"/>
+          <w:sz w:val="24"/>
+          <w:szCs w:val="24"/>
+        </w:rPr>
+      </w:pPr>
+      <w:r>
+        <w:rPr>
+          <w:rFonts w:ascii="Times New Roman" w:hAnsi="Times New Roman" w:cs="Times New Roman"/>
+          <w:sz w:val="24"/>
+          <w:szCs w:val="24"/>
+        </w:rPr>
+        <w:t>Р</w:t>
+      </w:r>
+      <w:r>
+        <w:rPr>
+          <w:rFonts w:ascii="Times New Roman" w:hAnsi="Times New Roman" w:cs="Times New Roman"/>
+          <w:sz w:val="24"/>
+          <w:szCs w:val="24"/>
+        </w:rPr>
+        <w:t>ешения</w:t>
+      </w:r>
+      <w:r>
+        <w:rPr>
+          <w:rFonts w:ascii="Times New Roman" w:hAnsi="Times New Roman" w:cs="Times New Roman"/>
+          <w:sz w:val="24"/>
+          <w:szCs w:val="24"/>
+        </w:rPr>
+        <w:t xml:space="preserve"> генерал-резидента</w:t>
+      </w:r>
+      <w:r>
+        <w:rPr>
+          <w:rFonts w:ascii="Times New Roman" w:hAnsi="Times New Roman" w:cs="Times New Roman"/>
+          <w:sz w:val="24"/>
+          <w:szCs w:val="24"/>
+        </w:rPr>
+        <w:t xml:space="preserve"> СО СТАРТА</w:t>
+      </w:r>
+      <w:r>
+        <w:rPr>
+          <w:rFonts w:ascii="Times New Roman" w:hAnsi="Times New Roman" w:cs="Times New Roman"/>
+          <w:sz w:val="24"/>
+          <w:szCs w:val="24"/>
+        </w:rPr>
+        <w:t>:</w:t>
+      </w:r>
+    </w:p>
+    <w:p>
+      <w:pPr>
+        <w:rPr>
+          <w:rFonts w:ascii="Times New Roman" w:hAnsi="Times New Roman" w:cs="Times New Roman"/>
+          <w:sz w:val="24"/>
+          <w:szCs w:val="24"/>
+        </w:rPr>
+      </w:pPr>
+      <w:r>
+        <w:rPr>
+          <w:rFonts w:ascii="Times New Roman" w:hAnsi="Times New Roman" w:cs="Times New Roman"/>
+          <w:sz w:val="24"/>
+          <w:szCs w:val="24"/>
+        </w:rPr>
+        <w:t xml:space="preserve">1. </w:t>
+      </w:r>
+      <w:r>
+        <w:rPr>
+          <w:rFonts w:ascii="Times New Roman" w:hAnsi="Times New Roman" w:cs="Times New Roman"/>
+          <w:sz w:val="24"/>
+          <w:szCs w:val="24"/>
+        </w:rPr>
+        <w:t>Лишить короля исполнительной власти</w:t>
+      </w:r>
+    </w:p>
+    <w:p>
+      <w:pPr>
+        <w:rPr>
+          <w:rFonts w:ascii="Times New Roman" w:hAnsi="Times New Roman" w:cs="Times New Roman"/>
+          <w:sz w:val="24"/>
+          <w:szCs w:val="24"/>
+        </w:rPr>
+      </w:pPr>
+      <w:r>
+        <w:rPr>
+          <w:rFonts w:ascii="Times New Roman" w:hAnsi="Times New Roman" w:cs="Times New Roman"/>
+          <w:sz w:val="24"/>
+          <w:szCs w:val="24"/>
+        </w:rPr>
+        <w:t>Требования:</w:t>
+      </w:r>
+      <w:r>
+        <w:rPr>
+          <w:rFonts w:ascii="Times New Roman" w:hAnsi="Times New Roman" w:cs="Times New Roman"/>
+          <w:sz w:val="24"/>
+          <w:szCs w:val="24"/>
+        </w:rPr>
+        <w:t xml:space="preserve"> </w:t>
+      </w:r>
+      <w:r>
+        <w:rPr>
+          <w:rFonts w:ascii="Times New Roman" w:hAnsi="Times New Roman" w:cs="Times New Roman"/>
+          <w:sz w:val="24"/>
+          <w:szCs w:val="24"/>
+        </w:rPr>
+        <w:t>Влияние на стороне генерал-резидента и составляет более 25%</w:t>
+      </w:r>
+    </w:p>
+    <w:p>
+      <w:pPr>
+        <w:rPr>
+          <w:rFonts w:ascii="Times New Roman" w:hAnsi="Times New Roman" w:cs="Times New Roman"/>
+          <w:sz w:val="24"/>
+          <w:szCs w:val="24"/>
+        </w:rPr>
+      </w:pPr>
+      <w:r>
+        <w:rPr>
+          <w:rFonts w:ascii="Times New Roman" w:hAnsi="Times New Roman" w:cs="Times New Roman"/>
+          <w:sz w:val="24"/>
+          <w:szCs w:val="24"/>
+        </w:rPr>
+        <w:t xml:space="preserve">Стоимость: </w:t>
+      </w:r>
+      <w:r>
+        <w:rPr>
+          <w:rFonts w:ascii="Times New Roman" w:hAnsi="Times New Roman" w:cs="Times New Roman"/>
+          <w:sz w:val="24"/>
+          <w:szCs w:val="24"/>
+        </w:rPr>
+        <w:t>50 полит власти</w:t>
+      </w:r>
+    </w:p>
+    <w:p>
+      <w:pPr>
+        <w:rPr>
+          <w:rFonts w:ascii="Times New Roman" w:hAnsi="Times New Roman" w:cs="Times New Roman"/>
+          <w:sz w:val="24"/>
+          <w:szCs w:val="24"/>
+        </w:rPr>
+      </w:pPr>
+      <w:r>
+        <w:rPr>
+          <w:rFonts w:ascii="Times New Roman" w:hAnsi="Times New Roman" w:cs="Times New Roman"/>
+          <w:sz w:val="24"/>
+          <w:szCs w:val="24"/>
+        </w:rPr>
+        <w:t xml:space="preserve">Результат: </w:t>
+      </w:r>
+      <w:r>
+        <w:rPr>
+          <w:rFonts w:ascii="Times New Roman" w:hAnsi="Times New Roman" w:cs="Times New Roman"/>
+          <w:sz w:val="24"/>
+          <w:szCs w:val="24"/>
+        </w:rPr>
+        <w:t xml:space="preserve">-20% влияния генерал-резидента. Открывает часть фокусов связанных с </w:t>
+      </w:r>
+      <w:proofErr w:type="spellStart"/>
+      <w:r>
+        <w:rPr>
+          <w:rFonts w:ascii="Times New Roman" w:hAnsi="Times New Roman" w:cs="Times New Roman"/>
+          <w:sz w:val="24"/>
+          <w:szCs w:val="24"/>
+        </w:rPr>
+        <w:t>профранцузскими</w:t>
+      </w:r>
+      <w:proofErr w:type="spellEnd"/>
+      <w:r>
+        <w:rPr>
+          <w:rFonts w:ascii="Times New Roman" w:hAnsi="Times New Roman" w:cs="Times New Roman"/>
+          <w:sz w:val="24"/>
+          <w:szCs w:val="24"/>
+        </w:rPr>
+        <w:t xml:space="preserve"> фокусами. Вы получаете </w:t>
+      </w:r>
+      <w:proofErr w:type="spellStart"/>
+      <w:r>
+        <w:rPr>
+          <w:rFonts w:ascii="Times New Roman" w:hAnsi="Times New Roman" w:cs="Times New Roman"/>
+          <w:sz w:val="24"/>
+          <w:szCs w:val="24"/>
+        </w:rPr>
+        <w:t>тултип</w:t>
+      </w:r>
+      <w:proofErr w:type="spellEnd"/>
+      <w:r>
+        <w:rPr>
+          <w:rFonts w:ascii="Times New Roman" w:hAnsi="Times New Roman" w:cs="Times New Roman"/>
+          <w:sz w:val="24"/>
+          <w:szCs w:val="24"/>
+        </w:rPr>
+        <w:t xml:space="preserve"> </w:t>
+      </w:r>
+      <w:r>
+        <w:rPr>
+          <w:rFonts w:ascii="Times New Roman" w:hAnsi="Times New Roman" w:cs="Times New Roman"/>
+          <w:i/>
+          <w:iCs/>
+          <w:color w:val="FF0000"/>
+          <w:sz w:val="24"/>
+          <w:szCs w:val="24"/>
+        </w:rPr>
+        <w:t xml:space="preserve">Генерал-резидент </w:t>
+      </w:r>
+      <w:r>
+        <w:rPr>
+          <w:rFonts w:ascii="Times New Roman" w:hAnsi="Times New Roman" w:cs="Times New Roman"/>
+          <w:i/>
+          <w:iCs/>
+          <w:color w:val="FF0000"/>
+          <w:sz w:val="24"/>
+          <w:szCs w:val="24"/>
+        </w:rPr>
+        <w:t xml:space="preserve">обладает </w:t>
+      </w:r>
+      <w:r>
+        <w:rPr>
+          <w:rFonts w:ascii="Times New Roman" w:hAnsi="Times New Roman" w:cs="Times New Roman"/>
+          <w:i/>
+          <w:iCs/>
+          <w:color w:val="FF0000"/>
+          <w:sz w:val="24"/>
+          <w:szCs w:val="24"/>
+        </w:rPr>
+        <w:t>исполнительной</w:t>
+      </w:r>
+      <w:r>
+        <w:rPr>
+          <w:rFonts w:ascii="Times New Roman" w:hAnsi="Times New Roman" w:cs="Times New Roman"/>
+          <w:i/>
+          <w:iCs/>
+          <w:color w:val="FF0000"/>
+          <w:sz w:val="24"/>
+          <w:szCs w:val="24"/>
+        </w:rPr>
+        <w:t xml:space="preserve"> властью</w:t>
+      </w:r>
+      <w:r>
+        <w:rPr>
+          <w:rFonts w:ascii="Times New Roman" w:hAnsi="Times New Roman" w:cs="Times New Roman"/>
+          <w:sz w:val="24"/>
+          <w:szCs w:val="24"/>
+        </w:rPr>
+        <w:t>.</w:t>
+      </w:r>
+      <w:r>
+        <w:rPr>
+          <w:rFonts w:ascii="Times New Roman" w:hAnsi="Times New Roman" w:cs="Times New Roman"/>
+          <w:sz w:val="24"/>
+          <w:szCs w:val="24"/>
+        </w:rPr>
+        <w:t xml:space="preserve"> </w:t>
+      </w:r>
+      <w:r>
+        <w:rPr>
+          <w:rFonts w:ascii="Times New Roman" w:hAnsi="Times New Roman" w:cs="Times New Roman"/>
+          <w:sz w:val="24"/>
+          <w:szCs w:val="24"/>
+        </w:rPr>
+        <w:t xml:space="preserve">Вы теряете </w:t>
+      </w:r>
+      <w:proofErr w:type="spellStart"/>
+      <w:r>
+        <w:rPr>
+          <w:rFonts w:ascii="Times New Roman" w:hAnsi="Times New Roman" w:cs="Times New Roman"/>
+          <w:sz w:val="24"/>
+          <w:szCs w:val="24"/>
+        </w:rPr>
+        <w:t>тултип</w:t>
+      </w:r>
+      <w:proofErr w:type="spellEnd"/>
+      <w:r>
+        <w:rPr>
+          <w:rFonts w:ascii="Times New Roman" w:hAnsi="Times New Roman" w:cs="Times New Roman"/>
+          <w:sz w:val="24"/>
+          <w:szCs w:val="24"/>
+        </w:rPr>
+        <w:t xml:space="preserve"> </w:t>
       </w:r>
       <w:r>
         <w:rPr>
@@ -9793,7 +10199,7 @@
           <w:sz w:val="24"/>
           <w:szCs w:val="24"/>
         </w:rPr>
-        <w:t>судебной</w:t>
+        <w:t xml:space="preserve">Король обладает </w:t>
       </w:r>
       <w:r>
         <w:rPr>
@@ -9804,7 +10210,7 @@
           <w:sz w:val="24"/>
           <w:szCs w:val="24"/>
         </w:rPr>
-        <w:t xml:space="preserve"> властью</w:t>
+        <w:t>исполнительной</w:t>
       </w:r>
       <w:r>
         <w:rPr>
@@ -9815,6 +10221,17 @@
           <w:sz w:val="24"/>
           <w:szCs w:val="24"/>
         </w:rPr>
+        <w:t xml:space="preserve"> властью</w:t>
+      </w:r>
+      <w:r>
+        <w:rPr>
+          <w:rFonts w:ascii="Times New Roman" w:hAnsi="Times New Roman" w:cs="Times New Roman"/>
+          <w:i/>
+          <w:iCs/>
+          <w:color w:val="7030A0"/>
+          <w:sz w:val="24"/>
+          <w:szCs w:val="24"/>
+        </w:rPr>
         <w:t>.</w:t>
       </w:r>
     </w:p>
@@ -9832,7 +10249,7 @@
           <w:sz w:val="24"/>
           <w:szCs w:val="24"/>
         </w:rPr>
-        <w:t>4</w:t>
+        <w:t>2</w:t>
       </w:r>
       <w:r>
         <w:rPr>
@@ -9848,15 +10265,7 @@
           <w:sz w:val="24"/>
           <w:szCs w:val="24"/>
         </w:rPr>
-        <w:t>Вернуть титул</w:t>
-      </w:r>
-      <w:r>
-        <w:rPr>
-          <w:rFonts w:ascii="Times New Roman" w:hAnsi="Times New Roman" w:cs="Times New Roman"/>
-          <w:sz w:val="24"/>
-          <w:szCs w:val="24"/>
-        </w:rPr>
-        <w:t xml:space="preserve"> духовного лидера</w:t>
+        <w:t>Лишить короля законодательной власти</w:t>
       </w:r>
     </w:p>
     <w:p>
@@ -9881,23 +10290,7 @@
           <w:sz w:val="24"/>
           <w:szCs w:val="24"/>
         </w:rPr>
-        <w:t xml:space="preserve"> Влияние на стороне короля</w:t>
-      </w:r>
-      <w:r>
-        <w:rPr>
-          <w:rFonts w:ascii="Times New Roman" w:hAnsi="Times New Roman" w:cs="Times New Roman"/>
-          <w:sz w:val="24"/>
-          <w:szCs w:val="24"/>
-        </w:rPr>
-        <w:t xml:space="preserve"> </w:t>
-      </w:r>
-      <w:r>
-        <w:rPr>
-          <w:rFonts w:ascii="Times New Roman" w:hAnsi="Times New Roman" w:cs="Times New Roman"/>
-          <w:sz w:val="24"/>
-          <w:szCs w:val="24"/>
-        </w:rPr>
-        <w:t>и составляет более 25%</w:t>
+        <w:t xml:space="preserve"> Влияние на стороне генерал-резидента и составляет более 50%</w:t>
       </w:r>
     </w:p>
     <w:p>
@@ -9947,23 +10340,25 @@
           <w:sz w:val="24"/>
           <w:szCs w:val="24"/>
         </w:rPr>
-        <w:t xml:space="preserve">-20% влияния короля. Открывает часть фокусов экономического древа, связанного с </w:t>
-      </w:r>
-      <w:r>
-        <w:rPr>
-          <w:rFonts w:ascii="Times New Roman" w:hAnsi="Times New Roman" w:cs="Times New Roman"/>
-          <w:sz w:val="24"/>
-          <w:szCs w:val="24"/>
-        </w:rPr>
-        <w:t>укреплением религии вокруг монарха</w:t>
-      </w:r>
-      <w:r>
-        <w:rPr>
-          <w:rFonts w:ascii="Times New Roman" w:hAnsi="Times New Roman" w:cs="Times New Roman"/>
-          <w:sz w:val="24"/>
-          <w:szCs w:val="24"/>
-        </w:rPr>
-        <w:t xml:space="preserve">. Вы теряете </w:t>
+        <w:t xml:space="preserve">-20% влияния генерал-резидента. Открывает часть фокусов связанных с </w:t>
+      </w:r>
+      <w:proofErr w:type="spellStart"/>
+      <w:r>
+        <w:rPr>
+          <w:rFonts w:ascii="Times New Roman" w:hAnsi="Times New Roman" w:cs="Times New Roman"/>
+          <w:sz w:val="24"/>
+          <w:szCs w:val="24"/>
+        </w:rPr>
+        <w:t>профранцузскими</w:t>
+      </w:r>
+      <w:proofErr w:type="spellEnd"/>
+      <w:r>
+        <w:rPr>
+          <w:rFonts w:ascii="Times New Roman" w:hAnsi="Times New Roman" w:cs="Times New Roman"/>
+          <w:sz w:val="24"/>
+          <w:szCs w:val="24"/>
+        </w:rPr>
+        <w:t xml:space="preserve"> фокусами. Вы получаете </w:t>
       </w:r>
       <w:proofErr w:type="spellStart"/>
       <w:r>
@@ -10003,7 +10398,7 @@
           <w:sz w:val="24"/>
           <w:szCs w:val="24"/>
         </w:rPr>
-        <w:t>установил подконтрольного духовного лидера</w:t>
+        <w:t>обладает законодательной властью</w:t>
       </w:r>
       <w:r>
         <w:rPr>
@@ -10027,23 +10422,7 @@
           <w:sz w:val="24"/>
           <w:szCs w:val="24"/>
         </w:rPr>
-        <w:t>Вы</w:t>
-      </w:r>
-      <w:r>
-        <w:rPr>
-          <w:rFonts w:ascii="Times New Roman" w:hAnsi="Times New Roman" w:cs="Times New Roman"/>
-          <w:sz w:val="24"/>
-          <w:szCs w:val="24"/>
-        </w:rPr>
-        <w:t xml:space="preserve"> </w:t>
-      </w:r>
-      <w:r>
-        <w:rPr>
-          <w:rFonts w:ascii="Times New Roman" w:hAnsi="Times New Roman" w:cs="Times New Roman"/>
-          <w:sz w:val="24"/>
-          <w:szCs w:val="24"/>
-        </w:rPr>
-        <w:t xml:space="preserve">получаете </w:t>
+        <w:t xml:space="preserve">Вы теряете </w:t>
       </w:r>
       <w:proofErr w:type="spellStart"/>
       <w:r>
@@ -10072,7 +10451,7 @@
           <w:sz w:val="24"/>
           <w:szCs w:val="24"/>
         </w:rPr>
-        <w:t xml:space="preserve">Король </w:t>
+        <w:t xml:space="preserve">Король обладает </w:t>
       </w:r>
       <w:r>
         <w:rPr>
@@ -10083,7 +10462,7 @@
           <w:sz w:val="24"/>
           <w:szCs w:val="24"/>
         </w:rPr>
-        <w:t>является духовным лидером Марокко</w:t>
+        <w:t>законодательной</w:t>
       </w:r>
       <w:r>
         <w:rPr>
@@ -10094,6 +10473,17 @@
           <w:sz w:val="24"/>
           <w:szCs w:val="24"/>
         </w:rPr>
+        <w:t xml:space="preserve"> властью</w:t>
+      </w:r>
+      <w:r>
+        <w:rPr>
+          <w:rFonts w:ascii="Times New Roman" w:hAnsi="Times New Roman" w:cs="Times New Roman"/>
+          <w:i/>
+          <w:iCs/>
+          <w:color w:val="7030A0"/>
+          <w:sz w:val="24"/>
+          <w:szCs w:val="24"/>
+        </w:rPr>
         <w:t>.</w:t>
       </w:r>
     </w:p>
@@ -10105,6 +10495,30 @@
           <w:szCs w:val="24"/>
         </w:rPr>
       </w:pPr>
+      <w:r>
+        <w:rPr>
+          <w:rFonts w:ascii="Times New Roman" w:hAnsi="Times New Roman" w:cs="Times New Roman"/>
+          <w:sz w:val="24"/>
+          <w:szCs w:val="24"/>
+        </w:rPr>
+        <w:t>3</w:t>
+      </w:r>
+      <w:r>
+        <w:rPr>
+          <w:rFonts w:ascii="Times New Roman" w:hAnsi="Times New Roman" w:cs="Times New Roman"/>
+          <w:sz w:val="24"/>
+          <w:szCs w:val="24"/>
+        </w:rPr>
+        <w:t xml:space="preserve">. </w:t>
+      </w:r>
+      <w:r>
+        <w:rPr>
+          <w:rFonts w:ascii="Times New Roman" w:hAnsi="Times New Roman" w:cs="Times New Roman"/>
+          <w:sz w:val="24"/>
+          <w:szCs w:val="24"/>
+        </w:rPr>
+        <w:t>Лишить короля судебной власти</w:t>
+      </w:r>
     </w:p>
     <w:p>
       <w:pPr>
@@ -10120,39 +10534,23 @@
           <w:sz w:val="24"/>
           <w:szCs w:val="24"/>
         </w:rPr>
-        <w:t>Р</w:t>
-      </w:r>
-      <w:r>
-        <w:rPr>
-          <w:rFonts w:ascii="Times New Roman" w:hAnsi="Times New Roman" w:cs="Times New Roman"/>
-          <w:sz w:val="24"/>
-          <w:szCs w:val="24"/>
-        </w:rPr>
-        <w:t>ешения</w:t>
-      </w:r>
-      <w:r>
-        <w:rPr>
-          <w:rFonts w:ascii="Times New Roman" w:hAnsi="Times New Roman" w:cs="Times New Roman"/>
-          <w:sz w:val="24"/>
-          <w:szCs w:val="24"/>
-        </w:rPr>
-        <w:t xml:space="preserve"> генерал-резидента</w:t>
-      </w:r>
-      <w:r>
-        <w:rPr>
-          <w:rFonts w:ascii="Times New Roman" w:hAnsi="Times New Roman" w:cs="Times New Roman"/>
-          <w:sz w:val="24"/>
-          <w:szCs w:val="24"/>
-        </w:rPr>
-        <w:t xml:space="preserve"> СО СТАРТА</w:t>
-      </w:r>
-      <w:r>
-        <w:rPr>
-          <w:rFonts w:ascii="Times New Roman" w:hAnsi="Times New Roman" w:cs="Times New Roman"/>
-          <w:sz w:val="24"/>
-          <w:szCs w:val="24"/>
-        </w:rPr>
-        <w:t>:</w:t>
+        <w:t>Требования:</w:t>
+      </w:r>
+      <w:r>
+        <w:rPr>
+          <w:rFonts w:ascii="Times New Roman" w:hAnsi="Times New Roman" w:cs="Times New Roman"/>
+          <w:sz w:val="24"/>
+          <w:szCs w:val="24"/>
+        </w:rPr>
+        <w:t xml:space="preserve"> </w:t>
+      </w:r>
+      <w:r>
+        <w:rPr>
+          <w:rFonts w:ascii="Times New Roman" w:hAnsi="Times New Roman" w:cs="Times New Roman"/>
+          <w:sz w:val="24"/>
+          <w:szCs w:val="24"/>
+        </w:rPr>
+        <w:t>Влияние на стороне генерал-резидента и составляет более 75%</w:t>
       </w:r>
     </w:p>
     <w:p>
@@ -10169,15 +10567,15 @@
           <w:sz w:val="24"/>
           <w:szCs w:val="24"/>
         </w:rPr>
-        <w:t xml:space="preserve">1. </w:t>
-      </w:r>
-      <w:r>
-        <w:rPr>
-          <w:rFonts w:ascii="Times New Roman" w:hAnsi="Times New Roman" w:cs="Times New Roman"/>
-          <w:sz w:val="24"/>
-          <w:szCs w:val="24"/>
-        </w:rPr>
-        <w:t>Лишить короля исполнительной власти</w:t>
+        <w:t xml:space="preserve">Стоимость: </w:t>
+      </w:r>
+      <w:r>
+        <w:rPr>
+          <w:rFonts w:ascii="Times New Roman" w:hAnsi="Times New Roman" w:cs="Times New Roman"/>
+          <w:sz w:val="24"/>
+          <w:szCs w:val="24"/>
+        </w:rPr>
+        <w:t>50 полит власти</w:t>
       </w:r>
     </w:p>
     <w:p>
@@ -10194,64 +10592,6 @@
           <w:sz w:val="24"/>
           <w:szCs w:val="24"/>
         </w:rPr>
-        <w:t>Требования:</w:t>
-      </w:r>
-      <w:r>
-        <w:rPr>
-          <w:rFonts w:ascii="Times New Roman" w:hAnsi="Times New Roman" w:cs="Times New Roman"/>
-          <w:sz w:val="24"/>
-          <w:szCs w:val="24"/>
-        </w:rPr>
-        <w:t xml:space="preserve"> </w:t>
-      </w:r>
-      <w:r>
-        <w:rPr>
-          <w:rFonts w:ascii="Times New Roman" w:hAnsi="Times New Roman" w:cs="Times New Roman"/>
-          <w:sz w:val="24"/>
-          <w:szCs w:val="24"/>
-        </w:rPr>
-        <w:t>Влияние на стороне генерал-резидента и составляет более 25%</w:t>
-      </w:r>
-    </w:p>
-    <w:p>
-      <w:pPr>
-        <w:rPr>
-          <w:rFonts w:ascii="Times New Roman" w:hAnsi="Times New Roman" w:cs="Times New Roman"/>
-          <w:sz w:val="24"/>
-          <w:szCs w:val="24"/>
-        </w:rPr>
-      </w:pPr>
-      <w:r>
-        <w:rPr>
-          <w:rFonts w:ascii="Times New Roman" w:hAnsi="Times New Roman" w:cs="Times New Roman"/>
-          <w:sz w:val="24"/>
-          <w:szCs w:val="24"/>
-        </w:rPr>
-        <w:t xml:space="preserve">Стоимость: </w:t>
-      </w:r>
-      <w:r>
-        <w:rPr>
-          <w:rFonts w:ascii="Times New Roman" w:hAnsi="Times New Roman" w:cs="Times New Roman"/>
-          <w:sz w:val="24"/>
-          <w:szCs w:val="24"/>
-        </w:rPr>
-        <w:t>50 полит власти</w:t>
-      </w:r>
-    </w:p>
-    <w:p>
-      <w:pPr>
-        <w:rPr>
-          <w:rFonts w:ascii="Times New Roman" w:hAnsi="Times New Roman" w:cs="Times New Roman"/>
-          <w:sz w:val="24"/>
-          <w:szCs w:val="24"/>
-        </w:rPr>
-      </w:pPr>
-      <w:r>
-        <w:rPr>
-          <w:rFonts w:ascii="Times New Roman" w:hAnsi="Times New Roman" w:cs="Times New Roman"/>
-          <w:sz w:val="24"/>
-          <w:szCs w:val="24"/>
-        </w:rPr>
         <w:t xml:space="preserve">Результат: </w:t>
       </w:r>
       <w:r>
@@ -10260,25 +10600,7 @@
           <w:sz w:val="24"/>
           <w:szCs w:val="24"/>
         </w:rPr>
-        <w:t xml:space="preserve">-20% влияния генерал-резидента. Открывает часть фокусов связанных с </w:t>
-      </w:r>
-      <w:proofErr w:type="spellStart"/>
-      <w:r>
-        <w:rPr>
-          <w:rFonts w:ascii="Times New Roman" w:hAnsi="Times New Roman" w:cs="Times New Roman"/>
-          <w:sz w:val="24"/>
-          <w:szCs w:val="24"/>
-        </w:rPr>
-        <w:t>профранцузскими</w:t>
-      </w:r>
-      <w:proofErr w:type="spellEnd"/>
-      <w:r>
-        <w:rPr>
-          <w:rFonts w:ascii="Times New Roman" w:hAnsi="Times New Roman" w:cs="Times New Roman"/>
-          <w:sz w:val="24"/>
-          <w:szCs w:val="24"/>
-        </w:rPr>
-        <w:t xml:space="preserve"> фокусами. Вы получаете </w:t>
+        <w:t xml:space="preserve">-20% влияния генерал-резидента. Открывает часть фокусов связанных с судебными процессами против оппозиции Французской власти. Вы получаете </w:t>
       </w:r>
       <w:proofErr w:type="spellStart"/>
       <w:r>
@@ -10307,6 +10629,7 @@
           <w:sz w:val="24"/>
           <w:szCs w:val="24"/>
         </w:rPr>
+        <w:lastRenderedPageBreak/>
         <w:t xml:space="preserve">Генерал-резидент </w:t>
       </w:r>
       <w:r>
@@ -10318,7 +10641,265 @@
           <w:sz w:val="24"/>
           <w:szCs w:val="24"/>
         </w:rPr>
-        <w:t xml:space="preserve">обладает </w:t>
+        <w:t>обладает судебной властью</w:t>
+      </w:r>
+      <w:r>
+        <w:rPr>
+          <w:rFonts w:ascii="Times New Roman" w:hAnsi="Times New Roman" w:cs="Times New Roman"/>
+          <w:sz w:val="24"/>
+          <w:szCs w:val="24"/>
+        </w:rPr>
+        <w:t>.</w:t>
+      </w:r>
+      <w:r>
+        <w:rPr>
+          <w:rFonts w:ascii="Times New Roman" w:hAnsi="Times New Roman" w:cs="Times New Roman"/>
+          <w:sz w:val="24"/>
+          <w:szCs w:val="24"/>
+        </w:rPr>
+        <w:t xml:space="preserve"> </w:t>
+      </w:r>
+      <w:r>
+        <w:rPr>
+          <w:rFonts w:ascii="Times New Roman" w:hAnsi="Times New Roman" w:cs="Times New Roman"/>
+          <w:sz w:val="24"/>
+          <w:szCs w:val="24"/>
+        </w:rPr>
+        <w:t xml:space="preserve">Вы теряете </w:t>
+      </w:r>
+      <w:proofErr w:type="spellStart"/>
+      <w:r>
+        <w:rPr>
+          <w:rFonts w:ascii="Times New Roman" w:hAnsi="Times New Roman" w:cs="Times New Roman"/>
+          <w:sz w:val="24"/>
+          <w:szCs w:val="24"/>
+        </w:rPr>
+        <w:t>тултип</w:t>
+      </w:r>
+      <w:proofErr w:type="spellEnd"/>
+      <w:r>
+        <w:rPr>
+          <w:rFonts w:ascii="Times New Roman" w:hAnsi="Times New Roman" w:cs="Times New Roman"/>
+          <w:sz w:val="24"/>
+          <w:szCs w:val="24"/>
+        </w:rPr>
+        <w:t xml:space="preserve"> </w:t>
+      </w:r>
+      <w:r>
+        <w:rPr>
+          <w:rFonts w:ascii="Times New Roman" w:hAnsi="Times New Roman" w:cs="Times New Roman"/>
+          <w:i/>
+          <w:iCs/>
+          <w:color w:val="7030A0"/>
+          <w:sz w:val="24"/>
+          <w:szCs w:val="24"/>
+        </w:rPr>
+        <w:t>К</w:t>
+      </w:r>
+      <w:r>
+        <w:rPr>
+          <w:rFonts w:ascii="Times New Roman" w:hAnsi="Times New Roman" w:cs="Times New Roman"/>
+          <w:i/>
+          <w:iCs/>
+          <w:color w:val="7030A0"/>
+          <w:sz w:val="24"/>
+          <w:szCs w:val="24"/>
+        </w:rPr>
+        <w:t xml:space="preserve"> </w:t>
+      </w:r>
+      <w:r>
+        <w:rPr>
+          <w:rFonts w:ascii="Times New Roman" w:hAnsi="Times New Roman" w:cs="Times New Roman"/>
+          <w:i/>
+          <w:iCs/>
+          <w:color w:val="7030A0"/>
+          <w:sz w:val="24"/>
+          <w:szCs w:val="24"/>
+        </w:rPr>
+        <w:t xml:space="preserve">Король обладает </w:t>
+      </w:r>
+      <w:r>
+        <w:rPr>
+          <w:rFonts w:ascii="Times New Roman" w:hAnsi="Times New Roman" w:cs="Times New Roman"/>
+          <w:i/>
+          <w:iCs/>
+          <w:color w:val="7030A0"/>
+          <w:sz w:val="24"/>
+          <w:szCs w:val="24"/>
+        </w:rPr>
+        <w:t>судебной</w:t>
+      </w:r>
+      <w:r>
+        <w:rPr>
+          <w:rFonts w:ascii="Times New Roman" w:hAnsi="Times New Roman" w:cs="Times New Roman"/>
+          <w:i/>
+          <w:iCs/>
+          <w:color w:val="7030A0"/>
+          <w:sz w:val="24"/>
+          <w:szCs w:val="24"/>
+        </w:rPr>
+        <w:t xml:space="preserve"> властью</w:t>
+      </w:r>
+      <w:r>
+        <w:rPr>
+          <w:rFonts w:ascii="Times New Roman" w:hAnsi="Times New Roman" w:cs="Times New Roman"/>
+          <w:i/>
+          <w:iCs/>
+          <w:color w:val="7030A0"/>
+          <w:sz w:val="24"/>
+          <w:szCs w:val="24"/>
+        </w:rPr>
+        <w:t>.</w:t>
+      </w:r>
+    </w:p>
+    <w:p>
+      <w:pPr>
+        <w:rPr>
+          <w:rFonts w:ascii="Times New Roman" w:hAnsi="Times New Roman" w:cs="Times New Roman"/>
+          <w:sz w:val="24"/>
+          <w:szCs w:val="24"/>
+        </w:rPr>
+      </w:pPr>
+      <w:r>
+        <w:rPr>
+          <w:rFonts w:ascii="Times New Roman" w:hAnsi="Times New Roman" w:cs="Times New Roman"/>
+          <w:sz w:val="24"/>
+          <w:szCs w:val="24"/>
+        </w:rPr>
+        <w:t>4</w:t>
+      </w:r>
+      <w:r>
+        <w:rPr>
+          <w:rFonts w:ascii="Times New Roman" w:hAnsi="Times New Roman" w:cs="Times New Roman"/>
+          <w:sz w:val="24"/>
+          <w:szCs w:val="24"/>
+        </w:rPr>
+        <w:t xml:space="preserve">. </w:t>
+      </w:r>
+      <w:r>
+        <w:rPr>
+          <w:rFonts w:ascii="Times New Roman" w:hAnsi="Times New Roman" w:cs="Times New Roman"/>
+          <w:sz w:val="24"/>
+          <w:szCs w:val="24"/>
+        </w:rPr>
+        <w:t>Назначить нового духовного лидера</w:t>
+      </w:r>
+    </w:p>
+    <w:p>
+      <w:pPr>
+        <w:rPr>
+          <w:rFonts w:ascii="Times New Roman" w:hAnsi="Times New Roman" w:cs="Times New Roman"/>
+          <w:sz w:val="24"/>
+          <w:szCs w:val="24"/>
+        </w:rPr>
+      </w:pPr>
+      <w:r>
+        <w:rPr>
+          <w:rFonts w:ascii="Times New Roman" w:hAnsi="Times New Roman" w:cs="Times New Roman"/>
+          <w:sz w:val="24"/>
+          <w:szCs w:val="24"/>
+        </w:rPr>
+        <w:t>Требования:</w:t>
+      </w:r>
+      <w:r>
+        <w:rPr>
+          <w:rFonts w:ascii="Times New Roman" w:hAnsi="Times New Roman" w:cs="Times New Roman"/>
+          <w:sz w:val="24"/>
+          <w:szCs w:val="24"/>
+        </w:rPr>
+        <w:t xml:space="preserve"> </w:t>
+      </w:r>
+      <w:r>
+        <w:rPr>
+          <w:rFonts w:ascii="Times New Roman" w:hAnsi="Times New Roman" w:cs="Times New Roman"/>
+          <w:sz w:val="24"/>
+          <w:szCs w:val="24"/>
+        </w:rPr>
+        <w:t>Влияние на стороне генерал-резидента и составляет более 100%</w:t>
+      </w:r>
+    </w:p>
+    <w:p>
+      <w:pPr>
+        <w:rPr>
+          <w:rFonts w:ascii="Times New Roman" w:hAnsi="Times New Roman" w:cs="Times New Roman"/>
+          <w:sz w:val="24"/>
+          <w:szCs w:val="24"/>
+        </w:rPr>
+      </w:pPr>
+      <w:r>
+        <w:rPr>
+          <w:rFonts w:ascii="Times New Roman" w:hAnsi="Times New Roman" w:cs="Times New Roman"/>
+          <w:sz w:val="24"/>
+          <w:szCs w:val="24"/>
+        </w:rPr>
+        <w:t xml:space="preserve">Стоимость: </w:t>
+      </w:r>
+      <w:r>
+        <w:rPr>
+          <w:rFonts w:ascii="Times New Roman" w:hAnsi="Times New Roman" w:cs="Times New Roman"/>
+          <w:sz w:val="24"/>
+          <w:szCs w:val="24"/>
+        </w:rPr>
+        <w:t>50 полит власти</w:t>
+      </w:r>
+    </w:p>
+    <w:p>
+      <w:pPr>
+        <w:rPr>
+          <w:rFonts w:ascii="Times New Roman" w:hAnsi="Times New Roman" w:cs="Times New Roman"/>
+          <w:sz w:val="24"/>
+          <w:szCs w:val="24"/>
+        </w:rPr>
+      </w:pPr>
+      <w:r>
+        <w:rPr>
+          <w:rFonts w:ascii="Times New Roman" w:hAnsi="Times New Roman" w:cs="Times New Roman"/>
+          <w:sz w:val="24"/>
+          <w:szCs w:val="24"/>
+        </w:rPr>
+        <w:t xml:space="preserve">Результат: </w:t>
+      </w:r>
+      <w:r>
+        <w:rPr>
+          <w:rFonts w:ascii="Times New Roman" w:hAnsi="Times New Roman" w:cs="Times New Roman"/>
+          <w:sz w:val="24"/>
+          <w:szCs w:val="24"/>
+        </w:rPr>
+        <w:t xml:space="preserve">-20% влияния генерал-резидента. Открывает часть фокусов экономического древа, связанного с </w:t>
+      </w:r>
+      <w:r>
+        <w:rPr>
+          <w:rFonts w:ascii="Times New Roman" w:hAnsi="Times New Roman" w:cs="Times New Roman"/>
+          <w:sz w:val="24"/>
+          <w:szCs w:val="24"/>
+        </w:rPr>
+        <w:t>религиозными альтернативами</w:t>
+      </w:r>
+      <w:r>
+        <w:rPr>
+          <w:rFonts w:ascii="Times New Roman" w:hAnsi="Times New Roman" w:cs="Times New Roman"/>
+          <w:sz w:val="24"/>
+          <w:szCs w:val="24"/>
+        </w:rPr>
+        <w:t xml:space="preserve">. Вы получаете </w:t>
+      </w:r>
+      <w:proofErr w:type="spellStart"/>
+      <w:r>
+        <w:rPr>
+          <w:rFonts w:ascii="Times New Roman" w:hAnsi="Times New Roman" w:cs="Times New Roman"/>
+          <w:sz w:val="24"/>
+          <w:szCs w:val="24"/>
+        </w:rPr>
+        <w:t>тултип</w:t>
+      </w:r>
+      <w:proofErr w:type="spellEnd"/>
+      <w:r>
+        <w:rPr>
+          <w:rFonts w:ascii="Times New Roman" w:hAnsi="Times New Roman" w:cs="Times New Roman"/>
+          <w:sz w:val="24"/>
+          <w:szCs w:val="24"/>
+        </w:rPr>
+        <w:t xml:space="preserve"> </w:t>
       </w:r>
       <w:r>
         <w:rPr>
@@ -10329,7 +10910,7 @@
           <w:sz w:val="24"/>
           <w:szCs w:val="24"/>
         </w:rPr>
-        <w:t>исполнительной</w:t>
+        <w:t xml:space="preserve">Генерал-резидент </w:t>
       </w:r>
       <w:r>
         <w:rPr>
@@ -10340,7 +10921,7 @@
           <w:sz w:val="24"/>
           <w:szCs w:val="24"/>
         </w:rPr>
-        <w:t xml:space="preserve"> властью</w:t>
+        <w:t>установил подконтрольного духовного лидера</w:t>
       </w:r>
       <w:r>
         <w:rPr>
@@ -10393,7 +10974,7 @@
           <w:sz w:val="24"/>
           <w:szCs w:val="24"/>
         </w:rPr>
-        <w:t xml:space="preserve">Король обладает </w:t>
+        <w:t xml:space="preserve">Король </w:t>
       </w:r>
       <w:r>
         <w:rPr>
@@ -10404,7 +10985,7 @@
           <w:sz w:val="24"/>
           <w:szCs w:val="24"/>
         </w:rPr>
-        <w:t>исполнительной</w:t>
+        <w:t>является духовным лидером Марокко</w:t>
       </w:r>
       <w:r>
         <w:rPr>
@@ -10415,7 +10996,132 @@
           <w:sz w:val="24"/>
           <w:szCs w:val="24"/>
         </w:rPr>
-        <w:t xml:space="preserve"> властью</w:t>
+        <w:t>.</w:t>
+      </w:r>
+    </w:p>
+    <w:p>
+      <w:pPr>
+        <w:rPr>
+          <w:rFonts w:ascii="Times New Roman" w:hAnsi="Times New Roman" w:cs="Times New Roman"/>
+          <w:sz w:val="24"/>
+          <w:szCs w:val="24"/>
+        </w:rPr>
+      </w:pPr>
+      <w:r>
+        <w:rPr>
+          <w:rFonts w:ascii="Times New Roman" w:hAnsi="Times New Roman" w:cs="Times New Roman"/>
+          <w:sz w:val="24"/>
+          <w:szCs w:val="24"/>
+        </w:rPr>
+        <w:t>Р</w:t>
+      </w:r>
+      <w:r>
+        <w:rPr>
+          <w:rFonts w:ascii="Times New Roman" w:hAnsi="Times New Roman" w:cs="Times New Roman"/>
+          <w:sz w:val="24"/>
+          <w:szCs w:val="24"/>
+        </w:rPr>
+        <w:t>ешения</w:t>
+      </w:r>
+      <w:r>
+        <w:rPr>
+          <w:rFonts w:ascii="Times New Roman" w:hAnsi="Times New Roman" w:cs="Times New Roman"/>
+          <w:sz w:val="24"/>
+          <w:szCs w:val="24"/>
+        </w:rPr>
+        <w:t xml:space="preserve"> генерал-резидента открывающиеся по факту игры</w:t>
+      </w:r>
+      <w:r>
+        <w:rPr>
+          <w:rFonts w:ascii="Times New Roman" w:hAnsi="Times New Roman" w:cs="Times New Roman"/>
+          <w:sz w:val="24"/>
+          <w:szCs w:val="24"/>
+        </w:rPr>
+        <w:t>:</w:t>
+      </w:r>
+    </w:p>
+    <w:p>
+      <w:pPr>
+        <w:rPr>
+          <w:rFonts w:ascii="Times New Roman" w:hAnsi="Times New Roman" w:cs="Times New Roman"/>
+          <w:sz w:val="24"/>
+          <w:szCs w:val="24"/>
+        </w:rPr>
+      </w:pPr>
+      <w:r>
+        <w:rPr>
+          <w:rFonts w:ascii="Times New Roman" w:hAnsi="Times New Roman" w:cs="Times New Roman"/>
+          <w:sz w:val="24"/>
+          <w:szCs w:val="24"/>
+        </w:rPr>
+        <w:t>1</w:t>
+      </w:r>
+      <w:r>
+        <w:rPr>
+          <w:rFonts w:ascii="Times New Roman" w:hAnsi="Times New Roman" w:cs="Times New Roman"/>
+          <w:sz w:val="24"/>
+          <w:szCs w:val="24"/>
+        </w:rPr>
+        <w:t xml:space="preserve">. </w:t>
+      </w:r>
+      <w:r>
+        <w:rPr>
+          <w:rFonts w:ascii="Times New Roman" w:hAnsi="Times New Roman" w:cs="Times New Roman"/>
+          <w:sz w:val="24"/>
+          <w:szCs w:val="24"/>
+        </w:rPr>
+        <w:t>Лишить короля права законодательной инициативы</w:t>
+      </w:r>
+    </w:p>
+    <w:p>
+      <w:pPr>
+        <w:rPr>
+          <w:rFonts w:ascii="Times New Roman" w:hAnsi="Times New Roman" w:cs="Times New Roman"/>
+          <w:sz w:val="24"/>
+          <w:szCs w:val="24"/>
+        </w:rPr>
+      </w:pPr>
+      <w:r>
+        <w:rPr>
+          <w:rFonts w:ascii="Times New Roman" w:hAnsi="Times New Roman" w:cs="Times New Roman"/>
+          <w:sz w:val="24"/>
+          <w:szCs w:val="24"/>
+        </w:rPr>
+        <w:t>Требования:</w:t>
+      </w:r>
+      <w:r>
+        <w:rPr>
+          <w:rFonts w:ascii="Times New Roman" w:hAnsi="Times New Roman" w:cs="Times New Roman"/>
+          <w:sz w:val="24"/>
+          <w:szCs w:val="24"/>
+        </w:rPr>
+        <w:t xml:space="preserve"> Влияние на стороне генерал-резидента и составляет более 25%</w:t>
+      </w:r>
+      <w:r>
+        <w:rPr>
+          <w:rFonts w:ascii="Times New Roman" w:hAnsi="Times New Roman" w:cs="Times New Roman"/>
+          <w:sz w:val="24"/>
+          <w:szCs w:val="24"/>
+        </w:rPr>
+        <w:t xml:space="preserve">, имеется </w:t>
+      </w:r>
+      <w:proofErr w:type="spellStart"/>
+      <w:r>
+        <w:rPr>
+          <w:rFonts w:ascii="Times New Roman" w:hAnsi="Times New Roman" w:cs="Times New Roman"/>
+          <w:sz w:val="24"/>
+          <w:szCs w:val="24"/>
+        </w:rPr>
+        <w:t>тултип</w:t>
+      </w:r>
+      <w:proofErr w:type="spellEnd"/>
+      <w:r>
+        <w:rPr>
+          <w:rFonts w:ascii="Times New Roman" w:hAnsi="Times New Roman" w:cs="Times New Roman"/>
+          <w:sz w:val="24"/>
+          <w:szCs w:val="24"/>
+        </w:rPr>
+        <w:t xml:space="preserve"> </w:t>
       </w:r>
       <w:r>
         <w:rPr>
@@ -10426,6 +11132,25 @@
           <w:sz w:val="24"/>
           <w:szCs w:val="24"/>
         </w:rPr>
+        <w:t xml:space="preserve">Король </w:t>
+      </w:r>
+      <w:r>
+        <w:rPr>
+          <w:rFonts w:ascii="Times New Roman" w:hAnsi="Times New Roman" w:cs="Times New Roman"/>
+          <w:i/>
+          <w:iCs/>
+          <w:color w:val="7030A0"/>
+          <w:sz w:val="24"/>
+          <w:szCs w:val="24"/>
+        </w:rPr>
+        <w:t>обладает правом законодательных инициатив</w:t>
+      </w:r>
+      <w:r>
+        <w:rPr>
+          <w:rFonts w:ascii="Times New Roman" w:hAnsi="Times New Roman" w:cs="Times New Roman"/>
+          <w:sz w:val="24"/>
+          <w:szCs w:val="24"/>
+        </w:rPr>
         <w:t>.</w:t>
       </w:r>
     </w:p>
@@ -10443,23 +11168,15 @@
           <w:sz w:val="24"/>
           <w:szCs w:val="24"/>
         </w:rPr>
-        <w:t>2</w:t>
-      </w:r>
-      <w:r>
-        <w:rPr>
-          <w:rFonts w:ascii="Times New Roman" w:hAnsi="Times New Roman" w:cs="Times New Roman"/>
-          <w:sz w:val="24"/>
-          <w:szCs w:val="24"/>
-        </w:rPr>
-        <w:t xml:space="preserve">. </w:t>
-      </w:r>
-      <w:r>
-        <w:rPr>
-          <w:rFonts w:ascii="Times New Roman" w:hAnsi="Times New Roman" w:cs="Times New Roman"/>
-          <w:sz w:val="24"/>
-          <w:szCs w:val="24"/>
-        </w:rPr>
-        <w:t>Лишить короля законодательной власти</w:t>
+        <w:t xml:space="preserve">Стоимость: </w:t>
+      </w:r>
+      <w:r>
+        <w:rPr>
+          <w:rFonts w:ascii="Times New Roman" w:hAnsi="Times New Roman" w:cs="Times New Roman"/>
+          <w:sz w:val="24"/>
+          <w:szCs w:val="24"/>
+        </w:rPr>
+        <w:t>50 полит власти</w:t>
       </w:r>
     </w:p>
     <w:p>
@@ -10476,56 +11193,6 @@
           <w:sz w:val="24"/>
           <w:szCs w:val="24"/>
         </w:rPr>
-        <w:t>Требования:</w:t>
-      </w:r>
-      <w:r>
-        <w:rPr>
-          <w:rFonts w:ascii="Times New Roman" w:hAnsi="Times New Roman" w:cs="Times New Roman"/>
-          <w:sz w:val="24"/>
-          <w:szCs w:val="24"/>
-        </w:rPr>
-        <w:t xml:space="preserve"> Влияние на стороне генерал-резидента и составляет более 50%</w:t>
-      </w:r>
-    </w:p>
-    <w:p>
-      <w:pPr>
-        <w:rPr>
-          <w:rFonts w:ascii="Times New Roman" w:hAnsi="Times New Roman" w:cs="Times New Roman"/>
-          <w:sz w:val="24"/>
-          <w:szCs w:val="24"/>
-        </w:rPr>
-      </w:pPr>
-      <w:r>
-        <w:rPr>
-          <w:rFonts w:ascii="Times New Roman" w:hAnsi="Times New Roman" w:cs="Times New Roman"/>
-          <w:sz w:val="24"/>
-          <w:szCs w:val="24"/>
-        </w:rPr>
-        <w:t xml:space="preserve">Стоимость: </w:t>
-      </w:r>
-      <w:r>
-        <w:rPr>
-          <w:rFonts w:ascii="Times New Roman" w:hAnsi="Times New Roman" w:cs="Times New Roman"/>
-          <w:sz w:val="24"/>
-          <w:szCs w:val="24"/>
-        </w:rPr>
-        <w:t>50 полит власти</w:t>
-      </w:r>
-    </w:p>
-    <w:p>
-      <w:pPr>
-        <w:rPr>
-          <w:rFonts w:ascii="Times New Roman" w:hAnsi="Times New Roman" w:cs="Times New Roman"/>
-          <w:sz w:val="24"/>
-          <w:szCs w:val="24"/>
-        </w:rPr>
-      </w:pPr>
-      <w:r>
-        <w:rPr>
-          <w:rFonts w:ascii="Times New Roman" w:hAnsi="Times New Roman" w:cs="Times New Roman"/>
-          <w:sz w:val="24"/>
-          <w:szCs w:val="24"/>
-        </w:rPr>
         <w:t xml:space="preserve">Результат: </w:t>
       </w:r>
       <w:r>
@@ -10534,25 +11201,87 @@
           <w:sz w:val="24"/>
           <w:szCs w:val="24"/>
         </w:rPr>
-        <w:t xml:space="preserve">-20% влияния генерал-резидента. Открывает часть фокусов связанных с </w:t>
-      </w:r>
-      <w:proofErr w:type="spellStart"/>
-      <w:r>
-        <w:rPr>
-          <w:rFonts w:ascii="Times New Roman" w:hAnsi="Times New Roman" w:cs="Times New Roman"/>
-          <w:sz w:val="24"/>
-          <w:szCs w:val="24"/>
-        </w:rPr>
-        <w:t>профранцузскими</w:t>
-      </w:r>
-      <w:proofErr w:type="spellEnd"/>
-      <w:r>
-        <w:rPr>
-          <w:rFonts w:ascii="Times New Roman" w:hAnsi="Times New Roman" w:cs="Times New Roman"/>
-          <w:sz w:val="24"/>
-          <w:szCs w:val="24"/>
-        </w:rPr>
-        <w:t xml:space="preserve"> фокусами. Вы получаете </w:t>
+        <w:t xml:space="preserve">-20% влияния </w:t>
+      </w:r>
+      <w:r>
+        <w:rPr>
+          <w:rFonts w:ascii="Times New Roman" w:hAnsi="Times New Roman" w:cs="Times New Roman"/>
+          <w:sz w:val="24"/>
+          <w:szCs w:val="24"/>
+        </w:rPr>
+        <w:t>генерал-резидента</w:t>
+      </w:r>
+      <w:r>
+        <w:rPr>
+          <w:rFonts w:ascii="Times New Roman" w:hAnsi="Times New Roman" w:cs="Times New Roman"/>
+          <w:sz w:val="24"/>
+          <w:szCs w:val="24"/>
+        </w:rPr>
+        <w:t xml:space="preserve">. Открывает доступ к политикам, усиливающим поддержку </w:t>
+      </w:r>
+      <w:r>
+        <w:rPr>
+          <w:rFonts w:ascii="Times New Roman" w:hAnsi="Times New Roman" w:cs="Times New Roman"/>
+          <w:sz w:val="24"/>
+          <w:szCs w:val="24"/>
+        </w:rPr>
+        <w:t>авторитаризма и снижения автономии</w:t>
+      </w:r>
+      <w:r>
+        <w:rPr>
+          <w:rFonts w:ascii="Times New Roman" w:hAnsi="Times New Roman" w:cs="Times New Roman"/>
+          <w:sz w:val="24"/>
+          <w:szCs w:val="24"/>
+        </w:rPr>
+        <w:t xml:space="preserve">. Открывает часть фокусов политического древа связанных с поддержкой </w:t>
+      </w:r>
+      <w:r>
+        <w:rPr>
+          <w:rFonts w:ascii="Times New Roman" w:hAnsi="Times New Roman" w:cs="Times New Roman"/>
+          <w:sz w:val="24"/>
+          <w:szCs w:val="24"/>
+        </w:rPr>
+        <w:t>Франции</w:t>
+      </w:r>
+      <w:r>
+        <w:rPr>
+          <w:rFonts w:ascii="Times New Roman" w:hAnsi="Times New Roman" w:cs="Times New Roman"/>
+          <w:sz w:val="24"/>
+          <w:szCs w:val="24"/>
+        </w:rPr>
+        <w:t>.</w:t>
+      </w:r>
+      <w:r>
+        <w:rPr>
+          <w:rFonts w:ascii="Times New Roman" w:hAnsi="Times New Roman" w:cs="Times New Roman"/>
+          <w:sz w:val="24"/>
+          <w:szCs w:val="24"/>
+        </w:rPr>
+        <w:t xml:space="preserve"> </w:t>
+      </w:r>
+      <w:r>
+        <w:rPr>
+          <w:rFonts w:ascii="Times New Roman" w:hAnsi="Times New Roman" w:cs="Times New Roman"/>
+          <w:sz w:val="24"/>
+          <w:szCs w:val="24"/>
+        </w:rPr>
+        <w:t>Вы</w:t>
+      </w:r>
+      <w:r>
+        <w:rPr>
+          <w:rFonts w:ascii="Times New Roman" w:hAnsi="Times New Roman" w:cs="Times New Roman"/>
+          <w:sz w:val="24"/>
+          <w:szCs w:val="24"/>
+        </w:rPr>
+        <w:t xml:space="preserve"> </w:t>
+      </w:r>
+      <w:r>
+        <w:rPr>
+          <w:rFonts w:ascii="Times New Roman" w:hAnsi="Times New Roman" w:cs="Times New Roman"/>
+          <w:sz w:val="24"/>
+          <w:szCs w:val="24"/>
+        </w:rPr>
+        <w:t xml:space="preserve">получаете </w:t>
       </w:r>
       <w:proofErr w:type="spellStart"/>
       <w:r>
@@ -10581,7 +11310,7 @@
           <w:sz w:val="24"/>
           <w:szCs w:val="24"/>
         </w:rPr>
-        <w:t xml:space="preserve">Генерал-резидент </w:t>
+        <w:t>Генерал-резидент обладает правом законодательных инициатив</w:t>
       </w:r>
       <w:r>
         <w:rPr>
@@ -10592,14 +11321,6 @@
           <w:sz w:val="24"/>
           <w:szCs w:val="24"/>
         </w:rPr>
-        <w:t>обладает законодательной властью</w:t>
-      </w:r>
-      <w:r>
-        <w:rPr>
-          <w:rFonts w:ascii="Times New Roman" w:hAnsi="Times New Roman" w:cs="Times New Roman"/>
-          <w:sz w:val="24"/>
-          <w:szCs w:val="24"/>
-        </w:rPr>
         <w:t>.</w:t>
       </w:r>
       <w:r>
@@ -10608,15 +11329,15 @@
           <w:sz w:val="24"/>
           <w:szCs w:val="24"/>
         </w:rPr>
-        <w:t xml:space="preserve"> </w:t>
-      </w:r>
-      <w:r>
-        <w:rPr>
-          <w:rFonts w:ascii="Times New Roman" w:hAnsi="Times New Roman" w:cs="Times New Roman"/>
-          <w:sz w:val="24"/>
-          <w:szCs w:val="24"/>
-        </w:rPr>
-        <w:t xml:space="preserve">Вы теряете </w:t>
+        <w:t xml:space="preserve"> Вы </w:t>
+      </w:r>
+      <w:r>
+        <w:rPr>
+          <w:rFonts w:ascii="Times New Roman" w:hAnsi="Times New Roman" w:cs="Times New Roman"/>
+          <w:sz w:val="24"/>
+          <w:szCs w:val="24"/>
+        </w:rPr>
+        <w:t xml:space="preserve">теряете </w:t>
       </w:r>
       <w:proofErr w:type="spellStart"/>
       <w:r>
@@ -10645,7 +11366,7 @@
           <w:sz w:val="24"/>
           <w:szCs w:val="24"/>
         </w:rPr>
-        <w:t xml:space="preserve">Король обладает </w:t>
+        <w:t xml:space="preserve">Король </w:t>
       </w:r>
       <w:r>
         <w:rPr>
@@ -10656,7 +11377,99 @@
           <w:sz w:val="24"/>
           <w:szCs w:val="24"/>
         </w:rPr>
-        <w:t>законодательной</w:t>
+        <w:t>обладает правом законодательных инициатив</w:t>
+      </w:r>
+      <w:r>
+        <w:rPr>
+          <w:rFonts w:ascii="Times New Roman" w:hAnsi="Times New Roman" w:cs="Times New Roman"/>
+          <w:sz w:val="24"/>
+          <w:szCs w:val="24"/>
+        </w:rPr>
+        <w:t>.</w:t>
+      </w:r>
+    </w:p>
+    <w:p>
+      <w:pPr>
+        <w:rPr>
+          <w:rFonts w:ascii="Times New Roman" w:hAnsi="Times New Roman" w:cs="Times New Roman"/>
+          <w:sz w:val="24"/>
+          <w:szCs w:val="24"/>
+        </w:rPr>
+      </w:pPr>
+      <w:r>
+        <w:rPr>
+          <w:rFonts w:ascii="Times New Roman" w:hAnsi="Times New Roman" w:cs="Times New Roman"/>
+          <w:sz w:val="24"/>
+          <w:szCs w:val="24"/>
+        </w:rPr>
+        <w:t>2</w:t>
+      </w:r>
+      <w:r>
+        <w:rPr>
+          <w:rFonts w:ascii="Times New Roman" w:hAnsi="Times New Roman" w:cs="Times New Roman"/>
+          <w:sz w:val="24"/>
+          <w:szCs w:val="24"/>
+        </w:rPr>
+        <w:t xml:space="preserve">. </w:t>
+      </w:r>
+      <w:r>
+        <w:rPr>
+          <w:rFonts w:ascii="Times New Roman" w:hAnsi="Times New Roman" w:cs="Times New Roman"/>
+          <w:sz w:val="24"/>
+          <w:szCs w:val="24"/>
+        </w:rPr>
+        <w:t>Лишить короля контроля над экономикой</w:t>
+      </w:r>
+    </w:p>
+    <w:p>
+      <w:pPr>
+        <w:rPr>
+          <w:rFonts w:ascii="Times New Roman" w:hAnsi="Times New Roman" w:cs="Times New Roman"/>
+          <w:sz w:val="24"/>
+          <w:szCs w:val="24"/>
+        </w:rPr>
+      </w:pPr>
+      <w:r>
+        <w:rPr>
+          <w:rFonts w:ascii="Times New Roman" w:hAnsi="Times New Roman" w:cs="Times New Roman"/>
+          <w:sz w:val="24"/>
+          <w:szCs w:val="24"/>
+        </w:rPr>
+        <w:t>Требования:</w:t>
+      </w:r>
+      <w:r>
+        <w:rPr>
+          <w:rFonts w:ascii="Times New Roman" w:hAnsi="Times New Roman" w:cs="Times New Roman"/>
+          <w:sz w:val="24"/>
+          <w:szCs w:val="24"/>
+        </w:rPr>
+        <w:t xml:space="preserve"> Влияние на стороне генерал-резидента и составляет более 25%</w:t>
+      </w:r>
+      <w:r>
+        <w:rPr>
+          <w:rFonts w:ascii="Times New Roman" w:hAnsi="Times New Roman" w:cs="Times New Roman"/>
+          <w:sz w:val="24"/>
+          <w:szCs w:val="24"/>
+        </w:rPr>
+        <w:t xml:space="preserve">, имеется </w:t>
+      </w:r>
+      <w:proofErr w:type="spellStart"/>
+      <w:r>
+        <w:rPr>
+          <w:rFonts w:ascii="Times New Roman" w:hAnsi="Times New Roman" w:cs="Times New Roman"/>
+          <w:sz w:val="24"/>
+          <w:szCs w:val="24"/>
+        </w:rPr>
+        <w:t>тултип</w:t>
+      </w:r>
+      <w:proofErr w:type="spellEnd"/>
+      <w:r>
+        <w:rPr>
+          <w:rFonts w:ascii="Times New Roman" w:hAnsi="Times New Roman" w:cs="Times New Roman"/>
+          <w:sz w:val="24"/>
+          <w:szCs w:val="24"/>
+        </w:rPr>
+        <w:t xml:space="preserve"> </w:t>
       </w:r>
       <w:r>
         <w:rPr>
@@ -10667,7 +11480,7 @@
           <w:sz w:val="24"/>
           <w:szCs w:val="24"/>
         </w:rPr>
-        <w:t xml:space="preserve"> властью</w:t>
+        <w:t xml:space="preserve">Король контролирует </w:t>
       </w:r>
       <w:r>
         <w:rPr>
@@ -10678,6 +11491,14 @@
           <w:sz w:val="24"/>
           <w:szCs w:val="24"/>
         </w:rPr>
+        <w:t>экономику</w:t>
+      </w:r>
+      <w:r>
+        <w:rPr>
+          <w:rFonts w:ascii="Times New Roman" w:hAnsi="Times New Roman" w:cs="Times New Roman"/>
+          <w:sz w:val="24"/>
+          <w:szCs w:val="24"/>
+        </w:rPr>
         <w:t>.</w:t>
       </w:r>
     </w:p>
@@ -10695,23 +11516,15 @@
           <w:sz w:val="24"/>
           <w:szCs w:val="24"/>
         </w:rPr>
-        <w:t>3</w:t>
-      </w:r>
-      <w:r>
-        <w:rPr>
-          <w:rFonts w:ascii="Times New Roman" w:hAnsi="Times New Roman" w:cs="Times New Roman"/>
-          <w:sz w:val="24"/>
-          <w:szCs w:val="24"/>
-        </w:rPr>
-        <w:t xml:space="preserve">. </w:t>
-      </w:r>
-      <w:r>
-        <w:rPr>
-          <w:rFonts w:ascii="Times New Roman" w:hAnsi="Times New Roman" w:cs="Times New Roman"/>
-          <w:sz w:val="24"/>
-          <w:szCs w:val="24"/>
-        </w:rPr>
-        <w:t>Лишить короля судебной власти</w:t>
+        <w:t xml:space="preserve">Стоимость: </w:t>
+      </w:r>
+      <w:r>
+        <w:rPr>
+          <w:rFonts w:ascii="Times New Roman" w:hAnsi="Times New Roman" w:cs="Times New Roman"/>
+          <w:sz w:val="24"/>
+          <w:szCs w:val="24"/>
+        </w:rPr>
+        <w:t>50 полит власти</w:t>
       </w:r>
     </w:p>
     <w:p>
@@ -10728,7 +11541,63 @@
           <w:sz w:val="24"/>
           <w:szCs w:val="24"/>
         </w:rPr>
-        <w:t>Требования:</w:t>
+        <w:t xml:space="preserve">Результат: </w:t>
+      </w:r>
+      <w:r>
+        <w:rPr>
+          <w:rFonts w:ascii="Times New Roman" w:hAnsi="Times New Roman" w:cs="Times New Roman"/>
+          <w:sz w:val="24"/>
+          <w:szCs w:val="24"/>
+        </w:rPr>
+        <w:t xml:space="preserve">-20% влияния </w:t>
+      </w:r>
+      <w:r>
+        <w:rPr>
+          <w:rFonts w:ascii="Times New Roman" w:hAnsi="Times New Roman" w:cs="Times New Roman"/>
+          <w:sz w:val="24"/>
+          <w:szCs w:val="24"/>
+        </w:rPr>
+        <w:t>генерал-резидента</w:t>
+      </w:r>
+      <w:r>
+        <w:rPr>
+          <w:rFonts w:ascii="Times New Roman" w:hAnsi="Times New Roman" w:cs="Times New Roman"/>
+          <w:sz w:val="24"/>
+          <w:szCs w:val="24"/>
+        </w:rPr>
+        <w:t xml:space="preserve">. </w:t>
+      </w:r>
+      <w:r>
+        <w:rPr>
+          <w:rFonts w:ascii="Times New Roman" w:hAnsi="Times New Roman" w:cs="Times New Roman"/>
+          <w:sz w:val="24"/>
+          <w:szCs w:val="24"/>
+        </w:rPr>
+        <w:t>Закрывает</w:t>
+      </w:r>
+      <w:r>
+        <w:rPr>
+          <w:rFonts w:ascii="Times New Roman" w:hAnsi="Times New Roman" w:cs="Times New Roman"/>
+          <w:sz w:val="24"/>
+          <w:szCs w:val="24"/>
+        </w:rPr>
+        <w:t xml:space="preserve"> доступ к редактированию экономических законов. Открывает часть фокусов экономического древа, связанного с </w:t>
+      </w:r>
+      <w:r>
+        <w:rPr>
+          <w:rFonts w:ascii="Times New Roman" w:hAnsi="Times New Roman" w:cs="Times New Roman"/>
+          <w:sz w:val="24"/>
+          <w:szCs w:val="24"/>
+        </w:rPr>
+        <w:t>зависимым от Франции путём</w:t>
+      </w:r>
+      <w:r>
+        <w:rPr>
+          <w:rFonts w:ascii="Times New Roman" w:hAnsi="Times New Roman" w:cs="Times New Roman"/>
+          <w:sz w:val="24"/>
+          <w:szCs w:val="24"/>
+        </w:rPr>
+        <w:t>. Вы</w:t>
       </w:r>
       <w:r>
         <w:rPr>
@@ -10744,57 +11613,87 @@
           <w:sz w:val="24"/>
           <w:szCs w:val="24"/>
         </w:rPr>
-        <w:t>Влияние на стороне генерал-резидента и составляет более 75%</w:t>
-      </w:r>
-    </w:p>
-    <w:p>
-      <w:pPr>
-        <w:rPr>
-          <w:rFonts w:ascii="Times New Roman" w:hAnsi="Times New Roman" w:cs="Times New Roman"/>
-          <w:sz w:val="24"/>
-          <w:szCs w:val="24"/>
-        </w:rPr>
-      </w:pPr>
-      <w:r>
-        <w:rPr>
-          <w:rFonts w:ascii="Times New Roman" w:hAnsi="Times New Roman" w:cs="Times New Roman"/>
-          <w:sz w:val="24"/>
-          <w:szCs w:val="24"/>
-        </w:rPr>
-        <w:t xml:space="preserve">Стоимость: </w:t>
-      </w:r>
-      <w:r>
-        <w:rPr>
-          <w:rFonts w:ascii="Times New Roman" w:hAnsi="Times New Roman" w:cs="Times New Roman"/>
-          <w:sz w:val="24"/>
-          <w:szCs w:val="24"/>
-        </w:rPr>
-        <w:t>50 полит власти</w:t>
-      </w:r>
-    </w:p>
-    <w:p>
-      <w:pPr>
-        <w:rPr>
-          <w:rFonts w:ascii="Times New Roman" w:hAnsi="Times New Roman" w:cs="Times New Roman"/>
-          <w:sz w:val="24"/>
-          <w:szCs w:val="24"/>
-        </w:rPr>
-      </w:pPr>
-      <w:r>
-        <w:rPr>
-          <w:rFonts w:ascii="Times New Roman" w:hAnsi="Times New Roman" w:cs="Times New Roman"/>
-          <w:sz w:val="24"/>
-          <w:szCs w:val="24"/>
-        </w:rPr>
-        <w:t xml:space="preserve">Результат: </w:t>
-      </w:r>
-      <w:r>
-        <w:rPr>
-          <w:rFonts w:ascii="Times New Roman" w:hAnsi="Times New Roman" w:cs="Times New Roman"/>
-          <w:sz w:val="24"/>
-          <w:szCs w:val="24"/>
-        </w:rPr>
-        <w:t xml:space="preserve">-20% влияния генерал-резидента. Открывает часть фокусов связанных с судебными процессами против оппозиции Французской власти. Вы получаете </w:t>
+        <w:t>теряете</w:t>
+      </w:r>
+      <w:r>
+        <w:rPr>
+          <w:rFonts w:ascii="Times New Roman" w:hAnsi="Times New Roman" w:cs="Times New Roman"/>
+          <w:sz w:val="24"/>
+          <w:szCs w:val="24"/>
+        </w:rPr>
+        <w:t xml:space="preserve"> </w:t>
+      </w:r>
+      <w:proofErr w:type="spellStart"/>
+      <w:r>
+        <w:rPr>
+          <w:rFonts w:ascii="Times New Roman" w:hAnsi="Times New Roman" w:cs="Times New Roman"/>
+          <w:sz w:val="24"/>
+          <w:szCs w:val="24"/>
+        </w:rPr>
+        <w:t>тултип</w:t>
+      </w:r>
+      <w:proofErr w:type="spellEnd"/>
+      <w:r>
+        <w:rPr>
+          <w:rFonts w:ascii="Times New Roman" w:hAnsi="Times New Roman" w:cs="Times New Roman"/>
+          <w:sz w:val="24"/>
+          <w:szCs w:val="24"/>
+        </w:rPr>
+        <w:t xml:space="preserve"> </w:t>
+      </w:r>
+      <w:r>
+        <w:rPr>
+          <w:rFonts w:ascii="Times New Roman" w:hAnsi="Times New Roman" w:cs="Times New Roman"/>
+          <w:i/>
+          <w:iCs/>
+          <w:color w:val="7030A0"/>
+          <w:sz w:val="24"/>
+          <w:szCs w:val="24"/>
+        </w:rPr>
+        <w:t xml:space="preserve">Король контролирует </w:t>
+      </w:r>
+      <w:r>
+        <w:rPr>
+          <w:rFonts w:ascii="Times New Roman" w:hAnsi="Times New Roman" w:cs="Times New Roman"/>
+          <w:i/>
+          <w:iCs/>
+          <w:color w:val="7030A0"/>
+          <w:sz w:val="24"/>
+          <w:szCs w:val="24"/>
+        </w:rPr>
+        <w:t>экономику</w:t>
+      </w:r>
+      <w:r>
+        <w:rPr>
+          <w:rFonts w:ascii="Times New Roman" w:hAnsi="Times New Roman" w:cs="Times New Roman"/>
+          <w:sz w:val="24"/>
+          <w:szCs w:val="24"/>
+        </w:rPr>
+        <w:t>.</w:t>
+      </w:r>
+      <w:r>
+        <w:rPr>
+          <w:rFonts w:ascii="Times New Roman" w:hAnsi="Times New Roman" w:cs="Times New Roman"/>
+          <w:sz w:val="24"/>
+          <w:szCs w:val="24"/>
+        </w:rPr>
+        <w:t xml:space="preserve"> </w:t>
+      </w:r>
+      <w:r>
+        <w:rPr>
+          <w:rFonts w:ascii="Times New Roman" w:hAnsi="Times New Roman" w:cs="Times New Roman"/>
+          <w:sz w:val="24"/>
+          <w:szCs w:val="24"/>
+        </w:rPr>
+        <w:t xml:space="preserve">Вы </w:t>
+      </w:r>
+      <w:r>
+        <w:rPr>
+          <w:rFonts w:ascii="Times New Roman" w:hAnsi="Times New Roman" w:cs="Times New Roman"/>
+          <w:sz w:val="24"/>
+          <w:szCs w:val="24"/>
+        </w:rPr>
+        <w:t xml:space="preserve">получаете </w:t>
       </w:r>
       <w:proofErr w:type="spellStart"/>
       <w:r>
@@ -10823,7 +11722,6 @@
           <w:sz w:val="24"/>
           <w:szCs w:val="24"/>
         </w:rPr>
-        <w:lastRenderedPageBreak/>
         <w:t xml:space="preserve">Генерал-резидент </w:t>
       </w:r>
       <w:r>
@@ -10835,31 +11733,73 @@
           <w:sz w:val="24"/>
           <w:szCs w:val="24"/>
         </w:rPr>
-        <w:t>обладает судебной властью</w:t>
-      </w:r>
-      <w:r>
-        <w:rPr>
-          <w:rFonts w:ascii="Times New Roman" w:hAnsi="Times New Roman" w:cs="Times New Roman"/>
-          <w:sz w:val="24"/>
-          <w:szCs w:val="24"/>
-        </w:rPr>
-        <w:t>.</w:t>
-      </w:r>
-      <w:r>
-        <w:rPr>
-          <w:rFonts w:ascii="Times New Roman" w:hAnsi="Times New Roman" w:cs="Times New Roman"/>
-          <w:sz w:val="24"/>
-          <w:szCs w:val="24"/>
-        </w:rPr>
-        <w:t xml:space="preserve"> </w:t>
-      </w:r>
-      <w:r>
-        <w:rPr>
-          <w:rFonts w:ascii="Times New Roman" w:hAnsi="Times New Roman" w:cs="Times New Roman"/>
-          <w:sz w:val="24"/>
-          <w:szCs w:val="24"/>
-        </w:rPr>
-        <w:t xml:space="preserve">Вы теряете </w:t>
+        <w:t>контролирует экономику.</w:t>
+      </w:r>
+    </w:p>
+    <w:p>
+      <w:pPr>
+        <w:rPr>
+          <w:rFonts w:ascii="Times New Roman" w:hAnsi="Times New Roman" w:cs="Times New Roman"/>
+          <w:sz w:val="24"/>
+          <w:szCs w:val="24"/>
+        </w:rPr>
+      </w:pPr>
+      <w:r>
+        <w:rPr>
+          <w:rFonts w:ascii="Times New Roman" w:hAnsi="Times New Roman" w:cs="Times New Roman"/>
+          <w:sz w:val="24"/>
+          <w:szCs w:val="24"/>
+        </w:rPr>
+        <w:t>3</w:t>
+      </w:r>
+      <w:r>
+        <w:rPr>
+          <w:rFonts w:ascii="Times New Roman" w:hAnsi="Times New Roman" w:cs="Times New Roman"/>
+          <w:sz w:val="24"/>
+          <w:szCs w:val="24"/>
+        </w:rPr>
+        <w:t xml:space="preserve">. </w:t>
+      </w:r>
+      <w:r>
+        <w:rPr>
+          <w:rFonts w:ascii="Times New Roman" w:hAnsi="Times New Roman" w:cs="Times New Roman"/>
+          <w:sz w:val="24"/>
+          <w:szCs w:val="24"/>
+        </w:rPr>
+        <w:t>Лишить короля контроля над внутренним порядком в стране</w:t>
+      </w:r>
+    </w:p>
+    <w:p>
+      <w:pPr>
+        <w:rPr>
+          <w:rFonts w:ascii="Times New Roman" w:hAnsi="Times New Roman" w:cs="Times New Roman"/>
+          <w:sz w:val="24"/>
+          <w:szCs w:val="24"/>
+        </w:rPr>
+      </w:pPr>
+      <w:r>
+        <w:rPr>
+          <w:rFonts w:ascii="Times New Roman" w:hAnsi="Times New Roman" w:cs="Times New Roman"/>
+          <w:sz w:val="24"/>
+          <w:szCs w:val="24"/>
+        </w:rPr>
+        <w:t>Требования:</w:t>
+      </w:r>
+      <w:r>
+        <w:rPr>
+          <w:rFonts w:ascii="Times New Roman" w:hAnsi="Times New Roman" w:cs="Times New Roman"/>
+          <w:sz w:val="24"/>
+          <w:szCs w:val="24"/>
+        </w:rPr>
+        <w:t xml:space="preserve"> Влияние на стороне генерал-резидента и составляет более 25%</w:t>
+      </w:r>
+      <w:r>
+        <w:rPr>
+          <w:rFonts w:ascii="Times New Roman" w:hAnsi="Times New Roman" w:cs="Times New Roman"/>
+          <w:sz w:val="24"/>
+          <w:szCs w:val="24"/>
+        </w:rPr>
+        <w:t xml:space="preserve">, имеется </w:t>
       </w:r>
       <w:proofErr w:type="spellStart"/>
       <w:r>
@@ -10888,7 +11828,7 @@
           <w:sz w:val="24"/>
           <w:szCs w:val="24"/>
         </w:rPr>
-        <w:t>К</w:t>
+        <w:t xml:space="preserve">Король контролирует </w:t>
       </w:r>
       <w:r>
         <w:rPr>
@@ -10899,6 +11839,146 @@
           <w:sz w:val="24"/>
           <w:szCs w:val="24"/>
         </w:rPr>
+        <w:t>внутренний порядок Марокко</w:t>
+      </w:r>
+      <w:r>
+        <w:rPr>
+          <w:rFonts w:ascii="Times New Roman" w:hAnsi="Times New Roman" w:cs="Times New Roman"/>
+          <w:sz w:val="24"/>
+          <w:szCs w:val="24"/>
+        </w:rPr>
+        <w:t>.</w:t>
+      </w:r>
+    </w:p>
+    <w:p>
+      <w:pPr>
+        <w:rPr>
+          <w:rFonts w:ascii="Times New Roman" w:hAnsi="Times New Roman" w:cs="Times New Roman"/>
+          <w:sz w:val="24"/>
+          <w:szCs w:val="24"/>
+        </w:rPr>
+      </w:pPr>
+      <w:r>
+        <w:rPr>
+          <w:rFonts w:ascii="Times New Roman" w:hAnsi="Times New Roman" w:cs="Times New Roman"/>
+          <w:sz w:val="24"/>
+          <w:szCs w:val="24"/>
+        </w:rPr>
+        <w:t xml:space="preserve">Стоимость: </w:t>
+      </w:r>
+      <w:r>
+        <w:rPr>
+          <w:rFonts w:ascii="Times New Roman" w:hAnsi="Times New Roman" w:cs="Times New Roman"/>
+          <w:sz w:val="24"/>
+          <w:szCs w:val="24"/>
+        </w:rPr>
+        <w:t>50 полит власти</w:t>
+      </w:r>
+    </w:p>
+    <w:p>
+      <w:pPr>
+        <w:rPr>
+          <w:rFonts w:ascii="Times New Roman" w:hAnsi="Times New Roman" w:cs="Times New Roman"/>
+          <w:sz w:val="24"/>
+          <w:szCs w:val="24"/>
+        </w:rPr>
+      </w:pPr>
+      <w:r>
+        <w:rPr>
+          <w:rFonts w:ascii="Times New Roman" w:hAnsi="Times New Roman" w:cs="Times New Roman"/>
+          <w:sz w:val="24"/>
+          <w:szCs w:val="24"/>
+        </w:rPr>
+        <w:t xml:space="preserve">Результат: </w:t>
+      </w:r>
+      <w:r>
+        <w:rPr>
+          <w:rFonts w:ascii="Times New Roman" w:hAnsi="Times New Roman" w:cs="Times New Roman"/>
+          <w:sz w:val="24"/>
+          <w:szCs w:val="24"/>
+        </w:rPr>
+        <w:t xml:space="preserve">-20% влияния </w:t>
+      </w:r>
+      <w:r>
+        <w:rPr>
+          <w:rFonts w:ascii="Times New Roman" w:hAnsi="Times New Roman" w:cs="Times New Roman"/>
+          <w:sz w:val="24"/>
+          <w:szCs w:val="24"/>
+        </w:rPr>
+        <w:t>генерал-резидента</w:t>
+      </w:r>
+      <w:r>
+        <w:rPr>
+          <w:rFonts w:ascii="Times New Roman" w:hAnsi="Times New Roman" w:cs="Times New Roman"/>
+          <w:sz w:val="24"/>
+          <w:szCs w:val="24"/>
+        </w:rPr>
+        <w:t xml:space="preserve">. </w:t>
+      </w:r>
+      <w:r>
+        <w:rPr>
+          <w:rFonts w:ascii="Times New Roman" w:hAnsi="Times New Roman" w:cs="Times New Roman"/>
+          <w:sz w:val="24"/>
+          <w:szCs w:val="24"/>
+        </w:rPr>
+        <w:t xml:space="preserve">Закрывает </w:t>
+      </w:r>
+      <w:r>
+        <w:rPr>
+          <w:rFonts w:ascii="Times New Roman" w:hAnsi="Times New Roman" w:cs="Times New Roman"/>
+          <w:sz w:val="24"/>
+          <w:szCs w:val="24"/>
+        </w:rPr>
+        <w:t xml:space="preserve">доступ к редактированию оккупационных законов. Открывает часть фокусов военного древа, связанного с </w:t>
+      </w:r>
+      <w:r>
+        <w:rPr>
+          <w:rFonts w:ascii="Times New Roman" w:hAnsi="Times New Roman" w:cs="Times New Roman"/>
+          <w:sz w:val="24"/>
+          <w:szCs w:val="24"/>
+        </w:rPr>
+        <w:t>французской помощью</w:t>
+      </w:r>
+      <w:r>
+        <w:rPr>
+          <w:rFonts w:ascii="Times New Roman" w:hAnsi="Times New Roman" w:cs="Times New Roman"/>
+          <w:sz w:val="24"/>
+          <w:szCs w:val="24"/>
+        </w:rPr>
+        <w:t xml:space="preserve">. Вы </w:t>
+      </w:r>
+      <w:r>
+        <w:rPr>
+          <w:rFonts w:ascii="Times New Roman" w:hAnsi="Times New Roman" w:cs="Times New Roman"/>
+          <w:sz w:val="24"/>
+          <w:szCs w:val="24"/>
+        </w:rPr>
+        <w:t>теряете</w:t>
+      </w:r>
+      <w:r>
+        <w:rPr>
+          <w:rFonts w:ascii="Times New Roman" w:hAnsi="Times New Roman" w:cs="Times New Roman"/>
+          <w:sz w:val="24"/>
+          <w:szCs w:val="24"/>
+        </w:rPr>
+        <w:t xml:space="preserve"> </w:t>
+      </w:r>
+      <w:proofErr w:type="spellStart"/>
+      <w:r>
+        <w:rPr>
+          <w:rFonts w:ascii="Times New Roman" w:hAnsi="Times New Roman" w:cs="Times New Roman"/>
+          <w:sz w:val="24"/>
+          <w:szCs w:val="24"/>
+        </w:rPr>
+        <w:t>тултип</w:t>
+      </w:r>
+      <w:proofErr w:type="spellEnd"/>
+      <w:r>
+        <w:rPr>
+          <w:rFonts w:ascii="Times New Roman" w:hAnsi="Times New Roman" w:cs="Times New Roman"/>
+          <w:sz w:val="24"/>
+          <w:szCs w:val="24"/>
+        </w:rPr>
         <w:t xml:space="preserve"> </w:t>
       </w:r>
       <w:r>
@@ -10910,7 +11990,7 @@
           <w:sz w:val="24"/>
           <w:szCs w:val="24"/>
         </w:rPr>
-        <w:t xml:space="preserve">Король обладает </w:t>
+        <w:t xml:space="preserve">Король контролирует </w:t>
       </w:r>
       <w:r>
         <w:rPr>
@@ -10921,7 +12001,204 @@
           <w:sz w:val="24"/>
           <w:szCs w:val="24"/>
         </w:rPr>
-        <w:t>судебной</w:t>
+        <w:t>внутренний порядок Марокко</w:t>
+      </w:r>
+      <w:r>
+        <w:rPr>
+          <w:rFonts w:ascii="Times New Roman" w:hAnsi="Times New Roman" w:cs="Times New Roman"/>
+          <w:sz w:val="24"/>
+          <w:szCs w:val="24"/>
+        </w:rPr>
+        <w:t>.</w:t>
+      </w:r>
+      <w:r>
+        <w:rPr>
+          <w:rFonts w:ascii="Times New Roman" w:hAnsi="Times New Roman" w:cs="Times New Roman"/>
+          <w:sz w:val="24"/>
+          <w:szCs w:val="24"/>
+        </w:rPr>
+        <w:t xml:space="preserve"> </w:t>
+      </w:r>
+      <w:r>
+        <w:rPr>
+          <w:rFonts w:ascii="Times New Roman" w:hAnsi="Times New Roman" w:cs="Times New Roman"/>
+          <w:sz w:val="24"/>
+          <w:szCs w:val="24"/>
+        </w:rPr>
+        <w:t>Вы</w:t>
+      </w:r>
+      <w:r>
+        <w:rPr>
+          <w:rFonts w:ascii="Times New Roman" w:hAnsi="Times New Roman" w:cs="Times New Roman"/>
+          <w:sz w:val="24"/>
+          <w:szCs w:val="24"/>
+        </w:rPr>
+        <w:t xml:space="preserve"> </w:t>
+      </w:r>
+      <w:r>
+        <w:rPr>
+          <w:rFonts w:ascii="Times New Roman" w:hAnsi="Times New Roman" w:cs="Times New Roman"/>
+          <w:sz w:val="24"/>
+          <w:szCs w:val="24"/>
+        </w:rPr>
+        <w:t>получаете</w:t>
+      </w:r>
+      <w:r>
+        <w:rPr>
+          <w:rFonts w:ascii="Times New Roman" w:hAnsi="Times New Roman" w:cs="Times New Roman"/>
+          <w:sz w:val="24"/>
+          <w:szCs w:val="24"/>
+        </w:rPr>
+        <w:t xml:space="preserve"> </w:t>
+      </w:r>
+      <w:proofErr w:type="spellStart"/>
+      <w:r>
+        <w:rPr>
+          <w:rFonts w:ascii="Times New Roman" w:hAnsi="Times New Roman" w:cs="Times New Roman"/>
+          <w:sz w:val="24"/>
+          <w:szCs w:val="24"/>
+        </w:rPr>
+        <w:t>тултип</w:t>
+      </w:r>
+      <w:proofErr w:type="spellEnd"/>
+      <w:r>
+        <w:rPr>
+          <w:rFonts w:ascii="Times New Roman" w:hAnsi="Times New Roman" w:cs="Times New Roman"/>
+          <w:sz w:val="24"/>
+          <w:szCs w:val="24"/>
+        </w:rPr>
+        <w:t xml:space="preserve"> </w:t>
+      </w:r>
+      <w:r>
+        <w:rPr>
+          <w:rFonts w:ascii="Times New Roman" w:hAnsi="Times New Roman" w:cs="Times New Roman"/>
+          <w:i/>
+          <w:iCs/>
+          <w:color w:val="FF0000"/>
+          <w:sz w:val="24"/>
+          <w:szCs w:val="24"/>
+        </w:rPr>
+        <w:t xml:space="preserve">Генерал-резидент </w:t>
+      </w:r>
+      <w:r>
+        <w:rPr>
+          <w:rFonts w:ascii="Times New Roman" w:hAnsi="Times New Roman" w:cs="Times New Roman"/>
+          <w:i/>
+          <w:iCs/>
+          <w:color w:val="FF0000"/>
+          <w:sz w:val="24"/>
+          <w:szCs w:val="24"/>
+        </w:rPr>
+        <w:t>контролирует внутренний порядок Марокко.</w:t>
+      </w:r>
+    </w:p>
+    <w:p>
+      <w:pPr>
+        <w:rPr>
+          <w:rFonts w:ascii="Times New Roman" w:hAnsi="Times New Roman" w:cs="Times New Roman"/>
+          <w:sz w:val="24"/>
+          <w:szCs w:val="24"/>
+        </w:rPr>
+      </w:pPr>
+      <w:r>
+        <w:rPr>
+          <w:rFonts w:ascii="Times New Roman" w:hAnsi="Times New Roman" w:cs="Times New Roman"/>
+          <w:sz w:val="24"/>
+          <w:szCs w:val="24"/>
+        </w:rPr>
+        <w:t>4</w:t>
+      </w:r>
+      <w:r>
+        <w:rPr>
+          <w:rFonts w:ascii="Times New Roman" w:hAnsi="Times New Roman" w:cs="Times New Roman"/>
+          <w:sz w:val="24"/>
+          <w:szCs w:val="24"/>
+        </w:rPr>
+        <w:t xml:space="preserve">. </w:t>
+      </w:r>
+      <w:r>
+        <w:rPr>
+          <w:rFonts w:ascii="Times New Roman" w:hAnsi="Times New Roman" w:cs="Times New Roman"/>
+          <w:sz w:val="24"/>
+          <w:szCs w:val="24"/>
+        </w:rPr>
+        <w:t xml:space="preserve">Лишить короля </w:t>
+      </w:r>
+      <w:r>
+        <w:rPr>
+          <w:rFonts w:ascii="Times New Roman" w:hAnsi="Times New Roman" w:cs="Times New Roman"/>
+          <w:sz w:val="24"/>
+          <w:szCs w:val="24"/>
+        </w:rPr>
+        <w:t>контрол</w:t>
+      </w:r>
+      <w:r>
+        <w:rPr>
+          <w:rFonts w:ascii="Times New Roman" w:hAnsi="Times New Roman" w:cs="Times New Roman"/>
+          <w:sz w:val="24"/>
+          <w:szCs w:val="24"/>
+        </w:rPr>
+        <w:t>я</w:t>
+      </w:r>
+      <w:r>
+        <w:rPr>
+          <w:rFonts w:ascii="Times New Roman" w:hAnsi="Times New Roman" w:cs="Times New Roman"/>
+          <w:sz w:val="24"/>
+          <w:szCs w:val="24"/>
+        </w:rPr>
+        <w:t xml:space="preserve"> над армией</w:t>
+      </w:r>
+    </w:p>
+    <w:p>
+      <w:pPr>
+        <w:rPr>
+          <w:rFonts w:ascii="Times New Roman" w:hAnsi="Times New Roman" w:cs="Times New Roman"/>
+          <w:sz w:val="24"/>
+          <w:szCs w:val="24"/>
+        </w:rPr>
+      </w:pPr>
+      <w:r>
+        <w:rPr>
+          <w:rFonts w:ascii="Times New Roman" w:hAnsi="Times New Roman" w:cs="Times New Roman"/>
+          <w:sz w:val="24"/>
+          <w:szCs w:val="24"/>
+        </w:rPr>
+        <w:lastRenderedPageBreak/>
+        <w:t>Требования:</w:t>
+      </w:r>
+      <w:r>
+        <w:rPr>
+          <w:rFonts w:ascii="Times New Roman" w:hAnsi="Times New Roman" w:cs="Times New Roman"/>
+          <w:sz w:val="24"/>
+          <w:szCs w:val="24"/>
+        </w:rPr>
+        <w:t xml:space="preserve"> Влияние на стороне генерал-резидента и составляет более 25%</w:t>
+      </w:r>
+      <w:r>
+        <w:rPr>
+          <w:rFonts w:ascii="Times New Roman" w:hAnsi="Times New Roman" w:cs="Times New Roman"/>
+          <w:sz w:val="24"/>
+          <w:szCs w:val="24"/>
+        </w:rPr>
+        <w:t xml:space="preserve">, имеется </w:t>
+      </w:r>
+      <w:proofErr w:type="spellStart"/>
+      <w:r>
+        <w:rPr>
+          <w:rFonts w:ascii="Times New Roman" w:hAnsi="Times New Roman" w:cs="Times New Roman"/>
+          <w:sz w:val="24"/>
+          <w:szCs w:val="24"/>
+        </w:rPr>
+        <w:t>тултип</w:t>
+      </w:r>
+      <w:proofErr w:type="spellEnd"/>
+      <w:r>
+        <w:rPr>
+          <w:rFonts w:ascii="Times New Roman" w:hAnsi="Times New Roman" w:cs="Times New Roman"/>
+          <w:sz w:val="24"/>
+          <w:szCs w:val="24"/>
+        </w:rPr>
+        <w:t xml:space="preserve"> </w:t>
       </w:r>
       <w:r>
         <w:rPr>
@@ -10932,7 +12209,7 @@
           <w:sz w:val="24"/>
           <w:szCs w:val="24"/>
         </w:rPr>
-        <w:t xml:space="preserve"> властью</w:t>
+        <w:t xml:space="preserve">Король контролирует </w:t>
       </w:r>
       <w:r>
         <w:rPr>
@@ -10943,6 +12220,14 @@
           <w:sz w:val="24"/>
           <w:szCs w:val="24"/>
         </w:rPr>
+        <w:t>армию</w:t>
+      </w:r>
+      <w:r>
+        <w:rPr>
+          <w:rFonts w:ascii="Times New Roman" w:hAnsi="Times New Roman" w:cs="Times New Roman"/>
+          <w:sz w:val="24"/>
+          <w:szCs w:val="24"/>
+        </w:rPr>
         <w:t>.</w:t>
       </w:r>
     </w:p>
@@ -10960,23 +12245,15 @@
           <w:sz w:val="24"/>
           <w:szCs w:val="24"/>
         </w:rPr>
-        <w:t>4</w:t>
-      </w:r>
-      <w:r>
-        <w:rPr>
-          <w:rFonts w:ascii="Times New Roman" w:hAnsi="Times New Roman" w:cs="Times New Roman"/>
-          <w:sz w:val="24"/>
-          <w:szCs w:val="24"/>
-        </w:rPr>
-        <w:t xml:space="preserve">. </w:t>
-      </w:r>
-      <w:r>
-        <w:rPr>
-          <w:rFonts w:ascii="Times New Roman" w:hAnsi="Times New Roman" w:cs="Times New Roman"/>
-          <w:sz w:val="24"/>
-          <w:szCs w:val="24"/>
-        </w:rPr>
-        <w:t>Назначить нового духовного лидера</w:t>
+        <w:t xml:space="preserve">Стоимость: </w:t>
+      </w:r>
+      <w:r>
+        <w:rPr>
+          <w:rFonts w:ascii="Times New Roman" w:hAnsi="Times New Roman" w:cs="Times New Roman"/>
+          <w:sz w:val="24"/>
+          <w:szCs w:val="24"/>
+        </w:rPr>
+        <w:t>50 полит власти</w:t>
       </w:r>
     </w:p>
     <w:p>
@@ -10993,7 +12270,71 @@
           <w:sz w:val="24"/>
           <w:szCs w:val="24"/>
         </w:rPr>
-        <w:t>Требования:</w:t>
+        <w:t xml:space="preserve">Результат: </w:t>
+      </w:r>
+      <w:r>
+        <w:rPr>
+          <w:rFonts w:ascii="Times New Roman" w:hAnsi="Times New Roman" w:cs="Times New Roman"/>
+          <w:sz w:val="24"/>
+          <w:szCs w:val="24"/>
+        </w:rPr>
+        <w:t xml:space="preserve">-20% влияния </w:t>
+      </w:r>
+      <w:r>
+        <w:rPr>
+          <w:rFonts w:ascii="Times New Roman" w:hAnsi="Times New Roman" w:cs="Times New Roman"/>
+          <w:sz w:val="24"/>
+          <w:szCs w:val="24"/>
+        </w:rPr>
+        <w:t>генерал-резидента</w:t>
+      </w:r>
+      <w:r>
+        <w:rPr>
+          <w:rFonts w:ascii="Times New Roman" w:hAnsi="Times New Roman" w:cs="Times New Roman"/>
+          <w:sz w:val="24"/>
+          <w:szCs w:val="24"/>
+        </w:rPr>
+        <w:t xml:space="preserve">. </w:t>
+      </w:r>
+      <w:r>
+        <w:rPr>
+          <w:rFonts w:ascii="Times New Roman" w:hAnsi="Times New Roman" w:cs="Times New Roman"/>
+          <w:sz w:val="24"/>
+          <w:szCs w:val="24"/>
+        </w:rPr>
+        <w:t xml:space="preserve">Закрывает </w:t>
+      </w:r>
+      <w:r>
+        <w:rPr>
+          <w:rFonts w:ascii="Times New Roman" w:hAnsi="Times New Roman" w:cs="Times New Roman"/>
+          <w:sz w:val="24"/>
+          <w:szCs w:val="24"/>
+        </w:rPr>
+        <w:t xml:space="preserve">доступ к редактированию законов о призыве. Открывает часть фокусов военного древа, связанного с </w:t>
+      </w:r>
+      <w:r>
+        <w:rPr>
+          <w:rFonts w:ascii="Times New Roman" w:hAnsi="Times New Roman" w:cs="Times New Roman"/>
+          <w:sz w:val="24"/>
+          <w:szCs w:val="24"/>
+        </w:rPr>
+        <w:t>французский генералитетом</w:t>
+      </w:r>
+      <w:r>
+        <w:rPr>
+          <w:rFonts w:ascii="Times New Roman" w:hAnsi="Times New Roman" w:cs="Times New Roman"/>
+          <w:sz w:val="24"/>
+          <w:szCs w:val="24"/>
+        </w:rPr>
+        <w:t xml:space="preserve">. Вы </w:t>
+      </w:r>
+      <w:r>
+        <w:rPr>
+          <w:rFonts w:ascii="Times New Roman" w:hAnsi="Times New Roman" w:cs="Times New Roman"/>
+          <w:sz w:val="24"/>
+          <w:szCs w:val="24"/>
+        </w:rPr>
+        <w:t>получаете</w:t>
       </w:r>
       <w:r>
         <w:rPr>
@@ -11003,79 +12344,85 @@
         </w:rPr>
         <w:t xml:space="preserve"> </w:t>
       </w:r>
-      <w:r>
-        <w:rPr>
-          <w:rFonts w:ascii="Times New Roman" w:hAnsi="Times New Roman" w:cs="Times New Roman"/>
-          <w:sz w:val="24"/>
-          <w:szCs w:val="24"/>
-        </w:rPr>
-        <w:t>Влияние на стороне генерал-резидента и составляет более 100%</w:t>
-      </w:r>
-    </w:p>
-    <w:p>
-      <w:pPr>
-        <w:rPr>
-          <w:rFonts w:ascii="Times New Roman" w:hAnsi="Times New Roman" w:cs="Times New Roman"/>
-          <w:sz w:val="24"/>
-          <w:szCs w:val="24"/>
-        </w:rPr>
-      </w:pPr>
-      <w:r>
-        <w:rPr>
-          <w:rFonts w:ascii="Times New Roman" w:hAnsi="Times New Roman" w:cs="Times New Roman"/>
-          <w:sz w:val="24"/>
-          <w:szCs w:val="24"/>
-        </w:rPr>
-        <w:t xml:space="preserve">Стоимость: </w:t>
-      </w:r>
-      <w:r>
-        <w:rPr>
-          <w:rFonts w:ascii="Times New Roman" w:hAnsi="Times New Roman" w:cs="Times New Roman"/>
-          <w:sz w:val="24"/>
-          <w:szCs w:val="24"/>
-        </w:rPr>
-        <w:t>50 полит власти</w:t>
-      </w:r>
-    </w:p>
-    <w:p>
-      <w:pPr>
-        <w:rPr>
-          <w:rFonts w:ascii="Times New Roman" w:hAnsi="Times New Roman" w:cs="Times New Roman"/>
-          <w:sz w:val="24"/>
-          <w:szCs w:val="24"/>
-        </w:rPr>
-      </w:pPr>
-      <w:r>
-        <w:rPr>
-          <w:rFonts w:ascii="Times New Roman" w:hAnsi="Times New Roman" w:cs="Times New Roman"/>
-          <w:sz w:val="24"/>
-          <w:szCs w:val="24"/>
-        </w:rPr>
-        <w:t xml:space="preserve">Результат: </w:t>
-      </w:r>
-      <w:r>
-        <w:rPr>
-          <w:rFonts w:ascii="Times New Roman" w:hAnsi="Times New Roman" w:cs="Times New Roman"/>
-          <w:sz w:val="24"/>
-          <w:szCs w:val="24"/>
-        </w:rPr>
-        <w:t xml:space="preserve">-20% влияния генерал-резидента. Открывает часть фокусов экономического древа, связанного с </w:t>
-      </w:r>
-      <w:r>
-        <w:rPr>
-          <w:rFonts w:ascii="Times New Roman" w:hAnsi="Times New Roman" w:cs="Times New Roman"/>
-          <w:sz w:val="24"/>
-          <w:szCs w:val="24"/>
-        </w:rPr>
-        <w:t>религиозными альтернативами</w:t>
-      </w:r>
-      <w:r>
-        <w:rPr>
-          <w:rFonts w:ascii="Times New Roman" w:hAnsi="Times New Roman" w:cs="Times New Roman"/>
-          <w:sz w:val="24"/>
-          <w:szCs w:val="24"/>
-        </w:rPr>
-        <w:t xml:space="preserve">. Вы получаете </w:t>
+      <w:proofErr w:type="spellStart"/>
+      <w:r>
+        <w:rPr>
+          <w:rFonts w:ascii="Times New Roman" w:hAnsi="Times New Roman" w:cs="Times New Roman"/>
+          <w:sz w:val="24"/>
+          <w:szCs w:val="24"/>
+        </w:rPr>
+        <w:t>тултип</w:t>
+      </w:r>
+      <w:proofErr w:type="spellEnd"/>
+      <w:r>
+        <w:rPr>
+          <w:rFonts w:ascii="Times New Roman" w:hAnsi="Times New Roman" w:cs="Times New Roman"/>
+          <w:sz w:val="24"/>
+          <w:szCs w:val="24"/>
+        </w:rPr>
+        <w:t xml:space="preserve"> </w:t>
+      </w:r>
+      <w:r>
+        <w:rPr>
+          <w:rFonts w:ascii="Times New Roman" w:hAnsi="Times New Roman" w:cs="Times New Roman"/>
+          <w:i/>
+          <w:iCs/>
+          <w:color w:val="7030A0"/>
+          <w:sz w:val="24"/>
+          <w:szCs w:val="24"/>
+        </w:rPr>
+        <w:t xml:space="preserve">Король контролирует </w:t>
+      </w:r>
+      <w:r>
+        <w:rPr>
+          <w:rFonts w:ascii="Times New Roman" w:hAnsi="Times New Roman" w:cs="Times New Roman"/>
+          <w:i/>
+          <w:iCs/>
+          <w:color w:val="7030A0"/>
+          <w:sz w:val="24"/>
+          <w:szCs w:val="24"/>
+        </w:rPr>
+        <w:t>армию</w:t>
+      </w:r>
+      <w:r>
+        <w:rPr>
+          <w:rFonts w:ascii="Times New Roman" w:hAnsi="Times New Roman" w:cs="Times New Roman"/>
+          <w:sz w:val="24"/>
+          <w:szCs w:val="24"/>
+        </w:rPr>
+        <w:t>.</w:t>
+      </w:r>
+      <w:r>
+        <w:rPr>
+          <w:rFonts w:ascii="Times New Roman" w:hAnsi="Times New Roman" w:cs="Times New Roman"/>
+          <w:sz w:val="24"/>
+          <w:szCs w:val="24"/>
+        </w:rPr>
+        <w:t xml:space="preserve"> </w:t>
+      </w:r>
+      <w:r>
+        <w:rPr>
+          <w:rFonts w:ascii="Times New Roman" w:hAnsi="Times New Roman" w:cs="Times New Roman"/>
+          <w:sz w:val="24"/>
+          <w:szCs w:val="24"/>
+        </w:rPr>
+        <w:t xml:space="preserve">Вы </w:t>
+      </w:r>
+      <w:r>
+        <w:rPr>
+          <w:rFonts w:ascii="Times New Roman" w:hAnsi="Times New Roman" w:cs="Times New Roman"/>
+          <w:sz w:val="24"/>
+          <w:szCs w:val="24"/>
+        </w:rPr>
+        <w:t>теряете</w:t>
+      </w:r>
+      <w:r>
+        <w:rPr>
+          <w:rFonts w:ascii="Times New Roman" w:hAnsi="Times New Roman" w:cs="Times New Roman"/>
+          <w:sz w:val="24"/>
+          <w:szCs w:val="24"/>
+        </w:rPr>
+        <w:t xml:space="preserve"> </w:t>
       </w:r>
       <w:proofErr w:type="spellStart"/>
       <w:r>
@@ -11115,31 +12462,97 @@
           <w:sz w:val="24"/>
           <w:szCs w:val="24"/>
         </w:rPr>
-        <w:t>установил подконтрольного духовного лидера</w:t>
-      </w:r>
-      <w:r>
-        <w:rPr>
-          <w:rFonts w:ascii="Times New Roman" w:hAnsi="Times New Roman" w:cs="Times New Roman"/>
-          <w:sz w:val="24"/>
-          <w:szCs w:val="24"/>
-        </w:rPr>
-        <w:t>.</w:t>
-      </w:r>
-      <w:r>
-        <w:rPr>
-          <w:rFonts w:ascii="Times New Roman" w:hAnsi="Times New Roman" w:cs="Times New Roman"/>
-          <w:sz w:val="24"/>
-          <w:szCs w:val="24"/>
-        </w:rPr>
-        <w:t xml:space="preserve"> </w:t>
-      </w:r>
-      <w:r>
-        <w:rPr>
-          <w:rFonts w:ascii="Times New Roman" w:hAnsi="Times New Roman" w:cs="Times New Roman"/>
-          <w:sz w:val="24"/>
-          <w:szCs w:val="24"/>
-        </w:rPr>
-        <w:t xml:space="preserve">Вы теряете </w:t>
+        <w:t>контролирует армию.</w:t>
+      </w:r>
+    </w:p>
+    <w:p>
+      <w:pPr>
+        <w:rPr>
+          <w:rFonts w:ascii="Times New Roman" w:hAnsi="Times New Roman" w:cs="Times New Roman"/>
+          <w:sz w:val="24"/>
+          <w:szCs w:val="24"/>
+        </w:rPr>
+      </w:pPr>
+      <w:r>
+        <w:rPr>
+          <w:rFonts w:ascii="Times New Roman" w:hAnsi="Times New Roman" w:cs="Times New Roman"/>
+          <w:sz w:val="24"/>
+          <w:szCs w:val="24"/>
+        </w:rPr>
+        <w:t>5</w:t>
+      </w:r>
+      <w:r>
+        <w:rPr>
+          <w:rFonts w:ascii="Times New Roman" w:hAnsi="Times New Roman" w:cs="Times New Roman"/>
+          <w:sz w:val="24"/>
+          <w:szCs w:val="24"/>
+        </w:rPr>
+        <w:t xml:space="preserve">. </w:t>
+      </w:r>
+      <w:r>
+        <w:rPr>
+          <w:rFonts w:ascii="Times New Roman" w:hAnsi="Times New Roman" w:cs="Times New Roman"/>
+          <w:sz w:val="24"/>
+          <w:szCs w:val="24"/>
+        </w:rPr>
+        <w:t xml:space="preserve">Лишить короля </w:t>
+      </w:r>
+      <w:r>
+        <w:rPr>
+          <w:rFonts w:ascii="Times New Roman" w:hAnsi="Times New Roman" w:cs="Times New Roman"/>
+          <w:sz w:val="24"/>
+          <w:szCs w:val="24"/>
+        </w:rPr>
+        <w:t>контрол</w:t>
+      </w:r>
+      <w:r>
+        <w:rPr>
+          <w:rFonts w:ascii="Times New Roman" w:hAnsi="Times New Roman" w:cs="Times New Roman"/>
+          <w:sz w:val="24"/>
+          <w:szCs w:val="24"/>
+        </w:rPr>
+        <w:t>я</w:t>
+      </w:r>
+      <w:r>
+        <w:rPr>
+          <w:rFonts w:ascii="Times New Roman" w:hAnsi="Times New Roman" w:cs="Times New Roman"/>
+          <w:sz w:val="24"/>
+          <w:szCs w:val="24"/>
+        </w:rPr>
+        <w:t xml:space="preserve"> над внешними связями</w:t>
+      </w:r>
+    </w:p>
+    <w:p>
+      <w:pPr>
+        <w:rPr>
+          <w:rFonts w:ascii="Times New Roman" w:hAnsi="Times New Roman" w:cs="Times New Roman"/>
+          <w:sz w:val="24"/>
+          <w:szCs w:val="24"/>
+        </w:rPr>
+      </w:pPr>
+      <w:r>
+        <w:rPr>
+          <w:rFonts w:ascii="Times New Roman" w:hAnsi="Times New Roman" w:cs="Times New Roman"/>
+          <w:sz w:val="24"/>
+          <w:szCs w:val="24"/>
+        </w:rPr>
+        <w:t>Требования:</w:t>
+      </w:r>
+      <w:r>
+        <w:rPr>
+          <w:rFonts w:ascii="Times New Roman" w:hAnsi="Times New Roman" w:cs="Times New Roman"/>
+          <w:sz w:val="24"/>
+          <w:szCs w:val="24"/>
+        </w:rPr>
+        <w:t xml:space="preserve"> Влияние на стороне генерал-резидента и составляет более 25%</w:t>
+      </w:r>
+      <w:r>
+        <w:rPr>
+          <w:rFonts w:ascii="Times New Roman" w:hAnsi="Times New Roman" w:cs="Times New Roman"/>
+          <w:sz w:val="24"/>
+          <w:szCs w:val="24"/>
+        </w:rPr>
+        <w:t xml:space="preserve">, имеется </w:t>
       </w:r>
       <w:proofErr w:type="spellStart"/>
       <w:r>
@@ -11168,7 +12581,155 @@
           <w:sz w:val="24"/>
           <w:szCs w:val="24"/>
         </w:rPr>
-        <w:t xml:space="preserve">Король </w:t>
+        <w:t>Король контролирует внешние связи</w:t>
+      </w:r>
+      <w:r>
+        <w:rPr>
+          <w:rFonts w:ascii="Times New Roman" w:hAnsi="Times New Roman" w:cs="Times New Roman"/>
+          <w:sz w:val="24"/>
+          <w:szCs w:val="24"/>
+        </w:rPr>
+        <w:t>.</w:t>
+      </w:r>
+    </w:p>
+    <w:p>
+      <w:pPr>
+        <w:rPr>
+          <w:rFonts w:ascii="Times New Roman" w:hAnsi="Times New Roman" w:cs="Times New Roman"/>
+          <w:sz w:val="24"/>
+          <w:szCs w:val="24"/>
+        </w:rPr>
+      </w:pPr>
+      <w:r>
+        <w:rPr>
+          <w:rFonts w:ascii="Times New Roman" w:hAnsi="Times New Roman" w:cs="Times New Roman"/>
+          <w:sz w:val="24"/>
+          <w:szCs w:val="24"/>
+        </w:rPr>
+        <w:t xml:space="preserve">Стоимость: </w:t>
+      </w:r>
+      <w:r>
+        <w:rPr>
+          <w:rFonts w:ascii="Times New Roman" w:hAnsi="Times New Roman" w:cs="Times New Roman"/>
+          <w:sz w:val="24"/>
+          <w:szCs w:val="24"/>
+        </w:rPr>
+        <w:t>50 полит власти</w:t>
+      </w:r>
+    </w:p>
+    <w:p>
+      <w:pPr>
+        <w:rPr>
+          <w:rFonts w:ascii="Times New Roman" w:hAnsi="Times New Roman" w:cs="Times New Roman"/>
+          <w:sz w:val="24"/>
+          <w:szCs w:val="24"/>
+        </w:rPr>
+      </w:pPr>
+      <w:r>
+        <w:rPr>
+          <w:rFonts w:ascii="Times New Roman" w:hAnsi="Times New Roman" w:cs="Times New Roman"/>
+          <w:sz w:val="24"/>
+          <w:szCs w:val="24"/>
+        </w:rPr>
+        <w:t xml:space="preserve">Результат: </w:t>
+      </w:r>
+      <w:r>
+        <w:rPr>
+          <w:rFonts w:ascii="Times New Roman" w:hAnsi="Times New Roman" w:cs="Times New Roman"/>
+          <w:sz w:val="24"/>
+          <w:szCs w:val="24"/>
+        </w:rPr>
+        <w:t xml:space="preserve">-20% влияния </w:t>
+      </w:r>
+      <w:r>
+        <w:rPr>
+          <w:rFonts w:ascii="Times New Roman" w:hAnsi="Times New Roman" w:cs="Times New Roman"/>
+          <w:sz w:val="24"/>
+          <w:szCs w:val="24"/>
+        </w:rPr>
+        <w:t>генерал-резидента</w:t>
+      </w:r>
+      <w:r>
+        <w:rPr>
+          <w:rFonts w:ascii="Times New Roman" w:hAnsi="Times New Roman" w:cs="Times New Roman"/>
+          <w:sz w:val="24"/>
+          <w:szCs w:val="24"/>
+        </w:rPr>
+        <w:t xml:space="preserve">. </w:t>
+      </w:r>
+      <w:r>
+        <w:rPr>
+          <w:rFonts w:ascii="Times New Roman" w:hAnsi="Times New Roman" w:cs="Times New Roman"/>
+          <w:sz w:val="24"/>
+          <w:szCs w:val="24"/>
+        </w:rPr>
+        <w:t xml:space="preserve">Закрывает </w:t>
+      </w:r>
+      <w:r>
+        <w:rPr>
+          <w:rFonts w:ascii="Times New Roman" w:hAnsi="Times New Roman" w:cs="Times New Roman"/>
+          <w:sz w:val="24"/>
+          <w:szCs w:val="24"/>
+        </w:rPr>
+        <w:t xml:space="preserve">доступ к редактированию законов о торговле. Открывает часть фокусов экономического древа, связанного с взаимодействием с </w:t>
+      </w:r>
+      <w:r>
+        <w:rPr>
+          <w:rFonts w:ascii="Times New Roman" w:hAnsi="Times New Roman" w:cs="Times New Roman"/>
+          <w:sz w:val="24"/>
+          <w:szCs w:val="24"/>
+        </w:rPr>
+        <w:t>Францией</w:t>
+      </w:r>
+      <w:r>
+        <w:rPr>
+          <w:rFonts w:ascii="Times New Roman" w:hAnsi="Times New Roman" w:cs="Times New Roman"/>
+          <w:sz w:val="24"/>
+          <w:szCs w:val="24"/>
+        </w:rPr>
+        <w:t>. Вы</w:t>
+      </w:r>
+      <w:r>
+        <w:rPr>
+          <w:rFonts w:ascii="Times New Roman" w:hAnsi="Times New Roman" w:cs="Times New Roman"/>
+          <w:sz w:val="24"/>
+          <w:szCs w:val="24"/>
+        </w:rPr>
+        <w:t xml:space="preserve"> </w:t>
+      </w:r>
+      <w:r>
+        <w:rPr>
+          <w:rFonts w:ascii="Times New Roman" w:hAnsi="Times New Roman" w:cs="Times New Roman"/>
+          <w:sz w:val="24"/>
+          <w:szCs w:val="24"/>
+        </w:rPr>
+        <w:t>теряете</w:t>
+      </w:r>
+      <w:r>
+        <w:rPr>
+          <w:rFonts w:ascii="Times New Roman" w:hAnsi="Times New Roman" w:cs="Times New Roman"/>
+          <w:sz w:val="24"/>
+          <w:szCs w:val="24"/>
+        </w:rPr>
+        <w:t xml:space="preserve"> </w:t>
+      </w:r>
+      <w:proofErr w:type="spellStart"/>
+      <w:r>
+        <w:rPr>
+          <w:rFonts w:ascii="Times New Roman" w:hAnsi="Times New Roman" w:cs="Times New Roman"/>
+          <w:sz w:val="24"/>
+          <w:szCs w:val="24"/>
+        </w:rPr>
+        <w:t>тултип</w:t>
+      </w:r>
+      <w:proofErr w:type="spellEnd"/>
+      <w:r>
+        <w:rPr>
+          <w:rFonts w:ascii="Times New Roman" w:hAnsi="Times New Roman" w:cs="Times New Roman"/>
+          <w:sz w:val="24"/>
+          <w:szCs w:val="24"/>
+        </w:rPr>
+        <w:t xml:space="preserve"> </w:t>
       </w:r>
       <w:r>
         <w:rPr>
@@ -11179,136 +12740,16 @@
           <w:sz w:val="24"/>
           <w:szCs w:val="24"/>
         </w:rPr>
-        <w:t>является духовным лидером Марокко</w:t>
-      </w:r>
-      <w:r>
-        <w:rPr>
-          <w:rFonts w:ascii="Times New Roman" w:hAnsi="Times New Roman" w:cs="Times New Roman"/>
-          <w:i/>
-          <w:iCs/>
-          <w:color w:val="7030A0"/>
+        <w:t>Король контролирует внешние связи</w:t>
+      </w:r>
+      <w:r>
+        <w:rPr>
+          <w:rFonts w:ascii="Times New Roman" w:hAnsi="Times New Roman" w:cs="Times New Roman"/>
           <w:sz w:val="24"/>
           <w:szCs w:val="24"/>
         </w:rPr>
         <w:t>.</w:t>
       </w:r>
-    </w:p>
-    <w:p>
-      <w:pPr>
-        <w:rPr>
-          <w:rFonts w:ascii="Times New Roman" w:hAnsi="Times New Roman" w:cs="Times New Roman"/>
-          <w:sz w:val="24"/>
-          <w:szCs w:val="24"/>
-        </w:rPr>
-      </w:pPr>
-      <w:r>
-        <w:rPr>
-          <w:rFonts w:ascii="Times New Roman" w:hAnsi="Times New Roman" w:cs="Times New Roman"/>
-          <w:sz w:val="24"/>
-          <w:szCs w:val="24"/>
-        </w:rPr>
-        <w:t>Р</w:t>
-      </w:r>
-      <w:r>
-        <w:rPr>
-          <w:rFonts w:ascii="Times New Roman" w:hAnsi="Times New Roman" w:cs="Times New Roman"/>
-          <w:sz w:val="24"/>
-          <w:szCs w:val="24"/>
-        </w:rPr>
-        <w:t>ешения</w:t>
-      </w:r>
-      <w:r>
-        <w:rPr>
-          <w:rFonts w:ascii="Times New Roman" w:hAnsi="Times New Roman" w:cs="Times New Roman"/>
-          <w:sz w:val="24"/>
-          <w:szCs w:val="24"/>
-        </w:rPr>
-        <w:t xml:space="preserve"> генерал-резидента открывающиеся по факту игры</w:t>
-      </w:r>
-      <w:r>
-        <w:rPr>
-          <w:rFonts w:ascii="Times New Roman" w:hAnsi="Times New Roman" w:cs="Times New Roman"/>
-          <w:sz w:val="24"/>
-          <w:szCs w:val="24"/>
-        </w:rPr>
-        <w:t>:</w:t>
-      </w:r>
-    </w:p>
-    <w:p>
-      <w:pPr>
-        <w:rPr>
-          <w:rFonts w:ascii="Times New Roman" w:hAnsi="Times New Roman" w:cs="Times New Roman"/>
-          <w:sz w:val="24"/>
-          <w:szCs w:val="24"/>
-        </w:rPr>
-      </w:pPr>
-      <w:r>
-        <w:rPr>
-          <w:rFonts w:ascii="Times New Roman" w:hAnsi="Times New Roman" w:cs="Times New Roman"/>
-          <w:sz w:val="24"/>
-          <w:szCs w:val="24"/>
-        </w:rPr>
-        <w:t>1</w:t>
-      </w:r>
-      <w:r>
-        <w:rPr>
-          <w:rFonts w:ascii="Times New Roman" w:hAnsi="Times New Roman" w:cs="Times New Roman"/>
-          <w:sz w:val="24"/>
-          <w:szCs w:val="24"/>
-        </w:rPr>
-        <w:t xml:space="preserve">. </w:t>
-      </w:r>
-      <w:r>
-        <w:rPr>
-          <w:rFonts w:ascii="Times New Roman" w:hAnsi="Times New Roman" w:cs="Times New Roman"/>
-          <w:sz w:val="24"/>
-          <w:szCs w:val="24"/>
-        </w:rPr>
-        <w:t>Лишить короля права законодательной инициативы</w:t>
-      </w:r>
-    </w:p>
-    <w:p>
-      <w:pPr>
-        <w:rPr>
-          <w:rFonts w:ascii="Times New Roman" w:hAnsi="Times New Roman" w:cs="Times New Roman"/>
-          <w:sz w:val="24"/>
-          <w:szCs w:val="24"/>
-        </w:rPr>
-      </w:pPr>
-      <w:r>
-        <w:rPr>
-          <w:rFonts w:ascii="Times New Roman" w:hAnsi="Times New Roman" w:cs="Times New Roman"/>
-          <w:sz w:val="24"/>
-          <w:szCs w:val="24"/>
-        </w:rPr>
-        <w:t>Требования:</w:t>
-      </w:r>
-      <w:r>
-        <w:rPr>
-          <w:rFonts w:ascii="Times New Roman" w:hAnsi="Times New Roman" w:cs="Times New Roman"/>
-          <w:sz w:val="24"/>
-          <w:szCs w:val="24"/>
-        </w:rPr>
-        <w:t xml:space="preserve"> Влияние на стороне генерал-резидента и составляет более 25%</w:t>
-      </w:r>
-      <w:r>
-        <w:rPr>
-          <w:rFonts w:ascii="Times New Roman" w:hAnsi="Times New Roman" w:cs="Times New Roman"/>
-          <w:sz w:val="24"/>
-          <w:szCs w:val="24"/>
-        </w:rPr>
-        <w:t xml:space="preserve">, имеется </w:t>
-      </w:r>
-      <w:proofErr w:type="spellStart"/>
-      <w:r>
-        <w:rPr>
-          <w:rFonts w:ascii="Times New Roman" w:hAnsi="Times New Roman" w:cs="Times New Roman"/>
-          <w:sz w:val="24"/>
-          <w:szCs w:val="24"/>
-        </w:rPr>
-        <w:t>тултип</w:t>
-      </w:r>
-      <w:proofErr w:type="spellEnd"/>
       <w:r>
         <w:rPr>
           <w:rFonts w:ascii="Times New Roman" w:hAnsi="Times New Roman" w:cs="Times New Roman"/>
@@ -11320,130 +12761,10 @@
       <w:r>
         <w:rPr>
           <w:rFonts w:ascii="Times New Roman" w:hAnsi="Times New Roman" w:cs="Times New Roman"/>
-          <w:i/>
-          <w:iCs/>
-          <w:color w:val="7030A0"/>
-          <w:sz w:val="24"/>
-          <w:szCs w:val="24"/>
-        </w:rPr>
-        <w:t xml:space="preserve">Король </w:t>
-      </w:r>
-      <w:r>
-        <w:rPr>
-          <w:rFonts w:ascii="Times New Roman" w:hAnsi="Times New Roman" w:cs="Times New Roman"/>
-          <w:i/>
-          <w:iCs/>
-          <w:color w:val="7030A0"/>
-          <w:sz w:val="24"/>
-          <w:szCs w:val="24"/>
-        </w:rPr>
-        <w:t>обладает правом законодательных инициатив</w:t>
-      </w:r>
-      <w:r>
-        <w:rPr>
-          <w:rFonts w:ascii="Times New Roman" w:hAnsi="Times New Roman" w:cs="Times New Roman"/>
-          <w:sz w:val="24"/>
-          <w:szCs w:val="24"/>
-        </w:rPr>
-        <w:t>.</w:t>
-      </w:r>
-    </w:p>
-    <w:p>
-      <w:pPr>
-        <w:rPr>
-          <w:rFonts w:ascii="Times New Roman" w:hAnsi="Times New Roman" w:cs="Times New Roman"/>
-          <w:sz w:val="24"/>
-          <w:szCs w:val="24"/>
-        </w:rPr>
-      </w:pPr>
-      <w:r>
-        <w:rPr>
-          <w:rFonts w:ascii="Times New Roman" w:hAnsi="Times New Roman" w:cs="Times New Roman"/>
-          <w:sz w:val="24"/>
-          <w:szCs w:val="24"/>
-        </w:rPr>
-        <w:t xml:space="preserve">Стоимость: </w:t>
-      </w:r>
-      <w:r>
-        <w:rPr>
-          <w:rFonts w:ascii="Times New Roman" w:hAnsi="Times New Roman" w:cs="Times New Roman"/>
-          <w:sz w:val="24"/>
-          <w:szCs w:val="24"/>
-        </w:rPr>
-        <w:t>50 полит власти</w:t>
-      </w:r>
-    </w:p>
-    <w:p>
-      <w:pPr>
-        <w:rPr>
-          <w:rFonts w:ascii="Times New Roman" w:hAnsi="Times New Roman" w:cs="Times New Roman"/>
-          <w:sz w:val="24"/>
-          <w:szCs w:val="24"/>
-        </w:rPr>
-      </w:pPr>
-      <w:r>
-        <w:rPr>
-          <w:rFonts w:ascii="Times New Roman" w:hAnsi="Times New Roman" w:cs="Times New Roman"/>
-          <w:sz w:val="24"/>
-          <w:szCs w:val="24"/>
-        </w:rPr>
-        <w:t xml:space="preserve">Результат: </w:t>
-      </w:r>
-      <w:r>
-        <w:rPr>
-          <w:rFonts w:ascii="Times New Roman" w:hAnsi="Times New Roman" w:cs="Times New Roman"/>
-          <w:sz w:val="24"/>
-          <w:szCs w:val="24"/>
-        </w:rPr>
-        <w:t xml:space="preserve">-20% влияния </w:t>
-      </w:r>
-      <w:r>
-        <w:rPr>
-          <w:rFonts w:ascii="Times New Roman" w:hAnsi="Times New Roman" w:cs="Times New Roman"/>
-          <w:sz w:val="24"/>
-          <w:szCs w:val="24"/>
-        </w:rPr>
-        <w:t>генерал-резидента</w:t>
-      </w:r>
-      <w:r>
-        <w:rPr>
-          <w:rFonts w:ascii="Times New Roman" w:hAnsi="Times New Roman" w:cs="Times New Roman"/>
-          <w:sz w:val="24"/>
-          <w:szCs w:val="24"/>
-        </w:rPr>
-        <w:t xml:space="preserve">. Открывает доступ к политикам, усиливающим поддержку </w:t>
-      </w:r>
-      <w:r>
-        <w:rPr>
-          <w:rFonts w:ascii="Times New Roman" w:hAnsi="Times New Roman" w:cs="Times New Roman"/>
-          <w:sz w:val="24"/>
-          <w:szCs w:val="24"/>
-        </w:rPr>
-        <w:t>авторитаризма и снижения автономии</w:t>
-      </w:r>
-      <w:r>
-        <w:rPr>
-          <w:rFonts w:ascii="Times New Roman" w:hAnsi="Times New Roman" w:cs="Times New Roman"/>
-          <w:sz w:val="24"/>
-          <w:szCs w:val="24"/>
-        </w:rPr>
-        <w:t xml:space="preserve">. Открывает часть фокусов политического древа связанных с поддержкой </w:t>
-      </w:r>
-      <w:r>
-        <w:rPr>
-          <w:rFonts w:ascii="Times New Roman" w:hAnsi="Times New Roman" w:cs="Times New Roman"/>
-          <w:sz w:val="24"/>
-          <w:szCs w:val="24"/>
-        </w:rPr>
-        <w:t>Франции</w:t>
-      </w:r>
-      <w:r>
-        <w:rPr>
-          <w:rFonts w:ascii="Times New Roman" w:hAnsi="Times New Roman" w:cs="Times New Roman"/>
-          <w:sz w:val="24"/>
-          <w:szCs w:val="24"/>
-        </w:rPr>
-        <w:t>.</w:t>
+          <w:sz w:val="24"/>
+          <w:szCs w:val="24"/>
+        </w:rPr>
+        <w:t>Вы</w:t>
       </w:r>
       <w:r>
         <w:rPr>
@@ -11459,7 +12780,7 @@
           <w:sz w:val="24"/>
           <w:szCs w:val="24"/>
         </w:rPr>
-        <w:t>Вы</w:t>
+        <w:t>получаете</w:t>
       </w:r>
       <w:r>
         <w:rPr>
@@ -11468,14 +12789,6 @@
           <w:szCs w:val="24"/>
         </w:rPr>
         <w:t xml:space="preserve"> </w:t>
-      </w:r>
-      <w:r>
-        <w:rPr>
-          <w:rFonts w:ascii="Times New Roman" w:hAnsi="Times New Roman" w:cs="Times New Roman"/>
-          <w:sz w:val="24"/>
-          <w:szCs w:val="24"/>
-        </w:rPr>
-        <w:t xml:space="preserve">получаете </w:t>
       </w:r>
       <w:proofErr w:type="spellStart"/>
       <w:r>
@@ -11504,7 +12817,7 @@
           <w:sz w:val="24"/>
           <w:szCs w:val="24"/>
         </w:rPr>
-        <w:t>Генерал-резидент обладает правом законодательных инициатив</w:t>
+        <w:t xml:space="preserve">Генерал-резидент </w:t>
       </w:r>
       <w:r>
         <w:rPr>
@@ -11515,71 +12828,7 @@
           <w:sz w:val="24"/>
           <w:szCs w:val="24"/>
         </w:rPr>
-        <w:t>.</w:t>
-      </w:r>
-      <w:r>
-        <w:rPr>
-          <w:rFonts w:ascii="Times New Roman" w:hAnsi="Times New Roman" w:cs="Times New Roman"/>
-          <w:sz w:val="24"/>
-          <w:szCs w:val="24"/>
-        </w:rPr>
-        <w:t xml:space="preserve"> Вы </w:t>
-      </w:r>
-      <w:r>
-        <w:rPr>
-          <w:rFonts w:ascii="Times New Roman" w:hAnsi="Times New Roman" w:cs="Times New Roman"/>
-          <w:sz w:val="24"/>
-          <w:szCs w:val="24"/>
-        </w:rPr>
-        <w:t xml:space="preserve">теряете </w:t>
-      </w:r>
-      <w:proofErr w:type="spellStart"/>
-      <w:r>
-        <w:rPr>
-          <w:rFonts w:ascii="Times New Roman" w:hAnsi="Times New Roman" w:cs="Times New Roman"/>
-          <w:sz w:val="24"/>
-          <w:szCs w:val="24"/>
-        </w:rPr>
-        <w:t>тултип</w:t>
-      </w:r>
-      <w:proofErr w:type="spellEnd"/>
-      <w:r>
-        <w:rPr>
-          <w:rFonts w:ascii="Times New Roman" w:hAnsi="Times New Roman" w:cs="Times New Roman"/>
-          <w:sz w:val="24"/>
-          <w:szCs w:val="24"/>
-        </w:rPr>
-        <w:t xml:space="preserve"> </w:t>
-      </w:r>
-      <w:r>
-        <w:rPr>
-          <w:rFonts w:ascii="Times New Roman" w:hAnsi="Times New Roman" w:cs="Times New Roman"/>
-          <w:i/>
-          <w:iCs/>
-          <w:color w:val="7030A0"/>
-          <w:sz w:val="24"/>
-          <w:szCs w:val="24"/>
-        </w:rPr>
-        <w:t xml:space="preserve">Король </w:t>
-      </w:r>
-      <w:r>
-        <w:rPr>
-          <w:rFonts w:ascii="Times New Roman" w:hAnsi="Times New Roman" w:cs="Times New Roman"/>
-          <w:i/>
-          <w:iCs/>
-          <w:color w:val="7030A0"/>
-          <w:sz w:val="24"/>
-          <w:szCs w:val="24"/>
-        </w:rPr>
-        <w:t>обладает правом законодательных инициатив</w:t>
-      </w:r>
-      <w:r>
-        <w:rPr>
-          <w:rFonts w:ascii="Times New Roman" w:hAnsi="Times New Roman" w:cs="Times New Roman"/>
-          <w:sz w:val="24"/>
-          <w:szCs w:val="24"/>
-        </w:rPr>
-        <w:t>.</w:t>
+        <w:t>контролирует внешние связи страны.</w:t>
       </w:r>
     </w:p>
     <w:p>
@@ -11590,30 +12839,6 @@
           <w:szCs w:val="24"/>
         </w:rPr>
       </w:pPr>
-      <w:r>
-        <w:rPr>
-          <w:rFonts w:ascii="Times New Roman" w:hAnsi="Times New Roman" w:cs="Times New Roman"/>
-          <w:sz w:val="24"/>
-          <w:szCs w:val="24"/>
-        </w:rPr>
-        <w:t>2</w:t>
-      </w:r>
-      <w:r>
-        <w:rPr>
-          <w:rFonts w:ascii="Times New Roman" w:hAnsi="Times New Roman" w:cs="Times New Roman"/>
-          <w:sz w:val="24"/>
-          <w:szCs w:val="24"/>
-        </w:rPr>
-        <w:t xml:space="preserve">. </w:t>
-      </w:r>
-      <w:r>
-        <w:rPr>
-          <w:rFonts w:ascii="Times New Roman" w:hAnsi="Times New Roman" w:cs="Times New Roman"/>
-          <w:sz w:val="24"/>
-          <w:szCs w:val="24"/>
-        </w:rPr>
-        <w:t>Лишить короля контроля над экономикой</w:t>
-      </w:r>
     </w:p>
     <w:p>
       <w:pPr>
@@ -11629,96 +12854,31 @@
           <w:sz w:val="24"/>
           <w:szCs w:val="24"/>
         </w:rPr>
-        <w:t>Требования:</w:t>
-      </w:r>
-      <w:r>
-        <w:rPr>
-          <w:rFonts w:ascii="Times New Roman" w:hAnsi="Times New Roman" w:cs="Times New Roman"/>
-          <w:sz w:val="24"/>
-          <w:szCs w:val="24"/>
-        </w:rPr>
-        <w:t xml:space="preserve"> Влияние на стороне генерал-резидента и составляет более 25%</w:t>
-      </w:r>
-      <w:r>
-        <w:rPr>
-          <w:rFonts w:ascii="Times New Roman" w:hAnsi="Times New Roman" w:cs="Times New Roman"/>
-          <w:sz w:val="24"/>
-          <w:szCs w:val="24"/>
-        </w:rPr>
-        <w:t xml:space="preserve">, имеется </w:t>
-      </w:r>
-      <w:proofErr w:type="spellStart"/>
-      <w:r>
-        <w:rPr>
-          <w:rFonts w:ascii="Times New Roman" w:hAnsi="Times New Roman" w:cs="Times New Roman"/>
-          <w:sz w:val="24"/>
-          <w:szCs w:val="24"/>
-        </w:rPr>
-        <w:t>тултип</w:t>
-      </w:r>
-      <w:proofErr w:type="spellEnd"/>
-      <w:r>
-        <w:rPr>
-          <w:rFonts w:ascii="Times New Roman" w:hAnsi="Times New Roman" w:cs="Times New Roman"/>
-          <w:sz w:val="24"/>
-          <w:szCs w:val="24"/>
-        </w:rPr>
-        <w:t xml:space="preserve"> </w:t>
-      </w:r>
-      <w:r>
-        <w:rPr>
-          <w:rFonts w:ascii="Times New Roman" w:hAnsi="Times New Roman" w:cs="Times New Roman"/>
-          <w:i/>
-          <w:iCs/>
-          <w:color w:val="7030A0"/>
-          <w:sz w:val="24"/>
-          <w:szCs w:val="24"/>
-        </w:rPr>
-        <w:t xml:space="preserve">Король контролирует </w:t>
-      </w:r>
-      <w:r>
-        <w:rPr>
-          <w:rFonts w:ascii="Times New Roman" w:hAnsi="Times New Roman" w:cs="Times New Roman"/>
-          <w:i/>
-          <w:iCs/>
-          <w:color w:val="7030A0"/>
-          <w:sz w:val="24"/>
-          <w:szCs w:val="24"/>
-        </w:rPr>
-        <w:t>экономику</w:t>
-      </w:r>
-      <w:r>
-        <w:rPr>
-          <w:rFonts w:ascii="Times New Roman" w:hAnsi="Times New Roman" w:cs="Times New Roman"/>
-          <w:sz w:val="24"/>
-          <w:szCs w:val="24"/>
-        </w:rPr>
-        <w:t>.</w:t>
+        <w:t>_____________________________________________________________________________</w:t>
       </w:r>
     </w:p>
     <w:p>
       <w:pPr>
-        <w:rPr>
-          <w:rFonts w:ascii="Times New Roman" w:hAnsi="Times New Roman" w:cs="Times New Roman"/>
-          <w:sz w:val="24"/>
-          <w:szCs w:val="24"/>
-        </w:rPr>
-      </w:pPr>
-      <w:r>
-        <w:rPr>
-          <w:rFonts w:ascii="Times New Roman" w:hAnsi="Times New Roman" w:cs="Times New Roman"/>
-          <w:sz w:val="24"/>
-          <w:szCs w:val="24"/>
-        </w:rPr>
-        <w:t xml:space="preserve">Стоимость: </w:t>
-      </w:r>
-      <w:r>
-        <w:rPr>
-          <w:rFonts w:ascii="Times New Roman" w:hAnsi="Times New Roman" w:cs="Times New Roman"/>
-          <w:sz w:val="24"/>
-          <w:szCs w:val="24"/>
-        </w:rPr>
-        <w:t>50 полит власти</w:t>
+        <w:pStyle w:val="1"/>
+        <w:jc w:val="center"/>
+        <w:rPr>
+          <w:rFonts w:ascii="Times New Roman" w:hAnsi="Times New Roman" w:cs="Times New Roman"/>
+          <w:color w:val="auto"/>
+        </w:rPr>
+      </w:pPr>
+      <w:r>
+        <w:rPr>
+          <w:rFonts w:ascii="Times New Roman" w:hAnsi="Times New Roman" w:cs="Times New Roman"/>
+          <w:color w:val="auto"/>
+        </w:rPr>
+        <w:t xml:space="preserve">МЕХАНИКА </w:t>
+      </w:r>
+      <w:r>
+        <w:rPr>
+          <w:rFonts w:ascii="Times New Roman" w:hAnsi="Times New Roman" w:cs="Times New Roman"/>
+          <w:color w:val="auto"/>
+        </w:rPr>
+        <w:t>ВЛИЯНИЯ В ИСПАНСКОМ МАРОККО</w:t>
       </w:r>
     </w:p>
     <w:p>
@@ -11735,24 +12895,17 @@
           <w:sz w:val="24"/>
           <w:szCs w:val="24"/>
         </w:rPr>
-        <w:t xml:space="preserve">Результат: </w:t>
-      </w:r>
-      <w:r>
-        <w:rPr>
-          <w:rFonts w:ascii="Times New Roman" w:hAnsi="Times New Roman" w:cs="Times New Roman"/>
-          <w:sz w:val="24"/>
-          <w:szCs w:val="24"/>
-        </w:rPr>
-        <w:t xml:space="preserve">-20% влияния </w:t>
-      </w:r>
-      <w:r>
-        <w:rPr>
-          <w:rFonts w:ascii="Times New Roman" w:hAnsi="Times New Roman" w:cs="Times New Roman"/>
-          <w:sz w:val="24"/>
-          <w:szCs w:val="24"/>
-        </w:rPr>
-        <w:t>генерал-резидента</w:t>
-      </w:r>
+        <w:t>Со старта игры будет доступна категория решений под названием «» (</w:t>
+      </w:r>
+      <w:r>
+        <w:rPr>
+          <w:rFonts w:ascii="Times New Roman" w:hAnsi="Times New Roman" w:cs="Times New Roman"/>
+          <w:sz w:val="24"/>
+          <w:szCs w:val="24"/>
+        </w:rPr>
+        <w:t>27 ноября 1912 франко-испанским соглашением испанской части протектората был установлен статус особой зоны</w:t>
+      </w:r>
+      <w:proofErr w:type="gramStart"/>
       <w:r>
         <w:rPr>
           <w:rFonts w:ascii="Times New Roman" w:hAnsi="Times New Roman" w:cs="Times New Roman"/>
@@ -11761,61 +12914,22 @@
         </w:rPr>
         <w:t xml:space="preserve">. </w:t>
       </w:r>
-      <w:r>
-        <w:rPr>
-          <w:rFonts w:ascii="Times New Roman" w:hAnsi="Times New Roman" w:cs="Times New Roman"/>
-          <w:sz w:val="24"/>
-          <w:szCs w:val="24"/>
-        </w:rPr>
-        <w:t>Закрывает</w:t>
-      </w:r>
-      <w:r>
-        <w:rPr>
-          <w:rFonts w:ascii="Times New Roman" w:hAnsi="Times New Roman" w:cs="Times New Roman"/>
-          <w:sz w:val="24"/>
-          <w:szCs w:val="24"/>
-        </w:rPr>
-        <w:t xml:space="preserve"> доступ к редактированию экономических законов. Открывает часть фокусов экономического древа, связанного с </w:t>
-      </w:r>
-      <w:r>
-        <w:rPr>
-          <w:rFonts w:ascii="Times New Roman" w:hAnsi="Times New Roman" w:cs="Times New Roman"/>
-          <w:sz w:val="24"/>
-          <w:szCs w:val="24"/>
-        </w:rPr>
-        <w:t>зависимым от Франции путём</w:t>
-      </w:r>
-      <w:r>
-        <w:rPr>
-          <w:rFonts w:ascii="Times New Roman" w:hAnsi="Times New Roman" w:cs="Times New Roman"/>
-          <w:sz w:val="24"/>
-          <w:szCs w:val="24"/>
-        </w:rPr>
-        <w:t>. Вы</w:t>
-      </w:r>
-      <w:r>
-        <w:rPr>
-          <w:rFonts w:ascii="Times New Roman" w:hAnsi="Times New Roman" w:cs="Times New Roman"/>
-          <w:sz w:val="24"/>
-          <w:szCs w:val="24"/>
-        </w:rPr>
-        <w:t xml:space="preserve"> </w:t>
-      </w:r>
-      <w:r>
-        <w:rPr>
-          <w:rFonts w:ascii="Times New Roman" w:hAnsi="Times New Roman" w:cs="Times New Roman"/>
-          <w:sz w:val="24"/>
-          <w:szCs w:val="24"/>
-        </w:rPr>
-        <w:t>теряете</w:t>
-      </w:r>
-      <w:r>
-        <w:rPr>
-          <w:rFonts w:ascii="Times New Roman" w:hAnsi="Times New Roman" w:cs="Times New Roman"/>
-          <w:sz w:val="24"/>
-          <w:szCs w:val="24"/>
-        </w:rPr>
-        <w:t xml:space="preserve"> </w:t>
+      <w:proofErr w:type="gramEnd"/>
+      <w:r>
+        <w:rPr>
+          <w:rFonts w:ascii="Times New Roman" w:hAnsi="Times New Roman" w:cs="Times New Roman"/>
+          <w:sz w:val="24"/>
+          <w:szCs w:val="24"/>
+        </w:rPr>
+        <w:t>На бумагах её возглавлял халиф</w:t>
+      </w:r>
+      <w:r>
+        <w:rPr>
+          <w:rFonts w:ascii="Times New Roman" w:hAnsi="Times New Roman" w:cs="Times New Roman"/>
+          <w:sz w:val="24"/>
+          <w:szCs w:val="24"/>
+        </w:rPr>
+        <w:t xml:space="preserve">, </w:t>
       </w:r>
       <w:proofErr w:type="spellStart"/>
       <w:r>
@@ -11824,7 +12938,7 @@
           <w:sz w:val="24"/>
           <w:szCs w:val="24"/>
         </w:rPr>
-        <w:t>тултип</w:t>
+        <w:t>Мулей</w:t>
       </w:r>
       <w:proofErr w:type="spellEnd"/>
       <w:r>
@@ -11833,101 +12947,49 @@
           <w:sz w:val="24"/>
           <w:szCs w:val="24"/>
         </w:rPr>
-        <w:t xml:space="preserve"> </w:t>
-      </w:r>
-      <w:r>
-        <w:rPr>
-          <w:rFonts w:ascii="Times New Roman" w:hAnsi="Times New Roman" w:cs="Times New Roman"/>
-          <w:i/>
-          <w:iCs/>
-          <w:color w:val="7030A0"/>
-          <w:sz w:val="24"/>
-          <w:szCs w:val="24"/>
-        </w:rPr>
-        <w:t xml:space="preserve">Король контролирует </w:t>
-      </w:r>
-      <w:r>
-        <w:rPr>
-          <w:rFonts w:ascii="Times New Roman" w:hAnsi="Times New Roman" w:cs="Times New Roman"/>
-          <w:i/>
-          <w:iCs/>
-          <w:color w:val="7030A0"/>
-          <w:sz w:val="24"/>
-          <w:szCs w:val="24"/>
-        </w:rPr>
-        <w:t>экономику</w:t>
-      </w:r>
-      <w:r>
-        <w:rPr>
-          <w:rFonts w:ascii="Times New Roman" w:hAnsi="Times New Roman" w:cs="Times New Roman"/>
-          <w:sz w:val="24"/>
-          <w:szCs w:val="24"/>
-        </w:rPr>
-        <w:t>.</w:t>
-      </w:r>
-      <w:r>
-        <w:rPr>
-          <w:rFonts w:ascii="Times New Roman" w:hAnsi="Times New Roman" w:cs="Times New Roman"/>
-          <w:sz w:val="24"/>
-          <w:szCs w:val="24"/>
-        </w:rPr>
-        <w:t xml:space="preserve"> </w:t>
-      </w:r>
-      <w:r>
-        <w:rPr>
-          <w:rFonts w:ascii="Times New Roman" w:hAnsi="Times New Roman" w:cs="Times New Roman"/>
-          <w:sz w:val="24"/>
-          <w:szCs w:val="24"/>
-        </w:rPr>
-        <w:t xml:space="preserve">Вы </w:t>
-      </w:r>
-      <w:r>
-        <w:rPr>
-          <w:rFonts w:ascii="Times New Roman" w:hAnsi="Times New Roman" w:cs="Times New Roman"/>
-          <w:sz w:val="24"/>
-          <w:szCs w:val="24"/>
-        </w:rPr>
-        <w:t xml:space="preserve">получаете </w:t>
-      </w:r>
-      <w:proofErr w:type="spellStart"/>
-      <w:r>
-        <w:rPr>
-          <w:rFonts w:ascii="Times New Roman" w:hAnsi="Times New Roman" w:cs="Times New Roman"/>
-          <w:sz w:val="24"/>
-          <w:szCs w:val="24"/>
-        </w:rPr>
-        <w:t>тултип</w:t>
-      </w:r>
-      <w:proofErr w:type="spellEnd"/>
-      <w:r>
-        <w:rPr>
-          <w:rFonts w:ascii="Times New Roman" w:hAnsi="Times New Roman" w:cs="Times New Roman"/>
-          <w:sz w:val="24"/>
-          <w:szCs w:val="24"/>
-        </w:rPr>
-        <w:t xml:space="preserve"> </w:t>
-      </w:r>
-      <w:r>
-        <w:rPr>
-          <w:rFonts w:ascii="Times New Roman" w:hAnsi="Times New Roman" w:cs="Times New Roman"/>
-          <w:i/>
-          <w:iCs/>
-          <w:color w:val="FF0000"/>
-          <w:sz w:val="24"/>
-          <w:szCs w:val="24"/>
-        </w:rPr>
-        <w:t xml:space="preserve">Генерал-резидент </w:t>
-      </w:r>
-      <w:r>
-        <w:rPr>
-          <w:rFonts w:ascii="Times New Roman" w:hAnsi="Times New Roman" w:cs="Times New Roman"/>
-          <w:i/>
-          <w:iCs/>
-          <w:color w:val="FF0000"/>
-          <w:sz w:val="24"/>
-          <w:szCs w:val="24"/>
-        </w:rPr>
-        <w:t>контролирует экономику.</w:t>
+        <w:t xml:space="preserve"> эль-Хасан бин эль-Мехди</w:t>
+      </w:r>
+      <w:r>
+        <w:rPr>
+          <w:rFonts w:ascii="Times New Roman" w:hAnsi="Times New Roman" w:cs="Times New Roman"/>
+          <w:sz w:val="24"/>
+          <w:szCs w:val="24"/>
+        </w:rPr>
+        <w:t xml:space="preserve"> – наместник султана, по факту же, он </w:t>
+      </w:r>
+      <w:r>
+        <w:rPr>
+          <w:rFonts w:ascii="Times New Roman" w:hAnsi="Times New Roman" w:cs="Times New Roman"/>
+          <w:sz w:val="24"/>
+          <w:szCs w:val="24"/>
+        </w:rPr>
+        <w:t>стал</w:t>
+      </w:r>
+      <w:r>
+        <w:rPr>
+          <w:rFonts w:ascii="Times New Roman" w:hAnsi="Times New Roman" w:cs="Times New Roman"/>
+          <w:sz w:val="24"/>
+          <w:szCs w:val="24"/>
+        </w:rPr>
+        <w:t xml:space="preserve"> полностью зависим </w:t>
+      </w:r>
+      <w:proofErr w:type="gramStart"/>
+      <w:r>
+        <w:rPr>
+          <w:rFonts w:ascii="Times New Roman" w:hAnsi="Times New Roman" w:cs="Times New Roman"/>
+          <w:sz w:val="24"/>
+          <w:szCs w:val="24"/>
+        </w:rPr>
+        <w:t>от Верховного комиссара</w:t>
+      </w:r>
+      <w:proofErr w:type="gramEnd"/>
+      <w:r>
+        <w:rPr>
+          <w:rFonts w:ascii="Times New Roman" w:hAnsi="Times New Roman" w:cs="Times New Roman"/>
+          <w:sz w:val="24"/>
+          <w:szCs w:val="24"/>
+        </w:rPr>
+        <w:t xml:space="preserve"> назначенного Испанией.</w:t>
       </w:r>
     </w:p>
     <w:p>
@@ -11944,8 +13006,9 @@
           <w:sz w:val="24"/>
           <w:szCs w:val="24"/>
         </w:rPr>
-        <w:t>3</w:t>
-      </w:r>
+        <w:t>Однако, стоит понимать, что время и ситуация меняется</w:t>
+      </w:r>
+      <w:proofErr w:type="gramStart"/>
       <w:r>
         <w:rPr>
           <w:rFonts w:ascii="Times New Roman" w:hAnsi="Times New Roman" w:cs="Times New Roman"/>
@@ -11954,13 +13017,22 @@
         </w:rPr>
         <w:t xml:space="preserve">. </w:t>
       </w:r>
-      <w:r>
-        <w:rPr>
-          <w:rFonts w:ascii="Times New Roman" w:hAnsi="Times New Roman" w:cs="Times New Roman"/>
-          <w:sz w:val="24"/>
-          <w:szCs w:val="24"/>
-        </w:rPr>
-        <w:t>Лишить короля контроля над внутренним порядком в стране</w:t>
+      <w:proofErr w:type="gramEnd"/>
+      <w:r>
+        <w:rPr>
+          <w:rFonts w:ascii="Times New Roman" w:hAnsi="Times New Roman" w:cs="Times New Roman"/>
+          <w:sz w:val="24"/>
+          <w:szCs w:val="24"/>
+        </w:rPr>
+        <w:t>Подъём и поддержка национальных настроений могут вернуть Испанское Марокко назад, или же обозлить Францию и Испанию, если они не будут заняты чем-то иным.</w:t>
+      </w:r>
+      <w:r>
+        <w:rPr>
+          <w:rFonts w:ascii="Times New Roman" w:hAnsi="Times New Roman" w:cs="Times New Roman"/>
+          <w:sz w:val="24"/>
+          <w:szCs w:val="24"/>
+        </w:rPr>
+        <w:t>)</w:t>
       </w:r>
     </w:p>
     <w:p>
@@ -11971,30 +13043,6 @@
           <w:szCs w:val="24"/>
         </w:rPr>
       </w:pPr>
-      <w:r>
-        <w:rPr>
-          <w:rFonts w:ascii="Times New Roman" w:hAnsi="Times New Roman" w:cs="Times New Roman"/>
-          <w:sz w:val="24"/>
-          <w:szCs w:val="24"/>
-        </w:rPr>
-        <w:t>Требования:</w:t>
-      </w:r>
-      <w:r>
-        <w:rPr>
-          <w:rFonts w:ascii="Times New Roman" w:hAnsi="Times New Roman" w:cs="Times New Roman"/>
-          <w:sz w:val="24"/>
-          <w:szCs w:val="24"/>
-        </w:rPr>
-        <w:t xml:space="preserve"> Влияние на стороне генерал-резидента и составляет более 25%</w:t>
-      </w:r>
-      <w:r>
-        <w:rPr>
-          <w:rFonts w:ascii="Times New Roman" w:hAnsi="Times New Roman" w:cs="Times New Roman"/>
-          <w:sz w:val="24"/>
-          <w:szCs w:val="24"/>
-        </w:rPr>
-        <w:t xml:space="preserve">, имеется </w:t>
-      </w:r>
       <w:proofErr w:type="spellStart"/>
       <w:r>
         <w:rPr>
@@ -12002,7 +13050,7 @@
           <w:sz w:val="24"/>
           <w:szCs w:val="24"/>
         </w:rPr>
-        <w:t>тултип</w:t>
+        <w:t>Тултип</w:t>
       </w:r>
       <w:proofErr w:type="spellEnd"/>
       <w:r>
@@ -12011,37 +13059,16 @@
           <w:sz w:val="24"/>
           <w:szCs w:val="24"/>
         </w:rPr>
+        <w:t>:</w:t>
+      </w:r>
+      <w:r>
+        <w:rPr>
+          <w:rFonts w:ascii="Times New Roman" w:hAnsi="Times New Roman" w:cs="Times New Roman"/>
+          <w:color w:val="FF0000"/>
+          <w:sz w:val="24"/>
+          <w:szCs w:val="24"/>
+        </w:rPr>
         <w:t xml:space="preserve"> </w:t>
-      </w:r>
-      <w:r>
-        <w:rPr>
-          <w:rFonts w:ascii="Times New Roman" w:hAnsi="Times New Roman" w:cs="Times New Roman"/>
-          <w:i/>
-          <w:iCs/>
-          <w:color w:val="7030A0"/>
-          <w:sz w:val="24"/>
-          <w:szCs w:val="24"/>
-        </w:rPr>
-        <w:t xml:space="preserve">Король контролирует </w:t>
-      </w:r>
-      <w:r>
-        <w:rPr>
-          <w:rFonts w:ascii="Times New Roman" w:hAnsi="Times New Roman" w:cs="Times New Roman"/>
-          <w:i/>
-          <w:iCs/>
-          <w:color w:val="7030A0"/>
-          <w:sz w:val="24"/>
-          <w:szCs w:val="24"/>
-        </w:rPr>
-        <w:t>внутренний порядок Марокко</w:t>
-      </w:r>
-      <w:r>
-        <w:rPr>
-          <w:rFonts w:ascii="Times New Roman" w:hAnsi="Times New Roman" w:cs="Times New Roman"/>
-          <w:sz w:val="24"/>
-          <w:szCs w:val="24"/>
-        </w:rPr>
-        <w:t>.</w:t>
       </w:r>
     </w:p>
     <w:p>
@@ -12058,15 +13085,52 @@
           <w:sz w:val="24"/>
           <w:szCs w:val="24"/>
         </w:rPr>
-        <w:t xml:space="preserve">Стоимость: </w:t>
-      </w:r>
-      <w:r>
-        <w:rPr>
-          <w:rFonts w:ascii="Times New Roman" w:hAnsi="Times New Roman" w:cs="Times New Roman"/>
-          <w:sz w:val="24"/>
-          <w:szCs w:val="24"/>
-        </w:rPr>
-        <w:t>50 полит власти</w:t>
+        <w:t xml:space="preserve">Будет введена </w:t>
+      </w:r>
+      <w:proofErr w:type="spellStart"/>
+      <w:r>
+        <w:rPr>
+          <w:rFonts w:ascii="Times New Roman" w:hAnsi="Times New Roman" w:cs="Times New Roman"/>
+          <w:sz w:val="24"/>
+          <w:szCs w:val="24"/>
+        </w:rPr>
+        <w:t>кастомная</w:t>
+      </w:r>
+      <w:proofErr w:type="spellEnd"/>
+      <w:r>
+        <w:rPr>
+          <w:rFonts w:ascii="Times New Roman" w:hAnsi="Times New Roman" w:cs="Times New Roman"/>
+          <w:sz w:val="24"/>
+          <w:szCs w:val="24"/>
+        </w:rPr>
+        <w:t xml:space="preserve"> переменная «</w:t>
+      </w:r>
+      <w:r>
+        <w:rPr>
+          <w:rFonts w:ascii="Times New Roman" w:hAnsi="Times New Roman" w:cs="Times New Roman"/>
+          <w:color w:val="00B0F0"/>
+          <w:sz w:val="24"/>
+          <w:szCs w:val="24"/>
+        </w:rPr>
+        <w:t xml:space="preserve">Поддержка </w:t>
+      </w:r>
+      <w:bookmarkStart w:id="2" w:name="_GoBack"/>
+      <w:bookmarkEnd w:id="2"/>
+      <w:r>
+        <w:rPr>
+          <w:rFonts w:ascii="Times New Roman" w:hAnsi="Times New Roman" w:cs="Times New Roman"/>
+          <w:sz w:val="24"/>
+          <w:szCs w:val="24"/>
+        </w:rPr>
+        <w:t>» со шкалой от 0 до 100%</w:t>
+      </w:r>
+      <w:r>
+        <w:rPr>
+          <w:rFonts w:ascii="Times New Roman" w:hAnsi="Times New Roman" w:cs="Times New Roman"/>
+          <w:sz w:val="24"/>
+          <w:szCs w:val="24"/>
+        </w:rPr>
+        <w:t>Изначальный показатель – 10.</w:t>
       </w:r>
     </w:p>
     <w:p>
@@ -12077,214 +13141,6 @@
           <w:szCs w:val="24"/>
         </w:rPr>
       </w:pPr>
-      <w:r>
-        <w:rPr>
-          <w:rFonts w:ascii="Times New Roman" w:hAnsi="Times New Roman" w:cs="Times New Roman"/>
-          <w:sz w:val="24"/>
-          <w:szCs w:val="24"/>
-        </w:rPr>
-        <w:t xml:space="preserve">Результат: </w:t>
-      </w:r>
-      <w:r>
-        <w:rPr>
-          <w:rFonts w:ascii="Times New Roman" w:hAnsi="Times New Roman" w:cs="Times New Roman"/>
-          <w:sz w:val="24"/>
-          <w:szCs w:val="24"/>
-        </w:rPr>
-        <w:t xml:space="preserve">-20% влияния </w:t>
-      </w:r>
-      <w:r>
-        <w:rPr>
-          <w:rFonts w:ascii="Times New Roman" w:hAnsi="Times New Roman" w:cs="Times New Roman"/>
-          <w:sz w:val="24"/>
-          <w:szCs w:val="24"/>
-        </w:rPr>
-        <w:t>генерал-резидента</w:t>
-      </w:r>
-      <w:r>
-        <w:rPr>
-          <w:rFonts w:ascii="Times New Roman" w:hAnsi="Times New Roman" w:cs="Times New Roman"/>
-          <w:sz w:val="24"/>
-          <w:szCs w:val="24"/>
-        </w:rPr>
-        <w:t xml:space="preserve">. </w:t>
-      </w:r>
-      <w:r>
-        <w:rPr>
-          <w:rFonts w:ascii="Times New Roman" w:hAnsi="Times New Roman" w:cs="Times New Roman"/>
-          <w:sz w:val="24"/>
-          <w:szCs w:val="24"/>
-        </w:rPr>
-        <w:t xml:space="preserve">Закрывает </w:t>
-      </w:r>
-      <w:r>
-        <w:rPr>
-          <w:rFonts w:ascii="Times New Roman" w:hAnsi="Times New Roman" w:cs="Times New Roman"/>
-          <w:sz w:val="24"/>
-          <w:szCs w:val="24"/>
-        </w:rPr>
-        <w:t xml:space="preserve">доступ к редактированию оккупационных законов. Открывает часть фокусов военного древа, связанного с </w:t>
-      </w:r>
-      <w:r>
-        <w:rPr>
-          <w:rFonts w:ascii="Times New Roman" w:hAnsi="Times New Roman" w:cs="Times New Roman"/>
-          <w:sz w:val="24"/>
-          <w:szCs w:val="24"/>
-        </w:rPr>
-        <w:t>французской помощью</w:t>
-      </w:r>
-      <w:r>
-        <w:rPr>
-          <w:rFonts w:ascii="Times New Roman" w:hAnsi="Times New Roman" w:cs="Times New Roman"/>
-          <w:sz w:val="24"/>
-          <w:szCs w:val="24"/>
-        </w:rPr>
-        <w:t xml:space="preserve">. Вы </w:t>
-      </w:r>
-      <w:r>
-        <w:rPr>
-          <w:rFonts w:ascii="Times New Roman" w:hAnsi="Times New Roman" w:cs="Times New Roman"/>
-          <w:sz w:val="24"/>
-          <w:szCs w:val="24"/>
-        </w:rPr>
-        <w:t>теряете</w:t>
-      </w:r>
-      <w:r>
-        <w:rPr>
-          <w:rFonts w:ascii="Times New Roman" w:hAnsi="Times New Roman" w:cs="Times New Roman"/>
-          <w:sz w:val="24"/>
-          <w:szCs w:val="24"/>
-        </w:rPr>
-        <w:t xml:space="preserve"> </w:t>
-      </w:r>
-      <w:proofErr w:type="spellStart"/>
-      <w:r>
-        <w:rPr>
-          <w:rFonts w:ascii="Times New Roman" w:hAnsi="Times New Roman" w:cs="Times New Roman"/>
-          <w:sz w:val="24"/>
-          <w:szCs w:val="24"/>
-        </w:rPr>
-        <w:t>тултип</w:t>
-      </w:r>
-      <w:proofErr w:type="spellEnd"/>
-      <w:r>
-        <w:rPr>
-          <w:rFonts w:ascii="Times New Roman" w:hAnsi="Times New Roman" w:cs="Times New Roman"/>
-          <w:sz w:val="24"/>
-          <w:szCs w:val="24"/>
-        </w:rPr>
-        <w:t xml:space="preserve"> </w:t>
-      </w:r>
-      <w:r>
-        <w:rPr>
-          <w:rFonts w:ascii="Times New Roman" w:hAnsi="Times New Roman" w:cs="Times New Roman"/>
-          <w:i/>
-          <w:iCs/>
-          <w:color w:val="7030A0"/>
-          <w:sz w:val="24"/>
-          <w:szCs w:val="24"/>
-        </w:rPr>
-        <w:t xml:space="preserve">Король контролирует </w:t>
-      </w:r>
-      <w:r>
-        <w:rPr>
-          <w:rFonts w:ascii="Times New Roman" w:hAnsi="Times New Roman" w:cs="Times New Roman"/>
-          <w:i/>
-          <w:iCs/>
-          <w:color w:val="7030A0"/>
-          <w:sz w:val="24"/>
-          <w:szCs w:val="24"/>
-        </w:rPr>
-        <w:t>внутренний порядок Марокко</w:t>
-      </w:r>
-      <w:r>
-        <w:rPr>
-          <w:rFonts w:ascii="Times New Roman" w:hAnsi="Times New Roman" w:cs="Times New Roman"/>
-          <w:sz w:val="24"/>
-          <w:szCs w:val="24"/>
-        </w:rPr>
-        <w:t>.</w:t>
-      </w:r>
-      <w:r>
-        <w:rPr>
-          <w:rFonts w:ascii="Times New Roman" w:hAnsi="Times New Roman" w:cs="Times New Roman"/>
-          <w:sz w:val="24"/>
-          <w:szCs w:val="24"/>
-        </w:rPr>
-        <w:t xml:space="preserve"> </w:t>
-      </w:r>
-      <w:r>
-        <w:rPr>
-          <w:rFonts w:ascii="Times New Roman" w:hAnsi="Times New Roman" w:cs="Times New Roman"/>
-          <w:sz w:val="24"/>
-          <w:szCs w:val="24"/>
-        </w:rPr>
-        <w:t>Вы</w:t>
-      </w:r>
-      <w:r>
-        <w:rPr>
-          <w:rFonts w:ascii="Times New Roman" w:hAnsi="Times New Roman" w:cs="Times New Roman"/>
-          <w:sz w:val="24"/>
-          <w:szCs w:val="24"/>
-        </w:rPr>
-        <w:t xml:space="preserve"> </w:t>
-      </w:r>
-      <w:r>
-        <w:rPr>
-          <w:rFonts w:ascii="Times New Roman" w:hAnsi="Times New Roman" w:cs="Times New Roman"/>
-          <w:sz w:val="24"/>
-          <w:szCs w:val="24"/>
-        </w:rPr>
-        <w:t>получаете</w:t>
-      </w:r>
-      <w:r>
-        <w:rPr>
-          <w:rFonts w:ascii="Times New Roman" w:hAnsi="Times New Roman" w:cs="Times New Roman"/>
-          <w:sz w:val="24"/>
-          <w:szCs w:val="24"/>
-        </w:rPr>
-        <w:t xml:space="preserve"> </w:t>
-      </w:r>
-      <w:proofErr w:type="spellStart"/>
-      <w:r>
-        <w:rPr>
-          <w:rFonts w:ascii="Times New Roman" w:hAnsi="Times New Roman" w:cs="Times New Roman"/>
-          <w:sz w:val="24"/>
-          <w:szCs w:val="24"/>
-        </w:rPr>
-        <w:t>тултип</w:t>
-      </w:r>
-      <w:proofErr w:type="spellEnd"/>
-      <w:r>
-        <w:rPr>
-          <w:rFonts w:ascii="Times New Roman" w:hAnsi="Times New Roman" w:cs="Times New Roman"/>
-          <w:sz w:val="24"/>
-          <w:szCs w:val="24"/>
-        </w:rPr>
-        <w:t xml:space="preserve"> </w:t>
-      </w:r>
-      <w:r>
-        <w:rPr>
-          <w:rFonts w:ascii="Times New Roman" w:hAnsi="Times New Roman" w:cs="Times New Roman"/>
-          <w:i/>
-          <w:iCs/>
-          <w:color w:val="FF0000"/>
-          <w:sz w:val="24"/>
-          <w:szCs w:val="24"/>
-        </w:rPr>
-        <w:t xml:space="preserve">Генерал-резидент </w:t>
-      </w:r>
-      <w:r>
-        <w:rPr>
-          <w:rFonts w:ascii="Times New Roman" w:hAnsi="Times New Roman" w:cs="Times New Roman"/>
-          <w:i/>
-          <w:iCs/>
-          <w:color w:val="FF0000"/>
-          <w:sz w:val="24"/>
-          <w:szCs w:val="24"/>
-        </w:rPr>
-        <w:t>контролирует внутренний порядок Марокко.</w:t>
-      </w:r>
     </w:p>
     <w:p>
       <w:pPr>
@@ -12300,47 +13156,76 @@
           <w:sz w:val="24"/>
           <w:szCs w:val="24"/>
         </w:rPr>
-        <w:t>4</w:t>
-      </w:r>
-      <w:r>
-        <w:rPr>
-          <w:rFonts w:ascii="Times New Roman" w:hAnsi="Times New Roman" w:cs="Times New Roman"/>
-          <w:sz w:val="24"/>
-          <w:szCs w:val="24"/>
-        </w:rPr>
-        <w:t xml:space="preserve">. </w:t>
-      </w:r>
-      <w:r>
-        <w:rPr>
-          <w:rFonts w:ascii="Times New Roman" w:hAnsi="Times New Roman" w:cs="Times New Roman"/>
-          <w:sz w:val="24"/>
-          <w:szCs w:val="24"/>
-        </w:rPr>
-        <w:t xml:space="preserve">Лишить короля </w:t>
-      </w:r>
-      <w:r>
-        <w:rPr>
-          <w:rFonts w:ascii="Times New Roman" w:hAnsi="Times New Roman" w:cs="Times New Roman"/>
-          <w:sz w:val="24"/>
-          <w:szCs w:val="24"/>
-        </w:rPr>
-        <w:t>контрол</w:t>
-      </w:r>
-      <w:r>
-        <w:rPr>
-          <w:rFonts w:ascii="Times New Roman" w:hAnsi="Times New Roman" w:cs="Times New Roman"/>
-          <w:sz w:val="24"/>
-          <w:szCs w:val="24"/>
-        </w:rPr>
-        <w:t>я</w:t>
-      </w:r>
-      <w:r>
-        <w:rPr>
-          <w:rFonts w:ascii="Times New Roman" w:hAnsi="Times New Roman" w:cs="Times New Roman"/>
-          <w:sz w:val="24"/>
-          <w:szCs w:val="24"/>
-        </w:rPr>
-        <w:t xml:space="preserve"> над армией</w:t>
+        <w:t>Будет показана правая организация, которая поднимет восстание, в случае достижения напряжённости 100%. Со старта игры будет надпись</w:t>
+      </w:r>
+      <w:r>
+        <w:rPr>
+          <w:rFonts w:ascii="Times New Roman" w:hAnsi="Times New Roman" w:cs="Times New Roman"/>
+          <w:sz w:val="24"/>
+          <w:szCs w:val="24"/>
+        </w:rPr>
+        <w:t xml:space="preserve">: </w:t>
+      </w:r>
+      <w:r>
+        <w:rPr>
+          <w:rFonts w:ascii="Times New Roman" w:hAnsi="Times New Roman" w:cs="Times New Roman"/>
+          <w:sz w:val="24"/>
+          <w:szCs w:val="24"/>
+        </w:rPr>
+        <w:t xml:space="preserve">В случае достижения 100 единиц </w:t>
+      </w:r>
+      <w:r>
+        <w:rPr>
+          <w:rFonts w:ascii="Times New Roman" w:hAnsi="Times New Roman" w:cs="Times New Roman"/>
+          <w:color w:val="00B0F0"/>
+          <w:sz w:val="24"/>
+          <w:szCs w:val="24"/>
+        </w:rPr>
+        <w:t>Напряжённост</w:t>
+      </w:r>
+      <w:r>
+        <w:rPr>
+          <w:rFonts w:ascii="Times New Roman" w:hAnsi="Times New Roman" w:cs="Times New Roman"/>
+          <w:color w:val="00B0F0"/>
+          <w:sz w:val="24"/>
+          <w:szCs w:val="24"/>
+        </w:rPr>
+        <w:t>и</w:t>
+      </w:r>
+      <w:r>
+        <w:rPr>
+          <w:rFonts w:ascii="Times New Roman" w:hAnsi="Times New Roman" w:cs="Times New Roman"/>
+          <w:color w:val="00B0F0"/>
+          <w:sz w:val="24"/>
+          <w:szCs w:val="24"/>
+        </w:rPr>
+        <w:t xml:space="preserve"> французского общества</w:t>
+      </w:r>
+      <w:r>
+        <w:rPr>
+          <w:rFonts w:ascii="Times New Roman" w:hAnsi="Times New Roman" w:cs="Times New Roman"/>
+          <w:sz w:val="24"/>
+          <w:szCs w:val="24"/>
+        </w:rPr>
+        <w:t xml:space="preserve">, вооружённое восстание поднимает </w:t>
+      </w:r>
+      <w:r>
+        <w:rPr>
+          <w:rFonts w:ascii="Times New Roman" w:hAnsi="Times New Roman" w:cs="Times New Roman"/>
+          <w:color w:val="7030A0"/>
+          <w:sz w:val="24"/>
+          <w:szCs w:val="24"/>
+        </w:rPr>
+        <w:t>Французское действие</w:t>
+      </w:r>
+      <w:r>
+        <w:rPr>
+          <w:rFonts w:ascii="Times New Roman" w:hAnsi="Times New Roman" w:cs="Times New Roman"/>
+          <w:color w:val="7030A0"/>
+          <w:sz w:val="24"/>
+          <w:szCs w:val="24"/>
+        </w:rPr>
+        <w:t>.</w:t>
       </w:r>
     </w:p>
     <w:p>
@@ -12357,24 +13242,7 @@
           <w:sz w:val="24"/>
           <w:szCs w:val="24"/>
         </w:rPr>
-        <w:lastRenderedPageBreak/>
-        <w:t>Требования:</w:t>
-      </w:r>
-      <w:r>
-        <w:rPr>
-          <w:rFonts w:ascii="Times New Roman" w:hAnsi="Times New Roman" w:cs="Times New Roman"/>
-          <w:sz w:val="24"/>
-          <w:szCs w:val="24"/>
-        </w:rPr>
-        <w:t xml:space="preserve"> Влияние на стороне генерал-резидента и составляет более 25%</w:t>
-      </w:r>
-      <w:r>
-        <w:rPr>
-          <w:rFonts w:ascii="Times New Roman" w:hAnsi="Times New Roman" w:cs="Times New Roman"/>
-          <w:sz w:val="24"/>
-          <w:szCs w:val="24"/>
-        </w:rPr>
-        <w:t xml:space="preserve">, имеется </w:t>
+        <w:t xml:space="preserve">Будет введена </w:t>
       </w:r>
       <w:proofErr w:type="spellStart"/>
       <w:r>
@@ -12383,7 +13251,7 @@
           <w:sz w:val="24"/>
           <w:szCs w:val="24"/>
         </w:rPr>
-        <w:t>тултип</w:t>
+        <w:t>кастомная</w:t>
       </w:r>
       <w:proofErr w:type="spellEnd"/>
       <w:r>
@@ -12392,37 +13260,24 @@
           <w:sz w:val="24"/>
           <w:szCs w:val="24"/>
         </w:rPr>
-        <w:t xml:space="preserve"> </w:t>
-      </w:r>
-      <w:r>
-        <w:rPr>
-          <w:rFonts w:ascii="Times New Roman" w:hAnsi="Times New Roman" w:cs="Times New Roman"/>
-          <w:i/>
-          <w:iCs/>
-          <w:color w:val="7030A0"/>
-          <w:sz w:val="24"/>
-          <w:szCs w:val="24"/>
-        </w:rPr>
-        <w:t xml:space="preserve">Король контролирует </w:t>
-      </w:r>
-      <w:r>
-        <w:rPr>
-          <w:rFonts w:ascii="Times New Roman" w:hAnsi="Times New Roman" w:cs="Times New Roman"/>
-          <w:i/>
-          <w:iCs/>
-          <w:color w:val="7030A0"/>
-          <w:sz w:val="24"/>
-          <w:szCs w:val="24"/>
-        </w:rPr>
-        <w:t>армию</w:t>
-      </w:r>
-      <w:r>
-        <w:rPr>
-          <w:rFonts w:ascii="Times New Roman" w:hAnsi="Times New Roman" w:cs="Times New Roman"/>
-          <w:sz w:val="24"/>
-          <w:szCs w:val="24"/>
-        </w:rPr>
-        <w:t>.</w:t>
+        <w:t xml:space="preserve"> переменная «</w:t>
+      </w:r>
+      <w:r>
+        <w:rPr>
+          <w:rFonts w:ascii="Times New Roman" w:hAnsi="Times New Roman" w:cs="Times New Roman"/>
+          <w:color w:val="00B0F0"/>
+          <w:sz w:val="24"/>
+          <w:szCs w:val="24"/>
+        </w:rPr>
+        <w:t>Напряжённость французского общества</w:t>
+      </w:r>
+      <w:r>
+        <w:rPr>
+          <w:rFonts w:ascii="Times New Roman" w:hAnsi="Times New Roman" w:cs="Times New Roman"/>
+          <w:sz w:val="24"/>
+          <w:szCs w:val="24"/>
+        </w:rPr>
+        <w:t>» со шкалой от 0 до 100%.</w:t>
       </w:r>
     </w:p>
     <w:p>
@@ -12439,15 +13294,7 @@
           <w:sz w:val="24"/>
           <w:szCs w:val="24"/>
         </w:rPr>
-        <w:t xml:space="preserve">Стоимость: </w:t>
-      </w:r>
-      <w:r>
-        <w:rPr>
-          <w:rFonts w:ascii="Times New Roman" w:hAnsi="Times New Roman" w:cs="Times New Roman"/>
-          <w:sz w:val="24"/>
-          <w:szCs w:val="24"/>
-        </w:rPr>
-        <w:t>50 полит власти</w:t>
+        <w:t>1. «Разгон митингующих»</w:t>
       </w:r>
     </w:p>
     <w:p>
@@ -12464,79 +13311,23 @@
           <w:sz w:val="24"/>
           <w:szCs w:val="24"/>
         </w:rPr>
-        <w:t xml:space="preserve">Результат: </w:t>
-      </w:r>
-      <w:r>
-        <w:rPr>
-          <w:rFonts w:ascii="Times New Roman" w:hAnsi="Times New Roman" w:cs="Times New Roman"/>
-          <w:sz w:val="24"/>
-          <w:szCs w:val="24"/>
-        </w:rPr>
-        <w:t xml:space="preserve">-20% влияния </w:t>
-      </w:r>
-      <w:r>
-        <w:rPr>
-          <w:rFonts w:ascii="Times New Roman" w:hAnsi="Times New Roman" w:cs="Times New Roman"/>
-          <w:sz w:val="24"/>
-          <w:szCs w:val="24"/>
-        </w:rPr>
-        <w:t>генерал-резидента</w:t>
-      </w:r>
-      <w:r>
-        <w:rPr>
-          <w:rFonts w:ascii="Times New Roman" w:hAnsi="Times New Roman" w:cs="Times New Roman"/>
-          <w:sz w:val="24"/>
-          <w:szCs w:val="24"/>
-        </w:rPr>
-        <w:t xml:space="preserve">. </w:t>
-      </w:r>
-      <w:r>
-        <w:rPr>
-          <w:rFonts w:ascii="Times New Roman" w:hAnsi="Times New Roman" w:cs="Times New Roman"/>
-          <w:sz w:val="24"/>
-          <w:szCs w:val="24"/>
-        </w:rPr>
-        <w:t xml:space="preserve">Закрывает </w:t>
-      </w:r>
-      <w:r>
-        <w:rPr>
-          <w:rFonts w:ascii="Times New Roman" w:hAnsi="Times New Roman" w:cs="Times New Roman"/>
-          <w:sz w:val="24"/>
-          <w:szCs w:val="24"/>
-        </w:rPr>
-        <w:t xml:space="preserve">доступ к редактированию законов о призыве. Открывает часть фокусов военного древа, связанного с </w:t>
-      </w:r>
-      <w:r>
-        <w:rPr>
-          <w:rFonts w:ascii="Times New Roman" w:hAnsi="Times New Roman" w:cs="Times New Roman"/>
-          <w:sz w:val="24"/>
-          <w:szCs w:val="24"/>
-        </w:rPr>
-        <w:t>французский генералитетом</w:t>
-      </w:r>
-      <w:r>
-        <w:rPr>
-          <w:rFonts w:ascii="Times New Roman" w:hAnsi="Times New Roman" w:cs="Times New Roman"/>
-          <w:sz w:val="24"/>
-          <w:szCs w:val="24"/>
-        </w:rPr>
-        <w:t xml:space="preserve">. Вы </w:t>
-      </w:r>
-      <w:r>
-        <w:rPr>
-          <w:rFonts w:ascii="Times New Roman" w:hAnsi="Times New Roman" w:cs="Times New Roman"/>
-          <w:sz w:val="24"/>
-          <w:szCs w:val="24"/>
-        </w:rPr>
-        <w:t>получаете</w:t>
-      </w:r>
-      <w:r>
-        <w:rPr>
-          <w:rFonts w:ascii="Times New Roman" w:hAnsi="Times New Roman" w:cs="Times New Roman"/>
-          <w:sz w:val="24"/>
-          <w:szCs w:val="24"/>
-        </w:rPr>
-        <w:t xml:space="preserve"> </w:t>
+        <w:t>Требование</w:t>
+      </w:r>
+      <w:r>
+        <w:rPr>
+          <w:rFonts w:ascii="Times New Roman" w:hAnsi="Times New Roman" w:cs="Times New Roman"/>
+          <w:sz w:val="24"/>
+          <w:szCs w:val="24"/>
+        </w:rPr>
+        <w:t xml:space="preserve">: </w:t>
+      </w:r>
+      <w:r>
+        <w:rPr>
+          <w:rFonts w:ascii="Times New Roman" w:hAnsi="Times New Roman" w:cs="Times New Roman"/>
+          <w:sz w:val="24"/>
+          <w:szCs w:val="24"/>
+        </w:rPr>
+        <w:t xml:space="preserve">Выступление </w:t>
       </w:r>
       <w:proofErr w:type="spellStart"/>
       <w:r>
@@ -12545,7 +13336,7 @@
           <w:sz w:val="24"/>
           <w:szCs w:val="24"/>
         </w:rPr>
-        <w:t>тултип</w:t>
+        <w:t>Тореса</w:t>
       </w:r>
       <w:proofErr w:type="spellEnd"/>
       <w:r>
@@ -12554,109 +13345,7 @@
           <w:sz w:val="24"/>
           <w:szCs w:val="24"/>
         </w:rPr>
-        <w:t xml:space="preserve"> </w:t>
-      </w:r>
-      <w:r>
-        <w:rPr>
-          <w:rFonts w:ascii="Times New Roman" w:hAnsi="Times New Roman" w:cs="Times New Roman"/>
-          <w:i/>
-          <w:iCs/>
-          <w:color w:val="7030A0"/>
-          <w:sz w:val="24"/>
-          <w:szCs w:val="24"/>
-        </w:rPr>
-        <w:t xml:space="preserve">Король контролирует </w:t>
-      </w:r>
-      <w:r>
-        <w:rPr>
-          <w:rFonts w:ascii="Times New Roman" w:hAnsi="Times New Roman" w:cs="Times New Roman"/>
-          <w:i/>
-          <w:iCs/>
-          <w:color w:val="7030A0"/>
-          <w:sz w:val="24"/>
-          <w:szCs w:val="24"/>
-        </w:rPr>
-        <w:t>армию</w:t>
-      </w:r>
-      <w:r>
-        <w:rPr>
-          <w:rFonts w:ascii="Times New Roman" w:hAnsi="Times New Roman" w:cs="Times New Roman"/>
-          <w:sz w:val="24"/>
-          <w:szCs w:val="24"/>
-        </w:rPr>
-        <w:t>.</w:t>
-      </w:r>
-      <w:r>
-        <w:rPr>
-          <w:rFonts w:ascii="Times New Roman" w:hAnsi="Times New Roman" w:cs="Times New Roman"/>
-          <w:sz w:val="24"/>
-          <w:szCs w:val="24"/>
-        </w:rPr>
-        <w:t xml:space="preserve"> </w:t>
-      </w:r>
-      <w:r>
-        <w:rPr>
-          <w:rFonts w:ascii="Times New Roman" w:hAnsi="Times New Roman" w:cs="Times New Roman"/>
-          <w:sz w:val="24"/>
-          <w:szCs w:val="24"/>
-        </w:rPr>
-        <w:t xml:space="preserve">Вы </w:t>
-      </w:r>
-      <w:r>
-        <w:rPr>
-          <w:rFonts w:ascii="Times New Roman" w:hAnsi="Times New Roman" w:cs="Times New Roman"/>
-          <w:sz w:val="24"/>
-          <w:szCs w:val="24"/>
-        </w:rPr>
-        <w:t>теряете</w:t>
-      </w:r>
-      <w:r>
-        <w:rPr>
-          <w:rFonts w:ascii="Times New Roman" w:hAnsi="Times New Roman" w:cs="Times New Roman"/>
-          <w:sz w:val="24"/>
-          <w:szCs w:val="24"/>
-        </w:rPr>
-        <w:t xml:space="preserve"> </w:t>
-      </w:r>
-      <w:proofErr w:type="spellStart"/>
-      <w:r>
-        <w:rPr>
-          <w:rFonts w:ascii="Times New Roman" w:hAnsi="Times New Roman" w:cs="Times New Roman"/>
-          <w:sz w:val="24"/>
-          <w:szCs w:val="24"/>
-        </w:rPr>
-        <w:t>тултип</w:t>
-      </w:r>
-      <w:proofErr w:type="spellEnd"/>
-      <w:r>
-        <w:rPr>
-          <w:rFonts w:ascii="Times New Roman" w:hAnsi="Times New Roman" w:cs="Times New Roman"/>
-          <w:sz w:val="24"/>
-          <w:szCs w:val="24"/>
-        </w:rPr>
-        <w:t xml:space="preserve"> </w:t>
-      </w:r>
-      <w:r>
-        <w:rPr>
-          <w:rFonts w:ascii="Times New Roman" w:hAnsi="Times New Roman" w:cs="Times New Roman"/>
-          <w:i/>
-          <w:iCs/>
-          <w:color w:val="FF0000"/>
-          <w:sz w:val="24"/>
-          <w:szCs w:val="24"/>
-        </w:rPr>
-        <w:t xml:space="preserve">Генерал-резидент </w:t>
-      </w:r>
-      <w:r>
-        <w:rPr>
-          <w:rFonts w:ascii="Times New Roman" w:hAnsi="Times New Roman" w:cs="Times New Roman"/>
-          <w:i/>
-          <w:iCs/>
-          <w:color w:val="FF0000"/>
-          <w:sz w:val="24"/>
-          <w:szCs w:val="24"/>
-        </w:rPr>
-        <w:t>контролирует армию.</w:t>
+        <w:t xml:space="preserve"> было разогнано (ниже по событиям), фокус «Роспуск фашистских лиг» не выполнен.</w:t>
       </w:r>
     </w:p>
     <w:p>
@@ -12673,701 +13362,7 @@
           <w:sz w:val="24"/>
           <w:szCs w:val="24"/>
         </w:rPr>
-        <w:t>5</w:t>
-      </w:r>
-      <w:r>
-        <w:rPr>
-          <w:rFonts w:ascii="Times New Roman" w:hAnsi="Times New Roman" w:cs="Times New Roman"/>
-          <w:sz w:val="24"/>
-          <w:szCs w:val="24"/>
-        </w:rPr>
-        <w:t xml:space="preserve">. </w:t>
-      </w:r>
-      <w:r>
-        <w:rPr>
-          <w:rFonts w:ascii="Times New Roman" w:hAnsi="Times New Roman" w:cs="Times New Roman"/>
-          <w:sz w:val="24"/>
-          <w:szCs w:val="24"/>
-        </w:rPr>
-        <w:t xml:space="preserve">Лишить короля </w:t>
-      </w:r>
-      <w:r>
-        <w:rPr>
-          <w:rFonts w:ascii="Times New Roman" w:hAnsi="Times New Roman" w:cs="Times New Roman"/>
-          <w:sz w:val="24"/>
-          <w:szCs w:val="24"/>
-        </w:rPr>
-        <w:t>контрол</w:t>
-      </w:r>
-      <w:r>
-        <w:rPr>
-          <w:rFonts w:ascii="Times New Roman" w:hAnsi="Times New Roman" w:cs="Times New Roman"/>
-          <w:sz w:val="24"/>
-          <w:szCs w:val="24"/>
-        </w:rPr>
-        <w:t>я</w:t>
-      </w:r>
-      <w:r>
-        <w:rPr>
-          <w:rFonts w:ascii="Times New Roman" w:hAnsi="Times New Roman" w:cs="Times New Roman"/>
-          <w:sz w:val="24"/>
-          <w:szCs w:val="24"/>
-        </w:rPr>
-        <w:t xml:space="preserve"> над внешними связями</w:t>
-      </w:r>
-    </w:p>
-    <w:p>
-      <w:pPr>
-        <w:rPr>
-          <w:rFonts w:ascii="Times New Roman" w:hAnsi="Times New Roman" w:cs="Times New Roman"/>
-          <w:sz w:val="24"/>
-          <w:szCs w:val="24"/>
-        </w:rPr>
-      </w:pPr>
-      <w:r>
-        <w:rPr>
-          <w:rFonts w:ascii="Times New Roman" w:hAnsi="Times New Roman" w:cs="Times New Roman"/>
-          <w:sz w:val="24"/>
-          <w:szCs w:val="24"/>
-        </w:rPr>
-        <w:t>Требования:</w:t>
-      </w:r>
-      <w:r>
-        <w:rPr>
-          <w:rFonts w:ascii="Times New Roman" w:hAnsi="Times New Roman" w:cs="Times New Roman"/>
-          <w:sz w:val="24"/>
-          <w:szCs w:val="24"/>
-        </w:rPr>
-        <w:t xml:space="preserve"> Влияние на стороне генерал-резидента и составляет более 25%</w:t>
-      </w:r>
-      <w:r>
-        <w:rPr>
-          <w:rFonts w:ascii="Times New Roman" w:hAnsi="Times New Roman" w:cs="Times New Roman"/>
-          <w:sz w:val="24"/>
-          <w:szCs w:val="24"/>
-        </w:rPr>
-        <w:t xml:space="preserve">, имеется </w:t>
-      </w:r>
-      <w:proofErr w:type="spellStart"/>
-      <w:r>
-        <w:rPr>
-          <w:rFonts w:ascii="Times New Roman" w:hAnsi="Times New Roman" w:cs="Times New Roman"/>
-          <w:sz w:val="24"/>
-          <w:szCs w:val="24"/>
-        </w:rPr>
-        <w:t>тултип</w:t>
-      </w:r>
-      <w:proofErr w:type="spellEnd"/>
-      <w:r>
-        <w:rPr>
-          <w:rFonts w:ascii="Times New Roman" w:hAnsi="Times New Roman" w:cs="Times New Roman"/>
-          <w:sz w:val="24"/>
-          <w:szCs w:val="24"/>
-        </w:rPr>
-        <w:t xml:space="preserve"> </w:t>
-      </w:r>
-      <w:r>
-        <w:rPr>
-          <w:rFonts w:ascii="Times New Roman" w:hAnsi="Times New Roman" w:cs="Times New Roman"/>
-          <w:i/>
-          <w:iCs/>
-          <w:color w:val="7030A0"/>
-          <w:sz w:val="24"/>
-          <w:szCs w:val="24"/>
-        </w:rPr>
-        <w:t>Король контролирует внешние связи</w:t>
-      </w:r>
-      <w:r>
-        <w:rPr>
-          <w:rFonts w:ascii="Times New Roman" w:hAnsi="Times New Roman" w:cs="Times New Roman"/>
-          <w:sz w:val="24"/>
-          <w:szCs w:val="24"/>
-        </w:rPr>
-        <w:t>.</w:t>
-      </w:r>
-    </w:p>
-    <w:p>
-      <w:pPr>
-        <w:rPr>
-          <w:rFonts w:ascii="Times New Roman" w:hAnsi="Times New Roman" w:cs="Times New Roman"/>
-          <w:sz w:val="24"/>
-          <w:szCs w:val="24"/>
-        </w:rPr>
-      </w:pPr>
-      <w:r>
-        <w:rPr>
-          <w:rFonts w:ascii="Times New Roman" w:hAnsi="Times New Roman" w:cs="Times New Roman"/>
-          <w:sz w:val="24"/>
-          <w:szCs w:val="24"/>
-        </w:rPr>
-        <w:t xml:space="preserve">Стоимость: </w:t>
-      </w:r>
-      <w:r>
-        <w:rPr>
-          <w:rFonts w:ascii="Times New Roman" w:hAnsi="Times New Roman" w:cs="Times New Roman"/>
-          <w:sz w:val="24"/>
-          <w:szCs w:val="24"/>
-        </w:rPr>
-        <w:t>50 полит власти</w:t>
-      </w:r>
-    </w:p>
-    <w:p>
-      <w:pPr>
-        <w:rPr>
-          <w:rFonts w:ascii="Times New Roman" w:hAnsi="Times New Roman" w:cs="Times New Roman"/>
-          <w:sz w:val="24"/>
-          <w:szCs w:val="24"/>
-        </w:rPr>
-      </w:pPr>
-      <w:r>
-        <w:rPr>
-          <w:rFonts w:ascii="Times New Roman" w:hAnsi="Times New Roman" w:cs="Times New Roman"/>
-          <w:sz w:val="24"/>
-          <w:szCs w:val="24"/>
-        </w:rPr>
-        <w:t xml:space="preserve">Результат: </w:t>
-      </w:r>
-      <w:r>
-        <w:rPr>
-          <w:rFonts w:ascii="Times New Roman" w:hAnsi="Times New Roman" w:cs="Times New Roman"/>
-          <w:sz w:val="24"/>
-          <w:szCs w:val="24"/>
-        </w:rPr>
-        <w:t xml:space="preserve">-20% влияния </w:t>
-      </w:r>
-      <w:r>
-        <w:rPr>
-          <w:rFonts w:ascii="Times New Roman" w:hAnsi="Times New Roman" w:cs="Times New Roman"/>
-          <w:sz w:val="24"/>
-          <w:szCs w:val="24"/>
-        </w:rPr>
-        <w:t>генерал-резидента</w:t>
-      </w:r>
-      <w:r>
-        <w:rPr>
-          <w:rFonts w:ascii="Times New Roman" w:hAnsi="Times New Roman" w:cs="Times New Roman"/>
-          <w:sz w:val="24"/>
-          <w:szCs w:val="24"/>
-        </w:rPr>
-        <w:t xml:space="preserve">. </w:t>
-      </w:r>
-      <w:r>
-        <w:rPr>
-          <w:rFonts w:ascii="Times New Roman" w:hAnsi="Times New Roman" w:cs="Times New Roman"/>
-          <w:sz w:val="24"/>
-          <w:szCs w:val="24"/>
-        </w:rPr>
-        <w:t xml:space="preserve">Закрывает </w:t>
-      </w:r>
-      <w:r>
-        <w:rPr>
-          <w:rFonts w:ascii="Times New Roman" w:hAnsi="Times New Roman" w:cs="Times New Roman"/>
-          <w:sz w:val="24"/>
-          <w:szCs w:val="24"/>
-        </w:rPr>
-        <w:t xml:space="preserve">доступ к редактированию законов о торговле. Открывает часть фокусов экономического древа, связанного с взаимодействием с </w:t>
-      </w:r>
-      <w:r>
-        <w:rPr>
-          <w:rFonts w:ascii="Times New Roman" w:hAnsi="Times New Roman" w:cs="Times New Roman"/>
-          <w:sz w:val="24"/>
-          <w:szCs w:val="24"/>
-        </w:rPr>
-        <w:t>Францией</w:t>
-      </w:r>
-      <w:r>
-        <w:rPr>
-          <w:rFonts w:ascii="Times New Roman" w:hAnsi="Times New Roman" w:cs="Times New Roman"/>
-          <w:sz w:val="24"/>
-          <w:szCs w:val="24"/>
-        </w:rPr>
-        <w:t>. Вы</w:t>
-      </w:r>
-      <w:r>
-        <w:rPr>
-          <w:rFonts w:ascii="Times New Roman" w:hAnsi="Times New Roman" w:cs="Times New Roman"/>
-          <w:sz w:val="24"/>
-          <w:szCs w:val="24"/>
-        </w:rPr>
-        <w:t xml:space="preserve"> </w:t>
-      </w:r>
-      <w:r>
-        <w:rPr>
-          <w:rFonts w:ascii="Times New Roman" w:hAnsi="Times New Roman" w:cs="Times New Roman"/>
-          <w:sz w:val="24"/>
-          <w:szCs w:val="24"/>
-        </w:rPr>
-        <w:t>теряете</w:t>
-      </w:r>
-      <w:r>
-        <w:rPr>
-          <w:rFonts w:ascii="Times New Roman" w:hAnsi="Times New Roman" w:cs="Times New Roman"/>
-          <w:sz w:val="24"/>
-          <w:szCs w:val="24"/>
-        </w:rPr>
-        <w:t xml:space="preserve"> </w:t>
-      </w:r>
-      <w:proofErr w:type="spellStart"/>
-      <w:r>
-        <w:rPr>
-          <w:rFonts w:ascii="Times New Roman" w:hAnsi="Times New Roman" w:cs="Times New Roman"/>
-          <w:sz w:val="24"/>
-          <w:szCs w:val="24"/>
-        </w:rPr>
-        <w:t>тултип</w:t>
-      </w:r>
-      <w:proofErr w:type="spellEnd"/>
-      <w:r>
-        <w:rPr>
-          <w:rFonts w:ascii="Times New Roman" w:hAnsi="Times New Roman" w:cs="Times New Roman"/>
-          <w:sz w:val="24"/>
-          <w:szCs w:val="24"/>
-        </w:rPr>
-        <w:t xml:space="preserve"> </w:t>
-      </w:r>
-      <w:r>
-        <w:rPr>
-          <w:rFonts w:ascii="Times New Roman" w:hAnsi="Times New Roman" w:cs="Times New Roman"/>
-          <w:i/>
-          <w:iCs/>
-          <w:color w:val="7030A0"/>
-          <w:sz w:val="24"/>
-          <w:szCs w:val="24"/>
-        </w:rPr>
-        <w:t>Король контролирует внешние связи</w:t>
-      </w:r>
-      <w:r>
-        <w:rPr>
-          <w:rFonts w:ascii="Times New Roman" w:hAnsi="Times New Roman" w:cs="Times New Roman"/>
-          <w:sz w:val="24"/>
-          <w:szCs w:val="24"/>
-        </w:rPr>
-        <w:t>.</w:t>
-      </w:r>
-      <w:r>
-        <w:rPr>
-          <w:rFonts w:ascii="Times New Roman" w:hAnsi="Times New Roman" w:cs="Times New Roman"/>
-          <w:sz w:val="24"/>
-          <w:szCs w:val="24"/>
-        </w:rPr>
-        <w:t xml:space="preserve"> </w:t>
-      </w:r>
-      <w:r>
-        <w:rPr>
-          <w:rFonts w:ascii="Times New Roman" w:hAnsi="Times New Roman" w:cs="Times New Roman"/>
-          <w:sz w:val="24"/>
-          <w:szCs w:val="24"/>
-        </w:rPr>
-        <w:t>Вы</w:t>
-      </w:r>
-      <w:r>
-        <w:rPr>
-          <w:rFonts w:ascii="Times New Roman" w:hAnsi="Times New Roman" w:cs="Times New Roman"/>
-          <w:sz w:val="24"/>
-          <w:szCs w:val="24"/>
-        </w:rPr>
-        <w:t xml:space="preserve"> </w:t>
-      </w:r>
-      <w:r>
-        <w:rPr>
-          <w:rFonts w:ascii="Times New Roman" w:hAnsi="Times New Roman" w:cs="Times New Roman"/>
-          <w:sz w:val="24"/>
-          <w:szCs w:val="24"/>
-        </w:rPr>
-        <w:t>получаете</w:t>
-      </w:r>
-      <w:r>
-        <w:rPr>
-          <w:rFonts w:ascii="Times New Roman" w:hAnsi="Times New Roman" w:cs="Times New Roman"/>
-          <w:sz w:val="24"/>
-          <w:szCs w:val="24"/>
-        </w:rPr>
-        <w:t xml:space="preserve"> </w:t>
-      </w:r>
-      <w:proofErr w:type="spellStart"/>
-      <w:r>
-        <w:rPr>
-          <w:rFonts w:ascii="Times New Roman" w:hAnsi="Times New Roman" w:cs="Times New Roman"/>
-          <w:sz w:val="24"/>
-          <w:szCs w:val="24"/>
-        </w:rPr>
-        <w:t>тултип</w:t>
-      </w:r>
-      <w:proofErr w:type="spellEnd"/>
-      <w:r>
-        <w:rPr>
-          <w:rFonts w:ascii="Times New Roman" w:hAnsi="Times New Roman" w:cs="Times New Roman"/>
-          <w:sz w:val="24"/>
-          <w:szCs w:val="24"/>
-        </w:rPr>
-        <w:t xml:space="preserve"> </w:t>
-      </w:r>
-      <w:r>
-        <w:rPr>
-          <w:rFonts w:ascii="Times New Roman" w:hAnsi="Times New Roman" w:cs="Times New Roman"/>
-          <w:i/>
-          <w:iCs/>
-          <w:color w:val="FF0000"/>
-          <w:sz w:val="24"/>
-          <w:szCs w:val="24"/>
-        </w:rPr>
-        <w:t xml:space="preserve">Генерал-резидент </w:t>
-      </w:r>
-      <w:r>
-        <w:rPr>
-          <w:rFonts w:ascii="Times New Roman" w:hAnsi="Times New Roman" w:cs="Times New Roman"/>
-          <w:i/>
-          <w:iCs/>
-          <w:color w:val="FF0000"/>
-          <w:sz w:val="24"/>
-          <w:szCs w:val="24"/>
-        </w:rPr>
-        <w:t>контролирует внешние связи страны.</w:t>
-      </w:r>
-    </w:p>
-    <w:p>
-      <w:pPr>
-        <w:rPr>
-          <w:rFonts w:ascii="Times New Roman" w:hAnsi="Times New Roman" w:cs="Times New Roman"/>
-          <w:sz w:val="24"/>
-          <w:szCs w:val="24"/>
-        </w:rPr>
-      </w:pPr>
-      <w:bookmarkStart w:id="2" w:name="_GoBack"/>
-      <w:bookmarkEnd w:id="2"/>
-    </w:p>
-    <w:p>
-      <w:pPr>
-        <w:rPr>
-          <w:rFonts w:ascii="Times New Roman" w:hAnsi="Times New Roman" w:cs="Times New Roman"/>
-          <w:sz w:val="24"/>
-          <w:szCs w:val="24"/>
-        </w:rPr>
-      </w:pPr>
-      <w:r>
-        <w:rPr>
-          <w:rFonts w:ascii="Times New Roman" w:hAnsi="Times New Roman" w:cs="Times New Roman"/>
-          <w:sz w:val="24"/>
-          <w:szCs w:val="24"/>
-        </w:rPr>
-        <w:t>_____________________________________________________________________________</w:t>
-      </w:r>
-    </w:p>
-    <w:p>
-      <w:pPr>
-        <w:pStyle w:val="1"/>
-        <w:jc w:val="center"/>
-        <w:rPr>
-          <w:rFonts w:ascii="Times New Roman" w:hAnsi="Times New Roman" w:cs="Times New Roman"/>
-          <w:color w:val="auto"/>
-        </w:rPr>
-      </w:pPr>
-      <w:r>
-        <w:rPr>
-          <w:rFonts w:ascii="Times New Roman" w:hAnsi="Times New Roman" w:cs="Times New Roman"/>
-          <w:color w:val="auto"/>
-        </w:rPr>
-        <w:t xml:space="preserve">МЕХАНИКА </w:t>
-      </w:r>
-      <w:r>
-        <w:rPr>
-          <w:rFonts w:ascii="Times New Roman" w:hAnsi="Times New Roman" w:cs="Times New Roman"/>
-          <w:color w:val="auto"/>
-        </w:rPr>
-        <w:t>ВЛИЯНИЯ В ИСПАНСКОМ МАРОККО</w:t>
-      </w:r>
-    </w:p>
-    <w:p>
-      <w:pPr>
-        <w:rPr>
-          <w:rFonts w:ascii="Times New Roman" w:hAnsi="Times New Roman" w:cs="Times New Roman"/>
-          <w:sz w:val="24"/>
-          <w:szCs w:val="24"/>
-        </w:rPr>
-      </w:pPr>
-      <w:r>
-        <w:rPr>
-          <w:rFonts w:ascii="Times New Roman" w:hAnsi="Times New Roman" w:cs="Times New Roman"/>
-          <w:sz w:val="24"/>
-          <w:szCs w:val="24"/>
-        </w:rPr>
-        <w:t>Со старта игры будет доступна категория решений под названием «» ()</w:t>
-      </w:r>
-    </w:p>
-    <w:p>
-      <w:pPr>
-        <w:rPr>
-          <w:rFonts w:ascii="Times New Roman" w:hAnsi="Times New Roman" w:cs="Times New Roman"/>
-          <w:sz w:val="24"/>
-          <w:szCs w:val="24"/>
-        </w:rPr>
-      </w:pPr>
-      <w:proofErr w:type="spellStart"/>
-      <w:r>
-        <w:rPr>
-          <w:rFonts w:ascii="Times New Roman" w:hAnsi="Times New Roman" w:cs="Times New Roman"/>
-          <w:sz w:val="24"/>
-          <w:szCs w:val="24"/>
-        </w:rPr>
-        <w:t>Тултип</w:t>
-      </w:r>
-      <w:proofErr w:type="spellEnd"/>
-      <w:proofErr w:type="gramStart"/>
-      <w:r>
-        <w:rPr>
-          <w:rFonts w:ascii="Times New Roman" w:hAnsi="Times New Roman" w:cs="Times New Roman"/>
-          <w:sz w:val="24"/>
-          <w:szCs w:val="24"/>
-        </w:rPr>
-        <w:t>:</w:t>
-      </w:r>
-      <w:r>
-        <w:rPr>
-          <w:rFonts w:ascii="Times New Roman" w:hAnsi="Times New Roman" w:cs="Times New Roman"/>
-          <w:color w:val="FF0000"/>
-          <w:sz w:val="24"/>
-          <w:szCs w:val="24"/>
-        </w:rPr>
-        <w:t xml:space="preserve"> </w:t>
-      </w:r>
-      <w:r>
-        <w:rPr>
-          <w:rFonts w:ascii="Times New Roman" w:hAnsi="Times New Roman" w:cs="Times New Roman"/>
-          <w:sz w:val="24"/>
-          <w:szCs w:val="24"/>
-        </w:rPr>
-        <w:t>)</w:t>
-      </w:r>
-      <w:proofErr w:type="gramEnd"/>
-      <w:r>
-        <w:rPr>
-          <w:rFonts w:ascii="Times New Roman" w:hAnsi="Times New Roman" w:cs="Times New Roman"/>
-          <w:sz w:val="24"/>
-          <w:szCs w:val="24"/>
-        </w:rPr>
-        <w:t>:</w:t>
-      </w:r>
-    </w:p>
-    <w:p>
-      <w:pPr>
-        <w:rPr>
-          <w:rFonts w:ascii="Times New Roman" w:hAnsi="Times New Roman" w:cs="Times New Roman"/>
-          <w:sz w:val="24"/>
-          <w:szCs w:val="24"/>
-        </w:rPr>
-      </w:pPr>
-      <w:r>
-        <w:rPr>
-          <w:rFonts w:ascii="Times New Roman" w:hAnsi="Times New Roman" w:cs="Times New Roman"/>
-          <w:sz w:val="24"/>
-          <w:szCs w:val="24"/>
-        </w:rPr>
-        <w:t>Будет показана правая организация, которая поднимет восстание, в случае достижения напряжённости 100%. Со старта игры будет надпись</w:t>
-      </w:r>
-      <w:r>
-        <w:rPr>
-          <w:rFonts w:ascii="Times New Roman" w:hAnsi="Times New Roman" w:cs="Times New Roman"/>
-          <w:sz w:val="24"/>
-          <w:szCs w:val="24"/>
-        </w:rPr>
-        <w:t xml:space="preserve">: </w:t>
-      </w:r>
-      <w:r>
-        <w:rPr>
-          <w:rFonts w:ascii="Times New Roman" w:hAnsi="Times New Roman" w:cs="Times New Roman"/>
-          <w:sz w:val="24"/>
-          <w:szCs w:val="24"/>
-        </w:rPr>
-        <w:t xml:space="preserve">В случае достижения 100 единиц </w:t>
-      </w:r>
-      <w:r>
-        <w:rPr>
-          <w:rFonts w:ascii="Times New Roman" w:hAnsi="Times New Roman" w:cs="Times New Roman"/>
-          <w:color w:val="00B0F0"/>
-          <w:sz w:val="24"/>
-          <w:szCs w:val="24"/>
-        </w:rPr>
-        <w:t>Напряжённост</w:t>
-      </w:r>
-      <w:r>
-        <w:rPr>
-          <w:rFonts w:ascii="Times New Roman" w:hAnsi="Times New Roman" w:cs="Times New Roman"/>
-          <w:color w:val="00B0F0"/>
-          <w:sz w:val="24"/>
-          <w:szCs w:val="24"/>
-        </w:rPr>
-        <w:t>и</w:t>
-      </w:r>
-      <w:r>
-        <w:rPr>
-          <w:rFonts w:ascii="Times New Roman" w:hAnsi="Times New Roman" w:cs="Times New Roman"/>
-          <w:color w:val="00B0F0"/>
-          <w:sz w:val="24"/>
-          <w:szCs w:val="24"/>
-        </w:rPr>
-        <w:t xml:space="preserve"> французского общества</w:t>
-      </w:r>
-      <w:r>
-        <w:rPr>
-          <w:rFonts w:ascii="Times New Roman" w:hAnsi="Times New Roman" w:cs="Times New Roman"/>
-          <w:sz w:val="24"/>
-          <w:szCs w:val="24"/>
-        </w:rPr>
-        <w:t xml:space="preserve">, вооружённое восстание поднимает </w:t>
-      </w:r>
-      <w:r>
-        <w:rPr>
-          <w:rFonts w:ascii="Times New Roman" w:hAnsi="Times New Roman" w:cs="Times New Roman"/>
-          <w:color w:val="7030A0"/>
-          <w:sz w:val="24"/>
-          <w:szCs w:val="24"/>
-        </w:rPr>
-        <w:t>Французское действие</w:t>
-      </w:r>
-      <w:r>
-        <w:rPr>
-          <w:rFonts w:ascii="Times New Roman" w:hAnsi="Times New Roman" w:cs="Times New Roman"/>
-          <w:color w:val="7030A0"/>
-          <w:sz w:val="24"/>
-          <w:szCs w:val="24"/>
-        </w:rPr>
-        <w:t>.</w:t>
-      </w:r>
-    </w:p>
-    <w:p>
-      <w:pPr>
-        <w:rPr>
-          <w:rFonts w:ascii="Times New Roman" w:hAnsi="Times New Roman" w:cs="Times New Roman"/>
-          <w:sz w:val="24"/>
-          <w:szCs w:val="24"/>
-        </w:rPr>
-      </w:pPr>
-      <w:r>
-        <w:rPr>
-          <w:rFonts w:ascii="Times New Roman" w:hAnsi="Times New Roman" w:cs="Times New Roman"/>
-          <w:sz w:val="24"/>
-          <w:szCs w:val="24"/>
-        </w:rPr>
-        <w:t xml:space="preserve">Будет введена </w:t>
-      </w:r>
-      <w:proofErr w:type="spellStart"/>
-      <w:r>
-        <w:rPr>
-          <w:rFonts w:ascii="Times New Roman" w:hAnsi="Times New Roman" w:cs="Times New Roman"/>
-          <w:sz w:val="24"/>
-          <w:szCs w:val="24"/>
-        </w:rPr>
-        <w:t>кастомная</w:t>
-      </w:r>
-      <w:proofErr w:type="spellEnd"/>
-      <w:r>
-        <w:rPr>
-          <w:rFonts w:ascii="Times New Roman" w:hAnsi="Times New Roman" w:cs="Times New Roman"/>
-          <w:sz w:val="24"/>
-          <w:szCs w:val="24"/>
-        </w:rPr>
-        <w:t xml:space="preserve"> переменная «</w:t>
-      </w:r>
-      <w:r>
-        <w:rPr>
-          <w:rFonts w:ascii="Times New Roman" w:hAnsi="Times New Roman" w:cs="Times New Roman"/>
-          <w:color w:val="00B0F0"/>
-          <w:sz w:val="24"/>
-          <w:szCs w:val="24"/>
-        </w:rPr>
-        <w:t>Напряжённость французского общества</w:t>
-      </w:r>
-      <w:r>
-        <w:rPr>
-          <w:rFonts w:ascii="Times New Roman" w:hAnsi="Times New Roman" w:cs="Times New Roman"/>
-          <w:sz w:val="24"/>
-          <w:szCs w:val="24"/>
-        </w:rPr>
-        <w:t>» со шкалой от 0 до 100%.</w:t>
-      </w:r>
-    </w:p>
-    <w:p>
-      <w:pPr>
-        <w:rPr>
-          <w:rFonts w:ascii="Times New Roman" w:hAnsi="Times New Roman" w:cs="Times New Roman"/>
-          <w:sz w:val="24"/>
-          <w:szCs w:val="24"/>
-        </w:rPr>
-      </w:pPr>
-      <w:r>
-        <w:rPr>
-          <w:rFonts w:ascii="Times New Roman" w:hAnsi="Times New Roman" w:cs="Times New Roman"/>
-          <w:sz w:val="24"/>
-          <w:szCs w:val="24"/>
-        </w:rPr>
-        <w:t>1. «Разгон митингующих»</w:t>
-      </w:r>
-    </w:p>
-    <w:p>
-      <w:pPr>
-        <w:rPr>
-          <w:rFonts w:ascii="Times New Roman" w:hAnsi="Times New Roman" w:cs="Times New Roman"/>
-          <w:sz w:val="24"/>
-          <w:szCs w:val="24"/>
-        </w:rPr>
-      </w:pPr>
-      <w:r>
-        <w:rPr>
-          <w:rFonts w:ascii="Times New Roman" w:hAnsi="Times New Roman" w:cs="Times New Roman"/>
-          <w:sz w:val="24"/>
-          <w:szCs w:val="24"/>
-        </w:rPr>
-        <w:t>Требование</w:t>
-      </w:r>
-      <w:r>
-        <w:rPr>
-          <w:rFonts w:ascii="Times New Roman" w:hAnsi="Times New Roman" w:cs="Times New Roman"/>
-          <w:sz w:val="24"/>
-          <w:szCs w:val="24"/>
-        </w:rPr>
-        <w:t xml:space="preserve">: </w:t>
-      </w:r>
-      <w:r>
-        <w:rPr>
-          <w:rFonts w:ascii="Times New Roman" w:hAnsi="Times New Roman" w:cs="Times New Roman"/>
-          <w:sz w:val="24"/>
-          <w:szCs w:val="24"/>
-        </w:rPr>
-        <w:t xml:space="preserve">Выступление </w:t>
-      </w:r>
-      <w:proofErr w:type="spellStart"/>
-      <w:r>
-        <w:rPr>
-          <w:rFonts w:ascii="Times New Roman" w:hAnsi="Times New Roman" w:cs="Times New Roman"/>
-          <w:sz w:val="24"/>
-          <w:szCs w:val="24"/>
-        </w:rPr>
-        <w:t>Тореса</w:t>
-      </w:r>
-      <w:proofErr w:type="spellEnd"/>
-      <w:r>
-        <w:rPr>
-          <w:rFonts w:ascii="Times New Roman" w:hAnsi="Times New Roman" w:cs="Times New Roman"/>
-          <w:sz w:val="24"/>
-          <w:szCs w:val="24"/>
-        </w:rPr>
-        <w:t xml:space="preserve"> было разогнано (ниже по событиям), фокус «Роспуск фашистских лиг» не выполнен.</w:t>
-      </w:r>
-    </w:p>
-    <w:p>
-      <w:pPr>
-        <w:rPr>
-          <w:rFonts w:ascii="Times New Roman" w:hAnsi="Times New Roman" w:cs="Times New Roman"/>
-          <w:sz w:val="24"/>
-          <w:szCs w:val="24"/>
-        </w:rPr>
-      </w:pPr>
-      <w:r>
-        <w:rPr>
-          <w:rFonts w:ascii="Times New Roman" w:hAnsi="Times New Roman" w:cs="Times New Roman"/>
-          <w:sz w:val="24"/>
-          <w:szCs w:val="24"/>
-        </w:rPr>
+        <w:lastRenderedPageBreak/>
         <w:t>Стоимость</w:t>
       </w:r>
       <w:r>
@@ -13524,16 +13519,7 @@
           <w:sz w:val="24"/>
           <w:szCs w:val="24"/>
         </w:rPr>
-        <w:t xml:space="preserve">был поставлен по главе страны как самый младший, изолированный и не обученный отпрыск предыдущего короля. Очевидный выбор для тех, кто хотел с лёгкостью манипулировать молодым правителем. </w:t>
-      </w:r>
-      <w:r>
-        <w:rPr>
-          <w:rFonts w:ascii="Times New Roman" w:hAnsi="Times New Roman" w:cs="Times New Roman"/>
-          <w:sz w:val="24"/>
-          <w:szCs w:val="24"/>
-        </w:rPr>
-        <w:lastRenderedPageBreak/>
-        <w:t>Однако, наш король быстро начал показывать характер, и вовсе не горя желанием безропотно подчиняться приказам неверных!</w:t>
+        <w:t>был поставлен по главе страны как самый младший, изолированный и не обученный отпрыск предыдущего короля. Очевидный выбор для тех, кто хотел с лёгкостью манипулировать молодым правителем. Однако, наш король быстро начал показывать характер, и вовсе не горя желанием безропотно подчиняться приказам неверных!</w:t>
       </w:r>
     </w:p>
     <w:p>
@@ -13726,6 +13712,345 @@
           <w:szCs w:val="24"/>
         </w:rPr>
         <w:t>1. Наш король справится!</w:t>
+      </w:r>
+    </w:p>
+    <w:p>
+      <w:pPr>
+        <w:rPr>
+          <w:rFonts w:ascii="Times New Roman" w:hAnsi="Times New Roman" w:cs="Times New Roman"/>
+          <w:sz w:val="24"/>
+          <w:szCs w:val="24"/>
+        </w:rPr>
+      </w:pPr>
+    </w:p>
+    <w:p>
+      <w:pPr>
+        <w:rPr>
+          <w:rFonts w:ascii="Times New Roman" w:hAnsi="Times New Roman" w:cs="Times New Roman"/>
+          <w:sz w:val="24"/>
+          <w:szCs w:val="24"/>
+        </w:rPr>
+      </w:pPr>
+      <w:r>
+        <w:rPr>
+          <w:rFonts w:ascii="Times New Roman" w:hAnsi="Times New Roman" w:cs="Times New Roman"/>
+          <w:sz w:val="24"/>
+          <w:szCs w:val="24"/>
+        </w:rPr>
+        <w:t>К началу гражданской войны в Испании в Марокко (</w:t>
+      </w:r>
+      <w:proofErr w:type="spellStart"/>
+      <w:r>
+        <w:rPr>
+          <w:rFonts w:ascii="Times New Roman" w:hAnsi="Times New Roman" w:cs="Times New Roman"/>
+          <w:sz w:val="24"/>
+          <w:szCs w:val="24"/>
+        </w:rPr>
+        <w:t>Тетуан</w:t>
+      </w:r>
+      <w:proofErr w:type="spellEnd"/>
+      <w:r>
+        <w:rPr>
+          <w:rFonts w:ascii="Times New Roman" w:hAnsi="Times New Roman" w:cs="Times New Roman"/>
+          <w:sz w:val="24"/>
+          <w:szCs w:val="24"/>
+        </w:rPr>
+        <w:t xml:space="preserve">) активно действовала ложа Атлантида 448. Ее активным участником был </w:t>
+      </w:r>
+      <w:proofErr w:type="spellStart"/>
+      <w:r>
+        <w:rPr>
+          <w:rFonts w:ascii="Times New Roman" w:hAnsi="Times New Roman" w:cs="Times New Roman"/>
+          <w:sz w:val="24"/>
+          <w:szCs w:val="24"/>
+        </w:rPr>
+        <w:t>Абд</w:t>
+      </w:r>
+      <w:proofErr w:type="spellEnd"/>
+      <w:r>
+        <w:rPr>
+          <w:rFonts w:ascii="Times New Roman" w:hAnsi="Times New Roman" w:cs="Times New Roman"/>
+          <w:sz w:val="24"/>
+          <w:szCs w:val="24"/>
+        </w:rPr>
+        <w:t xml:space="preserve"> аль-</w:t>
+      </w:r>
+      <w:proofErr w:type="spellStart"/>
+      <w:r>
+        <w:rPr>
+          <w:rFonts w:ascii="Times New Roman" w:hAnsi="Times New Roman" w:cs="Times New Roman"/>
+          <w:sz w:val="24"/>
+          <w:szCs w:val="24"/>
+        </w:rPr>
+        <w:t>Халик</w:t>
+      </w:r>
+      <w:proofErr w:type="spellEnd"/>
+      <w:r>
+        <w:rPr>
+          <w:rFonts w:ascii="Times New Roman" w:hAnsi="Times New Roman" w:cs="Times New Roman"/>
+          <w:sz w:val="24"/>
+          <w:szCs w:val="24"/>
+        </w:rPr>
+        <w:t xml:space="preserve"> Торрес, носивший в братстве псевдоним “Тень”. И не случайно, </w:t>
+      </w:r>
+      <w:proofErr w:type="gramStart"/>
+      <w:r>
+        <w:rPr>
+          <w:rFonts w:ascii="Times New Roman" w:hAnsi="Times New Roman" w:cs="Times New Roman"/>
+          <w:sz w:val="24"/>
+          <w:szCs w:val="24"/>
+        </w:rPr>
+        <w:t>что</w:t>
+      </w:r>
+      <w:proofErr w:type="gramEnd"/>
+      <w:r>
+        <w:rPr>
+          <w:rFonts w:ascii="Times New Roman" w:hAnsi="Times New Roman" w:cs="Times New Roman"/>
+          <w:sz w:val="24"/>
+          <w:szCs w:val="24"/>
+        </w:rPr>
+        <w:t xml:space="preserve"> когда Франко прибыл в </w:t>
+      </w:r>
+      <w:proofErr w:type="spellStart"/>
+      <w:r>
+        <w:rPr>
+          <w:rFonts w:ascii="Times New Roman" w:hAnsi="Times New Roman" w:cs="Times New Roman"/>
+          <w:sz w:val="24"/>
+          <w:szCs w:val="24"/>
+        </w:rPr>
+        <w:t>Тетуан</w:t>
+      </w:r>
+      <w:proofErr w:type="spellEnd"/>
+      <w:r>
+        <w:rPr>
+          <w:rFonts w:ascii="Times New Roman" w:hAnsi="Times New Roman" w:cs="Times New Roman"/>
+          <w:sz w:val="24"/>
+          <w:szCs w:val="24"/>
+        </w:rPr>
+        <w:t xml:space="preserve"> 19 июля 1936 г., он первым делом потребовал у своих подчиненных представить ему список участников местной масонской ложи. Сам будущий генералиссимус считал “каменщиков” источником всех бед Испании. Он сразу же создал “комиссию по очистке”, которая обрушила репрессии на испанских и марокканских “каменщиков”. Все, кто фигурировал в представленных Франко списках, были публично расстреляны. Тем не менее один из приближенных диктатора сумел добиться отмены репрессий против тех из масонов, кто активно участвовал в национальном движении. И не случайно, что ни один из марокканских националистов не выступил против мобилизации горцев Рифа в армию Франко на войну, в которой они добывали победу диктатору.</w:t>
+      </w:r>
+    </w:p>
+    <w:p>
+      <w:pPr>
+        <w:rPr>
+          <w:rFonts w:ascii="Times New Roman" w:hAnsi="Times New Roman" w:cs="Times New Roman"/>
+          <w:sz w:val="24"/>
+          <w:szCs w:val="24"/>
+        </w:rPr>
+      </w:pPr>
+    </w:p>
+    <w:p>
+      <w:pPr>
+        <w:rPr>
+          <w:rFonts w:ascii="Times New Roman" w:hAnsi="Times New Roman" w:cs="Times New Roman"/>
+          <w:sz w:val="24"/>
+          <w:szCs w:val="24"/>
+        </w:rPr>
+      </w:pPr>
+      <w:r>
+        <w:rPr>
+          <w:rFonts w:ascii="Times New Roman" w:hAnsi="Times New Roman" w:cs="Times New Roman"/>
+          <w:sz w:val="24"/>
+          <w:szCs w:val="24"/>
+        </w:rPr>
+        <w:lastRenderedPageBreak/>
+        <w:t xml:space="preserve">Из-за массовой мобилизации мужского населения в армию большое число марокканцев было насильственно оторвано от своих очагов и сконцентрировано в военных лагерях Сеуты и </w:t>
+      </w:r>
+      <w:proofErr w:type="spellStart"/>
+      <w:r>
+        <w:rPr>
+          <w:rFonts w:ascii="Times New Roman" w:hAnsi="Times New Roman" w:cs="Times New Roman"/>
+          <w:sz w:val="24"/>
+          <w:szCs w:val="24"/>
+        </w:rPr>
+        <w:t>Тетуана</w:t>
+      </w:r>
+      <w:proofErr w:type="spellEnd"/>
+      <w:r>
+        <w:rPr>
+          <w:rFonts w:ascii="Times New Roman" w:hAnsi="Times New Roman" w:cs="Times New Roman"/>
+          <w:sz w:val="24"/>
+          <w:szCs w:val="24"/>
+        </w:rPr>
+        <w:t xml:space="preserve"> перед переброской в Севилью и далее на фронт. Мобилизация вызвала недовольство местных племен. В ряде пунктов Рифа произошли столкновения между местным населением и франкистскими войсками. Фашисты жестоко расправились с недовольными.</w:t>
+      </w:r>
+    </w:p>
+    <w:p>
+      <w:pPr>
+        <w:rPr>
+          <w:rFonts w:ascii="Times New Roman" w:hAnsi="Times New Roman" w:cs="Times New Roman"/>
+          <w:sz w:val="24"/>
+          <w:szCs w:val="24"/>
+        </w:rPr>
+      </w:pPr>
+    </w:p>
+    <w:p>
+      <w:pPr>
+        <w:rPr>
+          <w:rFonts w:ascii="Times New Roman" w:hAnsi="Times New Roman" w:cs="Times New Roman"/>
+          <w:sz w:val="24"/>
+          <w:szCs w:val="24"/>
+        </w:rPr>
+      </w:pPr>
+      <w:r>
+        <w:rPr>
+          <w:rFonts w:ascii="Times New Roman" w:hAnsi="Times New Roman" w:cs="Times New Roman"/>
+          <w:sz w:val="24"/>
+          <w:szCs w:val="24"/>
+        </w:rPr>
+        <w:t xml:space="preserve">Постепенно иллюзии в отношении колониальных властей стали рассеиваться и у городского населения, хотя </w:t>
+      </w:r>
+      <w:proofErr w:type="spellStart"/>
+      <w:r>
+        <w:rPr>
+          <w:rFonts w:ascii="Times New Roman" w:hAnsi="Times New Roman" w:cs="Times New Roman"/>
+          <w:sz w:val="24"/>
+          <w:szCs w:val="24"/>
+        </w:rPr>
+        <w:t>франкисты</w:t>
+      </w:r>
+      <w:proofErr w:type="spellEnd"/>
+      <w:r>
+        <w:rPr>
+          <w:rFonts w:ascii="Times New Roman" w:hAnsi="Times New Roman" w:cs="Times New Roman"/>
+          <w:sz w:val="24"/>
+          <w:szCs w:val="24"/>
+        </w:rPr>
+        <w:t xml:space="preserve"> не препятствовали деятельности ПНР. Продолжали выходить журналы. Публиковавшиеся в них статьи транслировались по радио на французскую зону. Лидер марокканских националистов на севере Марокко </w:t>
+      </w:r>
+      <w:proofErr w:type="spellStart"/>
+      <w:r>
+        <w:rPr>
+          <w:rFonts w:ascii="Times New Roman" w:hAnsi="Times New Roman" w:cs="Times New Roman"/>
+          <w:sz w:val="24"/>
+          <w:szCs w:val="24"/>
+        </w:rPr>
+        <w:t>Абд</w:t>
+      </w:r>
+      <w:proofErr w:type="spellEnd"/>
+      <w:r>
+        <w:rPr>
+          <w:rFonts w:ascii="Times New Roman" w:hAnsi="Times New Roman" w:cs="Times New Roman"/>
+          <w:sz w:val="24"/>
+          <w:szCs w:val="24"/>
+        </w:rPr>
+        <w:t xml:space="preserve"> аль-</w:t>
+      </w:r>
+      <w:proofErr w:type="spellStart"/>
+      <w:r>
+        <w:rPr>
+          <w:rFonts w:ascii="Times New Roman" w:hAnsi="Times New Roman" w:cs="Times New Roman"/>
+          <w:sz w:val="24"/>
+          <w:szCs w:val="24"/>
+        </w:rPr>
+        <w:t>Халик</w:t>
+      </w:r>
+      <w:proofErr w:type="spellEnd"/>
+      <w:r>
+        <w:rPr>
+          <w:rFonts w:ascii="Times New Roman" w:hAnsi="Times New Roman" w:cs="Times New Roman"/>
+          <w:sz w:val="24"/>
+          <w:szCs w:val="24"/>
+        </w:rPr>
+        <w:t xml:space="preserve"> Торрес считал, что основным врагом марокканского народа является Франция. Поэтому острие политической деятельности партии было направлено против французской администрации. Тем не менее в июне 1938 г. в административном центре испанской зоны </w:t>
+      </w:r>
+      <w:proofErr w:type="spellStart"/>
+      <w:r>
+        <w:rPr>
+          <w:rFonts w:ascii="Times New Roman" w:hAnsi="Times New Roman" w:cs="Times New Roman"/>
+          <w:sz w:val="24"/>
+          <w:szCs w:val="24"/>
+        </w:rPr>
+        <w:t>Тетуане</w:t>
+      </w:r>
+      <w:proofErr w:type="spellEnd"/>
+      <w:r>
+        <w:rPr>
+          <w:rFonts w:ascii="Times New Roman" w:hAnsi="Times New Roman" w:cs="Times New Roman"/>
+          <w:sz w:val="24"/>
+          <w:szCs w:val="24"/>
+        </w:rPr>
+        <w:t xml:space="preserve"> стихийно вспыхнула антифашистская демонстрация. В сентябре того же года началось крупное антифашистское восстание племен Джи- бала в районе </w:t>
+      </w:r>
+      <w:proofErr w:type="spellStart"/>
+      <w:r>
+        <w:rPr>
+          <w:rFonts w:ascii="Times New Roman" w:hAnsi="Times New Roman" w:cs="Times New Roman"/>
+          <w:sz w:val="24"/>
+          <w:szCs w:val="24"/>
+        </w:rPr>
+        <w:t>Ксар</w:t>
+      </w:r>
+      <w:proofErr w:type="spellEnd"/>
+      <w:r>
+        <w:rPr>
+          <w:rFonts w:ascii="Times New Roman" w:hAnsi="Times New Roman" w:cs="Times New Roman"/>
+          <w:sz w:val="24"/>
+          <w:szCs w:val="24"/>
+        </w:rPr>
+        <w:t>-эль-Кебир, прервавшее связь между двумя зонами. Испанская администрация послала на подавление восстания крупные военные силы, огнем и мечом расправившиеся с недовольными.</w:t>
+      </w:r>
+      <w:r>
+        <w:rPr>
+          <w:rFonts w:ascii="Times New Roman" w:hAnsi="Times New Roman" w:cs="Times New Roman"/>
+          <w:sz w:val="24"/>
+          <w:szCs w:val="24"/>
+        </w:rPr>
+        <w:t xml:space="preserve"> </w:t>
+      </w:r>
+      <w:proofErr w:type="gramStart"/>
+      <w:r>
+        <w:rPr>
+          <w:rFonts w:ascii="Times New Roman" w:hAnsi="Times New Roman" w:cs="Times New Roman"/>
+          <w:sz w:val="24"/>
+          <w:szCs w:val="24"/>
+        </w:rPr>
+        <w:t>Под</w:t>
+      </w:r>
+      <w:proofErr w:type="gramEnd"/>
+      <w:r>
+        <w:rPr>
+          <w:rFonts w:ascii="Times New Roman" w:hAnsi="Times New Roman" w:cs="Times New Roman"/>
+          <w:sz w:val="24"/>
+          <w:szCs w:val="24"/>
+        </w:rPr>
+        <w:t xml:space="preserve"> влиянием этих событий </w:t>
+      </w:r>
+      <w:proofErr w:type="spellStart"/>
+      <w:r>
+        <w:rPr>
+          <w:rFonts w:ascii="Times New Roman" w:hAnsi="Times New Roman" w:cs="Times New Roman"/>
+          <w:sz w:val="24"/>
+          <w:szCs w:val="24"/>
+        </w:rPr>
+        <w:t>Абд</w:t>
+      </w:r>
+      <w:proofErr w:type="spellEnd"/>
+      <w:r>
+        <w:rPr>
+          <w:rFonts w:ascii="Times New Roman" w:hAnsi="Times New Roman" w:cs="Times New Roman"/>
+          <w:sz w:val="24"/>
+          <w:szCs w:val="24"/>
+        </w:rPr>
+        <w:t xml:space="preserve"> </w:t>
+      </w:r>
+      <w:proofErr w:type="spellStart"/>
+      <w:r>
+        <w:rPr>
+          <w:rFonts w:ascii="Times New Roman" w:hAnsi="Times New Roman" w:cs="Times New Roman"/>
+          <w:sz w:val="24"/>
+          <w:szCs w:val="24"/>
+        </w:rPr>
+        <w:t>апь-Халик</w:t>
+      </w:r>
+      <w:proofErr w:type="spellEnd"/>
+      <w:r>
+        <w:rPr>
+          <w:rFonts w:ascii="Times New Roman" w:hAnsi="Times New Roman" w:cs="Times New Roman"/>
+          <w:sz w:val="24"/>
+          <w:szCs w:val="24"/>
+        </w:rPr>
+        <w:t xml:space="preserve"> Торрес разочаровался во франкистском режиме и в конце 1939 г. выступил с заявлением. В нем отмечалось, что испанская администрация не выполнила своих обещаний о “славе и величии Марокко” и потому ПНР призывала к борьбе за независимость испанской зоны от франкистской Испании.</w:t>
       </w:r>
     </w:p>
     <w:sectPr>
@@ -13739,7 +14064,7 @@
 </file>
 
 <file path=word/endnotes.xml><?xml version="1.0" encoding="utf-8"?>
-<w:endnotes xmlns:wpc="http://schemas.microsoft.com/office/word/2010/wordprocessingCanvas" xmlns:cx="http://schemas.microsoft.com/office/drawing/2014/chartex" xmlns:cx1="http://schemas.microsoft.com/office/drawing/2015/9/8/chartex" xmlns:cx2="http://schemas.microsoft.com/office/drawing/2015/10/21/chartex" xmlns:cx3="http://schemas.microsoft.com/office/drawing/2016/5/9/chartex" xmlns:cx4="http://schemas.microsoft.com/office/drawing/2016/5/10/chartex" xmlns:cx5="http://schemas.microsoft.com/office/drawing/2016/5/11/chartex" xmlns:cx6="http://schemas.microsoft.com/office/drawing/2016/5/12/chartex" xmlns:cx7="http://schemas.microsoft.com/office/drawing/2016/5/13/chartex" xmlns:cx8="http://schemas.microsoft.com/office/drawing/2016/5/14/chartex" xmlns:mc="http://schemas.openxmlformats.org/markup-compatibility/2006" xmlns:aink="http://schemas.microsoft.com/office/drawing/2016/ink" xmlns:am3d="http://schemas.microsoft.com/office/drawing/2017/model3d" xmlns:o="urn:schemas-microsoft-com:office:office" xmlns:r="http://schemas.openxmlformats.org/officeDocument/2006/relationships" xmlns:m="http://schemas.openxmlformats.org/officeDocument/2006/math" xmlns:v="urn:schemas-microsoft-com:vml" xmlns:wp14="http://schemas.microsoft.com/office/word/2010/wordprocessingDrawing" xmlns:wp="http://schemas.openxmlformats.org/drawingml/2006/wordprocessingDrawing" xmlns:w10="urn:schemas-microsoft-com:office:word" xmlns:w="http://schemas.openxmlformats.org/wordprocessingml/2006/main" xmlns:w14="http://schemas.microsoft.com/office/word/2010/wordml" xmlns:w15="http://schemas.microsoft.com/office/word/2012/wordml" xmlns:w16cex="http://schemas.microsoft.com/office/word/2018/wordml/cex" xmlns:w16cid="http://schemas.microsoft.com/office/word/2016/wordml/cid" xmlns:w16="http://schemas.microsoft.com/office/word/2018/wordml" xmlns:w16se="http://schemas.microsoft.com/office/word/2015/wordml/symex" xmlns:wpg="http://schemas.microsoft.com/office/word/2010/wordprocessingGroup" xmlns:wpi="http://schemas.microsoft.com/office/word/2010/wordprocessingInk" xmlns:wne="http://schemas.microsoft.com/office/word/2006/wordml" xmlns:wps="http://schemas.microsoft.com/office/word/2010/wordprocessingShape" mc:Ignorable="w14 w15 w16se w16cid w16 w16cex wp14">
+<w:endnotes xmlns:wpc="http://schemas.microsoft.com/office/word/2010/wordprocessingCanvas" xmlns:cx="http://schemas.microsoft.com/office/drawing/2014/chartex" xmlns:cx1="http://schemas.microsoft.com/office/drawing/2015/9/8/chartex" xmlns:cx2="http://schemas.microsoft.com/office/drawing/2015/10/21/chartex" xmlns:cx3="http://schemas.microsoft.com/office/drawing/2016/5/9/chartex" xmlns:cx4="http://schemas.microsoft.com/office/drawing/2016/5/10/chartex" xmlns:cx5="http://schemas.microsoft.com/office/drawing/2016/5/11/chartex" xmlns:cx6="http://schemas.microsoft.com/office/drawing/2016/5/12/chartex" xmlns:cx7="http://schemas.microsoft.com/office/drawing/2016/5/13/chartex" xmlns:cx8="http://schemas.microsoft.com/office/drawing/2016/5/14/chartex" xmlns:mc="http://schemas.openxmlformats.org/markup-compatibility/2006" xmlns:aink="http://schemas.microsoft.com/office/drawing/2016/ink" xmlns:am3d="http://schemas.microsoft.com/office/drawing/2017/model3d" xmlns:o="urn:schemas-microsoft-com:office:office" xmlns:r="http://schemas.openxmlformats.org/officeDocument/2006/relationships" xmlns:m="http://schemas.openxmlformats.org/officeDocument/2006/math" xmlns:v="urn:schemas-microsoft-com:vml" xmlns:wp14="http://schemas.microsoft.com/office/word/2010/wordprocessingDrawing" xmlns:wp="http://schemas.openxmlformats.org/drawingml/2006/wordprocessingDrawing" xmlns:w10="urn:schemas-microsoft-com:office:word" xmlns:w="http://schemas.openxmlformats.org/wordprocessingml/2006/main" xmlns:w14="http://schemas.microsoft.com/office/word/2010/wordml" xmlns:w15="http://schemas.microsoft.com/office/word/2012/wordml" xmlns:w16cid="http://schemas.microsoft.com/office/word/2016/wordml/cid" xmlns:w16se="http://schemas.microsoft.com/office/word/2015/wordml/symex" xmlns:wpg="http://schemas.microsoft.com/office/word/2010/wordprocessingGroup" xmlns:wpi="http://schemas.microsoft.com/office/word/2010/wordprocessingInk" xmlns:wne="http://schemas.microsoft.com/office/word/2006/wordml" xmlns:wps="http://schemas.microsoft.com/office/word/2010/wordprocessingShape" mc:Ignorable="w14 w15 w16se w16cid wp14">
   <w:endnote w:type="separator" w:id="-1">
     <w:p>
       <w:pPr>
@@ -13764,7 +14089,7 @@
 </file>
 
 <file path=word/footnotes.xml><?xml version="1.0" encoding="utf-8"?>
-<w:footnotes xmlns:wpc="http://schemas.microsoft.com/office/word/2010/wordprocessingCanvas" xmlns:cx="http://schemas.microsoft.com/office/drawing/2014/chartex" xmlns:cx1="http://schemas.microsoft.com/office/drawing/2015/9/8/chartex" xmlns:cx2="http://schemas.microsoft.com/office/drawing/2015/10/21/chartex" xmlns:cx3="http://schemas.microsoft.com/office/drawing/2016/5/9/chartex" xmlns:cx4="http://schemas.microsoft.com/office/drawing/2016/5/10/chartex" xmlns:cx5="http://schemas.microsoft.com/office/drawing/2016/5/11/chartex" xmlns:cx6="http://schemas.microsoft.com/office/drawing/2016/5/12/chartex" xmlns:cx7="http://schemas.microsoft.com/office/drawing/2016/5/13/chartex" xmlns:cx8="http://schemas.microsoft.com/office/drawing/2016/5/14/chartex" xmlns:mc="http://schemas.openxmlformats.org/markup-compatibility/2006" xmlns:aink="http://schemas.microsoft.com/office/drawing/2016/ink" xmlns:am3d="http://schemas.microsoft.com/office/drawing/2017/model3d" xmlns:o="urn:schemas-microsoft-com:office:office" xmlns:r="http://schemas.openxmlformats.org/officeDocument/2006/relationships" xmlns:m="http://schemas.openxmlformats.org/officeDocument/2006/math" xmlns:v="urn:schemas-microsoft-com:vml" xmlns:wp14="http://schemas.microsoft.com/office/word/2010/wordprocessingDrawing" xmlns:wp="http://schemas.openxmlformats.org/drawingml/2006/wordprocessingDrawing" xmlns:w10="urn:schemas-microsoft-com:office:word" xmlns:w="http://schemas.openxmlformats.org/wordprocessingml/2006/main" xmlns:w14="http://schemas.microsoft.com/office/word/2010/wordml" xmlns:w15="http://schemas.microsoft.com/office/word/2012/wordml" xmlns:w16cex="http://schemas.microsoft.com/office/word/2018/wordml/cex" xmlns:w16cid="http://schemas.microsoft.com/office/word/2016/wordml/cid" xmlns:w16="http://schemas.microsoft.com/office/word/2018/wordml" xmlns:w16se="http://schemas.microsoft.com/office/word/2015/wordml/symex" xmlns:wpg="http://schemas.microsoft.com/office/word/2010/wordprocessingGroup" xmlns:wpi="http://schemas.microsoft.com/office/word/2010/wordprocessingInk" xmlns:wne="http://schemas.microsoft.com/office/word/2006/wordml" xmlns:wps="http://schemas.microsoft.com/office/word/2010/wordprocessingShape" mc:Ignorable="w14 w15 w16se w16cid w16 w16cex wp14">
+<w:footnotes xmlns:wpc="http://schemas.microsoft.com/office/word/2010/wordprocessingCanvas" xmlns:cx="http://schemas.microsoft.com/office/drawing/2014/chartex" xmlns:cx1="http://schemas.microsoft.com/office/drawing/2015/9/8/chartex" xmlns:cx2="http://schemas.microsoft.com/office/drawing/2015/10/21/chartex" xmlns:cx3="http://schemas.microsoft.com/office/drawing/2016/5/9/chartex" xmlns:cx4="http://schemas.microsoft.com/office/drawing/2016/5/10/chartex" xmlns:cx5="http://schemas.microsoft.com/office/drawing/2016/5/11/chartex" xmlns:cx6="http://schemas.microsoft.com/office/drawing/2016/5/12/chartex" xmlns:cx7="http://schemas.microsoft.com/office/drawing/2016/5/13/chartex" xmlns:cx8="http://schemas.microsoft.com/office/drawing/2016/5/14/chartex" xmlns:mc="http://schemas.openxmlformats.org/markup-compatibility/2006" xmlns:aink="http://schemas.microsoft.com/office/drawing/2016/ink" xmlns:am3d="http://schemas.microsoft.com/office/drawing/2017/model3d" xmlns:o="urn:schemas-microsoft-com:office:office" xmlns:r="http://schemas.openxmlformats.org/officeDocument/2006/relationships" xmlns:m="http://schemas.openxmlformats.org/officeDocument/2006/math" xmlns:v="urn:schemas-microsoft-com:vml" xmlns:wp14="http://schemas.microsoft.com/office/word/2010/wordprocessingDrawing" xmlns:wp="http://schemas.openxmlformats.org/drawingml/2006/wordprocessingDrawing" xmlns:w10="urn:schemas-microsoft-com:office:word" xmlns:w="http://schemas.openxmlformats.org/wordprocessingml/2006/main" xmlns:w14="http://schemas.microsoft.com/office/word/2010/wordml" xmlns:w15="http://schemas.microsoft.com/office/word/2012/wordml" xmlns:w16cid="http://schemas.microsoft.com/office/word/2016/wordml/cid" xmlns:w16se="http://schemas.microsoft.com/office/word/2015/wordml/symex" xmlns:wpg="http://schemas.microsoft.com/office/word/2010/wordprocessingGroup" xmlns:wpi="http://schemas.microsoft.com/office/word/2010/wordprocessingInk" xmlns:wne="http://schemas.microsoft.com/office/word/2006/wordml" xmlns:wps="http://schemas.microsoft.com/office/word/2010/wordprocessingShape" mc:Ignorable="w14 w15 w16se w16cid wp14">
   <w:footnote w:type="separator" w:id="-1">
     <w:p>
       <w:pPr>
@@ -13789,7 +14114,7 @@
 </file>
 
 <file path=word/numbering.xml><?xml version="1.0" encoding="utf-8"?>
-<w:numbering xmlns:wpc="http://schemas.microsoft.com/office/word/2010/wordprocessingCanvas" xmlns:cx="http://schemas.microsoft.com/office/drawing/2014/chartex" xmlns:cx1="http://schemas.microsoft.com/office/drawing/2015/9/8/chartex" xmlns:cx2="http://schemas.microsoft.com/office/drawing/2015/10/21/chartex" xmlns:cx3="http://schemas.microsoft.com/office/drawing/2016/5/9/chartex" xmlns:cx4="http://schemas.microsoft.com/office/drawing/2016/5/10/chartex" xmlns:cx5="http://schemas.microsoft.com/office/drawing/2016/5/11/chartex" xmlns:cx6="http://schemas.microsoft.com/office/drawing/2016/5/12/chartex" xmlns:cx7="http://schemas.microsoft.com/office/drawing/2016/5/13/chartex" xmlns:cx8="http://schemas.microsoft.com/office/drawing/2016/5/14/chartex" xmlns:mc="http://schemas.openxmlformats.org/markup-compatibility/2006" xmlns:aink="http://schemas.microsoft.com/office/drawing/2016/ink" xmlns:am3d="http://schemas.microsoft.com/office/drawing/2017/model3d" xmlns:o="urn:schemas-microsoft-com:office:office" xmlns:r="http://schemas.openxmlformats.org/officeDocument/2006/relationships" xmlns:m="http://schemas.openxmlformats.org/officeDocument/2006/math" xmlns:v="urn:schemas-microsoft-com:vml" xmlns:wp14="http://schemas.microsoft.com/office/word/2010/wordprocessingDrawing" xmlns:wp="http://schemas.openxmlformats.org/drawingml/2006/wordprocessingDrawing" xmlns:w10="urn:schemas-microsoft-com:office:word" xmlns:w="http://schemas.openxmlformats.org/wordprocessingml/2006/main" xmlns:w14="http://schemas.microsoft.com/office/word/2010/wordml" xmlns:w15="http://schemas.microsoft.com/office/word/2012/wordml" xmlns:w16cex="http://schemas.microsoft.com/office/word/2018/wordml/cex" xmlns:w16cid="http://schemas.microsoft.com/office/word/2016/wordml/cid" xmlns:w16="http://schemas.microsoft.com/office/word/2018/wordml" xmlns:w16se="http://schemas.microsoft.com/office/word/2015/wordml/symex" xmlns:wpg="http://schemas.microsoft.com/office/word/2010/wordprocessingGroup" xmlns:wpi="http://schemas.microsoft.com/office/word/2010/wordprocessingInk" xmlns:wne="http://schemas.microsoft.com/office/word/2006/wordml" xmlns:wps="http://schemas.microsoft.com/office/word/2010/wordprocessingShape" mc:Ignorable="w14 w15 w16se w16cid w16 w16cex wp14">
+<w:numbering xmlns:wpc="http://schemas.microsoft.com/office/word/2010/wordprocessingCanvas" xmlns:cx="http://schemas.microsoft.com/office/drawing/2014/chartex" xmlns:cx1="http://schemas.microsoft.com/office/drawing/2015/9/8/chartex" xmlns:cx2="http://schemas.microsoft.com/office/drawing/2015/10/21/chartex" xmlns:cx3="http://schemas.microsoft.com/office/drawing/2016/5/9/chartex" xmlns:cx4="http://schemas.microsoft.com/office/drawing/2016/5/10/chartex" xmlns:cx5="http://schemas.microsoft.com/office/drawing/2016/5/11/chartex" xmlns:cx6="http://schemas.microsoft.com/office/drawing/2016/5/12/chartex" xmlns:cx7="http://schemas.microsoft.com/office/drawing/2016/5/13/chartex" xmlns:cx8="http://schemas.microsoft.com/office/drawing/2016/5/14/chartex" xmlns:mc="http://schemas.openxmlformats.org/markup-compatibility/2006" xmlns:aink="http://schemas.microsoft.com/office/drawing/2016/ink" xmlns:am3d="http://schemas.microsoft.com/office/drawing/2017/model3d" xmlns:o="urn:schemas-microsoft-com:office:office" xmlns:r="http://schemas.openxmlformats.org/officeDocument/2006/relationships" xmlns:m="http://schemas.openxmlformats.org/officeDocument/2006/math" xmlns:v="urn:schemas-microsoft-com:vml" xmlns:wp14="http://schemas.microsoft.com/office/word/2010/wordprocessingDrawing" xmlns:wp="http://schemas.openxmlformats.org/drawingml/2006/wordprocessingDrawing" xmlns:w10="urn:schemas-microsoft-com:office:word" xmlns:w="http://schemas.openxmlformats.org/wordprocessingml/2006/main" xmlns:w14="http://schemas.microsoft.com/office/word/2010/wordml" xmlns:w15="http://schemas.microsoft.com/office/word/2012/wordml" xmlns:w16cid="http://schemas.microsoft.com/office/word/2016/wordml/cid" xmlns:w16se="http://schemas.microsoft.com/office/word/2015/wordml/symex" xmlns:wpg="http://schemas.microsoft.com/office/word/2010/wordprocessingGroup" xmlns:wpi="http://schemas.microsoft.com/office/word/2010/wordprocessingInk" xmlns:wne="http://schemas.microsoft.com/office/word/2006/wordml" xmlns:wps="http://schemas.microsoft.com/office/word/2010/wordprocessingShape" mc:Ignorable="w14 w15 w16se w16cid wp14">
   <w:abstractNum w:abstractNumId="0" w15:restartNumberingAfterBreak="0">
     <w:nsid w:val="01624354"/>
     <w:multiLevelType w:val="hybridMultilevel"/>
@@ -18165,7 +18490,7 @@
 </file>
 
 <file path=word/styles.xml><?xml version="1.0" encoding="utf-8"?>
-<w:styles xmlns:mc="http://schemas.openxmlformats.org/markup-compatibility/2006" xmlns:r="http://schemas.openxmlformats.org/officeDocument/2006/relationships" xmlns:w="http://schemas.openxmlformats.org/wordprocessingml/2006/main" xmlns:w14="http://schemas.microsoft.com/office/word/2010/wordml" xmlns:w15="http://schemas.microsoft.com/office/word/2012/wordml" xmlns:w16cex="http://schemas.microsoft.com/office/word/2018/wordml/cex" xmlns:w16cid="http://schemas.microsoft.com/office/word/2016/wordml/cid" xmlns:w16="http://schemas.microsoft.com/office/word/2018/wordml" xmlns:w16se="http://schemas.microsoft.com/office/word/2015/wordml/symex" mc:Ignorable="w14 w15 w16se w16cid w16 w16cex">
+<w:styles xmlns:mc="http://schemas.openxmlformats.org/markup-compatibility/2006" xmlns:r="http://schemas.openxmlformats.org/officeDocument/2006/relationships" xmlns:w="http://schemas.openxmlformats.org/wordprocessingml/2006/main" xmlns:w14="http://schemas.microsoft.com/office/word/2010/wordml" xmlns:w15="http://schemas.microsoft.com/office/word/2012/wordml" xmlns:w16cid="http://schemas.microsoft.com/office/word/2016/wordml/cid" xmlns:w16se="http://schemas.microsoft.com/office/word/2015/wordml/symex" mc:Ignorable="w14 w15 w16se w16cid">
   <w:docDefaults>
     <w:rPrDefault>
       <w:rPr>
@@ -18181,7 +18506,7 @@
       </w:pPr>
     </w:pPrDefault>
   </w:docDefaults>
-  <w:latentStyles w:defLockedState="0" w:defUIPriority="99" w:defSemiHidden="0" w:defUnhideWhenUsed="0" w:defQFormat="0" w:count="376">
+  <w:latentStyles w:defLockedState="0" w:defUIPriority="99" w:defSemiHidden="0" w:defUnhideWhenUsed="0" w:defQFormat="0" w:count="375">
     <w:lsdException w:name="Normal" w:uiPriority="0" w:qFormat="1"/>
     <w:lsdException w:name="heading 1" w:uiPriority="9" w:qFormat="1"/>
     <w:lsdException w:name="heading 2" w:semiHidden="1" w:uiPriority="9" w:unhideWhenUsed="1" w:qFormat="1"/>
@@ -18557,7 +18882,6 @@
     <w:lsdException w:name="Smart Hyperlink" w:semiHidden="1" w:unhideWhenUsed="1"/>
     <w:lsdException w:name="Hashtag" w:semiHidden="1" w:unhideWhenUsed="1"/>
     <w:lsdException w:name="Unresolved Mention" w:semiHidden="1" w:unhideWhenUsed="1"/>
-    <w:lsdException w:name="Smart Link" w:semiHidden="1" w:unhideWhenUsed="1"/>
   </w:latentStyles>
   <w:style w:type="paragraph" w:default="1" w:styleId="a">
     <w:name w:val="Normal"/>
@@ -19400,7 +19724,7 @@
 </file>
 
 <file path=customXml/itemProps1.xml><?xml version="1.0" encoding="utf-8"?>
-<ds:datastoreItem xmlns:ds="http://schemas.openxmlformats.org/officeDocument/2006/customXml" ds:itemID="{F262D304-A68E-444E-9DC0-839857F88B73}">
+<ds:datastoreItem xmlns:ds="http://schemas.openxmlformats.org/officeDocument/2006/customXml" ds:itemID="{AB436E39-172D-4AEC-A22A-D62F988BDBCF}">
   <ds:schemaRefs>
     <ds:schemaRef ds:uri="http://schemas.openxmlformats.org/officeDocument/2006/bibliography"/>
   </ds:schemaRefs>

--- a/Наработки/диздоки/Марокко/Марокко.docx
+++ b/Наработки/диздоки/Марокко/Марокко.docx
@@ -1,6 +1,6 @@
 
 <file path=word/document.xml><?xml version="1.0" encoding="utf-8"?>
-<w:document xmlns:wpc="http://schemas.microsoft.com/office/word/2010/wordprocessingCanvas" xmlns:cx="http://schemas.microsoft.com/office/drawing/2014/chartex" xmlns:cx1="http://schemas.microsoft.com/office/drawing/2015/9/8/chartex" xmlns:cx2="http://schemas.microsoft.com/office/drawing/2015/10/21/chartex" xmlns:cx3="http://schemas.microsoft.com/office/drawing/2016/5/9/chartex" xmlns:cx4="http://schemas.microsoft.com/office/drawing/2016/5/10/chartex" xmlns:cx5="http://schemas.microsoft.com/office/drawing/2016/5/11/chartex" xmlns:cx6="http://schemas.microsoft.com/office/drawing/2016/5/12/chartex" xmlns:cx7="http://schemas.microsoft.com/office/drawing/2016/5/13/chartex" xmlns:cx8="http://schemas.microsoft.com/office/drawing/2016/5/14/chartex" xmlns:mc="http://schemas.openxmlformats.org/markup-compatibility/2006" xmlns:aink="http://schemas.microsoft.com/office/drawing/2016/ink" xmlns:am3d="http://schemas.microsoft.com/office/drawing/2017/model3d" xmlns:o="urn:schemas-microsoft-com:office:office" xmlns:r="http://schemas.openxmlformats.org/officeDocument/2006/relationships" xmlns:m="http://schemas.openxmlformats.org/officeDocument/2006/math" xmlns:v="urn:schemas-microsoft-com:vml" xmlns:wp14="http://schemas.microsoft.com/office/word/2010/wordprocessingDrawing" xmlns:wp="http://schemas.openxmlformats.org/drawingml/2006/wordprocessingDrawing" xmlns:w10="urn:schemas-microsoft-com:office:word" xmlns:w="http://schemas.openxmlformats.org/wordprocessingml/2006/main" xmlns:w14="http://schemas.microsoft.com/office/word/2010/wordml" xmlns:w15="http://schemas.microsoft.com/office/word/2012/wordml" xmlns:w16cid="http://schemas.microsoft.com/office/word/2016/wordml/cid" xmlns:w16se="http://schemas.microsoft.com/office/word/2015/wordml/symex" xmlns:wpg="http://schemas.microsoft.com/office/word/2010/wordprocessingGroup" xmlns:wpi="http://schemas.microsoft.com/office/word/2010/wordprocessingInk" xmlns:wne="http://schemas.microsoft.com/office/word/2006/wordml" xmlns:wps="http://schemas.microsoft.com/office/word/2010/wordprocessingShape" mc:Ignorable="w14 w15 w16se w16cid wp14">
+<w:document xmlns:wpc="http://schemas.microsoft.com/office/word/2010/wordprocessingCanvas" xmlns:cx="http://schemas.microsoft.com/office/drawing/2014/chartex" xmlns:cx1="http://schemas.microsoft.com/office/drawing/2015/9/8/chartex" xmlns:cx2="http://schemas.microsoft.com/office/drawing/2015/10/21/chartex" xmlns:cx3="http://schemas.microsoft.com/office/drawing/2016/5/9/chartex" xmlns:cx4="http://schemas.microsoft.com/office/drawing/2016/5/10/chartex" xmlns:cx5="http://schemas.microsoft.com/office/drawing/2016/5/11/chartex" xmlns:cx6="http://schemas.microsoft.com/office/drawing/2016/5/12/chartex" xmlns:cx7="http://schemas.microsoft.com/office/drawing/2016/5/13/chartex" xmlns:cx8="http://schemas.microsoft.com/office/drawing/2016/5/14/chartex" xmlns:mc="http://schemas.openxmlformats.org/markup-compatibility/2006" xmlns:aink="http://schemas.microsoft.com/office/drawing/2016/ink" xmlns:am3d="http://schemas.microsoft.com/office/drawing/2017/model3d" xmlns:o="urn:schemas-microsoft-com:office:office" xmlns:r="http://schemas.openxmlformats.org/officeDocument/2006/relationships" xmlns:m="http://schemas.openxmlformats.org/officeDocument/2006/math" xmlns:v="urn:schemas-microsoft-com:vml" xmlns:wp14="http://schemas.microsoft.com/office/word/2010/wordprocessingDrawing" xmlns:wp="http://schemas.openxmlformats.org/drawingml/2006/wordprocessingDrawing" xmlns:w10="urn:schemas-microsoft-com:office:word" xmlns:w="http://schemas.openxmlformats.org/wordprocessingml/2006/main" xmlns:w14="http://schemas.microsoft.com/office/word/2010/wordml" xmlns:w15="http://schemas.microsoft.com/office/word/2012/wordml" xmlns:w16cex="http://schemas.microsoft.com/office/word/2018/wordml/cex" xmlns:w16cid="http://schemas.microsoft.com/office/word/2016/wordml/cid" xmlns:w16="http://schemas.microsoft.com/office/word/2018/wordml" xmlns:w16se="http://schemas.microsoft.com/office/word/2015/wordml/symex" xmlns:wpg="http://schemas.microsoft.com/office/word/2010/wordprocessingGroup" xmlns:wpi="http://schemas.microsoft.com/office/word/2010/wordprocessingInk" xmlns:wne="http://schemas.microsoft.com/office/word/2006/wordml" xmlns:wps="http://schemas.microsoft.com/office/word/2010/wordprocessingShape" mc:Ignorable="w14 w15 w16se w16cid w16 w16cex wp14">
   <w:body>
     <w:p>
       <w:pPr>
@@ -439,7 +439,23 @@
           <w:sz w:val="24"/>
           <w:szCs w:val="24"/>
         </w:rPr>
-        <w:t xml:space="preserve"> (Несмотря на аграрные реформы внутри управления Марокко, Франция подавляет любые попытки индустриализации) Ежемесячный прирост населения +50%, </w:t>
+        <w:t xml:space="preserve"> (Несмотря на аграрные реформы внутри управления Марокко, Франция подавляет любые попытки индустриализации</w:t>
+      </w:r>
+      <w:r>
+        <w:rPr>
+          <w:rFonts w:ascii="Times New Roman" w:hAnsi="Times New Roman" w:cs="Times New Roman"/>
+          <w:sz w:val="24"/>
+          <w:szCs w:val="24"/>
+        </w:rPr>
+        <w:t>, оставляя тяжёлую и военную промышленность в своём ведении. Технологические новинки в фермерстве, так же остаются уделом колонизаторов, тогда как феллахи вынуждены обходиться ручным трудом.</w:t>
+      </w:r>
+      <w:r>
+        <w:rPr>
+          <w:rFonts w:ascii="Times New Roman" w:hAnsi="Times New Roman" w:cs="Times New Roman"/>
+          <w:sz w:val="24"/>
+          <w:szCs w:val="24"/>
+        </w:rPr>
+        <w:t xml:space="preserve">) Ежемесячный прирост населения +50%, </w:t>
       </w:r>
       <w:proofErr w:type="spellStart"/>
       <w:r>
@@ -504,17 +520,37 @@
           <w:szCs w:val="24"/>
           <w:shd w:val="clear" w:color="auto" w:fill="F9F9F9"/>
         </w:rPr>
-        <w:t xml:space="preserve"> (Европейские державы как хищники вцепились в Марокко. Испанцы и Французы топчут нашу землю. Мы не можем с этим мириться, но можем потерпеть до нужного момента) -10% стабильности, +5% поддержки войны </w:t>
-      </w:r>
-      <w:r>
-        <w:rPr>
-          <w:rFonts w:ascii="Times New Roman" w:hAnsi="Times New Roman" w:cs="Times New Roman"/>
-          <w:color w:val="FF0000"/>
+        <w:t xml:space="preserve"> (</w:t>
+      </w:r>
+      <w:r>
+        <w:rPr>
+          <w:rFonts w:ascii="Times New Roman" w:hAnsi="Times New Roman" w:cs="Times New Roman"/>
+          <w:color w:val="000000" w:themeColor="text1"/>
           <w:sz w:val="24"/>
           <w:szCs w:val="24"/>
           <w:shd w:val="clear" w:color="auto" w:fill="F9F9F9"/>
         </w:rPr>
-        <w:t>будет убран если все нац. территории Марокко принадлежат Марокко</w:t>
+        <w:t>Берберы и арабы – это две «расы» одного народа, имеющие разные характеры, различающуюся культуру и характеры. Тем не менее, они привыкли жить рядом на протяжении многих лет. Однако, французская политика заложила всё сильнее выделяла их различия, вызывая разногласия и недовольство. Лишь наша дальнейшая политика определит, будет ли наш народ един, несмотря на различия, или будет разделён, руками колонизаторов.</w:t>
+      </w:r>
+      <w:r>
+        <w:rPr>
+          <w:rFonts w:ascii="Times New Roman" w:hAnsi="Times New Roman" w:cs="Times New Roman"/>
+          <w:color w:val="000000" w:themeColor="text1"/>
+          <w:sz w:val="24"/>
+          <w:szCs w:val="24"/>
+          <w:shd w:val="clear" w:color="auto" w:fill="F9F9F9"/>
+        </w:rPr>
+        <w:t>) -10% стабильности, +5% поддержки войны</w:t>
+      </w:r>
+      <w:r>
+        <w:rPr>
+          <w:rFonts w:ascii="Times New Roman" w:hAnsi="Times New Roman" w:cs="Times New Roman"/>
+          <w:color w:val="000000" w:themeColor="text1"/>
+          <w:sz w:val="24"/>
+          <w:szCs w:val="24"/>
+          <w:shd w:val="clear" w:color="auto" w:fill="F9F9F9"/>
+        </w:rPr>
+        <w:t>.</w:t>
       </w:r>
     </w:p>
     <w:p>
@@ -561,9 +597,8 @@
           <w:szCs w:val="24"/>
           <w:lang w:eastAsia="ru-RU"/>
         </w:rPr>
-        <w:t xml:space="preserve">была предпринята попытка максимально снизить влияние ислама на население. В первую очередь это коснулось берберов, которые, как считалось, были менее исламизированы, чем арабы. Начиная с 1914 г., этой цели была посвящена специальная берберская политика, в рамках ко- горой берберские районы вышли из-под контроля </w:t>
-      </w:r>
-      <w:proofErr w:type="spellStart"/>
+        <w:t>Б</w:t>
+      </w:r>
       <w:r>
         <w:rPr>
           <w:rFonts w:ascii="Times New Roman" w:eastAsia="Times New Roman" w:hAnsi="Times New Roman" w:cs="Times New Roman"/>
@@ -572,9 +607,9 @@
           <w:szCs w:val="24"/>
           <w:lang w:eastAsia="ru-RU"/>
         </w:rPr>
-        <w:t>махзена</w:t>
-      </w:r>
-      <w:proofErr w:type="spellEnd"/>
+        <w:t xml:space="preserve">ыла предпринята попытка максимально снизить влияние ислама на население. В первую очередь это коснулось берберов, которые, как считалось, были менее исламизированы, чем арабы. Начиная с 1914 г., этой цели была посвящена специальная берберская политика, в рамках ко- горой берберские районы вышли из-под контроля </w:t>
+      </w:r>
+      <w:proofErr w:type="spellStart"/>
       <w:r>
         <w:rPr>
           <w:rFonts w:ascii="Times New Roman" w:eastAsia="Times New Roman" w:hAnsi="Times New Roman" w:cs="Times New Roman"/>
@@ -583,7 +618,29 @@
           <w:szCs w:val="24"/>
           <w:lang w:eastAsia="ru-RU"/>
         </w:rPr>
-        <w:t xml:space="preserve">. Также в рамках этой политики закрывались коранические и арабские школы. При этом власти ничего не делали, чтобы открыть взамен пих французские. В результате к 1936 г. школы посещали не более 2% детей) </w:t>
+        <w:t>махзена</w:t>
+      </w:r>
+      <w:proofErr w:type="spellEnd"/>
+      <w:r>
+        <w:rPr>
+          <w:rFonts w:ascii="Times New Roman" w:eastAsia="Times New Roman" w:hAnsi="Times New Roman" w:cs="Times New Roman"/>
+          <w:color w:val="000000"/>
+          <w:sz w:val="24"/>
+          <w:szCs w:val="24"/>
+          <w:lang w:eastAsia="ru-RU"/>
+        </w:rPr>
+        <w:t xml:space="preserve">. Также в рамках этой политики закрывались коранические и арабские школы. При этом власти ничего не делали, чтобы открыть </w:t>
+      </w:r>
+      <w:r>
+        <w:rPr>
+          <w:rFonts w:ascii="Times New Roman" w:eastAsia="Times New Roman" w:hAnsi="Times New Roman" w:cs="Times New Roman"/>
+          <w:color w:val="000000"/>
+          <w:sz w:val="24"/>
+          <w:szCs w:val="24"/>
+          <w:lang w:eastAsia="ru-RU"/>
+        </w:rPr>
+        <w:lastRenderedPageBreak/>
+        <w:t xml:space="preserve">взамен пих французские. В результате к 1936 г. школы посещали не более 2% детей) </w:t>
       </w:r>
       <w:r>
         <w:rPr>
@@ -635,19 +692,7 @@
           <w:szCs w:val="24"/>
           <w:shd w:val="clear" w:color="auto" w:fill="FFFFFF"/>
         </w:rPr>
-        <w:t xml:space="preserve">Борьба за национальную независимость в Марокко началась в конце 19 в. после создания в стране первых политических партий. В начале 20 в. в стране действовали: Организация за независимость Алжира, </w:t>
-      </w:r>
-      <w:r>
-        <w:rPr>
-          <w:rFonts w:ascii="Times New Roman" w:hAnsi="Times New Roman" w:cs="Times New Roman"/>
-          <w:color w:val="000000"/>
-          <w:spacing w:val="4"/>
-          <w:sz w:val="24"/>
-          <w:szCs w:val="24"/>
-          <w:shd w:val="clear" w:color="auto" w:fill="FFFFFF"/>
-        </w:rPr>
-        <w:lastRenderedPageBreak/>
-        <w:t>Марокко и Туниса) Атака на национальной территории + 5%, акклиматизация в жару +10%, стабильность -5%</w:t>
+        <w:t>Борьба за национальную независимость в Марокко началась в конце 19 в. после создания в стране первых политических партий. В начале 20 в. в стране действовали: Организация за независимость Алжира, Марокко и Туниса) Атака на национальной территории + 5%, акклиматизация в жару +10%, стабильность -5%</w:t>
       </w:r>
     </w:p>
     <w:p>
@@ -672,220 +717,84 @@
           <w:sz w:val="24"/>
           <w:szCs w:val="24"/>
         </w:rPr>
-        <w:t xml:space="preserve">Призрак </w:t>
+        <w:t>Французская налоговая политика</w:t>
+      </w:r>
+      <w:r>
+        <w:rPr>
+          <w:rFonts w:ascii="Times New Roman" w:hAnsi="Times New Roman" w:cs="Times New Roman"/>
+          <w:sz w:val="24"/>
+          <w:szCs w:val="24"/>
+        </w:rPr>
+        <w:t xml:space="preserve"> (</w:t>
+      </w:r>
+      <w:r>
+        <w:rPr>
+          <w:rFonts w:ascii="Times New Roman" w:hAnsi="Times New Roman" w:cs="Times New Roman"/>
+          <w:color w:val="000000"/>
+          <w:sz w:val="24"/>
+          <w:szCs w:val="24"/>
+          <w:shd w:val="clear" w:color="auto" w:fill="FFFFFF"/>
+        </w:rPr>
+        <w:t>Важным инструментом ограбления Марокко стала налоговая политика. Только с 1918 г. по 1922 г. выплаты местного населения увеличились со 110 млн. до 172 млн. франков</w:t>
+      </w:r>
+      <w:r>
+        <w:rPr>
+          <w:rFonts w:ascii="Times New Roman" w:hAnsi="Times New Roman" w:cs="Times New Roman"/>
+          <w:sz w:val="24"/>
+          <w:szCs w:val="24"/>
+        </w:rPr>
+        <w:t xml:space="preserve">) Прирост политической власти – 0,4 за ход, 30% Фабрик (Гражданских всегда </w:t>
+      </w:r>
+      <w:r>
+        <w:rPr>
+          <w:rFonts w:ascii="Times New Roman" w:hAnsi="Times New Roman" w:cs="Times New Roman"/>
+          <w:sz w:val="24"/>
+          <w:szCs w:val="24"/>
+        </w:rPr>
+        <w:t>принадлежат</w:t>
+      </w:r>
+      <w:r>
+        <w:rPr>
+          <w:rFonts w:ascii="Times New Roman" w:hAnsi="Times New Roman" w:cs="Times New Roman"/>
+          <w:sz w:val="24"/>
+          <w:szCs w:val="24"/>
+        </w:rPr>
+        <w:t xml:space="preserve"> Франции, но не меньше 1). </w:t>
       </w:r>
       <w:proofErr w:type="spellStart"/>
       <w:r>
         <w:rPr>
           <w:rFonts w:ascii="Times New Roman" w:hAnsi="Times New Roman" w:cs="Times New Roman"/>
-          <w:b/>
-          <w:bCs/>
-          <w:sz w:val="24"/>
-          <w:szCs w:val="24"/>
-        </w:rPr>
-        <w:t>Рифской</w:t>
+          <w:sz w:val="24"/>
+          <w:szCs w:val="24"/>
+        </w:rPr>
+        <w:t>Тултип</w:t>
       </w:r>
       <w:proofErr w:type="spellEnd"/>
       <w:r>
         <w:rPr>
           <w:rFonts w:ascii="Times New Roman" w:hAnsi="Times New Roman" w:cs="Times New Roman"/>
-          <w:b/>
-          <w:bCs/>
-          <w:sz w:val="24"/>
-          <w:szCs w:val="24"/>
-        </w:rPr>
-        <w:t xml:space="preserve"> республики</w:t>
-      </w:r>
-      <w:r>
-        <w:rPr>
-          <w:rFonts w:ascii="Times New Roman" w:hAnsi="Times New Roman" w:cs="Times New Roman"/>
-          <w:sz w:val="24"/>
-          <w:szCs w:val="24"/>
-        </w:rPr>
-        <w:t xml:space="preserve"> (</w:t>
-      </w:r>
-      <w:proofErr w:type="spellStart"/>
-      <w:r>
-        <w:rPr>
-          <w:rFonts w:ascii="Times New Roman" w:hAnsi="Times New Roman" w:cs="Times New Roman"/>
-          <w:sz w:val="24"/>
-          <w:szCs w:val="24"/>
-        </w:rPr>
-        <w:t>Респу́блика</w:t>
-      </w:r>
-      <w:proofErr w:type="spellEnd"/>
-      <w:r>
-        <w:rPr>
-          <w:rFonts w:ascii="Times New Roman" w:hAnsi="Times New Roman" w:cs="Times New Roman"/>
-          <w:sz w:val="24"/>
-          <w:szCs w:val="24"/>
-        </w:rPr>
-        <w:t xml:space="preserve"> племён </w:t>
-      </w:r>
-      <w:proofErr w:type="spellStart"/>
-      <w:r>
-        <w:rPr>
-          <w:rFonts w:ascii="Times New Roman" w:hAnsi="Times New Roman" w:cs="Times New Roman"/>
-          <w:sz w:val="24"/>
-          <w:szCs w:val="24"/>
-        </w:rPr>
-        <w:t>Эр-Ри́фа</w:t>
-      </w:r>
-      <w:proofErr w:type="spellEnd"/>
-      <w:r>
-        <w:rPr>
-          <w:rFonts w:ascii="Times New Roman" w:hAnsi="Times New Roman" w:cs="Times New Roman"/>
-          <w:sz w:val="24"/>
-          <w:szCs w:val="24"/>
-        </w:rPr>
-        <w:t> ) — самопровозглашённое непризнанное государство в </w:t>
-      </w:r>
-      <w:hyperlink r:id="rId8" w:tgtFrame="Северная Африка">
-        <w:r>
-          <w:rPr>
-            <w:rFonts w:ascii="Times New Roman" w:hAnsi="Times New Roman" w:cs="Times New Roman"/>
-            <w:sz w:val="24"/>
-            <w:szCs w:val="24"/>
-          </w:rPr>
-          <w:t xml:space="preserve"> северной </w:t>
-        </w:r>
-        <w:proofErr w:type="spellStart"/>
-        <w:r>
-          <w:rPr>
-            <w:rFonts w:ascii="Times New Roman" w:hAnsi="Times New Roman" w:cs="Times New Roman"/>
-            <w:sz w:val="24"/>
-            <w:szCs w:val="24"/>
-          </w:rPr>
-          <w:t>африке</w:t>
-        </w:r>
-        <w:proofErr w:type="spellEnd"/>
-        <w:r>
-          <w:rPr>
-            <w:rFonts w:ascii="Times New Roman" w:hAnsi="Times New Roman" w:cs="Times New Roman"/>
-            <w:sz w:val="24"/>
-            <w:szCs w:val="24"/>
-          </w:rPr>
-          <w:t xml:space="preserve">, созданное после победы при </w:t>
-        </w:r>
-        <w:proofErr w:type="spellStart"/>
-        <w:r>
-          <w:rPr>
-            <w:rFonts w:ascii="Times New Roman" w:hAnsi="Times New Roman" w:cs="Times New Roman"/>
-            <w:sz w:val="24"/>
-            <w:szCs w:val="24"/>
-          </w:rPr>
-          <w:t>Анвале</w:t>
-        </w:r>
-        <w:proofErr w:type="spellEnd"/>
-        <w:r>
-          <w:rPr>
-            <w:rFonts w:ascii="Times New Roman" w:hAnsi="Times New Roman" w:cs="Times New Roman"/>
-            <w:sz w:val="24"/>
-            <w:szCs w:val="24"/>
-          </w:rPr>
-          <w:t> в 1921 году восставшими против марокканского султана и европейских колонизаторов жителями Эр-Рифа (горной области на севере Марокко). Во главе государства стоял </w:t>
-        </w:r>
-        <w:proofErr w:type="spellStart"/>
-        <w:r>
-          <w:rPr>
-            <w:rFonts w:ascii="Times New Roman" w:hAnsi="Times New Roman" w:cs="Times New Roman"/>
-            <w:sz w:val="24"/>
-            <w:szCs w:val="24"/>
-          </w:rPr>
-          <w:t>Абд</w:t>
-        </w:r>
-        <w:proofErr w:type="spellEnd"/>
-        <w:r>
-          <w:rPr>
-            <w:rFonts w:ascii="Times New Roman" w:hAnsi="Times New Roman" w:cs="Times New Roman"/>
-            <w:sz w:val="24"/>
-            <w:szCs w:val="24"/>
-          </w:rPr>
-          <w:t xml:space="preserve"> аль-</w:t>
-        </w:r>
-        <w:proofErr w:type="spellStart"/>
-        <w:r>
-          <w:rPr>
-            <w:rFonts w:ascii="Times New Roman" w:hAnsi="Times New Roman" w:cs="Times New Roman"/>
-            <w:sz w:val="24"/>
-            <w:szCs w:val="24"/>
-          </w:rPr>
-          <w:t>Крим</w:t>
-        </w:r>
-        <w:proofErr w:type="spellEnd"/>
-        <w:r>
-          <w:rPr>
-            <w:rFonts w:ascii="Times New Roman" w:hAnsi="Times New Roman" w:cs="Times New Roman"/>
-            <w:sz w:val="24"/>
-            <w:szCs w:val="24"/>
-          </w:rPr>
-          <w:t>, носивший титул президента, или эмира. Столицей государства считался родной город эмира, </w:t>
-        </w:r>
-        <w:proofErr w:type="spellStart"/>
-        <w:proofErr w:type="gramStart"/>
-        <w:r>
-          <w:rPr>
-            <w:rFonts w:ascii="Times New Roman" w:hAnsi="Times New Roman" w:cs="Times New Roman"/>
-            <w:sz w:val="24"/>
-            <w:szCs w:val="24"/>
-          </w:rPr>
-          <w:t>Аждир</w:t>
-        </w:r>
-        <w:proofErr w:type="spellEnd"/>
-        <w:r>
-          <w:rPr>
-            <w:rFonts w:ascii="Times New Roman" w:hAnsi="Times New Roman" w:cs="Times New Roman"/>
-            <w:sz w:val="24"/>
-            <w:szCs w:val="24"/>
-          </w:rPr>
-          <w:t xml:space="preserve"> .Республика</w:t>
-        </w:r>
-        <w:proofErr w:type="gramEnd"/>
-        <w:r>
-          <w:rPr>
-            <w:rFonts w:ascii="Times New Roman" w:hAnsi="Times New Roman" w:cs="Times New Roman"/>
-            <w:sz w:val="24"/>
-            <w:szCs w:val="24"/>
-          </w:rPr>
-          <w:t xml:space="preserve"> Риф пала. И тем не менее пять лет ее существования не пропали даром. Национально-освободительная борьба </w:t>
-        </w:r>
-        <w:proofErr w:type="spellStart"/>
-        <w:r>
-          <w:rPr>
-            <w:rFonts w:ascii="Times New Roman" w:hAnsi="Times New Roman" w:cs="Times New Roman"/>
-            <w:sz w:val="24"/>
-            <w:szCs w:val="24"/>
-          </w:rPr>
-          <w:t>Рифских</w:t>
-        </w:r>
-        <w:proofErr w:type="spellEnd"/>
-        <w:r>
-          <w:rPr>
-            <w:rFonts w:ascii="Times New Roman" w:hAnsi="Times New Roman" w:cs="Times New Roman"/>
-            <w:sz w:val="24"/>
-            <w:szCs w:val="24"/>
-          </w:rPr>
-          <w:t xml:space="preserve"> племен вышла за рамки местного движения и приобрела международное значение. Она пробудила чувства братской солидарности и симпатию у других зависимых народов, в первую очередь арабских народов </w:t>
-        </w:r>
-        <w:proofErr w:type="spellStart"/>
-        <w:r>
-          <w:rPr>
-            <w:rFonts w:ascii="Times New Roman" w:hAnsi="Times New Roman" w:cs="Times New Roman"/>
-            <w:sz w:val="24"/>
-            <w:szCs w:val="24"/>
-          </w:rPr>
-          <w:t>Алжнра</w:t>
-        </w:r>
-        <w:proofErr w:type="spellEnd"/>
-        <w:r>
-          <w:rPr>
-            <w:rFonts w:ascii="Times New Roman" w:hAnsi="Times New Roman" w:cs="Times New Roman"/>
-            <w:sz w:val="24"/>
-            <w:szCs w:val="24"/>
-          </w:rPr>
-          <w:t>, Туниса, Ливии, Египта, Палестины, а также народов Индии и Голландской Индии. Война в Рифе стала школой того, как надо бороться против завоевателей) Поддержка войны + 10%</w:t>
-        </w:r>
-      </w:hyperlink>
+          <w:sz w:val="24"/>
+          <w:szCs w:val="24"/>
+        </w:rPr>
+        <w:t xml:space="preserve"> (Красным) </w:t>
+      </w:r>
+      <w:r>
+        <w:rPr>
+          <w:rFonts w:ascii="Times New Roman" w:hAnsi="Times New Roman" w:cs="Times New Roman"/>
+          <w:sz w:val="24"/>
+          <w:szCs w:val="24"/>
+        </w:rPr>
+        <w:t>пропадет,</w:t>
+      </w:r>
+      <w:r>
+        <w:rPr>
+          <w:rFonts w:ascii="Times New Roman" w:hAnsi="Times New Roman" w:cs="Times New Roman"/>
+          <w:sz w:val="24"/>
+          <w:szCs w:val="24"/>
+        </w:rPr>
+        <w:t xml:space="preserve"> как только Марокко получит независимость</w:t>
+      </w:r>
     </w:p>
     <w:p>
       <w:pPr>
@@ -904,54 +813,44 @@
       <w:r>
         <w:rPr>
           <w:rFonts w:ascii="Times New Roman" w:hAnsi="Times New Roman" w:cs="Times New Roman"/>
+          <w:sz w:val="24"/>
+          <w:szCs w:val="24"/>
+        </w:rPr>
+        <w:t xml:space="preserve"> </w:t>
+      </w:r>
+      <w:r>
+        <w:rPr>
+          <w:rFonts w:ascii="Times New Roman" w:hAnsi="Times New Roman" w:cs="Times New Roman"/>
           <w:b/>
           <w:bCs/>
           <w:sz w:val="24"/>
           <w:szCs w:val="24"/>
         </w:rPr>
-        <w:t>Французская налоговая политика</w:t>
-      </w:r>
-      <w:r>
-        <w:rPr>
-          <w:rFonts w:ascii="Times New Roman" w:hAnsi="Times New Roman" w:cs="Times New Roman"/>
-          <w:sz w:val="24"/>
-          <w:szCs w:val="24"/>
-        </w:rPr>
-        <w:t xml:space="preserve"> (</w:t>
-      </w:r>
-      <w:r>
-        <w:rPr>
-          <w:rFonts w:ascii="Times New Roman" w:hAnsi="Times New Roman" w:cs="Times New Roman"/>
-          <w:color w:val="000000"/>
-          <w:sz w:val="24"/>
-          <w:szCs w:val="24"/>
-          <w:shd w:val="clear" w:color="auto" w:fill="FFFFFF"/>
-        </w:rPr>
-        <w:t>Важным инструментом ограбления Марокко стала налоговая политика. Только с 1918 г. по 1922 г. выплаты местного населения увеличились со 110 млн. до 172 млн. франков</w:t>
-      </w:r>
-      <w:r>
-        <w:rPr>
-          <w:rFonts w:ascii="Times New Roman" w:hAnsi="Times New Roman" w:cs="Times New Roman"/>
-          <w:sz w:val="24"/>
-          <w:szCs w:val="24"/>
-        </w:rPr>
-        <w:t xml:space="preserve">) Прирост политической власти – 0,4 за ход, 30% Фабрик (Гражданских всегда </w:t>
-      </w:r>
-      <w:r>
-        <w:rPr>
-          <w:rFonts w:ascii="Times New Roman" w:hAnsi="Times New Roman" w:cs="Times New Roman"/>
-          <w:sz w:val="24"/>
-          <w:szCs w:val="24"/>
-        </w:rPr>
-        <w:t>принадлежат</w:t>
-      </w:r>
-      <w:r>
-        <w:rPr>
-          <w:rFonts w:ascii="Times New Roman" w:hAnsi="Times New Roman" w:cs="Times New Roman"/>
-          <w:sz w:val="24"/>
-          <w:szCs w:val="24"/>
-        </w:rPr>
-        <w:t xml:space="preserve"> Франции, но не меньше 1). </w:t>
+        <w:t>Марокканская армия</w:t>
+      </w:r>
+      <w:r>
+        <w:rPr>
+          <w:rFonts w:ascii="Times New Roman" w:hAnsi="Times New Roman" w:cs="Times New Roman"/>
+          <w:sz w:val="24"/>
+          <w:szCs w:val="24"/>
+        </w:rPr>
+        <w:t xml:space="preserve"> (Сухопутная армия Марокко времён протектората искусно передаёт ужасное состояние, в котором она находилась в те времена. Эта историческая период имел огромное значение для Марокко и его народа, однако судьба армии оставляла желать лучшего. Время протектората характеризовалось несправедливым вмешательством иностранных держав в дела Марокко. Это оказало негативное влияние на развитие и подготовку вооруженных сил страны. Армия страдала от отсутствия современного оружия, амуниции, обученного персонала и необходимой тактической подготовки. Дефицит средств и ограниченные ресурсы привели к неэффективной деятельности армии. Военная база и инфраструктура были в плачевном состоянии, что ограничивало возможности тренировок, мобильности и коммуникации. Отсутствие достаточного финансирования привело к недостаточной заботе о здоровье и благополучии солдат, что повлекло за собой низкую боеспособность и дисциплину.)</w:t>
+      </w:r>
+      <w:r>
+        <w:rPr>
+          <w:rFonts w:ascii="Times New Roman" w:hAnsi="Times New Roman" w:cs="Times New Roman"/>
+          <w:sz w:val="24"/>
+          <w:szCs w:val="24"/>
+        </w:rPr>
+        <w:t xml:space="preserve"> </w:t>
+      </w:r>
+      <w:r>
+        <w:rPr>
+          <w:rFonts w:ascii="Times New Roman" w:hAnsi="Times New Roman" w:cs="Times New Roman"/>
+          <w:sz w:val="24"/>
+          <w:szCs w:val="24"/>
+        </w:rPr>
+        <w:t xml:space="preserve">Нельзя менять законы о призыве, -5% получения опыта, -10 командного ресурса, -3% </w:t>
       </w:r>
       <w:proofErr w:type="spellStart"/>
       <w:r>
@@ -960,33 +859,9 @@
           <w:sz w:val="24"/>
           <w:szCs w:val="24"/>
         </w:rPr>
-        <w:t>Тултип</w:t>
+        <w:t>аттаки</w:t>
       </w:r>
       <w:proofErr w:type="spellEnd"/>
-      <w:r>
-        <w:rPr>
-          <w:rFonts w:ascii="Times New Roman" w:hAnsi="Times New Roman" w:cs="Times New Roman"/>
-          <w:sz w:val="24"/>
-          <w:szCs w:val="24"/>
-        </w:rPr>
-        <w:t xml:space="preserve"> (Красным) </w:t>
-      </w:r>
-      <w:r>
-        <w:rPr>
-          <w:rFonts w:ascii="Times New Roman" w:hAnsi="Times New Roman" w:cs="Times New Roman"/>
-          <w:sz w:val="24"/>
-          <w:szCs w:val="24"/>
-        </w:rPr>
-        <w:t>пропадет,</w:t>
-      </w:r>
-      <w:r>
-        <w:rPr>
-          <w:rFonts w:ascii="Times New Roman" w:hAnsi="Times New Roman" w:cs="Times New Roman"/>
-          <w:sz w:val="24"/>
-          <w:szCs w:val="24"/>
-        </w:rPr>
-        <w:t xml:space="preserve"> как только Марокко получит независимость</w:t>
-      </w:r>
     </w:p>
     <w:p>
       <w:pPr>
@@ -1018,42 +893,25 @@
           <w:sz w:val="24"/>
           <w:szCs w:val="24"/>
         </w:rPr>
-        <w:t>Марокканская армия</w:t>
-      </w:r>
-      <w:r>
-        <w:rPr>
-          <w:rFonts w:ascii="Times New Roman" w:hAnsi="Times New Roman" w:cs="Times New Roman"/>
-          <w:sz w:val="24"/>
-          <w:szCs w:val="24"/>
-        </w:rPr>
-        <w:t xml:space="preserve"> (Сухопутная армия Марокко времён протектората искусно передаёт ужасное состояние, в котором она находилась в те времена. Эта историческая период имел огромное значение для Марокко и его народа, однако судьба армии оставляла желать лучшего. Время протектората характеризовалось несправедливым вмешательством иностранных держав в дела Марокко. Это оказало негативное влияние на развитие и подготовку вооруженных сил страны. Армия страдала от отсутствия современного оружия, амуниции, обученного персонала и необходимой тактической подготовки. Дефицит средств и ограниченные ресурсы привели к неэффективной деятельности армии. Военная база и инфраструктура были в плачевном состоянии, что ограничивало возможности тренировок, мобильности и коммуникации. Отсутствие достаточного финансирования привело к недостаточной заботе о здоровье и благополучии солдат, что повлекло за собой низкую боеспособность и дисциплину.)</w:t>
-      </w:r>
-      <w:r>
-        <w:rPr>
-          <w:rFonts w:ascii="Times New Roman" w:hAnsi="Times New Roman" w:cs="Times New Roman"/>
-          <w:sz w:val="24"/>
-          <w:szCs w:val="24"/>
-        </w:rPr>
-        <w:t xml:space="preserve"> </w:t>
-      </w:r>
-      <w:r>
-        <w:rPr>
-          <w:rFonts w:ascii="Times New Roman" w:hAnsi="Times New Roman" w:cs="Times New Roman"/>
-          <w:sz w:val="24"/>
-          <w:szCs w:val="24"/>
-        </w:rPr>
-        <w:t xml:space="preserve">Нельзя менять законы о призыве, -5% получения опыта, -10 командного ресурса, -3% </w:t>
-      </w:r>
-      <w:proofErr w:type="spellStart"/>
-      <w:r>
-        <w:rPr>
-          <w:rFonts w:ascii="Times New Roman" w:hAnsi="Times New Roman" w:cs="Times New Roman"/>
-          <w:sz w:val="24"/>
-          <w:szCs w:val="24"/>
-        </w:rPr>
-        <w:t>аттаки</w:t>
-      </w:r>
-      <w:proofErr w:type="spellEnd"/>
+        <w:t>Отсутствие ВВС</w:t>
+      </w:r>
+      <w:r>
+        <w:rPr>
+          <w:rFonts w:ascii="Times New Roman" w:hAnsi="Times New Roman" w:cs="Times New Roman"/>
+          <w:sz w:val="24"/>
+          <w:szCs w:val="24"/>
+        </w:rPr>
+        <w:t xml:space="preserve"> Скорость исследование воздушных средств +300%, Стоимость воздушной доктрины -300%. Превосходство в воздухе -100%, Вероятность появления Асса -100%, </w:t>
+      </w:r>
+      <w:r>
+        <w:rPr>
+          <w:rFonts w:ascii="Times New Roman" w:hAnsi="Times New Roman" w:cs="Times New Roman"/>
+          <w:color w:val="FF0000"/>
+          <w:sz w:val="24"/>
+          <w:szCs w:val="24"/>
+        </w:rPr>
+        <w:t>не может строить авиацию.</w:t>
+      </w:r>
     </w:p>
     <w:p>
       <w:pPr>
@@ -1072,61 +930,11 @@
       <w:r>
         <w:rPr>
           <w:rFonts w:ascii="Times New Roman" w:hAnsi="Times New Roman" w:cs="Times New Roman"/>
-          <w:sz w:val="24"/>
-          <w:szCs w:val="24"/>
-        </w:rPr>
-        <w:t xml:space="preserve"> </w:t>
-      </w:r>
-      <w:r>
-        <w:rPr>
-          <w:rFonts w:ascii="Times New Roman" w:hAnsi="Times New Roman" w:cs="Times New Roman"/>
           <w:b/>
           <w:bCs/>
           <w:sz w:val="24"/>
           <w:szCs w:val="24"/>
         </w:rPr>
-        <w:t>Отсутствие ВВС</w:t>
-      </w:r>
-      <w:r>
-        <w:rPr>
-          <w:rFonts w:ascii="Times New Roman" w:hAnsi="Times New Roman" w:cs="Times New Roman"/>
-          <w:sz w:val="24"/>
-          <w:szCs w:val="24"/>
-        </w:rPr>
-        <w:t xml:space="preserve"> Скорость исследование воздушных средств +300%, Стоимость воздушной доктрины -300%. Превосходство в воздухе -100%, Вероятность появления Асса -100%, </w:t>
-      </w:r>
-      <w:r>
-        <w:rPr>
-          <w:rFonts w:ascii="Times New Roman" w:hAnsi="Times New Roman" w:cs="Times New Roman"/>
-          <w:color w:val="FF0000"/>
-          <w:sz w:val="24"/>
-          <w:szCs w:val="24"/>
-        </w:rPr>
-        <w:t>не может строить авиацию.</w:t>
-      </w:r>
-    </w:p>
-    <w:p>
-      <w:pPr>
-        <w:pStyle w:val="a3"/>
-        <w:numPr>
-          <w:ilvl w:val="0"/>
-          <w:numId w:val="47"/>
-        </w:numPr>
-        <w:suppressAutoHyphens/>
-        <w:rPr>
-          <w:rFonts w:ascii="Times New Roman" w:hAnsi="Times New Roman" w:cs="Times New Roman"/>
-          <w:sz w:val="24"/>
-          <w:szCs w:val="24"/>
-        </w:rPr>
-      </w:pPr>
-      <w:r>
-        <w:rPr>
-          <w:rFonts w:ascii="Times New Roman" w:hAnsi="Times New Roman" w:cs="Times New Roman"/>
-          <w:b/>
-          <w:bCs/>
-          <w:sz w:val="24"/>
-          <w:szCs w:val="24"/>
-        </w:rPr>
         <w:t>Отсутствие ВМФ</w:t>
       </w:r>
       <w:r>
@@ -1212,7 +1020,7 @@
           <w:sz w:val="24"/>
           <w:szCs w:val="24"/>
         </w:rPr>
-        <w:t xml:space="preserve">Со старта будет отображаться правителем лидер монархии, монархи будет правящей силой, но </w:t>
+        <w:t xml:space="preserve">Со старта будет отображаться правителем лидер монархии, монархи будет правящей силой, </w:t>
       </w:r>
       <w:proofErr w:type="gramStart"/>
       <w:r>
@@ -1221,7 +1029,7 @@
           <w:sz w:val="24"/>
           <w:szCs w:val="24"/>
         </w:rPr>
-        <w:t>так же</w:t>
+        <w:t>но так же как</w:t>
       </w:r>
       <w:proofErr w:type="gramEnd"/>
       <w:r>
@@ -1230,7 +1038,7 @@
           <w:sz w:val="24"/>
           <w:szCs w:val="24"/>
         </w:rPr>
-        <w:t xml:space="preserve"> как в Манчжурии будет кнопка переключения на лидера авторитаризма</w:t>
+        <w:t xml:space="preserve"> в Манчжурии будет кнопка переключения на лидера авторитаризма</w:t>
       </w:r>
       <w:r>
         <w:rPr>
@@ -1316,7 +1124,6 @@
           <w:sz w:val="24"/>
           <w:szCs w:val="24"/>
         </w:rPr>
-        <w:lastRenderedPageBreak/>
         <w:t>Правитель со старта</w:t>
       </w:r>
       <w:r>
@@ -1532,6 +1339,7 @@
           <w:sz w:val="24"/>
           <w:szCs w:val="24"/>
         </w:rPr>
+        <w:lastRenderedPageBreak/>
         <w:t xml:space="preserve">Марсель </w:t>
       </w:r>
       <w:proofErr w:type="spellStart"/>
@@ -3066,8 +2874,310 @@
           <w:sz w:val="24"/>
           <w:szCs w:val="24"/>
         </w:rPr>
+        <w:t>Маати</w:t>
+      </w:r>
+      <w:proofErr w:type="spellEnd"/>
+      <w:r>
+        <w:rPr>
+          <w:rFonts w:ascii="Times New Roman" w:hAnsi="Times New Roman" w:cs="Times New Roman"/>
+          <w:sz w:val="24"/>
+          <w:szCs w:val="24"/>
+        </w:rPr>
+        <w:t xml:space="preserve"> </w:t>
+      </w:r>
+      <w:proofErr w:type="spellStart"/>
+      <w:r>
+        <w:rPr>
+          <w:rFonts w:ascii="Times New Roman" w:hAnsi="Times New Roman" w:cs="Times New Roman"/>
+          <w:sz w:val="24"/>
+          <w:szCs w:val="24"/>
+        </w:rPr>
+        <w:t>Буабид</w:t>
+      </w:r>
+      <w:proofErr w:type="spellEnd"/>
+      <w:r>
+        <w:rPr>
+          <w:rFonts w:ascii="Times New Roman" w:hAnsi="Times New Roman" w:cs="Times New Roman"/>
+          <w:sz w:val="24"/>
+          <w:szCs w:val="24"/>
+        </w:rPr>
+        <w:t xml:space="preserve"> (</w:t>
+      </w:r>
+      <w:proofErr w:type="spellStart"/>
+      <w:r>
+        <w:rPr>
+          <w:rFonts w:ascii="Times New Roman" w:hAnsi="Times New Roman" w:cs="Times New Roman"/>
+          <w:sz w:val="24"/>
+          <w:szCs w:val="24"/>
+          <w:lang w:val="en-US"/>
+        </w:rPr>
+        <w:t>Maati</w:t>
+      </w:r>
+      <w:proofErr w:type="spellEnd"/>
+      <w:r>
+        <w:rPr>
+          <w:rFonts w:ascii="Times New Roman" w:hAnsi="Times New Roman" w:cs="Times New Roman"/>
+          <w:sz w:val="24"/>
+          <w:szCs w:val="24"/>
+        </w:rPr>
+        <w:t xml:space="preserve"> </w:t>
+      </w:r>
+      <w:proofErr w:type="spellStart"/>
+      <w:r>
+        <w:rPr>
+          <w:rFonts w:ascii="Times New Roman" w:hAnsi="Times New Roman" w:cs="Times New Roman"/>
+          <w:sz w:val="24"/>
+          <w:szCs w:val="24"/>
+          <w:lang w:val="en-US"/>
+        </w:rPr>
+        <w:t>Bouabid</w:t>
+      </w:r>
+      <w:proofErr w:type="spellEnd"/>
+      <w:r>
+        <w:rPr>
+          <w:rFonts w:ascii="Times New Roman" w:hAnsi="Times New Roman" w:cs="Times New Roman"/>
+          <w:sz w:val="24"/>
+          <w:szCs w:val="24"/>
+        </w:rPr>
+        <w:t xml:space="preserve">) – Прокурор. Правящая идеология </w:t>
+      </w:r>
+      <w:r>
+        <w:rPr>
+          <w:rFonts w:ascii="Times New Roman" w:hAnsi="Times New Roman" w:cs="Times New Roman"/>
+          <w:color w:val="5B9BD5" w:themeColor="accent1"/>
+          <w:sz w:val="24"/>
+          <w:szCs w:val="24"/>
+        </w:rPr>
+        <w:t>Демократия</w:t>
+      </w:r>
+      <w:r>
+        <w:rPr>
+          <w:rFonts w:ascii="Times New Roman" w:hAnsi="Times New Roman" w:cs="Times New Roman"/>
+          <w:sz w:val="24"/>
+          <w:szCs w:val="24"/>
+        </w:rPr>
+        <w:t xml:space="preserve"> Урон, наносимы гарнизонам – 20%, скорость роста подчинения + 10%</w:t>
+      </w:r>
+    </w:p>
+    <w:p>
+      <w:pPr>
+        <w:rPr>
+          <w:rFonts w:ascii="Times New Roman" w:hAnsi="Times New Roman" w:cs="Times New Roman"/>
+          <w:sz w:val="24"/>
+          <w:szCs w:val="24"/>
+        </w:rPr>
+      </w:pPr>
+      <w:r>
+        <w:rPr>
+          <w:rFonts w:ascii="Times New Roman" w:hAnsi="Times New Roman" w:cs="Times New Roman"/>
+          <w:sz w:val="24"/>
+          <w:szCs w:val="24"/>
+        </w:rPr>
+        <w:t xml:space="preserve">Али </w:t>
+      </w:r>
+      <w:proofErr w:type="spellStart"/>
+      <w:r>
+        <w:rPr>
+          <w:rFonts w:ascii="Times New Roman" w:hAnsi="Times New Roman" w:cs="Times New Roman"/>
+          <w:sz w:val="24"/>
+          <w:szCs w:val="24"/>
+        </w:rPr>
+        <w:t>Ята</w:t>
+      </w:r>
+      <w:proofErr w:type="spellEnd"/>
+      <w:r>
+        <w:rPr>
+          <w:rFonts w:ascii="Times New Roman" w:hAnsi="Times New Roman" w:cs="Times New Roman"/>
+          <w:sz w:val="24"/>
+          <w:szCs w:val="24"/>
+        </w:rPr>
+        <w:t xml:space="preserve"> (</w:t>
+      </w:r>
+      <w:r>
+        <w:rPr>
+          <w:rFonts w:ascii="Times New Roman" w:hAnsi="Times New Roman" w:cs="Times New Roman"/>
+          <w:sz w:val="24"/>
+          <w:szCs w:val="24"/>
+          <w:lang w:val="en-US"/>
+        </w:rPr>
+        <w:t>Ali</w:t>
+      </w:r>
+      <w:r>
+        <w:rPr>
+          <w:rFonts w:ascii="Times New Roman" w:hAnsi="Times New Roman" w:cs="Times New Roman"/>
+          <w:sz w:val="24"/>
+          <w:szCs w:val="24"/>
+        </w:rPr>
+        <w:t xml:space="preserve"> </w:t>
+      </w:r>
+      <w:proofErr w:type="spellStart"/>
+      <w:r>
+        <w:rPr>
+          <w:rFonts w:ascii="Times New Roman" w:hAnsi="Times New Roman" w:cs="Times New Roman"/>
+          <w:sz w:val="24"/>
+          <w:szCs w:val="24"/>
+          <w:lang w:val="en-US"/>
+        </w:rPr>
+        <w:t>Yata</w:t>
+      </w:r>
+      <w:proofErr w:type="spellEnd"/>
+      <w:r>
+        <w:rPr>
+          <w:rFonts w:ascii="Times New Roman" w:hAnsi="Times New Roman" w:cs="Times New Roman"/>
+          <w:sz w:val="24"/>
+          <w:szCs w:val="24"/>
+        </w:rPr>
+        <w:t xml:space="preserve">)– Член политбюро. </w:t>
+      </w:r>
+      <w:proofErr w:type="spellStart"/>
+      <w:r>
+        <w:rPr>
+          <w:rFonts w:ascii="Times New Roman" w:hAnsi="Times New Roman" w:cs="Times New Roman"/>
+          <w:sz w:val="24"/>
+          <w:szCs w:val="24"/>
+        </w:rPr>
+        <w:t>трейт</w:t>
+      </w:r>
+      <w:proofErr w:type="spellEnd"/>
+      <w:r>
+        <w:rPr>
+          <w:rFonts w:ascii="Times New Roman" w:hAnsi="Times New Roman" w:cs="Times New Roman"/>
+          <w:sz w:val="24"/>
+          <w:szCs w:val="24"/>
+        </w:rPr>
+        <w:t xml:space="preserve">: Рабочая лошадка Правящая идеология </w:t>
+      </w:r>
+      <w:r>
+        <w:rPr>
+          <w:rFonts w:ascii="Times New Roman" w:hAnsi="Times New Roman" w:cs="Times New Roman"/>
+          <w:color w:val="FF0000"/>
+          <w:sz w:val="24"/>
+          <w:szCs w:val="24"/>
+        </w:rPr>
+        <w:t>Коммунизм</w:t>
+      </w:r>
+      <w:r>
+        <w:rPr>
+          <w:rFonts w:ascii="Times New Roman" w:hAnsi="Times New Roman" w:cs="Times New Roman"/>
+          <w:sz w:val="24"/>
+          <w:szCs w:val="24"/>
+        </w:rPr>
+        <w:t xml:space="preserve"> или выполнен фокус </w:t>
+      </w:r>
+    </w:p>
+    <w:p>
+      <w:pPr>
+        <w:rPr>
+          <w:rFonts w:ascii="Times New Roman" w:hAnsi="Times New Roman" w:cs="Times New Roman"/>
+          <w:sz w:val="24"/>
+          <w:szCs w:val="24"/>
+        </w:rPr>
+      </w:pPr>
+      <w:r>
+        <w:rPr>
+          <w:rFonts w:ascii="Times New Roman" w:hAnsi="Times New Roman" w:cs="Times New Roman"/>
+          <w:sz w:val="24"/>
+          <w:szCs w:val="24"/>
+        </w:rPr>
+        <w:t xml:space="preserve">Мохаммед </w:t>
+      </w:r>
+      <w:proofErr w:type="spellStart"/>
+      <w:r>
+        <w:rPr>
+          <w:rFonts w:ascii="Times New Roman" w:hAnsi="Times New Roman" w:cs="Times New Roman"/>
+          <w:sz w:val="24"/>
+          <w:szCs w:val="24"/>
+        </w:rPr>
+        <w:t>Ферхат</w:t>
+      </w:r>
+      <w:proofErr w:type="spellEnd"/>
+      <w:r>
+        <w:rPr>
+          <w:rFonts w:ascii="Times New Roman" w:hAnsi="Times New Roman" w:cs="Times New Roman"/>
+          <w:sz w:val="24"/>
+          <w:szCs w:val="24"/>
+        </w:rPr>
+        <w:t xml:space="preserve"> (</w:t>
+      </w:r>
+      <w:r>
+        <w:rPr>
+          <w:rFonts w:ascii="Times New Roman" w:hAnsi="Times New Roman" w:cs="Times New Roman"/>
+          <w:sz w:val="24"/>
+          <w:szCs w:val="24"/>
+          <w:lang w:val="en-US"/>
+        </w:rPr>
+        <w:t>Mohammed</w:t>
+      </w:r>
+      <w:r>
+        <w:rPr>
+          <w:rFonts w:ascii="Times New Roman" w:hAnsi="Times New Roman" w:cs="Times New Roman"/>
+          <w:sz w:val="24"/>
+          <w:szCs w:val="24"/>
+        </w:rPr>
+        <w:t xml:space="preserve"> </w:t>
+      </w:r>
+      <w:r>
+        <w:rPr>
+          <w:rFonts w:ascii="Times New Roman" w:hAnsi="Times New Roman" w:cs="Times New Roman"/>
+          <w:sz w:val="24"/>
+          <w:szCs w:val="24"/>
+          <w:lang w:val="en-US"/>
+        </w:rPr>
+        <w:t>Ferhat</w:t>
+      </w:r>
+      <w:r>
+        <w:rPr>
+          <w:rFonts w:ascii="Times New Roman" w:hAnsi="Times New Roman" w:cs="Times New Roman"/>
+          <w:sz w:val="24"/>
+          <w:szCs w:val="24"/>
+        </w:rPr>
+        <w:t xml:space="preserve">) – Редактор. Правящая идеология </w:t>
+      </w:r>
+      <w:r>
+        <w:rPr>
+          <w:rFonts w:ascii="Times New Roman" w:hAnsi="Times New Roman" w:cs="Times New Roman"/>
+          <w:color w:val="FF0000"/>
+          <w:sz w:val="24"/>
+          <w:szCs w:val="24"/>
+        </w:rPr>
+        <w:t>Коммунизм</w:t>
+      </w:r>
+      <w:r>
+        <w:rPr>
+          <w:rFonts w:ascii="Times New Roman" w:hAnsi="Times New Roman" w:cs="Times New Roman"/>
+          <w:sz w:val="24"/>
+          <w:szCs w:val="24"/>
+        </w:rPr>
+        <w:t xml:space="preserve"> </w:t>
+      </w:r>
+    </w:p>
+    <w:p>
+      <w:pPr>
+        <w:rPr>
+          <w:rFonts w:ascii="Times New Roman" w:hAnsi="Times New Roman" w:cs="Times New Roman"/>
+          <w:color w:val="202122"/>
+          <w:sz w:val="24"/>
+          <w:szCs w:val="24"/>
+          <w:shd w:val="clear" w:color="auto" w:fill="FFFFFF"/>
+        </w:rPr>
+      </w:pPr>
+      <w:r>
+        <w:rPr>
+          <w:rFonts w:ascii="Times New Roman" w:hAnsi="Times New Roman" w:cs="Times New Roman"/>
+          <w:sz w:val="24"/>
+          <w:szCs w:val="24"/>
+        </w:rPr>
         <w:lastRenderedPageBreak/>
-        <w:t>Маати</w:t>
+        <w:t xml:space="preserve">Ахмед </w:t>
+      </w:r>
+      <w:proofErr w:type="spellStart"/>
+      <w:r>
+        <w:rPr>
+          <w:rFonts w:ascii="Times New Roman" w:hAnsi="Times New Roman" w:cs="Times New Roman"/>
+          <w:sz w:val="24"/>
+          <w:szCs w:val="24"/>
+        </w:rPr>
+        <w:t>Балафредж</w:t>
       </w:r>
       <w:proofErr w:type="spellEnd"/>
       <w:r>
@@ -3076,6 +3186,24 @@
           <w:sz w:val="24"/>
           <w:szCs w:val="24"/>
         </w:rPr>
+        <w:t xml:space="preserve"> (</w:t>
+      </w:r>
+      <w:proofErr w:type="spellStart"/>
+      <w:r>
+        <w:rPr>
+          <w:rFonts w:ascii="Times New Roman" w:hAnsi="Times New Roman" w:cs="Times New Roman"/>
+          <w:sz w:val="24"/>
+          <w:szCs w:val="24"/>
+        </w:rPr>
+        <w:t>Ahmed</w:t>
+      </w:r>
+      <w:proofErr w:type="spellEnd"/>
+      <w:r>
+        <w:rPr>
+          <w:rFonts w:ascii="Times New Roman" w:hAnsi="Times New Roman" w:cs="Times New Roman"/>
+          <w:sz w:val="24"/>
+          <w:szCs w:val="24"/>
+        </w:rPr>
         <w:t xml:space="preserve"> </w:t>
       </w:r>
       <w:proofErr w:type="spellStart"/>
@@ -3085,7 +3213,7 @@
           <w:sz w:val="24"/>
           <w:szCs w:val="24"/>
         </w:rPr>
-        <w:t>Буабид</w:t>
+        <w:t>Balafrej</w:t>
       </w:r>
       <w:proofErr w:type="spellEnd"/>
       <w:r>
@@ -3094,6 +3222,201 @@
           <w:sz w:val="24"/>
           <w:szCs w:val="24"/>
         </w:rPr>
+        <w:t xml:space="preserve">) – Борец за независимость Правящая идеология </w:t>
+      </w:r>
+      <w:r>
+        <w:rPr>
+          <w:rFonts w:ascii="Times New Roman" w:hAnsi="Times New Roman" w:cs="Times New Roman"/>
+          <w:color w:val="7F7F7F" w:themeColor="text1" w:themeTint="80"/>
+          <w:sz w:val="24"/>
+          <w:szCs w:val="24"/>
+        </w:rPr>
+        <w:t>Авторитаризм</w:t>
+      </w:r>
+      <w:r>
+        <w:rPr>
+          <w:rFonts w:ascii="Times New Roman" w:hAnsi="Times New Roman" w:cs="Times New Roman"/>
+          <w:sz w:val="24"/>
+          <w:szCs w:val="24"/>
+        </w:rPr>
+        <w:t xml:space="preserve">. +3 </w:t>
+      </w:r>
+      <w:proofErr w:type="spellStart"/>
+      <w:r>
+        <w:rPr>
+          <w:rFonts w:ascii="Times New Roman" w:hAnsi="Times New Roman" w:cs="Times New Roman"/>
+          <w:sz w:val="24"/>
+          <w:szCs w:val="24"/>
+        </w:rPr>
+        <w:t>очк</w:t>
+      </w:r>
+      <w:proofErr w:type="spellEnd"/>
+      <w:r>
+        <w:rPr>
+          <w:rFonts w:ascii="Times New Roman" w:hAnsi="Times New Roman" w:cs="Times New Roman"/>
+          <w:sz w:val="24"/>
+          <w:szCs w:val="24"/>
+        </w:rPr>
+        <w:t xml:space="preserve">. Автономии в </w:t>
+      </w:r>
+      <w:proofErr w:type="spellStart"/>
+      <w:r>
+        <w:rPr>
+          <w:rFonts w:ascii="Times New Roman" w:hAnsi="Times New Roman" w:cs="Times New Roman"/>
+          <w:sz w:val="24"/>
+          <w:szCs w:val="24"/>
+        </w:rPr>
+        <w:t>нед</w:t>
+      </w:r>
+      <w:proofErr w:type="spellEnd"/>
+      <w:r>
+        <w:rPr>
+          <w:rFonts w:ascii="Times New Roman" w:hAnsi="Times New Roman" w:cs="Times New Roman"/>
+          <w:sz w:val="24"/>
+          <w:szCs w:val="24"/>
+        </w:rPr>
+        <w:t xml:space="preserve">, </w:t>
+      </w:r>
+      <w:r>
+        <w:rPr>
+          <w:rFonts w:ascii="Times New Roman" w:hAnsi="Times New Roman" w:cs="Times New Roman"/>
+          <w:color w:val="202122"/>
+          <w:sz w:val="24"/>
+          <w:szCs w:val="24"/>
+          <w:shd w:val="clear" w:color="auto" w:fill="FFFFFF"/>
+        </w:rPr>
+        <w:t>архитектор политической организации. Прирост полит власти +10%</w:t>
+      </w:r>
+    </w:p>
+    <w:p>
+      <w:pPr>
+        <w:rPr>
+          <w:rFonts w:ascii="Times New Roman" w:hAnsi="Times New Roman" w:cs="Times New Roman"/>
+          <w:sz w:val="24"/>
+          <w:szCs w:val="24"/>
+        </w:rPr>
+      </w:pPr>
+      <w:r>
+        <w:rPr>
+          <w:rFonts w:ascii="Times New Roman" w:hAnsi="Times New Roman" w:cs="Times New Roman"/>
+          <w:sz w:val="24"/>
+          <w:szCs w:val="24"/>
+        </w:rPr>
+        <w:t>Абдулла Ибрагим (</w:t>
+      </w:r>
+      <w:r>
+        <w:rPr>
+          <w:rFonts w:ascii="Times New Roman" w:hAnsi="Times New Roman" w:cs="Times New Roman"/>
+          <w:sz w:val="24"/>
+          <w:szCs w:val="24"/>
+          <w:lang w:val="en-US"/>
+        </w:rPr>
+        <w:t>Abdullah</w:t>
+      </w:r>
+      <w:r>
+        <w:rPr>
+          <w:rFonts w:ascii="Times New Roman" w:hAnsi="Times New Roman" w:cs="Times New Roman"/>
+          <w:sz w:val="24"/>
+          <w:szCs w:val="24"/>
+        </w:rPr>
+        <w:t xml:space="preserve"> </w:t>
+      </w:r>
+      <w:r>
+        <w:rPr>
+          <w:rFonts w:ascii="Times New Roman" w:hAnsi="Times New Roman" w:cs="Times New Roman"/>
+          <w:sz w:val="24"/>
+          <w:szCs w:val="24"/>
+          <w:lang w:val="en-US"/>
+        </w:rPr>
+        <w:t>Ibrahim</w:t>
+      </w:r>
+      <w:r>
+        <w:rPr>
+          <w:rFonts w:ascii="Times New Roman" w:hAnsi="Times New Roman" w:cs="Times New Roman"/>
+          <w:sz w:val="24"/>
+          <w:szCs w:val="24"/>
+        </w:rPr>
+        <w:t xml:space="preserve">) – Борец за независимость; Правящая идеология </w:t>
+      </w:r>
+      <w:r>
+        <w:rPr>
+          <w:rFonts w:ascii="Times New Roman" w:hAnsi="Times New Roman" w:cs="Times New Roman"/>
+          <w:color w:val="7030A0"/>
+          <w:sz w:val="24"/>
+          <w:szCs w:val="24"/>
+        </w:rPr>
+        <w:t>Монархия</w:t>
+      </w:r>
+      <w:r>
+        <w:rPr>
+          <w:rFonts w:ascii="Times New Roman" w:hAnsi="Times New Roman" w:cs="Times New Roman"/>
+          <w:sz w:val="24"/>
+          <w:szCs w:val="24"/>
+        </w:rPr>
+        <w:t xml:space="preserve">. +3 </w:t>
+      </w:r>
+      <w:proofErr w:type="spellStart"/>
+      <w:r>
+        <w:rPr>
+          <w:rFonts w:ascii="Times New Roman" w:hAnsi="Times New Roman" w:cs="Times New Roman"/>
+          <w:sz w:val="24"/>
+          <w:szCs w:val="24"/>
+        </w:rPr>
+        <w:t>очк</w:t>
+      </w:r>
+      <w:proofErr w:type="spellEnd"/>
+      <w:r>
+        <w:rPr>
+          <w:rFonts w:ascii="Times New Roman" w:hAnsi="Times New Roman" w:cs="Times New Roman"/>
+          <w:sz w:val="24"/>
+          <w:szCs w:val="24"/>
+        </w:rPr>
+        <w:t xml:space="preserve">. Автономии в </w:t>
+      </w:r>
+      <w:proofErr w:type="spellStart"/>
+      <w:r>
+        <w:rPr>
+          <w:rFonts w:ascii="Times New Roman" w:hAnsi="Times New Roman" w:cs="Times New Roman"/>
+          <w:sz w:val="24"/>
+          <w:szCs w:val="24"/>
+        </w:rPr>
+        <w:t>нед</w:t>
+      </w:r>
+      <w:proofErr w:type="spellEnd"/>
+    </w:p>
+    <w:p>
+      <w:pPr>
+        <w:rPr>
+          <w:rFonts w:ascii="Times New Roman" w:hAnsi="Times New Roman" w:cs="Times New Roman"/>
+          <w:color w:val="70AD47" w:themeColor="accent6"/>
+          <w:sz w:val="24"/>
+          <w:szCs w:val="24"/>
+        </w:rPr>
+      </w:pPr>
+      <w:r>
+        <w:rPr>
+          <w:rFonts w:ascii="Times New Roman" w:hAnsi="Times New Roman" w:cs="Times New Roman"/>
+          <w:sz w:val="24"/>
+          <w:szCs w:val="24"/>
+        </w:rPr>
+        <w:t xml:space="preserve">Мохаммед Карим </w:t>
+      </w:r>
+      <w:proofErr w:type="spellStart"/>
+      <w:r>
+        <w:rPr>
+          <w:rFonts w:ascii="Times New Roman" w:hAnsi="Times New Roman" w:cs="Times New Roman"/>
+          <w:sz w:val="24"/>
+          <w:szCs w:val="24"/>
+        </w:rPr>
+        <w:t>Ламрани</w:t>
+      </w:r>
+      <w:proofErr w:type="spellEnd"/>
+      <w:r>
+        <w:rPr>
+          <w:rFonts w:ascii="Times New Roman" w:hAnsi="Times New Roman" w:cs="Times New Roman"/>
+          <w:sz w:val="24"/>
+          <w:szCs w:val="24"/>
+        </w:rPr>
         <w:t xml:space="preserve"> (</w:t>
       </w:r>
       <w:proofErr w:type="spellStart"/>
@@ -3102,9 +3425,8 @@
           <w:rFonts w:ascii="Times New Roman" w:hAnsi="Times New Roman" w:cs="Times New Roman"/>
           <w:sz w:val="24"/>
           <w:szCs w:val="24"/>
-          <w:lang w:val="en-US"/>
-        </w:rPr>
-        <w:t>Maati</w:t>
+        </w:rPr>
+        <w:t>Mohammed</w:t>
       </w:r>
       <w:proofErr w:type="spellEnd"/>
       <w:r>
@@ -3121,9 +3443,8 @@
           <w:rFonts w:ascii="Times New Roman" w:hAnsi="Times New Roman" w:cs="Times New Roman"/>
           <w:sz w:val="24"/>
           <w:szCs w:val="24"/>
-          <w:lang w:val="en-US"/>
-        </w:rPr>
-        <w:t>Bouabid</w:t>
+        </w:rPr>
+        <w:t>Karim</w:t>
       </w:r>
       <w:proofErr w:type="spellEnd"/>
       <w:r>
@@ -3132,41 +3453,7 @@
           <w:sz w:val="24"/>
           <w:szCs w:val="24"/>
         </w:rPr>
-        <w:t xml:space="preserve">) – Прокурор. Правящая идеология </w:t>
-      </w:r>
-      <w:r>
-        <w:rPr>
-          <w:rFonts w:ascii="Times New Roman" w:hAnsi="Times New Roman" w:cs="Times New Roman"/>
-          <w:color w:val="5B9BD5" w:themeColor="accent1"/>
-          <w:sz w:val="24"/>
-          <w:szCs w:val="24"/>
-        </w:rPr>
-        <w:t>Демократия</w:t>
-      </w:r>
-      <w:r>
-        <w:rPr>
-          <w:rFonts w:ascii="Times New Roman" w:hAnsi="Times New Roman" w:cs="Times New Roman"/>
-          <w:sz w:val="24"/>
-          <w:szCs w:val="24"/>
-        </w:rPr>
-        <w:t xml:space="preserve"> Урон, наносимы гарнизонам – 20%, скорость роста подчинения + 10%</w:t>
-      </w:r>
-    </w:p>
-    <w:p>
-      <w:pPr>
-        <w:rPr>
-          <w:rFonts w:ascii="Times New Roman" w:hAnsi="Times New Roman" w:cs="Times New Roman"/>
-          <w:sz w:val="24"/>
-          <w:szCs w:val="24"/>
-        </w:rPr>
-      </w:pPr>
-      <w:r>
-        <w:rPr>
-          <w:rFonts w:ascii="Times New Roman" w:hAnsi="Times New Roman" w:cs="Times New Roman"/>
-          <w:sz w:val="24"/>
-          <w:szCs w:val="24"/>
-        </w:rPr>
-        <w:t xml:space="preserve">Али </w:t>
+        <w:t xml:space="preserve"> </w:t>
       </w:r>
       <w:proofErr w:type="spellStart"/>
       <w:r>
@@ -3175,7 +3462,7 @@
           <w:sz w:val="24"/>
           <w:szCs w:val="24"/>
         </w:rPr>
-        <w:t>Ята</w:t>
+        <w:t>Lamrani</w:t>
       </w:r>
       <w:proofErr w:type="spellEnd"/>
       <w:r>
@@ -3184,540 +3471,39 @@
           <w:sz w:val="24"/>
           <w:szCs w:val="24"/>
         </w:rPr>
-        <w:t xml:space="preserve"> (</w:t>
-      </w:r>
-      <w:r>
-        <w:rPr>
-          <w:rFonts w:ascii="Times New Roman" w:hAnsi="Times New Roman" w:cs="Times New Roman"/>
-          <w:sz w:val="24"/>
-          <w:szCs w:val="24"/>
-          <w:lang w:val="en-US"/>
-        </w:rPr>
-        <w:t>Ali</w:t>
-      </w:r>
-      <w:r>
-        <w:rPr>
-          <w:rFonts w:ascii="Times New Roman" w:hAnsi="Times New Roman" w:cs="Times New Roman"/>
-          <w:sz w:val="24"/>
-          <w:szCs w:val="24"/>
-        </w:rPr>
-        <w:t xml:space="preserve"> </w:t>
-      </w:r>
+        <w:t xml:space="preserve">) – Капитан индустрии </w:t>
+      </w:r>
+    </w:p>
+    <w:p>
+      <w:pPr>
+        <w:rPr>
+          <w:rFonts w:ascii="Times New Roman" w:hAnsi="Times New Roman" w:cs="Times New Roman"/>
+          <w:color w:val="70AD47" w:themeColor="accent6"/>
+          <w:sz w:val="24"/>
+          <w:szCs w:val="24"/>
+        </w:rPr>
+      </w:pPr>
       <w:proofErr w:type="spellStart"/>
       <w:r>
         <w:rPr>
           <w:rFonts w:ascii="Times New Roman" w:hAnsi="Times New Roman" w:cs="Times New Roman"/>
-          <w:sz w:val="24"/>
-          <w:szCs w:val="24"/>
-          <w:lang w:val="en-US"/>
-        </w:rPr>
-        <w:t>Yata</w:t>
+          <w:color w:val="4D4D4D"/>
+          <w:sz w:val="24"/>
+          <w:szCs w:val="24"/>
+          <w:shd w:val="clear" w:color="auto" w:fill="FFFFFF"/>
+        </w:rPr>
+        <w:t>Мубашшир</w:t>
       </w:r>
       <w:proofErr w:type="spellEnd"/>
       <w:r>
         <w:rPr>
           <w:rFonts w:ascii="Times New Roman" w:hAnsi="Times New Roman" w:cs="Times New Roman"/>
-          <w:sz w:val="24"/>
-          <w:szCs w:val="24"/>
-        </w:rPr>
-        <w:t xml:space="preserve">)– Член политбюро. </w:t>
-      </w:r>
-      <w:proofErr w:type="spellStart"/>
-      <w:r>
-        <w:rPr>
-          <w:rFonts w:ascii="Times New Roman" w:hAnsi="Times New Roman" w:cs="Times New Roman"/>
-          <w:sz w:val="24"/>
-          <w:szCs w:val="24"/>
-        </w:rPr>
-        <w:t>трейт</w:t>
-      </w:r>
-      <w:proofErr w:type="spellEnd"/>
-      <w:r>
-        <w:rPr>
-          <w:rFonts w:ascii="Times New Roman" w:hAnsi="Times New Roman" w:cs="Times New Roman"/>
-          <w:sz w:val="24"/>
-          <w:szCs w:val="24"/>
-        </w:rPr>
-        <w:t xml:space="preserve">: Рабочая лошадка Правящая идеология </w:t>
-      </w:r>
-      <w:r>
-        <w:rPr>
-          <w:rFonts w:ascii="Times New Roman" w:hAnsi="Times New Roman" w:cs="Times New Roman"/>
-          <w:color w:val="FF0000"/>
-          <w:sz w:val="24"/>
-          <w:szCs w:val="24"/>
-        </w:rPr>
-        <w:t>Коммунизм</w:t>
-      </w:r>
-      <w:r>
-        <w:rPr>
-          <w:rFonts w:ascii="Times New Roman" w:hAnsi="Times New Roman" w:cs="Times New Roman"/>
-          <w:sz w:val="24"/>
-          <w:szCs w:val="24"/>
-        </w:rPr>
-        <w:t xml:space="preserve"> или выполнен фокус </w:t>
-      </w:r>
-    </w:p>
-    <w:p>
-      <w:pPr>
-        <w:rPr>
-          <w:rFonts w:ascii="Times New Roman" w:hAnsi="Times New Roman" w:cs="Times New Roman"/>
-          <w:sz w:val="24"/>
-          <w:szCs w:val="24"/>
-        </w:rPr>
-      </w:pPr>
-      <w:r>
-        <w:rPr>
-          <w:rFonts w:ascii="Times New Roman" w:hAnsi="Times New Roman" w:cs="Times New Roman"/>
-          <w:sz w:val="24"/>
-          <w:szCs w:val="24"/>
-        </w:rPr>
-        <w:t xml:space="preserve">Мохаммед </w:t>
-      </w:r>
-      <w:proofErr w:type="spellStart"/>
-      <w:r>
-        <w:rPr>
-          <w:rFonts w:ascii="Times New Roman" w:hAnsi="Times New Roman" w:cs="Times New Roman"/>
-          <w:sz w:val="24"/>
-          <w:szCs w:val="24"/>
-        </w:rPr>
-        <w:t>Ферхат</w:t>
-      </w:r>
-      <w:proofErr w:type="spellEnd"/>
-      <w:r>
-        <w:rPr>
-          <w:rFonts w:ascii="Times New Roman" w:hAnsi="Times New Roman" w:cs="Times New Roman"/>
-          <w:sz w:val="24"/>
-          <w:szCs w:val="24"/>
-        </w:rPr>
-        <w:t xml:space="preserve"> (</w:t>
-      </w:r>
-      <w:r>
-        <w:rPr>
-          <w:rFonts w:ascii="Times New Roman" w:hAnsi="Times New Roman" w:cs="Times New Roman"/>
-          <w:sz w:val="24"/>
-          <w:szCs w:val="24"/>
-          <w:lang w:val="en-US"/>
-        </w:rPr>
-        <w:t>Mohammed</w:t>
-      </w:r>
-      <w:r>
-        <w:rPr>
-          <w:rFonts w:ascii="Times New Roman" w:hAnsi="Times New Roman" w:cs="Times New Roman"/>
-          <w:sz w:val="24"/>
-          <w:szCs w:val="24"/>
-        </w:rPr>
-        <w:t xml:space="preserve"> </w:t>
-      </w:r>
-      <w:r>
-        <w:rPr>
-          <w:rFonts w:ascii="Times New Roman" w:hAnsi="Times New Roman" w:cs="Times New Roman"/>
-          <w:sz w:val="24"/>
-          <w:szCs w:val="24"/>
-          <w:lang w:val="en-US"/>
-        </w:rPr>
-        <w:t>Ferhat</w:t>
-      </w:r>
-      <w:r>
-        <w:rPr>
-          <w:rFonts w:ascii="Times New Roman" w:hAnsi="Times New Roman" w:cs="Times New Roman"/>
-          <w:sz w:val="24"/>
-          <w:szCs w:val="24"/>
-        </w:rPr>
-        <w:t xml:space="preserve">) – Редактор. Правящая идеология </w:t>
-      </w:r>
-      <w:r>
-        <w:rPr>
-          <w:rFonts w:ascii="Times New Roman" w:hAnsi="Times New Roman" w:cs="Times New Roman"/>
-          <w:color w:val="FF0000"/>
-          <w:sz w:val="24"/>
-          <w:szCs w:val="24"/>
-        </w:rPr>
-        <w:t>Коммунизм</w:t>
-      </w:r>
-      <w:r>
-        <w:rPr>
-          <w:rFonts w:ascii="Times New Roman" w:hAnsi="Times New Roman" w:cs="Times New Roman"/>
-          <w:sz w:val="24"/>
-          <w:szCs w:val="24"/>
-        </w:rPr>
-        <w:t xml:space="preserve"> </w:t>
-      </w:r>
-    </w:p>
-    <w:p>
-      <w:pPr>
-        <w:rPr>
-          <w:rFonts w:ascii="Times New Roman" w:hAnsi="Times New Roman" w:cs="Times New Roman"/>
-          <w:color w:val="202122"/>
+          <w:color w:val="4D4D4D"/>
           <w:sz w:val="24"/>
           <w:szCs w:val="24"/>
           <w:shd w:val="clear" w:color="auto" w:fill="FFFFFF"/>
         </w:rPr>
-      </w:pPr>
-      <w:r>
-        <w:rPr>
-          <w:rFonts w:ascii="Times New Roman" w:hAnsi="Times New Roman" w:cs="Times New Roman"/>
-          <w:sz w:val="24"/>
-          <w:szCs w:val="24"/>
-        </w:rPr>
-        <w:t xml:space="preserve">Ахмед </w:t>
-      </w:r>
-      <w:proofErr w:type="spellStart"/>
-      <w:r>
-        <w:rPr>
-          <w:rFonts w:ascii="Times New Roman" w:hAnsi="Times New Roman" w:cs="Times New Roman"/>
-          <w:sz w:val="24"/>
-          <w:szCs w:val="24"/>
-        </w:rPr>
-        <w:t>Балафредж</w:t>
-      </w:r>
-      <w:proofErr w:type="spellEnd"/>
-      <w:r>
-        <w:rPr>
-          <w:rFonts w:ascii="Times New Roman" w:hAnsi="Times New Roman" w:cs="Times New Roman"/>
-          <w:sz w:val="24"/>
-          <w:szCs w:val="24"/>
-        </w:rPr>
-        <w:t xml:space="preserve"> (</w:t>
-      </w:r>
-      <w:proofErr w:type="spellStart"/>
-      <w:r>
-        <w:rPr>
-          <w:rFonts w:ascii="Times New Roman" w:hAnsi="Times New Roman" w:cs="Times New Roman"/>
-          <w:sz w:val="24"/>
-          <w:szCs w:val="24"/>
-        </w:rPr>
-        <w:t>Ahmed</w:t>
-      </w:r>
-      <w:proofErr w:type="spellEnd"/>
-      <w:r>
-        <w:rPr>
-          <w:rFonts w:ascii="Times New Roman" w:hAnsi="Times New Roman" w:cs="Times New Roman"/>
-          <w:sz w:val="24"/>
-          <w:szCs w:val="24"/>
-        </w:rPr>
-        <w:t xml:space="preserve"> </w:t>
-      </w:r>
-      <w:proofErr w:type="spellStart"/>
-      <w:r>
-        <w:rPr>
-          <w:rFonts w:ascii="Times New Roman" w:hAnsi="Times New Roman" w:cs="Times New Roman"/>
-          <w:sz w:val="24"/>
-          <w:szCs w:val="24"/>
-        </w:rPr>
-        <w:t>Balafrej</w:t>
-      </w:r>
-      <w:proofErr w:type="spellEnd"/>
-      <w:r>
-        <w:rPr>
-          <w:rFonts w:ascii="Times New Roman" w:hAnsi="Times New Roman" w:cs="Times New Roman"/>
-          <w:sz w:val="24"/>
-          <w:szCs w:val="24"/>
-        </w:rPr>
-        <w:t xml:space="preserve">) – Борец за независимость Правящая идеология </w:t>
-      </w:r>
-      <w:r>
-        <w:rPr>
-          <w:rFonts w:ascii="Times New Roman" w:hAnsi="Times New Roman" w:cs="Times New Roman"/>
-          <w:color w:val="7F7F7F" w:themeColor="text1" w:themeTint="80"/>
-          <w:sz w:val="24"/>
-          <w:szCs w:val="24"/>
-        </w:rPr>
-        <w:t>Авторитаризм</w:t>
-      </w:r>
-      <w:r>
-        <w:rPr>
-          <w:rFonts w:ascii="Times New Roman" w:hAnsi="Times New Roman" w:cs="Times New Roman"/>
-          <w:sz w:val="24"/>
-          <w:szCs w:val="24"/>
-        </w:rPr>
-        <w:t xml:space="preserve">. +3 </w:t>
-      </w:r>
-      <w:proofErr w:type="spellStart"/>
-      <w:r>
-        <w:rPr>
-          <w:rFonts w:ascii="Times New Roman" w:hAnsi="Times New Roman" w:cs="Times New Roman"/>
-          <w:sz w:val="24"/>
-          <w:szCs w:val="24"/>
-        </w:rPr>
-        <w:t>очк</w:t>
-      </w:r>
-      <w:proofErr w:type="spellEnd"/>
-      <w:r>
-        <w:rPr>
-          <w:rFonts w:ascii="Times New Roman" w:hAnsi="Times New Roman" w:cs="Times New Roman"/>
-          <w:sz w:val="24"/>
-          <w:szCs w:val="24"/>
-        </w:rPr>
-        <w:t xml:space="preserve">. Автономии в </w:t>
-      </w:r>
-      <w:proofErr w:type="spellStart"/>
-      <w:r>
-        <w:rPr>
-          <w:rFonts w:ascii="Times New Roman" w:hAnsi="Times New Roman" w:cs="Times New Roman"/>
-          <w:sz w:val="24"/>
-          <w:szCs w:val="24"/>
-        </w:rPr>
-        <w:t>нед</w:t>
-      </w:r>
-      <w:proofErr w:type="spellEnd"/>
-      <w:r>
-        <w:rPr>
-          <w:rFonts w:ascii="Times New Roman" w:hAnsi="Times New Roman" w:cs="Times New Roman"/>
-          <w:sz w:val="24"/>
-          <w:szCs w:val="24"/>
-        </w:rPr>
-        <w:t xml:space="preserve">, </w:t>
-      </w:r>
-      <w:r>
-        <w:rPr>
-          <w:rFonts w:ascii="Times New Roman" w:hAnsi="Times New Roman" w:cs="Times New Roman"/>
-          <w:color w:val="202122"/>
-          <w:sz w:val="24"/>
-          <w:szCs w:val="24"/>
-          <w:shd w:val="clear" w:color="auto" w:fill="FFFFFF"/>
-        </w:rPr>
-        <w:t>архитектор политической организации. Прирост полит власти +10%</w:t>
-      </w:r>
-    </w:p>
-    <w:p>
-      <w:pPr>
-        <w:rPr>
-          <w:rFonts w:ascii="Times New Roman" w:hAnsi="Times New Roman" w:cs="Times New Roman"/>
-          <w:sz w:val="24"/>
-          <w:szCs w:val="24"/>
-        </w:rPr>
-      </w:pPr>
-      <w:r>
-        <w:rPr>
-          <w:rFonts w:ascii="Times New Roman" w:hAnsi="Times New Roman" w:cs="Times New Roman"/>
-          <w:sz w:val="24"/>
-          <w:szCs w:val="24"/>
-        </w:rPr>
-        <w:t>Абдулла Ибрагим (</w:t>
-      </w:r>
-      <w:r>
-        <w:rPr>
-          <w:rFonts w:ascii="Times New Roman" w:hAnsi="Times New Roman" w:cs="Times New Roman"/>
-          <w:sz w:val="24"/>
-          <w:szCs w:val="24"/>
-          <w:lang w:val="en-US"/>
-        </w:rPr>
-        <w:t>Abdullah</w:t>
-      </w:r>
-      <w:r>
-        <w:rPr>
-          <w:rFonts w:ascii="Times New Roman" w:hAnsi="Times New Roman" w:cs="Times New Roman"/>
-          <w:sz w:val="24"/>
-          <w:szCs w:val="24"/>
-        </w:rPr>
-        <w:t xml:space="preserve"> </w:t>
-      </w:r>
-      <w:r>
-        <w:rPr>
-          <w:rFonts w:ascii="Times New Roman" w:hAnsi="Times New Roman" w:cs="Times New Roman"/>
-          <w:sz w:val="24"/>
-          <w:szCs w:val="24"/>
-          <w:lang w:val="en-US"/>
-        </w:rPr>
-        <w:t>Ibrahim</w:t>
-      </w:r>
-      <w:r>
-        <w:rPr>
-          <w:rFonts w:ascii="Times New Roman" w:hAnsi="Times New Roman" w:cs="Times New Roman"/>
-          <w:sz w:val="24"/>
-          <w:szCs w:val="24"/>
-        </w:rPr>
-        <w:t xml:space="preserve">) – Борец за независимость; Правящая идеология </w:t>
-      </w:r>
-      <w:r>
-        <w:rPr>
-          <w:rFonts w:ascii="Times New Roman" w:hAnsi="Times New Roman" w:cs="Times New Roman"/>
-          <w:color w:val="7030A0"/>
-          <w:sz w:val="24"/>
-          <w:szCs w:val="24"/>
-        </w:rPr>
-        <w:t>Монархия</w:t>
-      </w:r>
-      <w:r>
-        <w:rPr>
-          <w:rFonts w:ascii="Times New Roman" w:hAnsi="Times New Roman" w:cs="Times New Roman"/>
-          <w:sz w:val="24"/>
-          <w:szCs w:val="24"/>
-        </w:rPr>
-        <w:t xml:space="preserve">. +3 </w:t>
-      </w:r>
-      <w:proofErr w:type="spellStart"/>
-      <w:r>
-        <w:rPr>
-          <w:rFonts w:ascii="Times New Roman" w:hAnsi="Times New Roman" w:cs="Times New Roman"/>
-          <w:sz w:val="24"/>
-          <w:szCs w:val="24"/>
-        </w:rPr>
-        <w:t>очк</w:t>
-      </w:r>
-      <w:proofErr w:type="spellEnd"/>
-      <w:r>
-        <w:rPr>
-          <w:rFonts w:ascii="Times New Roman" w:hAnsi="Times New Roman" w:cs="Times New Roman"/>
-          <w:sz w:val="24"/>
-          <w:szCs w:val="24"/>
-        </w:rPr>
-        <w:t xml:space="preserve">. Автономии в </w:t>
-      </w:r>
-      <w:proofErr w:type="spellStart"/>
-      <w:r>
-        <w:rPr>
-          <w:rFonts w:ascii="Times New Roman" w:hAnsi="Times New Roman" w:cs="Times New Roman"/>
-          <w:sz w:val="24"/>
-          <w:szCs w:val="24"/>
-        </w:rPr>
-        <w:t>нед</w:t>
-      </w:r>
-      <w:proofErr w:type="spellEnd"/>
-    </w:p>
-    <w:p>
-      <w:pPr>
-        <w:rPr>
-          <w:rFonts w:ascii="Times New Roman" w:hAnsi="Times New Roman" w:cs="Times New Roman"/>
-          <w:color w:val="70AD47" w:themeColor="accent6"/>
-          <w:sz w:val="24"/>
-          <w:szCs w:val="24"/>
-        </w:rPr>
-      </w:pPr>
-      <w:r>
-        <w:rPr>
-          <w:rFonts w:ascii="Times New Roman" w:hAnsi="Times New Roman" w:cs="Times New Roman"/>
-          <w:sz w:val="24"/>
-          <w:szCs w:val="24"/>
-        </w:rPr>
-        <w:t xml:space="preserve">Мохаммед Карим </w:t>
-      </w:r>
-      <w:proofErr w:type="spellStart"/>
-      <w:r>
-        <w:rPr>
-          <w:rFonts w:ascii="Times New Roman" w:hAnsi="Times New Roman" w:cs="Times New Roman"/>
-          <w:sz w:val="24"/>
-          <w:szCs w:val="24"/>
-        </w:rPr>
-        <w:t>Ламрани</w:t>
-      </w:r>
-      <w:proofErr w:type="spellEnd"/>
-      <w:r>
-        <w:rPr>
-          <w:rFonts w:ascii="Times New Roman" w:hAnsi="Times New Roman" w:cs="Times New Roman"/>
-          <w:sz w:val="24"/>
-          <w:szCs w:val="24"/>
-        </w:rPr>
-        <w:t xml:space="preserve"> (</w:t>
-      </w:r>
-      <w:proofErr w:type="spellStart"/>
-      <w:r>
-        <w:rPr>
-          <w:rFonts w:ascii="Times New Roman" w:hAnsi="Times New Roman" w:cs="Times New Roman"/>
-          <w:sz w:val="24"/>
-          <w:szCs w:val="24"/>
-        </w:rPr>
-        <w:t>Mohammed</w:t>
-      </w:r>
-      <w:proofErr w:type="spellEnd"/>
-      <w:r>
-        <w:rPr>
-          <w:rFonts w:ascii="Times New Roman" w:hAnsi="Times New Roman" w:cs="Times New Roman"/>
-          <w:sz w:val="24"/>
-          <w:szCs w:val="24"/>
-        </w:rPr>
-        <w:t xml:space="preserve"> </w:t>
-      </w:r>
-      <w:proofErr w:type="spellStart"/>
-      <w:r>
-        <w:rPr>
-          <w:rFonts w:ascii="Times New Roman" w:hAnsi="Times New Roman" w:cs="Times New Roman"/>
-          <w:sz w:val="24"/>
-          <w:szCs w:val="24"/>
-        </w:rPr>
-        <w:t>Karim</w:t>
-      </w:r>
-      <w:proofErr w:type="spellEnd"/>
-      <w:r>
-        <w:rPr>
-          <w:rFonts w:ascii="Times New Roman" w:hAnsi="Times New Roman" w:cs="Times New Roman"/>
-          <w:sz w:val="24"/>
-          <w:szCs w:val="24"/>
-        </w:rPr>
-        <w:t xml:space="preserve"> </w:t>
-      </w:r>
-      <w:proofErr w:type="spellStart"/>
-      <w:r>
-        <w:rPr>
-          <w:rFonts w:ascii="Times New Roman" w:hAnsi="Times New Roman" w:cs="Times New Roman"/>
-          <w:sz w:val="24"/>
-          <w:szCs w:val="24"/>
-        </w:rPr>
-        <w:t>Lamrani</w:t>
-      </w:r>
-      <w:proofErr w:type="spellEnd"/>
-      <w:r>
-        <w:rPr>
-          <w:rFonts w:ascii="Times New Roman" w:hAnsi="Times New Roman" w:cs="Times New Roman"/>
-          <w:sz w:val="24"/>
-          <w:szCs w:val="24"/>
-        </w:rPr>
-        <w:t xml:space="preserve">) – Капитан индустрии </w:t>
-      </w:r>
-    </w:p>
-    <w:p>
-      <w:pPr>
-        <w:rPr>
-          <w:rFonts w:ascii="Times New Roman" w:hAnsi="Times New Roman" w:cs="Times New Roman"/>
-          <w:color w:val="70AD47" w:themeColor="accent6"/>
-          <w:sz w:val="24"/>
-          <w:szCs w:val="24"/>
-        </w:rPr>
-      </w:pPr>
-      <w:proofErr w:type="spellStart"/>
-      <w:r>
-        <w:rPr>
-          <w:rFonts w:ascii="Times New Roman" w:hAnsi="Times New Roman" w:cs="Times New Roman"/>
-          <w:color w:val="4D4D4D"/>
-          <w:sz w:val="24"/>
-          <w:szCs w:val="24"/>
-          <w:shd w:val="clear" w:color="auto" w:fill="FFFFFF"/>
-        </w:rPr>
-        <w:t>Мубашшир</w:t>
-      </w:r>
-      <w:proofErr w:type="spellEnd"/>
-      <w:r>
-        <w:rPr>
-          <w:rFonts w:ascii="Times New Roman" w:hAnsi="Times New Roman" w:cs="Times New Roman"/>
-          <w:color w:val="4D4D4D"/>
-          <w:sz w:val="24"/>
-          <w:szCs w:val="24"/>
-          <w:shd w:val="clear" w:color="auto" w:fill="FFFFFF"/>
-        </w:rPr>
-        <w:t xml:space="preserve"> Эль-</w:t>
-      </w:r>
-      <w:proofErr w:type="spellStart"/>
-      <w:r>
-        <w:rPr>
-          <w:rFonts w:ascii="Times New Roman" w:hAnsi="Times New Roman" w:cs="Times New Roman"/>
-          <w:color w:val="4D4D4D"/>
-          <w:sz w:val="24"/>
-          <w:szCs w:val="24"/>
-          <w:shd w:val="clear" w:color="auto" w:fill="FFFFFF"/>
-        </w:rPr>
-        <w:t>Хашем</w:t>
-      </w:r>
-      <w:proofErr w:type="spellEnd"/>
-      <w:r>
-        <w:rPr>
-          <w:rFonts w:ascii="Times New Roman" w:hAnsi="Times New Roman" w:cs="Times New Roman"/>
-          <w:color w:val="4D4D4D"/>
-          <w:sz w:val="24"/>
-          <w:szCs w:val="24"/>
-          <w:shd w:val="clear" w:color="auto" w:fill="FFFFFF"/>
-        </w:rPr>
-        <w:t xml:space="preserve"> (</w:t>
+        <w:t xml:space="preserve"> Эль-Хашем (</w:t>
       </w:r>
       <w:proofErr w:type="spellStart"/>
       <w:r>
@@ -4326,29 +4112,7 @@
           <w:szCs w:val="24"/>
           <w:shd w:val="clear" w:color="auto" w:fill="F3F3F3"/>
         </w:rPr>
-        <w:t xml:space="preserve"> Огюстен </w:t>
-      </w:r>
-      <w:proofErr w:type="spellStart"/>
-      <w:r>
-        <w:rPr>
-          <w:rFonts w:ascii="Times New Roman" w:hAnsi="Times New Roman" w:cs="Times New Roman"/>
-          <w:color w:val="202122"/>
-          <w:sz w:val="24"/>
-          <w:szCs w:val="24"/>
-          <w:shd w:val="clear" w:color="auto" w:fill="F3F3F3"/>
-        </w:rPr>
-        <w:t>Гийом</w:t>
-      </w:r>
-      <w:proofErr w:type="spellEnd"/>
-      <w:r>
-        <w:rPr>
-          <w:rFonts w:ascii="Times New Roman" w:hAnsi="Times New Roman" w:cs="Times New Roman"/>
-          <w:color w:val="202122"/>
-          <w:sz w:val="24"/>
-          <w:szCs w:val="24"/>
-          <w:shd w:val="clear" w:color="auto" w:fill="F3F3F3"/>
-        </w:rPr>
-        <w:t xml:space="preserve"> (</w:t>
+        <w:t xml:space="preserve"> Огюстен Гийом (</w:t>
       </w:r>
       <w:proofErr w:type="spellStart"/>
       <w:r>
@@ -5183,7 +4947,6 @@
           <w:sz w:val="24"/>
           <w:szCs w:val="24"/>
         </w:rPr>
-        <w:lastRenderedPageBreak/>
         <w:t xml:space="preserve">1. </w:t>
       </w:r>
       <w:r>
@@ -5433,7 +5196,7 @@
           <w:szCs w:val="24"/>
         </w:rPr>
       </w:pPr>
-      <w:hyperlink r:id="rId9" w:tgtFrame="Полковник Хабиби (страница не существует)">
+      <w:hyperlink r:id="rId8" w:tgtFrame="Полковник Хабиби (страница не существует)">
         <w:r>
           <w:rPr>
             <w:rStyle w:val="a5"/>
@@ -6544,7 +6307,6 @@
           <w:sz w:val="24"/>
           <w:szCs w:val="24"/>
         </w:rPr>
-        <w:lastRenderedPageBreak/>
         <w:t xml:space="preserve">Эффект при </w:t>
       </w:r>
       <w:r>
@@ -7056,7 +6818,7 @@
           <w:sz w:val="24"/>
           <w:szCs w:val="24"/>
         </w:rPr>
-        <w:t xml:space="preserve">Генерал-резидент </w:t>
+        <w:t>Генерал-</w:t>
       </w:r>
       <w:r>
         <w:rPr>
@@ -7067,10 +6829,8 @@
           <w:sz w:val="24"/>
           <w:szCs w:val="24"/>
         </w:rPr>
-        <w:t>обладает законодательной властью</w:t>
-      </w:r>
-      <w:r>
-        <w:t xml:space="preserve"> и </w:t>
+        <w:lastRenderedPageBreak/>
+        <w:t xml:space="preserve">резидент </w:t>
       </w:r>
       <w:r>
         <w:rPr>
@@ -7081,7 +6841,10 @@
           <w:sz w:val="24"/>
           <w:szCs w:val="24"/>
         </w:rPr>
-        <w:t xml:space="preserve">Генерал-резидент </w:t>
+        <w:t>обладает законодательной властью</w:t>
+      </w:r>
+      <w:r>
+        <w:t xml:space="preserve"> и </w:t>
       </w:r>
       <w:r>
         <w:rPr>
@@ -7092,143 +6855,7 @@
           <w:sz w:val="24"/>
           <w:szCs w:val="24"/>
         </w:rPr>
-        <w:t>обладает судебной властью</w:t>
-      </w:r>
-      <w:r>
-        <w:rPr>
-          <w:rFonts w:ascii="Times New Roman" w:hAnsi="Times New Roman" w:cs="Times New Roman"/>
-          <w:sz w:val="24"/>
-          <w:szCs w:val="24"/>
-        </w:rPr>
-        <w:t>, достижение 75% открывает Франции доступ к понижению статуса до интегрированной марионетки.</w:t>
-      </w:r>
-    </w:p>
-    <w:p>
-      <w:r>
-        <w:rPr>
-          <w:rFonts w:ascii="Times New Roman" w:hAnsi="Times New Roman" w:cs="Times New Roman"/>
-          <w:sz w:val="24"/>
-          <w:szCs w:val="24"/>
-        </w:rPr>
-        <w:t xml:space="preserve">Эффект при 100% на стороне </w:t>
-      </w:r>
-      <w:r>
-        <w:rPr>
-          <w:rFonts w:ascii="Times New Roman" w:hAnsi="Times New Roman" w:cs="Times New Roman"/>
-          <w:sz w:val="24"/>
-          <w:szCs w:val="24"/>
-        </w:rPr>
-        <w:t>генерал-резидента</w:t>
-      </w:r>
-      <w:r>
-        <w:rPr>
-          <w:rFonts w:ascii="Times New Roman" w:hAnsi="Times New Roman" w:cs="Times New Roman"/>
-          <w:sz w:val="24"/>
-          <w:szCs w:val="24"/>
-        </w:rPr>
-        <w:t xml:space="preserve">: </w:t>
-      </w:r>
-      <w:r>
-        <w:rPr>
-          <w:rFonts w:ascii="Times New Roman" w:hAnsi="Times New Roman" w:cs="Times New Roman"/>
-          <w:sz w:val="24"/>
-          <w:szCs w:val="24"/>
-        </w:rPr>
-        <w:t xml:space="preserve">-1 прирост автономии. </w:t>
-      </w:r>
-      <w:r>
-        <w:rPr>
-          <w:rFonts w:ascii="Times New Roman" w:hAnsi="Times New Roman" w:cs="Times New Roman"/>
-          <w:sz w:val="24"/>
-          <w:szCs w:val="24"/>
-        </w:rPr>
-        <w:t xml:space="preserve">При обладании всеми </w:t>
-      </w:r>
-      <w:proofErr w:type="spellStart"/>
-      <w:r>
-        <w:rPr>
-          <w:rFonts w:ascii="Times New Roman" w:hAnsi="Times New Roman" w:cs="Times New Roman"/>
-          <w:sz w:val="24"/>
-          <w:szCs w:val="24"/>
-        </w:rPr>
-        <w:t>тултипами</w:t>
-      </w:r>
-      <w:proofErr w:type="spellEnd"/>
-      <w:r>
-        <w:rPr>
-          <w:rFonts w:ascii="Times New Roman" w:hAnsi="Times New Roman" w:cs="Times New Roman"/>
-          <w:sz w:val="24"/>
-          <w:szCs w:val="24"/>
-        </w:rPr>
-        <w:t xml:space="preserve"> власти генерал-резидента</w:t>
-      </w:r>
-      <w:r>
-        <w:rPr>
-          <w:rFonts w:ascii="Times New Roman" w:hAnsi="Times New Roman" w:cs="Times New Roman"/>
-          <w:sz w:val="24"/>
-          <w:szCs w:val="24"/>
-        </w:rPr>
-        <w:t>, достижение 100% открывает Франции доступ к поглощению страны.</w:t>
-      </w:r>
-    </w:p>
-    <w:p>
-      <w:pPr>
-        <w:rPr>
-          <w:rFonts w:ascii="Times New Roman" w:hAnsi="Times New Roman" w:cs="Times New Roman"/>
-          <w:sz w:val="24"/>
-          <w:szCs w:val="24"/>
-        </w:rPr>
-      </w:pPr>
-    </w:p>
-    <w:p>
-      <w:pPr>
-        <w:rPr>
-          <w:rFonts w:ascii="Times New Roman" w:hAnsi="Times New Roman" w:cs="Times New Roman"/>
-          <w:sz w:val="24"/>
-          <w:szCs w:val="24"/>
-        </w:rPr>
-      </w:pPr>
-      <w:r>
-        <w:rPr>
-          <w:rFonts w:ascii="Times New Roman" w:hAnsi="Times New Roman" w:cs="Times New Roman"/>
-          <w:sz w:val="24"/>
-          <w:szCs w:val="24"/>
-        </w:rPr>
-        <w:t xml:space="preserve">Со старта Марокко будет иметь следующие </w:t>
-      </w:r>
-      <w:proofErr w:type="spellStart"/>
-      <w:r>
-        <w:rPr>
-          <w:rFonts w:ascii="Times New Roman" w:hAnsi="Times New Roman" w:cs="Times New Roman"/>
-          <w:sz w:val="24"/>
-          <w:szCs w:val="24"/>
-        </w:rPr>
-        <w:t>тултипы</w:t>
-      </w:r>
-      <w:proofErr w:type="spellEnd"/>
-      <w:r>
-        <w:rPr>
-          <w:rFonts w:ascii="Times New Roman" w:hAnsi="Times New Roman" w:cs="Times New Roman"/>
-          <w:sz w:val="24"/>
-          <w:szCs w:val="24"/>
-        </w:rPr>
-        <w:t xml:space="preserve"> Г-Р</w:t>
-      </w:r>
-      <w:r>
-        <w:rPr>
-          <w:rFonts w:ascii="Times New Roman" w:hAnsi="Times New Roman" w:cs="Times New Roman"/>
-          <w:sz w:val="24"/>
-          <w:szCs w:val="24"/>
-        </w:rPr>
-        <w:t>:</w:t>
-      </w:r>
-      <w:r>
-        <w:rPr>
-          <w:rFonts w:ascii="Times New Roman" w:hAnsi="Times New Roman" w:cs="Times New Roman"/>
-          <w:sz w:val="24"/>
-          <w:szCs w:val="24"/>
-        </w:rPr>
-        <w:t xml:space="preserve"> </w:t>
+        <w:t xml:space="preserve">Генерал-резидент </w:t>
       </w:r>
       <w:r>
         <w:rPr>
@@ -7239,15 +6866,143 @@
           <w:sz w:val="24"/>
           <w:szCs w:val="24"/>
         </w:rPr>
-        <w:t>Генерал-резидент обладает правом законодательных инициатив</w:t>
-      </w:r>
-      <w:r>
-        <w:rPr>
-          <w:rFonts w:ascii="Times New Roman" w:hAnsi="Times New Roman" w:cs="Times New Roman"/>
-          <w:sz w:val="24"/>
-          <w:szCs w:val="24"/>
-        </w:rPr>
-        <w:t xml:space="preserve">, </w:t>
+        <w:t>обладает судебной властью</w:t>
+      </w:r>
+      <w:r>
+        <w:rPr>
+          <w:rFonts w:ascii="Times New Roman" w:hAnsi="Times New Roman" w:cs="Times New Roman"/>
+          <w:sz w:val="24"/>
+          <w:szCs w:val="24"/>
+        </w:rPr>
+        <w:t>, достижение 75% открывает Франции доступ к понижению статуса до интегрированной марионетки.</w:t>
+      </w:r>
+    </w:p>
+    <w:p>
+      <w:r>
+        <w:rPr>
+          <w:rFonts w:ascii="Times New Roman" w:hAnsi="Times New Roman" w:cs="Times New Roman"/>
+          <w:sz w:val="24"/>
+          <w:szCs w:val="24"/>
+        </w:rPr>
+        <w:t xml:space="preserve">Эффект при 100% на стороне </w:t>
+      </w:r>
+      <w:r>
+        <w:rPr>
+          <w:rFonts w:ascii="Times New Roman" w:hAnsi="Times New Roman" w:cs="Times New Roman"/>
+          <w:sz w:val="24"/>
+          <w:szCs w:val="24"/>
+        </w:rPr>
+        <w:t>генерал-резидента</w:t>
+      </w:r>
+      <w:r>
+        <w:rPr>
+          <w:rFonts w:ascii="Times New Roman" w:hAnsi="Times New Roman" w:cs="Times New Roman"/>
+          <w:sz w:val="24"/>
+          <w:szCs w:val="24"/>
+        </w:rPr>
+        <w:t xml:space="preserve">: </w:t>
+      </w:r>
+      <w:r>
+        <w:rPr>
+          <w:rFonts w:ascii="Times New Roman" w:hAnsi="Times New Roman" w:cs="Times New Roman"/>
+          <w:sz w:val="24"/>
+          <w:szCs w:val="24"/>
+        </w:rPr>
+        <w:t xml:space="preserve">-1 прирост автономии. </w:t>
+      </w:r>
+      <w:r>
+        <w:rPr>
+          <w:rFonts w:ascii="Times New Roman" w:hAnsi="Times New Roman" w:cs="Times New Roman"/>
+          <w:sz w:val="24"/>
+          <w:szCs w:val="24"/>
+        </w:rPr>
+        <w:t xml:space="preserve">При обладании всеми </w:t>
+      </w:r>
+      <w:proofErr w:type="spellStart"/>
+      <w:r>
+        <w:rPr>
+          <w:rFonts w:ascii="Times New Roman" w:hAnsi="Times New Roman" w:cs="Times New Roman"/>
+          <w:sz w:val="24"/>
+          <w:szCs w:val="24"/>
+        </w:rPr>
+        <w:t>тултипами</w:t>
+      </w:r>
+      <w:proofErr w:type="spellEnd"/>
+      <w:r>
+        <w:rPr>
+          <w:rFonts w:ascii="Times New Roman" w:hAnsi="Times New Roman" w:cs="Times New Roman"/>
+          <w:sz w:val="24"/>
+          <w:szCs w:val="24"/>
+        </w:rPr>
+        <w:t xml:space="preserve"> власти генерал-резидента</w:t>
+      </w:r>
+      <w:r>
+        <w:rPr>
+          <w:rFonts w:ascii="Times New Roman" w:hAnsi="Times New Roman" w:cs="Times New Roman"/>
+          <w:sz w:val="24"/>
+          <w:szCs w:val="24"/>
+        </w:rPr>
+        <w:t>, достижение 100% открывает Франции доступ к поглощению страны.</w:t>
+      </w:r>
+    </w:p>
+    <w:p>
+      <w:pPr>
+        <w:rPr>
+          <w:rFonts w:ascii="Times New Roman" w:hAnsi="Times New Roman" w:cs="Times New Roman"/>
+          <w:sz w:val="24"/>
+          <w:szCs w:val="24"/>
+        </w:rPr>
+      </w:pPr>
+    </w:p>
+    <w:p>
+      <w:pPr>
+        <w:rPr>
+          <w:rFonts w:ascii="Times New Roman" w:hAnsi="Times New Roman" w:cs="Times New Roman"/>
+          <w:sz w:val="24"/>
+          <w:szCs w:val="24"/>
+        </w:rPr>
+      </w:pPr>
+      <w:r>
+        <w:rPr>
+          <w:rFonts w:ascii="Times New Roman" w:hAnsi="Times New Roman" w:cs="Times New Roman"/>
+          <w:sz w:val="24"/>
+          <w:szCs w:val="24"/>
+        </w:rPr>
+        <w:t xml:space="preserve">Со старта Марокко будет иметь следующие </w:t>
+      </w:r>
+      <w:proofErr w:type="spellStart"/>
+      <w:r>
+        <w:rPr>
+          <w:rFonts w:ascii="Times New Roman" w:hAnsi="Times New Roman" w:cs="Times New Roman"/>
+          <w:sz w:val="24"/>
+          <w:szCs w:val="24"/>
+        </w:rPr>
+        <w:t>тултипы</w:t>
+      </w:r>
+      <w:proofErr w:type="spellEnd"/>
+      <w:r>
+        <w:rPr>
+          <w:rFonts w:ascii="Times New Roman" w:hAnsi="Times New Roman" w:cs="Times New Roman"/>
+          <w:sz w:val="24"/>
+          <w:szCs w:val="24"/>
+        </w:rPr>
+        <w:t xml:space="preserve"> Г-Р</w:t>
+      </w:r>
+      <w:r>
+        <w:rPr>
+          <w:rFonts w:ascii="Times New Roman" w:hAnsi="Times New Roman" w:cs="Times New Roman"/>
+          <w:sz w:val="24"/>
+          <w:szCs w:val="24"/>
+        </w:rPr>
+        <w:t>:</w:t>
+      </w:r>
+      <w:r>
+        <w:rPr>
+          <w:rFonts w:ascii="Times New Roman" w:hAnsi="Times New Roman" w:cs="Times New Roman"/>
+          <w:sz w:val="24"/>
+          <w:szCs w:val="24"/>
+        </w:rPr>
+        <w:t xml:space="preserve"> </w:t>
       </w:r>
       <w:r>
         <w:rPr>
@@ -7258,7 +7013,15 @@
           <w:sz w:val="24"/>
           <w:szCs w:val="24"/>
         </w:rPr>
-        <w:t xml:space="preserve">Генерал-резидент </w:t>
+        <w:t>Генерал-резидент обладает правом законодательных инициатив</w:t>
+      </w:r>
+      <w:r>
+        <w:rPr>
+          <w:rFonts w:ascii="Times New Roman" w:hAnsi="Times New Roman" w:cs="Times New Roman"/>
+          <w:sz w:val="24"/>
+          <w:szCs w:val="24"/>
+        </w:rPr>
+        <w:t xml:space="preserve">, </w:t>
       </w:r>
       <w:r>
         <w:rPr>
@@ -7269,15 +7032,7 @@
           <w:sz w:val="24"/>
           <w:szCs w:val="24"/>
         </w:rPr>
-        <w:t>контролирует экономику</w:t>
-      </w:r>
-      <w:r>
-        <w:rPr>
-          <w:rFonts w:ascii="Times New Roman" w:hAnsi="Times New Roman" w:cs="Times New Roman"/>
-          <w:sz w:val="24"/>
-          <w:szCs w:val="24"/>
-        </w:rPr>
-        <w:t xml:space="preserve">, </w:t>
+        <w:t xml:space="preserve">Генерал-резидент </w:t>
       </w:r>
       <w:r>
         <w:rPr>
@@ -7288,7 +7043,15 @@
           <w:sz w:val="24"/>
           <w:szCs w:val="24"/>
         </w:rPr>
-        <w:t xml:space="preserve">Генерал-резидент </w:t>
+        <w:t>контролирует экономику</w:t>
+      </w:r>
+      <w:r>
+        <w:rPr>
+          <w:rFonts w:ascii="Times New Roman" w:hAnsi="Times New Roman" w:cs="Times New Roman"/>
+          <w:sz w:val="24"/>
+          <w:szCs w:val="24"/>
+        </w:rPr>
+        <w:t xml:space="preserve">, </w:t>
       </w:r>
       <w:r>
         <w:rPr>
@@ -7299,15 +7062,7 @@
           <w:sz w:val="24"/>
           <w:szCs w:val="24"/>
         </w:rPr>
-        <w:t>контролирует внутренний порядок Марокко</w:t>
-      </w:r>
-      <w:r>
-        <w:rPr>
-          <w:rFonts w:ascii="Times New Roman" w:hAnsi="Times New Roman" w:cs="Times New Roman"/>
-          <w:sz w:val="24"/>
-          <w:szCs w:val="24"/>
-        </w:rPr>
-        <w:t xml:space="preserve">, </w:t>
+        <w:t xml:space="preserve">Генерал-резидент </w:t>
       </w:r>
       <w:r>
         <w:rPr>
@@ -7318,7 +7073,15 @@
           <w:sz w:val="24"/>
           <w:szCs w:val="24"/>
         </w:rPr>
-        <w:t xml:space="preserve">Генерал-резидент </w:t>
+        <w:t>контролирует внутренний порядок Марокко</w:t>
+      </w:r>
+      <w:r>
+        <w:rPr>
+          <w:rFonts w:ascii="Times New Roman" w:hAnsi="Times New Roman" w:cs="Times New Roman"/>
+          <w:sz w:val="24"/>
+          <w:szCs w:val="24"/>
+        </w:rPr>
+        <w:t xml:space="preserve">, </w:t>
       </w:r>
       <w:r>
         <w:rPr>
@@ -7329,15 +7092,7 @@
           <w:sz w:val="24"/>
           <w:szCs w:val="24"/>
         </w:rPr>
-        <w:t>контролирует армию</w:t>
-      </w:r>
-      <w:r>
-        <w:rPr>
-          <w:rFonts w:ascii="Times New Roman" w:hAnsi="Times New Roman" w:cs="Times New Roman"/>
-          <w:sz w:val="24"/>
-          <w:szCs w:val="24"/>
-        </w:rPr>
-        <w:t xml:space="preserve">, </w:t>
+        <w:t xml:space="preserve">Генерал-резидент </w:t>
       </w:r>
       <w:r>
         <w:rPr>
@@ -7348,7 +7103,15 @@
           <w:sz w:val="24"/>
           <w:szCs w:val="24"/>
         </w:rPr>
-        <w:t xml:space="preserve">Генерал-резидент </w:t>
+        <w:t>контролирует армию</w:t>
+      </w:r>
+      <w:r>
+        <w:rPr>
+          <w:rFonts w:ascii="Times New Roman" w:hAnsi="Times New Roman" w:cs="Times New Roman"/>
+          <w:sz w:val="24"/>
+          <w:szCs w:val="24"/>
+        </w:rPr>
+        <w:t xml:space="preserve">, </w:t>
       </w:r>
       <w:r>
         <w:rPr>
@@ -7359,7 +7122,7 @@
           <w:sz w:val="24"/>
           <w:szCs w:val="24"/>
         </w:rPr>
-        <w:t>контролирует в</w:t>
+        <w:t xml:space="preserve">Генерал-резидент </w:t>
       </w:r>
       <w:r>
         <w:rPr>
@@ -7370,6 +7133,17 @@
           <w:sz w:val="24"/>
           <w:szCs w:val="24"/>
         </w:rPr>
+        <w:t>контролирует в</w:t>
+      </w:r>
+      <w:r>
+        <w:rPr>
+          <w:rFonts w:ascii="Times New Roman" w:hAnsi="Times New Roman" w:cs="Times New Roman"/>
+          <w:i/>
+          <w:iCs/>
+          <w:color w:val="FF0000"/>
+          <w:sz w:val="24"/>
+          <w:szCs w:val="24"/>
+        </w:rPr>
         <w:t>нешние связи страны</w:t>
       </w:r>
       <w:r>
@@ -8021,7 +7795,6 @@
           <w:sz w:val="24"/>
           <w:szCs w:val="24"/>
         </w:rPr>
-        <w:lastRenderedPageBreak/>
         <w:t xml:space="preserve">Результат: </w:t>
       </w:r>
       <w:r>
@@ -8282,7 +8055,16 @@
           <w:sz w:val="24"/>
           <w:szCs w:val="24"/>
         </w:rPr>
-        <w:t xml:space="preserve">Открывает доступ к редактированию оккупационных законов. Открывает часть фокусов военного древа, связанного с полицией и оккупацией. Вы получаете </w:t>
+        <w:t xml:space="preserve">Открывает доступ к редактированию оккупационных законов. Открывает часть фокусов военного древа, связанного с полицией и оккупацией. </w:t>
+      </w:r>
+      <w:r>
+        <w:rPr>
+          <w:rFonts w:ascii="Times New Roman" w:hAnsi="Times New Roman" w:cs="Times New Roman"/>
+          <w:sz w:val="24"/>
+          <w:szCs w:val="24"/>
+        </w:rPr>
+        <w:lastRenderedPageBreak/>
+        <w:t xml:space="preserve">Вы получаете </w:t>
       </w:r>
       <w:proofErr w:type="spellStart"/>
       <w:r>
@@ -9270,7 +9052,6 @@
           <w:sz w:val="24"/>
           <w:szCs w:val="24"/>
         </w:rPr>
-        <w:lastRenderedPageBreak/>
         <w:t xml:space="preserve">Результат: </w:t>
       </w:r>
       <w:r>
@@ -9711,6 +9492,7 @@
           <w:sz w:val="24"/>
           <w:szCs w:val="24"/>
         </w:rPr>
+        <w:lastRenderedPageBreak/>
         <w:t>Требования:</w:t>
       </w:r>
       <w:r>
@@ -10629,7 +10411,6 @@
           <w:sz w:val="24"/>
           <w:szCs w:val="24"/>
         </w:rPr>
-        <w:lastRenderedPageBreak/>
         <w:t xml:space="preserve">Генерал-резидент </w:t>
       </w:r>
       <w:r>
@@ -11087,6 +10868,7 @@
           <w:sz w:val="24"/>
           <w:szCs w:val="24"/>
         </w:rPr>
+        <w:lastRenderedPageBreak/>
         <w:t>Требования:</w:t>
       </w:r>
       <w:r>
@@ -12163,7 +11945,6 @@
           <w:sz w:val="24"/>
           <w:szCs w:val="24"/>
         </w:rPr>
-        <w:lastRenderedPageBreak/>
         <w:t>Требования:</w:t>
       </w:r>
       <w:r>
@@ -12671,7 +12452,16 @@
           <w:sz w:val="24"/>
           <w:szCs w:val="24"/>
         </w:rPr>
-        <w:t xml:space="preserve">доступ к редактированию законов о торговле. Открывает часть фокусов экономического древа, связанного с взаимодействием с </w:t>
+        <w:t xml:space="preserve">доступ к редактированию законов о торговле. Открывает часть фокусов экономического древа, связанного с </w:t>
+      </w:r>
+      <w:r>
+        <w:rPr>
+          <w:rFonts w:ascii="Times New Roman" w:hAnsi="Times New Roman" w:cs="Times New Roman"/>
+          <w:sz w:val="24"/>
+          <w:szCs w:val="24"/>
+        </w:rPr>
+        <w:lastRenderedPageBreak/>
+        <w:t xml:space="preserve">взаимодействием с </w:t>
       </w:r>
       <w:r>
         <w:rPr>
@@ -12871,6 +12661,13 @@
           <w:rFonts w:ascii="Times New Roman" w:hAnsi="Times New Roman" w:cs="Times New Roman"/>
           <w:color w:val="auto"/>
         </w:rPr>
+        <w:t xml:space="preserve">СОБЫТИЯ И </w:t>
+      </w:r>
+      <w:r>
+        <w:rPr>
+          <w:rFonts w:ascii="Times New Roman" w:hAnsi="Times New Roman" w:cs="Times New Roman"/>
+          <w:color w:val="auto"/>
+        </w:rPr>
         <w:t xml:space="preserve">МЕХАНИКА </w:t>
       </w:r>
       <w:r>
@@ -12903,7 +12700,57 @@
           <w:sz w:val="24"/>
           <w:szCs w:val="24"/>
         </w:rPr>
-        <w:t>27 ноября 1912 франко-испанским соглашением испанской части протектората был установлен статус особой зоны</w:t>
+        <w:t>27 ноября 1912 франко-испанским соглашением испанской части протектората был установлен статус особой зоны. На бумагах её возглавлял халиф</w:t>
+      </w:r>
+      <w:r>
+        <w:rPr>
+          <w:rFonts w:ascii="Times New Roman" w:hAnsi="Times New Roman" w:cs="Times New Roman"/>
+          <w:sz w:val="24"/>
+          <w:szCs w:val="24"/>
+        </w:rPr>
+        <w:t xml:space="preserve">, </w:t>
+      </w:r>
+      <w:proofErr w:type="spellStart"/>
+      <w:r>
+        <w:rPr>
+          <w:rFonts w:ascii="Times New Roman" w:hAnsi="Times New Roman" w:cs="Times New Roman"/>
+          <w:sz w:val="24"/>
+          <w:szCs w:val="24"/>
+        </w:rPr>
+        <w:t>Мулей</w:t>
+      </w:r>
+      <w:proofErr w:type="spellEnd"/>
+      <w:r>
+        <w:rPr>
+          <w:rFonts w:ascii="Times New Roman" w:hAnsi="Times New Roman" w:cs="Times New Roman"/>
+          <w:sz w:val="24"/>
+          <w:szCs w:val="24"/>
+        </w:rPr>
+        <w:t xml:space="preserve"> эль-Хасан бин эль-Мехди</w:t>
+      </w:r>
+      <w:r>
+        <w:rPr>
+          <w:rFonts w:ascii="Times New Roman" w:hAnsi="Times New Roman" w:cs="Times New Roman"/>
+          <w:sz w:val="24"/>
+          <w:szCs w:val="24"/>
+        </w:rPr>
+        <w:t xml:space="preserve"> – наместник султана, по факту же, он </w:t>
+      </w:r>
+      <w:r>
+        <w:rPr>
+          <w:rFonts w:ascii="Times New Roman" w:hAnsi="Times New Roman" w:cs="Times New Roman"/>
+          <w:sz w:val="24"/>
+          <w:szCs w:val="24"/>
+        </w:rPr>
+        <w:t>стал</w:t>
+      </w:r>
+      <w:r>
+        <w:rPr>
+          <w:rFonts w:ascii="Times New Roman" w:hAnsi="Times New Roman" w:cs="Times New Roman"/>
+          <w:sz w:val="24"/>
+          <w:szCs w:val="24"/>
+        </w:rPr>
+        <w:t xml:space="preserve"> полностью зависим </w:t>
       </w:r>
       <w:proofErr w:type="gramStart"/>
       <w:r>
@@ -12912,7 +12759,7 @@
           <w:sz w:val="24"/>
           <w:szCs w:val="24"/>
         </w:rPr>
-        <w:t xml:space="preserve">. </w:t>
+        <w:t>от Верховного комиссара</w:t>
       </w:r>
       <w:proofErr w:type="gramEnd"/>
       <w:r>
@@ -12921,16 +12768,42 @@
           <w:sz w:val="24"/>
           <w:szCs w:val="24"/>
         </w:rPr>
-        <w:t>На бумагах её возглавлял халиф</w:t>
-      </w:r>
-      <w:r>
-        <w:rPr>
-          <w:rFonts w:ascii="Times New Roman" w:hAnsi="Times New Roman" w:cs="Times New Roman"/>
-          <w:sz w:val="24"/>
-          <w:szCs w:val="24"/>
-        </w:rPr>
-        <w:t xml:space="preserve">, </w:t>
-      </w:r>
+        <w:t xml:space="preserve"> назначенного Испанией.</w:t>
+      </w:r>
+    </w:p>
+    <w:p>
+      <w:pPr>
+        <w:rPr>
+          <w:rFonts w:ascii="Times New Roman" w:hAnsi="Times New Roman" w:cs="Times New Roman"/>
+          <w:sz w:val="24"/>
+          <w:szCs w:val="24"/>
+        </w:rPr>
+      </w:pPr>
+      <w:r>
+        <w:rPr>
+          <w:rFonts w:ascii="Times New Roman" w:hAnsi="Times New Roman" w:cs="Times New Roman"/>
+          <w:sz w:val="24"/>
+          <w:szCs w:val="24"/>
+        </w:rPr>
+        <w:t>Однако, стоит понимать, что время и ситуация меняется. Подъём и поддержка национальных настроений могут вернуть Испанское Марокко назад, или же обозлить Францию и Испанию, если они не будут заняты чем-то иным.</w:t>
+      </w:r>
+      <w:r>
+        <w:rPr>
+          <w:rFonts w:ascii="Times New Roman" w:hAnsi="Times New Roman" w:cs="Times New Roman"/>
+          <w:sz w:val="24"/>
+          <w:szCs w:val="24"/>
+        </w:rPr>
+        <w:t>)</w:t>
+      </w:r>
+    </w:p>
+    <w:p>
+      <w:pPr>
+        <w:rPr>
+          <w:rFonts w:ascii="Times New Roman" w:hAnsi="Times New Roman" w:cs="Times New Roman"/>
+          <w:sz w:val="24"/>
+          <w:szCs w:val="24"/>
+        </w:rPr>
+      </w:pPr>
       <w:proofErr w:type="spellStart"/>
       <w:r>
         <w:rPr>
@@ -12938,7 +12811,7 @@
           <w:sz w:val="24"/>
           <w:szCs w:val="24"/>
         </w:rPr>
-        <w:t>Мулей</w:t>
+        <w:t>Тултип</w:t>
       </w:r>
       <w:proofErr w:type="spellEnd"/>
       <w:r>
@@ -12947,31 +12820,438 @@
           <w:sz w:val="24"/>
           <w:szCs w:val="24"/>
         </w:rPr>
-        <w:t xml:space="preserve"> эль-Хасан бин эль-Мехди</w:t>
-      </w:r>
-      <w:r>
-        <w:rPr>
-          <w:rFonts w:ascii="Times New Roman" w:hAnsi="Times New Roman" w:cs="Times New Roman"/>
-          <w:sz w:val="24"/>
-          <w:szCs w:val="24"/>
-        </w:rPr>
-        <w:t xml:space="preserve"> – наместник султана, по факту же, он </w:t>
-      </w:r>
-      <w:r>
-        <w:rPr>
-          <w:rFonts w:ascii="Times New Roman" w:hAnsi="Times New Roman" w:cs="Times New Roman"/>
-          <w:sz w:val="24"/>
-          <w:szCs w:val="24"/>
-        </w:rPr>
-        <w:t>стал</w:t>
-      </w:r>
-      <w:r>
-        <w:rPr>
-          <w:rFonts w:ascii="Times New Roman" w:hAnsi="Times New Roman" w:cs="Times New Roman"/>
-          <w:sz w:val="24"/>
-          <w:szCs w:val="24"/>
-        </w:rPr>
-        <w:t xml:space="preserve"> полностью зависим </w:t>
+        <w:t>:</w:t>
+      </w:r>
+      <w:r>
+        <w:rPr>
+          <w:rFonts w:ascii="Times New Roman" w:hAnsi="Times New Roman" w:cs="Times New Roman"/>
+          <w:color w:val="FF0000"/>
+          <w:sz w:val="24"/>
+          <w:szCs w:val="24"/>
+        </w:rPr>
+        <w:t xml:space="preserve"> </w:t>
+      </w:r>
+    </w:p>
+    <w:p>
+      <w:pPr>
+        <w:rPr>
+          <w:rFonts w:ascii="Times New Roman" w:hAnsi="Times New Roman" w:cs="Times New Roman"/>
+          <w:sz w:val="24"/>
+          <w:szCs w:val="24"/>
+        </w:rPr>
+      </w:pPr>
+      <w:r>
+        <w:rPr>
+          <w:rFonts w:ascii="Times New Roman" w:hAnsi="Times New Roman" w:cs="Times New Roman"/>
+          <w:sz w:val="24"/>
+          <w:szCs w:val="24"/>
+        </w:rPr>
+        <w:t xml:space="preserve">Будет введена </w:t>
+      </w:r>
+      <w:proofErr w:type="spellStart"/>
+      <w:r>
+        <w:rPr>
+          <w:rFonts w:ascii="Times New Roman" w:hAnsi="Times New Roman" w:cs="Times New Roman"/>
+          <w:sz w:val="24"/>
+          <w:szCs w:val="24"/>
+        </w:rPr>
+        <w:t>кастомная</w:t>
+      </w:r>
+      <w:proofErr w:type="spellEnd"/>
+      <w:r>
+        <w:rPr>
+          <w:rFonts w:ascii="Times New Roman" w:hAnsi="Times New Roman" w:cs="Times New Roman"/>
+          <w:sz w:val="24"/>
+          <w:szCs w:val="24"/>
+        </w:rPr>
+        <w:t xml:space="preserve"> переменная «</w:t>
+      </w:r>
+      <w:r>
+        <w:rPr>
+          <w:rFonts w:ascii="Times New Roman" w:hAnsi="Times New Roman" w:cs="Times New Roman"/>
+          <w:color w:val="00B0F0"/>
+          <w:sz w:val="24"/>
+          <w:szCs w:val="24"/>
+        </w:rPr>
+        <w:t xml:space="preserve">Поддержка </w:t>
+      </w:r>
+      <w:r>
+        <w:rPr>
+          <w:rFonts w:ascii="Times New Roman" w:hAnsi="Times New Roman" w:cs="Times New Roman"/>
+          <w:sz w:val="24"/>
+          <w:szCs w:val="24"/>
+        </w:rPr>
+        <w:t>» со шкалой от 0 до 100%Изначальный показатель – 10.</w:t>
+      </w:r>
+    </w:p>
+    <w:p>
+      <w:pPr>
+        <w:rPr>
+          <w:rFonts w:ascii="Times New Roman" w:hAnsi="Times New Roman" w:cs="Times New Roman"/>
+          <w:sz w:val="24"/>
+          <w:szCs w:val="24"/>
+        </w:rPr>
+      </w:pPr>
+    </w:p>
+    <w:p>
+      <w:pPr>
+        <w:rPr>
+          <w:rFonts w:ascii="Times New Roman" w:hAnsi="Times New Roman" w:cs="Times New Roman"/>
+          <w:sz w:val="24"/>
+          <w:szCs w:val="24"/>
+        </w:rPr>
+      </w:pPr>
+      <w:r>
+        <w:rPr>
+          <w:rFonts w:ascii="Times New Roman" w:hAnsi="Times New Roman" w:cs="Times New Roman"/>
+          <w:sz w:val="24"/>
+          <w:szCs w:val="24"/>
+        </w:rPr>
+        <w:t>Будет показана правая организация, которая поднимет восстание, в случае достижения напряжённости 100%. Со старта игры будет надпись</w:t>
+      </w:r>
+      <w:r>
+        <w:rPr>
+          <w:rFonts w:ascii="Times New Roman" w:hAnsi="Times New Roman" w:cs="Times New Roman"/>
+          <w:sz w:val="24"/>
+          <w:szCs w:val="24"/>
+        </w:rPr>
+        <w:t xml:space="preserve">: </w:t>
+      </w:r>
+      <w:r>
+        <w:rPr>
+          <w:rFonts w:ascii="Times New Roman" w:hAnsi="Times New Roman" w:cs="Times New Roman"/>
+          <w:sz w:val="24"/>
+          <w:szCs w:val="24"/>
+        </w:rPr>
+        <w:t xml:space="preserve">В случае достижения 100 единиц </w:t>
+      </w:r>
+      <w:r>
+        <w:rPr>
+          <w:rFonts w:ascii="Times New Roman" w:hAnsi="Times New Roman" w:cs="Times New Roman"/>
+          <w:color w:val="00B0F0"/>
+          <w:sz w:val="24"/>
+          <w:szCs w:val="24"/>
+        </w:rPr>
+        <w:t>Напряжённост</w:t>
+      </w:r>
+      <w:r>
+        <w:rPr>
+          <w:rFonts w:ascii="Times New Roman" w:hAnsi="Times New Roman" w:cs="Times New Roman"/>
+          <w:color w:val="00B0F0"/>
+          <w:sz w:val="24"/>
+          <w:szCs w:val="24"/>
+        </w:rPr>
+        <w:t>и</w:t>
+      </w:r>
+      <w:r>
+        <w:rPr>
+          <w:rFonts w:ascii="Times New Roman" w:hAnsi="Times New Roman" w:cs="Times New Roman"/>
+          <w:color w:val="00B0F0"/>
+          <w:sz w:val="24"/>
+          <w:szCs w:val="24"/>
+        </w:rPr>
+        <w:t xml:space="preserve"> французского общества</w:t>
+      </w:r>
+      <w:r>
+        <w:rPr>
+          <w:rFonts w:ascii="Times New Roman" w:hAnsi="Times New Roman" w:cs="Times New Roman"/>
+          <w:sz w:val="24"/>
+          <w:szCs w:val="24"/>
+        </w:rPr>
+        <w:t xml:space="preserve">, вооружённое восстание поднимает </w:t>
+      </w:r>
+      <w:r>
+        <w:rPr>
+          <w:rFonts w:ascii="Times New Roman" w:hAnsi="Times New Roman" w:cs="Times New Roman"/>
+          <w:color w:val="7030A0"/>
+          <w:sz w:val="24"/>
+          <w:szCs w:val="24"/>
+        </w:rPr>
+        <w:t>Французское действие</w:t>
+      </w:r>
+      <w:r>
+        <w:rPr>
+          <w:rFonts w:ascii="Times New Roman" w:hAnsi="Times New Roman" w:cs="Times New Roman"/>
+          <w:color w:val="7030A0"/>
+          <w:sz w:val="24"/>
+          <w:szCs w:val="24"/>
+        </w:rPr>
+        <w:t>.</w:t>
+      </w:r>
+    </w:p>
+    <w:p>
+      <w:pPr>
+        <w:rPr>
+          <w:rFonts w:ascii="Times New Roman" w:hAnsi="Times New Roman" w:cs="Times New Roman"/>
+          <w:sz w:val="24"/>
+          <w:szCs w:val="24"/>
+        </w:rPr>
+      </w:pPr>
+      <w:r>
+        <w:rPr>
+          <w:rFonts w:ascii="Times New Roman" w:hAnsi="Times New Roman" w:cs="Times New Roman"/>
+          <w:sz w:val="24"/>
+          <w:szCs w:val="24"/>
+        </w:rPr>
+        <w:t xml:space="preserve">Будет введена </w:t>
+      </w:r>
+      <w:proofErr w:type="spellStart"/>
+      <w:r>
+        <w:rPr>
+          <w:rFonts w:ascii="Times New Roman" w:hAnsi="Times New Roman" w:cs="Times New Roman"/>
+          <w:sz w:val="24"/>
+          <w:szCs w:val="24"/>
+        </w:rPr>
+        <w:t>кастомная</w:t>
+      </w:r>
+      <w:proofErr w:type="spellEnd"/>
+      <w:r>
+        <w:rPr>
+          <w:rFonts w:ascii="Times New Roman" w:hAnsi="Times New Roman" w:cs="Times New Roman"/>
+          <w:sz w:val="24"/>
+          <w:szCs w:val="24"/>
+        </w:rPr>
+        <w:t xml:space="preserve"> переменная «</w:t>
+      </w:r>
+      <w:r>
+        <w:rPr>
+          <w:rFonts w:ascii="Times New Roman" w:hAnsi="Times New Roman" w:cs="Times New Roman"/>
+          <w:color w:val="00B0F0"/>
+          <w:sz w:val="24"/>
+          <w:szCs w:val="24"/>
+        </w:rPr>
+        <w:t>Напряжённость французского общества</w:t>
+      </w:r>
+      <w:r>
+        <w:rPr>
+          <w:rFonts w:ascii="Times New Roman" w:hAnsi="Times New Roman" w:cs="Times New Roman"/>
+          <w:sz w:val="24"/>
+          <w:szCs w:val="24"/>
+        </w:rPr>
+        <w:t>» со шкалой от 0 до 100%.</w:t>
+      </w:r>
+    </w:p>
+    <w:p>
+      <w:pPr>
+        <w:rPr>
+          <w:rFonts w:ascii="Times New Roman" w:hAnsi="Times New Roman" w:cs="Times New Roman"/>
+          <w:sz w:val="24"/>
+          <w:szCs w:val="24"/>
+        </w:rPr>
+      </w:pPr>
+      <w:r>
+        <w:rPr>
+          <w:rFonts w:ascii="Times New Roman" w:hAnsi="Times New Roman" w:cs="Times New Roman"/>
+          <w:sz w:val="24"/>
+          <w:szCs w:val="24"/>
+        </w:rPr>
+        <w:t>1. «Разгон митингующих»</w:t>
+      </w:r>
+    </w:p>
+    <w:p>
+      <w:pPr>
+        <w:rPr>
+          <w:rFonts w:ascii="Times New Roman" w:hAnsi="Times New Roman" w:cs="Times New Roman"/>
+          <w:sz w:val="24"/>
+          <w:szCs w:val="24"/>
+        </w:rPr>
+      </w:pPr>
+      <w:r>
+        <w:rPr>
+          <w:rFonts w:ascii="Times New Roman" w:hAnsi="Times New Roman" w:cs="Times New Roman"/>
+          <w:sz w:val="24"/>
+          <w:szCs w:val="24"/>
+        </w:rPr>
+        <w:t>Требование</w:t>
+      </w:r>
+      <w:r>
+        <w:rPr>
+          <w:rFonts w:ascii="Times New Roman" w:hAnsi="Times New Roman" w:cs="Times New Roman"/>
+          <w:sz w:val="24"/>
+          <w:szCs w:val="24"/>
+        </w:rPr>
+        <w:t xml:space="preserve">: </w:t>
+      </w:r>
+      <w:r>
+        <w:rPr>
+          <w:rFonts w:ascii="Times New Roman" w:hAnsi="Times New Roman" w:cs="Times New Roman"/>
+          <w:sz w:val="24"/>
+          <w:szCs w:val="24"/>
+        </w:rPr>
+        <w:t xml:space="preserve">Выступление </w:t>
+      </w:r>
+      <w:proofErr w:type="spellStart"/>
+      <w:r>
+        <w:rPr>
+          <w:rFonts w:ascii="Times New Roman" w:hAnsi="Times New Roman" w:cs="Times New Roman"/>
+          <w:sz w:val="24"/>
+          <w:szCs w:val="24"/>
+        </w:rPr>
+        <w:t>Тореса</w:t>
+      </w:r>
+      <w:proofErr w:type="spellEnd"/>
+      <w:r>
+        <w:rPr>
+          <w:rFonts w:ascii="Times New Roman" w:hAnsi="Times New Roman" w:cs="Times New Roman"/>
+          <w:sz w:val="24"/>
+          <w:szCs w:val="24"/>
+        </w:rPr>
+        <w:t xml:space="preserve"> было разогнано (ниже по событиям), фокус «Роспуск фашистских лиг» не выполнен.</w:t>
+      </w:r>
+    </w:p>
+    <w:p>
+      <w:pPr>
+        <w:rPr>
+          <w:rFonts w:ascii="Times New Roman" w:hAnsi="Times New Roman" w:cs="Times New Roman"/>
+          <w:sz w:val="24"/>
+          <w:szCs w:val="24"/>
+        </w:rPr>
+      </w:pPr>
+      <w:r>
+        <w:rPr>
+          <w:rFonts w:ascii="Times New Roman" w:hAnsi="Times New Roman" w:cs="Times New Roman"/>
+          <w:sz w:val="24"/>
+          <w:szCs w:val="24"/>
+        </w:rPr>
+        <w:t>Стоимость</w:t>
+      </w:r>
+      <w:r>
+        <w:rPr>
+          <w:rFonts w:ascii="Times New Roman" w:hAnsi="Times New Roman" w:cs="Times New Roman"/>
+          <w:sz w:val="24"/>
+          <w:szCs w:val="24"/>
+        </w:rPr>
+        <w:t xml:space="preserve">: </w:t>
+      </w:r>
+      <w:r>
+        <w:rPr>
+          <w:rFonts w:ascii="Times New Roman" w:hAnsi="Times New Roman" w:cs="Times New Roman"/>
+          <w:sz w:val="24"/>
+          <w:szCs w:val="24"/>
+        </w:rPr>
+        <w:t>3% стабильности</w:t>
+      </w:r>
+    </w:p>
+    <w:p>
+      <w:pPr>
+        <w:rPr>
+          <w:rFonts w:ascii="Times New Roman" w:hAnsi="Times New Roman" w:cs="Times New Roman"/>
+          <w:sz w:val="24"/>
+          <w:szCs w:val="24"/>
+        </w:rPr>
+      </w:pPr>
+      <w:r>
+        <w:rPr>
+          <w:rFonts w:ascii="Times New Roman" w:hAnsi="Times New Roman" w:cs="Times New Roman"/>
+          <w:sz w:val="24"/>
+          <w:szCs w:val="24"/>
+        </w:rPr>
+        <w:t>Результат</w:t>
+      </w:r>
+      <w:r>
+        <w:rPr>
+          <w:rFonts w:ascii="Times New Roman" w:hAnsi="Times New Roman" w:cs="Times New Roman"/>
+          <w:sz w:val="24"/>
+          <w:szCs w:val="24"/>
+        </w:rPr>
+        <w:t xml:space="preserve">: </w:t>
+      </w:r>
+      <w:r>
+        <w:rPr>
+          <w:rFonts w:ascii="Times New Roman" w:hAnsi="Times New Roman" w:cs="Times New Roman"/>
+          <w:sz w:val="24"/>
+          <w:szCs w:val="24"/>
+        </w:rPr>
+        <w:t xml:space="preserve">-10% </w:t>
+      </w:r>
+      <w:r>
+        <w:rPr>
+          <w:rFonts w:ascii="Times New Roman" w:hAnsi="Times New Roman" w:cs="Times New Roman"/>
+          <w:color w:val="00B0F0"/>
+          <w:sz w:val="24"/>
+          <w:szCs w:val="24"/>
+        </w:rPr>
+        <w:t>Напряжённости</w:t>
+      </w:r>
+      <w:r>
+        <w:rPr>
+          <w:rFonts w:ascii="Times New Roman" w:hAnsi="Times New Roman" w:cs="Times New Roman"/>
+          <w:color w:val="00B0F0"/>
+          <w:sz w:val="24"/>
+          <w:szCs w:val="24"/>
+        </w:rPr>
+        <w:t xml:space="preserve"> французского общества</w:t>
+      </w:r>
+    </w:p>
+    <w:p>
+      <w:pPr>
+        <w:rPr>
+          <w:rFonts w:ascii="Times New Roman" w:hAnsi="Times New Roman" w:cs="Times New Roman"/>
+          <w:sz w:val="24"/>
+          <w:szCs w:val="24"/>
+        </w:rPr>
+      </w:pPr>
+      <w:r>
+        <w:rPr>
+          <w:rFonts w:ascii="Times New Roman" w:hAnsi="Times New Roman" w:cs="Times New Roman"/>
+          <w:sz w:val="24"/>
+          <w:szCs w:val="24"/>
+        </w:rPr>
+        <w:t>К началу гражданской войны в Испании в Марокко (</w:t>
+      </w:r>
+      <w:proofErr w:type="spellStart"/>
+      <w:r>
+        <w:rPr>
+          <w:rFonts w:ascii="Times New Roman" w:hAnsi="Times New Roman" w:cs="Times New Roman"/>
+          <w:sz w:val="24"/>
+          <w:szCs w:val="24"/>
+        </w:rPr>
+        <w:t>Тетуан</w:t>
+      </w:r>
+      <w:proofErr w:type="spellEnd"/>
+      <w:r>
+        <w:rPr>
+          <w:rFonts w:ascii="Times New Roman" w:hAnsi="Times New Roman" w:cs="Times New Roman"/>
+          <w:sz w:val="24"/>
+          <w:szCs w:val="24"/>
+        </w:rPr>
+        <w:t xml:space="preserve">) активно действовала ложа Атлантида 448. Ее активным участником был </w:t>
+      </w:r>
+      <w:proofErr w:type="spellStart"/>
+      <w:r>
+        <w:rPr>
+          <w:rFonts w:ascii="Times New Roman" w:hAnsi="Times New Roman" w:cs="Times New Roman"/>
+          <w:sz w:val="24"/>
+          <w:szCs w:val="24"/>
+        </w:rPr>
+        <w:t>Абд</w:t>
+      </w:r>
+      <w:proofErr w:type="spellEnd"/>
+      <w:r>
+        <w:rPr>
+          <w:rFonts w:ascii="Times New Roman" w:hAnsi="Times New Roman" w:cs="Times New Roman"/>
+          <w:sz w:val="24"/>
+          <w:szCs w:val="24"/>
+        </w:rPr>
+        <w:t xml:space="preserve"> аль-</w:t>
+      </w:r>
+      <w:proofErr w:type="spellStart"/>
+      <w:r>
+        <w:rPr>
+          <w:rFonts w:ascii="Times New Roman" w:hAnsi="Times New Roman" w:cs="Times New Roman"/>
+          <w:sz w:val="24"/>
+          <w:szCs w:val="24"/>
+        </w:rPr>
+        <w:t>Халик</w:t>
+      </w:r>
+      <w:proofErr w:type="spellEnd"/>
+      <w:r>
+        <w:rPr>
+          <w:rFonts w:ascii="Times New Roman" w:hAnsi="Times New Roman" w:cs="Times New Roman"/>
+          <w:sz w:val="24"/>
+          <w:szCs w:val="24"/>
+        </w:rPr>
+        <w:t xml:space="preserve"> Торрес, носивший в братстве псевдоним “Тень”. И не случайно, </w:t>
       </w:r>
       <w:proofErr w:type="gramStart"/>
       <w:r>
@@ -12980,7 +13260,7 @@
           <w:sz w:val="24"/>
           <w:szCs w:val="24"/>
         </w:rPr>
-        <w:t>от Верховного комиссара</w:t>
+        <w:t>что</w:t>
       </w:r>
       <w:proofErr w:type="gramEnd"/>
       <w:r>
@@ -12989,60 +13269,8 @@
           <w:sz w:val="24"/>
           <w:szCs w:val="24"/>
         </w:rPr>
-        <w:t xml:space="preserve"> назначенного Испанией.</w:t>
-      </w:r>
-    </w:p>
-    <w:p>
-      <w:pPr>
-        <w:rPr>
-          <w:rFonts w:ascii="Times New Roman" w:hAnsi="Times New Roman" w:cs="Times New Roman"/>
-          <w:sz w:val="24"/>
-          <w:szCs w:val="24"/>
-        </w:rPr>
-      </w:pPr>
-      <w:r>
-        <w:rPr>
-          <w:rFonts w:ascii="Times New Roman" w:hAnsi="Times New Roman" w:cs="Times New Roman"/>
-          <w:sz w:val="24"/>
-          <w:szCs w:val="24"/>
-        </w:rPr>
-        <w:t>Однако, стоит понимать, что время и ситуация меняется</w:t>
-      </w:r>
-      <w:proofErr w:type="gramStart"/>
-      <w:r>
-        <w:rPr>
-          <w:rFonts w:ascii="Times New Roman" w:hAnsi="Times New Roman" w:cs="Times New Roman"/>
-          <w:sz w:val="24"/>
-          <w:szCs w:val="24"/>
-        </w:rPr>
-        <w:t xml:space="preserve">. </w:t>
-      </w:r>
-      <w:proofErr w:type="gramEnd"/>
-      <w:r>
-        <w:rPr>
-          <w:rFonts w:ascii="Times New Roman" w:hAnsi="Times New Roman" w:cs="Times New Roman"/>
-          <w:sz w:val="24"/>
-          <w:szCs w:val="24"/>
-        </w:rPr>
-        <w:t>Подъём и поддержка национальных настроений могут вернуть Испанское Марокко назад, или же обозлить Францию и Испанию, если они не будут заняты чем-то иным.</w:t>
-      </w:r>
-      <w:r>
-        <w:rPr>
-          <w:rFonts w:ascii="Times New Roman" w:hAnsi="Times New Roman" w:cs="Times New Roman"/>
-          <w:sz w:val="24"/>
-          <w:szCs w:val="24"/>
-        </w:rPr>
-        <w:t>)</w:t>
-      </w:r>
-    </w:p>
-    <w:p>
-      <w:pPr>
-        <w:rPr>
-          <w:rFonts w:ascii="Times New Roman" w:hAnsi="Times New Roman" w:cs="Times New Roman"/>
-          <w:sz w:val="24"/>
-          <w:szCs w:val="24"/>
-        </w:rPr>
-      </w:pPr>
+        <w:t xml:space="preserve"> когда Франко прибыл в </w:t>
+      </w:r>
       <w:proofErr w:type="spellStart"/>
       <w:r>
         <w:rPr>
@@ -13050,7 +13278,7 @@
           <w:sz w:val="24"/>
           <w:szCs w:val="24"/>
         </w:rPr>
-        <w:t>Тултип</w:t>
+        <w:t>Тетуан</w:t>
       </w:r>
       <w:proofErr w:type="spellEnd"/>
       <w:r>
@@ -13059,33 +13287,192 @@
           <w:sz w:val="24"/>
           <w:szCs w:val="24"/>
         </w:rPr>
-        <w:t>:</w:t>
-      </w:r>
-      <w:r>
-        <w:rPr>
-          <w:rFonts w:ascii="Times New Roman" w:hAnsi="Times New Roman" w:cs="Times New Roman"/>
-          <w:color w:val="FF0000"/>
+        <w:t xml:space="preserve"> 19 июля 1936 г., он первым делом потребовал у своих подчиненных представить ему список участников местной масонской ложи. Сам будущий генералиссимус считал “каменщиков” источником всех бед Испании. Он сразу же создал “комиссию по очистке”, которая обрушила репрессии на испанских и марокканских “каменщиков”. Все, кто фигурировал в представленных Франко списках, были публично расстреляны. Тем не менее один из приближенных диктатора сумел добиться отмены репрессий против тех из масонов, кто активно участвовал в национальном движении. И не случайно, что ни один из </w:t>
+      </w:r>
+      <w:r>
+        <w:rPr>
+          <w:rFonts w:ascii="Times New Roman" w:hAnsi="Times New Roman" w:cs="Times New Roman"/>
+          <w:sz w:val="24"/>
+          <w:szCs w:val="24"/>
+        </w:rPr>
+        <w:lastRenderedPageBreak/>
+        <w:t>марокканских националистов не выступил против мобилизации горцев Рифа в армию Франко на войну, в которой они добывали победу диктатору.</w:t>
+      </w:r>
+    </w:p>
+    <w:p>
+      <w:pPr>
+        <w:rPr>
+          <w:rFonts w:ascii="Times New Roman" w:hAnsi="Times New Roman" w:cs="Times New Roman"/>
+          <w:sz w:val="24"/>
+          <w:szCs w:val="24"/>
+        </w:rPr>
+      </w:pPr>
+    </w:p>
+    <w:p>
+      <w:pPr>
+        <w:rPr>
+          <w:rFonts w:ascii="Times New Roman" w:hAnsi="Times New Roman" w:cs="Times New Roman"/>
+          <w:sz w:val="24"/>
+          <w:szCs w:val="24"/>
+        </w:rPr>
+      </w:pPr>
+      <w:r>
+        <w:rPr>
+          <w:rFonts w:ascii="Times New Roman" w:hAnsi="Times New Roman" w:cs="Times New Roman"/>
+          <w:sz w:val="24"/>
+          <w:szCs w:val="24"/>
+        </w:rPr>
+        <w:t xml:space="preserve">Из-за массовой мобилизации мужского населения в армию большое число марокканцев было насильственно оторвано от своих очагов и сконцентрировано в военных лагерях Сеуты и </w:t>
+      </w:r>
+      <w:proofErr w:type="spellStart"/>
+      <w:r>
+        <w:rPr>
+          <w:rFonts w:ascii="Times New Roman" w:hAnsi="Times New Roman" w:cs="Times New Roman"/>
+          <w:sz w:val="24"/>
+          <w:szCs w:val="24"/>
+        </w:rPr>
+        <w:t>Тетуана</w:t>
+      </w:r>
+      <w:proofErr w:type="spellEnd"/>
+      <w:r>
+        <w:rPr>
+          <w:rFonts w:ascii="Times New Roman" w:hAnsi="Times New Roman" w:cs="Times New Roman"/>
+          <w:sz w:val="24"/>
+          <w:szCs w:val="24"/>
+        </w:rPr>
+        <w:t xml:space="preserve"> перед переброской в Севилью и далее на фронт. Мобилизация вызвала недовольство местных племен. В ряде пунктов Рифа произошли столкновения между местным населением и франкистскими войсками. Фашисты жестоко расправились с недовольными.</w:t>
+      </w:r>
+    </w:p>
+    <w:p>
+      <w:pPr>
+        <w:rPr>
+          <w:rFonts w:ascii="Times New Roman" w:hAnsi="Times New Roman" w:cs="Times New Roman"/>
+          <w:sz w:val="24"/>
+          <w:szCs w:val="24"/>
+        </w:rPr>
+      </w:pPr>
+    </w:p>
+    <w:p>
+      <w:pPr>
+        <w:rPr>
+          <w:rFonts w:ascii="Times New Roman" w:hAnsi="Times New Roman" w:cs="Times New Roman"/>
+          <w:sz w:val="24"/>
+          <w:szCs w:val="24"/>
+        </w:rPr>
+      </w:pPr>
+      <w:r>
+        <w:rPr>
+          <w:rFonts w:ascii="Times New Roman" w:hAnsi="Times New Roman" w:cs="Times New Roman"/>
+          <w:sz w:val="24"/>
+          <w:szCs w:val="24"/>
+        </w:rPr>
+        <w:t xml:space="preserve">Постепенно иллюзии в отношении колониальных властей стали рассеиваться и у городского населения, хотя </w:t>
+      </w:r>
+      <w:proofErr w:type="spellStart"/>
+      <w:r>
+        <w:rPr>
+          <w:rFonts w:ascii="Times New Roman" w:hAnsi="Times New Roman" w:cs="Times New Roman"/>
+          <w:sz w:val="24"/>
+          <w:szCs w:val="24"/>
+        </w:rPr>
+        <w:t>франкисты</w:t>
+      </w:r>
+      <w:proofErr w:type="spellEnd"/>
+      <w:r>
+        <w:rPr>
+          <w:rFonts w:ascii="Times New Roman" w:hAnsi="Times New Roman" w:cs="Times New Roman"/>
+          <w:sz w:val="24"/>
+          <w:szCs w:val="24"/>
+        </w:rPr>
+        <w:t xml:space="preserve"> не препятствовали деятельности ПНР. Продолжали выходить журналы. Публиковавшиеся в них статьи транслировались по радио на французскую зону. Лидер марокканских националистов на севере Марокко </w:t>
+      </w:r>
+      <w:proofErr w:type="spellStart"/>
+      <w:r>
+        <w:rPr>
+          <w:rFonts w:ascii="Times New Roman" w:hAnsi="Times New Roman" w:cs="Times New Roman"/>
+          <w:sz w:val="24"/>
+          <w:szCs w:val="24"/>
+        </w:rPr>
+        <w:t>Абд</w:t>
+      </w:r>
+      <w:proofErr w:type="spellEnd"/>
+      <w:r>
+        <w:rPr>
+          <w:rFonts w:ascii="Times New Roman" w:hAnsi="Times New Roman" w:cs="Times New Roman"/>
+          <w:sz w:val="24"/>
+          <w:szCs w:val="24"/>
+        </w:rPr>
+        <w:t xml:space="preserve"> аль-</w:t>
+      </w:r>
+      <w:proofErr w:type="spellStart"/>
+      <w:r>
+        <w:rPr>
+          <w:rFonts w:ascii="Times New Roman" w:hAnsi="Times New Roman" w:cs="Times New Roman"/>
+          <w:sz w:val="24"/>
+          <w:szCs w:val="24"/>
+        </w:rPr>
+        <w:t>Халик</w:t>
+      </w:r>
+      <w:proofErr w:type="spellEnd"/>
+      <w:r>
+        <w:rPr>
+          <w:rFonts w:ascii="Times New Roman" w:hAnsi="Times New Roman" w:cs="Times New Roman"/>
+          <w:sz w:val="24"/>
+          <w:szCs w:val="24"/>
+        </w:rPr>
+        <w:t xml:space="preserve"> Торрес считал, что основным врагом марокканского народа является Франция. Поэтому острие политической деятельности партии было направлено против французской администрации. Тем не менее в июне 1938 г. в административном центре испанской зоны </w:t>
+      </w:r>
+      <w:proofErr w:type="spellStart"/>
+      <w:r>
+        <w:rPr>
+          <w:rFonts w:ascii="Times New Roman" w:hAnsi="Times New Roman" w:cs="Times New Roman"/>
+          <w:sz w:val="24"/>
+          <w:szCs w:val="24"/>
+        </w:rPr>
+        <w:t>Тетуане</w:t>
+      </w:r>
+      <w:proofErr w:type="spellEnd"/>
+      <w:r>
+        <w:rPr>
+          <w:rFonts w:ascii="Times New Roman" w:hAnsi="Times New Roman" w:cs="Times New Roman"/>
+          <w:sz w:val="24"/>
+          <w:szCs w:val="24"/>
+        </w:rPr>
+        <w:t xml:space="preserve"> стихийно вспыхнула антифашистская демонстрация. В сентябре того же года началось крупное антифашистское восстание племен Джи- бала в районе </w:t>
+      </w:r>
+      <w:proofErr w:type="spellStart"/>
+      <w:r>
+        <w:rPr>
+          <w:rFonts w:ascii="Times New Roman" w:hAnsi="Times New Roman" w:cs="Times New Roman"/>
+          <w:sz w:val="24"/>
+          <w:szCs w:val="24"/>
+        </w:rPr>
+        <w:t>Ксар</w:t>
+      </w:r>
+      <w:proofErr w:type="spellEnd"/>
+      <w:r>
+        <w:rPr>
+          <w:rFonts w:ascii="Times New Roman" w:hAnsi="Times New Roman" w:cs="Times New Roman"/>
+          <w:sz w:val="24"/>
+          <w:szCs w:val="24"/>
+        </w:rPr>
+        <w:t>-эль-Кебир, прервавшее связь между двумя зонами. Испанская администрация послала на подавление восстания крупные военные силы, огнем и мечом расправившиеся с недовольными.</w:t>
+      </w:r>
+      <w:r>
+        <w:rPr>
+          <w:rFonts w:ascii="Times New Roman" w:hAnsi="Times New Roman" w:cs="Times New Roman"/>
           <w:sz w:val="24"/>
           <w:szCs w:val="24"/>
         </w:rPr>
         <w:t xml:space="preserve"> </w:t>
       </w:r>
-    </w:p>
-    <w:p>
-      <w:pPr>
-        <w:rPr>
-          <w:rFonts w:ascii="Times New Roman" w:hAnsi="Times New Roman" w:cs="Times New Roman"/>
-          <w:sz w:val="24"/>
-          <w:szCs w:val="24"/>
-        </w:rPr>
-      </w:pPr>
-      <w:r>
-        <w:rPr>
-          <w:rFonts w:ascii="Times New Roman" w:hAnsi="Times New Roman" w:cs="Times New Roman"/>
-          <w:sz w:val="24"/>
-          <w:szCs w:val="24"/>
-        </w:rPr>
-        <w:t xml:space="preserve">Будет введена </w:t>
+      <w:r>
+        <w:rPr>
+          <w:rFonts w:ascii="Times New Roman" w:hAnsi="Times New Roman" w:cs="Times New Roman"/>
+          <w:sz w:val="24"/>
+          <w:szCs w:val="24"/>
+        </w:rPr>
+        <w:t xml:space="preserve">Под влиянием этих событий </w:t>
       </w:r>
       <w:proofErr w:type="spellStart"/>
       <w:r>
@@ -13094,7 +13481,7 @@
           <w:sz w:val="24"/>
           <w:szCs w:val="24"/>
         </w:rPr>
-        <w:t>кастомная</w:t>
+        <w:t>Абд</w:t>
       </w:r>
       <w:proofErr w:type="spellEnd"/>
       <w:r>
@@ -13103,146 +13490,7 @@
           <w:sz w:val="24"/>
           <w:szCs w:val="24"/>
         </w:rPr>
-        <w:t xml:space="preserve"> переменная «</w:t>
-      </w:r>
-      <w:r>
-        <w:rPr>
-          <w:rFonts w:ascii="Times New Roman" w:hAnsi="Times New Roman" w:cs="Times New Roman"/>
-          <w:color w:val="00B0F0"/>
-          <w:sz w:val="24"/>
-          <w:szCs w:val="24"/>
-        </w:rPr>
-        <w:t xml:space="preserve">Поддержка </w:t>
-      </w:r>
-      <w:bookmarkStart w:id="2" w:name="_GoBack"/>
-      <w:bookmarkEnd w:id="2"/>
-      <w:r>
-        <w:rPr>
-          <w:rFonts w:ascii="Times New Roman" w:hAnsi="Times New Roman" w:cs="Times New Roman"/>
-          <w:sz w:val="24"/>
-          <w:szCs w:val="24"/>
-        </w:rPr>
-        <w:t>» со шкалой от 0 до 100%</w:t>
-      </w:r>
-      <w:r>
-        <w:rPr>
-          <w:rFonts w:ascii="Times New Roman" w:hAnsi="Times New Roman" w:cs="Times New Roman"/>
-          <w:sz w:val="24"/>
-          <w:szCs w:val="24"/>
-        </w:rPr>
-        <w:t>Изначальный показатель – 10.</w:t>
-      </w:r>
-    </w:p>
-    <w:p>
-      <w:pPr>
-        <w:rPr>
-          <w:rFonts w:ascii="Times New Roman" w:hAnsi="Times New Roman" w:cs="Times New Roman"/>
-          <w:sz w:val="24"/>
-          <w:szCs w:val="24"/>
-        </w:rPr>
-      </w:pPr>
-    </w:p>
-    <w:p>
-      <w:pPr>
-        <w:rPr>
-          <w:rFonts w:ascii="Times New Roman" w:hAnsi="Times New Roman" w:cs="Times New Roman"/>
-          <w:sz w:val="24"/>
-          <w:szCs w:val="24"/>
-        </w:rPr>
-      </w:pPr>
-      <w:r>
-        <w:rPr>
-          <w:rFonts w:ascii="Times New Roman" w:hAnsi="Times New Roman" w:cs="Times New Roman"/>
-          <w:sz w:val="24"/>
-          <w:szCs w:val="24"/>
-        </w:rPr>
-        <w:t>Будет показана правая организация, которая поднимет восстание, в случае достижения напряжённости 100%. Со старта игры будет надпись</w:t>
-      </w:r>
-      <w:r>
-        <w:rPr>
-          <w:rFonts w:ascii="Times New Roman" w:hAnsi="Times New Roman" w:cs="Times New Roman"/>
-          <w:sz w:val="24"/>
-          <w:szCs w:val="24"/>
-        </w:rPr>
-        <w:t xml:space="preserve">: </w:t>
-      </w:r>
-      <w:r>
-        <w:rPr>
-          <w:rFonts w:ascii="Times New Roman" w:hAnsi="Times New Roman" w:cs="Times New Roman"/>
-          <w:sz w:val="24"/>
-          <w:szCs w:val="24"/>
-        </w:rPr>
-        <w:t xml:space="preserve">В случае достижения 100 единиц </w:t>
-      </w:r>
-      <w:r>
-        <w:rPr>
-          <w:rFonts w:ascii="Times New Roman" w:hAnsi="Times New Roman" w:cs="Times New Roman"/>
-          <w:color w:val="00B0F0"/>
-          <w:sz w:val="24"/>
-          <w:szCs w:val="24"/>
-        </w:rPr>
-        <w:t>Напряжённост</w:t>
-      </w:r>
-      <w:r>
-        <w:rPr>
-          <w:rFonts w:ascii="Times New Roman" w:hAnsi="Times New Roman" w:cs="Times New Roman"/>
-          <w:color w:val="00B0F0"/>
-          <w:sz w:val="24"/>
-          <w:szCs w:val="24"/>
-        </w:rPr>
-        <w:t>и</w:t>
-      </w:r>
-      <w:r>
-        <w:rPr>
-          <w:rFonts w:ascii="Times New Roman" w:hAnsi="Times New Roman" w:cs="Times New Roman"/>
-          <w:color w:val="00B0F0"/>
-          <w:sz w:val="24"/>
-          <w:szCs w:val="24"/>
-        </w:rPr>
-        <w:t xml:space="preserve"> французского общества</w:t>
-      </w:r>
-      <w:r>
-        <w:rPr>
-          <w:rFonts w:ascii="Times New Roman" w:hAnsi="Times New Roman" w:cs="Times New Roman"/>
-          <w:sz w:val="24"/>
-          <w:szCs w:val="24"/>
-        </w:rPr>
-        <w:t xml:space="preserve">, вооружённое восстание поднимает </w:t>
-      </w:r>
-      <w:r>
-        <w:rPr>
-          <w:rFonts w:ascii="Times New Roman" w:hAnsi="Times New Roman" w:cs="Times New Roman"/>
-          <w:color w:val="7030A0"/>
-          <w:sz w:val="24"/>
-          <w:szCs w:val="24"/>
-        </w:rPr>
-        <w:t>Французское действие</w:t>
-      </w:r>
-      <w:r>
-        <w:rPr>
-          <w:rFonts w:ascii="Times New Roman" w:hAnsi="Times New Roman" w:cs="Times New Roman"/>
-          <w:color w:val="7030A0"/>
-          <w:sz w:val="24"/>
-          <w:szCs w:val="24"/>
-        </w:rPr>
-        <w:t>.</w:t>
-      </w:r>
-    </w:p>
-    <w:p>
-      <w:pPr>
-        <w:rPr>
-          <w:rFonts w:ascii="Times New Roman" w:hAnsi="Times New Roman" w:cs="Times New Roman"/>
-          <w:sz w:val="24"/>
-          <w:szCs w:val="24"/>
-        </w:rPr>
-      </w:pPr>
-      <w:r>
-        <w:rPr>
-          <w:rFonts w:ascii="Times New Roman" w:hAnsi="Times New Roman" w:cs="Times New Roman"/>
-          <w:sz w:val="24"/>
-          <w:szCs w:val="24"/>
-        </w:rPr>
-        <w:t xml:space="preserve">Будет введена </w:t>
+        <w:t xml:space="preserve"> </w:t>
       </w:r>
       <w:proofErr w:type="spellStart"/>
       <w:r>
@@ -13251,7 +13499,7 @@
           <w:sz w:val="24"/>
           <w:szCs w:val="24"/>
         </w:rPr>
-        <w:t>кастомная</w:t>
+        <w:t>апь-Халик</w:t>
       </w:r>
       <w:proofErr w:type="spellEnd"/>
       <w:r>
@@ -13260,74 +13508,33 @@
           <w:sz w:val="24"/>
           <w:szCs w:val="24"/>
         </w:rPr>
-        <w:t xml:space="preserve"> переменная «</w:t>
-      </w:r>
-      <w:r>
-        <w:rPr>
-          <w:rFonts w:ascii="Times New Roman" w:hAnsi="Times New Roman" w:cs="Times New Roman"/>
-          <w:color w:val="00B0F0"/>
-          <w:sz w:val="24"/>
-          <w:szCs w:val="24"/>
-        </w:rPr>
-        <w:t>Напряжённость французского общества</w:t>
-      </w:r>
-      <w:r>
-        <w:rPr>
-          <w:rFonts w:ascii="Times New Roman" w:hAnsi="Times New Roman" w:cs="Times New Roman"/>
-          <w:sz w:val="24"/>
-          <w:szCs w:val="24"/>
-        </w:rPr>
-        <w:t>» со шкалой от 0 до 100%.</w:t>
-      </w:r>
-    </w:p>
-    <w:p>
-      <w:pPr>
-        <w:rPr>
-          <w:rFonts w:ascii="Times New Roman" w:hAnsi="Times New Roman" w:cs="Times New Roman"/>
-          <w:sz w:val="24"/>
-          <w:szCs w:val="24"/>
-        </w:rPr>
-      </w:pPr>
-      <w:r>
-        <w:rPr>
-          <w:rFonts w:ascii="Times New Roman" w:hAnsi="Times New Roman" w:cs="Times New Roman"/>
-          <w:sz w:val="24"/>
-          <w:szCs w:val="24"/>
-        </w:rPr>
-        <w:t>1. «Разгон митингующих»</w:t>
-      </w:r>
-    </w:p>
-    <w:p>
-      <w:pPr>
-        <w:rPr>
-          <w:rFonts w:ascii="Times New Roman" w:hAnsi="Times New Roman" w:cs="Times New Roman"/>
-          <w:sz w:val="24"/>
-          <w:szCs w:val="24"/>
-        </w:rPr>
-      </w:pPr>
-      <w:r>
-        <w:rPr>
-          <w:rFonts w:ascii="Times New Roman" w:hAnsi="Times New Roman" w:cs="Times New Roman"/>
-          <w:sz w:val="24"/>
-          <w:szCs w:val="24"/>
-        </w:rPr>
-        <w:t>Требование</w:t>
-      </w:r>
-      <w:r>
-        <w:rPr>
-          <w:rFonts w:ascii="Times New Roman" w:hAnsi="Times New Roman" w:cs="Times New Roman"/>
-          <w:sz w:val="24"/>
-          <w:szCs w:val="24"/>
-        </w:rPr>
-        <w:t xml:space="preserve">: </w:t>
-      </w:r>
-      <w:r>
-        <w:rPr>
-          <w:rFonts w:ascii="Times New Roman" w:hAnsi="Times New Roman" w:cs="Times New Roman"/>
-          <w:sz w:val="24"/>
-          <w:szCs w:val="24"/>
-        </w:rPr>
-        <w:t xml:space="preserve">Выступление </w:t>
+        <w:t xml:space="preserve"> Торрес разочаровался во франкистском режиме и в конце 1939 г. выступил с заявлением. В нем отмечалось, что испанская администрация не выполнила своих обещаний о “славе и величии Марокко” и потому ПНР призывала к борьбе за независимость испанской зоны от франкистской Испании.</w:t>
+      </w:r>
+    </w:p>
+    <w:p>
+      <w:pPr>
+        <w:rPr>
+          <w:rFonts w:ascii="Times New Roman" w:hAnsi="Times New Roman" w:cs="Times New Roman"/>
+          <w:sz w:val="24"/>
+          <w:szCs w:val="24"/>
+        </w:rPr>
+      </w:pPr>
+    </w:p>
+    <w:p>
+      <w:pPr>
+        <w:rPr>
+          <w:rFonts w:ascii="Times New Roman" w:hAnsi="Times New Roman" w:cs="Times New Roman"/>
+          <w:sz w:val="24"/>
+          <w:szCs w:val="24"/>
+        </w:rPr>
+      </w:pPr>
+      <w:r>
+        <w:rPr>
+          <w:rFonts w:ascii="Times New Roman" w:hAnsi="Times New Roman" w:cs="Times New Roman"/>
+          <w:sz w:val="24"/>
+          <w:szCs w:val="24"/>
+        </w:rPr>
+        <w:t xml:space="preserve">Секретный пакт с каталонскими анархистами против Франко (Август — Сентябрь 1936)Это один из самых захватывающих и малоизвестных сюжетов реальной </w:t>
       </w:r>
       <w:proofErr w:type="spellStart"/>
       <w:r>
@@ -13336,7 +13543,7 @@
           <w:sz w:val="24"/>
           <w:szCs w:val="24"/>
         </w:rPr>
-        <w:t>Тореса</w:t>
+        <w:t>истории:В</w:t>
       </w:r>
       <w:proofErr w:type="spellEnd"/>
       <w:r>
@@ -13345,92 +13552,97 @@
           <w:sz w:val="24"/>
           <w:szCs w:val="24"/>
         </w:rPr>
-        <w:t xml:space="preserve"> было разогнано (ниже по событиям), фокус «Роспуск фашистских лиг» не выполнен.</w:t>
-      </w:r>
-    </w:p>
-    <w:p>
-      <w:pPr>
-        <w:rPr>
-          <w:rFonts w:ascii="Times New Roman" w:hAnsi="Times New Roman" w:cs="Times New Roman"/>
-          <w:sz w:val="24"/>
-          <w:szCs w:val="24"/>
-        </w:rPr>
-      </w:pPr>
-      <w:r>
-        <w:rPr>
-          <w:rFonts w:ascii="Times New Roman" w:hAnsi="Times New Roman" w:cs="Times New Roman"/>
-          <w:sz w:val="24"/>
-          <w:szCs w:val="24"/>
-        </w:rPr>
-        <w:lastRenderedPageBreak/>
-        <w:t>Стоимость</w:t>
-      </w:r>
-      <w:r>
-        <w:rPr>
-          <w:rFonts w:ascii="Times New Roman" w:hAnsi="Times New Roman" w:cs="Times New Roman"/>
-          <w:sz w:val="24"/>
-          <w:szCs w:val="24"/>
-        </w:rPr>
-        <w:t xml:space="preserve">: </w:t>
-      </w:r>
-      <w:r>
-        <w:rPr>
-          <w:rFonts w:ascii="Times New Roman" w:hAnsi="Times New Roman" w:cs="Times New Roman"/>
-          <w:sz w:val="24"/>
-          <w:szCs w:val="24"/>
-        </w:rPr>
-        <w:t>3% стабильности</w:t>
-      </w:r>
-    </w:p>
-    <w:p>
-      <w:pPr>
-        <w:rPr>
-          <w:rFonts w:ascii="Times New Roman" w:hAnsi="Times New Roman" w:cs="Times New Roman"/>
-          <w:sz w:val="24"/>
-          <w:szCs w:val="24"/>
-        </w:rPr>
-      </w:pPr>
-      <w:r>
-        <w:rPr>
-          <w:rFonts w:ascii="Times New Roman" w:hAnsi="Times New Roman" w:cs="Times New Roman"/>
-          <w:sz w:val="24"/>
-          <w:szCs w:val="24"/>
-        </w:rPr>
-        <w:t>Результат</w:t>
-      </w:r>
-      <w:r>
-        <w:rPr>
-          <w:rFonts w:ascii="Times New Roman" w:hAnsi="Times New Roman" w:cs="Times New Roman"/>
-          <w:sz w:val="24"/>
-          <w:szCs w:val="24"/>
-        </w:rPr>
-        <w:t xml:space="preserve">: </w:t>
-      </w:r>
-      <w:r>
-        <w:rPr>
-          <w:rFonts w:ascii="Times New Roman" w:hAnsi="Times New Roman" w:cs="Times New Roman"/>
-          <w:sz w:val="24"/>
-          <w:szCs w:val="24"/>
-        </w:rPr>
-        <w:t xml:space="preserve">-10% </w:t>
-      </w:r>
-      <w:r>
-        <w:rPr>
-          <w:rFonts w:ascii="Times New Roman" w:hAnsi="Times New Roman" w:cs="Times New Roman"/>
-          <w:color w:val="00B0F0"/>
-          <w:sz w:val="24"/>
-          <w:szCs w:val="24"/>
-        </w:rPr>
-        <w:t>Напряжённости</w:t>
-      </w:r>
-      <w:r>
-        <w:rPr>
-          <w:rFonts w:ascii="Times New Roman" w:hAnsi="Times New Roman" w:cs="Times New Roman"/>
-          <w:color w:val="00B0F0"/>
-          <w:sz w:val="24"/>
-          <w:szCs w:val="24"/>
-        </w:rPr>
-        <w:t xml:space="preserve"> французского общества</w:t>
+        <w:t xml:space="preserve"> июле 1936 года в Испанском Марокко вспыхнул фашистский мятеж генерала </w:t>
+      </w:r>
+      <w:proofErr w:type="spellStart"/>
+      <w:r>
+        <w:rPr>
+          <w:rFonts w:ascii="Times New Roman" w:hAnsi="Times New Roman" w:cs="Times New Roman"/>
+          <w:sz w:val="24"/>
+          <w:szCs w:val="24"/>
+        </w:rPr>
+        <w:t>Франко.В</w:t>
+      </w:r>
+      <w:proofErr w:type="spellEnd"/>
+      <w:r>
+        <w:rPr>
+          <w:rFonts w:ascii="Times New Roman" w:hAnsi="Times New Roman" w:cs="Times New Roman"/>
+          <w:sz w:val="24"/>
+          <w:szCs w:val="24"/>
+        </w:rPr>
+        <w:t xml:space="preserve"> августе в Марокко (в Фес) тайно прибыли французские и испанские левые активисты (включая Давида Руссе и внука Карла Маркса — Роберта-Жана Лонге), чтобы скоординировать действия.19 сентября 1936 года лидеры CAM (Мухаммед Хасан аль-</w:t>
+      </w:r>
+      <w:proofErr w:type="spellStart"/>
+      <w:r>
+        <w:rPr>
+          <w:rFonts w:ascii="Times New Roman" w:hAnsi="Times New Roman" w:cs="Times New Roman"/>
+          <w:sz w:val="24"/>
+          <w:szCs w:val="24"/>
+        </w:rPr>
+        <w:t>Уаццани</w:t>
+      </w:r>
+      <w:proofErr w:type="spellEnd"/>
+      <w:r>
+        <w:rPr>
+          <w:rFonts w:ascii="Times New Roman" w:hAnsi="Times New Roman" w:cs="Times New Roman"/>
+          <w:sz w:val="24"/>
+          <w:szCs w:val="24"/>
+        </w:rPr>
+        <w:t xml:space="preserve"> и Омар </w:t>
+      </w:r>
+      <w:proofErr w:type="spellStart"/>
+      <w:r>
+        <w:rPr>
+          <w:rFonts w:ascii="Times New Roman" w:hAnsi="Times New Roman" w:cs="Times New Roman"/>
+          <w:sz w:val="24"/>
+          <w:szCs w:val="24"/>
+        </w:rPr>
+        <w:t>Абдельджалиль</w:t>
+      </w:r>
+      <w:proofErr w:type="spellEnd"/>
+      <w:r>
+        <w:rPr>
+          <w:rFonts w:ascii="Times New Roman" w:hAnsi="Times New Roman" w:cs="Times New Roman"/>
+          <w:sz w:val="24"/>
+          <w:szCs w:val="24"/>
+        </w:rPr>
+        <w:t xml:space="preserve">) подписали в Барселоне тайный пакт с Комитетом антифашистских милиций Каталонии (в лице знаменитого анархиста Хуана Гарсии Оливера). Каталонцы пообещали признать полную независимость Испанского Марокко, если CAM поднимет восстание в тылу у </w:t>
+      </w:r>
+      <w:proofErr w:type="spellStart"/>
+      <w:r>
+        <w:rPr>
+          <w:rFonts w:ascii="Times New Roman" w:hAnsi="Times New Roman" w:cs="Times New Roman"/>
+          <w:sz w:val="24"/>
+          <w:szCs w:val="24"/>
+        </w:rPr>
+        <w:t>Франко.Итог</w:t>
+      </w:r>
+      <w:proofErr w:type="spellEnd"/>
+      <w:r>
+        <w:rPr>
+          <w:rFonts w:ascii="Times New Roman" w:hAnsi="Times New Roman" w:cs="Times New Roman"/>
+          <w:sz w:val="24"/>
+          <w:szCs w:val="24"/>
+        </w:rPr>
+        <w:t>: План сорвался, так как премьер-министр Испании Ларго Кабальеро и премьер Франции Леон Блюм испугались колониальных бунтов и наложили вето на соглашение. В октябре аль-</w:t>
+      </w:r>
+      <w:proofErr w:type="spellStart"/>
+      <w:r>
+        <w:rPr>
+          <w:rFonts w:ascii="Times New Roman" w:hAnsi="Times New Roman" w:cs="Times New Roman"/>
+          <w:sz w:val="24"/>
+          <w:szCs w:val="24"/>
+        </w:rPr>
+        <w:t>Уаццани</w:t>
+      </w:r>
+      <w:proofErr w:type="spellEnd"/>
+      <w:r>
+        <w:rPr>
+          <w:rFonts w:ascii="Times New Roman" w:hAnsi="Times New Roman" w:cs="Times New Roman"/>
+          <w:sz w:val="24"/>
+          <w:szCs w:val="24"/>
+        </w:rPr>
+        <w:t xml:space="preserve"> лично летал в Париж, но Леон Блюм отказался его принять.</w:t>
       </w:r>
     </w:p>
     <w:p>
@@ -13519,7 +13731,16 @@
           <w:sz w:val="24"/>
           <w:szCs w:val="24"/>
         </w:rPr>
-        <w:t>был поставлен по главе страны как самый младший, изолированный и не обученный отпрыск предыдущего короля. Очевидный выбор для тех, кто хотел с лёгкостью манипулировать молодым правителем. Однако, наш король быстро начал показывать характер, и вовсе не горя желанием безропотно подчиняться приказам неверных!</w:t>
+        <w:t xml:space="preserve">был поставлен по главе страны как самый младший, изолированный и не обученный отпрыск предыдущего короля. </w:t>
+      </w:r>
+      <w:r>
+        <w:rPr>
+          <w:rFonts w:ascii="Times New Roman" w:hAnsi="Times New Roman" w:cs="Times New Roman"/>
+          <w:sz w:val="24"/>
+          <w:szCs w:val="24"/>
+        </w:rPr>
+        <w:lastRenderedPageBreak/>
+        <w:t>Очевидный выбор для тех, кто хотел с лёгкостью манипулировать молодым правителем. Однако, наш король быстро начал показывать характер, и вовсе не горя желанием безропотно подчиняться приказам неверных!</w:t>
       </w:r>
     </w:p>
     <w:p>
@@ -13737,7 +13958,80 @@
           <w:sz w:val="24"/>
           <w:szCs w:val="24"/>
         </w:rPr>
-        <w:t>К началу гражданской войны в Испании в Марокко (</w:t>
+        <w:t>ЕСЛИ к 11 июня не будет выполнен фокус «Провести трудовые реформы», то произойдёт событие «</w:t>
+      </w:r>
+      <w:r>
+        <w:rPr>
+          <w:rFonts w:ascii="Times New Roman" w:hAnsi="Times New Roman" w:cs="Times New Roman"/>
+          <w:sz w:val="24"/>
+          <w:szCs w:val="24"/>
+        </w:rPr>
+        <w:t>Красный июнь в Касабланке</w:t>
+      </w:r>
+      <w:r>
+        <w:rPr>
+          <w:rFonts w:ascii="Times New Roman" w:hAnsi="Times New Roman" w:cs="Times New Roman"/>
+          <w:sz w:val="24"/>
+          <w:szCs w:val="24"/>
+        </w:rPr>
+        <w:t>» (</w:t>
+      </w:r>
+      <w:r>
+        <w:rPr>
+          <w:rFonts w:ascii="Times New Roman" w:hAnsi="Times New Roman" w:cs="Times New Roman"/>
+          <w:sz w:val="24"/>
+          <w:szCs w:val="24"/>
+        </w:rPr>
+        <w:t>Известия о грандиозных забастовках в</w:t>
+      </w:r>
+      <w:r>
+        <w:rPr>
+          <w:rFonts w:ascii="Times New Roman" w:hAnsi="Times New Roman" w:cs="Times New Roman"/>
+          <w:sz w:val="24"/>
+          <w:szCs w:val="24"/>
+        </w:rPr>
+        <w:t xml:space="preserve">о Франции </w:t>
+      </w:r>
+      <w:r>
+        <w:rPr>
+          <w:rFonts w:ascii="Times New Roman" w:hAnsi="Times New Roman" w:cs="Times New Roman"/>
+          <w:sz w:val="24"/>
+          <w:szCs w:val="24"/>
+        </w:rPr>
+        <w:t>эхом отозвались на улицах Марокканского протектората. Сегодня утром рабочие Сахарной компании (COSUMA) в Касабланке заглушили станки и покинули цеха. За считанные часы забастовка охватила текстильные фабрики, металлургические заводы и лакокрасочные мануфактуры.</w:t>
+      </w:r>
+    </w:p>
+    <w:p>
+      <w:pPr>
+        <w:rPr>
+          <w:rFonts w:ascii="Times New Roman" w:hAnsi="Times New Roman" w:cs="Times New Roman"/>
+          <w:sz w:val="24"/>
+          <w:szCs w:val="24"/>
+        </w:rPr>
+      </w:pPr>
+      <w:r>
+        <w:rPr>
+          <w:rFonts w:ascii="Times New Roman" w:hAnsi="Times New Roman" w:cs="Times New Roman"/>
+          <w:sz w:val="24"/>
+          <w:szCs w:val="24"/>
+        </w:rPr>
+        <w:t xml:space="preserve">Колониальная администрация </w:t>
+      </w:r>
+      <w:r>
+        <w:rPr>
+          <w:rFonts w:ascii="Times New Roman" w:hAnsi="Times New Roman" w:cs="Times New Roman"/>
+          <w:sz w:val="24"/>
+          <w:szCs w:val="24"/>
+        </w:rPr>
+        <w:t>оказалась не готова к тому, что волнения перекинутся с метрополии на Марокко</w:t>
+      </w:r>
+      <w:r>
+        <w:rPr>
+          <w:rFonts w:ascii="Times New Roman" w:hAnsi="Times New Roman" w:cs="Times New Roman"/>
+          <w:sz w:val="24"/>
+          <w:szCs w:val="24"/>
+        </w:rPr>
+        <w:t xml:space="preserve">: впервые в истории протектората французские специалисты и коренные марокканские рабочие маршируют плечом к плечу под едиными лозунгами. Они </w:t>
       </w:r>
       <w:proofErr w:type="spellStart"/>
       <w:r>
@@ -13746,7 +14040,7 @@
           <w:sz w:val="24"/>
           <w:szCs w:val="24"/>
         </w:rPr>
-        <w:t>Тетуан</w:t>
+        <w:t>протребовани</w:t>
       </w:r>
       <w:proofErr w:type="spellEnd"/>
       <w:r>
@@ -13755,7 +14049,7 @@
           <w:sz w:val="24"/>
           <w:szCs w:val="24"/>
         </w:rPr>
-        <w:t xml:space="preserve">) активно действовала ложа Атлантида 448. Ее активным участником был </w:t>
+        <w:t xml:space="preserve"> 8-часового рабочего дня, признания профсоюзов и повышения зарплат. Если забастовка перекинется на фосфатные рудники </w:t>
       </w:r>
       <w:proofErr w:type="spellStart"/>
       <w:r>
@@ -13764,7 +14058,7 @@
           <w:sz w:val="24"/>
           <w:szCs w:val="24"/>
         </w:rPr>
-        <w:t>Абд</w:t>
+        <w:t>Хурибги</w:t>
       </w:r>
       <w:proofErr w:type="spellEnd"/>
       <w:r>
@@ -13773,6 +14067,1613 @@
           <w:sz w:val="24"/>
           <w:szCs w:val="24"/>
         </w:rPr>
+        <w:t>, экономика региона будет полностью парализована. Великий визирь Мухаммад аль-</w:t>
+      </w:r>
+      <w:proofErr w:type="spellStart"/>
+      <w:r>
+        <w:rPr>
+          <w:rFonts w:ascii="Times New Roman" w:hAnsi="Times New Roman" w:cs="Times New Roman"/>
+          <w:sz w:val="24"/>
+          <w:szCs w:val="24"/>
+        </w:rPr>
+        <w:t>Мукри</w:t>
+      </w:r>
+      <w:proofErr w:type="spellEnd"/>
+      <w:r>
+        <w:rPr>
+          <w:rFonts w:ascii="Times New Roman" w:hAnsi="Times New Roman" w:cs="Times New Roman"/>
+          <w:sz w:val="24"/>
+          <w:szCs w:val="24"/>
+        </w:rPr>
+        <w:t xml:space="preserve"> приз</w:t>
+      </w:r>
+      <w:r>
+        <w:rPr>
+          <w:rFonts w:ascii="Times New Roman" w:hAnsi="Times New Roman" w:cs="Times New Roman"/>
+          <w:sz w:val="24"/>
+          <w:szCs w:val="24"/>
+        </w:rPr>
+        <w:t>вал</w:t>
+      </w:r>
+      <w:r>
+        <w:rPr>
+          <w:rFonts w:ascii="Times New Roman" w:hAnsi="Times New Roman" w:cs="Times New Roman"/>
+          <w:sz w:val="24"/>
+          <w:szCs w:val="24"/>
+        </w:rPr>
+        <w:t xml:space="preserve"> к спокойствию, но улицы требуют решительных действий.</w:t>
+      </w:r>
+      <w:r>
+        <w:rPr>
+          <w:rFonts w:ascii="Times New Roman" w:hAnsi="Times New Roman" w:cs="Times New Roman"/>
+          <w:sz w:val="24"/>
+          <w:szCs w:val="24"/>
+        </w:rPr>
+        <w:t>)</w:t>
+      </w:r>
+    </w:p>
+    <w:p>
+      <w:pPr>
+        <w:rPr>
+          <w:rFonts w:ascii="Times New Roman" w:hAnsi="Times New Roman" w:cs="Times New Roman"/>
+          <w:sz w:val="24"/>
+          <w:szCs w:val="24"/>
+        </w:rPr>
+      </w:pPr>
+      <w:r>
+        <w:rPr>
+          <w:rFonts w:ascii="Times New Roman" w:hAnsi="Times New Roman" w:cs="Times New Roman"/>
+          <w:sz w:val="24"/>
+          <w:szCs w:val="24"/>
+        </w:rPr>
+        <w:t xml:space="preserve">1. </w:t>
+      </w:r>
+      <w:r>
+        <w:rPr>
+          <w:rFonts w:ascii="Times New Roman" w:hAnsi="Times New Roman" w:cs="Times New Roman"/>
+          <w:sz w:val="24"/>
+          <w:szCs w:val="24"/>
+        </w:rPr>
+        <w:t>Пойти на уступки и договориться с лидерами</w:t>
+      </w:r>
+      <w:r>
+        <w:rPr>
+          <w:rFonts w:ascii="Times New Roman" w:hAnsi="Times New Roman" w:cs="Times New Roman"/>
+          <w:sz w:val="24"/>
+          <w:szCs w:val="24"/>
+        </w:rPr>
+        <w:t xml:space="preserve"> (Выполнение текущего фокуса будет прервано. Начнётся выполнение фокуса «Провести трудовые реформы», и его выполнения уже нельзя будет прервать. </w:t>
+      </w:r>
+      <w:r>
+        <w:rPr>
+          <w:rFonts w:ascii="Times New Roman" w:hAnsi="Times New Roman" w:cs="Times New Roman"/>
+          <w:sz w:val="24"/>
+          <w:szCs w:val="24"/>
+        </w:rPr>
+        <w:t>+50 очков автономии, -</w:t>
+      </w:r>
+      <w:r>
+        <w:rPr>
+          <w:rFonts w:ascii="Times New Roman" w:hAnsi="Times New Roman" w:cs="Times New Roman"/>
+          <w:sz w:val="24"/>
+          <w:szCs w:val="24"/>
+        </w:rPr>
+        <w:t>1</w:t>
+      </w:r>
+      <w:r>
+        <w:rPr>
+          <w:rFonts w:ascii="Times New Roman" w:hAnsi="Times New Roman" w:cs="Times New Roman"/>
+          <w:sz w:val="24"/>
+          <w:szCs w:val="24"/>
+        </w:rPr>
+        <w:t xml:space="preserve">0% влияния генерал-резидента. </w:t>
+      </w:r>
+      <w:r>
+        <w:rPr>
+          <w:rFonts w:ascii="Times New Roman" w:hAnsi="Times New Roman" w:cs="Times New Roman"/>
+          <w:sz w:val="24"/>
+          <w:szCs w:val="24"/>
+        </w:rPr>
+        <w:t xml:space="preserve">Будет получен НД «Последствия красного июня» </w:t>
+      </w:r>
+      <w:r>
+        <w:rPr>
+          <w:rFonts w:ascii="Times New Roman" w:hAnsi="Times New Roman" w:cs="Times New Roman"/>
+          <w:sz w:val="24"/>
+          <w:szCs w:val="24"/>
+        </w:rPr>
+        <w:t>на 180 дней:</w:t>
+      </w:r>
+      <w:r>
+        <w:rPr>
+          <w:rFonts w:ascii="Times New Roman" w:hAnsi="Times New Roman" w:cs="Times New Roman"/>
+          <w:sz w:val="24"/>
+          <w:szCs w:val="24"/>
+        </w:rPr>
+        <w:t xml:space="preserve"> </w:t>
+      </w:r>
+      <w:r>
+        <w:rPr>
+          <w:rFonts w:ascii="Times New Roman" w:hAnsi="Times New Roman" w:cs="Times New Roman"/>
+          <w:sz w:val="24"/>
+          <w:szCs w:val="24"/>
+        </w:rPr>
+        <w:t>Скорость строительства -1</w:t>
+      </w:r>
+      <w:r>
+        <w:rPr>
+          <w:rFonts w:ascii="Times New Roman" w:hAnsi="Times New Roman" w:cs="Times New Roman"/>
+          <w:sz w:val="24"/>
+          <w:szCs w:val="24"/>
+        </w:rPr>
+        <w:t>0</w:t>
+      </w:r>
+      <w:r>
+        <w:rPr>
+          <w:rFonts w:ascii="Times New Roman" w:hAnsi="Times New Roman" w:cs="Times New Roman"/>
+          <w:sz w:val="24"/>
+          <w:szCs w:val="24"/>
+        </w:rPr>
+        <w:t>%</w:t>
+      </w:r>
+      <w:r>
+        <w:rPr>
+          <w:rFonts w:ascii="Times New Roman" w:hAnsi="Times New Roman" w:cs="Times New Roman"/>
+          <w:sz w:val="24"/>
+          <w:szCs w:val="24"/>
+        </w:rPr>
+        <w:t>, -5% стабильности)</w:t>
+      </w:r>
+    </w:p>
+    <w:p>
+      <w:pPr>
+        <w:rPr>
+          <w:rFonts w:ascii="Times New Roman" w:hAnsi="Times New Roman" w:cs="Times New Roman"/>
+          <w:sz w:val="24"/>
+          <w:szCs w:val="24"/>
+        </w:rPr>
+      </w:pPr>
+      <w:r>
+        <w:rPr>
+          <w:rFonts w:ascii="Times New Roman" w:hAnsi="Times New Roman" w:cs="Times New Roman"/>
+          <w:sz w:val="24"/>
+          <w:szCs w:val="24"/>
+        </w:rPr>
+        <w:t xml:space="preserve">2. </w:t>
+      </w:r>
+      <w:r>
+        <w:rPr>
+          <w:rFonts w:ascii="Times New Roman" w:hAnsi="Times New Roman" w:cs="Times New Roman"/>
+          <w:sz w:val="24"/>
+          <w:szCs w:val="24"/>
+        </w:rPr>
+        <w:t>Использовать колониальные войска для разгона бунтовщиков!</w:t>
+      </w:r>
+      <w:r>
+        <w:rPr>
+          <w:rFonts w:ascii="Times New Roman" w:hAnsi="Times New Roman" w:cs="Times New Roman"/>
+          <w:sz w:val="24"/>
+          <w:szCs w:val="24"/>
+        </w:rPr>
+        <w:t xml:space="preserve"> (+5% стабильности, полит власть -50</w:t>
+      </w:r>
+      <w:r>
+        <w:rPr>
+          <w:rFonts w:ascii="Times New Roman" w:hAnsi="Times New Roman" w:cs="Times New Roman"/>
+          <w:sz w:val="24"/>
+          <w:szCs w:val="24"/>
+        </w:rPr>
+        <w:t>, +</w:t>
+      </w:r>
+      <w:r>
+        <w:rPr>
+          <w:rFonts w:ascii="Times New Roman" w:hAnsi="Times New Roman" w:cs="Times New Roman"/>
+          <w:sz w:val="24"/>
+          <w:szCs w:val="24"/>
+        </w:rPr>
+        <w:t>1</w:t>
+      </w:r>
+      <w:r>
+        <w:rPr>
+          <w:rFonts w:ascii="Times New Roman" w:hAnsi="Times New Roman" w:cs="Times New Roman"/>
+          <w:sz w:val="24"/>
+          <w:szCs w:val="24"/>
+        </w:rPr>
+        <w:t>0% влияния генерал-резидента, +НД «</w:t>
+      </w:r>
+      <w:r>
+        <w:rPr>
+          <w:rFonts w:ascii="Times New Roman" w:hAnsi="Times New Roman" w:cs="Times New Roman"/>
+          <w:sz w:val="24"/>
+          <w:szCs w:val="24"/>
+        </w:rPr>
+        <w:t xml:space="preserve">Рабочие волнения в </w:t>
+      </w:r>
+      <w:r>
+        <w:rPr>
+          <w:rFonts w:ascii="Times New Roman" w:hAnsi="Times New Roman" w:cs="Times New Roman"/>
+          <w:sz w:val="24"/>
+          <w:szCs w:val="24"/>
+        </w:rPr>
+        <w:lastRenderedPageBreak/>
+        <w:t>Касабланке</w:t>
+      </w:r>
+      <w:r>
+        <w:rPr>
+          <w:rFonts w:ascii="Times New Roman" w:hAnsi="Times New Roman" w:cs="Times New Roman"/>
+          <w:sz w:val="24"/>
+          <w:szCs w:val="24"/>
+        </w:rPr>
+        <w:t>»</w:t>
+      </w:r>
+      <w:r>
+        <w:rPr>
+          <w:rFonts w:ascii="Times New Roman" w:hAnsi="Times New Roman" w:cs="Times New Roman"/>
+          <w:sz w:val="24"/>
+          <w:szCs w:val="24"/>
+        </w:rPr>
+        <w:t>:</w:t>
+      </w:r>
+      <w:r>
+        <w:rPr>
+          <w:rFonts w:ascii="Times New Roman" w:hAnsi="Times New Roman" w:cs="Times New Roman"/>
+          <w:sz w:val="24"/>
+          <w:szCs w:val="24"/>
+        </w:rPr>
+        <w:t xml:space="preserve"> максимум и рост э</w:t>
+      </w:r>
+      <w:r>
+        <w:rPr>
+          <w:rFonts w:ascii="Times New Roman" w:hAnsi="Times New Roman" w:cs="Times New Roman"/>
+          <w:sz w:val="24"/>
+          <w:szCs w:val="24"/>
+        </w:rPr>
+        <w:t>ффективност</w:t>
+      </w:r>
+      <w:r>
+        <w:rPr>
+          <w:rFonts w:ascii="Times New Roman" w:hAnsi="Times New Roman" w:cs="Times New Roman"/>
+          <w:sz w:val="24"/>
+          <w:szCs w:val="24"/>
+        </w:rPr>
+        <w:t>и</w:t>
+      </w:r>
+      <w:r>
+        <w:rPr>
+          <w:rFonts w:ascii="Times New Roman" w:hAnsi="Times New Roman" w:cs="Times New Roman"/>
+          <w:sz w:val="24"/>
+          <w:szCs w:val="24"/>
+        </w:rPr>
+        <w:t xml:space="preserve"> производства -10%, </w:t>
+      </w:r>
+      <w:r>
+        <w:rPr>
+          <w:rFonts w:ascii="Times New Roman" w:hAnsi="Times New Roman" w:cs="Times New Roman"/>
+          <w:sz w:val="24"/>
+          <w:szCs w:val="24"/>
+        </w:rPr>
+        <w:t>стабильность -5%. Скрытый эффект</w:t>
+      </w:r>
+      <w:r>
+        <w:rPr>
+          <w:rFonts w:ascii="Times New Roman" w:hAnsi="Times New Roman" w:cs="Times New Roman"/>
+          <w:sz w:val="24"/>
+          <w:szCs w:val="24"/>
+        </w:rPr>
+        <w:t xml:space="preserve">: </w:t>
+      </w:r>
+      <w:r>
+        <w:rPr>
+          <w:rFonts w:ascii="Times New Roman" w:hAnsi="Times New Roman" w:cs="Times New Roman"/>
+          <w:sz w:val="24"/>
+          <w:szCs w:val="24"/>
+        </w:rPr>
+        <w:t>через 2 дня произойдёт событие «</w:t>
+      </w:r>
+      <w:r>
+        <w:rPr>
+          <w:rFonts w:ascii="Times New Roman" w:hAnsi="Times New Roman" w:cs="Times New Roman"/>
+          <w:sz w:val="24"/>
+          <w:szCs w:val="24"/>
+        </w:rPr>
+        <w:t>Фосфатный кризис</w:t>
+      </w:r>
+      <w:r>
+        <w:rPr>
+          <w:rFonts w:ascii="Times New Roman" w:hAnsi="Times New Roman" w:cs="Times New Roman"/>
+          <w:sz w:val="24"/>
+          <w:szCs w:val="24"/>
+        </w:rPr>
+        <w:t>»</w:t>
+      </w:r>
+      <w:r>
+        <w:rPr>
+          <w:rFonts w:ascii="Times New Roman" w:hAnsi="Times New Roman" w:cs="Times New Roman"/>
+          <w:sz w:val="24"/>
+          <w:szCs w:val="24"/>
+        </w:rPr>
+        <w:t>)</w:t>
+      </w:r>
+    </w:p>
+    <w:p>
+      <w:pPr>
+        <w:rPr>
+          <w:rFonts w:ascii="Times New Roman" w:hAnsi="Times New Roman" w:cs="Times New Roman"/>
+          <w:sz w:val="24"/>
+          <w:szCs w:val="24"/>
+        </w:rPr>
+      </w:pPr>
+    </w:p>
+    <w:p>
+      <w:pPr>
+        <w:rPr>
+          <w:rFonts w:ascii="Times New Roman" w:hAnsi="Times New Roman" w:cs="Times New Roman"/>
+          <w:sz w:val="24"/>
+          <w:szCs w:val="24"/>
+        </w:rPr>
+      </w:pPr>
+      <w:r>
+        <w:rPr>
+          <w:rFonts w:ascii="Times New Roman" w:hAnsi="Times New Roman" w:cs="Times New Roman"/>
+          <w:sz w:val="24"/>
+          <w:szCs w:val="24"/>
+        </w:rPr>
+        <w:t>Событие «</w:t>
+      </w:r>
+      <w:r>
+        <w:rPr>
+          <w:rFonts w:ascii="Times New Roman" w:hAnsi="Times New Roman" w:cs="Times New Roman"/>
+          <w:sz w:val="24"/>
+          <w:szCs w:val="24"/>
+        </w:rPr>
+        <w:t>Фосфатный кризис</w:t>
+      </w:r>
+      <w:r>
+        <w:rPr>
+          <w:rFonts w:ascii="Times New Roman" w:hAnsi="Times New Roman" w:cs="Times New Roman"/>
+          <w:sz w:val="24"/>
+          <w:szCs w:val="24"/>
+        </w:rPr>
+        <w:t>» (</w:t>
+      </w:r>
+      <w:r>
+        <w:rPr>
+          <w:rFonts w:ascii="Times New Roman" w:hAnsi="Times New Roman" w:cs="Times New Roman"/>
+          <w:sz w:val="24"/>
+          <w:szCs w:val="24"/>
+        </w:rPr>
+        <w:t xml:space="preserve">Искры, вспыхнувшие два дня назад на сахарном заводе COSUMA в Касабланке, долетели до глубины марокканских недр. Шахтеры фосфатных рудников в </w:t>
+      </w:r>
+      <w:proofErr w:type="spellStart"/>
+      <w:r>
+        <w:rPr>
+          <w:rFonts w:ascii="Times New Roman" w:hAnsi="Times New Roman" w:cs="Times New Roman"/>
+          <w:sz w:val="24"/>
+          <w:szCs w:val="24"/>
+        </w:rPr>
+        <w:t>Хурибге</w:t>
+      </w:r>
+      <w:proofErr w:type="spellEnd"/>
+      <w:r>
+        <w:rPr>
+          <w:rFonts w:ascii="Times New Roman" w:hAnsi="Times New Roman" w:cs="Times New Roman"/>
+          <w:sz w:val="24"/>
+          <w:szCs w:val="24"/>
+        </w:rPr>
+        <w:t xml:space="preserve"> и Луи-</w:t>
+      </w:r>
+      <w:proofErr w:type="spellStart"/>
+      <w:r>
+        <w:rPr>
+          <w:rFonts w:ascii="Times New Roman" w:hAnsi="Times New Roman" w:cs="Times New Roman"/>
+          <w:sz w:val="24"/>
+          <w:szCs w:val="24"/>
+        </w:rPr>
+        <w:t>Жантиле</w:t>
+      </w:r>
+      <w:proofErr w:type="spellEnd"/>
+      <w:r>
+        <w:rPr>
+          <w:rFonts w:ascii="Times New Roman" w:hAnsi="Times New Roman" w:cs="Times New Roman"/>
+          <w:sz w:val="24"/>
+          <w:szCs w:val="24"/>
+        </w:rPr>
+        <w:t xml:space="preserve"> объявили о начале бессрочной забастовки. Под руководством местного профсоюзного лидера Мишеля Колонны тысячи марокканских горняков забаррикадировали входы в шахты и остановили погрузочные локомотивы.</w:t>
+      </w:r>
+    </w:p>
+    <w:p>
+      <w:pPr>
+        <w:rPr>
+          <w:rFonts w:ascii="Times New Roman" w:hAnsi="Times New Roman" w:cs="Times New Roman"/>
+          <w:sz w:val="24"/>
+          <w:szCs w:val="24"/>
+        </w:rPr>
+      </w:pPr>
+      <w:r>
+        <w:rPr>
+          <w:rFonts w:ascii="Times New Roman" w:hAnsi="Times New Roman" w:cs="Times New Roman"/>
+          <w:sz w:val="24"/>
+          <w:szCs w:val="24"/>
+        </w:rPr>
+        <w:t>Ситуация критическая. Фосфаты — это кровеносная система экономики нашего протектората и важнейший ресурс для химической промышленности метрополии. Французские директора шахт заперлись в своих офисах и требуют немедленного вмешательства Иностранного легиона. Великий визирь Мухаммад аль-</w:t>
+      </w:r>
+      <w:proofErr w:type="spellStart"/>
+      <w:r>
+        <w:rPr>
+          <w:rFonts w:ascii="Times New Roman" w:hAnsi="Times New Roman" w:cs="Times New Roman"/>
+          <w:sz w:val="24"/>
+          <w:szCs w:val="24"/>
+        </w:rPr>
+        <w:t>Мукри</w:t>
+      </w:r>
+      <w:proofErr w:type="spellEnd"/>
+      <w:r>
+        <w:rPr>
+          <w:rFonts w:ascii="Times New Roman" w:hAnsi="Times New Roman" w:cs="Times New Roman"/>
+          <w:sz w:val="24"/>
+          <w:szCs w:val="24"/>
+        </w:rPr>
+        <w:t xml:space="preserve"> предупреждает, что если прольется кровь, то забастовка</w:t>
+      </w:r>
+      <w:r>
+        <w:rPr>
+          <w:rFonts w:ascii="Times New Roman" w:hAnsi="Times New Roman" w:cs="Times New Roman"/>
+          <w:sz w:val="24"/>
+          <w:szCs w:val="24"/>
+        </w:rPr>
+        <w:t xml:space="preserve"> со временем может</w:t>
+      </w:r>
+      <w:r>
+        <w:rPr>
+          <w:rFonts w:ascii="Times New Roman" w:hAnsi="Times New Roman" w:cs="Times New Roman"/>
+          <w:sz w:val="24"/>
+          <w:szCs w:val="24"/>
+        </w:rPr>
+        <w:t xml:space="preserve"> перерастет в полномасштабное племенное восстание в горах Атлас</w:t>
+      </w:r>
+      <w:r>
+        <w:rPr>
+          <w:rFonts w:ascii="Times New Roman" w:hAnsi="Times New Roman" w:cs="Times New Roman"/>
+          <w:sz w:val="24"/>
+          <w:szCs w:val="24"/>
+        </w:rPr>
+        <w:t>, где расположены предприятия и чьи люди там работают</w:t>
+      </w:r>
+      <w:r>
+        <w:rPr>
+          <w:rFonts w:ascii="Times New Roman" w:hAnsi="Times New Roman" w:cs="Times New Roman"/>
+          <w:sz w:val="24"/>
+          <w:szCs w:val="24"/>
+        </w:rPr>
+        <w:t>. Времени на размышления нет — добыча фосфатов полностью прекращена.</w:t>
+      </w:r>
+      <w:r>
+        <w:rPr>
+          <w:rFonts w:ascii="Times New Roman" w:hAnsi="Times New Roman" w:cs="Times New Roman"/>
+          <w:sz w:val="24"/>
+          <w:szCs w:val="24"/>
+        </w:rPr>
+        <w:t>)</w:t>
+      </w:r>
+    </w:p>
+    <w:p>
+      <w:pPr>
+        <w:rPr>
+          <w:rFonts w:ascii="Times New Roman" w:hAnsi="Times New Roman" w:cs="Times New Roman"/>
+          <w:sz w:val="24"/>
+          <w:szCs w:val="24"/>
+        </w:rPr>
+      </w:pPr>
+      <w:r>
+        <w:rPr>
+          <w:rFonts w:ascii="Times New Roman" w:hAnsi="Times New Roman" w:cs="Times New Roman"/>
+          <w:sz w:val="24"/>
+          <w:szCs w:val="24"/>
+        </w:rPr>
+        <w:t xml:space="preserve">1. Мы всё же вынуждены пойти на уступки </w:t>
+      </w:r>
+      <w:r>
+        <w:rPr>
+          <w:rFonts w:ascii="Times New Roman" w:hAnsi="Times New Roman" w:cs="Times New Roman"/>
+          <w:sz w:val="24"/>
+          <w:szCs w:val="24"/>
+        </w:rPr>
+        <w:t xml:space="preserve">(Исторический вариант) </w:t>
+      </w:r>
+      <w:r>
+        <w:rPr>
+          <w:rFonts w:ascii="Times New Roman" w:hAnsi="Times New Roman" w:cs="Times New Roman"/>
+          <w:sz w:val="24"/>
+          <w:szCs w:val="24"/>
+        </w:rPr>
+        <w:t>(Выполнение текущего фокуса будет прервано. Начнётся выполнение фокуса «Провести трудовые реформы», и его выполнения уже нельзя будет прервать. +75 очков автономии, -</w:t>
+      </w:r>
+      <w:r>
+        <w:rPr>
+          <w:rFonts w:ascii="Times New Roman" w:hAnsi="Times New Roman" w:cs="Times New Roman"/>
+          <w:sz w:val="24"/>
+          <w:szCs w:val="24"/>
+        </w:rPr>
+        <w:t>3</w:t>
+      </w:r>
+      <w:r>
+        <w:rPr>
+          <w:rFonts w:ascii="Times New Roman" w:hAnsi="Times New Roman" w:cs="Times New Roman"/>
+          <w:sz w:val="24"/>
+          <w:szCs w:val="24"/>
+        </w:rPr>
+        <w:t>0% влияния генерал-резидента</w:t>
+      </w:r>
+      <w:r>
+        <w:rPr>
+          <w:rFonts w:ascii="Times New Roman" w:hAnsi="Times New Roman" w:cs="Times New Roman"/>
+          <w:sz w:val="24"/>
+          <w:szCs w:val="24"/>
+        </w:rPr>
+        <w:t>, НД «</w:t>
+      </w:r>
+      <w:r>
+        <w:rPr>
+          <w:rFonts w:ascii="Times New Roman" w:hAnsi="Times New Roman" w:cs="Times New Roman"/>
+          <w:sz w:val="24"/>
+          <w:szCs w:val="24"/>
+        </w:rPr>
+        <w:t>Рабочие волнения в Касабланке</w:t>
+      </w:r>
+      <w:r>
+        <w:rPr>
+          <w:rFonts w:ascii="Times New Roman" w:hAnsi="Times New Roman" w:cs="Times New Roman"/>
+          <w:sz w:val="24"/>
+          <w:szCs w:val="24"/>
+        </w:rPr>
+        <w:t>» будет удалён</w:t>
+      </w:r>
+      <w:r>
+        <w:rPr>
+          <w:rFonts w:ascii="Times New Roman" w:hAnsi="Times New Roman" w:cs="Times New Roman"/>
+          <w:sz w:val="24"/>
+          <w:szCs w:val="24"/>
+        </w:rPr>
+        <w:t xml:space="preserve">. Будет получен НД «Последствия красного июня» </w:t>
+      </w:r>
+      <w:r>
+        <w:rPr>
+          <w:rFonts w:ascii="Times New Roman" w:hAnsi="Times New Roman" w:cs="Times New Roman"/>
+          <w:sz w:val="24"/>
+          <w:szCs w:val="24"/>
+        </w:rPr>
+        <w:t>на 180 дней:</w:t>
+      </w:r>
+      <w:r>
+        <w:rPr>
+          <w:rFonts w:ascii="Times New Roman" w:hAnsi="Times New Roman" w:cs="Times New Roman"/>
+          <w:sz w:val="24"/>
+          <w:szCs w:val="24"/>
+        </w:rPr>
+        <w:t xml:space="preserve"> </w:t>
+      </w:r>
+      <w:r>
+        <w:rPr>
+          <w:rFonts w:ascii="Times New Roman" w:hAnsi="Times New Roman" w:cs="Times New Roman"/>
+          <w:sz w:val="24"/>
+          <w:szCs w:val="24"/>
+        </w:rPr>
+        <w:t>Скорость строительства -1</w:t>
+      </w:r>
+      <w:r>
+        <w:rPr>
+          <w:rFonts w:ascii="Times New Roman" w:hAnsi="Times New Roman" w:cs="Times New Roman"/>
+          <w:sz w:val="24"/>
+          <w:szCs w:val="24"/>
+        </w:rPr>
+        <w:t>0</w:t>
+      </w:r>
+      <w:r>
+        <w:rPr>
+          <w:rFonts w:ascii="Times New Roman" w:hAnsi="Times New Roman" w:cs="Times New Roman"/>
+          <w:sz w:val="24"/>
+          <w:szCs w:val="24"/>
+        </w:rPr>
+        <w:t>%</w:t>
+      </w:r>
+      <w:r>
+        <w:rPr>
+          <w:rFonts w:ascii="Times New Roman" w:hAnsi="Times New Roman" w:cs="Times New Roman"/>
+          <w:sz w:val="24"/>
+          <w:szCs w:val="24"/>
+        </w:rPr>
+        <w:t>, -10% стабильности, эффективность добычи ресурсов -50%)</w:t>
+      </w:r>
+    </w:p>
+    <w:p>
+      <w:pPr>
+        <w:rPr>
+          <w:rFonts w:ascii="Times New Roman" w:hAnsi="Times New Roman" w:cs="Times New Roman"/>
+          <w:sz w:val="24"/>
+          <w:szCs w:val="24"/>
+        </w:rPr>
+      </w:pPr>
+      <w:r>
+        <w:rPr>
+          <w:rFonts w:ascii="Times New Roman" w:hAnsi="Times New Roman" w:cs="Times New Roman"/>
+          <w:sz w:val="24"/>
+          <w:szCs w:val="24"/>
+        </w:rPr>
+        <w:t xml:space="preserve">2. </w:t>
+      </w:r>
+      <w:r>
+        <w:rPr>
+          <w:rFonts w:ascii="Times New Roman" w:hAnsi="Times New Roman" w:cs="Times New Roman"/>
+          <w:sz w:val="24"/>
+          <w:szCs w:val="24"/>
+        </w:rPr>
+        <w:t>Направить Иностранный легион для зачистки шахт</w:t>
+      </w:r>
+      <w:r>
+        <w:rPr>
+          <w:rFonts w:ascii="Times New Roman" w:hAnsi="Times New Roman" w:cs="Times New Roman"/>
+          <w:sz w:val="24"/>
+          <w:szCs w:val="24"/>
+        </w:rPr>
+        <w:t xml:space="preserve"> (+5% стабильности, полит власть -50, +10% влияния генерал-резидента, +НД «</w:t>
+      </w:r>
+      <w:r>
+        <w:rPr>
+          <w:rFonts w:ascii="Times New Roman" w:hAnsi="Times New Roman" w:cs="Times New Roman"/>
+          <w:sz w:val="24"/>
+          <w:szCs w:val="24"/>
+        </w:rPr>
+        <w:t>Рабочие волнения в Касабланке</w:t>
+      </w:r>
+      <w:r>
+        <w:rPr>
+          <w:rFonts w:ascii="Times New Roman" w:hAnsi="Times New Roman" w:cs="Times New Roman"/>
+          <w:sz w:val="24"/>
+          <w:szCs w:val="24"/>
+        </w:rPr>
+        <w:t>» изменит название на «Рабочие волнения в Касабланке и Атласе» с усиленным эффектом</w:t>
+      </w:r>
+      <w:r>
+        <w:rPr>
+          <w:rFonts w:ascii="Times New Roman" w:hAnsi="Times New Roman" w:cs="Times New Roman"/>
+          <w:sz w:val="24"/>
+          <w:szCs w:val="24"/>
+        </w:rPr>
+        <w:t>:</w:t>
+      </w:r>
+      <w:r>
+        <w:rPr>
+          <w:rFonts w:ascii="Times New Roman" w:hAnsi="Times New Roman" w:cs="Times New Roman"/>
+          <w:sz w:val="24"/>
+          <w:szCs w:val="24"/>
+        </w:rPr>
+        <w:t xml:space="preserve"> максимум и рост э</w:t>
+      </w:r>
+      <w:r>
+        <w:rPr>
+          <w:rFonts w:ascii="Times New Roman" w:hAnsi="Times New Roman" w:cs="Times New Roman"/>
+          <w:sz w:val="24"/>
+          <w:szCs w:val="24"/>
+        </w:rPr>
+        <w:t>ффективност</w:t>
+      </w:r>
+      <w:r>
+        <w:rPr>
+          <w:rFonts w:ascii="Times New Roman" w:hAnsi="Times New Roman" w:cs="Times New Roman"/>
+          <w:sz w:val="24"/>
+          <w:szCs w:val="24"/>
+        </w:rPr>
+        <w:t>и</w:t>
+      </w:r>
+      <w:r>
+        <w:rPr>
+          <w:rFonts w:ascii="Times New Roman" w:hAnsi="Times New Roman" w:cs="Times New Roman"/>
+          <w:sz w:val="24"/>
+          <w:szCs w:val="24"/>
+        </w:rPr>
+        <w:t xml:space="preserve"> производства -1</w:t>
+      </w:r>
+      <w:r>
+        <w:rPr>
+          <w:rFonts w:ascii="Times New Roman" w:hAnsi="Times New Roman" w:cs="Times New Roman"/>
+          <w:sz w:val="24"/>
+          <w:szCs w:val="24"/>
+        </w:rPr>
+        <w:t>5</w:t>
+      </w:r>
+      <w:r>
+        <w:rPr>
+          <w:rFonts w:ascii="Times New Roman" w:hAnsi="Times New Roman" w:cs="Times New Roman"/>
+          <w:sz w:val="24"/>
+          <w:szCs w:val="24"/>
+        </w:rPr>
+        <w:t xml:space="preserve">%, </w:t>
+      </w:r>
+      <w:r>
+        <w:rPr>
+          <w:rFonts w:ascii="Times New Roman" w:hAnsi="Times New Roman" w:cs="Times New Roman"/>
+          <w:sz w:val="24"/>
+          <w:szCs w:val="24"/>
+        </w:rPr>
+        <w:t>стабильность -10%, эффективность добычи ресурсов -100%. Скрытый эффект</w:t>
+      </w:r>
+      <w:r>
+        <w:rPr>
+          <w:rFonts w:ascii="Times New Roman" w:hAnsi="Times New Roman" w:cs="Times New Roman"/>
+          <w:sz w:val="24"/>
+          <w:szCs w:val="24"/>
+        </w:rPr>
+        <w:t xml:space="preserve">: </w:t>
+      </w:r>
+      <w:r>
+        <w:rPr>
+          <w:rFonts w:ascii="Times New Roman" w:hAnsi="Times New Roman" w:cs="Times New Roman"/>
+          <w:sz w:val="24"/>
+          <w:szCs w:val="24"/>
+        </w:rPr>
+        <w:t>через 3 дня произойдёт событие «Подпольные профсоюзы формируют Марокканскую Коммунистическую партию»)</w:t>
+      </w:r>
+    </w:p>
+    <w:p>
+      <w:pPr>
+        <w:rPr>
+          <w:rFonts w:ascii="Times New Roman" w:hAnsi="Times New Roman" w:cs="Times New Roman"/>
+          <w:sz w:val="24"/>
+          <w:szCs w:val="24"/>
+        </w:rPr>
+      </w:pPr>
+    </w:p>
+    <w:p>
+      <w:pPr>
+        <w:rPr>
+          <w:rFonts w:ascii="Times New Roman" w:hAnsi="Times New Roman" w:cs="Times New Roman"/>
+          <w:sz w:val="24"/>
+          <w:szCs w:val="24"/>
+        </w:rPr>
+      </w:pPr>
+      <w:r>
+        <w:rPr>
+          <w:rFonts w:ascii="Times New Roman" w:hAnsi="Times New Roman" w:cs="Times New Roman"/>
+          <w:sz w:val="24"/>
+          <w:szCs w:val="24"/>
+        </w:rPr>
+        <w:t>Событие «Подпольные профсоюзы формируют Марокканскую Коммунистическую партию» (</w:t>
+      </w:r>
+      <w:r>
+        <w:rPr>
+          <w:rFonts w:ascii="Times New Roman" w:hAnsi="Times New Roman" w:cs="Times New Roman"/>
+          <w:sz w:val="24"/>
+          <w:szCs w:val="24"/>
+        </w:rPr>
+        <w:t xml:space="preserve">Жестокое подавление забастовок в Касабланке и </w:t>
+      </w:r>
+      <w:proofErr w:type="spellStart"/>
+      <w:r>
+        <w:rPr>
+          <w:rFonts w:ascii="Times New Roman" w:hAnsi="Times New Roman" w:cs="Times New Roman"/>
+          <w:sz w:val="24"/>
+          <w:szCs w:val="24"/>
+        </w:rPr>
+        <w:t>Хурибге</w:t>
+      </w:r>
+      <w:proofErr w:type="spellEnd"/>
+      <w:r>
+        <w:rPr>
+          <w:rFonts w:ascii="Times New Roman" w:hAnsi="Times New Roman" w:cs="Times New Roman"/>
+          <w:sz w:val="24"/>
+          <w:szCs w:val="24"/>
+        </w:rPr>
+        <w:t xml:space="preserve"> с привлечением Иностранного легиона принесло лишь временное затишье. Колониальные власти жестоко просчитались: вместо того чтобы сломить волю рабочих, пули и аресты загнали протестное движение в глубокое подполье и радикализировали его.</w:t>
+      </w:r>
+    </w:p>
+    <w:p>
+      <w:pPr>
+        <w:rPr>
+          <w:rFonts w:ascii="Times New Roman" w:hAnsi="Times New Roman" w:cs="Times New Roman"/>
+          <w:sz w:val="24"/>
+          <w:szCs w:val="24"/>
+        </w:rPr>
+      </w:pPr>
+      <w:r>
+        <w:rPr>
+          <w:rFonts w:ascii="Times New Roman" w:hAnsi="Times New Roman" w:cs="Times New Roman"/>
+          <w:sz w:val="24"/>
+          <w:szCs w:val="24"/>
+        </w:rPr>
+        <w:t xml:space="preserve">Разрозненные марксистские кружки, профсоюзные ячейки COSUMA и выжившие лидеры горняков </w:t>
+      </w:r>
+      <w:proofErr w:type="spellStart"/>
+      <w:r>
+        <w:rPr>
+          <w:rFonts w:ascii="Times New Roman" w:hAnsi="Times New Roman" w:cs="Times New Roman"/>
+          <w:sz w:val="24"/>
+          <w:szCs w:val="24"/>
+        </w:rPr>
+        <w:t>Хурибги</w:t>
+      </w:r>
+      <w:proofErr w:type="spellEnd"/>
+      <w:r>
+        <w:rPr>
+          <w:rFonts w:ascii="Times New Roman" w:hAnsi="Times New Roman" w:cs="Times New Roman"/>
+          <w:sz w:val="24"/>
+          <w:szCs w:val="24"/>
+        </w:rPr>
+        <w:t xml:space="preserve"> объявили о слиянии. На тайном съезде в трущобах Касабланки было объявлено о создании Марокканской коммунистической партии. Возглавившие партию радикалы </w:t>
+      </w:r>
+      <w:r>
+        <w:rPr>
+          <w:rFonts w:ascii="Times New Roman" w:hAnsi="Times New Roman" w:cs="Times New Roman"/>
+          <w:sz w:val="24"/>
+          <w:szCs w:val="24"/>
+        </w:rPr>
+        <w:t>подготовили новые требования. Теперь</w:t>
+      </w:r>
+      <w:r>
+        <w:rPr>
+          <w:rFonts w:ascii="Times New Roman" w:hAnsi="Times New Roman" w:cs="Times New Roman"/>
+          <w:sz w:val="24"/>
+          <w:szCs w:val="24"/>
+        </w:rPr>
+        <w:t xml:space="preserve"> их цель — не просто реформы труда, а </w:t>
+      </w:r>
+      <w:r>
+        <w:rPr>
+          <w:rFonts w:ascii="Times New Roman" w:hAnsi="Times New Roman" w:cs="Times New Roman"/>
+          <w:sz w:val="24"/>
+          <w:szCs w:val="24"/>
+        </w:rPr>
+        <w:t>легализация всех рабочих профсоюзов, вне зависимости от нации, а также предоставления им особых полномочии, которые позволят им навязывать свои требования предприятиям</w:t>
+      </w:r>
+      <w:r>
+        <w:rPr>
+          <w:rFonts w:ascii="Times New Roman" w:hAnsi="Times New Roman" w:cs="Times New Roman"/>
+          <w:sz w:val="24"/>
+          <w:szCs w:val="24"/>
+        </w:rPr>
+        <w:t xml:space="preserve">. </w:t>
+      </w:r>
+    </w:p>
+    <w:p>
+      <w:pPr>
+        <w:rPr>
+          <w:rFonts w:ascii="Times New Roman" w:hAnsi="Times New Roman" w:cs="Times New Roman"/>
+          <w:sz w:val="24"/>
+          <w:szCs w:val="24"/>
+        </w:rPr>
+      </w:pPr>
+      <w:r>
+        <w:rPr>
+          <w:rFonts w:ascii="Times New Roman" w:hAnsi="Times New Roman" w:cs="Times New Roman"/>
+          <w:sz w:val="24"/>
+          <w:szCs w:val="24"/>
+        </w:rPr>
+        <w:t xml:space="preserve">Ситуация </w:t>
+      </w:r>
+      <w:r>
+        <w:rPr>
+          <w:rFonts w:ascii="Times New Roman" w:hAnsi="Times New Roman" w:cs="Times New Roman"/>
+          <w:sz w:val="24"/>
+          <w:szCs w:val="24"/>
+        </w:rPr>
+        <w:t xml:space="preserve">всё </w:t>
+      </w:r>
+      <w:r>
+        <w:rPr>
+          <w:rFonts w:ascii="Times New Roman" w:hAnsi="Times New Roman" w:cs="Times New Roman"/>
+          <w:sz w:val="24"/>
+          <w:szCs w:val="24"/>
+        </w:rPr>
+        <w:t>стремительн</w:t>
+      </w:r>
+      <w:r>
+        <w:rPr>
+          <w:rFonts w:ascii="Times New Roman" w:hAnsi="Times New Roman" w:cs="Times New Roman"/>
+          <w:sz w:val="24"/>
+          <w:szCs w:val="24"/>
+        </w:rPr>
+        <w:t>ей</w:t>
+      </w:r>
+      <w:r>
+        <w:rPr>
+          <w:rFonts w:ascii="Times New Roman" w:hAnsi="Times New Roman" w:cs="Times New Roman"/>
+          <w:sz w:val="24"/>
+          <w:szCs w:val="24"/>
+        </w:rPr>
+        <w:t xml:space="preserve"> выходит из-под контроля Парижа.</w:t>
+      </w:r>
+      <w:r>
+        <w:rPr>
+          <w:rFonts w:ascii="Times New Roman" w:hAnsi="Times New Roman" w:cs="Times New Roman"/>
+          <w:sz w:val="24"/>
+          <w:szCs w:val="24"/>
+        </w:rPr>
+        <w:t>)</w:t>
+      </w:r>
+    </w:p>
+    <w:p>
+      <w:pPr>
+        <w:rPr>
+          <w:rFonts w:ascii="Times New Roman" w:hAnsi="Times New Roman" w:cs="Times New Roman"/>
+          <w:sz w:val="24"/>
+          <w:szCs w:val="24"/>
+        </w:rPr>
+      </w:pPr>
+      <w:r>
+        <w:rPr>
+          <w:rFonts w:ascii="Times New Roman" w:hAnsi="Times New Roman" w:cs="Times New Roman"/>
+          <w:sz w:val="24"/>
+          <w:szCs w:val="24"/>
+        </w:rPr>
+        <w:t xml:space="preserve">1. Это тревожные новости (+5% популярности коммунизма, </w:t>
+      </w:r>
+      <w:r>
+        <w:rPr>
+          <w:rFonts w:ascii="Times New Roman" w:hAnsi="Times New Roman" w:cs="Times New Roman"/>
+          <w:sz w:val="24"/>
+          <w:szCs w:val="24"/>
+        </w:rPr>
+        <w:t>ком партия сменит название на «Марокканская коммунистическая партия»,</w:t>
+      </w:r>
+      <w:r>
+        <w:rPr>
+          <w:rFonts w:ascii="Times New Roman" w:hAnsi="Times New Roman" w:cs="Times New Roman"/>
+          <w:sz w:val="24"/>
+          <w:szCs w:val="24"/>
+        </w:rPr>
+        <w:t xml:space="preserve"> +НД «</w:t>
+      </w:r>
+      <w:r>
+        <w:rPr>
+          <w:rFonts w:ascii="Times New Roman" w:hAnsi="Times New Roman" w:cs="Times New Roman"/>
+          <w:sz w:val="24"/>
+          <w:szCs w:val="24"/>
+        </w:rPr>
+        <w:t xml:space="preserve">Формирование коммунистической </w:t>
+      </w:r>
+      <w:r>
+        <w:rPr>
+          <w:rFonts w:ascii="Times New Roman" w:hAnsi="Times New Roman" w:cs="Times New Roman"/>
+          <w:sz w:val="24"/>
+          <w:szCs w:val="24"/>
+        </w:rPr>
+        <w:lastRenderedPageBreak/>
+        <w:t>партии</w:t>
+      </w:r>
+      <w:r>
+        <w:rPr>
+          <w:rFonts w:ascii="Times New Roman" w:hAnsi="Times New Roman" w:cs="Times New Roman"/>
+          <w:sz w:val="24"/>
+          <w:szCs w:val="24"/>
+        </w:rPr>
+        <w:t>»</w:t>
+      </w:r>
+      <w:r>
+        <w:rPr>
+          <w:rFonts w:ascii="Times New Roman" w:hAnsi="Times New Roman" w:cs="Times New Roman"/>
+          <w:sz w:val="24"/>
+          <w:szCs w:val="24"/>
+        </w:rPr>
+        <w:t xml:space="preserve"> на 90 дней</w:t>
+      </w:r>
+      <w:r>
+        <w:rPr>
+          <w:rFonts w:ascii="Times New Roman" w:hAnsi="Times New Roman" w:cs="Times New Roman"/>
+          <w:sz w:val="24"/>
+          <w:szCs w:val="24"/>
+        </w:rPr>
+        <w:t>:</w:t>
+      </w:r>
+      <w:r>
+        <w:rPr>
+          <w:rFonts w:ascii="Times New Roman" w:hAnsi="Times New Roman" w:cs="Times New Roman"/>
+          <w:sz w:val="24"/>
+          <w:szCs w:val="24"/>
+        </w:rPr>
+        <w:t xml:space="preserve"> +0,2 прироста коммунизма. </w:t>
+      </w:r>
+      <w:r>
+        <w:rPr>
+          <w:rFonts w:ascii="Times New Roman" w:hAnsi="Times New Roman" w:cs="Times New Roman"/>
+          <w:sz w:val="24"/>
+          <w:szCs w:val="24"/>
+        </w:rPr>
+        <w:t>Скрытый эффект</w:t>
+      </w:r>
+      <w:r>
+        <w:rPr>
+          <w:rFonts w:ascii="Times New Roman" w:hAnsi="Times New Roman" w:cs="Times New Roman"/>
+          <w:sz w:val="24"/>
+          <w:szCs w:val="24"/>
+        </w:rPr>
+        <w:t xml:space="preserve">: </w:t>
+      </w:r>
+      <w:r>
+        <w:rPr>
+          <w:rFonts w:ascii="Times New Roman" w:hAnsi="Times New Roman" w:cs="Times New Roman"/>
+          <w:sz w:val="24"/>
+          <w:szCs w:val="24"/>
+        </w:rPr>
+        <w:t xml:space="preserve">через </w:t>
+      </w:r>
+      <w:r>
+        <w:rPr>
+          <w:rFonts w:ascii="Times New Roman" w:hAnsi="Times New Roman" w:cs="Times New Roman"/>
+          <w:sz w:val="24"/>
+          <w:szCs w:val="24"/>
+        </w:rPr>
+        <w:t>15</w:t>
+      </w:r>
+      <w:r>
+        <w:rPr>
+          <w:rFonts w:ascii="Times New Roman" w:hAnsi="Times New Roman" w:cs="Times New Roman"/>
+          <w:sz w:val="24"/>
+          <w:szCs w:val="24"/>
+        </w:rPr>
+        <w:t xml:space="preserve"> дн</w:t>
+      </w:r>
+      <w:r>
+        <w:rPr>
+          <w:rFonts w:ascii="Times New Roman" w:hAnsi="Times New Roman" w:cs="Times New Roman"/>
+          <w:sz w:val="24"/>
+          <w:szCs w:val="24"/>
+        </w:rPr>
+        <w:t>ей</w:t>
+      </w:r>
+      <w:r>
+        <w:rPr>
+          <w:rFonts w:ascii="Times New Roman" w:hAnsi="Times New Roman" w:cs="Times New Roman"/>
+          <w:sz w:val="24"/>
+          <w:szCs w:val="24"/>
+        </w:rPr>
+        <w:t xml:space="preserve"> произойдёт событие «</w:t>
+      </w:r>
+      <w:r>
+        <w:rPr>
+          <w:rFonts w:ascii="Times New Roman" w:hAnsi="Times New Roman" w:cs="Times New Roman"/>
+          <w:sz w:val="24"/>
+          <w:szCs w:val="24"/>
+        </w:rPr>
+        <w:t>Красный июнь рассветает</w:t>
+      </w:r>
+      <w:r>
+        <w:rPr>
+          <w:rFonts w:ascii="Times New Roman" w:hAnsi="Times New Roman" w:cs="Times New Roman"/>
+          <w:sz w:val="24"/>
+          <w:szCs w:val="24"/>
+        </w:rPr>
+        <w:t>»)</w:t>
+      </w:r>
+    </w:p>
+    <w:p>
+      <w:pPr>
+        <w:rPr>
+          <w:rFonts w:ascii="Times New Roman" w:hAnsi="Times New Roman" w:cs="Times New Roman"/>
+          <w:sz w:val="24"/>
+          <w:szCs w:val="24"/>
+        </w:rPr>
+      </w:pPr>
+    </w:p>
+    <w:p>
+      <w:pPr>
+        <w:rPr>
+          <w:rFonts w:ascii="Times New Roman" w:hAnsi="Times New Roman" w:cs="Times New Roman"/>
+          <w:sz w:val="24"/>
+          <w:szCs w:val="24"/>
+        </w:rPr>
+      </w:pPr>
+      <w:r>
+        <w:rPr>
+          <w:rFonts w:ascii="Times New Roman" w:hAnsi="Times New Roman" w:cs="Times New Roman"/>
+          <w:sz w:val="24"/>
+          <w:szCs w:val="24"/>
+        </w:rPr>
+        <w:t>Событие «Красный июнь рассветает» (Коммунисты влились в протестные настроения с огромным успехом. Казалось бы, начавшие затихать волнения после разгона, вспыхнули с новой силой, только теперь они касались не только Атласских гор и Касабланки, но и большей части страны, зависящей от промышленности и обычной оплаты труда. За бортом остались лишь феллахи.</w:t>
+      </w:r>
+    </w:p>
+    <w:p>
+      <w:pPr>
+        <w:rPr>
+          <w:rFonts w:ascii="Times New Roman" w:hAnsi="Times New Roman" w:cs="Times New Roman"/>
+          <w:sz w:val="24"/>
+          <w:szCs w:val="24"/>
+        </w:rPr>
+      </w:pPr>
+      <w:r>
+        <w:rPr>
+          <w:rFonts w:ascii="Times New Roman" w:hAnsi="Times New Roman" w:cs="Times New Roman"/>
+          <w:sz w:val="24"/>
+          <w:szCs w:val="24"/>
+        </w:rPr>
+        <w:t>Большую часть стачек и забастовок, возглавили бывшие лидеры подпольных профсоюзов, а ныне – члены коммунистической части Марокко. Очевидно, если «обезглавить» новорожденную коммунистическую партию, то мы обезглавим всё восстание.)</w:t>
+      </w:r>
+    </w:p>
+    <w:p>
+      <w:pPr>
+        <w:rPr>
+          <w:rFonts w:ascii="Times New Roman" w:hAnsi="Times New Roman" w:cs="Times New Roman"/>
+          <w:sz w:val="24"/>
+          <w:szCs w:val="24"/>
+        </w:rPr>
+      </w:pPr>
+      <w:r>
+        <w:rPr>
+          <w:rFonts w:ascii="Times New Roman" w:hAnsi="Times New Roman" w:cs="Times New Roman"/>
+          <w:sz w:val="24"/>
+          <w:szCs w:val="24"/>
+        </w:rPr>
+        <w:t xml:space="preserve">1. Нам придётся уступить, иначе мы захлебнёмся в крови! (Выполнение текущего фокуса будет прервано. Начнётся выполнение фокуса «Провести трудовые реформы», и его выполнения уже нельзя будет прервать. +100 очков автономии, -40% влияния генерал-резидента, НД «Рабочие волнения в Касабланке и Атласе» будет удалён. Будет получен НД «Последствия красного июня» </w:t>
+      </w:r>
+      <w:r>
+        <w:rPr>
+          <w:rFonts w:ascii="Times New Roman" w:hAnsi="Times New Roman" w:cs="Times New Roman"/>
+          <w:sz w:val="24"/>
+          <w:szCs w:val="24"/>
+        </w:rPr>
+        <w:t>на 180 дней:</w:t>
+      </w:r>
+      <w:r>
+        <w:rPr>
+          <w:rFonts w:ascii="Times New Roman" w:hAnsi="Times New Roman" w:cs="Times New Roman"/>
+          <w:sz w:val="24"/>
+          <w:szCs w:val="24"/>
+        </w:rPr>
+        <w:t xml:space="preserve"> </w:t>
+      </w:r>
+      <w:r>
+        <w:rPr>
+          <w:rFonts w:ascii="Times New Roman" w:hAnsi="Times New Roman" w:cs="Times New Roman"/>
+          <w:sz w:val="24"/>
+          <w:szCs w:val="24"/>
+        </w:rPr>
+        <w:t>Скорость строительства -1</w:t>
+      </w:r>
+      <w:r>
+        <w:rPr>
+          <w:rFonts w:ascii="Times New Roman" w:hAnsi="Times New Roman" w:cs="Times New Roman"/>
+          <w:sz w:val="24"/>
+          <w:szCs w:val="24"/>
+        </w:rPr>
+        <w:t>5</w:t>
+      </w:r>
+      <w:r>
+        <w:rPr>
+          <w:rFonts w:ascii="Times New Roman" w:hAnsi="Times New Roman" w:cs="Times New Roman"/>
+          <w:sz w:val="24"/>
+          <w:szCs w:val="24"/>
+        </w:rPr>
+        <w:t>%</w:t>
+      </w:r>
+      <w:r>
+        <w:rPr>
+          <w:rFonts w:ascii="Times New Roman" w:hAnsi="Times New Roman" w:cs="Times New Roman"/>
+          <w:sz w:val="24"/>
+          <w:szCs w:val="24"/>
+        </w:rPr>
+        <w:t>, -15% стабильности, эффективность добычи ресурсов -75%)</w:t>
+      </w:r>
+    </w:p>
+    <w:p>
+      <w:pPr>
+        <w:rPr>
+          <w:rFonts w:ascii="Times New Roman" w:hAnsi="Times New Roman" w:cs="Times New Roman"/>
+          <w:sz w:val="24"/>
+          <w:szCs w:val="24"/>
+        </w:rPr>
+      </w:pPr>
+      <w:r>
+        <w:rPr>
+          <w:rFonts w:ascii="Times New Roman" w:hAnsi="Times New Roman" w:cs="Times New Roman"/>
+          <w:sz w:val="24"/>
+          <w:szCs w:val="24"/>
+        </w:rPr>
+        <w:t>2. Закончим дело! (</w:t>
+      </w:r>
+      <w:r>
+        <w:rPr>
+          <w:rFonts w:ascii="Times New Roman" w:hAnsi="Times New Roman" w:cs="Times New Roman"/>
+          <w:sz w:val="24"/>
+          <w:szCs w:val="24"/>
+        </w:rPr>
+        <w:t>+5% стабильности, полит власть -50, +10% влияния генерал-резидента, НД «Рабочие волнения в Касабланке и Атласе» будет удалён, Скрытый эффект</w:t>
+      </w:r>
+      <w:r>
+        <w:rPr>
+          <w:rFonts w:ascii="Times New Roman" w:hAnsi="Times New Roman" w:cs="Times New Roman"/>
+          <w:sz w:val="24"/>
+          <w:szCs w:val="24"/>
+        </w:rPr>
+        <w:t xml:space="preserve">: </w:t>
+      </w:r>
+      <w:r>
+        <w:rPr>
+          <w:rFonts w:ascii="Times New Roman" w:hAnsi="Times New Roman" w:cs="Times New Roman"/>
+          <w:sz w:val="24"/>
+          <w:szCs w:val="24"/>
+        </w:rPr>
+        <w:t>через 5 дней произойдёт событие «Апогей красного июня»</w:t>
+      </w:r>
+      <w:r>
+        <w:rPr>
+          <w:rFonts w:ascii="Times New Roman" w:hAnsi="Times New Roman" w:cs="Times New Roman"/>
+          <w:sz w:val="24"/>
+          <w:szCs w:val="24"/>
+        </w:rPr>
+        <w:t>)</w:t>
+      </w:r>
+    </w:p>
+    <w:p>
+      <w:pPr>
+        <w:rPr>
+          <w:rFonts w:ascii="Times New Roman" w:hAnsi="Times New Roman" w:cs="Times New Roman"/>
+          <w:sz w:val="24"/>
+          <w:szCs w:val="24"/>
+        </w:rPr>
+      </w:pPr>
+    </w:p>
+    <w:p>
+      <w:pPr>
+        <w:rPr>
+          <w:rFonts w:ascii="Times New Roman" w:hAnsi="Times New Roman" w:cs="Times New Roman"/>
+          <w:sz w:val="24"/>
+          <w:szCs w:val="24"/>
+        </w:rPr>
+      </w:pPr>
+      <w:r>
+        <w:rPr>
+          <w:rFonts w:ascii="Times New Roman" w:hAnsi="Times New Roman" w:cs="Times New Roman"/>
+          <w:sz w:val="24"/>
+          <w:szCs w:val="24"/>
+        </w:rPr>
+        <w:t>Событие «Апогей красного июня» (</w:t>
+      </w:r>
+      <w:r>
+        <w:rPr>
+          <w:rFonts w:ascii="Times New Roman" w:hAnsi="Times New Roman" w:cs="Times New Roman"/>
+          <w:sz w:val="24"/>
+          <w:szCs w:val="24"/>
+        </w:rPr>
+        <w:t xml:space="preserve">Попытка колониальных властей утопить коммунистическое подполье в крови привела к катастрофе. Аресты популярных профсоюзных лидеров стали последней каплей. </w:t>
+      </w:r>
+      <w:proofErr w:type="spellStart"/>
+      <w:r>
+        <w:rPr>
+          <w:rFonts w:ascii="Times New Roman" w:hAnsi="Times New Roman" w:cs="Times New Roman"/>
+          <w:sz w:val="24"/>
+          <w:szCs w:val="24"/>
+        </w:rPr>
+        <w:t>Новосформированная</w:t>
+      </w:r>
+      <w:proofErr w:type="spellEnd"/>
+      <w:r>
+        <w:rPr>
+          <w:rFonts w:ascii="Times New Roman" w:hAnsi="Times New Roman" w:cs="Times New Roman"/>
+          <w:sz w:val="24"/>
+          <w:szCs w:val="24"/>
+        </w:rPr>
+        <w:t xml:space="preserve"> Марокканская коммунистическая партия из своего глубокого подполья выпустила манифест «К оружию, сыны Атласа!», который мгновенно разлетелся по всей стране.</w:t>
+      </w:r>
+      <w:r>
+        <w:rPr>
+          <w:rFonts w:ascii="Times New Roman" w:hAnsi="Times New Roman" w:cs="Times New Roman"/>
+          <w:sz w:val="24"/>
+          <w:szCs w:val="24"/>
+        </w:rPr>
+        <w:t xml:space="preserve"> </w:t>
+      </w:r>
+    </w:p>
+    <w:p>
+      <w:pPr>
+        <w:rPr>
+          <w:rFonts w:ascii="Times New Roman" w:hAnsi="Times New Roman" w:cs="Times New Roman"/>
+          <w:sz w:val="24"/>
+          <w:szCs w:val="24"/>
+        </w:rPr>
+      </w:pPr>
+      <w:r>
+        <w:rPr>
+          <w:rFonts w:ascii="Times New Roman" w:hAnsi="Times New Roman" w:cs="Times New Roman"/>
+          <w:sz w:val="24"/>
+          <w:szCs w:val="24"/>
+        </w:rPr>
+        <w:t xml:space="preserve">То, что начиналось как локальные экономические забастовки в Касабланке, переросло в полномасштабное национально-освободительное восстание. Заводы Касабланки снова стоят, но теперь рабочие </w:t>
+      </w:r>
+      <w:r>
+        <w:rPr>
+          <w:rFonts w:ascii="Times New Roman" w:hAnsi="Times New Roman" w:cs="Times New Roman"/>
+          <w:sz w:val="24"/>
+          <w:szCs w:val="24"/>
+        </w:rPr>
+        <w:t>начали формировать</w:t>
+      </w:r>
+      <w:r>
+        <w:rPr>
+          <w:rFonts w:ascii="Times New Roman" w:hAnsi="Times New Roman" w:cs="Times New Roman"/>
+          <w:sz w:val="24"/>
+          <w:szCs w:val="24"/>
+        </w:rPr>
+        <w:t xml:space="preserve"> </w:t>
+      </w:r>
+      <w:r>
+        <w:rPr>
+          <w:rFonts w:ascii="Times New Roman" w:hAnsi="Times New Roman" w:cs="Times New Roman"/>
+          <w:sz w:val="24"/>
+          <w:szCs w:val="24"/>
+        </w:rPr>
+        <w:t>вооружённые отряды</w:t>
+      </w:r>
+      <w:r>
+        <w:rPr>
+          <w:rFonts w:ascii="Times New Roman" w:hAnsi="Times New Roman" w:cs="Times New Roman"/>
+          <w:sz w:val="24"/>
+          <w:szCs w:val="24"/>
+        </w:rPr>
+        <w:t xml:space="preserve">. Шахтеры </w:t>
+      </w:r>
+      <w:proofErr w:type="spellStart"/>
+      <w:r>
+        <w:rPr>
+          <w:rFonts w:ascii="Times New Roman" w:hAnsi="Times New Roman" w:cs="Times New Roman"/>
+          <w:sz w:val="24"/>
+          <w:szCs w:val="24"/>
+        </w:rPr>
+        <w:t>Хурибги</w:t>
+      </w:r>
+      <w:proofErr w:type="spellEnd"/>
+      <w:r>
+        <w:rPr>
+          <w:rFonts w:ascii="Times New Roman" w:hAnsi="Times New Roman" w:cs="Times New Roman"/>
+          <w:sz w:val="24"/>
+          <w:szCs w:val="24"/>
+        </w:rPr>
+        <w:t xml:space="preserve"> захватили склады с динамитом </w:t>
+      </w:r>
+      <w:r>
+        <w:rPr>
+          <w:rFonts w:ascii="Times New Roman" w:hAnsi="Times New Roman" w:cs="Times New Roman"/>
+          <w:sz w:val="24"/>
+          <w:szCs w:val="24"/>
+        </w:rPr>
+        <w:t>угрожая</w:t>
+      </w:r>
+      <w:r>
+        <w:rPr>
+          <w:rFonts w:ascii="Times New Roman" w:hAnsi="Times New Roman" w:cs="Times New Roman"/>
+          <w:sz w:val="24"/>
+          <w:szCs w:val="24"/>
+        </w:rPr>
+        <w:t xml:space="preserve"> железнодорожны</w:t>
+      </w:r>
+      <w:r>
+        <w:rPr>
+          <w:rFonts w:ascii="Times New Roman" w:hAnsi="Times New Roman" w:cs="Times New Roman"/>
+          <w:sz w:val="24"/>
+          <w:szCs w:val="24"/>
+        </w:rPr>
+        <w:t>м</w:t>
+      </w:r>
+      <w:r>
+        <w:rPr>
+          <w:rFonts w:ascii="Times New Roman" w:hAnsi="Times New Roman" w:cs="Times New Roman"/>
+          <w:sz w:val="24"/>
+          <w:szCs w:val="24"/>
+        </w:rPr>
+        <w:t xml:space="preserve"> пут</w:t>
+      </w:r>
+      <w:r>
+        <w:rPr>
+          <w:rFonts w:ascii="Times New Roman" w:hAnsi="Times New Roman" w:cs="Times New Roman"/>
+          <w:sz w:val="24"/>
+          <w:szCs w:val="24"/>
+        </w:rPr>
+        <w:t>ям</w:t>
+      </w:r>
+      <w:r>
+        <w:rPr>
+          <w:rFonts w:ascii="Times New Roman" w:hAnsi="Times New Roman" w:cs="Times New Roman"/>
+          <w:sz w:val="24"/>
+          <w:szCs w:val="24"/>
+        </w:rPr>
+        <w:t>, ведущи</w:t>
+      </w:r>
+      <w:r>
+        <w:rPr>
+          <w:rFonts w:ascii="Times New Roman" w:hAnsi="Times New Roman" w:cs="Times New Roman"/>
+          <w:sz w:val="24"/>
+          <w:szCs w:val="24"/>
+        </w:rPr>
+        <w:t>м</w:t>
+      </w:r>
+      <w:r>
+        <w:rPr>
+          <w:rFonts w:ascii="Times New Roman" w:hAnsi="Times New Roman" w:cs="Times New Roman"/>
+          <w:sz w:val="24"/>
+          <w:szCs w:val="24"/>
+        </w:rPr>
+        <w:t xml:space="preserve"> к портам. В Фесе и Марракеше местное население </w:t>
+      </w:r>
+      <w:r>
+        <w:rPr>
+          <w:rFonts w:ascii="Times New Roman" w:hAnsi="Times New Roman" w:cs="Times New Roman"/>
+          <w:sz w:val="24"/>
+          <w:szCs w:val="24"/>
+        </w:rPr>
+        <w:t>взяло в осаду</w:t>
+      </w:r>
+      <w:r>
+        <w:rPr>
+          <w:rFonts w:ascii="Times New Roman" w:hAnsi="Times New Roman" w:cs="Times New Roman"/>
+          <w:sz w:val="24"/>
+          <w:szCs w:val="24"/>
+        </w:rPr>
+        <w:t xml:space="preserve"> французские административные здания. Великий визирь Мухаммад аль-</w:t>
+      </w:r>
+      <w:proofErr w:type="spellStart"/>
+      <w:r>
+        <w:rPr>
+          <w:rFonts w:ascii="Times New Roman" w:hAnsi="Times New Roman" w:cs="Times New Roman"/>
+          <w:sz w:val="24"/>
+          <w:szCs w:val="24"/>
+        </w:rPr>
+        <w:t>Мукри</w:t>
+      </w:r>
+      <w:proofErr w:type="spellEnd"/>
+      <w:r>
+        <w:rPr>
+          <w:rFonts w:ascii="Times New Roman" w:hAnsi="Times New Roman" w:cs="Times New Roman"/>
+          <w:sz w:val="24"/>
+          <w:szCs w:val="24"/>
+        </w:rPr>
+        <w:t xml:space="preserve"> забаррикадировался в своем дворце в Рабате, признавая, что традиционные институты власти полностью потеряли контроль над улицей. </w:t>
+      </w:r>
+      <w:r>
+        <w:rPr>
+          <w:rFonts w:ascii="Times New Roman" w:hAnsi="Times New Roman" w:cs="Times New Roman"/>
+          <w:sz w:val="24"/>
+          <w:szCs w:val="24"/>
+        </w:rPr>
+        <w:t>Молодой король же отказался от обращения к нации, таким образом выразив молчаливую поддержку своему народу.</w:t>
+      </w:r>
+      <w:r>
+        <w:rPr>
+          <w:rFonts w:ascii="Times New Roman" w:hAnsi="Times New Roman" w:cs="Times New Roman"/>
+          <w:sz w:val="24"/>
+          <w:szCs w:val="24"/>
+        </w:rPr>
+        <w:t>)</w:t>
+      </w:r>
+    </w:p>
+    <w:p>
+      <w:pPr>
+        <w:rPr>
+          <w:rFonts w:ascii="Times New Roman" w:hAnsi="Times New Roman" w:cs="Times New Roman"/>
+          <w:sz w:val="24"/>
+          <w:szCs w:val="24"/>
+        </w:rPr>
+      </w:pPr>
+      <w:r>
+        <w:rPr>
+          <w:rFonts w:ascii="Times New Roman" w:hAnsi="Times New Roman" w:cs="Times New Roman"/>
+          <w:sz w:val="24"/>
+          <w:szCs w:val="24"/>
+        </w:rPr>
+        <w:t xml:space="preserve">1. </w:t>
+      </w:r>
+      <w:r>
+        <w:rPr>
+          <w:rFonts w:ascii="Times New Roman" w:hAnsi="Times New Roman" w:cs="Times New Roman"/>
+          <w:sz w:val="24"/>
+          <w:szCs w:val="24"/>
+        </w:rPr>
+        <w:t>Ситуация становится тревожной (-10% стабильности, -50% влияния генерал-резидента, будет выполнен фокус «Пороховая бочка красного июня»)</w:t>
+      </w:r>
+    </w:p>
+    <w:p>
+      <w:pPr>
+        <w:rPr>
+          <w:rFonts w:ascii="Times New Roman" w:hAnsi="Times New Roman" w:cs="Times New Roman"/>
+          <w:sz w:val="24"/>
+          <w:szCs w:val="24"/>
+        </w:rPr>
+      </w:pPr>
+    </w:p>
+    <w:p>
+      <w:pPr>
+        <w:rPr>
+          <w:rFonts w:ascii="Times New Roman" w:hAnsi="Times New Roman" w:cs="Times New Roman"/>
+          <w:sz w:val="24"/>
+          <w:szCs w:val="24"/>
+        </w:rPr>
+      </w:pPr>
+      <w:r>
+        <w:rPr>
+          <w:rFonts w:ascii="Times New Roman" w:hAnsi="Times New Roman" w:cs="Times New Roman"/>
+          <w:sz w:val="24"/>
+          <w:szCs w:val="24"/>
+        </w:rPr>
+        <w:t xml:space="preserve">ЕСЛИ не выполнен фокус «Пороховая бочка красного июня», то </w:t>
+      </w:r>
+      <w:r>
+        <w:rPr>
+          <w:rFonts w:ascii="Times New Roman" w:hAnsi="Times New Roman" w:cs="Times New Roman"/>
+          <w:sz w:val="24"/>
+          <w:szCs w:val="24"/>
+        </w:rPr>
+        <w:t>25 октября 1936</w:t>
+      </w:r>
+      <w:r>
+        <w:rPr>
+          <w:rFonts w:ascii="Times New Roman" w:hAnsi="Times New Roman" w:cs="Times New Roman"/>
+          <w:sz w:val="24"/>
+          <w:szCs w:val="24"/>
+        </w:rPr>
+        <w:t xml:space="preserve"> произойдёт событие «</w:t>
+      </w:r>
+      <w:r>
+        <w:rPr>
+          <w:rFonts w:ascii="Times New Roman" w:hAnsi="Times New Roman" w:cs="Times New Roman"/>
+          <w:sz w:val="24"/>
+          <w:szCs w:val="24"/>
+        </w:rPr>
+        <w:t>I Конгресс Национального комитета действия в Рабате</w:t>
+      </w:r>
+      <w:r>
+        <w:rPr>
+          <w:rFonts w:ascii="Times New Roman" w:hAnsi="Times New Roman" w:cs="Times New Roman"/>
+          <w:sz w:val="24"/>
+          <w:szCs w:val="24"/>
+        </w:rPr>
+        <w:t>» (</w:t>
+      </w:r>
+      <w:r>
+        <w:rPr>
+          <w:rFonts w:ascii="Times New Roman" w:hAnsi="Times New Roman" w:cs="Times New Roman"/>
+          <w:sz w:val="24"/>
+          <w:szCs w:val="24"/>
+        </w:rPr>
+        <w:t xml:space="preserve">На фоне непрекращающегося эха летних забастовок и глубокого политического кризиса, Комитет марокканского действия (CAM) — главная национальная сила страны — открыл свой I исторический Конгресс. Столица протектората наводнена делегатами. Молодые </w:t>
+      </w:r>
+      <w:r>
+        <w:rPr>
+          <w:rFonts w:ascii="Times New Roman" w:hAnsi="Times New Roman" w:cs="Times New Roman"/>
+          <w:sz w:val="24"/>
+          <w:szCs w:val="24"/>
+        </w:rPr>
+        <w:lastRenderedPageBreak/>
+        <w:t>интеллектуалы, буржуазия и лидеры рабочих ячеек съехались в Рабат, чтобы сформировать единую политическую платформу.</w:t>
+      </w:r>
+    </w:p>
+    <w:p>
+      <w:pPr>
+        <w:rPr>
+          <w:rFonts w:ascii="Times New Roman" w:hAnsi="Times New Roman" w:cs="Times New Roman"/>
+          <w:sz w:val="24"/>
+          <w:szCs w:val="24"/>
+        </w:rPr>
+      </w:pPr>
+      <w:r>
+        <w:rPr>
+          <w:rFonts w:ascii="Times New Roman" w:hAnsi="Times New Roman" w:cs="Times New Roman"/>
+          <w:sz w:val="24"/>
+          <w:szCs w:val="24"/>
+        </w:rPr>
+        <w:t xml:space="preserve">Под председательством </w:t>
+      </w:r>
+      <w:proofErr w:type="spellStart"/>
+      <w:r>
+        <w:rPr>
+          <w:rFonts w:ascii="Times New Roman" w:hAnsi="Times New Roman" w:cs="Times New Roman"/>
+          <w:sz w:val="24"/>
+          <w:szCs w:val="24"/>
+        </w:rPr>
+        <w:t>Аллаля</w:t>
+      </w:r>
+      <w:proofErr w:type="spellEnd"/>
+      <w:r>
+        <w:rPr>
+          <w:rFonts w:ascii="Times New Roman" w:hAnsi="Times New Roman" w:cs="Times New Roman"/>
+          <w:sz w:val="24"/>
+          <w:szCs w:val="24"/>
+        </w:rPr>
         <w:t xml:space="preserve"> аль-</w:t>
       </w:r>
       <w:proofErr w:type="spellStart"/>
@@ -13782,7 +15683,7 @@
           <w:sz w:val="24"/>
           <w:szCs w:val="24"/>
         </w:rPr>
-        <w:t>Халик</w:t>
+        <w:t>Фаси</w:t>
       </w:r>
       <w:proofErr w:type="spellEnd"/>
       <w:r>
@@ -13791,25 +15692,7 @@
           <w:sz w:val="24"/>
           <w:szCs w:val="24"/>
         </w:rPr>
-        <w:t xml:space="preserve"> Торрес, носивший в братстве псевдоним “Тень”. И не случайно, </w:t>
-      </w:r>
-      <w:proofErr w:type="gramStart"/>
-      <w:r>
-        <w:rPr>
-          <w:rFonts w:ascii="Times New Roman" w:hAnsi="Times New Roman" w:cs="Times New Roman"/>
-          <w:sz w:val="24"/>
-          <w:szCs w:val="24"/>
-        </w:rPr>
-        <w:t>что</w:t>
-      </w:r>
-      <w:proofErr w:type="gramEnd"/>
-      <w:r>
-        <w:rPr>
-          <w:rFonts w:ascii="Times New Roman" w:hAnsi="Times New Roman" w:cs="Times New Roman"/>
-          <w:sz w:val="24"/>
-          <w:szCs w:val="24"/>
-        </w:rPr>
-        <w:t xml:space="preserve"> когда Франко прибыл в </w:t>
+        <w:t xml:space="preserve"> и Мухаммада аль-</w:t>
       </w:r>
       <w:proofErr w:type="spellStart"/>
       <w:r>
@@ -13818,7 +15701,7 @@
           <w:sz w:val="24"/>
           <w:szCs w:val="24"/>
         </w:rPr>
-        <w:t>Тетуан</w:t>
+        <w:t>Уаццани</w:t>
       </w:r>
       <w:proofErr w:type="spellEnd"/>
       <w:r>
@@ -13827,26 +15710,864 @@
           <w:sz w:val="24"/>
           <w:szCs w:val="24"/>
         </w:rPr>
-        <w:t xml:space="preserve"> 19 июля 1936 г., он первым делом потребовал у своих подчиненных представить ему список участников местной масонской ложи. Сам будущий генералиссимус считал “каменщиков” источником всех бед Испании. Он сразу же создал “комиссию по очистке”, которая обрушила репрессии на испанских и марокканских “каменщиков”. Все, кто фигурировал в представленных Франко списках, были публично расстреляны. Тем не менее один из приближенных диктатора сумел добиться отмены репрессий против тех из масонов, кто активно участвовал в национальном движении. И не случайно, что ни один из марокканских националистов не выступил против мобилизации горцев Рифа в армию Франко на войну, в которой они добывали победу диктатору.</w:t>
-      </w:r>
-    </w:p>
-    <w:p>
-      <w:pPr>
-        <w:rPr>
-          <w:rFonts w:ascii="Times New Roman" w:hAnsi="Times New Roman" w:cs="Times New Roman"/>
-          <w:sz w:val="24"/>
-          <w:szCs w:val="24"/>
-        </w:rPr>
-      </w:pPr>
-    </w:p>
-    <w:p>
-      <w:pPr>
-        <w:rPr>
-          <w:rFonts w:ascii="Times New Roman" w:hAnsi="Times New Roman" w:cs="Times New Roman"/>
-          <w:sz w:val="24"/>
-          <w:szCs w:val="24"/>
-        </w:rPr>
-      </w:pPr>
+        <w:t>,</w:t>
+      </w:r>
+      <w:r>
+        <w:rPr>
+          <w:rFonts w:ascii="Times New Roman" w:hAnsi="Times New Roman" w:cs="Times New Roman"/>
+          <w:sz w:val="24"/>
+          <w:szCs w:val="24"/>
+        </w:rPr>
+        <w:t xml:space="preserve"> Конгресс провозгласил переход от тайных кружков к открытой массовой политической борьбе. Националисты выставили </w:t>
+      </w:r>
+      <w:r>
+        <w:rPr>
+          <w:rFonts w:ascii="Times New Roman" w:hAnsi="Times New Roman" w:cs="Times New Roman"/>
+          <w:sz w:val="24"/>
+          <w:szCs w:val="24"/>
+        </w:rPr>
+        <w:t>генерал-резиденту</w:t>
+      </w:r>
+      <w:r>
+        <w:rPr>
+          <w:rFonts w:ascii="Times New Roman" w:hAnsi="Times New Roman" w:cs="Times New Roman"/>
+          <w:sz w:val="24"/>
+          <w:szCs w:val="24"/>
+        </w:rPr>
+        <w:t xml:space="preserve"> ультиматум, требуя немедленного выполнения «Плана реформ»: допуска марокканцев к госуправлению, создания выборных советов и равенства перед законом.</w:t>
+      </w:r>
+    </w:p>
+    <w:p>
+      <w:pPr>
+        <w:rPr>
+          <w:rFonts w:ascii="Times New Roman" w:hAnsi="Times New Roman" w:cs="Times New Roman"/>
+          <w:sz w:val="24"/>
+          <w:szCs w:val="24"/>
+        </w:rPr>
+      </w:pPr>
+      <w:r>
+        <w:rPr>
+          <w:rFonts w:ascii="Times New Roman" w:hAnsi="Times New Roman" w:cs="Times New Roman"/>
+          <w:sz w:val="24"/>
+          <w:szCs w:val="24"/>
+        </w:rPr>
+        <w:t>Ситуация накаляется: у стен Конгресса бурлит толпа, подогретая как лозунгами «</w:t>
+      </w:r>
+      <w:proofErr w:type="spellStart"/>
+      <w:r>
+        <w:rPr>
+          <w:rFonts w:ascii="Times New Roman" w:hAnsi="Times New Roman" w:cs="Times New Roman"/>
+          <w:sz w:val="24"/>
+          <w:szCs w:val="24"/>
+        </w:rPr>
+        <w:t>Кутлы</w:t>
+      </w:r>
+      <w:proofErr w:type="spellEnd"/>
+      <w:r>
+        <w:rPr>
+          <w:rFonts w:ascii="Times New Roman" w:hAnsi="Times New Roman" w:cs="Times New Roman"/>
+          <w:sz w:val="24"/>
+          <w:szCs w:val="24"/>
+        </w:rPr>
+        <w:t>». Великий визирь Мухаммад аль-</w:t>
+      </w:r>
+      <w:proofErr w:type="spellStart"/>
+      <w:r>
+        <w:rPr>
+          <w:rFonts w:ascii="Times New Roman" w:hAnsi="Times New Roman" w:cs="Times New Roman"/>
+          <w:sz w:val="24"/>
+          <w:szCs w:val="24"/>
+        </w:rPr>
+        <w:t>Мукри</w:t>
+      </w:r>
+      <w:proofErr w:type="spellEnd"/>
+      <w:r>
+        <w:rPr>
+          <w:rFonts w:ascii="Times New Roman" w:hAnsi="Times New Roman" w:cs="Times New Roman"/>
+          <w:sz w:val="24"/>
+          <w:szCs w:val="24"/>
+        </w:rPr>
+        <w:t xml:space="preserve"> умоляет французского резидента проявить гибкость, пока Рабат не вспыхнул вслед за Касабланкой.</w:t>
+      </w:r>
+      <w:r>
+        <w:rPr>
+          <w:rFonts w:ascii="Times New Roman" w:hAnsi="Times New Roman" w:cs="Times New Roman"/>
+          <w:sz w:val="24"/>
+          <w:szCs w:val="24"/>
+        </w:rPr>
+        <w:t>)</w:t>
+      </w:r>
+    </w:p>
+    <w:p>
+      <w:pPr>
+        <w:rPr>
+          <w:rFonts w:ascii="Times New Roman" w:hAnsi="Times New Roman" w:cs="Times New Roman"/>
+          <w:sz w:val="24"/>
+          <w:szCs w:val="24"/>
+          <w:lang w:val="en-US"/>
+        </w:rPr>
+      </w:pPr>
+      <w:r>
+        <w:rPr>
+          <w:rFonts w:ascii="Times New Roman" w:hAnsi="Times New Roman" w:cs="Times New Roman"/>
+          <w:sz w:val="24"/>
+          <w:szCs w:val="24"/>
+        </w:rPr>
+        <w:t>1</w:t>
+      </w:r>
+      <w:r>
+        <w:rPr>
+          <w:rFonts w:ascii="Times New Roman" w:hAnsi="Times New Roman" w:cs="Times New Roman"/>
+          <w:sz w:val="24"/>
+          <w:szCs w:val="24"/>
+        </w:rPr>
+        <w:t xml:space="preserve">. </w:t>
+      </w:r>
+      <w:r>
+        <w:rPr>
+          <w:rFonts w:ascii="Times New Roman" w:hAnsi="Times New Roman" w:cs="Times New Roman"/>
+          <w:sz w:val="24"/>
+          <w:szCs w:val="24"/>
+        </w:rPr>
+        <w:t>Потянем с ответом</w:t>
+      </w:r>
+      <w:r>
+        <w:rPr>
+          <w:rFonts w:ascii="Times New Roman" w:hAnsi="Times New Roman" w:cs="Times New Roman"/>
+          <w:sz w:val="24"/>
+          <w:szCs w:val="24"/>
+        </w:rPr>
+        <w:t xml:space="preserve"> </w:t>
+      </w:r>
+      <w:r>
+        <w:rPr>
+          <w:rFonts w:ascii="Times New Roman" w:hAnsi="Times New Roman" w:cs="Times New Roman"/>
+          <w:sz w:val="24"/>
+          <w:szCs w:val="24"/>
+        </w:rPr>
+        <w:t>(Исторический вариант)</w:t>
+      </w:r>
+      <w:r>
+        <w:rPr>
+          <w:rFonts w:ascii="Times New Roman" w:hAnsi="Times New Roman" w:cs="Times New Roman"/>
+          <w:sz w:val="24"/>
+          <w:szCs w:val="24"/>
+        </w:rPr>
+        <w:t xml:space="preserve"> (</w:t>
+      </w:r>
+      <w:r>
+        <w:rPr>
+          <w:rFonts w:ascii="Times New Roman" w:hAnsi="Times New Roman" w:cs="Times New Roman"/>
+          <w:sz w:val="24"/>
+          <w:szCs w:val="24"/>
+        </w:rPr>
+        <w:t>+НД</w:t>
+      </w:r>
+      <w:r>
+        <w:rPr>
+          <w:rFonts w:ascii="Times New Roman" w:hAnsi="Times New Roman" w:cs="Times New Roman"/>
+          <w:sz w:val="24"/>
+          <w:szCs w:val="24"/>
+        </w:rPr>
+        <w:t xml:space="preserve"> </w:t>
+      </w:r>
+      <w:r>
+        <w:rPr>
+          <w:rFonts w:ascii="Times New Roman" w:hAnsi="Times New Roman" w:cs="Times New Roman"/>
+          <w:sz w:val="24"/>
+          <w:szCs w:val="24"/>
+        </w:rPr>
+        <w:t>«Ноябрьский кризис»</w:t>
+      </w:r>
+      <w:r>
+        <w:rPr>
+          <w:rFonts w:ascii="Times New Roman" w:hAnsi="Times New Roman" w:cs="Times New Roman"/>
+          <w:sz w:val="24"/>
+          <w:szCs w:val="24"/>
+        </w:rPr>
+        <w:t>:</w:t>
+      </w:r>
+      <w:r>
+        <w:rPr>
+          <w:rFonts w:ascii="Times New Roman" w:hAnsi="Times New Roman" w:cs="Times New Roman"/>
+          <w:sz w:val="24"/>
+          <w:szCs w:val="24"/>
+        </w:rPr>
+        <w:t xml:space="preserve"> -10% стабильности, -25% к приросту полит власти.</w:t>
+      </w:r>
+      <w:r>
+        <w:rPr>
+          <w:rFonts w:ascii="Times New Roman" w:hAnsi="Times New Roman" w:cs="Times New Roman"/>
+          <w:sz w:val="24"/>
+          <w:szCs w:val="24"/>
+        </w:rPr>
+        <w:t xml:space="preserve"> </w:t>
+      </w:r>
+      <w:proofErr w:type="spellStart"/>
+      <w:r>
+        <w:rPr>
+          <w:rFonts w:ascii="Times New Roman" w:hAnsi="Times New Roman" w:cs="Times New Roman"/>
+          <w:sz w:val="24"/>
+          <w:szCs w:val="24"/>
+        </w:rPr>
+        <w:t>Тултип</w:t>
+      </w:r>
+      <w:proofErr w:type="spellEnd"/>
+      <w:r>
+        <w:rPr>
+          <w:rFonts w:ascii="Times New Roman" w:hAnsi="Times New Roman" w:cs="Times New Roman"/>
+          <w:sz w:val="24"/>
+          <w:szCs w:val="24"/>
+        </w:rPr>
+        <w:t xml:space="preserve">: </w:t>
+      </w:r>
+      <w:r>
+        <w:rPr>
+          <w:rFonts w:ascii="Times New Roman" w:hAnsi="Times New Roman" w:cs="Times New Roman"/>
+          <w:color w:val="FF0000"/>
+          <w:sz w:val="24"/>
+          <w:szCs w:val="24"/>
+        </w:rPr>
+        <w:t>Мы должны определиться со своим отношением к националистам, до того, как нам придётся принимать решение.</w:t>
+      </w:r>
+      <w:r>
+        <w:rPr>
+          <w:rFonts w:ascii="Times New Roman" w:hAnsi="Times New Roman" w:cs="Times New Roman"/>
+          <w:sz w:val="24"/>
+          <w:szCs w:val="24"/>
+        </w:rPr>
+        <w:t xml:space="preserve"> Скрытый эффект</w:t>
+      </w:r>
+      <w:r>
+        <w:rPr>
+          <w:rFonts w:ascii="Times New Roman" w:hAnsi="Times New Roman" w:cs="Times New Roman"/>
+          <w:sz w:val="24"/>
+          <w:szCs w:val="24"/>
+        </w:rPr>
+        <w:t xml:space="preserve">: </w:t>
+      </w:r>
+      <w:r>
+        <w:rPr>
+          <w:rFonts w:ascii="Times New Roman" w:hAnsi="Times New Roman" w:cs="Times New Roman"/>
+          <w:sz w:val="24"/>
+          <w:szCs w:val="24"/>
+        </w:rPr>
+        <w:t>через 21 день произойдёт событие «Начало ноябрьского политического кризиса»</w:t>
+      </w:r>
+      <w:r>
+        <w:rPr>
+          <w:rFonts w:ascii="Times New Roman" w:hAnsi="Times New Roman" w:cs="Times New Roman"/>
+          <w:sz w:val="24"/>
+          <w:szCs w:val="24"/>
+        </w:rPr>
+        <w:t>)</w:t>
+      </w:r>
+    </w:p>
+    <w:p>
+      <w:pPr>
+        <w:rPr>
+          <w:rFonts w:ascii="Times New Roman" w:hAnsi="Times New Roman" w:cs="Times New Roman"/>
+          <w:sz w:val="24"/>
+          <w:szCs w:val="24"/>
+        </w:rPr>
+      </w:pPr>
+    </w:p>
+    <w:p>
+      <w:pPr>
+        <w:rPr>
+          <w:rFonts w:ascii="Times New Roman" w:hAnsi="Times New Roman" w:cs="Times New Roman"/>
+          <w:sz w:val="24"/>
+          <w:szCs w:val="24"/>
+        </w:rPr>
+      </w:pPr>
+      <w:r>
+        <w:rPr>
+          <w:rFonts w:ascii="Times New Roman" w:hAnsi="Times New Roman" w:cs="Times New Roman"/>
+          <w:sz w:val="24"/>
+          <w:szCs w:val="24"/>
+        </w:rPr>
+        <w:t>С</w:t>
+      </w:r>
+      <w:r>
+        <w:rPr>
+          <w:rFonts w:ascii="Times New Roman" w:hAnsi="Times New Roman" w:cs="Times New Roman"/>
+          <w:sz w:val="24"/>
+          <w:szCs w:val="24"/>
+        </w:rPr>
+        <w:t>обытие «</w:t>
+      </w:r>
+      <w:r>
+        <w:rPr>
+          <w:rFonts w:ascii="Times New Roman" w:hAnsi="Times New Roman" w:cs="Times New Roman"/>
+          <w:sz w:val="24"/>
+          <w:szCs w:val="24"/>
+        </w:rPr>
+        <w:t xml:space="preserve">Начало </w:t>
+      </w:r>
+      <w:r>
+        <w:rPr>
+          <w:rFonts w:ascii="Times New Roman" w:hAnsi="Times New Roman" w:cs="Times New Roman"/>
+          <w:sz w:val="24"/>
+          <w:szCs w:val="24"/>
+        </w:rPr>
+        <w:t>ноябрьского политического кризиса»</w:t>
+      </w:r>
+      <w:r>
+        <w:rPr>
+          <w:rFonts w:ascii="Times New Roman" w:hAnsi="Times New Roman" w:cs="Times New Roman"/>
+          <w:sz w:val="24"/>
+          <w:szCs w:val="24"/>
+        </w:rPr>
+        <w:t xml:space="preserve"> (Не дождавшись вразумительного ответа по своим требованиям,</w:t>
+      </w:r>
+      <w:r>
+        <w:t xml:space="preserve"> </w:t>
+      </w:r>
+      <w:r>
+        <w:rPr>
+          <w:rFonts w:ascii="Times New Roman" w:hAnsi="Times New Roman" w:cs="Times New Roman"/>
+          <w:sz w:val="24"/>
+          <w:szCs w:val="24"/>
+        </w:rPr>
+        <w:t xml:space="preserve">Комитет марокканского действия (CAM) перешел в решительное наступление. </w:t>
+      </w:r>
+      <w:r>
+        <w:rPr>
+          <w:rFonts w:ascii="Times New Roman" w:hAnsi="Times New Roman" w:cs="Times New Roman"/>
+          <w:sz w:val="24"/>
+          <w:szCs w:val="24"/>
+        </w:rPr>
+        <w:t>Всю первую половину ноября</w:t>
+      </w:r>
+      <w:r>
+        <w:rPr>
+          <w:rFonts w:ascii="Times New Roman" w:hAnsi="Times New Roman" w:cs="Times New Roman"/>
+          <w:sz w:val="24"/>
+          <w:szCs w:val="24"/>
+        </w:rPr>
+        <w:t xml:space="preserve"> Рабат, Фес и Марракеш содрогаются от грандиозных уличных митингов. Националисты требуют немедленного ответа на свой «План реформ», а радикалы из числа рабочих все громче призывают к всеобщей забастовке.</w:t>
+      </w:r>
+    </w:p>
+    <w:p>
+      <w:pPr>
+        <w:rPr>
+          <w:rFonts w:ascii="Times New Roman" w:hAnsi="Times New Roman" w:cs="Times New Roman"/>
+          <w:sz w:val="24"/>
+          <w:szCs w:val="24"/>
+        </w:rPr>
+      </w:pPr>
+      <w:r>
+        <w:rPr>
+          <w:rFonts w:ascii="Times New Roman" w:hAnsi="Times New Roman" w:cs="Times New Roman"/>
+          <w:sz w:val="24"/>
+          <w:szCs w:val="24"/>
+        </w:rPr>
+        <w:t xml:space="preserve">Очевидно, что мы больше не можем затягивать с ответом, иначе нам это может аукнуться, и всю страну захватят новые </w:t>
+      </w:r>
+      <w:r>
+        <w:rPr>
+          <w:rFonts w:ascii="Times New Roman" w:hAnsi="Times New Roman" w:cs="Times New Roman"/>
+          <w:sz w:val="24"/>
+          <w:szCs w:val="24"/>
+        </w:rPr>
+        <w:t>протесты</w:t>
+      </w:r>
+      <w:r>
+        <w:rPr>
+          <w:rFonts w:ascii="Times New Roman" w:hAnsi="Times New Roman" w:cs="Times New Roman"/>
+          <w:sz w:val="24"/>
+          <w:szCs w:val="24"/>
+        </w:rPr>
+        <w:t>.)</w:t>
+      </w:r>
+    </w:p>
+    <w:p>
+      <w:pPr>
+        <w:rPr>
+          <w:rFonts w:ascii="Times New Roman" w:hAnsi="Times New Roman" w:cs="Times New Roman"/>
+          <w:sz w:val="24"/>
+          <w:szCs w:val="24"/>
+        </w:rPr>
+      </w:pPr>
+      <w:r>
+        <w:rPr>
+          <w:rFonts w:ascii="Times New Roman" w:hAnsi="Times New Roman" w:cs="Times New Roman"/>
+          <w:sz w:val="24"/>
+          <w:szCs w:val="24"/>
+        </w:rPr>
+        <w:t xml:space="preserve">1. </w:t>
+      </w:r>
+      <w:r>
+        <w:rPr>
+          <w:rFonts w:ascii="Times New Roman" w:hAnsi="Times New Roman" w:cs="Times New Roman"/>
+          <w:sz w:val="24"/>
+          <w:szCs w:val="24"/>
+        </w:rPr>
+        <w:t>Король не хочет ввязываться в это</w:t>
+      </w:r>
+      <w:r>
+        <w:rPr>
+          <w:rFonts w:ascii="Times New Roman" w:hAnsi="Times New Roman" w:cs="Times New Roman"/>
+          <w:sz w:val="24"/>
+          <w:szCs w:val="24"/>
+        </w:rPr>
+        <w:t>, генерал-резидент разберётся сам</w:t>
+      </w:r>
+      <w:r>
+        <w:rPr>
+          <w:rFonts w:ascii="Times New Roman" w:hAnsi="Times New Roman" w:cs="Times New Roman"/>
+          <w:sz w:val="24"/>
+          <w:szCs w:val="24"/>
+        </w:rPr>
+        <w:t xml:space="preserve"> </w:t>
+      </w:r>
+      <w:r>
+        <w:rPr>
+          <w:rFonts w:ascii="Times New Roman" w:hAnsi="Times New Roman" w:cs="Times New Roman"/>
+          <w:sz w:val="24"/>
+          <w:szCs w:val="24"/>
+        </w:rPr>
+        <w:t xml:space="preserve">(Исторический вариант) </w:t>
+      </w:r>
+      <w:r>
+        <w:rPr>
+          <w:rFonts w:ascii="Times New Roman" w:hAnsi="Times New Roman" w:cs="Times New Roman"/>
+          <w:sz w:val="24"/>
+          <w:szCs w:val="24"/>
+        </w:rPr>
+        <w:t>(Ответ виден если выполнен фокус «</w:t>
+      </w:r>
+      <w:r>
+        <w:rPr>
+          <w:rFonts w:ascii="Times New Roman" w:hAnsi="Times New Roman" w:cs="Times New Roman"/>
+          <w:sz w:val="24"/>
+          <w:szCs w:val="24"/>
+        </w:rPr>
+        <w:t>Противостоять Марокканскому комитету действий</w:t>
+      </w:r>
+      <w:r>
+        <w:rPr>
+          <w:rFonts w:ascii="Times New Roman" w:hAnsi="Times New Roman" w:cs="Times New Roman"/>
+          <w:sz w:val="24"/>
+          <w:szCs w:val="24"/>
+        </w:rPr>
+        <w:t>»</w:t>
+      </w:r>
+      <w:r>
+        <w:rPr>
+          <w:rFonts w:ascii="Times New Roman" w:hAnsi="Times New Roman" w:cs="Times New Roman"/>
+          <w:sz w:val="24"/>
+          <w:szCs w:val="24"/>
+        </w:rPr>
+        <w:t xml:space="preserve">, </w:t>
+      </w:r>
+      <w:r>
+        <w:rPr>
+          <w:rFonts w:ascii="Times New Roman" w:hAnsi="Times New Roman" w:cs="Times New Roman"/>
+          <w:sz w:val="24"/>
+          <w:szCs w:val="24"/>
+        </w:rPr>
+        <w:t xml:space="preserve">через </w:t>
+      </w:r>
+      <w:r>
+        <w:rPr>
+          <w:rFonts w:ascii="Times New Roman" w:hAnsi="Times New Roman" w:cs="Times New Roman"/>
+          <w:sz w:val="24"/>
+          <w:szCs w:val="24"/>
+        </w:rPr>
+        <w:t>21</w:t>
+      </w:r>
+      <w:r>
+        <w:rPr>
+          <w:rFonts w:ascii="Times New Roman" w:hAnsi="Times New Roman" w:cs="Times New Roman"/>
+          <w:sz w:val="24"/>
+          <w:szCs w:val="24"/>
+        </w:rPr>
+        <w:t xml:space="preserve"> </w:t>
+      </w:r>
+      <w:r>
+        <w:rPr>
+          <w:rFonts w:ascii="Times New Roman" w:hAnsi="Times New Roman" w:cs="Times New Roman"/>
+          <w:sz w:val="24"/>
+          <w:szCs w:val="24"/>
+        </w:rPr>
+        <w:t>д</w:t>
+      </w:r>
+      <w:r>
+        <w:rPr>
+          <w:rFonts w:ascii="Times New Roman" w:hAnsi="Times New Roman" w:cs="Times New Roman"/>
+          <w:sz w:val="24"/>
+          <w:szCs w:val="24"/>
+        </w:rPr>
+        <w:t>ень</w:t>
+      </w:r>
+      <w:r>
+        <w:rPr>
+          <w:rFonts w:ascii="Times New Roman" w:hAnsi="Times New Roman" w:cs="Times New Roman"/>
+          <w:sz w:val="24"/>
+          <w:szCs w:val="24"/>
+        </w:rPr>
+        <w:t xml:space="preserve"> произойдёт событие «</w:t>
+      </w:r>
+      <w:r>
+        <w:rPr>
+          <w:rFonts w:ascii="Times New Roman" w:hAnsi="Times New Roman" w:cs="Times New Roman"/>
+          <w:sz w:val="24"/>
+          <w:szCs w:val="24"/>
+        </w:rPr>
+        <w:t>Аресты лидеров Марокканского комитета действий</w:t>
+      </w:r>
+      <w:r>
+        <w:rPr>
+          <w:rFonts w:ascii="Times New Roman" w:hAnsi="Times New Roman" w:cs="Times New Roman"/>
+          <w:sz w:val="24"/>
+          <w:szCs w:val="24"/>
+        </w:rPr>
+        <w:t>»</w:t>
+      </w:r>
+      <w:r>
+        <w:rPr>
+          <w:rFonts w:ascii="Times New Roman" w:hAnsi="Times New Roman" w:cs="Times New Roman"/>
+          <w:sz w:val="24"/>
+          <w:szCs w:val="24"/>
+        </w:rPr>
+        <w:t>)</w:t>
+      </w:r>
+    </w:p>
+    <w:p>
+      <w:pPr>
+        <w:rPr>
+          <w:rFonts w:ascii="Times New Roman" w:hAnsi="Times New Roman" w:cs="Times New Roman"/>
+          <w:sz w:val="24"/>
+          <w:szCs w:val="24"/>
+        </w:rPr>
+      </w:pPr>
+      <w:r>
+        <w:rPr>
+          <w:rFonts w:ascii="Times New Roman" w:hAnsi="Times New Roman" w:cs="Times New Roman"/>
+          <w:sz w:val="24"/>
+          <w:szCs w:val="24"/>
+        </w:rPr>
+        <w:t xml:space="preserve">2. </w:t>
+      </w:r>
+      <w:r>
+        <w:rPr>
+          <w:rFonts w:ascii="Times New Roman" w:hAnsi="Times New Roman" w:cs="Times New Roman"/>
+          <w:sz w:val="24"/>
+          <w:szCs w:val="24"/>
+        </w:rPr>
+        <w:t xml:space="preserve">Король симпатизирует им, </w:t>
+      </w:r>
+      <w:r>
+        <w:rPr>
+          <w:rFonts w:ascii="Times New Roman" w:hAnsi="Times New Roman" w:cs="Times New Roman"/>
+          <w:sz w:val="24"/>
+          <w:szCs w:val="24"/>
+        </w:rPr>
+        <w:t xml:space="preserve">генерал-резидент </w:t>
+      </w:r>
+      <w:r>
+        <w:rPr>
+          <w:rFonts w:ascii="Times New Roman" w:hAnsi="Times New Roman" w:cs="Times New Roman"/>
+          <w:sz w:val="24"/>
+          <w:szCs w:val="24"/>
+        </w:rPr>
+        <w:t xml:space="preserve">возьмёт переговоры на себя </w:t>
+      </w:r>
+      <w:r>
+        <w:rPr>
+          <w:rFonts w:ascii="Times New Roman" w:hAnsi="Times New Roman" w:cs="Times New Roman"/>
+          <w:sz w:val="24"/>
+          <w:szCs w:val="24"/>
+        </w:rPr>
+        <w:t>(Ответ виден если выполнен фокус «</w:t>
+      </w:r>
+      <w:r>
+        <w:rPr>
+          <w:rFonts w:ascii="Times New Roman" w:hAnsi="Times New Roman" w:cs="Times New Roman"/>
+          <w:sz w:val="24"/>
+          <w:szCs w:val="24"/>
+        </w:rPr>
+        <w:t>Оказать поддержку Марокканскому комитету действий</w:t>
+      </w:r>
+      <w:r>
+        <w:rPr>
+          <w:rFonts w:ascii="Times New Roman" w:hAnsi="Times New Roman" w:cs="Times New Roman"/>
+          <w:sz w:val="24"/>
+          <w:szCs w:val="24"/>
+        </w:rPr>
+        <w:t>»</w:t>
+      </w:r>
+      <w:r>
+        <w:rPr>
+          <w:rFonts w:ascii="Times New Roman" w:hAnsi="Times New Roman" w:cs="Times New Roman"/>
+          <w:sz w:val="24"/>
+          <w:szCs w:val="24"/>
+        </w:rPr>
+        <w:t xml:space="preserve">, </w:t>
+      </w:r>
+      <w:r>
+        <w:rPr>
+          <w:rFonts w:ascii="Times New Roman" w:hAnsi="Times New Roman" w:cs="Times New Roman"/>
+          <w:sz w:val="24"/>
+          <w:szCs w:val="24"/>
+        </w:rPr>
+        <w:t>через 7 дней произойдёт событие «</w:t>
+      </w:r>
+      <w:r>
+        <w:rPr>
+          <w:rFonts w:ascii="Times New Roman" w:hAnsi="Times New Roman" w:cs="Times New Roman"/>
+          <w:sz w:val="24"/>
+          <w:szCs w:val="24"/>
+        </w:rPr>
+        <w:t>Приглашение</w:t>
+      </w:r>
+      <w:r>
+        <w:rPr>
+          <w:rFonts w:ascii="Times New Roman" w:hAnsi="Times New Roman" w:cs="Times New Roman"/>
+          <w:sz w:val="24"/>
+          <w:szCs w:val="24"/>
+        </w:rPr>
+        <w:t xml:space="preserve"> лидеров Марокканского комитета действий</w:t>
+      </w:r>
+      <w:r>
+        <w:rPr>
+          <w:rFonts w:ascii="Times New Roman" w:hAnsi="Times New Roman" w:cs="Times New Roman"/>
+          <w:sz w:val="24"/>
+          <w:szCs w:val="24"/>
+        </w:rPr>
+        <w:t xml:space="preserve"> к переговорам</w:t>
+      </w:r>
+      <w:r>
+        <w:rPr>
+          <w:rFonts w:ascii="Times New Roman" w:hAnsi="Times New Roman" w:cs="Times New Roman"/>
+          <w:sz w:val="24"/>
+          <w:szCs w:val="24"/>
+        </w:rPr>
+        <w:t>»</w:t>
+      </w:r>
+      <w:r>
+        <w:rPr>
+          <w:rFonts w:ascii="Times New Roman" w:hAnsi="Times New Roman" w:cs="Times New Roman"/>
+          <w:sz w:val="24"/>
+          <w:szCs w:val="24"/>
+        </w:rPr>
+        <w:t>)</w:t>
+      </w:r>
+    </w:p>
+    <w:p>
+      <w:pPr>
+        <w:rPr>
+          <w:rFonts w:ascii="Times New Roman" w:hAnsi="Times New Roman" w:cs="Times New Roman"/>
+          <w:sz w:val="24"/>
+          <w:szCs w:val="24"/>
+        </w:rPr>
+      </w:pPr>
+      <w:r>
+        <w:rPr>
+          <w:rFonts w:ascii="Times New Roman" w:hAnsi="Times New Roman" w:cs="Times New Roman"/>
+          <w:sz w:val="24"/>
+          <w:szCs w:val="24"/>
+        </w:rPr>
+        <w:t>3. Потянем с ответом (Ответ виден если не выполнен ни один из фокусов, указанных выше</w:t>
+      </w:r>
+      <w:r>
+        <w:rPr>
+          <w:rFonts w:ascii="Times New Roman" w:hAnsi="Times New Roman" w:cs="Times New Roman"/>
+          <w:sz w:val="24"/>
+          <w:szCs w:val="24"/>
+        </w:rPr>
+        <w:t>. Один из ивентов выше произойдёт после выполнения фокусов о противостоянии или поддержке</w:t>
+      </w:r>
+      <w:r>
+        <w:rPr>
+          <w:rFonts w:ascii="Times New Roman" w:hAnsi="Times New Roman" w:cs="Times New Roman"/>
+          <w:sz w:val="24"/>
+          <w:szCs w:val="24"/>
+        </w:rPr>
+        <w:t>)</w:t>
+      </w:r>
+    </w:p>
+    <w:p>
+      <w:pPr>
+        <w:rPr>
+          <w:rFonts w:ascii="Times New Roman" w:hAnsi="Times New Roman" w:cs="Times New Roman"/>
+          <w:sz w:val="24"/>
+          <w:szCs w:val="24"/>
+        </w:rPr>
+      </w:pPr>
+    </w:p>
+    <w:p>
+      <w:pPr>
+        <w:rPr>
+          <w:rFonts w:ascii="Times New Roman" w:hAnsi="Times New Roman" w:cs="Times New Roman"/>
+          <w:sz w:val="24"/>
+          <w:szCs w:val="24"/>
+        </w:rPr>
+      </w:pPr>
+      <w:r>
+        <w:rPr>
+          <w:rFonts w:ascii="Times New Roman" w:hAnsi="Times New Roman" w:cs="Times New Roman"/>
+          <w:sz w:val="24"/>
+          <w:szCs w:val="24"/>
+        </w:rPr>
+        <w:t>С</w:t>
+      </w:r>
+      <w:r>
+        <w:rPr>
+          <w:rFonts w:ascii="Times New Roman" w:hAnsi="Times New Roman" w:cs="Times New Roman"/>
+          <w:sz w:val="24"/>
+          <w:szCs w:val="24"/>
+        </w:rPr>
+        <w:t>обытие «Аресты лидеров Марокканского комитета действий»</w:t>
+      </w:r>
+      <w:r>
+        <w:rPr>
+          <w:rFonts w:ascii="Times New Roman" w:hAnsi="Times New Roman" w:cs="Times New Roman"/>
+          <w:sz w:val="24"/>
+          <w:szCs w:val="24"/>
+        </w:rPr>
+        <w:t xml:space="preserve"> (</w:t>
+      </w:r>
+      <w:r>
+        <w:rPr>
+          <w:rFonts w:ascii="Times New Roman" w:hAnsi="Times New Roman" w:cs="Times New Roman"/>
+          <w:sz w:val="24"/>
+          <w:szCs w:val="24"/>
+        </w:rPr>
+        <w:t xml:space="preserve">По приказу генерального резидента силы безопасности провели молниеносную операцию. Главные идеологи движения — </w:t>
+      </w:r>
+      <w:proofErr w:type="spellStart"/>
+      <w:r>
+        <w:rPr>
+          <w:rFonts w:ascii="Times New Roman" w:hAnsi="Times New Roman" w:cs="Times New Roman"/>
+          <w:sz w:val="24"/>
+          <w:szCs w:val="24"/>
+        </w:rPr>
+        <w:t>Аллаль</w:t>
+      </w:r>
+      <w:proofErr w:type="spellEnd"/>
+      <w:r>
+        <w:rPr>
+          <w:rFonts w:ascii="Times New Roman" w:hAnsi="Times New Roman" w:cs="Times New Roman"/>
+          <w:sz w:val="24"/>
+          <w:szCs w:val="24"/>
+        </w:rPr>
+        <w:t xml:space="preserve"> аль-</w:t>
+      </w:r>
+      <w:proofErr w:type="spellStart"/>
+      <w:r>
+        <w:rPr>
+          <w:rFonts w:ascii="Times New Roman" w:hAnsi="Times New Roman" w:cs="Times New Roman"/>
+          <w:sz w:val="24"/>
+          <w:szCs w:val="24"/>
+        </w:rPr>
+        <w:t>Фаси</w:t>
+      </w:r>
+      <w:proofErr w:type="spellEnd"/>
+      <w:r>
+        <w:rPr>
+          <w:rFonts w:ascii="Times New Roman" w:hAnsi="Times New Roman" w:cs="Times New Roman"/>
+          <w:sz w:val="24"/>
+          <w:szCs w:val="24"/>
+        </w:rPr>
+        <w:t>, Мухаммад аль-</w:t>
+      </w:r>
+      <w:proofErr w:type="spellStart"/>
+      <w:r>
+        <w:rPr>
+          <w:rFonts w:ascii="Times New Roman" w:hAnsi="Times New Roman" w:cs="Times New Roman"/>
+          <w:sz w:val="24"/>
+          <w:szCs w:val="24"/>
+        </w:rPr>
+        <w:t>Уаццани</w:t>
+      </w:r>
+      <w:proofErr w:type="spellEnd"/>
+      <w:r>
+        <w:rPr>
+          <w:rFonts w:ascii="Times New Roman" w:hAnsi="Times New Roman" w:cs="Times New Roman"/>
+          <w:sz w:val="24"/>
+          <w:szCs w:val="24"/>
+        </w:rPr>
+        <w:t xml:space="preserve"> и Мухаммад </w:t>
+      </w:r>
+      <w:proofErr w:type="spellStart"/>
+      <w:r>
+        <w:rPr>
+          <w:rFonts w:ascii="Times New Roman" w:hAnsi="Times New Roman" w:cs="Times New Roman"/>
+          <w:sz w:val="24"/>
+          <w:szCs w:val="24"/>
+        </w:rPr>
+        <w:t>Лязиди</w:t>
+      </w:r>
+      <w:proofErr w:type="spellEnd"/>
+      <w:r>
+        <w:rPr>
+          <w:rFonts w:ascii="Times New Roman" w:hAnsi="Times New Roman" w:cs="Times New Roman"/>
+          <w:sz w:val="24"/>
+          <w:szCs w:val="24"/>
+        </w:rPr>
+        <w:t xml:space="preserve"> — </w:t>
+      </w:r>
+      <w:r>
+        <w:rPr>
+          <w:rFonts w:ascii="Times New Roman" w:hAnsi="Times New Roman" w:cs="Times New Roman"/>
+          <w:sz w:val="24"/>
+          <w:szCs w:val="24"/>
+        </w:rPr>
+        <w:t xml:space="preserve">были </w:t>
+      </w:r>
+      <w:r>
+        <w:rPr>
+          <w:rFonts w:ascii="Times New Roman" w:hAnsi="Times New Roman" w:cs="Times New Roman"/>
+          <w:sz w:val="24"/>
+          <w:szCs w:val="24"/>
+        </w:rPr>
+        <w:t>арестованы и брошены за решетку.</w:t>
+      </w:r>
+    </w:p>
+    <w:p>
+      <w:pPr>
+        <w:rPr>
+          <w:rFonts w:ascii="Times New Roman" w:hAnsi="Times New Roman" w:cs="Times New Roman"/>
+          <w:sz w:val="24"/>
+          <w:szCs w:val="24"/>
+        </w:rPr>
+      </w:pPr>
+      <w:r>
+        <w:rPr>
+          <w:rFonts w:ascii="Times New Roman" w:hAnsi="Times New Roman" w:cs="Times New Roman"/>
+          <w:sz w:val="24"/>
+          <w:szCs w:val="24"/>
+        </w:rPr>
+        <w:t>Обратный э</w:t>
+      </w:r>
+      <w:r>
+        <w:rPr>
+          <w:rFonts w:ascii="Times New Roman" w:hAnsi="Times New Roman" w:cs="Times New Roman"/>
+          <w:sz w:val="24"/>
+          <w:szCs w:val="24"/>
+        </w:rPr>
+        <w:t>ффект оказался взрывоопасным. Города Марокко вспыхнули. Тысячи разгневанных марокканцев заблокировали правительственные кварталы, требуя освобождения своих лидеров. Великий визирь Мухаммад аль-</w:t>
+      </w:r>
+      <w:proofErr w:type="spellStart"/>
+      <w:r>
+        <w:rPr>
+          <w:rFonts w:ascii="Times New Roman" w:hAnsi="Times New Roman" w:cs="Times New Roman"/>
+          <w:sz w:val="24"/>
+          <w:szCs w:val="24"/>
+        </w:rPr>
+        <w:t>Мукри</w:t>
+      </w:r>
+      <w:proofErr w:type="spellEnd"/>
+      <w:r>
+        <w:rPr>
+          <w:rFonts w:ascii="Times New Roman" w:hAnsi="Times New Roman" w:cs="Times New Roman"/>
+          <w:sz w:val="24"/>
+          <w:szCs w:val="24"/>
+        </w:rPr>
+        <w:t xml:space="preserve"> предупреждает: если </w:t>
+      </w:r>
       <w:r>
         <w:rPr>
           <w:rFonts w:ascii="Times New Roman" w:hAnsi="Times New Roman" w:cs="Times New Roman"/>
@@ -13854,7 +16575,140 @@
           <w:szCs w:val="24"/>
         </w:rPr>
         <w:lastRenderedPageBreak/>
-        <w:t xml:space="preserve">Из-за массовой мобилизации мужского населения в армию большое число марокканцев было насильственно оторвано от своих очагов и сконцентрировано в военных лагерях Сеуты и </w:t>
+        <w:t>мы не уступим сейчас, тюрьмы придется штурмовать войскам, а пролитая кровь навсегда отрежет путь к миру. Каковы наши приказы?</w:t>
+      </w:r>
+      <w:r>
+        <w:rPr>
+          <w:rFonts w:ascii="Times New Roman" w:hAnsi="Times New Roman" w:cs="Times New Roman"/>
+          <w:sz w:val="24"/>
+          <w:szCs w:val="24"/>
+        </w:rPr>
+        <w:t>)</w:t>
+      </w:r>
+    </w:p>
+    <w:p>
+      <w:pPr>
+        <w:rPr>
+          <w:rFonts w:ascii="Times New Roman" w:hAnsi="Times New Roman" w:cs="Times New Roman"/>
+          <w:sz w:val="24"/>
+          <w:szCs w:val="24"/>
+        </w:rPr>
+      </w:pPr>
+      <w:r>
+        <w:rPr>
+          <w:rFonts w:ascii="Times New Roman" w:hAnsi="Times New Roman" w:cs="Times New Roman"/>
+          <w:sz w:val="24"/>
+          <w:szCs w:val="24"/>
+        </w:rPr>
+        <w:t>1. Пока освободим их, будем действовать иначе (</w:t>
+      </w:r>
+      <w:r>
+        <w:rPr>
+          <w:rFonts w:ascii="Times New Roman" w:hAnsi="Times New Roman" w:cs="Times New Roman"/>
+          <w:sz w:val="24"/>
+          <w:szCs w:val="24"/>
+        </w:rPr>
+        <w:t>-</w:t>
+      </w:r>
+      <w:r>
+        <w:rPr>
+          <w:rFonts w:ascii="Times New Roman" w:hAnsi="Times New Roman" w:cs="Times New Roman"/>
+          <w:sz w:val="24"/>
+          <w:szCs w:val="24"/>
+        </w:rPr>
+        <w:t>5</w:t>
+      </w:r>
+      <w:r>
+        <w:rPr>
+          <w:rFonts w:ascii="Times New Roman" w:hAnsi="Times New Roman" w:cs="Times New Roman"/>
+          <w:sz w:val="24"/>
+          <w:szCs w:val="24"/>
+        </w:rPr>
+        <w:t>% стабильности, -</w:t>
+      </w:r>
+      <w:r>
+        <w:rPr>
+          <w:rFonts w:ascii="Times New Roman" w:hAnsi="Times New Roman" w:cs="Times New Roman"/>
+          <w:sz w:val="24"/>
+          <w:szCs w:val="24"/>
+        </w:rPr>
+        <w:t>1</w:t>
+      </w:r>
+      <w:r>
+        <w:rPr>
+          <w:rFonts w:ascii="Times New Roman" w:hAnsi="Times New Roman" w:cs="Times New Roman"/>
+          <w:sz w:val="24"/>
+          <w:szCs w:val="24"/>
+        </w:rPr>
+        <w:t>0% влияния генерал-резидента</w:t>
+      </w:r>
+      <w:r>
+        <w:rPr>
+          <w:rFonts w:ascii="Times New Roman" w:hAnsi="Times New Roman" w:cs="Times New Roman"/>
+          <w:sz w:val="24"/>
+          <w:szCs w:val="24"/>
+        </w:rPr>
+        <w:t>)</w:t>
+      </w:r>
+    </w:p>
+    <w:p>
+      <w:pPr>
+        <w:rPr>
+          <w:rFonts w:ascii="Times New Roman" w:hAnsi="Times New Roman" w:cs="Times New Roman"/>
+          <w:sz w:val="24"/>
+          <w:szCs w:val="24"/>
+        </w:rPr>
+      </w:pPr>
+    </w:p>
+    <w:p>
+      <w:pPr>
+        <w:rPr>
+          <w:rFonts w:ascii="Times New Roman" w:hAnsi="Times New Roman" w:cs="Times New Roman"/>
+          <w:sz w:val="24"/>
+          <w:szCs w:val="24"/>
+        </w:rPr>
+      </w:pPr>
+      <w:r>
+        <w:rPr>
+          <w:rFonts w:ascii="Times New Roman" w:hAnsi="Times New Roman" w:cs="Times New Roman"/>
+          <w:sz w:val="24"/>
+          <w:szCs w:val="24"/>
+        </w:rPr>
+        <w:t>С</w:t>
+      </w:r>
+      <w:r>
+        <w:rPr>
+          <w:rFonts w:ascii="Times New Roman" w:hAnsi="Times New Roman" w:cs="Times New Roman"/>
+          <w:sz w:val="24"/>
+          <w:szCs w:val="24"/>
+        </w:rPr>
+        <w:t>обытие «Приглашение лидеров Марокканского комитета действий к переговорам»</w:t>
+      </w:r>
+      <w:r>
+        <w:rPr>
+          <w:rFonts w:ascii="Times New Roman" w:hAnsi="Times New Roman" w:cs="Times New Roman"/>
+          <w:sz w:val="24"/>
+          <w:szCs w:val="24"/>
+        </w:rPr>
+        <w:t xml:space="preserve"> (</w:t>
+      </w:r>
+      <w:r>
+        <w:rPr>
+          <w:rFonts w:ascii="Times New Roman" w:hAnsi="Times New Roman" w:cs="Times New Roman"/>
+          <w:sz w:val="24"/>
+          <w:szCs w:val="24"/>
+        </w:rPr>
+        <w:t>Попытки колониальной администрации лавировать между жестким подавлением и полным бездействием привели к хрупкому равновесию. Улицы Рабата и Феса затихли, но это затишье перед бурей. Комитет ма</w:t>
+      </w:r>
+      <w:bookmarkStart w:id="2" w:name="_GoBack"/>
+      <w:bookmarkEnd w:id="2"/>
+      <w:r>
+        <w:rPr>
+          <w:rFonts w:ascii="Times New Roman" w:hAnsi="Times New Roman" w:cs="Times New Roman"/>
+          <w:sz w:val="24"/>
+          <w:szCs w:val="24"/>
+        </w:rPr>
+        <w:t>рокканского действия доказал, что за ним стоят массы, а великий визирь Мухаммад аль-</w:t>
       </w:r>
       <w:proofErr w:type="spellStart"/>
       <w:r>
@@ -13863,7 +16717,7 @@
           <w:sz w:val="24"/>
           <w:szCs w:val="24"/>
         </w:rPr>
-        <w:t>Тетуана</w:t>
+        <w:t>Мукри</w:t>
       </w:r>
       <w:proofErr w:type="spellEnd"/>
       <w:r>
@@ -13872,33 +16726,72 @@
           <w:sz w:val="24"/>
           <w:szCs w:val="24"/>
         </w:rPr>
-        <w:t xml:space="preserve"> перед переброской в Севилью и далее на фронт. Мобилизация вызвала недовольство местных племен. В ряде пунктов Рифа произошли столкновения между местным населением и франкистскими войсками. Фашисты жестоко расправились с недовольными.</w:t>
-      </w:r>
-    </w:p>
-    <w:p>
-      <w:pPr>
-        <w:rPr>
-          <w:rFonts w:ascii="Times New Roman" w:hAnsi="Times New Roman" w:cs="Times New Roman"/>
-          <w:sz w:val="24"/>
-          <w:szCs w:val="24"/>
-        </w:rPr>
-      </w:pPr>
-    </w:p>
-    <w:p>
-      <w:pPr>
-        <w:rPr>
-          <w:rFonts w:ascii="Times New Roman" w:hAnsi="Times New Roman" w:cs="Times New Roman"/>
-          <w:sz w:val="24"/>
-          <w:szCs w:val="24"/>
-        </w:rPr>
-      </w:pPr>
-      <w:r>
-        <w:rPr>
-          <w:rFonts w:ascii="Times New Roman" w:hAnsi="Times New Roman" w:cs="Times New Roman"/>
-          <w:sz w:val="24"/>
-          <w:szCs w:val="24"/>
-        </w:rPr>
-        <w:t xml:space="preserve">Постепенно иллюзии в отношении колониальных властей стали рассеиваться и у городского населения, хотя </w:t>
+        <w:t xml:space="preserve"> настойчиво напоминает: колониальный аппарат не выдержит новой всеобщей забастовки, если националисты объединятся с подпольными </w:t>
+      </w:r>
+      <w:r>
+        <w:rPr>
+          <w:rFonts w:ascii="Times New Roman" w:hAnsi="Times New Roman" w:cs="Times New Roman"/>
+          <w:sz w:val="24"/>
+          <w:szCs w:val="24"/>
+        </w:rPr>
+        <w:t>профсоюзными</w:t>
+      </w:r>
+      <w:r>
+        <w:rPr>
+          <w:rFonts w:ascii="Times New Roman" w:hAnsi="Times New Roman" w:cs="Times New Roman"/>
+          <w:sz w:val="24"/>
+          <w:szCs w:val="24"/>
+        </w:rPr>
+        <w:t xml:space="preserve"> ячейками.</w:t>
+      </w:r>
+    </w:p>
+    <w:p>
+      <w:pPr>
+        <w:rPr>
+          <w:rFonts w:ascii="Times New Roman" w:hAnsi="Times New Roman" w:cs="Times New Roman"/>
+          <w:sz w:val="24"/>
+          <w:szCs w:val="24"/>
+        </w:rPr>
+      </w:pPr>
+      <w:r>
+        <w:rPr>
+          <w:rFonts w:ascii="Times New Roman" w:hAnsi="Times New Roman" w:cs="Times New Roman"/>
+          <w:sz w:val="24"/>
+          <w:szCs w:val="24"/>
+        </w:rPr>
+        <w:t>Чтобы перехватить инициативу, генерал</w:t>
+      </w:r>
+      <w:r>
+        <w:rPr>
+          <w:rFonts w:ascii="Times New Roman" w:hAnsi="Times New Roman" w:cs="Times New Roman"/>
+          <w:sz w:val="24"/>
+          <w:szCs w:val="24"/>
+        </w:rPr>
+        <w:t xml:space="preserve">-резидент </w:t>
+      </w:r>
+      <w:r>
+        <w:rPr>
+          <w:rFonts w:ascii="Times New Roman" w:hAnsi="Times New Roman" w:cs="Times New Roman"/>
+          <w:sz w:val="24"/>
+          <w:szCs w:val="24"/>
+        </w:rPr>
+        <w:t xml:space="preserve">решился на беспрецедентный шаг — официально пригласить лидеров </w:t>
+      </w:r>
+      <w:r>
+        <w:rPr>
+          <w:rFonts w:ascii="Times New Roman" w:hAnsi="Times New Roman" w:cs="Times New Roman"/>
+          <w:sz w:val="24"/>
+          <w:szCs w:val="24"/>
+        </w:rPr>
+        <w:t>МКД</w:t>
+      </w:r>
+      <w:r>
+        <w:rPr>
+          <w:rFonts w:ascii="Times New Roman" w:hAnsi="Times New Roman" w:cs="Times New Roman"/>
+          <w:sz w:val="24"/>
+          <w:szCs w:val="24"/>
+        </w:rPr>
+        <w:t xml:space="preserve"> во главе с </w:t>
       </w:r>
       <w:proofErr w:type="spellStart"/>
       <w:r>
@@ -13907,7 +16800,7 @@
           <w:sz w:val="24"/>
           <w:szCs w:val="24"/>
         </w:rPr>
-        <w:t>франкисты</w:t>
+        <w:t>Аллалем</w:t>
       </w:r>
       <w:proofErr w:type="spellEnd"/>
       <w:r>
@@ -13916,7 +16809,7 @@
           <w:sz w:val="24"/>
           <w:szCs w:val="24"/>
         </w:rPr>
-        <w:t xml:space="preserve"> не препятствовали деятельности ПНР. Продолжали выходить журналы. Публиковавшиеся в них статьи транслировались по радио на французскую зону. Лидер марокканских националистов на севере Марокко </w:t>
+        <w:t xml:space="preserve"> аль-</w:t>
       </w:r>
       <w:proofErr w:type="spellStart"/>
       <w:r>
@@ -13925,7 +16818,7 @@
           <w:sz w:val="24"/>
           <w:szCs w:val="24"/>
         </w:rPr>
-        <w:t>Абд</w:t>
+        <w:t>Фаси</w:t>
       </w:r>
       <w:proofErr w:type="spellEnd"/>
       <w:r>
@@ -13934,6 +16827,226 @@
           <w:sz w:val="24"/>
           <w:szCs w:val="24"/>
         </w:rPr>
+        <w:t xml:space="preserve"> и Мухаммадом аль-</w:t>
+      </w:r>
+      <w:proofErr w:type="spellStart"/>
+      <w:r>
+        <w:rPr>
+          <w:rFonts w:ascii="Times New Roman" w:hAnsi="Times New Roman" w:cs="Times New Roman"/>
+          <w:sz w:val="24"/>
+          <w:szCs w:val="24"/>
+        </w:rPr>
+        <w:t>Уаццани</w:t>
+      </w:r>
+      <w:proofErr w:type="spellEnd"/>
+      <w:r>
+        <w:rPr>
+          <w:rFonts w:ascii="Times New Roman" w:hAnsi="Times New Roman" w:cs="Times New Roman"/>
+          <w:sz w:val="24"/>
+          <w:szCs w:val="24"/>
+        </w:rPr>
+        <w:t xml:space="preserve"> за стол переговоров в Рабате. Впервые в истории протектората Франция готова обсуждать «План реформ» напрямую с марокканской интеллигенцией.</w:t>
+      </w:r>
+    </w:p>
+    <w:p>
+      <w:pPr>
+        <w:rPr>
+          <w:rFonts w:ascii="Times New Roman" w:hAnsi="Times New Roman" w:cs="Times New Roman"/>
+          <w:sz w:val="24"/>
+          <w:szCs w:val="24"/>
+        </w:rPr>
+      </w:pPr>
+      <w:r>
+        <w:rPr>
+          <w:rFonts w:ascii="Times New Roman" w:hAnsi="Times New Roman" w:cs="Times New Roman"/>
+          <w:sz w:val="24"/>
+          <w:szCs w:val="24"/>
+        </w:rPr>
+        <w:t>Из Парижа идут противоречивые сигналы: левое</w:t>
+      </w:r>
+      <w:r>
+        <w:rPr>
+          <w:rFonts w:ascii="Times New Roman" w:hAnsi="Times New Roman" w:cs="Times New Roman"/>
+          <w:sz w:val="24"/>
+          <w:szCs w:val="24"/>
+        </w:rPr>
+        <w:t xml:space="preserve"> крыло</w:t>
+      </w:r>
+      <w:r>
+        <w:rPr>
+          <w:rFonts w:ascii="Times New Roman" w:hAnsi="Times New Roman" w:cs="Times New Roman"/>
+          <w:sz w:val="24"/>
+          <w:szCs w:val="24"/>
+        </w:rPr>
+        <w:t xml:space="preserve"> правительств</w:t>
+      </w:r>
+      <w:r>
+        <w:rPr>
+          <w:rFonts w:ascii="Times New Roman" w:hAnsi="Times New Roman" w:cs="Times New Roman"/>
+          <w:sz w:val="24"/>
+          <w:szCs w:val="24"/>
+        </w:rPr>
+        <w:t>а</w:t>
+      </w:r>
+      <w:r>
+        <w:rPr>
+          <w:rFonts w:ascii="Times New Roman" w:hAnsi="Times New Roman" w:cs="Times New Roman"/>
+          <w:sz w:val="24"/>
+          <w:szCs w:val="24"/>
+        </w:rPr>
+        <w:t xml:space="preserve"> требует «найти компромисс», а прав</w:t>
+      </w:r>
+      <w:r>
+        <w:rPr>
+          <w:rFonts w:ascii="Times New Roman" w:hAnsi="Times New Roman" w:cs="Times New Roman"/>
+          <w:sz w:val="24"/>
+          <w:szCs w:val="24"/>
+        </w:rPr>
+        <w:t>ое</w:t>
+      </w:r>
+      <w:r>
+        <w:rPr>
+          <w:rFonts w:ascii="Times New Roman" w:hAnsi="Times New Roman" w:cs="Times New Roman"/>
+          <w:sz w:val="24"/>
+          <w:szCs w:val="24"/>
+        </w:rPr>
+        <w:t xml:space="preserve"> и генералитет</w:t>
+      </w:r>
+      <w:r>
+        <w:rPr>
+          <w:rFonts w:ascii="Times New Roman" w:hAnsi="Times New Roman" w:cs="Times New Roman"/>
+          <w:sz w:val="24"/>
+          <w:szCs w:val="24"/>
+        </w:rPr>
+        <w:t>,</w:t>
+      </w:r>
+      <w:r>
+        <w:rPr>
+          <w:rFonts w:ascii="Times New Roman" w:hAnsi="Times New Roman" w:cs="Times New Roman"/>
+          <w:sz w:val="24"/>
+          <w:szCs w:val="24"/>
+        </w:rPr>
+        <w:t xml:space="preserve"> считают эти переговоры капитуляцией перед туземцами.</w:t>
+      </w:r>
+      <w:r>
+        <w:rPr>
+          <w:rFonts w:ascii="Times New Roman" w:hAnsi="Times New Roman" w:cs="Times New Roman"/>
+          <w:sz w:val="24"/>
+          <w:szCs w:val="24"/>
+        </w:rPr>
+        <w:t>)</w:t>
+      </w:r>
+    </w:p>
+    <w:p>
+      <w:pPr>
+        <w:rPr>
+          <w:rFonts w:ascii="Times New Roman" w:hAnsi="Times New Roman" w:cs="Times New Roman"/>
+          <w:sz w:val="24"/>
+          <w:szCs w:val="24"/>
+        </w:rPr>
+      </w:pPr>
+      <w:r>
+        <w:rPr>
+          <w:rFonts w:ascii="Times New Roman" w:hAnsi="Times New Roman" w:cs="Times New Roman"/>
+          <w:sz w:val="24"/>
+          <w:szCs w:val="24"/>
+        </w:rPr>
+        <w:t xml:space="preserve">1. Всё решится за столом переговоров (НД </w:t>
+      </w:r>
+      <w:r>
+        <w:rPr>
+          <w:rFonts w:ascii="Times New Roman" w:hAnsi="Times New Roman" w:cs="Times New Roman"/>
+          <w:sz w:val="24"/>
+          <w:szCs w:val="24"/>
+        </w:rPr>
+        <w:t>«Ноябрьский кризис»</w:t>
+      </w:r>
+      <w:r>
+        <w:rPr>
+          <w:rFonts w:ascii="Times New Roman" w:hAnsi="Times New Roman" w:cs="Times New Roman"/>
+          <w:sz w:val="24"/>
+          <w:szCs w:val="24"/>
+        </w:rPr>
+        <w:t xml:space="preserve"> будет удалён, +5% стабильности, +5% поддержки демократии, -20% влияния генерал-резидента, будет открыт доступ к фокусу «Начать пересмотр «плана реформ»»)</w:t>
+      </w:r>
+    </w:p>
+    <w:p>
+      <w:pPr>
+        <w:rPr>
+          <w:rFonts w:ascii="Times New Roman" w:hAnsi="Times New Roman" w:cs="Times New Roman"/>
+          <w:sz w:val="24"/>
+          <w:szCs w:val="24"/>
+        </w:rPr>
+      </w:pPr>
+    </w:p>
+    <w:p>
+      <w:pPr>
+        <w:rPr>
+          <w:rFonts w:ascii="Times New Roman" w:hAnsi="Times New Roman" w:cs="Times New Roman"/>
+          <w:sz w:val="24"/>
+          <w:szCs w:val="24"/>
+        </w:rPr>
+      </w:pPr>
+      <w:r>
+        <w:rPr>
+          <w:rFonts w:ascii="Times New Roman" w:hAnsi="Times New Roman" w:cs="Times New Roman"/>
+          <w:sz w:val="24"/>
+          <w:szCs w:val="24"/>
+        </w:rPr>
+        <w:t xml:space="preserve">Завершающим актом предвоенного противостояния между Резиденциями и националистической оппозицией стал инцидент в </w:t>
+      </w:r>
+      <w:proofErr w:type="spellStart"/>
+      <w:r>
+        <w:rPr>
+          <w:rFonts w:ascii="Times New Roman" w:hAnsi="Times New Roman" w:cs="Times New Roman"/>
+          <w:sz w:val="24"/>
+          <w:szCs w:val="24"/>
+        </w:rPr>
+        <w:t>Мекнесе</w:t>
+      </w:r>
+      <w:proofErr w:type="spellEnd"/>
+      <w:r>
+        <w:rPr>
+          <w:rFonts w:ascii="Times New Roman" w:hAnsi="Times New Roman" w:cs="Times New Roman"/>
+          <w:sz w:val="24"/>
+          <w:szCs w:val="24"/>
+        </w:rPr>
+        <w:t xml:space="preserve"> в сентябре 1937 года, когда власти объявили о плане перенаправить часть реки </w:t>
+      </w:r>
+      <w:proofErr w:type="spellStart"/>
+      <w:r>
+        <w:rPr>
+          <w:rFonts w:ascii="Times New Roman" w:hAnsi="Times New Roman" w:cs="Times New Roman"/>
+          <w:sz w:val="24"/>
+          <w:szCs w:val="24"/>
+        </w:rPr>
+        <w:t>Уэд-Буфакран</w:t>
+      </w:r>
+      <w:proofErr w:type="spellEnd"/>
+      <w:r>
+        <w:rPr>
+          <w:rFonts w:ascii="Times New Roman" w:hAnsi="Times New Roman" w:cs="Times New Roman"/>
+          <w:sz w:val="24"/>
+          <w:szCs w:val="24"/>
+        </w:rPr>
+        <w:t xml:space="preserve">, главного источника воды в городе, на фермы поселенцев. Толпы людей заполнили улицы, скандируя «Вода или смерть!» и «Ни капли для поселенцев!». В ходе последовавшей полицейской операции некоторые демонстранты были убиты. Насилие в ходе столкновения вызвало цепную реакцию, и протест распространился как лесной пожар на другие города, приобретя окраску всеобщего восстания против администрации Протектората. Встревоженные уровнем агитации, власти арестовали националистическое руководство; 3 ноября 1937 года </w:t>
+      </w:r>
+      <w:proofErr w:type="spellStart"/>
+      <w:r>
+        <w:rPr>
+          <w:rFonts w:ascii="Times New Roman" w:hAnsi="Times New Roman" w:cs="Times New Roman"/>
+          <w:sz w:val="24"/>
+          <w:szCs w:val="24"/>
+        </w:rPr>
+        <w:t>Аллал</w:t>
+      </w:r>
+      <w:proofErr w:type="spellEnd"/>
+      <w:r>
+        <w:rPr>
+          <w:rFonts w:ascii="Times New Roman" w:hAnsi="Times New Roman" w:cs="Times New Roman"/>
+          <w:sz w:val="24"/>
+          <w:szCs w:val="24"/>
+        </w:rPr>
         <w:t xml:space="preserve"> аль-</w:t>
       </w:r>
       <w:proofErr w:type="spellStart"/>
@@ -13943,7 +17056,7 @@
           <w:sz w:val="24"/>
           <w:szCs w:val="24"/>
         </w:rPr>
-        <w:t>Халик</w:t>
+        <w:t>Фаси</w:t>
       </w:r>
       <w:proofErr w:type="spellEnd"/>
       <w:r>
@@ -13952,7 +17065,7 @@
           <w:sz w:val="24"/>
           <w:szCs w:val="24"/>
         </w:rPr>
-        <w:t xml:space="preserve"> Торрес считал, что основным врагом марокканского народа является Франция. Поэтому острие политической деятельности партии было направлено против французской администрации. Тем не менее в июне 1938 г. в административном центре испанской зоны </w:t>
+        <w:t xml:space="preserve"> был отправлен в девятилетнюю ссылку в Габон, в то время как другие члены ближайшего окружения были заключены в тюрьму, бежали или отправлены в Сахару. Ахмед </w:t>
       </w:r>
       <w:proofErr w:type="spellStart"/>
       <w:r>
@@ -13961,7 +17074,7 @@
           <w:sz w:val="24"/>
           <w:szCs w:val="24"/>
         </w:rPr>
-        <w:t>Тетуане</w:t>
+        <w:t>Балафрей</w:t>
       </w:r>
       <w:proofErr w:type="spellEnd"/>
       <w:r>
@@ -13970,87 +17083,7 @@
           <w:sz w:val="24"/>
           <w:szCs w:val="24"/>
         </w:rPr>
-        <w:t xml:space="preserve"> стихийно вспыхнула антифашистская демонстрация. В сентябре того же года началось крупное антифашистское восстание племен Джи- бала в районе </w:t>
-      </w:r>
-      <w:proofErr w:type="spellStart"/>
-      <w:r>
-        <w:rPr>
-          <w:rFonts w:ascii="Times New Roman" w:hAnsi="Times New Roman" w:cs="Times New Roman"/>
-          <w:sz w:val="24"/>
-          <w:szCs w:val="24"/>
-        </w:rPr>
-        <w:t>Ксар</w:t>
-      </w:r>
-      <w:proofErr w:type="spellEnd"/>
-      <w:r>
-        <w:rPr>
-          <w:rFonts w:ascii="Times New Roman" w:hAnsi="Times New Roman" w:cs="Times New Roman"/>
-          <w:sz w:val="24"/>
-          <w:szCs w:val="24"/>
-        </w:rPr>
-        <w:t>-эль-Кебир, прервавшее связь между двумя зонами. Испанская администрация послала на подавление восстания крупные военные силы, огнем и мечом расправившиеся с недовольными.</w:t>
-      </w:r>
-      <w:r>
-        <w:rPr>
-          <w:rFonts w:ascii="Times New Roman" w:hAnsi="Times New Roman" w:cs="Times New Roman"/>
-          <w:sz w:val="24"/>
-          <w:szCs w:val="24"/>
-        </w:rPr>
-        <w:t xml:space="preserve"> </w:t>
-      </w:r>
-      <w:proofErr w:type="gramStart"/>
-      <w:r>
-        <w:rPr>
-          <w:rFonts w:ascii="Times New Roman" w:hAnsi="Times New Roman" w:cs="Times New Roman"/>
-          <w:sz w:val="24"/>
-          <w:szCs w:val="24"/>
-        </w:rPr>
-        <w:t>Под</w:t>
-      </w:r>
-      <w:proofErr w:type="gramEnd"/>
-      <w:r>
-        <w:rPr>
-          <w:rFonts w:ascii="Times New Roman" w:hAnsi="Times New Roman" w:cs="Times New Roman"/>
-          <w:sz w:val="24"/>
-          <w:szCs w:val="24"/>
-        </w:rPr>
-        <w:t xml:space="preserve"> влиянием этих событий </w:t>
-      </w:r>
-      <w:proofErr w:type="spellStart"/>
-      <w:r>
-        <w:rPr>
-          <w:rFonts w:ascii="Times New Roman" w:hAnsi="Times New Roman" w:cs="Times New Roman"/>
-          <w:sz w:val="24"/>
-          <w:szCs w:val="24"/>
-        </w:rPr>
-        <w:t>Абд</w:t>
-      </w:r>
-      <w:proofErr w:type="spellEnd"/>
-      <w:r>
-        <w:rPr>
-          <w:rFonts w:ascii="Times New Roman" w:hAnsi="Times New Roman" w:cs="Times New Roman"/>
-          <w:sz w:val="24"/>
-          <w:szCs w:val="24"/>
-        </w:rPr>
-        <w:t xml:space="preserve"> </w:t>
-      </w:r>
-      <w:proofErr w:type="spellStart"/>
-      <w:r>
-        <w:rPr>
-          <w:rFonts w:ascii="Times New Roman" w:hAnsi="Times New Roman" w:cs="Times New Roman"/>
-          <w:sz w:val="24"/>
-          <w:szCs w:val="24"/>
-        </w:rPr>
-        <w:t>апь-Халик</w:t>
-      </w:r>
-      <w:proofErr w:type="spellEnd"/>
-      <w:r>
-        <w:rPr>
-          <w:rFonts w:ascii="Times New Roman" w:hAnsi="Times New Roman" w:cs="Times New Roman"/>
-          <w:sz w:val="24"/>
-          <w:szCs w:val="24"/>
-        </w:rPr>
-        <w:t xml:space="preserve"> Торрес разочаровался во франкистском режиме и в конце 1939 г. выступил с заявлением. В нем отмечалось, что испанская администрация не выполнила своих обещаний о “славе и величии Марокко” и потому ПНР призывала к борьбе за независимость испанской зоны от франкистской Испании.</w:t>
+        <w:t>, находившийся в то время в Париже, избежал ареста и нашел убежище в испанской зоне оккупации. Накануне Второй мировой войны националистическое движение во французской зоне, разросшееся за межвоенные годы до «хорошо отлаженной пропагандистской машины», казалось, было обезглавлено. Но его обезглавливание было лишь иллюзией; его мозги просто ушли в подполье, а воля осталась нетронутой.</w:t>
       </w:r>
     </w:p>
     <w:sectPr>
@@ -14064,7 +17097,7 @@
 </file>
 
 <file path=word/endnotes.xml><?xml version="1.0" encoding="utf-8"?>
-<w:endnotes xmlns:wpc="http://schemas.microsoft.com/office/word/2010/wordprocessingCanvas" xmlns:cx="http://schemas.microsoft.com/office/drawing/2014/chartex" xmlns:cx1="http://schemas.microsoft.com/office/drawing/2015/9/8/chartex" xmlns:cx2="http://schemas.microsoft.com/office/drawing/2015/10/21/chartex" xmlns:cx3="http://schemas.microsoft.com/office/drawing/2016/5/9/chartex" xmlns:cx4="http://schemas.microsoft.com/office/drawing/2016/5/10/chartex" xmlns:cx5="http://schemas.microsoft.com/office/drawing/2016/5/11/chartex" xmlns:cx6="http://schemas.microsoft.com/office/drawing/2016/5/12/chartex" xmlns:cx7="http://schemas.microsoft.com/office/drawing/2016/5/13/chartex" xmlns:cx8="http://schemas.microsoft.com/office/drawing/2016/5/14/chartex" xmlns:mc="http://schemas.openxmlformats.org/markup-compatibility/2006" xmlns:aink="http://schemas.microsoft.com/office/drawing/2016/ink" xmlns:am3d="http://schemas.microsoft.com/office/drawing/2017/model3d" xmlns:o="urn:schemas-microsoft-com:office:office" xmlns:r="http://schemas.openxmlformats.org/officeDocument/2006/relationships" xmlns:m="http://schemas.openxmlformats.org/officeDocument/2006/math" xmlns:v="urn:schemas-microsoft-com:vml" xmlns:wp14="http://schemas.microsoft.com/office/word/2010/wordprocessingDrawing" xmlns:wp="http://schemas.openxmlformats.org/drawingml/2006/wordprocessingDrawing" xmlns:w10="urn:schemas-microsoft-com:office:word" xmlns:w="http://schemas.openxmlformats.org/wordprocessingml/2006/main" xmlns:w14="http://schemas.microsoft.com/office/word/2010/wordml" xmlns:w15="http://schemas.microsoft.com/office/word/2012/wordml" xmlns:w16cid="http://schemas.microsoft.com/office/word/2016/wordml/cid" xmlns:w16se="http://schemas.microsoft.com/office/word/2015/wordml/symex" xmlns:wpg="http://schemas.microsoft.com/office/word/2010/wordprocessingGroup" xmlns:wpi="http://schemas.microsoft.com/office/word/2010/wordprocessingInk" xmlns:wne="http://schemas.microsoft.com/office/word/2006/wordml" xmlns:wps="http://schemas.microsoft.com/office/word/2010/wordprocessingShape" mc:Ignorable="w14 w15 w16se w16cid wp14">
+<w:endnotes xmlns:wpc="http://schemas.microsoft.com/office/word/2010/wordprocessingCanvas" xmlns:cx="http://schemas.microsoft.com/office/drawing/2014/chartex" xmlns:cx1="http://schemas.microsoft.com/office/drawing/2015/9/8/chartex" xmlns:cx2="http://schemas.microsoft.com/office/drawing/2015/10/21/chartex" xmlns:cx3="http://schemas.microsoft.com/office/drawing/2016/5/9/chartex" xmlns:cx4="http://schemas.microsoft.com/office/drawing/2016/5/10/chartex" xmlns:cx5="http://schemas.microsoft.com/office/drawing/2016/5/11/chartex" xmlns:cx6="http://schemas.microsoft.com/office/drawing/2016/5/12/chartex" xmlns:cx7="http://schemas.microsoft.com/office/drawing/2016/5/13/chartex" xmlns:cx8="http://schemas.microsoft.com/office/drawing/2016/5/14/chartex" xmlns:mc="http://schemas.openxmlformats.org/markup-compatibility/2006" xmlns:aink="http://schemas.microsoft.com/office/drawing/2016/ink" xmlns:am3d="http://schemas.microsoft.com/office/drawing/2017/model3d" xmlns:o="urn:schemas-microsoft-com:office:office" xmlns:r="http://schemas.openxmlformats.org/officeDocument/2006/relationships" xmlns:m="http://schemas.openxmlformats.org/officeDocument/2006/math" xmlns:v="urn:schemas-microsoft-com:vml" xmlns:wp14="http://schemas.microsoft.com/office/word/2010/wordprocessingDrawing" xmlns:wp="http://schemas.openxmlformats.org/drawingml/2006/wordprocessingDrawing" xmlns:w10="urn:schemas-microsoft-com:office:word" xmlns:w="http://schemas.openxmlformats.org/wordprocessingml/2006/main" xmlns:w14="http://schemas.microsoft.com/office/word/2010/wordml" xmlns:w15="http://schemas.microsoft.com/office/word/2012/wordml" xmlns:w16cex="http://schemas.microsoft.com/office/word/2018/wordml/cex" xmlns:w16cid="http://schemas.microsoft.com/office/word/2016/wordml/cid" xmlns:w16="http://schemas.microsoft.com/office/word/2018/wordml" xmlns:w16se="http://schemas.microsoft.com/office/word/2015/wordml/symex" xmlns:wpg="http://schemas.microsoft.com/office/word/2010/wordprocessingGroup" xmlns:wpi="http://schemas.microsoft.com/office/word/2010/wordprocessingInk" xmlns:wne="http://schemas.microsoft.com/office/word/2006/wordml" xmlns:wps="http://schemas.microsoft.com/office/word/2010/wordprocessingShape" mc:Ignorable="w14 w15 w16se w16cid w16 w16cex wp14">
   <w:endnote w:type="separator" w:id="-1">
     <w:p>
       <w:pPr>
@@ -14089,7 +17122,7 @@
 </file>
 
 <file path=word/footnotes.xml><?xml version="1.0" encoding="utf-8"?>
-<w:footnotes xmlns:wpc="http://schemas.microsoft.com/office/word/2010/wordprocessingCanvas" xmlns:cx="http://schemas.microsoft.com/office/drawing/2014/chartex" xmlns:cx1="http://schemas.microsoft.com/office/drawing/2015/9/8/chartex" xmlns:cx2="http://schemas.microsoft.com/office/drawing/2015/10/21/chartex" xmlns:cx3="http://schemas.microsoft.com/office/drawing/2016/5/9/chartex" xmlns:cx4="http://schemas.microsoft.com/office/drawing/2016/5/10/chartex" xmlns:cx5="http://schemas.microsoft.com/office/drawing/2016/5/11/chartex" xmlns:cx6="http://schemas.microsoft.com/office/drawing/2016/5/12/chartex" xmlns:cx7="http://schemas.microsoft.com/office/drawing/2016/5/13/chartex" xmlns:cx8="http://schemas.microsoft.com/office/drawing/2016/5/14/chartex" xmlns:mc="http://schemas.openxmlformats.org/markup-compatibility/2006" xmlns:aink="http://schemas.microsoft.com/office/drawing/2016/ink" xmlns:am3d="http://schemas.microsoft.com/office/drawing/2017/model3d" xmlns:o="urn:schemas-microsoft-com:office:office" xmlns:r="http://schemas.openxmlformats.org/officeDocument/2006/relationships" xmlns:m="http://schemas.openxmlformats.org/officeDocument/2006/math" xmlns:v="urn:schemas-microsoft-com:vml" xmlns:wp14="http://schemas.microsoft.com/office/word/2010/wordprocessingDrawing" xmlns:wp="http://schemas.openxmlformats.org/drawingml/2006/wordprocessingDrawing" xmlns:w10="urn:schemas-microsoft-com:office:word" xmlns:w="http://schemas.openxmlformats.org/wordprocessingml/2006/main" xmlns:w14="http://schemas.microsoft.com/office/word/2010/wordml" xmlns:w15="http://schemas.microsoft.com/office/word/2012/wordml" xmlns:w16cid="http://schemas.microsoft.com/office/word/2016/wordml/cid" xmlns:w16se="http://schemas.microsoft.com/office/word/2015/wordml/symex" xmlns:wpg="http://schemas.microsoft.com/office/word/2010/wordprocessingGroup" xmlns:wpi="http://schemas.microsoft.com/office/word/2010/wordprocessingInk" xmlns:wne="http://schemas.microsoft.com/office/word/2006/wordml" xmlns:wps="http://schemas.microsoft.com/office/word/2010/wordprocessingShape" mc:Ignorable="w14 w15 w16se w16cid wp14">
+<w:footnotes xmlns:wpc="http://schemas.microsoft.com/office/word/2010/wordprocessingCanvas" xmlns:cx="http://schemas.microsoft.com/office/drawing/2014/chartex" xmlns:cx1="http://schemas.microsoft.com/office/drawing/2015/9/8/chartex" xmlns:cx2="http://schemas.microsoft.com/office/drawing/2015/10/21/chartex" xmlns:cx3="http://schemas.microsoft.com/office/drawing/2016/5/9/chartex" xmlns:cx4="http://schemas.microsoft.com/office/drawing/2016/5/10/chartex" xmlns:cx5="http://schemas.microsoft.com/office/drawing/2016/5/11/chartex" xmlns:cx6="http://schemas.microsoft.com/office/drawing/2016/5/12/chartex" xmlns:cx7="http://schemas.microsoft.com/office/drawing/2016/5/13/chartex" xmlns:cx8="http://schemas.microsoft.com/office/drawing/2016/5/14/chartex" xmlns:mc="http://schemas.openxmlformats.org/markup-compatibility/2006" xmlns:aink="http://schemas.microsoft.com/office/drawing/2016/ink" xmlns:am3d="http://schemas.microsoft.com/office/drawing/2017/model3d" xmlns:o="urn:schemas-microsoft-com:office:office" xmlns:r="http://schemas.openxmlformats.org/officeDocument/2006/relationships" xmlns:m="http://schemas.openxmlformats.org/officeDocument/2006/math" xmlns:v="urn:schemas-microsoft-com:vml" xmlns:wp14="http://schemas.microsoft.com/office/word/2010/wordprocessingDrawing" xmlns:wp="http://schemas.openxmlformats.org/drawingml/2006/wordprocessingDrawing" xmlns:w10="urn:schemas-microsoft-com:office:word" xmlns:w="http://schemas.openxmlformats.org/wordprocessingml/2006/main" xmlns:w14="http://schemas.microsoft.com/office/word/2010/wordml" xmlns:w15="http://schemas.microsoft.com/office/word/2012/wordml" xmlns:w16cex="http://schemas.microsoft.com/office/word/2018/wordml/cex" xmlns:w16cid="http://schemas.microsoft.com/office/word/2016/wordml/cid" xmlns:w16="http://schemas.microsoft.com/office/word/2018/wordml" xmlns:w16se="http://schemas.microsoft.com/office/word/2015/wordml/symex" xmlns:wpg="http://schemas.microsoft.com/office/word/2010/wordprocessingGroup" xmlns:wpi="http://schemas.microsoft.com/office/word/2010/wordprocessingInk" xmlns:wne="http://schemas.microsoft.com/office/word/2006/wordml" xmlns:wps="http://schemas.microsoft.com/office/word/2010/wordprocessingShape" mc:Ignorable="w14 w15 w16se w16cid w16 w16cex wp14">
   <w:footnote w:type="separator" w:id="-1">
     <w:p>
       <w:pPr>
@@ -14114,7 +17147,7 @@
 </file>
 
 <file path=word/numbering.xml><?xml version="1.0" encoding="utf-8"?>
-<w:numbering xmlns:wpc="http://schemas.microsoft.com/office/word/2010/wordprocessingCanvas" xmlns:cx="http://schemas.microsoft.com/office/drawing/2014/chartex" xmlns:cx1="http://schemas.microsoft.com/office/drawing/2015/9/8/chartex" xmlns:cx2="http://schemas.microsoft.com/office/drawing/2015/10/21/chartex" xmlns:cx3="http://schemas.microsoft.com/office/drawing/2016/5/9/chartex" xmlns:cx4="http://schemas.microsoft.com/office/drawing/2016/5/10/chartex" xmlns:cx5="http://schemas.microsoft.com/office/drawing/2016/5/11/chartex" xmlns:cx6="http://schemas.microsoft.com/office/drawing/2016/5/12/chartex" xmlns:cx7="http://schemas.microsoft.com/office/drawing/2016/5/13/chartex" xmlns:cx8="http://schemas.microsoft.com/office/drawing/2016/5/14/chartex" xmlns:mc="http://schemas.openxmlformats.org/markup-compatibility/2006" xmlns:aink="http://schemas.microsoft.com/office/drawing/2016/ink" xmlns:am3d="http://schemas.microsoft.com/office/drawing/2017/model3d" xmlns:o="urn:schemas-microsoft-com:office:office" xmlns:r="http://schemas.openxmlformats.org/officeDocument/2006/relationships" xmlns:m="http://schemas.openxmlformats.org/officeDocument/2006/math" xmlns:v="urn:schemas-microsoft-com:vml" xmlns:wp14="http://schemas.microsoft.com/office/word/2010/wordprocessingDrawing" xmlns:wp="http://schemas.openxmlformats.org/drawingml/2006/wordprocessingDrawing" xmlns:w10="urn:schemas-microsoft-com:office:word" xmlns:w="http://schemas.openxmlformats.org/wordprocessingml/2006/main" xmlns:w14="http://schemas.microsoft.com/office/word/2010/wordml" xmlns:w15="http://schemas.microsoft.com/office/word/2012/wordml" xmlns:w16cid="http://schemas.microsoft.com/office/word/2016/wordml/cid" xmlns:w16se="http://schemas.microsoft.com/office/word/2015/wordml/symex" xmlns:wpg="http://schemas.microsoft.com/office/word/2010/wordprocessingGroup" xmlns:wpi="http://schemas.microsoft.com/office/word/2010/wordprocessingInk" xmlns:wne="http://schemas.microsoft.com/office/word/2006/wordml" xmlns:wps="http://schemas.microsoft.com/office/word/2010/wordprocessingShape" mc:Ignorable="w14 w15 w16se w16cid wp14">
+<w:numbering xmlns:wpc="http://schemas.microsoft.com/office/word/2010/wordprocessingCanvas" xmlns:cx="http://schemas.microsoft.com/office/drawing/2014/chartex" xmlns:cx1="http://schemas.microsoft.com/office/drawing/2015/9/8/chartex" xmlns:cx2="http://schemas.microsoft.com/office/drawing/2015/10/21/chartex" xmlns:cx3="http://schemas.microsoft.com/office/drawing/2016/5/9/chartex" xmlns:cx4="http://schemas.microsoft.com/office/drawing/2016/5/10/chartex" xmlns:cx5="http://schemas.microsoft.com/office/drawing/2016/5/11/chartex" xmlns:cx6="http://schemas.microsoft.com/office/drawing/2016/5/12/chartex" xmlns:cx7="http://schemas.microsoft.com/office/drawing/2016/5/13/chartex" xmlns:cx8="http://schemas.microsoft.com/office/drawing/2016/5/14/chartex" xmlns:mc="http://schemas.openxmlformats.org/markup-compatibility/2006" xmlns:aink="http://schemas.microsoft.com/office/drawing/2016/ink" xmlns:am3d="http://schemas.microsoft.com/office/drawing/2017/model3d" xmlns:o="urn:schemas-microsoft-com:office:office" xmlns:r="http://schemas.openxmlformats.org/officeDocument/2006/relationships" xmlns:m="http://schemas.openxmlformats.org/officeDocument/2006/math" xmlns:v="urn:schemas-microsoft-com:vml" xmlns:wp14="http://schemas.microsoft.com/office/word/2010/wordprocessingDrawing" xmlns:wp="http://schemas.openxmlformats.org/drawingml/2006/wordprocessingDrawing" xmlns:w10="urn:schemas-microsoft-com:office:word" xmlns:w="http://schemas.openxmlformats.org/wordprocessingml/2006/main" xmlns:w14="http://schemas.microsoft.com/office/word/2010/wordml" xmlns:w15="http://schemas.microsoft.com/office/word/2012/wordml" xmlns:w16cex="http://schemas.microsoft.com/office/word/2018/wordml/cex" xmlns:w16cid="http://schemas.microsoft.com/office/word/2016/wordml/cid" xmlns:w16="http://schemas.microsoft.com/office/word/2018/wordml" xmlns:w16se="http://schemas.microsoft.com/office/word/2015/wordml/symex" xmlns:wpg="http://schemas.microsoft.com/office/word/2010/wordprocessingGroup" xmlns:wpi="http://schemas.microsoft.com/office/word/2010/wordprocessingInk" xmlns:wne="http://schemas.microsoft.com/office/word/2006/wordml" xmlns:wps="http://schemas.microsoft.com/office/word/2010/wordprocessingShape" mc:Ignorable="w14 w15 w16se w16cid w16 w16cex wp14">
   <w:abstractNum w:abstractNumId="0" w15:restartNumberingAfterBreak="0">
     <w:nsid w:val="01624354"/>
     <w:multiLevelType w:val="hybridMultilevel"/>
@@ -18490,7 +21523,7 @@
 </file>
 
 <file path=word/styles.xml><?xml version="1.0" encoding="utf-8"?>
-<w:styles xmlns:mc="http://schemas.openxmlformats.org/markup-compatibility/2006" xmlns:r="http://schemas.openxmlformats.org/officeDocument/2006/relationships" xmlns:w="http://schemas.openxmlformats.org/wordprocessingml/2006/main" xmlns:w14="http://schemas.microsoft.com/office/word/2010/wordml" xmlns:w15="http://schemas.microsoft.com/office/word/2012/wordml" xmlns:w16cid="http://schemas.microsoft.com/office/word/2016/wordml/cid" xmlns:w16se="http://schemas.microsoft.com/office/word/2015/wordml/symex" mc:Ignorable="w14 w15 w16se w16cid">
+<w:styles xmlns:mc="http://schemas.openxmlformats.org/markup-compatibility/2006" xmlns:r="http://schemas.openxmlformats.org/officeDocument/2006/relationships" xmlns:w="http://schemas.openxmlformats.org/wordprocessingml/2006/main" xmlns:w14="http://schemas.microsoft.com/office/word/2010/wordml" xmlns:w15="http://schemas.microsoft.com/office/word/2012/wordml" xmlns:w16cex="http://schemas.microsoft.com/office/word/2018/wordml/cex" xmlns:w16cid="http://schemas.microsoft.com/office/word/2016/wordml/cid" xmlns:w16="http://schemas.microsoft.com/office/word/2018/wordml" xmlns:w16se="http://schemas.microsoft.com/office/word/2015/wordml/symex" mc:Ignorable="w14 w15 w16se w16cid w16 w16cex">
   <w:docDefaults>
     <w:rPrDefault>
       <w:rPr>
@@ -18506,7 +21539,7 @@
       </w:pPr>
     </w:pPrDefault>
   </w:docDefaults>
-  <w:latentStyles w:defLockedState="0" w:defUIPriority="99" w:defSemiHidden="0" w:defUnhideWhenUsed="0" w:defQFormat="0" w:count="375">
+  <w:latentStyles w:defLockedState="0" w:defUIPriority="99" w:defSemiHidden="0" w:defUnhideWhenUsed="0" w:defQFormat="0" w:count="376">
     <w:lsdException w:name="Normal" w:uiPriority="0" w:qFormat="1"/>
     <w:lsdException w:name="heading 1" w:uiPriority="9" w:qFormat="1"/>
     <w:lsdException w:name="heading 2" w:semiHidden="1" w:uiPriority="9" w:unhideWhenUsed="1" w:qFormat="1"/>
@@ -18612,7 +21645,6 @@
     <w:lsdException w:name="HTML Sample" w:semiHidden="1" w:unhideWhenUsed="1"/>
     <w:lsdException w:name="HTML Typewriter" w:semiHidden="1" w:unhideWhenUsed="1"/>
     <w:lsdException w:name="HTML Variable" w:semiHidden="1" w:unhideWhenUsed="1"/>
-    <w:lsdException w:name="Normal Table" w:semiHidden="1" w:unhideWhenUsed="1"/>
     <w:lsdException w:name="annotation subject" w:semiHidden="1" w:unhideWhenUsed="1"/>
     <w:lsdException w:name="No List" w:semiHidden="1" w:unhideWhenUsed="1"/>
     <w:lsdException w:name="Outline List 1" w:semiHidden="1" w:unhideWhenUsed="1"/>
@@ -18659,10 +21691,8 @@
     <w:lsdException w:name="Table Subtle 2" w:semiHidden="1" w:unhideWhenUsed="1"/>
     <w:lsdException w:name="Table Web 1" w:semiHidden="1" w:unhideWhenUsed="1"/>
     <w:lsdException w:name="Table Web 2" w:semiHidden="1" w:unhideWhenUsed="1"/>
-    <w:lsdException w:name="Table Web 3" w:semiHidden="1" w:unhideWhenUsed="1"/>
     <w:lsdException w:name="Balloon Text" w:semiHidden="1" w:unhideWhenUsed="1"/>
     <w:lsdException w:name="Table Grid" w:uiPriority="39"/>
-    <w:lsdException w:name="Table Theme" w:semiHidden="1" w:unhideWhenUsed="1"/>
     <w:lsdException w:name="Placeholder Text" w:semiHidden="1"/>
     <w:lsdException w:name="No Spacing" w:uiPriority="1" w:qFormat="1"/>
     <w:lsdException w:name="Light Shading" w:uiPriority="60"/>
@@ -18882,6 +21912,7 @@
     <w:lsdException w:name="Smart Hyperlink" w:semiHidden="1" w:unhideWhenUsed="1"/>
     <w:lsdException w:name="Hashtag" w:semiHidden="1" w:unhideWhenUsed="1"/>
     <w:lsdException w:name="Unresolved Mention" w:semiHidden="1" w:unhideWhenUsed="1"/>
+    <w:lsdException w:name="Smart Link" w:semiHidden="1" w:unhideWhenUsed="1"/>
   </w:latentStyles>
   <w:style w:type="paragraph" w:default="1" w:styleId="a">
     <w:name w:val="Normal"/>
@@ -19128,7 +22159,6 @@
   <w:style w:type="character" w:default="1" w:styleId="a0">
     <w:name w:val="Default Paragraph Font"/>
     <w:uiPriority w:val="1"/>
-    <w:semiHidden/>
     <w:unhideWhenUsed/>
   </w:style>
   <w:style w:type="table" w:default="1" w:styleId="a1">
@@ -19724,7 +22754,7 @@
 </file>
 
 <file path=customXml/itemProps1.xml><?xml version="1.0" encoding="utf-8"?>
-<ds:datastoreItem xmlns:ds="http://schemas.openxmlformats.org/officeDocument/2006/customXml" ds:itemID="{AB436E39-172D-4AEC-A22A-D62F988BDBCF}">
+<ds:datastoreItem xmlns:ds="http://schemas.openxmlformats.org/officeDocument/2006/customXml" ds:itemID="{CDA9AD9C-E98B-47CA-93FA-BE4AD4792DBC}">
   <ds:schemaRefs>
     <ds:schemaRef ds:uri="http://schemas.openxmlformats.org/officeDocument/2006/bibliography"/>
   </ds:schemaRefs>
